--- a/docs/USER-GUIDE.docx
+++ b/docs/USER-GUIDE.docx
@@ -2290,7 +2290,76 @@
         <w:pStyle w:val="BodyText"/>
       </w:pPr>
       <w:r>
-        <w:t xml:space="preserve">When a trigger fires, the scanner opens a GitHub issue (deduped — one open issue at a time).</w:t>
+        <w:t xml:space="preserve">When a trigger fires, the scanner opens a GitHub issue (deduped — one open issue at a time). You can</w:t>
+      </w:r>
+      <w:r>
+        <w:t xml:space="preserve"> </w:t>
+      </w:r>
+      <w:r>
+        <w:t xml:space="preserve">also get an</w:t>
+      </w:r>
+      <w:r>
+        <w:t xml:space="preserve"> </w:t>
+      </w:r>
+      <w:r>
+        <w:rPr>
+          <w:bCs/>
+          <w:b/>
+        </w:rPr>
+        <w:t xml:space="preserve">email</w:t>
+      </w:r>
+      <w:r>
+        <w:t xml:space="preserve"> </w:t>
+      </w:r>
+      <w:r>
+        <w:t xml:space="preserve">the moment a trigger</w:t>
+      </w:r>
+      <w:r>
+        <w:t xml:space="preserve"> </w:t>
+      </w:r>
+      <w:r>
+        <w:rPr>
+          <w:iCs/>
+          <w:i/>
+        </w:rPr>
+        <w:t xml:space="preserve">newly</w:t>
+      </w:r>
+      <w:r>
+        <w:t xml:space="preserve"> </w:t>
+      </w:r>
+      <w:r>
+        <w:t xml:space="preserve">fires (a state change, not every run) — turn it on in</w:t>
+      </w:r>
+      <w:r>
+        <w:t xml:space="preserve"> </w:t>
+      </w:r>
+      <w:r>
+        <w:rPr>
+          <w:bCs/>
+          <w:b/>
+        </w:rPr>
+        <w:t xml:space="preserve">Settings → Admin</w:t>
+      </w:r>
+      <w:r>
+        <w:t xml:space="preserve"> </w:t>
+      </w:r>
+      <w:r>
+        <w:t xml:space="preserve">(set the alert email variable) plus the SMTP secrets in</w:t>
+      </w:r>
+      <w:r>
+        <w:t xml:space="preserve"> </w:t>
+      </w:r>
+      <w:r>
+        <w:rPr>
+          <w:rStyle w:val="VerbatimChar"/>
+        </w:rPr>
+        <w:t xml:space="preserve">SETUP.md</w:t>
+      </w:r>
+      <w:r>
+        <w:t xml:space="preserve"> </w:t>
+      </w:r>
+      <w:r>
+        <w:t xml:space="preserve">§3c.</w:t>
       </w:r>
       <w:r>
         <w:t xml:space="preserve"> </w:t>

--- a/docs/USER-GUIDE.docx
+++ b/docs/USER-GUIDE.docx
@@ -1864,6 +1864,122 @@
       </w:r>
       <w:r>
         <w:t xml:space="preserve">.</w:t>
+      </w:r>
+    </w:p>
+    <w:p>
+      <w:pPr>
+        <w:pStyle w:val="BodyText"/>
+      </w:pPr>
+      <w:r>
+        <w:rPr>
+          <w:bCs/>
+          <w:b/>
+        </w:rPr>
+        <w:t xml:space="preserve">v2 refinements:</w:t>
+      </w:r>
+      <w:r>
+        <w:t xml:space="preserve"> </w:t>
+      </w:r>
+      <w:r>
+        <w:t xml:space="preserve">the score is computed on the</w:t>
+      </w:r>
+      <w:r>
+        <w:t xml:space="preserve"> </w:t>
+      </w:r>
+      <w:r>
+        <w:rPr>
+          <w:bCs/>
+          <w:b/>
+        </w:rPr>
+        <w:t xml:space="preserve">theme ETFs</w:t>
+      </w:r>
+      <w:r>
+        <w:t xml:space="preserve"> </w:t>
+      </w:r>
+      <w:r>
+        <w:t xml:space="preserve">(a cleaner composite than averaging 19</w:t>
+      </w:r>
+      <w:r>
+        <w:t xml:space="preserve"> </w:t>
+      </w:r>
+      <w:r>
+        <w:t xml:space="preserve">noisy single names); it’s</w:t>
+      </w:r>
+      <w:r>
+        <w:t xml:space="preserve"> </w:t>
+      </w:r>
+      <w:r>
+        <w:rPr>
+          <w:bCs/>
+          <w:b/>
+        </w:rPr>
+        <w:t xml:space="preserve">account-aware</w:t>
+      </w:r>
+      <w:r>
+        <w:t xml:space="preserve"> </w:t>
+      </w:r>
+      <w:r>
+        <w:t xml:space="preserve">— the posture drives your</w:t>
+      </w:r>
+      <w:r>
+        <w:t xml:space="preserve"> </w:t>
+      </w:r>
+      <w:r>
+        <w:rPr>
+          <w:bCs/>
+          <w:b/>
+        </w:rPr>
+        <w:t xml:space="preserve">IRA/Roth</w:t>
+      </w:r>
+      <w:r>
+        <w:t xml:space="preserve"> </w:t>
+      </w:r>
+      <w:r>
+        <w:t xml:space="preserve">sleeve (tactical,</w:t>
+      </w:r>
+      <w:r>
+        <w:t xml:space="preserve"> </w:t>
+      </w:r>
+      <w:r>
+        <w:t xml:space="preserve">tax-free turnover) while</w:t>
+      </w:r>
+      <w:r>
+        <w:t xml:space="preserve"> </w:t>
+      </w:r>
+      <w:r>
+        <w:rPr>
+          <w:bCs/>
+          <w:b/>
+        </w:rPr>
+        <w:t xml:space="preserve">taxable</w:t>
+      </w:r>
+      <w:r>
+        <w:t xml:space="preserve"> </w:t>
+      </w:r>
+      <w:r>
+        <w:t xml:space="preserve">stays buy-and-hold anchors (shown under the posture); and it carries</w:t>
+      </w:r>
+      <w:r>
+        <w:t xml:space="preserve"> </w:t>
+      </w:r>
+      <w:r>
+        <w:t xml:space="preserve">a</w:t>
+      </w:r>
+      <w:r>
+        <w:t xml:space="preserve"> </w:t>
+      </w:r>
+      <w:r>
+        <w:rPr>
+          <w:bCs/>
+          <w:b/>
+        </w:rPr>
+        <w:t xml:space="preserve">per-name TSMOM tilt</w:t>
+      </w:r>
+      <w:r>
+        <w:t xml:space="preserve"> </w:t>
+      </w:r>
+      <w:r>
+        <w:t xml:space="preserve">(which names to lean into vs. trim).</w:t>
       </w:r>
     </w:p>
     <w:p>

--- a/docs/USER-GUIDE.docx
+++ b/docs/USER-GUIDE.docx
@@ -2288,7 +2288,48 @@
         <w:t xml:space="preserve"> </w:t>
       </w:r>
       <w:r>
-        <w:t xml:space="preserve">(condition met):</w:t>
+        <w:t xml:space="preserve">(condition met). Auto triggers require</w:t>
+      </w:r>
+      <w:r>
+        <w:t xml:space="preserve"> </w:t>
+      </w:r>
+      <w:r>
+        <w:rPr>
+          <w:bCs/>
+          <w:b/>
+        </w:rPr>
+        <w:t xml:space="preserve">two consecutive scans</w:t>
+      </w:r>
+      <w:r>
+        <w:t xml:space="preserve"> </w:t>
+      </w:r>
+      <w:r>
+        <w:t xml:space="preserve">to confirm before they fire</w:t>
+      </w:r>
+      <w:r>
+        <w:t xml:space="preserve"> </w:t>
+      </w:r>
+      <w:r>
+        <w:t xml:space="preserve">(the first time a condition is met it shows</w:t>
+      </w:r>
+      <w:r>
+        <w:t xml:space="preserve"> </w:t>
+      </w:r>
+      <w:r>
+        <w:rPr>
+          <w:iCs/>
+          <w:i/>
+        </w:rPr>
+        <w:t xml:space="preserve">pending — needs a 2nd confirming scan</w:t>
+      </w:r>
+      <w:r>
+        <w:t xml:space="preserve">), so a single bad</w:t>
+      </w:r>
+      <w:r>
+        <w:t xml:space="preserve"> </w:t>
+      </w:r>
+      <w:r>
+        <w:t xml:space="preserve">print or one-day spike can’t fire an action:</w:t>
       </w:r>
       <w:r>
         <w:t xml:space="preserve"> </w:t>

--- a/docs/USER-GUIDE.docx
+++ b/docs/USER-GUIDE.docx
@@ -5063,31 +5063,6 @@
     </w:p>
     <w:p>
       <w:pPr>
-        <w:pStyle w:val="BodyText"/>
-      </w:pPr>
-      <w:r>
-        <w:t xml:space="preserve">Add free market-data keys (§9.3) for stronger corroboration.</w:t>
-      </w:r>
-    </w:p>
-    <w:p>
-      <w:r>
-        <w:pict>
-          <v:rect style="width:0;height:1.5pt" o:hralign="center" o:hrstd="t" o:hr="t"/>
-        </w:pict>
-      </w:r>
-    </w:p>
-    <w:bookmarkEnd w:id="62"/>
-    <w:bookmarkStart w:id="63" w:name="glossary"/>
-    <w:p>
-      <w:pPr>
-        <w:pStyle w:val="Heading2"/>
-      </w:pPr>
-      <w:r>
-        <w:t xml:space="preserve">12. Glossary</w:t>
-      </w:r>
-    </w:p>
-    <w:p>
-      <w:pPr>
         <w:numPr>
           <w:ilvl w:val="0"/>
           <w:numId w:val="1003"/>
@@ -5099,13 +5074,49 @@
           <w:bCs/>
           <w:b/>
         </w:rPr>
-        <w:t xml:space="preserve">Scarcity / chokepoint</w:t>
-      </w:r>
-      <w:r>
-        <w:t xml:space="preserve"> </w:t>
-      </w:r>
-      <w:r>
-        <w:t xml:space="preserve">— an input that’s slow/impossible to expand, so demand outruns supply.</w:t>
+        <w:t xml:space="preserve">Cross-source consensus</w:t>
+      </w:r>
+      <w:r>
+        <w:t xml:space="preserve"> </w:t>
+      </w:r>
+      <w:r>
+        <w:t xml:space="preserve">— when sources disagree, the published price is the</w:t>
+      </w:r>
+      <w:r>
+        <w:t xml:space="preserve"> </w:t>
+      </w:r>
+      <w:r>
+        <w:rPr>
+          <w:bCs/>
+          <w:b/>
+        </w:rPr>
+        <w:t xml:space="preserve">consensus that</w:t>
+      </w:r>
+      <w:r>
+        <w:rPr>
+          <w:bCs/>
+          <w:b/>
+        </w:rPr>
+        <w:t xml:space="preserve"> </w:t>
+      </w:r>
+      <w:r>
+        <w:rPr>
+          <w:bCs/>
+          <w:b/>
+        </w:rPr>
+        <w:t xml:space="preserve">excludes the outlier</w:t>
+      </w:r>
+      <w:r>
+        <w:t xml:space="preserve"> </w:t>
+      </w:r>
+      <w:r>
+        <w:t xml:space="preserve">(a lone bad/synthetic print is dropped, not just flagged), and foreign lots are</w:t>
+      </w:r>
+      <w:r>
+        <w:t xml:space="preserve"> </w:t>
+      </w:r>
+      <w:r>
+        <w:t xml:space="preserve">never silently summed as USD.</w:t>
       </w:r>
     </w:p>
     <w:p>
@@ -5121,189 +5132,42 @@
           <w:bCs/>
           <w:b/>
         </w:rPr>
-        <w:t xml:space="preserve">Priced-in / crowding</w:t>
-      </w:r>
-      <w:r>
-        <w:t xml:space="preserve"> </w:t>
-      </w:r>
-      <w:r>
-        <w:t xml:space="preserve">— how much the market already reflects a thesis (judgment vs. live price proxy).</w:t>
-      </w:r>
-    </w:p>
-    <w:p>
-      <w:pPr>
-        <w:numPr>
-          <w:ilvl w:val="0"/>
-          <w:numId w:val="1003"/>
-        </w:numPr>
-        <w:pStyle w:val="Compact"/>
-      </w:pPr>
-      <w:r>
-        <w:rPr>
-          <w:bCs/>
-          <w:b/>
-        </w:rPr>
-        <w:t xml:space="preserve">Bind window</w:t>
-      </w:r>
-      <w:r>
-        <w:t xml:space="preserve"> </w:t>
-      </w:r>
-      <w:r>
-        <w:t xml:space="preserve">— when a scarcity starts constraining.</w:t>
-      </w:r>
-    </w:p>
-    <w:p>
-      <w:pPr>
-        <w:numPr>
-          <w:ilvl w:val="0"/>
-          <w:numId w:val="1003"/>
-        </w:numPr>
-        <w:pStyle w:val="Compact"/>
-      </w:pPr>
-      <w:r>
-        <w:rPr>
-          <w:bCs/>
-          <w:b/>
-        </w:rPr>
-        <w:t xml:space="preserve">Tier</w:t>
-      </w:r>
-      <w:r>
-        <w:t xml:space="preserve"> </w:t>
-      </w:r>
-      <w:r>
-        <w:t xml:space="preserve">— how fast a holding is deployed (A/B/C/D/DRY).</w:t>
-      </w:r>
-    </w:p>
-    <w:p>
-      <w:pPr>
-        <w:numPr>
-          <w:ilvl w:val="0"/>
-          <w:numId w:val="1003"/>
-        </w:numPr>
-        <w:pStyle w:val="Compact"/>
-      </w:pPr>
-      <w:r>
-        <w:rPr>
-          <w:bCs/>
-          <w:b/>
-        </w:rPr>
-        <w:t xml:space="preserve">200-DMA</w:t>
-      </w:r>
-      <w:r>
-        <w:t xml:space="preserve"> </w:t>
-      </w:r>
-      <w:r>
-        <w:t xml:space="preserve">— 200-day moving average; price above it = healthier trend (Faber).</w:t>
-      </w:r>
-    </w:p>
-    <w:p>
-      <w:pPr>
-        <w:numPr>
-          <w:ilvl w:val="0"/>
-          <w:numId w:val="1003"/>
-        </w:numPr>
-        <w:pStyle w:val="Compact"/>
-      </w:pPr>
-      <w:r>
-        <w:rPr>
-          <w:bCs/>
-          <w:b/>
-        </w:rPr>
-        <w:t xml:space="preserve">12-month momentum</w:t>
-      </w:r>
-      <w:r>
-        <w:t xml:space="preserve"> </w:t>
-      </w:r>
-      <w:r>
-        <w:t xml:space="preserve">— trailing one-year return; the time-series-momentum signal (MOP 2012).</w:t>
-      </w:r>
-    </w:p>
-    <w:p>
-      <w:pPr>
-        <w:numPr>
-          <w:ilvl w:val="0"/>
-          <w:numId w:val="1003"/>
-        </w:numPr>
-        <w:pStyle w:val="Compact"/>
-      </w:pPr>
-      <w:r>
-        <w:rPr>
-          <w:bCs/>
-          <w:b/>
-        </w:rPr>
-        <w:t xml:space="preserve">Realized vol</w:t>
-      </w:r>
-      <w:r>
-        <w:t xml:space="preserve"> </w:t>
-      </w:r>
-      <w:r>
-        <w:t xml:space="preserve">— actual recent volatility of the underlying.</w:t>
-      </w:r>
-    </w:p>
-    <w:p>
-      <w:pPr>
-        <w:numPr>
-          <w:ilvl w:val="0"/>
-          <w:numId w:val="1003"/>
-        </w:numPr>
-        <w:pStyle w:val="Compact"/>
-      </w:pPr>
-      <w:r>
-        <w:rPr>
-          <w:bCs/>
-          <w:b/>
-        </w:rPr>
-        <w:t xml:space="preserve">Implied vol (IV)</w:t>
-      </w:r>
-      <w:r>
-        <w:t xml:space="preserve"> </w:t>
-      </w:r>
-      <w:r>
-        <w:t xml:space="preserve">— volatility implied by an option’s price.</w:t>
-      </w:r>
-    </w:p>
-    <w:p>
-      <w:pPr>
-        <w:numPr>
-          <w:ilvl w:val="0"/>
-          <w:numId w:val="1003"/>
-        </w:numPr>
-        <w:pStyle w:val="Compact"/>
-      </w:pPr>
-      <w:r>
-        <w:rPr>
-          <w:bCs/>
-          <w:b/>
-        </w:rPr>
-        <w:t xml:space="preserve">Forward P/E</w:t>
-      </w:r>
-      <w:r>
-        <w:t xml:space="preserve"> </w:t>
-      </w:r>
-      <w:r>
-        <w:t xml:space="preserve">— price ÷ next-year expected earnings.</w:t>
-      </w:r>
-    </w:p>
-    <w:p>
-      <w:pPr>
-        <w:numPr>
-          <w:ilvl w:val="0"/>
-          <w:numId w:val="1003"/>
-        </w:numPr>
-        <w:pStyle w:val="Compact"/>
-      </w:pPr>
-      <w:r>
-        <w:rPr>
-          <w:bCs/>
-          <w:b/>
-        </w:rPr>
-        <w:t xml:space="preserve">Posture / regime</w:t>
-      </w:r>
-      <w:r>
-        <w:t xml:space="preserve"> </w:t>
-      </w:r>
-      <w:r>
-        <w:t xml:space="preserve">— the timing dial (risk-on → defensive).</w:t>
+        <w:t xml:space="preserve">XSS-safe</w:t>
+      </w:r>
+      <w:r>
+        <w:t xml:space="preserve"> </w:t>
+      </w:r>
+      <w:r>
+        <w:t xml:space="preserve">— all third-party text (news headlines, filing fields) is HTML-escaped and links are</w:t>
+      </w:r>
+      <w:r>
+        <w:t xml:space="preserve"> </w:t>
+      </w:r>
+      <w:r>
+        <w:t xml:space="preserve">restricted to</w:t>
+      </w:r>
+      <w:r>
+        <w:t xml:space="preserve"> </w:t>
+      </w:r>
+      <w:r>
+        <w:rPr>
+          <w:rStyle w:val="VerbatimChar"/>
+        </w:rPr>
+        <w:t xml:space="preserve">http(s)</w:t>
+      </w:r>
+      <w:r>
+        <w:t xml:space="preserve"> </w:t>
+      </w:r>
+      <w:r>
+        <w:t xml:space="preserve">before display, so a poisoned feed can’t run code in your browser.</w:t>
+      </w:r>
+    </w:p>
+    <w:p>
+      <w:pPr>
+        <w:pStyle w:val="FirstParagraph"/>
+      </w:pPr>
+      <w:r>
+        <w:t xml:space="preserve">Add free market-data keys (§9.3) for stronger corroboration.</w:t>
       </w:r>
     </w:p>
     <w:p>
@@ -5313,14 +5177,14 @@
         </w:pict>
       </w:r>
     </w:p>
-    <w:bookmarkEnd w:id="63"/>
-    <w:bookmarkStart w:id="64" w:name="faq-troubleshooting"/>
+    <w:bookmarkEnd w:id="62"/>
+    <w:bookmarkStart w:id="63" w:name="glossary"/>
     <w:p>
       <w:pPr>
         <w:pStyle w:val="Heading2"/>
       </w:pPr>
       <w:r>
-        <w:t xml:space="preserve">13. FAQ &amp; troubleshooting</w:t>
+        <w:t xml:space="preserve">12. Glossary</w:t>
       </w:r>
     </w:p>
     <w:p>
@@ -5336,70 +5200,13 @@
           <w:bCs/>
           <w:b/>
         </w:rPr>
-        <w:t xml:space="preserve">Prices/options/holdings show</w:t>
-      </w:r>
-      <w:r>
-        <w:rPr>
-          <w:bCs/>
-          <w:b/>
-        </w:rPr>
-        <w:t xml:space="preserve"> </w:t>
-      </w:r>
-      <w:r>
-        <w:rPr>
-          <w:bCs/>
-          <w:b/>
-        </w:rPr>
-        <w:t xml:space="preserve">“</w:t>
-      </w:r>
-      <w:r>
-        <w:rPr>
-          <w:bCs/>
-          <w:b/>
-        </w:rPr>
-        <w:t xml:space="preserve">—</w:t>
-      </w:r>
-      <w:r>
-        <w:rPr>
-          <w:bCs/>
-          <w:b/>
-        </w:rPr>
-        <w:t xml:space="preserve">”</w:t>
-      </w:r>
-      <w:r>
-        <w:rPr>
-          <w:bCs/>
-          <w:b/>
-        </w:rPr>
-        <w:t xml:space="preserve">.</w:t>
-      </w:r>
-      <w:r>
-        <w:t xml:space="preserve"> </w:t>
-      </w:r>
-      <w:r>
-        <w:t xml:space="preserve">The dashboard needs a completed live scan. Run</w:t>
-      </w:r>
-      <w:r>
-        <w:t xml:space="preserve"> </w:t>
-      </w:r>
-      <w:r>
-        <w:rPr>
-          <w:bCs/>
-          <w:b/>
-        </w:rPr>
-        <w:t xml:space="preserve">⟳ Refresh</w:t>
-      </w:r>
-      <w:r>
-        <w:t xml:space="preserve"> </w:t>
-      </w:r>
-      <w:r>
-        <w:t xml:space="preserve">(or</w:t>
-      </w:r>
-      <w:r>
-        <w:t xml:space="preserve"> </w:t>
-      </w:r>
-      <w:r>
-        <w:t xml:space="preserve">the scan Action), then reload.</w:t>
+        <w:t xml:space="preserve">Scarcity / chokepoint</w:t>
+      </w:r>
+      <w:r>
+        <w:t xml:space="preserve"> </w:t>
+      </w:r>
+      <w:r>
+        <w:t xml:space="preserve">— an input that’s slow/impossible to expand, so demand outruns supply.</w:t>
       </w:r>
     </w:p>
     <w:p>
@@ -5415,41 +5222,13 @@
           <w:bCs/>
           <w:b/>
         </w:rPr>
-        <w:t xml:space="preserve">“</w:t>
-      </w:r>
-      <w:r>
-        <w:rPr>
-          <w:bCs/>
-          <w:b/>
-        </w:rPr>
-        <w:t xml:space="preserve">Stale data</w:t>
-      </w:r>
-      <w:r>
-        <w:rPr>
-          <w:bCs/>
-          <w:b/>
-        </w:rPr>
-        <w:t xml:space="preserve">”</w:t>
-      </w:r>
-      <w:r>
-        <w:rPr>
-          <w:bCs/>
-          <w:b/>
-        </w:rPr>
-        <w:t xml:space="preserve"> </w:t>
-      </w:r>
-      <w:r>
-        <w:rPr>
-          <w:bCs/>
-          <w:b/>
-        </w:rPr>
-        <w:t xml:space="preserve">banner.</w:t>
-      </w:r>
-      <w:r>
-        <w:t xml:space="preserve"> </w:t>
-      </w:r>
-      <w:r>
-        <w:t xml:space="preserve">The last scan is &gt;3 days old — trigger a refresh.</w:t>
+        <w:t xml:space="preserve">Priced-in / crowding</w:t>
+      </w:r>
+      <w:r>
+        <w:t xml:space="preserve"> </w:t>
+      </w:r>
+      <w:r>
+        <w:t xml:space="preserve">— how much the market already reflects a thesis (judgment vs. live price proxy).</w:t>
       </w:r>
     </w:p>
     <w:p>
@@ -5465,19 +5244,13 @@
           <w:bCs/>
           <w:b/>
         </w:rPr>
-        <w:t xml:space="preserve">A holding has a ⚠.</w:t>
-      </w:r>
-      <w:r>
-        <w:t xml:space="preserve"> </w:t>
-      </w:r>
-      <w:r>
-        <w:t xml:space="preserve">Sources diverged, a big jump, or a stale quote — hover to see which. Treat the</w:t>
-      </w:r>
-      <w:r>
-        <w:t xml:space="preserve"> </w:t>
-      </w:r>
-      <w:r>
-        <w:t xml:space="preserve">number with caution.</w:t>
+        <w:t xml:space="preserve">Bind window</w:t>
+      </w:r>
+      <w:r>
+        <w:t xml:space="preserve"> </w:t>
+      </w:r>
+      <w:r>
+        <w:t xml:space="preserve">— when a scarcity starts constraining.</w:t>
       </w:r>
     </w:p>
     <w:p>
@@ -5493,48 +5266,13 @@
           <w:bCs/>
           <w:b/>
         </w:rPr>
-        <w:t xml:space="preserve">Digest says</w:t>
-      </w:r>
-      <w:r>
-        <w:rPr>
-          <w:bCs/>
-          <w:b/>
-        </w:rPr>
-        <w:t xml:space="preserve"> </w:t>
-      </w:r>
-      <w:r>
-        <w:rPr>
-          <w:bCs/>
-          <w:b/>
-        </w:rPr>
-        <w:t xml:space="preserve">“</w:t>
-      </w:r>
-      <w:r>
-        <w:rPr>
-          <w:bCs/>
-          <w:b/>
-        </w:rPr>
-        <w:t xml:space="preserve">no LLM key set</w:t>
-      </w:r>
-      <w:r>
-        <w:rPr>
-          <w:bCs/>
-          <w:b/>
-        </w:rPr>
-        <w:t xml:space="preserve">”</w:t>
-      </w:r>
-      <w:r>
-        <w:rPr>
-          <w:bCs/>
-          <w:b/>
-        </w:rPr>
-        <w:t xml:space="preserve">.</w:t>
-      </w:r>
-      <w:r>
-        <w:t xml:space="preserve"> </w:t>
-      </w:r>
-      <w:r>
-        <w:t xml:space="preserve">Add a Gemini/Groq key (Settings or repo secret).</w:t>
+        <w:t xml:space="preserve">Tier</w:t>
+      </w:r>
+      <w:r>
+        <w:t xml:space="preserve"> </w:t>
+      </w:r>
+      <w:r>
+        <w:t xml:space="preserve">— how fast a holding is deployed (A/B/C/D/DRY).</w:t>
       </w:r>
     </w:p>
     <w:p>
@@ -5550,19 +5288,13 @@
           <w:bCs/>
           <w:b/>
         </w:rPr>
-        <w:t xml:space="preserve">Refresh rejected (401/403/404).</w:t>
-      </w:r>
-      <w:r>
-        <w:t xml:space="preserve"> </w:t>
-      </w:r>
-      <w:r>
-        <w:t xml:space="preserve">The dispatch token is missing/insufficient — it needs Contents:</w:t>
-      </w:r>
-      <w:r>
-        <w:t xml:space="preserve"> </w:t>
-      </w:r>
-      <w:r>
-        <w:t xml:space="preserve">Read &amp; write on this repo. It’s auto-cleared so you can re-paste.</w:t>
+        <w:t xml:space="preserve">200-DMA</w:t>
+      </w:r>
+      <w:r>
+        <w:t xml:space="preserve"> </w:t>
+      </w:r>
+      <w:r>
+        <w:t xml:space="preserve">— 200-day moving average; price above it = healthier trend (Faber).</w:t>
       </w:r>
     </w:p>
     <w:p>
@@ -5570,6 +5302,375 @@
         <w:numPr>
           <w:ilvl w:val="0"/>
           <w:numId w:val="1004"/>
+        </w:numPr>
+        <w:pStyle w:val="Compact"/>
+      </w:pPr>
+      <w:r>
+        <w:rPr>
+          <w:bCs/>
+          <w:b/>
+        </w:rPr>
+        <w:t xml:space="preserve">12-month momentum</w:t>
+      </w:r>
+      <w:r>
+        <w:t xml:space="preserve"> </w:t>
+      </w:r>
+      <w:r>
+        <w:t xml:space="preserve">— trailing one-year return; the time-series-momentum signal (MOP 2012).</w:t>
+      </w:r>
+    </w:p>
+    <w:p>
+      <w:pPr>
+        <w:numPr>
+          <w:ilvl w:val="0"/>
+          <w:numId w:val="1004"/>
+        </w:numPr>
+        <w:pStyle w:val="Compact"/>
+      </w:pPr>
+      <w:r>
+        <w:rPr>
+          <w:bCs/>
+          <w:b/>
+        </w:rPr>
+        <w:t xml:space="preserve">Realized vol</w:t>
+      </w:r>
+      <w:r>
+        <w:t xml:space="preserve"> </w:t>
+      </w:r>
+      <w:r>
+        <w:t xml:space="preserve">— actual recent volatility of the underlying.</w:t>
+      </w:r>
+    </w:p>
+    <w:p>
+      <w:pPr>
+        <w:numPr>
+          <w:ilvl w:val="0"/>
+          <w:numId w:val="1004"/>
+        </w:numPr>
+        <w:pStyle w:val="Compact"/>
+      </w:pPr>
+      <w:r>
+        <w:rPr>
+          <w:bCs/>
+          <w:b/>
+        </w:rPr>
+        <w:t xml:space="preserve">Implied vol (IV)</w:t>
+      </w:r>
+      <w:r>
+        <w:t xml:space="preserve"> </w:t>
+      </w:r>
+      <w:r>
+        <w:t xml:space="preserve">— volatility implied by an option’s price.</w:t>
+      </w:r>
+    </w:p>
+    <w:p>
+      <w:pPr>
+        <w:numPr>
+          <w:ilvl w:val="0"/>
+          <w:numId w:val="1004"/>
+        </w:numPr>
+        <w:pStyle w:val="Compact"/>
+      </w:pPr>
+      <w:r>
+        <w:rPr>
+          <w:bCs/>
+          <w:b/>
+        </w:rPr>
+        <w:t xml:space="preserve">Forward P/E</w:t>
+      </w:r>
+      <w:r>
+        <w:t xml:space="preserve"> </w:t>
+      </w:r>
+      <w:r>
+        <w:t xml:space="preserve">— price ÷ next-year expected earnings.</w:t>
+      </w:r>
+    </w:p>
+    <w:p>
+      <w:pPr>
+        <w:numPr>
+          <w:ilvl w:val="0"/>
+          <w:numId w:val="1004"/>
+        </w:numPr>
+        <w:pStyle w:val="Compact"/>
+      </w:pPr>
+      <w:r>
+        <w:rPr>
+          <w:bCs/>
+          <w:b/>
+        </w:rPr>
+        <w:t xml:space="preserve">Posture / regime</w:t>
+      </w:r>
+      <w:r>
+        <w:t xml:space="preserve"> </w:t>
+      </w:r>
+      <w:r>
+        <w:t xml:space="preserve">— the timing dial (risk-on → defensive).</w:t>
+      </w:r>
+    </w:p>
+    <w:p>
+      <w:r>
+        <w:pict>
+          <v:rect style="width:0;height:1.5pt" o:hralign="center" o:hrstd="t" o:hr="t"/>
+        </w:pict>
+      </w:r>
+    </w:p>
+    <w:bookmarkEnd w:id="63"/>
+    <w:bookmarkStart w:id="64" w:name="faq-troubleshooting"/>
+    <w:p>
+      <w:pPr>
+        <w:pStyle w:val="Heading2"/>
+      </w:pPr>
+      <w:r>
+        <w:t xml:space="preserve">13. FAQ &amp; troubleshooting</w:t>
+      </w:r>
+    </w:p>
+    <w:p>
+      <w:pPr>
+        <w:numPr>
+          <w:ilvl w:val="0"/>
+          <w:numId w:val="1005"/>
+        </w:numPr>
+        <w:pStyle w:val="Compact"/>
+      </w:pPr>
+      <w:r>
+        <w:rPr>
+          <w:bCs/>
+          <w:b/>
+        </w:rPr>
+        <w:t xml:space="preserve">Prices/options/holdings show</w:t>
+      </w:r>
+      <w:r>
+        <w:rPr>
+          <w:bCs/>
+          <w:b/>
+        </w:rPr>
+        <w:t xml:space="preserve"> </w:t>
+      </w:r>
+      <w:r>
+        <w:rPr>
+          <w:bCs/>
+          <w:b/>
+        </w:rPr>
+        <w:t xml:space="preserve">“</w:t>
+      </w:r>
+      <w:r>
+        <w:rPr>
+          <w:bCs/>
+          <w:b/>
+        </w:rPr>
+        <w:t xml:space="preserve">—</w:t>
+      </w:r>
+      <w:r>
+        <w:rPr>
+          <w:bCs/>
+          <w:b/>
+        </w:rPr>
+        <w:t xml:space="preserve">”</w:t>
+      </w:r>
+      <w:r>
+        <w:rPr>
+          <w:bCs/>
+          <w:b/>
+        </w:rPr>
+        <w:t xml:space="preserve">.</w:t>
+      </w:r>
+      <w:r>
+        <w:t xml:space="preserve"> </w:t>
+      </w:r>
+      <w:r>
+        <w:t xml:space="preserve">The dashboard needs a completed live scan. Run</w:t>
+      </w:r>
+      <w:r>
+        <w:t xml:space="preserve"> </w:t>
+      </w:r>
+      <w:r>
+        <w:rPr>
+          <w:bCs/>
+          <w:b/>
+        </w:rPr>
+        <w:t xml:space="preserve">⟳ Refresh</w:t>
+      </w:r>
+      <w:r>
+        <w:t xml:space="preserve"> </w:t>
+      </w:r>
+      <w:r>
+        <w:t xml:space="preserve">(or</w:t>
+      </w:r>
+      <w:r>
+        <w:t xml:space="preserve"> </w:t>
+      </w:r>
+      <w:r>
+        <w:t xml:space="preserve">the scan Action), then reload.</w:t>
+      </w:r>
+    </w:p>
+    <w:p>
+      <w:pPr>
+        <w:numPr>
+          <w:ilvl w:val="0"/>
+          <w:numId w:val="1005"/>
+        </w:numPr>
+        <w:pStyle w:val="Compact"/>
+      </w:pPr>
+      <w:r>
+        <w:rPr>
+          <w:bCs/>
+          <w:b/>
+        </w:rPr>
+        <w:t xml:space="preserve">“</w:t>
+      </w:r>
+      <w:r>
+        <w:rPr>
+          <w:bCs/>
+          <w:b/>
+        </w:rPr>
+        <w:t xml:space="preserve">Stale data</w:t>
+      </w:r>
+      <w:r>
+        <w:rPr>
+          <w:bCs/>
+          <w:b/>
+        </w:rPr>
+        <w:t xml:space="preserve">”</w:t>
+      </w:r>
+      <w:r>
+        <w:rPr>
+          <w:bCs/>
+          <w:b/>
+        </w:rPr>
+        <w:t xml:space="preserve"> </w:t>
+      </w:r>
+      <w:r>
+        <w:rPr>
+          <w:bCs/>
+          <w:b/>
+        </w:rPr>
+        <w:t xml:space="preserve">banner.</w:t>
+      </w:r>
+      <w:r>
+        <w:t xml:space="preserve"> </w:t>
+      </w:r>
+      <w:r>
+        <w:t xml:space="preserve">The last scan is &gt;3 days old — trigger a refresh.</w:t>
+      </w:r>
+    </w:p>
+    <w:p>
+      <w:pPr>
+        <w:numPr>
+          <w:ilvl w:val="0"/>
+          <w:numId w:val="1005"/>
+        </w:numPr>
+        <w:pStyle w:val="Compact"/>
+      </w:pPr>
+      <w:r>
+        <w:rPr>
+          <w:bCs/>
+          <w:b/>
+        </w:rPr>
+        <w:t xml:space="preserve">A holding has a ⚠.</w:t>
+      </w:r>
+      <w:r>
+        <w:t xml:space="preserve"> </w:t>
+      </w:r>
+      <w:r>
+        <w:t xml:space="preserve">Sources diverged, a big jump, or a stale quote — hover to see which. Treat the</w:t>
+      </w:r>
+      <w:r>
+        <w:t xml:space="preserve"> </w:t>
+      </w:r>
+      <w:r>
+        <w:t xml:space="preserve">number with caution.</w:t>
+      </w:r>
+    </w:p>
+    <w:p>
+      <w:pPr>
+        <w:numPr>
+          <w:ilvl w:val="0"/>
+          <w:numId w:val="1005"/>
+        </w:numPr>
+        <w:pStyle w:val="Compact"/>
+      </w:pPr>
+      <w:r>
+        <w:rPr>
+          <w:bCs/>
+          <w:b/>
+        </w:rPr>
+        <w:t xml:space="preserve">Digest says</w:t>
+      </w:r>
+      <w:r>
+        <w:rPr>
+          <w:bCs/>
+          <w:b/>
+        </w:rPr>
+        <w:t xml:space="preserve"> </w:t>
+      </w:r>
+      <w:r>
+        <w:rPr>
+          <w:bCs/>
+          <w:b/>
+        </w:rPr>
+        <w:t xml:space="preserve">“</w:t>
+      </w:r>
+      <w:r>
+        <w:rPr>
+          <w:bCs/>
+          <w:b/>
+        </w:rPr>
+        <w:t xml:space="preserve">no LLM key set</w:t>
+      </w:r>
+      <w:r>
+        <w:rPr>
+          <w:bCs/>
+          <w:b/>
+        </w:rPr>
+        <w:t xml:space="preserve">”</w:t>
+      </w:r>
+      <w:r>
+        <w:rPr>
+          <w:bCs/>
+          <w:b/>
+        </w:rPr>
+        <w:t xml:space="preserve">.</w:t>
+      </w:r>
+      <w:r>
+        <w:t xml:space="preserve"> </w:t>
+      </w:r>
+      <w:r>
+        <w:t xml:space="preserve">Add a Gemini/Groq key (Settings or repo secret).</w:t>
+      </w:r>
+    </w:p>
+    <w:p>
+      <w:pPr>
+        <w:numPr>
+          <w:ilvl w:val="0"/>
+          <w:numId w:val="1005"/>
+        </w:numPr>
+        <w:pStyle w:val="Compact"/>
+      </w:pPr>
+      <w:r>
+        <w:rPr>
+          <w:bCs/>
+          <w:b/>
+        </w:rPr>
+        <w:t xml:space="preserve">Refresh rejected (401/403/404).</w:t>
+      </w:r>
+      <w:r>
+        <w:t xml:space="preserve"> </w:t>
+      </w:r>
+      <w:r>
+        <w:t xml:space="preserve">The dispatch token is missing/insufficient — it needs Contents:</w:t>
+      </w:r>
+      <w:r>
+        <w:t xml:space="preserve"> </w:t>
+      </w:r>
+      <w:r>
+        <w:t xml:space="preserve">Read &amp; write on this repo. It’s auto-cleared so you can re-paste.</w:t>
+      </w:r>
+    </w:p>
+    <w:p>
+      <w:pPr>
+        <w:numPr>
+          <w:ilvl w:val="0"/>
+          <w:numId w:val="1005"/>
         </w:numPr>
         <w:pStyle w:val="Compact"/>
       </w:pPr>
@@ -6031,6 +6132,9 @@
     <w:abstractNumId w:val="991"/>
   </w:num>
   <w:num w:numId="1004">
+    <w:abstractNumId w:val="991"/>
+  </w:num>
+  <w:num w:numId="1005">
     <w:abstractNumId w:val="991"/>
   </w:num>
 </w:numbering>

--- a/docs/USER-GUIDE.docx
+++ b/docs/USER-GUIDE.docx
@@ -389,6 +389,24 @@
           <w:bCs/>
           <w:b/>
         </w:rPr>
+        <w:t xml:space="preserve">Works on phone and desktop.</w:t>
+      </w:r>
+      <w:r>
+        <w:t xml:space="preserve"> </w:t>
+      </w:r>
+      <w:r>
+        <w:t xml:space="preserve">The layout is responsive — wide tables scroll horizontally and controls stack on a phone, so everything is reachable on iPhone or a large screen.</w:t>
+      </w:r>
+    </w:p>
+    <w:p>
+      <w:pPr>
+        <w:pStyle w:val="BodyText"/>
+      </w:pPr>
+      <w:r>
+        <w:rPr>
+          <w:bCs/>
+          <w:b/>
+        </w:rPr>
         <w:t xml:space="preserve">The</w:t>
       </w:r>
       <w:r>
@@ -1415,7 +1433,7 @@
       <w:r>
         <w:drawing>
           <wp:inline>
-            <wp:extent cx="5334000" cy="8009334"/>
+            <wp:extent cx="5334000" cy="8067675"/>
             <wp:effectExtent b="0" l="0" r="0" t="0"/>
             <wp:docPr descr="Portfolio and triggers" title="" id="34" name="Picture"/>
             <a:graphic>
@@ -1436,7 +1454,7 @@
                   <pic:spPr bwMode="auto">
                     <a:xfrm>
                       <a:off x="0" y="0"/>
-                      <a:ext cx="5334000" cy="8009334"/>
+                      <a:ext cx="5334000" cy="8067675"/>
                     </a:xfrm>
                     <a:prstGeom prst="rect">
                       <a:avLst/>

--- a/docs/USER-GUIDE.docx
+++ b/docs/USER-GUIDE.docx
@@ -60,7 +60,7 @@
         <w:t xml:space="preserve">Layer</w:t>
       </w:r>
     </w:p>
-    <w:bookmarkStart w:id="66" w:name="puck-end-user-guide"/>
+    <w:bookmarkStart w:id="67" w:name="puck-end-user-guide"/>
     <w:p>
       <w:pPr>
         <w:pStyle w:val="Heading1"/>
@@ -1417,7 +1417,7 @@
       </w:r>
     </w:p>
     <w:bookmarkEnd w:id="32"/>
-    <w:bookmarkStart w:id="43" w:name="portfolio-triggers"/>
+    <w:bookmarkStart w:id="44" w:name="portfolio-triggers"/>
     <w:p>
       <w:pPr>
         <w:pStyle w:val="Heading2"/>
@@ -2363,12 +2363,93 @@
       </w:r>
     </w:p>
     <w:bookmarkEnd w:id="37"/>
-    <w:bookmarkStart w:id="38" w:name="summary-cards"/>
+    <w:bookmarkStart w:id="38" w:name="c-track-record-self-grading"/>
     <w:p>
       <w:pPr>
         <w:pStyle w:val="Heading3"/>
       </w:pPr>
       <w:r>
+        <w:t xml:space="preserve">5.1c Track record (self-grading)</w:t>
+      </w:r>
+    </w:p>
+    <w:p>
+      <w:pPr>
+        <w:pStyle w:val="FirstParagraph"/>
+      </w:pPr>
+      <w:r>
+        <w:t xml:space="preserve">Puck records every dated</w:t>
+      </w:r>
+      <w:r>
+        <w:t xml:space="preserve"> </w:t>
+      </w:r>
+      <w:r>
+        <w:rPr>
+          <w:bCs/>
+          <w:b/>
+        </w:rPr>
+        <w:t xml:space="preserve">per-name TSMOM tilt</w:t>
+      </w:r>
+      <w:r>
+        <w:t xml:space="preserve"> </w:t>
+      </w:r>
+      <w:r>
+        <w:t xml:space="preserve">(overweight → expect the stock up over ~21 days;</w:t>
+      </w:r>
+      <w:r>
+        <w:t xml:space="preserve"> </w:t>
+      </w:r>
+      <w:r>
+        <w:t xml:space="preserve">underweight → down) and, when the horizon matures,</w:t>
+      </w:r>
+      <w:r>
+        <w:t xml:space="preserve"> </w:t>
+      </w:r>
+      <w:r>
+        <w:rPr>
+          <w:bCs/>
+          <w:b/>
+        </w:rPr>
+        <w:t xml:space="preserve">resolves</w:t>
+      </w:r>
+      <w:r>
+        <w:t xml:space="preserve"> </w:t>
+      </w:r>
+      <w:r>
+        <w:t xml:space="preserve">it against the realized price into a</w:t>
+      </w:r>
+      <w:r>
+        <w:t xml:space="preserve"> </w:t>
+      </w:r>
+      <w:r>
+        <w:rPr>
+          <w:bCs/>
+          <w:b/>
+        </w:rPr>
+        <w:t xml:space="preserve">hit-rate</w:t>
+      </w:r>
+      <w:r>
+        <w:t xml:space="preserve">. It starts empty and fills in over ~21 days. This is the accountability layer — the system</w:t>
+      </w:r>
+      <w:r>
+        <w:t xml:space="preserve"> </w:t>
+      </w:r>
+      <w:r>
+        <w:t xml:space="preserve">is graded on whether its calls came true, turning opinions into a verifiable, compounding record. A</w:t>
+      </w:r>
+      <w:r>
+        <w:t xml:space="preserve"> </w:t>
+      </w:r>
+      <w:r>
+        <w:t xml:space="preserve">hit-rate persistently below ~50% means the signal isn’t working (which is what you want to know).</w:t>
+      </w:r>
+    </w:p>
+    <w:bookmarkEnd w:id="38"/>
+    <w:bookmarkStart w:id="39" w:name="summary-cards"/>
+    <w:p>
+      <w:pPr>
+        <w:pStyle w:val="Heading3"/>
+      </w:pPr>
+      <w:r>
         <w:t xml:space="preserve">5.2 Summary cards</w:t>
       </w:r>
     </w:p>
@@ -2402,8 +2483,8 @@
         <w:t xml:space="preserve">see §11).</w:t>
       </w:r>
     </w:p>
-    <w:bookmarkEnd w:id="38"/>
-    <w:bookmarkStart w:id="39" w:name="triggers"/>
+    <w:bookmarkEnd w:id="39"/>
+    <w:bookmarkStart w:id="40" w:name="triggers"/>
     <w:p>
       <w:pPr>
         <w:pStyle w:val="Heading3"/>
@@ -2726,8 +2807,8 @@
         <w:t xml:space="preserve">so bad data can’t fire an action (§11).</w:t>
       </w:r>
     </w:p>
-    <w:bookmarkEnd w:id="39"/>
-    <w:bookmarkStart w:id="40" w:name="holdings-table"/>
+    <w:bookmarkEnd w:id="40"/>
+    <w:bookmarkStart w:id="41" w:name="holdings-table"/>
     <w:p>
       <w:pPr>
         <w:pStyle w:val="Heading3"/>
@@ -2888,8 +2969,8 @@
         <w:t xml:space="preserve">sleeve · DRY = cash held for triggers.</w:t>
       </w:r>
     </w:p>
-    <w:bookmarkEnd w:id="40"/>
-    <w:bookmarkStart w:id="41" w:name="your-holdings-live"/>
+    <w:bookmarkEnd w:id="41"/>
+    <w:bookmarkStart w:id="42" w:name="your-holdings-live"/>
     <w:p>
       <w:pPr>
         <w:pStyle w:val="Heading3"/>
@@ -3035,8 +3116,8 @@
         </w:pict>
       </w:r>
     </w:p>
-    <w:bookmarkEnd w:id="41"/>
-    <w:bookmarkStart w:id="42" w:name="dca-progress"/>
+    <w:bookmarkEnd w:id="42"/>
+    <w:bookmarkStart w:id="43" w:name="dca-progress"/>
     <w:p>
       <w:pPr>
         <w:pStyle w:val="Heading3"/>
@@ -3091,9 +3172,9 @@
         <w:t xml:space="preserve">holding, and the sleeve total deployed. Use it to stay on the plan and see where dry powder still goes.</w:t>
       </w:r>
     </w:p>
-    <w:bookmarkEnd w:id="42"/>
     <w:bookmarkEnd w:id="43"/>
-    <w:bookmarkStart w:id="47" w:name="filings-news"/>
+    <w:bookmarkEnd w:id="44"/>
+    <w:bookmarkStart w:id="48" w:name="filings-news"/>
     <w:p>
       <w:pPr>
         <w:pStyle w:val="Heading2"/>
@@ -3111,18 +3192,18 @@
           <wp:inline>
             <wp:extent cx="5334000" cy="3750468"/>
             <wp:effectExtent b="0" l="0" r="0" t="0"/>
-            <wp:docPr descr="Filings and news" title="" id="45" name="Picture"/>
+            <wp:docPr descr="Filings and news" title="" id="46" name="Picture"/>
             <a:graphic>
               <a:graphicData uri="http://schemas.openxmlformats.org/drawingml/2006/picture">
                 <pic:pic>
                   <pic:nvPicPr>
-                    <pic:cNvPr descr="img/catalysts.png" id="46" name="Picture"/>
+                    <pic:cNvPr descr="img/catalysts.png" id="47" name="Picture"/>
                     <pic:cNvPicPr>
                       <a:picLocks noChangeArrowheads="1" noChangeAspect="1"/>
                     </pic:cNvPicPr>
                   </pic:nvPicPr>
                   <pic:blipFill>
-                    <a:blip r:embed="rId44"/>
+                    <a:blip r:embed="rId45"/>
                     <a:stretch>
                       <a:fillRect/>
                     </a:stretch>
@@ -3348,8 +3429,8 @@
         </w:pict>
       </w:r>
     </w:p>
-    <w:bookmarkEnd w:id="47"/>
-    <w:bookmarkStart w:id="51" w:name="options-check-fair-value-before-you-buy"/>
+    <w:bookmarkEnd w:id="48"/>
+    <w:bookmarkStart w:id="52" w:name="options-check-fair-value-before-you-buy"/>
     <w:p>
       <w:pPr>
         <w:pStyle w:val="Heading2"/>
@@ -3367,18 +3448,18 @@
           <wp:inline>
             <wp:extent cx="5334000" cy="3750468"/>
             <wp:effectExtent b="0" l="0" r="0" t="0"/>
-            <wp:docPr descr="Options check" title="" id="49" name="Picture"/>
+            <wp:docPr descr="Options check" title="" id="50" name="Picture"/>
             <a:graphic>
               <a:graphicData uri="http://schemas.openxmlformats.org/drawingml/2006/picture">
                 <pic:pic>
                   <pic:nvPicPr>
-                    <pic:cNvPr descr="img/options.png" id="50" name="Picture"/>
+                    <pic:cNvPr descr="img/options.png" id="51" name="Picture"/>
                     <pic:cNvPicPr>
                       <a:picLocks noChangeArrowheads="1" noChangeAspect="1"/>
                     </pic:cNvPicPr>
                   </pic:nvPicPr>
                   <pic:blipFill>
-                    <a:blip r:embed="rId48"/>
+                    <a:blip r:embed="rId49"/>
                     <a:stretch>
                       <a:fillRect/>
                     </a:stretch>
@@ -3920,8 +4001,8 @@
         </w:pict>
       </w:r>
     </w:p>
-    <w:bookmarkEnd w:id="51"/>
-    <w:bookmarkStart w:id="55" w:name="agent-digest"/>
+    <w:bookmarkEnd w:id="52"/>
+    <w:bookmarkStart w:id="56" w:name="agent-digest"/>
     <w:p>
       <w:pPr>
         <w:pStyle w:val="Heading2"/>
@@ -3939,18 +4020,18 @@
           <wp:inline>
             <wp:extent cx="5334000" cy="3750468"/>
             <wp:effectExtent b="0" l="0" r="0" t="0"/>
-            <wp:docPr descr="Agent digest" title="" id="53" name="Picture"/>
+            <wp:docPr descr="Agent digest" title="" id="54" name="Picture"/>
             <a:graphic>
               <a:graphicData uri="http://schemas.openxmlformats.org/drawingml/2006/picture">
                 <pic:pic>
                   <pic:nvPicPr>
-                    <pic:cNvPr descr="img/digest.png" id="54" name="Picture"/>
+                    <pic:cNvPr descr="img/digest.png" id="55" name="Picture"/>
                     <pic:cNvPicPr>
                       <a:picLocks noChangeArrowheads="1" noChangeAspect="1"/>
                     </pic:cNvPicPr>
                   </pic:nvPicPr>
                   <pic:blipFill>
-                    <a:blip r:embed="rId52"/>
+                    <a:blip r:embed="rId53"/>
                     <a:stretch>
                       <a:fillRect/>
                     </a:stretch>
@@ -4164,8 +4245,8 @@
         </w:pict>
       </w:r>
     </w:p>
-    <w:bookmarkEnd w:id="55"/>
-    <w:bookmarkStart w:id="61" w:name="settings-onboarding"/>
+    <w:bookmarkEnd w:id="56"/>
+    <w:bookmarkStart w:id="62" w:name="settings-onboarding"/>
     <w:p>
       <w:pPr>
         <w:pStyle w:val="Heading2"/>
@@ -4183,18 +4264,18 @@
           <wp:inline>
             <wp:extent cx="5334000" cy="3750468"/>
             <wp:effectExtent b="0" l="0" r="0" t="0"/>
-            <wp:docPr descr="Settings" title="" id="57" name="Picture"/>
+            <wp:docPr descr="Settings" title="" id="58" name="Picture"/>
             <a:graphic>
               <a:graphicData uri="http://schemas.openxmlformats.org/drawingml/2006/picture">
                 <pic:pic>
                   <pic:nvPicPr>
-                    <pic:cNvPr descr="img/settings.png" id="58" name="Picture"/>
+                    <pic:cNvPr descr="img/settings.png" id="59" name="Picture"/>
                     <pic:cNvPicPr>
                       <a:picLocks noChangeArrowheads="1" noChangeAspect="1"/>
                     </pic:cNvPicPr>
                   </pic:nvPicPr>
                   <pic:blipFill>
-                    <a:blip r:embed="rId56"/>
+                    <a:blip r:embed="rId57"/>
                     <a:stretch>
                       <a:fillRect/>
                     </a:stretch>
@@ -4266,7 +4347,7 @@
         <w:t xml:space="preserve">.</w:t>
       </w:r>
     </w:p>
-    <w:bookmarkStart w:id="59" w:name="your-holdings-per-account"/>
+    <w:bookmarkStart w:id="60" w:name="your-holdings-per-account"/>
     <w:p>
       <w:pPr>
         <w:pStyle w:val="Heading3"/>
@@ -4426,8 +4507,8 @@
         <w:t xml:space="preserve">— wipe them from this browser.</w:t>
       </w:r>
     </w:p>
-    <w:bookmarkEnd w:id="59"/>
-    <w:bookmarkStart w:id="60" w:name="admin-credentials-configuration"/>
+    <w:bookmarkEnd w:id="60"/>
+    <w:bookmarkStart w:id="61" w:name="admin-credentials-configuration"/>
     <w:p>
       <w:pPr>
         <w:pStyle w:val="Heading3"/>
@@ -4874,9 +4955,9 @@
         </w:pict>
       </w:r>
     </w:p>
-    <w:bookmarkEnd w:id="60"/>
     <w:bookmarkEnd w:id="61"/>
-    <w:bookmarkStart w:id="62" w:name="refresh-on-demand-scan"/>
+    <w:bookmarkEnd w:id="62"/>
+    <w:bookmarkStart w:id="63" w:name="refresh-on-demand-scan"/>
     <w:p>
       <w:pPr>
         <w:pStyle w:val="Heading2"/>
@@ -4995,8 +5076,8 @@
         </w:pict>
       </w:r>
     </w:p>
-    <w:bookmarkEnd w:id="62"/>
-    <w:bookmarkStart w:id="63" w:name="Xd2ac6c3d014752893f0670853f643e7f7a007f6"/>
+    <w:bookmarkEnd w:id="63"/>
+    <w:bookmarkStart w:id="64" w:name="Xd2ac6c3d014752893f0670853f643e7f7a007f6"/>
     <w:p>
       <w:pPr>
         <w:pStyle w:val="Heading2"/>
@@ -5354,8 +5435,8 @@
         </w:pict>
       </w:r>
     </w:p>
-    <w:bookmarkEnd w:id="63"/>
-    <w:bookmarkStart w:id="64" w:name="glossary"/>
+    <w:bookmarkEnd w:id="64"/>
+    <w:bookmarkStart w:id="65" w:name="glossary"/>
     <w:p>
       <w:pPr>
         <w:pStyle w:val="Heading2"/>
@@ -5591,8 +5672,8 @@
         </w:pict>
       </w:r>
     </w:p>
-    <w:bookmarkEnd w:id="64"/>
-    <w:bookmarkStart w:id="65" w:name="faq-troubleshooting"/>
+    <w:bookmarkEnd w:id="65"/>
+    <w:bookmarkStart w:id="66" w:name="faq-troubleshooting"/>
     <w:p>
       <w:pPr>
         <w:pStyle w:val="Heading2"/>
@@ -6000,8 +6081,8 @@
         <w:t xml:space="preserve">§6–§7.</w:t>
       </w:r>
     </w:p>
-    <w:bookmarkEnd w:id="65"/>
     <w:bookmarkEnd w:id="66"/>
+    <w:bookmarkEnd w:id="67"/>
     <w:sectPr/>
   </w:body>
 </w:document>

--- a/docs/USER-GUIDE.docx
+++ b/docs/USER-GUIDE.docx
@@ -1219,6 +1219,59 @@
         </w:tc>
       </w:tr>
     </w:tbl>
+    <w:p>
+      <w:pPr>
+        <w:pStyle w:val="BodyText"/>
+      </w:pPr>
+      <w:r>
+        <w:t xml:space="preserve">Each scarcity may also carry an</w:t>
+      </w:r>
+      <w:r>
+        <w:t xml:space="preserve"> </w:t>
+      </w:r>
+      <w:r>
+        <w:rPr>
+          <w:bCs/>
+          <w:b/>
+        </w:rPr>
+        <w:t xml:space="preserve">alpha flag</w:t>
+      </w:r>
+      <w:r>
+        <w:t xml:space="preserve">:</w:t>
+      </w:r>
+      <w:r>
+        <w:t xml:space="preserve"> </w:t>
+      </w:r>
+      <w:r>
+        <w:rPr>
+          <w:bCs/>
+          <w:b/>
+        </w:rPr>
+        <w:t xml:space="preserve">↓ de-rating</w:t>
+      </w:r>
+      <w:r>
+        <w:t xml:space="preserve"> </w:t>
+      </w:r>
+      <w:r>
+        <w:t xml:space="preserve">(a crowded thesis losing relative strength vs the AI-capex complex → reduce) or</w:t>
+      </w:r>
+      <w:r>
+        <w:t xml:space="preserve"> </w:t>
+      </w:r>
+      <w:r>
+        <w:rPr>
+          <w:bCs/>
+          <w:b/>
+        </w:rPr>
+        <w:t xml:space="preserve">↑ inflecting</w:t>
+      </w:r>
+      <w:r>
+        <w:t xml:space="preserve"> </w:t>
+      </w:r>
+      <w:r>
+        <w:t xml:space="preserve">(an under-priced thesis gaining → accumulate). This operationalizes the thesis’s core claim and is graded by the Track record over time.</w:t>
+      </w:r>
+    </w:p>
     <w:p>
       <w:pPr>
         <w:pStyle w:val="BodyText"/>

--- a/docs/USER-GUIDE.docx
+++ b/docs/USER-GUIDE.docx
@@ -1486,7 +1486,7 @@
       <w:r>
         <w:drawing>
           <wp:inline>
-            <wp:extent cx="5334000" cy="8067675"/>
+            <wp:extent cx="5334000" cy="8438554"/>
             <wp:effectExtent b="0" l="0" r="0" t="0"/>
             <wp:docPr descr="Portfolio and triggers" title="" id="34" name="Picture"/>
             <a:graphic>
@@ -1507,7 +1507,7 @@
                   <pic:spPr bwMode="auto">
                     <a:xfrm>
                       <a:off x="0" y="0"/>
-                      <a:ext cx="5334000" cy="8067675"/>
+                      <a:ext cx="5334000" cy="8438554"/>
                     </a:xfrm>
                     <a:prstGeom prst="rect">
                       <a:avLst/>

--- a/docs/USER-GUIDE.docx
+++ b/docs/USER-GUIDE.docx
@@ -60,7 +60,7 @@
         <w:t xml:space="preserve">Layer</w:t>
       </w:r>
     </w:p>
-    <w:bookmarkStart w:id="67" w:name="puck-end-user-guide"/>
+    <w:bookmarkStart w:id="68" w:name="puck-end-user-guide"/>
     <w:p>
       <w:pPr>
         <w:pStyle w:val="Heading1"/>
@@ -3227,7 +3227,121 @@
     </w:p>
     <w:bookmarkEnd w:id="43"/>
     <w:bookmarkEnd w:id="44"/>
-    <w:bookmarkStart w:id="48" w:name="filings-news"/>
+    <w:bookmarkStart w:id="45" w:name="Xb1e0b37cd2cec0cdc4f078d3157da65985b98c8"/>
+    <w:p>
+      <w:pPr>
+        <w:pStyle w:val="Heading2"/>
+      </w:pPr>
+      <w:r>
+        <w:t xml:space="preserve">5b. Chokepoints (inaccessible / differentiated alpha)</w:t>
+      </w:r>
+    </w:p>
+    <w:p>
+      <w:pPr>
+        <w:pStyle w:val="FirstParagraph"/>
+      </w:pPr>
+      <w:r>
+        <w:t xml:space="preserve">The sharpest thesis idea:</w:t>
+      </w:r>
+      <w:r>
+        <w:t xml:space="preserve"> </w:t>
+      </w:r>
+      <w:r>
+        <w:rPr>
+          <w:bCs/>
+          <w:b/>
+        </w:rPr>
+        <w:t xml:space="preserve">the best chokepoints have no clean ETF</w:t>
+      </w:r>
+      <w:r>
+        <w:t xml:space="preserve"> </w:t>
+      </w:r>
+      <w:r>
+        <w:t xml:space="preserve">— they’re private (SpaceX, Physical</w:t>
+      </w:r>
+      <w:r>
+        <w:t xml:space="preserve"> </w:t>
+      </w:r>
+      <w:r>
+        <w:t xml:space="preserve">Intelligence), foreign (ASML, Ajinomoto, Harmonic Drive), or impaired. The app</w:t>
+      </w:r>
+      <w:r>
+        <w:t xml:space="preserve"> </w:t>
+      </w:r>
+      <w:r>
+        <w:rPr>
+          <w:bCs/>
+          <w:b/>
+        </w:rPr>
+        <w:t xml:space="preserve">discovers the public</w:t>
+      </w:r>
+      <w:r>
+        <w:rPr>
+          <w:bCs/>
+          <w:b/>
+        </w:rPr>
+        <w:t xml:space="preserve"> </w:t>
+      </w:r>
+      <w:r>
+        <w:rPr>
+          <w:bCs/>
+          <w:b/>
+        </w:rPr>
+        <w:t xml:space="preserve">proxies</w:t>
+      </w:r>
+      <w:r>
+        <w:t xml:space="preserve"> </w:t>
+      </w:r>
+      <w:r>
+        <w:t xml:space="preserve">exposed to each by searching</w:t>
+      </w:r>
+      <w:r>
+        <w:t xml:space="preserve"> </w:t>
+      </w:r>
+      <w:r>
+        <w:rPr>
+          <w:bCs/>
+          <w:b/>
+        </w:rPr>
+        <w:t xml:space="preserve">SEC filings</w:t>
+      </w:r>
+      <w:r>
+        <w:t xml:space="preserve"> </w:t>
+      </w:r>
+      <w:r>
+        <w:t xml:space="preserve">for who mentions the entity (customers/suppliers/</w:t>
+      </w:r>
+      <w:r>
+        <w:t xml:space="preserve"> </w:t>
+      </w:r>
+      <w:r>
+        <w:t xml:space="preserve">partners), ranked by mention count, and shows a</w:t>
+      </w:r>
+      <w:r>
+        <w:t xml:space="preserve"> </w:t>
+      </w:r>
+      <w:r>
+        <w:rPr>
+          <w:bCs/>
+          <w:b/>
+        </w:rPr>
+        <w:t xml:space="preserve">heat</w:t>
+      </w:r>
+      <w:r>
+        <w:t xml:space="preserve"> </w:t>
+      </w:r>
+      <w:r>
+        <w:t xml:space="preserve">(attention + proxy momentum) and the proxies’</w:t>
+      </w:r>
+      <w:r>
+        <w:t xml:space="preserve"> </w:t>
+      </w:r>
+      <w:r>
+        <w:t xml:space="preserve">relative strength vs the AI-capex complex. Discovered names are research leads, not recommendations.</w:t>
+      </w:r>
+    </w:p>
+    <w:bookmarkEnd w:id="45"/>
+    <w:bookmarkStart w:id="49" w:name="filings-news"/>
     <w:p>
       <w:pPr>
         <w:pStyle w:val="Heading2"/>
@@ -3245,18 +3359,18 @@
           <wp:inline>
             <wp:extent cx="5334000" cy="3750468"/>
             <wp:effectExtent b="0" l="0" r="0" t="0"/>
-            <wp:docPr descr="Filings and news" title="" id="46" name="Picture"/>
+            <wp:docPr descr="Filings and news" title="" id="47" name="Picture"/>
             <a:graphic>
               <a:graphicData uri="http://schemas.openxmlformats.org/drawingml/2006/picture">
                 <pic:pic>
                   <pic:nvPicPr>
-                    <pic:cNvPr descr="img/catalysts.png" id="47" name="Picture"/>
+                    <pic:cNvPr descr="img/catalysts.png" id="48" name="Picture"/>
                     <pic:cNvPicPr>
                       <a:picLocks noChangeArrowheads="1" noChangeAspect="1"/>
                     </pic:cNvPicPr>
                   </pic:nvPicPr>
                   <pic:blipFill>
-                    <a:blip r:embed="rId45"/>
+                    <a:blip r:embed="rId46"/>
                     <a:stretch>
                       <a:fillRect/>
                     </a:stretch>
@@ -3482,8 +3596,8 @@
         </w:pict>
       </w:r>
     </w:p>
-    <w:bookmarkEnd w:id="48"/>
-    <w:bookmarkStart w:id="52" w:name="options-check-fair-value-before-you-buy"/>
+    <w:bookmarkEnd w:id="49"/>
+    <w:bookmarkStart w:id="53" w:name="options-check-fair-value-before-you-buy"/>
     <w:p>
       <w:pPr>
         <w:pStyle w:val="Heading2"/>
@@ -3501,18 +3615,18 @@
           <wp:inline>
             <wp:extent cx="5334000" cy="3750468"/>
             <wp:effectExtent b="0" l="0" r="0" t="0"/>
-            <wp:docPr descr="Options check" title="" id="50" name="Picture"/>
+            <wp:docPr descr="Options check" title="" id="51" name="Picture"/>
             <a:graphic>
               <a:graphicData uri="http://schemas.openxmlformats.org/drawingml/2006/picture">
                 <pic:pic>
                   <pic:nvPicPr>
-                    <pic:cNvPr descr="img/options.png" id="51" name="Picture"/>
+                    <pic:cNvPr descr="img/options.png" id="52" name="Picture"/>
                     <pic:cNvPicPr>
                       <a:picLocks noChangeArrowheads="1" noChangeAspect="1"/>
                     </pic:cNvPicPr>
                   </pic:nvPicPr>
                   <pic:blipFill>
-                    <a:blip r:embed="rId49"/>
+                    <a:blip r:embed="rId50"/>
                     <a:stretch>
                       <a:fillRect/>
                     </a:stretch>
@@ -4054,8 +4168,8 @@
         </w:pict>
       </w:r>
     </w:p>
-    <w:bookmarkEnd w:id="52"/>
-    <w:bookmarkStart w:id="56" w:name="agent-digest"/>
+    <w:bookmarkEnd w:id="53"/>
+    <w:bookmarkStart w:id="57" w:name="agent-digest"/>
     <w:p>
       <w:pPr>
         <w:pStyle w:val="Heading2"/>
@@ -4073,18 +4187,18 @@
           <wp:inline>
             <wp:extent cx="5334000" cy="3750468"/>
             <wp:effectExtent b="0" l="0" r="0" t="0"/>
-            <wp:docPr descr="Agent digest" title="" id="54" name="Picture"/>
+            <wp:docPr descr="Agent digest" title="" id="55" name="Picture"/>
             <a:graphic>
               <a:graphicData uri="http://schemas.openxmlformats.org/drawingml/2006/picture">
                 <pic:pic>
                   <pic:nvPicPr>
-                    <pic:cNvPr descr="img/digest.png" id="55" name="Picture"/>
+                    <pic:cNvPr descr="img/digest.png" id="56" name="Picture"/>
                     <pic:cNvPicPr>
                       <a:picLocks noChangeArrowheads="1" noChangeAspect="1"/>
                     </pic:cNvPicPr>
                   </pic:nvPicPr>
                   <pic:blipFill>
-                    <a:blip r:embed="rId53"/>
+                    <a:blip r:embed="rId54"/>
                     <a:stretch>
                       <a:fillRect/>
                     </a:stretch>
@@ -4298,8 +4412,8 @@
         </w:pict>
       </w:r>
     </w:p>
-    <w:bookmarkEnd w:id="56"/>
-    <w:bookmarkStart w:id="62" w:name="settings-onboarding"/>
+    <w:bookmarkEnd w:id="57"/>
+    <w:bookmarkStart w:id="63" w:name="settings-onboarding"/>
     <w:p>
       <w:pPr>
         <w:pStyle w:val="Heading2"/>
@@ -4317,18 +4431,18 @@
           <wp:inline>
             <wp:extent cx="5334000" cy="3750468"/>
             <wp:effectExtent b="0" l="0" r="0" t="0"/>
-            <wp:docPr descr="Settings" title="" id="58" name="Picture"/>
+            <wp:docPr descr="Settings" title="" id="59" name="Picture"/>
             <a:graphic>
               <a:graphicData uri="http://schemas.openxmlformats.org/drawingml/2006/picture">
                 <pic:pic>
                   <pic:nvPicPr>
-                    <pic:cNvPr descr="img/settings.png" id="59" name="Picture"/>
+                    <pic:cNvPr descr="img/settings.png" id="60" name="Picture"/>
                     <pic:cNvPicPr>
                       <a:picLocks noChangeArrowheads="1" noChangeAspect="1"/>
                     </pic:cNvPicPr>
                   </pic:nvPicPr>
                   <pic:blipFill>
-                    <a:blip r:embed="rId57"/>
+                    <a:blip r:embed="rId58"/>
                     <a:stretch>
                       <a:fillRect/>
                     </a:stretch>
@@ -4400,7 +4514,7 @@
         <w:t xml:space="preserve">.</w:t>
       </w:r>
     </w:p>
-    <w:bookmarkStart w:id="60" w:name="your-holdings-per-account"/>
+    <w:bookmarkStart w:id="61" w:name="your-holdings-per-account"/>
     <w:p>
       <w:pPr>
         <w:pStyle w:val="Heading3"/>
@@ -4560,8 +4674,8 @@
         <w:t xml:space="preserve">— wipe them from this browser.</w:t>
       </w:r>
     </w:p>
-    <w:bookmarkEnd w:id="60"/>
-    <w:bookmarkStart w:id="61" w:name="admin-credentials-configuration"/>
+    <w:bookmarkEnd w:id="61"/>
+    <w:bookmarkStart w:id="62" w:name="admin-credentials-configuration"/>
     <w:p>
       <w:pPr>
         <w:pStyle w:val="Heading3"/>
@@ -5008,9 +5122,9 @@
         </w:pict>
       </w:r>
     </w:p>
-    <w:bookmarkEnd w:id="61"/>
     <w:bookmarkEnd w:id="62"/>
-    <w:bookmarkStart w:id="63" w:name="refresh-on-demand-scan"/>
+    <w:bookmarkEnd w:id="63"/>
+    <w:bookmarkStart w:id="64" w:name="refresh-on-demand-scan"/>
     <w:p>
       <w:pPr>
         <w:pStyle w:val="Heading2"/>
@@ -5129,8 +5243,8 @@
         </w:pict>
       </w:r>
     </w:p>
-    <w:bookmarkEnd w:id="63"/>
-    <w:bookmarkStart w:id="64" w:name="Xd2ac6c3d014752893f0670853f643e7f7a007f6"/>
+    <w:bookmarkEnd w:id="64"/>
+    <w:bookmarkStart w:id="65" w:name="Xd2ac6c3d014752893f0670853f643e7f7a007f6"/>
     <w:p>
       <w:pPr>
         <w:pStyle w:val="Heading2"/>
@@ -5488,8 +5602,8 @@
         </w:pict>
       </w:r>
     </w:p>
-    <w:bookmarkEnd w:id="64"/>
-    <w:bookmarkStart w:id="65" w:name="glossary"/>
+    <w:bookmarkEnd w:id="65"/>
+    <w:bookmarkStart w:id="66" w:name="glossary"/>
     <w:p>
       <w:pPr>
         <w:pStyle w:val="Heading2"/>
@@ -5725,8 +5839,8 @@
         </w:pict>
       </w:r>
     </w:p>
-    <w:bookmarkEnd w:id="65"/>
-    <w:bookmarkStart w:id="66" w:name="faq-troubleshooting"/>
+    <w:bookmarkEnd w:id="66"/>
+    <w:bookmarkStart w:id="67" w:name="faq-troubleshooting"/>
     <w:p>
       <w:pPr>
         <w:pStyle w:val="Heading2"/>
@@ -6134,8 +6248,8 @@
         <w:t xml:space="preserve">§6–§7.</w:t>
       </w:r>
     </w:p>
-    <w:bookmarkEnd w:id="66"/>
     <w:bookmarkEnd w:id="67"/>
+    <w:bookmarkEnd w:id="68"/>
     <w:sectPr/>
   </w:body>
 </w:document>

--- a/docs/USER-GUIDE.docx
+++ b/docs/USER-GUIDE.docx
@@ -1486,7 +1486,7 @@
       <w:r>
         <w:drawing>
           <wp:inline>
-            <wp:extent cx="5334000" cy="8438554"/>
+            <wp:extent cx="5334000" cy="8592740"/>
             <wp:effectExtent b="0" l="0" r="0" t="0"/>
             <wp:docPr descr="Portfolio and triggers" title="" id="34" name="Picture"/>
             <a:graphic>
@@ -1507,7 +1507,7 @@
                   <pic:spPr bwMode="auto">
                     <a:xfrm>
                       <a:off x="0" y="0"/>
-                      <a:ext cx="5334000" cy="8438554"/>
+                      <a:ext cx="5334000" cy="8592740"/>
                     </a:xfrm>
                     <a:prstGeom prst="rect">
                       <a:avLst/>

--- a/docs/USER-GUIDE.docx
+++ b/docs/USER-GUIDE.docx
@@ -190,7 +190,7 @@
       <w:r>
         <w:drawing>
           <wp:inline>
-            <wp:extent cx="5334000" cy="8809434"/>
+            <wp:extent cx="5334000" cy="9230320"/>
             <wp:effectExtent b="0" l="0" r="0" t="0"/>
             <wp:docPr descr="Puck overview" title="" id="21" name="Picture"/>
             <a:graphic>
@@ -211,7 +211,7 @@
                   <pic:spPr bwMode="auto">
                     <a:xfrm>
                       <a:off x="0" y="0"/>
-                      <a:ext cx="5334000" cy="8809434"/>
+                      <a:ext cx="5334000" cy="9230320"/>
                     </a:xfrm>
                     <a:prstGeom prst="rect">
                       <a:avLst/>
@@ -713,7 +713,7 @@
       <w:r>
         <w:drawing>
           <wp:inline>
-            <wp:extent cx="5334000" cy="8813601"/>
+            <wp:extent cx="5334000" cy="9234487"/>
             <wp:effectExtent b="0" l="0" r="0" t="0"/>
             <wp:docPr descr="Scarcity radar" title="" id="26" name="Picture"/>
             <a:graphic>
@@ -734,7 +734,7 @@
                   <pic:spPr bwMode="auto">
                     <a:xfrm>
                       <a:off x="0" y="0"/>
-                      <a:ext cx="5334000" cy="8813601"/>
+                      <a:ext cx="5334000" cy="9234487"/>
                     </a:xfrm>
                     <a:prstGeom prst="rect">
                       <a:avLst/>
@@ -766,7 +766,17 @@
         <w:pStyle w:val="BodyText"/>
       </w:pPr>
       <w:r>
-        <w:t xml:space="preserve">Each row is a structural scarcity.</w:t>
+        <w:t xml:space="preserve">Each row is a structural scarcity,</w:t>
+      </w:r>
+      <w:r>
+        <w:t xml:space="preserve"> </w:t>
+      </w:r>
+      <w:r>
+        <w:rPr>
+          <w:bCs/>
+          <w:b/>
+        </w:rPr>
+        <w:t xml:space="preserve">ranked by Opportunity Score — where the retail alpha is.</w:t>
       </w:r>
       <w:r>
         <w:t xml:space="preserve"> </w:t>
@@ -917,7 +927,7 @@
                 <w:bCs/>
                 <w:b/>
               </w:rPr>
-              <w:t xml:space="preserve">Binds</w:t>
+              <w:t xml:space="preserve">Opportunity†</w:t>
             </w:r>
           </w:p>
         </w:tc>
@@ -929,7 +939,59 @@
               <w:jc w:val="left"/>
             </w:pPr>
             <w:r>
-              <w:t xml:space="preserve">When it starts biting:</w:t>
+              <w:rPr>
+                <w:bCs/>
+                <w:b/>
+              </w:rPr>
+              <w:t xml:space="preserve">0–100 structural-alpha score</w:t>
+            </w:r>
+            <w:r>
+              <w:t xml:space="preserve"> </w:t>
+            </w:r>
+            <w:r>
+              <w:t xml:space="preserve">=</w:t>
+            </w:r>
+            <w:r>
+              <w:t xml:space="preserve"> </w:t>
+            </w:r>
+            <w:r>
+              <w:rPr>
+                <w:iCs/>
+                <w:i/>
+              </w:rPr>
+              <w:t xml:space="preserve">binds soon × durable × defensible ×</w:t>
+            </w:r>
+            <w:r>
+              <w:rPr>
+                <w:iCs/>
+                <w:i/>
+              </w:rPr>
+              <w:t xml:space="preserve"> </w:t>
+            </w:r>
+            <w:r>
+              <w:rPr>
+                <w:bCs/>
+                <w:b/>
+                <w:iCs/>
+                <w:i/>
+              </w:rPr>
+              <w:t xml:space="preserve">not yet priced</w:t>
+            </w:r>
+            <w:r>
+              <w:t xml:space="preserve">. Priced-in is a multiplicative</w:t>
+            </w:r>
+            <w:r>
+              <w:t xml:space="preserve"> </w:t>
+            </w:r>
+            <w:r>
+              <w:rPr>
+                <w:bCs/>
+                <w:b/>
+              </w:rPr>
+              <w:t xml:space="preserve">gate</w:t>
+            </w:r>
+            <w:r>
+              <w:t xml:space="preserve">: a</w:t>
             </w:r>
             <w:r>
               <w:t xml:space="preserve"> </w:t>
@@ -938,10 +1000,13 @@
               <w:rPr>
                 <w:rStyle w:val="VerbatimChar"/>
               </w:rPr>
-              <w:t xml:space="preserve">now → 2027 → 2028-29 → 2030+ → physics floor</w:t>
-            </w:r>
-            <w:r>
-              <w:t xml:space="preserve">.</w:t>
+              <w:t xml:space="preserve">crowded</w:t>
+            </w:r>
+            <w:r>
+              <w:t xml:space="preserve"> </w:t>
+            </w:r>
+            <w:r>
+              <w:t xml:space="preserve">thesis scores ~0 however good the business, because there’s no alpha left in what’s priced. Built from the source fields only — no curve-fitting.</w:t>
             </w:r>
           </w:p>
         </w:tc>
@@ -953,7 +1018,17 @@
               <w:jc w:val="left"/>
             </w:pPr>
             <w:r>
-              <w:t xml:space="preserve">Earlier = more urgent.</w:t>
+              <w:rPr>
+                <w:bCs/>
+                <w:b/>
+              </w:rPr>
+              <w:t xml:space="preserve">Top of the list = the best structural setups.</w:t>
+            </w:r>
+            <w:r>
+              <w:t xml:space="preserve"> </w:t>
+            </w:r>
+            <w:r>
+              <w:t xml:space="preserve">Top scores are graded as relative-outperformance forecasts.</w:t>
             </w:r>
           </w:p>
         </w:tc>
@@ -971,7 +1046,7 @@
                 <w:bCs/>
                 <w:b/>
               </w:rPr>
-              <w:t xml:space="preserve">Priced-in</w:t>
+              <w:t xml:space="preserve">Binds</w:t>
             </w:r>
           </w:p>
         </w:tc>
@@ -983,7 +1058,7 @@
               <w:jc w:val="left"/>
             </w:pPr>
             <w:r>
-              <w:t xml:space="preserve">How much the market already reflects it:</w:t>
+              <w:t xml:space="preserve">When it starts biting:</w:t>
             </w:r>
             <w:r>
               <w:t xml:space="preserve"> </w:t>
@@ -992,7 +1067,7 @@
               <w:rPr>
                 <w:rStyle w:val="VerbatimChar"/>
               </w:rPr>
-              <w:t xml:space="preserve">low → medium → high → crowded</w:t>
+              <w:t xml:space="preserve">now → 2027 → 2028-29 → 2030+ → physics floor</w:t>
             </w:r>
             <w:r>
               <w:t xml:space="preserve">.</w:t>
@@ -1007,7 +1082,7 @@
               <w:jc w:val="left"/>
             </w:pPr>
             <w:r>
-              <w:t xml:space="preserve">High/crowded = less edge left; low = more opportunity.</w:t>
+              <w:t xml:space="preserve">Earlier = more urgent.</w:t>
             </w:r>
           </w:p>
         </w:tc>
@@ -1025,7 +1100,7 @@
                 <w:bCs/>
                 <w:b/>
               </w:rPr>
-              <w:t xml:space="preserve">Durability</w:t>
+              <w:t xml:space="preserve">Priced-in</w:t>
             </w:r>
           </w:p>
         </w:tc>
@@ -1037,16 +1112,19 @@
               <w:jc w:val="left"/>
             </w:pPr>
             <w:r>
-              <w:t xml:space="preserve">How long the moat lasts (</w:t>
+              <w:t xml:space="preserve">How much the market already reflects it:</w:t>
+            </w:r>
+            <w:r>
+              <w:t xml:space="preserve"> </w:t>
             </w:r>
             <w:r>
               <w:rPr>
                 <w:rStyle w:val="VerbatimChar"/>
               </w:rPr>
-              <w:t xml:space="preserve">low → very-high</w:t>
-            </w:r>
-            <w:r>
-              <w:t xml:space="preserve">).</w:t>
+              <w:t xml:space="preserve">low → medium → high → crowded</w:t>
+            </w:r>
+            <w:r>
+              <w:t xml:space="preserve">.</w:t>
             </w:r>
           </w:p>
         </w:tc>
@@ -1058,7 +1136,7 @@
               <w:jc w:val="left"/>
             </w:pPr>
             <w:r>
-              <w:t xml:space="preserve">Favor very-high.</w:t>
+              <w:t xml:space="preserve">High/crowded = less edge left; low = more opportunity.</w:t>
             </w:r>
           </w:p>
         </w:tc>
@@ -1076,7 +1154,7 @@
                 <w:bCs/>
                 <w:b/>
               </w:rPr>
-              <w:t xml:space="preserve">Subst. risk</w:t>
+              <w:t xml:space="preserve">Durability</w:t>
             </w:r>
           </w:p>
         </w:tc>
@@ -1088,7 +1166,16 @@
               <w:jc w:val="left"/>
             </w:pPr>
             <w:r>
-              <w:t xml:space="preserve">Chance a substitute relieves the scarcity.</w:t>
+              <w:t xml:space="preserve">How long the moat lasts (</w:t>
+            </w:r>
+            <w:r>
+              <w:rPr>
+                <w:rStyle w:val="VerbatimChar"/>
+              </w:rPr>
+              <w:t xml:space="preserve">low → very-high</w:t>
+            </w:r>
+            <w:r>
+              <w:t xml:space="preserve">).</w:t>
             </w:r>
           </w:p>
         </w:tc>
@@ -1100,7 +1187,7 @@
               <w:jc w:val="left"/>
             </w:pPr>
             <w:r>
-              <w:t xml:space="preserve">Lower is better.</w:t>
+              <w:t xml:space="preserve">Favor very-high.</w:t>
             </w:r>
           </w:p>
         </w:tc>
@@ -1118,7 +1205,7 @@
                 <w:bCs/>
                 <w:b/>
               </w:rPr>
-              <w:t xml:space="preserve">Crowding*</w:t>
+              <w:t xml:space="preserve">Subst. risk</w:t>
             </w:r>
           </w:p>
         </w:tc>
@@ -1130,23 +1217,7 @@
               <w:jc w:val="left"/>
             </w:pPr>
             <w:r>
-              <w:t xml:space="preserve">A</w:t>
-            </w:r>
-            <w:r>
-              <w:t xml:space="preserve"> </w:t>
-            </w:r>
-            <w:r>
-              <w:rPr>
-                <w:bCs/>
-                <w:b/>
-              </w:rPr>
-              <w:t xml:space="preserve">live 0–100</w:t>
-            </w:r>
-            <w:r>
-              <w:t xml:space="preserve"> </w:t>
-            </w:r>
-            <w:r>
-              <w:t xml:space="preserve">proxy from price action (YTD + distance to 52-week high).</w:t>
+              <w:t xml:space="preserve">Chance a substitute relieves the scarcity.</w:t>
             </w:r>
           </w:p>
         </w:tc>
@@ -1158,20 +1229,7 @@
               <w:jc w:val="left"/>
             </w:pPr>
             <w:r>
-              <w:t xml:space="preserve">Higher = more already-priced by the market</w:t>
-            </w:r>
-            <w:r>
-              <w:t xml:space="preserve"> </w:t>
-            </w:r>
-            <w:r>
-              <w:rPr>
-                <w:iCs/>
-                <w:i/>
-              </w:rPr>
-              <w:t xml:space="preserve">right now</w:t>
-            </w:r>
-            <w:r>
-              <w:t xml:space="preserve">.</w:t>
+              <w:t xml:space="preserve">Lower is better.</w:t>
             </w:r>
           </w:p>
         </w:tc>
@@ -1189,7 +1247,7 @@
                 <w:bCs/>
                 <w:b/>
               </w:rPr>
-              <w:t xml:space="preserve">Tickers</w:t>
+              <w:t xml:space="preserve">Crowding*</w:t>
             </w:r>
           </w:p>
         </w:tc>
@@ -1201,7 +1259,23 @@
               <w:jc w:val="left"/>
             </w:pPr>
             <w:r>
-              <w:t xml:space="preserve">Investable proxies (some scarcities are private/foreign — no clean ticker).</w:t>
+              <w:t xml:space="preserve">A</w:t>
+            </w:r>
+            <w:r>
+              <w:t xml:space="preserve"> </w:t>
+            </w:r>
+            <w:r>
+              <w:rPr>
+                <w:bCs/>
+                <w:b/>
+              </w:rPr>
+              <w:t xml:space="preserve">live 0–100</w:t>
+            </w:r>
+            <w:r>
+              <w:t xml:space="preserve"> </w:t>
+            </w:r>
+            <w:r>
+              <w:t xml:space="preserve">proxy from price action (YTD + distance to 52-week high).</w:t>
             </w:r>
           </w:p>
         </w:tc>
@@ -1213,6 +1287,61 @@
               <w:jc w:val="left"/>
             </w:pPr>
             <w:r>
+              <w:t xml:space="preserve">Higher = more already-priced by the market</w:t>
+            </w:r>
+            <w:r>
+              <w:t xml:space="preserve"> </w:t>
+            </w:r>
+            <w:r>
+              <w:rPr>
+                <w:iCs/>
+                <w:i/>
+              </w:rPr>
+              <w:t xml:space="preserve">right now</w:t>
+            </w:r>
+            <w:r>
+              <w:t xml:space="preserve">.</w:t>
+            </w:r>
+          </w:p>
+        </w:tc>
+      </w:tr>
+      <w:tr>
+        <w:tc>
+          <w:tcPr/>
+          <w:p>
+            <w:pPr>
+              <w:pStyle w:val="Compact"/>
+              <w:jc w:val="left"/>
+            </w:pPr>
+            <w:r>
+              <w:rPr>
+                <w:bCs/>
+                <w:b/>
+              </w:rPr>
+              <w:t xml:space="preserve">Tickers</w:t>
+            </w:r>
+          </w:p>
+        </w:tc>
+        <w:tc>
+          <w:tcPr/>
+          <w:p>
+            <w:pPr>
+              <w:pStyle w:val="Compact"/>
+              <w:jc w:val="left"/>
+            </w:pPr>
+            <w:r>
+              <w:t xml:space="preserve">Investable proxies (some scarcities are private/foreign — no clean ticker).</w:t>
+            </w:r>
+          </w:p>
+        </w:tc>
+        <w:tc>
+          <w:tcPr/>
+          <w:p>
+            <w:pPr>
+              <w:pStyle w:val="Compact"/>
+              <w:jc w:val="left"/>
+            </w:pPr>
+            <w:r>
               <w:t xml:space="preserve">—</w:t>
             </w:r>
           </w:p>
@@ -1274,7 +1403,159 @@
     </w:p>
     <w:p>
       <w:pPr>
-        <w:pStyle w:val="BodyText"/>
+        <w:pStyle w:val="BlockText"/>
+      </w:pPr>
+      <w:r>
+        <w:rPr>
+          <w:bCs/>
+          <w:b/>
+        </w:rPr>
+        <w:t xml:space="preserve">Where does the alpha actually come from?</w:t>
+      </w:r>
+      <w:r>
+        <w:t xml:space="preserve"> </w:t>
+      </w:r>
+      <w:r>
+        <w:t xml:space="preserve">See</w:t>
+      </w:r>
+      <w:r>
+        <w:t xml:space="preserve"> </w:t>
+      </w:r>
+      <w:r>
+        <w:rPr>
+          <w:rStyle w:val="VerbatimChar"/>
+          <w:bCs/>
+          <w:b/>
+        </w:rPr>
+        <w:t xml:space="preserve">ALPHA.md</w:t>
+      </w:r>
+      <w:r>
+        <w:t xml:space="preserve"> </w:t>
+      </w:r>
+      <w:r>
+        <w:t xml:space="preserve">— the research foundation. In short, a</w:t>
+      </w:r>
+      <w:r>
+        <w:t xml:space="preserve"> </w:t>
+      </w:r>
+      <w:r>
+        <w:t xml:space="preserve">retail investor can only beat the market where a</w:t>
+      </w:r>
+      <w:r>
+        <w:t xml:space="preserve"> </w:t>
+      </w:r>
+      <w:r>
+        <w:rPr>
+          <w:iCs/>
+          <w:i/>
+        </w:rPr>
+        <w:t xml:space="preserve">structural constraint</w:t>
+      </w:r>
+      <w:r>
+        <w:t xml:space="preserve"> </w:t>
+      </w:r>
+      <w:r>
+        <w:t xml:space="preserve">stops institutions from</w:t>
+      </w:r>
+      <w:r>
+        <w:t xml:space="preserve"> </w:t>
+      </w:r>
+      <w:r>
+        <w:t xml:space="preserve">doing so:</w:t>
+      </w:r>
+      <w:r>
+        <w:t xml:space="preserve"> </w:t>
+      </w:r>
+      <w:r>
+        <w:rPr>
+          <w:bCs/>
+          <w:b/>
+        </w:rPr>
+        <w:t xml:space="preserve">(1) time-horizon arbitrage</w:t>
+      </w:r>
+      <w:r>
+        <w:t xml:space="preserve"> </w:t>
+      </w:r>
+      <w:r>
+        <w:t xml:space="preserve">(you can wait 10 years; a quarterly-judged PM can’t),</w:t>
+      </w:r>
+      <w:r>
+        <w:t xml:space="preserve"> </w:t>
+      </w:r>
+      <w:r>
+        <w:rPr>
+          <w:bCs/>
+          <w:b/>
+        </w:rPr>
+        <w:t xml:space="preserve">(2) complexity/inaccessibility</w:t>
+      </w:r>
+      <w:r>
+        <w:t xml:space="preserve"> </w:t>
+      </w:r>
+      <w:r>
+        <w:t xml:space="preserve">(private/foreign/impaired chokepoints with no clean ETF — the</w:t>
+      </w:r>
+      <w:r>
+        <w:t xml:space="preserve"> </w:t>
+      </w:r>
+      <w:r>
+        <w:t xml:space="preserve">chokepoints tab),</w:t>
+      </w:r>
+      <w:r>
+        <w:t xml:space="preserve"> </w:t>
+      </w:r>
+      <w:r>
+        <w:rPr>
+          <w:bCs/>
+          <w:b/>
+        </w:rPr>
+        <w:t xml:space="preserve">(3) forced-flow/neglect</w:t>
+      </w:r>
+      <w:r>
+        <w:t xml:space="preserve"> </w:t>
+      </w:r>
+      <w:r>
+        <w:t xml:space="preserve">(buying what others are</w:t>
+      </w:r>
+      <w:r>
+        <w:t xml:space="preserve"> </w:t>
+      </w:r>
+      <w:r>
+        <w:rPr>
+          <w:iCs/>
+          <w:i/>
+        </w:rPr>
+        <w:t xml:space="preserve">forced</w:t>
+      </w:r>
+      <w:r>
+        <w:t xml:space="preserve"> </w:t>
+      </w:r>
+      <w:r>
+        <w:t xml:space="preserve">to sell), and</w:t>
+      </w:r>
+      <w:r>
+        <w:t xml:space="preserve"> </w:t>
+      </w:r>
+      <w:r>
+        <w:rPr>
+          <w:bCs/>
+          <w:b/>
+        </w:rPr>
+        <w:t xml:space="preserve">(4) behavioral discipline</w:t>
+      </w:r>
+      <w:r>
+        <w:t xml:space="preserve">. The Opportunity Score operationalizes #1; the rest are tracked in their</w:t>
+      </w:r>
+      <w:r>
+        <w:t xml:space="preserve"> </w:t>
+      </w:r>
+      <w:r>
+        <w:t xml:space="preserve">own panels. Everything is graded — an ungraded edge is just a story.</w:t>
+      </w:r>
+    </w:p>
+    <w:p>
+      <w:pPr>
+        <w:pStyle w:val="FirstParagraph"/>
       </w:pPr>
       <w:r>
         <w:rPr>

--- a/docs/USER-GUIDE.docx
+++ b/docs/USER-GUIDE.docx
@@ -1006,7 +1006,52 @@
               <w:t xml:space="preserve"> </w:t>
             </w:r>
             <w:r>
-              <w:t xml:space="preserve">thesis scores ~0 however good the business, because there’s no alpha left in what’s priced. Built from the source fields only — no curve-fitting.</w:t>
+              <w:t xml:space="preserve">thesis scores ~0 however good the business, because there’s no alpha left in what’s priced. The gate blends the</w:t>
+            </w:r>
+            <w:r>
+              <w:t xml:space="preserve"> </w:t>
+            </w:r>
+            <w:r>
+              <w:rPr>
+                <w:bCs/>
+                <w:b/>
+              </w:rPr>
+              <w:t xml:space="preserve">human label (60%)</w:t>
+            </w:r>
+            <w:r>
+              <w:t xml:space="preserve"> </w:t>
+            </w:r>
+            <w:r>
+              <w:t xml:space="preserve">with a</w:t>
+            </w:r>
+            <w:r>
+              <w:t xml:space="preserve"> </w:t>
+            </w:r>
+            <w:r>
+              <w:rPr>
+                <w:bCs/>
+                <w:b/>
+              </w:rPr>
+              <w:t xml:space="preserve">live price-derived crowding proxy (40%)</w:t>
+            </w:r>
+            <w:r>
+              <w:t xml:space="preserve">, so it tracks the tape; a</w:t>
+            </w:r>
+            <w:r>
+              <w:t xml:space="preserve"> </w:t>
+            </w:r>
+            <w:r>
+              <w:rPr>
+                <w:bCs/>
+                <w:b/>
+              </w:rPr>
+              <w:t xml:space="preserve">↑tape / ↓tape</w:t>
+            </w:r>
+            <w:r>
+              <w:t xml:space="preserve"> </w:t>
+            </w:r>
+            <w:r>
+              <w:t xml:space="preserve">chip flags where the market disagrees with the label. Built from the source fields only — no curve-fitting.</w:t>
             </w:r>
           </w:p>
         </w:tc>

--- a/docs/USER-GUIDE.docx
+++ b/docs/USER-GUIDE.docx
@@ -4021,13 +4021,101 @@
         <w:t xml:space="preserve"> </w:t>
       </w:r>
       <w:r>
-        <w:t xml:space="preserve">the AI-capex complex. All data-derived (no hand-picked lists); discovered names are research leads, not</w:t>
-      </w:r>
-      <w:r>
-        <w:t xml:space="preserve"> </w:t>
-      </w:r>
-      <w:r>
-        <w:t xml:space="preserve">recommendations.</w:t>
+        <w:t xml:space="preserve">the AI-capex complex. A</w:t>
+      </w:r>
+      <w:r>
+        <w:t xml:space="preserve"> </w:t>
+      </w:r>
+      <w:r>
+        <w:rPr>
+          <w:bCs/>
+          <w:b/>
+        </w:rPr>
+        <w:t xml:space="preserve">🕸 Cross-chokepoint hubs</w:t>
+      </w:r>
+      <w:r>
+        <w:t xml:space="preserve"> </w:t>
+      </w:r>
+      <w:r>
+        <w:t xml:space="preserve">panel maps</w:t>
+      </w:r>
+      <w:r>
+        <w:t xml:space="preserve"> </w:t>
+      </w:r>
+      <w:r>
+        <w:rPr>
+          <w:iCs/>
+          <w:i/>
+        </w:rPr>
+        <w:t xml:space="preserve">second-order</w:t>
+      </w:r>
+      <w:r>
+        <w:t xml:space="preserve"> </w:t>
+      </w:r>
+      <w:r>
+        <w:t xml:space="preserve">exposure: public names</w:t>
+      </w:r>
+      <w:r>
+        <w:t xml:space="preserve"> </w:t>
+      </w:r>
+      <w:r>
+        <w:t xml:space="preserve">that appear across</w:t>
+      </w:r>
+      <w:r>
+        <w:t xml:space="preserve"> </w:t>
+      </w:r>
+      <w:r>
+        <w:rPr>
+          <w:bCs/>
+          <w:b/>
+        </w:rPr>
+        <w:t xml:space="preserve">multiple</w:t>
+      </w:r>
+      <w:r>
+        <w:t xml:space="preserve"> </w:t>
+      </w:r>
+      <w:r>
+        <w:t xml:space="preserve">bottlenecks (×degree) — a</w:t>
+      </w:r>
+      <w:r>
+        <w:t xml:space="preserve"> </w:t>
+      </w:r>
+      <w:r>
+        <w:rPr>
+          <w:bCs/>
+          <w:b/>
+        </w:rPr>
+        <w:t xml:space="preserve">hub</w:t>
+      </w:r>
+      <w:r>
+        <w:t xml:space="preserve"> </w:t>
+      </w:r>
+      <w:r>
+        <w:t xml:space="preserve">(≥3) is a diversified</w:t>
+      </w:r>
+      <w:r>
+        <w:t xml:space="preserve"> </w:t>
+      </w:r>
+      <w:r>
+        <w:t xml:space="preserve">“</w:t>
+      </w:r>
+      <w:r>
+        <w:t xml:space="preserve">picks-and-shovels</w:t>
+      </w:r>
+      <w:r>
+        <w:t xml:space="preserve">”</w:t>
+      </w:r>
+      <w:r>
+        <w:t xml:space="preserve"> </w:t>
+      </w:r>
+      <w:r>
+        <w:t xml:space="preserve">way to play the whole complex, a degree-1 name is a concentrated pure play. All</w:t>
+      </w:r>
+      <w:r>
+        <w:t xml:space="preserve"> </w:t>
+      </w:r>
+      <w:r>
+        <w:t xml:space="preserve">data-derived (no hand-picked lists); discovered names are research leads, not recommendations.</w:t>
       </w:r>
     </w:p>
     <w:bookmarkStart w:id="45" w:name="stress-test"/>

--- a/docs/USER-GUIDE.docx
+++ b/docs/USER-GUIDE.docx
@@ -60,7 +60,7 @@
         <w:t xml:space="preserve">Layer</w:t>
       </w:r>
     </w:p>
-    <w:bookmarkStart w:id="70" w:name="puck-end-user-guide"/>
+    <w:bookmarkStart w:id="71" w:name="puck-end-user-guide"/>
     <w:p>
       <w:pPr>
         <w:pStyle w:val="Heading1"/>
@@ -2001,7 +2001,7 @@
       </w:r>
     </w:p>
     <w:bookmarkEnd w:id="32"/>
-    <w:bookmarkStart w:id="44" w:name="portfolio-triggers"/>
+    <w:bookmarkStart w:id="45" w:name="portfolio-triggers"/>
     <w:p>
       <w:pPr>
         <w:pStyle w:val="Heading2"/>
@@ -2017,7 +2017,7 @@
       <w:r>
         <w:drawing>
           <wp:inline>
-            <wp:extent cx="5334000" cy="8592740"/>
+            <wp:extent cx="5334000" cy="9363670"/>
             <wp:effectExtent b="0" l="0" r="0" t="0"/>
             <wp:docPr descr="Portfolio and triggers" title="" id="34" name="Picture"/>
             <a:graphic>
@@ -2038,7 +2038,7 @@
                   <pic:spPr bwMode="auto">
                     <a:xfrm>
                       <a:off x="0" y="0"/>
-                      <a:ext cx="5334000" cy="8592740"/>
+                      <a:ext cx="5334000" cy="9363670"/>
                     </a:xfrm>
                     <a:prstGeom prst="rect">
                       <a:avLst/>
@@ -2804,13 +2804,13 @@
       </w:r>
     </w:p>
     <w:bookmarkEnd w:id="36"/>
-    <w:bookmarkStart w:id="37" w:name="b-objective-scorecard"/>
+    <w:bookmarkStart w:id="37" w:name="a-dislocation-timing-v2.3-cross-check"/>
     <w:p>
       <w:pPr>
         <w:pStyle w:val="Heading3"/>
       </w:pPr>
       <w:r>
-        <w:t xml:space="preserve">5.1b Objective scorecard</w:t>
+        <w:t xml:space="preserve">5.1a Dislocation timing + V2.3 cross-check</w:t>
       </w:r>
     </w:p>
     <w:p>
@@ -2818,275 +2818,23 @@
         <w:pStyle w:val="FirstParagraph"/>
       </w:pPr>
       <w:r>
-        <w:t xml:space="preserve">The app’s goal is</w:t>
-      </w:r>
-      <w:r>
-        <w:t xml:space="preserve"> </w:t>
-      </w:r>
-      <w:r>
-        <w:rPr>
-          <w:bCs/>
-          <w:b/>
-        </w:rPr>
-        <w:t xml:space="preserve">max 10-year return with max drawdown &lt; 35%, and the best Calmar/Sortino.</w:t>
-      </w:r>
-      <w:r>
-        <w:t xml:space="preserve"> </w:t>
-      </w:r>
-      <w:r>
-        <w:t xml:space="preserve">This card</w:t>
-      </w:r>
-      <w:r>
-        <w:t xml:space="preserve"> </w:t>
-      </w:r>
-      <w:r>
-        <w:t xml:space="preserve">measures your</w:t>
-      </w:r>
-      <w:r>
-        <w:t xml:space="preserve"> </w:t>
-      </w:r>
-      <w:r>
-        <w:rPr>
-          <w:bCs/>
-          <w:b/>
-        </w:rPr>
-        <w:t xml:space="preserve">strategy basket</w:t>
-      </w:r>
-      <w:r>
-        <w:t xml:space="preserve"> </w:t>
-      </w:r>
-      <w:r>
-        <w:t xml:space="preserve">(target-weighted holdings) over the trailing window:</w:t>
-      </w:r>
-      <w:r>
-        <w:t xml:space="preserve"> </w:t>
-      </w:r>
-      <w:r>
-        <w:rPr>
-          <w:bCs/>
-          <w:b/>
-        </w:rPr>
-        <w:t xml:space="preserve">CAGR</w:t>
-      </w:r>
-      <w:r>
-        <w:t xml:space="preserve">,</w:t>
-      </w:r>
-      <w:r>
-        <w:t xml:space="preserve"> </w:t>
-      </w:r>
-      <w:r>
-        <w:rPr>
-          <w:bCs/>
-          <w:b/>
-        </w:rPr>
-        <w:t xml:space="preserve">max</w:t>
-      </w:r>
-      <w:r>
-        <w:rPr>
-          <w:bCs/>
-          <w:b/>
-        </w:rPr>
-        <w:t xml:space="preserve"> </w:t>
-      </w:r>
-      <w:r>
-        <w:rPr>
-          <w:bCs/>
-          <w:b/>
-        </w:rPr>
-        <w:t xml:space="preserve">drawdown</w:t>
-      </w:r>
-      <w:r>
-        <w:t xml:space="preserve"> </w:t>
-      </w:r>
-      <w:r>
-        <w:t xml:space="preserve">(turns ⚠ red if it breaches −35%),</w:t>
-      </w:r>
-      <w:r>
-        <w:t xml:space="preserve"> </w:t>
-      </w:r>
-      <w:r>
-        <w:rPr>
-          <w:bCs/>
-          <w:b/>
-        </w:rPr>
-        <w:t xml:space="preserve">Calmar</w:t>
-      </w:r>
-      <w:r>
-        <w:t xml:space="preserve"> </w:t>
-      </w:r>
-      <w:r>
-        <w:t xml:space="preserve">(CAGR ÷ maxDD), and</w:t>
-      </w:r>
-      <w:r>
-        <w:t xml:space="preserve"> </w:t>
-      </w:r>
-      <w:r>
-        <w:rPr>
-          <w:bCs/>
-          <w:b/>
-        </w:rPr>
-        <w:t xml:space="preserve">Sortino</w:t>
-      </w:r>
-      <w:r>
-        <w:t xml:space="preserve"> </w:t>
-      </w:r>
-      <w:r>
-        <w:t xml:space="preserve">(return ÷</w:t>
-      </w:r>
-      <w:r>
-        <w:t xml:space="preserve"> </w:t>
-      </w:r>
-      <w:r>
-        <w:t xml:space="preserve">downside risk). It’s a live check on whether the timing/risk layer is actually holding drawdown under the</w:t>
-      </w:r>
-      <w:r>
-        <w:t xml:space="preserve"> </w:t>
-      </w:r>
-      <w:r>
-        <w:t xml:space="preserve">limit while earning a good risk-adjusted return — a backward-looking proxy, not a forecast. A</w:t>
-      </w:r>
-      <w:r>
-        <w:t xml:space="preserve"> </w:t>
-      </w:r>
-      <w:r>
-        <w:rPr>
-          <w:bCs/>
-          <w:b/>
-        </w:rPr>
-        <w:t xml:space="preserve">trend-brake backtest</w:t>
-      </w:r>
-      <w:r>
-        <w:t xml:space="preserve"> </w:t>
-      </w:r>
-      <w:r>
-        <w:t xml:space="preserve">line below it shows, on this basket and with no look-ahead, whether a moving-average brake actually cut max-drawdown and improved Calmar vs. buy-and-hold (the dial’s premise, tested).</w:t>
-      </w:r>
-    </w:p>
-    <w:bookmarkEnd w:id="37"/>
-    <w:bookmarkStart w:id="38" w:name="c-track-record-self-grading"/>
-    <w:p>
-      <w:pPr>
-        <w:pStyle w:val="Heading3"/>
-      </w:pPr>
-      <w:r>
-        <w:t xml:space="preserve">5.1c Track record (self-grading)</w:t>
-      </w:r>
-    </w:p>
-    <w:p>
-      <w:pPr>
-        <w:pStyle w:val="FirstParagraph"/>
-      </w:pPr>
-      <w:r>
-        <w:t xml:space="preserve">Puck records every dated</w:t>
-      </w:r>
-      <w:r>
-        <w:t xml:space="preserve"> </w:t>
-      </w:r>
-      <w:r>
-        <w:rPr>
-          <w:bCs/>
-          <w:b/>
-        </w:rPr>
-        <w:t xml:space="preserve">per-name TSMOM tilt</w:t>
-      </w:r>
-      <w:r>
-        <w:t xml:space="preserve"> </w:t>
-      </w:r>
-      <w:r>
-        <w:t xml:space="preserve">(overweight → expect the stock up over ~21 days;</w:t>
-      </w:r>
-      <w:r>
-        <w:t xml:space="preserve"> </w:t>
-      </w:r>
-      <w:r>
-        <w:t xml:space="preserve">underweight → down) and, when the horizon matures,</w:t>
-      </w:r>
-      <w:r>
-        <w:t xml:space="preserve"> </w:t>
-      </w:r>
-      <w:r>
-        <w:rPr>
-          <w:bCs/>
-          <w:b/>
-        </w:rPr>
-        <w:t xml:space="preserve">resolves</w:t>
-      </w:r>
-      <w:r>
-        <w:t xml:space="preserve"> </w:t>
-      </w:r>
-      <w:r>
-        <w:t xml:space="preserve">it against the realized price into a</w:t>
-      </w:r>
-      <w:r>
-        <w:t xml:space="preserve"> </w:t>
-      </w:r>
-      <w:r>
-        <w:rPr>
-          <w:bCs/>
-          <w:b/>
-        </w:rPr>
-        <w:t xml:space="preserve">hit-rate</w:t>
-      </w:r>
-      <w:r>
-        <w:t xml:space="preserve">. It starts empty and fills in over ~21 days. This is the accountability layer — the system</w:t>
-      </w:r>
-      <w:r>
-        <w:t xml:space="preserve"> </w:t>
-      </w:r>
-      <w:r>
-        <w:t xml:space="preserve">is graded on whether its calls came true, turning opinions into a verifiable, compounding record. A</w:t>
-      </w:r>
-      <w:r>
-        <w:t xml:space="preserve"> </w:t>
-      </w:r>
-      <w:r>
-        <w:t xml:space="preserve">hit-rate persistently below ~50% means the signal isn’t working (which is what you want to know).</w:t>
-      </w:r>
-    </w:p>
-    <w:p>
-      <w:pPr>
-        <w:pStyle w:val="BodyText"/>
-      </w:pPr>
-      <w:r>
-        <w:t xml:space="preserve">A second</w:t>
-      </w:r>
-      <w:r>
-        <w:t xml:space="preserve"> </w:t>
-      </w:r>
-      <w:r>
-        <w:rPr>
-          <w:bCs/>
-          <w:b/>
-        </w:rPr>
-        <w:t xml:space="preserve">Alpha edge</w:t>
-      </w:r>
-      <w:r>
-        <w:t xml:space="preserve"> </w:t>
-      </w:r>
-      <w:r>
-        <w:t xml:space="preserve">line grades the harder claim. Each</w:t>
-      </w:r>
-      <w:r>
-        <w:t xml:space="preserve"> </w:t>
-      </w:r>
-      <w:r>
-        <w:rPr>
-          <w:bCs/>
-          <w:b/>
-        </w:rPr>
-        <w:t xml:space="preserve">de-rating / inflecting</w:t>
-      </w:r>
-      <w:r>
-        <w:t xml:space="preserve"> </w:t>
-      </w:r>
-      <w:r>
-        <w:t xml:space="preserve">flag becomes a</w:t>
-      </w:r>
-      <w:r>
-        <w:t xml:space="preserve"> </w:t>
-      </w:r>
-      <w:r>
-        <w:t xml:space="preserve">42-day</w:t>
+        <w:t xml:space="preserve">Just under the posture, the</w:t>
+      </w:r>
+      <w:r>
+        <w:t xml:space="preserve"> </w:t>
+      </w:r>
+      <w:r>
+        <w:rPr>
+          <w:bCs/>
+          <w:b/>
+        </w:rPr>
+        <w:t xml:space="preserve">Dislocation timing</w:t>
+      </w:r>
+      <w:r>
+        <w:t xml:space="preserve"> </w:t>
+      </w:r>
+      <w:r>
+        <w:t xml:space="preserve">card answers a single question:</w:t>
       </w:r>
       <w:r>
         <w:t xml:space="preserve"> </w:t>
@@ -3096,314 +2844,13 @@
           <w:iCs/>
           <w:i/>
         </w:rPr>
-        <w:t xml:space="preserve">relative</w:t>
-      </w:r>
-      <w:r>
-        <w:t xml:space="preserve"> </w:t>
-      </w:r>
-      <w:r>
-        <w:t xml:space="preserve">forecast — does the flagged scarcity basket actually under/out-perform the AI-capex</w:t>
-      </w:r>
-      <w:r>
-        <w:t xml:space="preserve"> </w:t>
-      </w:r>
-      <w:r>
-        <w:t xml:space="preserve">complex (the theme ETFs)? That relative move, not raw direction, is the thesis’s real edge, so it is</w:t>
-      </w:r>
-      <w:r>
-        <w:t xml:space="preserve"> </w:t>
-      </w:r>
-      <w:r>
-        <w:t xml:space="preserve">scored separately (de-rating and inflecting buckets). It tells you whether the alpha signal earns its keep.</w:t>
-      </w:r>
-    </w:p>
-    <w:bookmarkEnd w:id="38"/>
-    <w:bookmarkStart w:id="39" w:name="summary-cards"/>
-    <w:p>
-      <w:pPr>
-        <w:pStyle w:val="Heading3"/>
-      </w:pPr>
-      <w:r>
-        <w:t xml:space="preserve">5.2 Summary cards</w:t>
-      </w:r>
-    </w:p>
-    <w:p>
-      <w:pPr>
-        <w:pStyle w:val="FirstParagraph"/>
-      </w:pPr>
-      <w:r>
-        <w:t xml:space="preserve">Sleeve size, IRA vs taxable split, holding count, and a</w:t>
-      </w:r>
-      <w:r>
-        <w:t xml:space="preserve"> </w:t>
-      </w:r>
-      <w:r>
-        <w:rPr>
-          <w:bCs/>
-          <w:b/>
-        </w:rPr>
-        <w:t xml:space="preserve">data-quality</w:t>
-      </w:r>
-      <w:r>
-        <w:t xml:space="preserve"> </w:t>
-      </w:r>
-      <w:r>
-        <w:t xml:space="preserve">card (✓ OK or ⚠ degraded —</w:t>
-      </w:r>
-      <w:r>
-        <w:t xml:space="preserve"> </w:t>
-      </w:r>
-      <w:r>
-        <w:t xml:space="preserve">see §11).</w:t>
-      </w:r>
-    </w:p>
-    <w:bookmarkEnd w:id="39"/>
-    <w:bookmarkStart w:id="40" w:name="triggers"/>
-    <w:p>
-      <w:pPr>
-        <w:pStyle w:val="Heading3"/>
-      </w:pPr>
-      <w:r>
-        <w:t xml:space="preserve">5.3 Triggers</w:t>
-      </w:r>
-    </w:p>
-    <w:p>
-      <w:pPr>
-        <w:pStyle w:val="FirstParagraph"/>
-      </w:pPr>
-      <w:r>
-        <w:t xml:space="preserve">Rules that tell you to act. Each shows a state —</w:t>
-      </w:r>
-      <w:r>
-        <w:t xml:space="preserve"> </w:t>
-      </w:r>
-      <w:r>
-        <w:rPr>
-          <w:bCs/>
-          <w:b/>
-        </w:rPr>
-        <w:t xml:space="preserve">armed</w:t>
-      </w:r>
-      <w:r>
-        <w:t xml:space="preserve"> </w:t>
-      </w:r>
-      <w:r>
-        <w:t xml:space="preserve">(active),</w:t>
-      </w:r>
-      <w:r>
-        <w:t xml:space="preserve"> </w:t>
-      </w:r>
-      <w:r>
-        <w:rPr>
-          <w:bCs/>
-          <w:b/>
-        </w:rPr>
-        <w:t xml:space="preserve">monitor</w:t>
-      </w:r>
-      <w:r>
-        <w:t xml:space="preserve"> </w:t>
-      </w:r>
-      <w:r>
-        <w:t xml:space="preserve">(manual watch), or</w:t>
-      </w:r>
-      <w:r>
-        <w:t xml:space="preserve"> </w:t>
-      </w:r>
-      <w:r>
-        <w:rPr>
-          <w:bCs/>
-          <w:b/>
-        </w:rPr>
-        <w:t xml:space="preserve">fired</w:t>
-      </w:r>
-      <w:r>
-        <w:t xml:space="preserve"> </w:t>
-      </w:r>
-      <w:r>
-        <w:t xml:space="preserve">(condition met). Auto triggers require</w:t>
-      </w:r>
-      <w:r>
-        <w:t xml:space="preserve"> </w:t>
-      </w:r>
-      <w:r>
-        <w:rPr>
-          <w:bCs/>
-          <w:b/>
-        </w:rPr>
-        <w:t xml:space="preserve">two consecutive scans</w:t>
-      </w:r>
-      <w:r>
-        <w:t xml:space="preserve"> </w:t>
-      </w:r>
-      <w:r>
-        <w:t xml:space="preserve">to confirm before they fire</w:t>
-      </w:r>
-      <w:r>
-        <w:t xml:space="preserve"> </w:t>
-      </w:r>
-      <w:r>
-        <w:t xml:space="preserve">(the first time a condition is met it shows</w:t>
-      </w:r>
-      <w:r>
-        <w:t xml:space="preserve"> </w:t>
+        <w:t xml:space="preserve">when should I take</w:t>
       </w:r>
       <w:r>
         <w:rPr>
           <w:iCs/>
           <w:i/>
         </w:rPr>
-        <w:t xml:space="preserve">pending — needs a 2nd confirming scan</w:t>
-      </w:r>
-      <w:r>
-        <w:t xml:space="preserve">), so a single bad</w:t>
-      </w:r>
-      <w:r>
-        <w:t xml:space="preserve"> </w:t>
-      </w:r>
-      <w:r>
-        <w:t xml:space="preserve">print or one-day spike can’t fire an action:</w:t>
-      </w:r>
-      <w:r>
-        <w:t xml:space="preserve"> </w:t>
-      </w:r>
-      <w:r>
-        <w:t xml:space="preserve">-</w:t>
-      </w:r>
-      <w:r>
-        <w:t xml:space="preserve"> </w:t>
-      </w:r>
-      <w:r>
-        <w:rPr>
-          <w:bCs/>
-          <w:b/>
-        </w:rPr>
-        <w:t xml:space="preserve">Drawdown</w:t>
-      </w:r>
-      <w:r>
-        <w:t xml:space="preserve"> </w:t>
-      </w:r>
-      <w:r>
-        <w:t xml:space="preserve">(auto): complex down ≥20–25% from highs → deploy dry powder.</w:t>
-      </w:r>
-      <w:r>
-        <w:t xml:space="preserve"> </w:t>
-      </w:r>
-      <w:r>
-        <w:t xml:space="preserve">-</w:t>
-      </w:r>
-      <w:r>
-        <w:t xml:space="preserve"> </w:t>
-      </w:r>
-      <w:r>
-        <w:rPr>
-          <w:bCs/>
-          <w:b/>
-        </w:rPr>
-        <w:t xml:space="preserve">Trim rule</w:t>
-      </w:r>
-      <w:r>
-        <w:t xml:space="preserve"> </w:t>
-      </w:r>
-      <w:r>
-        <w:t xml:space="preserve">(auto): a name &gt;2× cost basis</w:t>
-      </w:r>
-      <w:r>
-        <w:t xml:space="preserve"> </w:t>
-      </w:r>
-      <w:r>
-        <w:rPr>
-          <w:bCs/>
-          <w:b/>
-        </w:rPr>
-        <w:t xml:space="preserve">and</w:t>
-      </w:r>
-      <w:r>
-        <w:t xml:space="preserve"> </w:t>
-      </w:r>
-      <w:r>
-        <w:t xml:space="preserve">&gt;50× forward P/E → trim ⅓ (needs your cost basis</w:t>
-      </w:r>
-      <w:r>
-        <w:t xml:space="preserve"> </w:t>
-      </w:r>
-      <w:r>
-        <w:t xml:space="preserve">from Settings).</w:t>
-      </w:r>
-      <w:r>
-        <w:t xml:space="preserve"> </w:t>
-      </w:r>
-      <w:r>
-        <w:t xml:space="preserve">-</w:t>
-      </w:r>
-      <w:r>
-        <w:t xml:space="preserve"> </w:t>
-      </w:r>
-      <w:r>
-        <w:rPr>
-          <w:bCs/>
-          <w:b/>
-        </w:rPr>
-        <w:t xml:space="preserve">Sleeve cap</w:t>
-      </w:r>
-      <w:r>
-        <w:t xml:space="preserve"> </w:t>
-      </w:r>
-      <w:r>
-        <w:t xml:space="preserve">(auto): sleeve value &gt; ~$1.72mm → trim back (needs your holdings from Settings).</w:t>
-      </w:r>
-      <w:r>
-        <w:t xml:space="preserve"> </w:t>
-      </w:r>
-      <w:r>
-        <w:t xml:space="preserve">-</w:t>
-      </w:r>
-      <w:r>
-        <w:t xml:space="preserve"> </w:t>
-      </w:r>
-      <w:r>
-        <w:rPr>
-          <w:bCs/>
-          <w:b/>
-        </w:rPr>
-        <w:t xml:space="preserve">Policy triggers</w:t>
-      </w:r>
-      <w:r>
-        <w:t xml:space="preserve"> </w:t>
-      </w:r>
-      <w:r>
-        <w:t xml:space="preserve">(manual): e.g. rare-earth/uranium policy shifts.</w:t>
-      </w:r>
-    </w:p>
-    <w:p>
-      <w:pPr>
-        <w:pStyle w:val="BodyText"/>
-      </w:pPr>
-      <w:r>
-        <w:t xml:space="preserve">When a trigger fires, the scanner opens a GitHub issue (deduped — one open issue at a time). You can</w:t>
-      </w:r>
-      <w:r>
-        <w:t xml:space="preserve"> </w:t>
-      </w:r>
-      <w:r>
-        <w:t xml:space="preserve">also get an</w:t>
-      </w:r>
-      <w:r>
-        <w:t xml:space="preserve"> </w:t>
-      </w:r>
-      <w:r>
-        <w:rPr>
-          <w:bCs/>
-          <w:b/>
-        </w:rPr>
-        <w:t xml:space="preserve">email</w:t>
-      </w:r>
-      <w:r>
-        <w:t xml:space="preserve"> </w:t>
-      </w:r>
-      <w:r>
-        <w:t xml:space="preserve">the moment a trigger</w:t>
-      </w:r>
-      <w:r>
         <w:t xml:space="preserve"> </w:t>
       </w:r>
       <w:r>
@@ -3411,6 +2858,951 @@
           <w:iCs/>
           <w:i/>
         </w:rPr>
+        <w:t xml:space="preserve">advantage of a dislocation?</w:t>
+      </w:r>
+      <w:r>
+        <w:t xml:space="preserve"> </w:t>
+      </w:r>
+      <w:r>
+        <w:t xml:space="preserve">A dislocation is a name mechanically sold off (off highs, below trend)</w:t>
+      </w:r>
+      <w:r>
+        <w:t xml:space="preserve"> </w:t>
+      </w:r>
+      <w:r>
+        <w:rPr>
+          <w:bCs/>
+          <w:b/>
+        </w:rPr>
+        <w:t xml:space="preserve">while its structural thesis is intact</w:t>
+      </w:r>
+      <w:r>
+        <w:t xml:space="preserve"> </w:t>
+      </w:r>
+      <w:r>
+        <w:t xml:space="preserve">(the forced-flow</w:t>
+      </w:r>
+      <w:r>
+        <w:t xml:space="preserve"> </w:t>
+      </w:r>
+      <w:r>
+        <w:rPr>
+          <w:bCs/>
+          <w:b/>
+        </w:rPr>
+        <w:t xml:space="preserve">✚ accumulate</w:t>
+      </w:r>
+      <w:r>
+        <w:t xml:space="preserve"> </w:t>
+      </w:r>
+      <w:r>
+        <w:t xml:space="preserve">flag). The danger is buying</w:t>
+      </w:r>
+      <w:r>
+        <w:t xml:space="preserve"> </w:t>
+      </w:r>
+      <w:r>
+        <w:t xml:space="preserve">one while it’s still falling — a falling knife. So the verdict is:</w:t>
+      </w:r>
+    </w:p>
+    <w:p>
+      <w:pPr>
+        <w:numPr>
+          <w:ilvl w:val="0"/>
+          <w:numId w:val="1002"/>
+        </w:numPr>
+        <w:pStyle w:val="Compact"/>
+      </w:pPr>
+      <w:r>
+        <w:rPr>
+          <w:bCs/>
+          <w:b/>
+        </w:rPr>
+        <w:t xml:space="preserve">✅ ACT NOW</w:t>
+      </w:r>
+      <w:r>
+        <w:t xml:space="preserve"> </w:t>
+      </w:r>
+      <w:r>
+        <w:t xml:space="preserve">— a thesis-intact dislocation exists</w:t>
+      </w:r>
+      <w:r>
+        <w:t xml:space="preserve"> </w:t>
+      </w:r>
+      <w:r>
+        <w:rPr>
+          <w:bCs/>
+          <w:b/>
+        </w:rPr>
+        <w:t xml:space="preserve">and</w:t>
+      </w:r>
+      <w:r>
+        <w:t xml:space="preserve"> </w:t>
+      </w:r>
+      <w:r>
+        <w:t xml:space="preserve">timing has turned: the</w:t>
+      </w:r>
+      <w:r>
+        <w:t xml:space="preserve"> </w:t>
+      </w:r>
+      <w:r>
+        <w:rPr>
+          <w:bCs/>
+          <w:b/>
+        </w:rPr>
+        <w:t xml:space="preserve">drawdown trigger</w:t>
+      </w:r>
+      <w:r>
+        <w:t xml:space="preserve"> </w:t>
+      </w:r>
+      <w:r>
+        <w:t xml:space="preserve">fired, the</w:t>
+      </w:r>
+      <w:r>
+        <w:t xml:space="preserve"> </w:t>
+      </w:r>
+      <w:r>
+        <w:rPr>
+          <w:bCs/>
+          <w:b/>
+        </w:rPr>
+        <w:t xml:space="preserve">V2.3-style trend re-confirmed</w:t>
+      </w:r>
+      <w:r>
+        <w:t xml:space="preserve"> </w:t>
+      </w:r>
+      <w:r>
+        <w:t xml:space="preserve">(FULL on QQQ), or the</w:t>
+      </w:r>
+      <w:r>
+        <w:t xml:space="preserve"> </w:t>
+      </w:r>
+      <w:r>
+        <w:rPr>
+          <w:bCs/>
+          <w:b/>
+        </w:rPr>
+        <w:t xml:space="preserve">20-DMA fast re-entry</w:t>
+      </w:r>
+      <w:r>
+        <w:t xml:space="preserve"> </w:t>
+      </w:r>
+      <w:r>
+        <w:t xml:space="preserve">is firing.</w:t>
+      </w:r>
+    </w:p>
+    <w:p>
+      <w:pPr>
+        <w:numPr>
+          <w:ilvl w:val="0"/>
+          <w:numId w:val="1002"/>
+        </w:numPr>
+        <w:pStyle w:val="Compact"/>
+      </w:pPr>
+      <w:r>
+        <w:rPr>
+          <w:bCs/>
+          <w:b/>
+        </w:rPr>
+        <w:t xml:space="preserve">⏳ WAIT</w:t>
+      </w:r>
+      <w:r>
+        <w:t xml:space="preserve"> </w:t>
+      </w:r>
+      <w:r>
+        <w:t xml:space="preserve">— the dislocation is real but timing is still defensive; wait for the turn.</w:t>
+      </w:r>
+    </w:p>
+    <w:p>
+      <w:pPr>
+        <w:numPr>
+          <w:ilvl w:val="0"/>
+          <w:numId w:val="1002"/>
+        </w:numPr>
+        <w:pStyle w:val="Compact"/>
+      </w:pPr>
+      <w:r>
+        <w:rPr>
+          <w:bCs/>
+          <w:b/>
+        </w:rPr>
+        <w:t xml:space="preserve">— none</w:t>
+      </w:r>
+      <w:r>
+        <w:t xml:space="preserve"> </w:t>
+      </w:r>
+      <w:r>
+        <w:t xml:space="preserve">— nothing dislocated into an intact thesis right now.</w:t>
+      </w:r>
+    </w:p>
+    <w:p>
+      <w:pPr>
+        <w:pStyle w:val="FirstParagraph"/>
+      </w:pPr>
+      <w:r>
+        <w:t xml:space="preserve">The</w:t>
+      </w:r>
+      <w:r>
+        <w:t xml:space="preserve"> </w:t>
+      </w:r>
+      <w:r>
+        <w:rPr>
+          <w:bCs/>
+          <w:b/>
+        </w:rPr>
+        <w:t xml:space="preserve">V2.3 cross-check</w:t>
+      </w:r>
+      <w:r>
+        <w:t xml:space="preserve"> </w:t>
+      </w:r>
+      <w:r>
+        <w:t xml:space="preserve">independently computes a V2.3-style</w:t>
+      </w:r>
+      <w:r>
+        <w:t xml:space="preserve"> </w:t>
+      </w:r>
+      <w:r>
+        <w:rPr>
+          <w:bCs/>
+          <w:b/>
+        </w:rPr>
+        <w:t xml:space="preserve">FULL/DEFENSIVE</w:t>
+      </w:r>
+      <w:r>
+        <w:t xml:space="preserve"> </w:t>
+      </w:r>
+      <w:r>
+        <w:t xml:space="preserve">state on</w:t>
+      </w:r>
+      <w:r>
+        <w:t xml:space="preserve"> </w:t>
+      </w:r>
+      <w:r>
+        <w:rPr>
+          <w:bCs/>
+          <w:b/>
+        </w:rPr>
+        <w:t xml:space="preserve">QQQ</w:t>
+      </w:r>
+      <w:r>
+        <w:t xml:space="preserve"> </w:t>
+      </w:r>
+      <w:r>
+        <w:t xml:space="preserve">(Faber</w:t>
+      </w:r>
+      <w:r>
+        <w:t xml:space="preserve"> </w:t>
+      </w:r>
+      <w:r>
+        <w:t xml:space="preserve">200-DMA + 20-DMA fast re-entry + the exit-only composite-stress AND-gate) and compares it to Puck’s</w:t>
+      </w:r>
+      <w:r>
+        <w:t xml:space="preserve"> </w:t>
+      </w:r>
+      <w:r>
+        <w:t xml:space="preserve">regime posture:</w:t>
+      </w:r>
+      <w:r>
+        <w:t xml:space="preserve"> </w:t>
+      </w:r>
+      <w:r>
+        <w:rPr>
+          <w:bCs/>
+          <w:b/>
+        </w:rPr>
+        <w:t xml:space="preserve">✓ agree</w:t>
+      </w:r>
+      <w:r>
+        <w:t xml:space="preserve"> </w:t>
+      </w:r>
+      <w:r>
+        <w:t xml:space="preserve">= confirmation,</w:t>
+      </w:r>
+      <w:r>
+        <w:t xml:space="preserve"> </w:t>
+      </w:r>
+      <w:r>
+        <w:rPr>
+          <w:bCs/>
+          <w:b/>
+        </w:rPr>
+        <w:t xml:space="preserve">⚠ diverge</w:t>
+      </w:r>
+      <w:r>
+        <w:t xml:space="preserve"> </w:t>
+      </w:r>
+      <w:r>
+        <w:t xml:space="preserve">= look closer. It is a faithful</w:t>
+      </w:r>
+      <w:r>
+        <w:t xml:space="preserve"> </w:t>
+      </w:r>
+      <w:r>
+        <w:rPr>
+          <w:iCs/>
+          <w:i/>
+        </w:rPr>
+        <w:t xml:space="preserve">approximation</w:t>
+      </w:r>
+      <w:r>
+        <w:t xml:space="preserve"> </w:t>
+      </w:r>
+      <w:r>
+        <w:t xml:space="preserve">for cross-checking your separate V2.3 strategy —</w:t>
+      </w:r>
+      <w:r>
+        <w:t xml:space="preserve"> </w:t>
+      </w:r>
+      <w:r>
+        <w:rPr>
+          <w:bCs/>
+          <w:b/>
+        </w:rPr>
+        <w:t xml:space="preserve">not</w:t>
+      </w:r>
+      <w:r>
+        <w:t xml:space="preserve"> </w:t>
+      </w:r>
+      <w:r>
+        <w:t xml:space="preserve">the proprietary production</w:t>
+      </w:r>
+      <w:r>
+        <w:t xml:space="preserve"> </w:t>
+      </w:r>
+      <w:r>
+        <w:t xml:space="preserve">rule — and</w:t>
+      </w:r>
+      <w:r>
+        <w:t xml:space="preserve"> </w:t>
+      </w:r>
+      <w:r>
+        <w:rPr>
+          <w:bCs/>
+          <w:b/>
+        </w:rPr>
+        <w:t xml:space="preserve">Puck itself adds no leverage</w:t>
+      </w:r>
+      <w:r>
+        <w:t xml:space="preserve"> </w:t>
+      </w:r>
+      <w:r>
+        <w:t xml:space="preserve">(a 2× QLD sleeve would breach the −35% max-drawdown</w:t>
+      </w:r>
+      <w:r>
+        <w:t xml:space="preserve"> </w:t>
+      </w:r>
+      <w:r>
+        <w:t xml:space="preserve">objective unless gated by a full exit to cash).</w:t>
+      </w:r>
+    </w:p>
+    <w:bookmarkEnd w:id="37"/>
+    <w:bookmarkStart w:id="38" w:name="b-objective-scorecard"/>
+    <w:p>
+      <w:pPr>
+        <w:pStyle w:val="Heading3"/>
+      </w:pPr>
+      <w:r>
+        <w:t xml:space="preserve">5.1b Objective scorecard</w:t>
+      </w:r>
+    </w:p>
+    <w:p>
+      <w:pPr>
+        <w:pStyle w:val="FirstParagraph"/>
+      </w:pPr>
+      <w:r>
+        <w:t xml:space="preserve">The app’s goal is</w:t>
+      </w:r>
+      <w:r>
+        <w:t xml:space="preserve"> </w:t>
+      </w:r>
+      <w:r>
+        <w:rPr>
+          <w:bCs/>
+          <w:b/>
+        </w:rPr>
+        <w:t xml:space="preserve">max 10-year return with max drawdown &lt; 35%, and the best Calmar/Sortino.</w:t>
+      </w:r>
+      <w:r>
+        <w:t xml:space="preserve"> </w:t>
+      </w:r>
+      <w:r>
+        <w:t xml:space="preserve">This card</w:t>
+      </w:r>
+      <w:r>
+        <w:t xml:space="preserve"> </w:t>
+      </w:r>
+      <w:r>
+        <w:t xml:space="preserve">measures your</w:t>
+      </w:r>
+      <w:r>
+        <w:t xml:space="preserve"> </w:t>
+      </w:r>
+      <w:r>
+        <w:rPr>
+          <w:bCs/>
+          <w:b/>
+        </w:rPr>
+        <w:t xml:space="preserve">strategy basket</w:t>
+      </w:r>
+      <w:r>
+        <w:t xml:space="preserve"> </w:t>
+      </w:r>
+      <w:r>
+        <w:t xml:space="preserve">(target-weighted holdings) over the trailing window:</w:t>
+      </w:r>
+      <w:r>
+        <w:t xml:space="preserve"> </w:t>
+      </w:r>
+      <w:r>
+        <w:rPr>
+          <w:bCs/>
+          <w:b/>
+        </w:rPr>
+        <w:t xml:space="preserve">CAGR</w:t>
+      </w:r>
+      <w:r>
+        <w:t xml:space="preserve">,</w:t>
+      </w:r>
+      <w:r>
+        <w:t xml:space="preserve"> </w:t>
+      </w:r>
+      <w:r>
+        <w:rPr>
+          <w:bCs/>
+          <w:b/>
+        </w:rPr>
+        <w:t xml:space="preserve">max</w:t>
+      </w:r>
+      <w:r>
+        <w:rPr>
+          <w:bCs/>
+          <w:b/>
+        </w:rPr>
+        <w:t xml:space="preserve"> </w:t>
+      </w:r>
+      <w:r>
+        <w:rPr>
+          <w:bCs/>
+          <w:b/>
+        </w:rPr>
+        <w:t xml:space="preserve">drawdown</w:t>
+      </w:r>
+      <w:r>
+        <w:t xml:space="preserve"> </w:t>
+      </w:r>
+      <w:r>
+        <w:t xml:space="preserve">(turns ⚠ red if it breaches −35%),</w:t>
+      </w:r>
+      <w:r>
+        <w:t xml:space="preserve"> </w:t>
+      </w:r>
+      <w:r>
+        <w:rPr>
+          <w:bCs/>
+          <w:b/>
+        </w:rPr>
+        <w:t xml:space="preserve">Calmar</w:t>
+      </w:r>
+      <w:r>
+        <w:t xml:space="preserve"> </w:t>
+      </w:r>
+      <w:r>
+        <w:t xml:space="preserve">(CAGR ÷ maxDD), and</w:t>
+      </w:r>
+      <w:r>
+        <w:t xml:space="preserve"> </w:t>
+      </w:r>
+      <w:r>
+        <w:rPr>
+          <w:bCs/>
+          <w:b/>
+        </w:rPr>
+        <w:t xml:space="preserve">Sortino</w:t>
+      </w:r>
+      <w:r>
+        <w:t xml:space="preserve"> </w:t>
+      </w:r>
+      <w:r>
+        <w:t xml:space="preserve">(return ÷</w:t>
+      </w:r>
+      <w:r>
+        <w:t xml:space="preserve"> </w:t>
+      </w:r>
+      <w:r>
+        <w:t xml:space="preserve">downside risk). It’s a live check on whether the timing/risk layer is actually holding drawdown under the</w:t>
+      </w:r>
+      <w:r>
+        <w:t xml:space="preserve"> </w:t>
+      </w:r>
+      <w:r>
+        <w:t xml:space="preserve">limit while earning a good risk-adjusted return — a backward-looking proxy, not a forecast. A</w:t>
+      </w:r>
+      <w:r>
+        <w:t xml:space="preserve"> </w:t>
+      </w:r>
+      <w:r>
+        <w:rPr>
+          <w:bCs/>
+          <w:b/>
+        </w:rPr>
+        <w:t xml:space="preserve">trend-brake backtest</w:t>
+      </w:r>
+      <w:r>
+        <w:t xml:space="preserve"> </w:t>
+      </w:r>
+      <w:r>
+        <w:t xml:space="preserve">line below it shows, on this basket and with no look-ahead, whether a moving-average brake actually cut max-drawdown and improved Calmar vs. buy-and-hold (the dial’s premise, tested).</w:t>
+      </w:r>
+    </w:p>
+    <w:bookmarkEnd w:id="38"/>
+    <w:bookmarkStart w:id="39" w:name="c-track-record-self-grading"/>
+    <w:p>
+      <w:pPr>
+        <w:pStyle w:val="Heading3"/>
+      </w:pPr>
+      <w:r>
+        <w:t xml:space="preserve">5.1c Track record (self-grading)</w:t>
+      </w:r>
+    </w:p>
+    <w:p>
+      <w:pPr>
+        <w:pStyle w:val="FirstParagraph"/>
+      </w:pPr>
+      <w:r>
+        <w:t xml:space="preserve">Puck records every dated</w:t>
+      </w:r>
+      <w:r>
+        <w:t xml:space="preserve"> </w:t>
+      </w:r>
+      <w:r>
+        <w:rPr>
+          <w:bCs/>
+          <w:b/>
+        </w:rPr>
+        <w:t xml:space="preserve">per-name TSMOM tilt</w:t>
+      </w:r>
+      <w:r>
+        <w:t xml:space="preserve"> </w:t>
+      </w:r>
+      <w:r>
+        <w:t xml:space="preserve">(overweight → expect the stock up over ~21 days;</w:t>
+      </w:r>
+      <w:r>
+        <w:t xml:space="preserve"> </w:t>
+      </w:r>
+      <w:r>
+        <w:t xml:space="preserve">underweight → down) and, when the horizon matures,</w:t>
+      </w:r>
+      <w:r>
+        <w:t xml:space="preserve"> </w:t>
+      </w:r>
+      <w:r>
+        <w:rPr>
+          <w:bCs/>
+          <w:b/>
+        </w:rPr>
+        <w:t xml:space="preserve">resolves</w:t>
+      </w:r>
+      <w:r>
+        <w:t xml:space="preserve"> </w:t>
+      </w:r>
+      <w:r>
+        <w:t xml:space="preserve">it against the realized price into a</w:t>
+      </w:r>
+      <w:r>
+        <w:t xml:space="preserve"> </w:t>
+      </w:r>
+      <w:r>
+        <w:rPr>
+          <w:bCs/>
+          <w:b/>
+        </w:rPr>
+        <w:t xml:space="preserve">hit-rate</w:t>
+      </w:r>
+      <w:r>
+        <w:t xml:space="preserve">. It starts empty and fills in over ~21 days. This is the accountability layer — the system</w:t>
+      </w:r>
+      <w:r>
+        <w:t xml:space="preserve"> </w:t>
+      </w:r>
+      <w:r>
+        <w:t xml:space="preserve">is graded on whether its calls came true, turning opinions into a verifiable, compounding record. A</w:t>
+      </w:r>
+      <w:r>
+        <w:t xml:space="preserve"> </w:t>
+      </w:r>
+      <w:r>
+        <w:t xml:space="preserve">hit-rate persistently below ~50% means the signal isn’t working (which is what you want to know).</w:t>
+      </w:r>
+    </w:p>
+    <w:p>
+      <w:pPr>
+        <w:pStyle w:val="BodyText"/>
+      </w:pPr>
+      <w:r>
+        <w:t xml:space="preserve">A second</w:t>
+      </w:r>
+      <w:r>
+        <w:t xml:space="preserve"> </w:t>
+      </w:r>
+      <w:r>
+        <w:rPr>
+          <w:bCs/>
+          <w:b/>
+        </w:rPr>
+        <w:t xml:space="preserve">Alpha edge</w:t>
+      </w:r>
+      <w:r>
+        <w:t xml:space="preserve"> </w:t>
+      </w:r>
+      <w:r>
+        <w:t xml:space="preserve">line grades the harder claim. Each</w:t>
+      </w:r>
+      <w:r>
+        <w:t xml:space="preserve"> </w:t>
+      </w:r>
+      <w:r>
+        <w:rPr>
+          <w:bCs/>
+          <w:b/>
+        </w:rPr>
+        <w:t xml:space="preserve">de-rating / inflecting</w:t>
+      </w:r>
+      <w:r>
+        <w:t xml:space="preserve"> </w:t>
+      </w:r>
+      <w:r>
+        <w:t xml:space="preserve">flag becomes a</w:t>
+      </w:r>
+      <w:r>
+        <w:t xml:space="preserve"> </w:t>
+      </w:r>
+      <w:r>
+        <w:t xml:space="preserve">42-day</w:t>
+      </w:r>
+      <w:r>
+        <w:t xml:space="preserve"> </w:t>
+      </w:r>
+      <w:r>
+        <w:rPr>
+          <w:iCs/>
+          <w:i/>
+        </w:rPr>
+        <w:t xml:space="preserve">relative</w:t>
+      </w:r>
+      <w:r>
+        <w:t xml:space="preserve"> </w:t>
+      </w:r>
+      <w:r>
+        <w:t xml:space="preserve">forecast — does the flagged scarcity basket actually under/out-perform the AI-capex</w:t>
+      </w:r>
+      <w:r>
+        <w:t xml:space="preserve"> </w:t>
+      </w:r>
+      <w:r>
+        <w:t xml:space="preserve">complex (the theme ETFs)? That relative move, not raw direction, is the thesis’s real edge, so it is</w:t>
+      </w:r>
+      <w:r>
+        <w:t xml:space="preserve"> </w:t>
+      </w:r>
+      <w:r>
+        <w:t xml:space="preserve">scored separately (de-rating and inflecting buckets). It tells you whether the alpha signal earns its keep.</w:t>
+      </w:r>
+    </w:p>
+    <w:bookmarkEnd w:id="39"/>
+    <w:bookmarkStart w:id="40" w:name="summary-cards"/>
+    <w:p>
+      <w:pPr>
+        <w:pStyle w:val="Heading3"/>
+      </w:pPr>
+      <w:r>
+        <w:t xml:space="preserve">5.2 Summary cards</w:t>
+      </w:r>
+    </w:p>
+    <w:p>
+      <w:pPr>
+        <w:pStyle w:val="FirstParagraph"/>
+      </w:pPr>
+      <w:r>
+        <w:t xml:space="preserve">Sleeve size, IRA vs taxable split, holding count, and a</w:t>
+      </w:r>
+      <w:r>
+        <w:t xml:space="preserve"> </w:t>
+      </w:r>
+      <w:r>
+        <w:rPr>
+          <w:bCs/>
+          <w:b/>
+        </w:rPr>
+        <w:t xml:space="preserve">data-quality</w:t>
+      </w:r>
+      <w:r>
+        <w:t xml:space="preserve"> </w:t>
+      </w:r>
+      <w:r>
+        <w:t xml:space="preserve">card (✓ OK or ⚠ degraded —</w:t>
+      </w:r>
+      <w:r>
+        <w:t xml:space="preserve"> </w:t>
+      </w:r>
+      <w:r>
+        <w:t xml:space="preserve">see §11).</w:t>
+      </w:r>
+    </w:p>
+    <w:bookmarkEnd w:id="40"/>
+    <w:bookmarkStart w:id="41" w:name="triggers"/>
+    <w:p>
+      <w:pPr>
+        <w:pStyle w:val="Heading3"/>
+      </w:pPr>
+      <w:r>
+        <w:t xml:space="preserve">5.3 Triggers</w:t>
+      </w:r>
+    </w:p>
+    <w:p>
+      <w:pPr>
+        <w:pStyle w:val="FirstParagraph"/>
+      </w:pPr>
+      <w:r>
+        <w:t xml:space="preserve">Rules that tell you to act. Each shows a state —</w:t>
+      </w:r>
+      <w:r>
+        <w:t xml:space="preserve"> </w:t>
+      </w:r>
+      <w:r>
+        <w:rPr>
+          <w:bCs/>
+          <w:b/>
+        </w:rPr>
+        <w:t xml:space="preserve">armed</w:t>
+      </w:r>
+      <w:r>
+        <w:t xml:space="preserve"> </w:t>
+      </w:r>
+      <w:r>
+        <w:t xml:space="preserve">(active),</w:t>
+      </w:r>
+      <w:r>
+        <w:t xml:space="preserve"> </w:t>
+      </w:r>
+      <w:r>
+        <w:rPr>
+          <w:bCs/>
+          <w:b/>
+        </w:rPr>
+        <w:t xml:space="preserve">monitor</w:t>
+      </w:r>
+      <w:r>
+        <w:t xml:space="preserve"> </w:t>
+      </w:r>
+      <w:r>
+        <w:t xml:space="preserve">(manual watch), or</w:t>
+      </w:r>
+      <w:r>
+        <w:t xml:space="preserve"> </w:t>
+      </w:r>
+      <w:r>
+        <w:rPr>
+          <w:bCs/>
+          <w:b/>
+        </w:rPr>
+        <w:t xml:space="preserve">fired</w:t>
+      </w:r>
+      <w:r>
+        <w:t xml:space="preserve"> </w:t>
+      </w:r>
+      <w:r>
+        <w:t xml:space="preserve">(condition met). Auto triggers require</w:t>
+      </w:r>
+      <w:r>
+        <w:t xml:space="preserve"> </w:t>
+      </w:r>
+      <w:r>
+        <w:rPr>
+          <w:bCs/>
+          <w:b/>
+        </w:rPr>
+        <w:t xml:space="preserve">two consecutive scans</w:t>
+      </w:r>
+      <w:r>
+        <w:t xml:space="preserve"> </w:t>
+      </w:r>
+      <w:r>
+        <w:t xml:space="preserve">to confirm before they fire</w:t>
+      </w:r>
+      <w:r>
+        <w:t xml:space="preserve"> </w:t>
+      </w:r>
+      <w:r>
+        <w:t xml:space="preserve">(the first time a condition is met it shows</w:t>
+      </w:r>
+      <w:r>
+        <w:t xml:space="preserve"> </w:t>
+      </w:r>
+      <w:r>
+        <w:rPr>
+          <w:iCs/>
+          <w:i/>
+        </w:rPr>
+        <w:t xml:space="preserve">pending — needs a 2nd confirming scan</w:t>
+      </w:r>
+      <w:r>
+        <w:t xml:space="preserve">), so a single bad</w:t>
+      </w:r>
+      <w:r>
+        <w:t xml:space="preserve"> </w:t>
+      </w:r>
+      <w:r>
+        <w:t xml:space="preserve">print or one-day spike can’t fire an action:</w:t>
+      </w:r>
+      <w:r>
+        <w:t xml:space="preserve"> </w:t>
+      </w:r>
+      <w:r>
+        <w:t xml:space="preserve">-</w:t>
+      </w:r>
+      <w:r>
+        <w:t xml:space="preserve"> </w:t>
+      </w:r>
+      <w:r>
+        <w:rPr>
+          <w:bCs/>
+          <w:b/>
+        </w:rPr>
+        <w:t xml:space="preserve">Drawdown</w:t>
+      </w:r>
+      <w:r>
+        <w:t xml:space="preserve"> </w:t>
+      </w:r>
+      <w:r>
+        <w:t xml:space="preserve">(auto): complex down ≥20–25% from highs → deploy dry powder.</w:t>
+      </w:r>
+      <w:r>
+        <w:t xml:space="preserve"> </w:t>
+      </w:r>
+      <w:r>
+        <w:t xml:space="preserve">-</w:t>
+      </w:r>
+      <w:r>
+        <w:t xml:space="preserve"> </w:t>
+      </w:r>
+      <w:r>
+        <w:rPr>
+          <w:bCs/>
+          <w:b/>
+        </w:rPr>
+        <w:t xml:space="preserve">Trim rule</w:t>
+      </w:r>
+      <w:r>
+        <w:t xml:space="preserve"> </w:t>
+      </w:r>
+      <w:r>
+        <w:t xml:space="preserve">(auto): a name &gt;2× cost basis</w:t>
+      </w:r>
+      <w:r>
+        <w:t xml:space="preserve"> </w:t>
+      </w:r>
+      <w:r>
+        <w:rPr>
+          <w:bCs/>
+          <w:b/>
+        </w:rPr>
+        <w:t xml:space="preserve">and</w:t>
+      </w:r>
+      <w:r>
+        <w:t xml:space="preserve"> </w:t>
+      </w:r>
+      <w:r>
+        <w:t xml:space="preserve">&gt;50× forward P/E → trim ⅓ (needs your cost basis</w:t>
+      </w:r>
+      <w:r>
+        <w:t xml:space="preserve"> </w:t>
+      </w:r>
+      <w:r>
+        <w:t xml:space="preserve">from Settings).</w:t>
+      </w:r>
+      <w:r>
+        <w:t xml:space="preserve"> </w:t>
+      </w:r>
+      <w:r>
+        <w:t xml:space="preserve">-</w:t>
+      </w:r>
+      <w:r>
+        <w:t xml:space="preserve"> </w:t>
+      </w:r>
+      <w:r>
+        <w:rPr>
+          <w:bCs/>
+          <w:b/>
+        </w:rPr>
+        <w:t xml:space="preserve">Sleeve cap</w:t>
+      </w:r>
+      <w:r>
+        <w:t xml:space="preserve"> </w:t>
+      </w:r>
+      <w:r>
+        <w:t xml:space="preserve">(auto): sleeve value &gt; ~$1.72mm → trim back (needs your holdings from Settings).</w:t>
+      </w:r>
+      <w:r>
+        <w:t xml:space="preserve"> </w:t>
+      </w:r>
+      <w:r>
+        <w:t xml:space="preserve">-</w:t>
+      </w:r>
+      <w:r>
+        <w:t xml:space="preserve"> </w:t>
+      </w:r>
+      <w:r>
+        <w:rPr>
+          <w:bCs/>
+          <w:b/>
+        </w:rPr>
+        <w:t xml:space="preserve">Policy triggers</w:t>
+      </w:r>
+      <w:r>
+        <w:t xml:space="preserve"> </w:t>
+      </w:r>
+      <w:r>
+        <w:t xml:space="preserve">(manual): e.g. rare-earth/uranium policy shifts.</w:t>
+      </w:r>
+    </w:p>
+    <w:p>
+      <w:pPr>
+        <w:pStyle w:val="BodyText"/>
+      </w:pPr>
+      <w:r>
+        <w:t xml:space="preserve">When a trigger fires, the scanner opens a GitHub issue (deduped — one open issue at a time). You can</w:t>
+      </w:r>
+      <w:r>
+        <w:t xml:space="preserve"> </w:t>
+      </w:r>
+      <w:r>
+        <w:t xml:space="preserve">also get an</w:t>
+      </w:r>
+      <w:r>
+        <w:t xml:space="preserve"> </w:t>
+      </w:r>
+      <w:r>
+        <w:rPr>
+          <w:bCs/>
+          <w:b/>
+        </w:rPr>
+        <w:t xml:space="preserve">email</w:t>
+      </w:r>
+      <w:r>
+        <w:t xml:space="preserve"> </w:t>
+      </w:r>
+      <w:r>
+        <w:t xml:space="preserve">the moment a trigger</w:t>
+      </w:r>
+      <w:r>
+        <w:t xml:space="preserve"> </w:t>
+      </w:r>
+      <w:r>
+        <w:rPr>
+          <w:iCs/>
+          <w:i/>
+        </w:rPr>
         <w:t xml:space="preserve">newly</w:t>
       </w:r>
       <w:r>
@@ -3481,8 +3873,8 @@
         <w:t xml:space="preserve">so bad data can’t fire an action (§11).</w:t>
       </w:r>
     </w:p>
-    <w:bookmarkEnd w:id="40"/>
-    <w:bookmarkStart w:id="41" w:name="holdings-table"/>
+    <w:bookmarkEnd w:id="41"/>
+    <w:bookmarkStart w:id="42" w:name="holdings-table"/>
     <w:p>
       <w:pPr>
         <w:pStyle w:val="Heading3"/>
@@ -3643,8 +4035,8 @@
         <w:t xml:space="preserve">sleeve · DRY = cash held for triggers.</w:t>
       </w:r>
     </w:p>
-    <w:bookmarkEnd w:id="41"/>
-    <w:bookmarkStart w:id="42" w:name="your-holdings-live"/>
+    <w:bookmarkEnd w:id="42"/>
+    <w:bookmarkStart w:id="43" w:name="your-holdings-live"/>
     <w:p>
       <w:pPr>
         <w:pStyle w:val="Heading3"/>
@@ -3790,8 +4182,8 @@
         </w:pict>
       </w:r>
     </w:p>
-    <w:bookmarkEnd w:id="42"/>
-    <w:bookmarkStart w:id="43" w:name="dca-progress"/>
+    <w:bookmarkEnd w:id="43"/>
+    <w:bookmarkStart w:id="44" w:name="dca-progress"/>
     <w:p>
       <w:pPr>
         <w:pStyle w:val="Heading3"/>
@@ -3846,9 +4238,9 @@
         <w:t xml:space="preserve">holding, and the sleeve total deployed. Use it to stay on the plan and see where dry powder still goes.</w:t>
       </w:r>
     </w:p>
-    <w:bookmarkEnd w:id="43"/>
     <w:bookmarkEnd w:id="44"/>
-    <w:bookmarkStart w:id="47" w:name="Xb1e0b37cd2cec0cdc4f078d3157da65985b98c8"/>
+    <w:bookmarkEnd w:id="45"/>
+    <w:bookmarkStart w:id="48" w:name="Xb1e0b37cd2cec0cdc4f078d3157da65985b98c8"/>
     <w:p>
       <w:pPr>
         <w:pStyle w:val="Heading2"/>
@@ -4118,7 +4510,7 @@
         <w:t xml:space="preserve">data-derived (no hand-picked lists); discovered names are research leads, not recommendations.</w:t>
       </w:r>
     </w:p>
-    <w:bookmarkStart w:id="45" w:name="stress-test"/>
+    <w:bookmarkStart w:id="46" w:name="stress-test"/>
     <w:p>
       <w:pPr>
         <w:pStyle w:val="Heading3"/>
@@ -4208,8 +4600,8 @@
         <w:t xml:space="preserve">Runs entirely in your browser on your stored positions.</w:t>
       </w:r>
     </w:p>
-    <w:bookmarkEnd w:id="45"/>
-    <w:bookmarkStart w:id="46" w:name="suggested-ira-tilts"/>
+    <w:bookmarkEnd w:id="46"/>
+    <w:bookmarkStart w:id="47" w:name="suggested-ira-tilts"/>
     <w:p>
       <w:pPr>
         <w:pStyle w:val="Heading3"/>
@@ -4296,9 +4688,9 @@
         <w:t xml:space="preserve">sleeve stays buy-and-hold. Graded over time by the Track record. Not advice.</w:t>
       </w:r>
     </w:p>
-    <w:bookmarkEnd w:id="46"/>
     <w:bookmarkEnd w:id="47"/>
-    <w:bookmarkStart w:id="51" w:name="filings-news"/>
+    <w:bookmarkEnd w:id="48"/>
+    <w:bookmarkStart w:id="52" w:name="filings-news"/>
     <w:p>
       <w:pPr>
         <w:pStyle w:val="Heading2"/>
@@ -4316,18 +4708,18 @@
           <wp:inline>
             <wp:extent cx="5334000" cy="3750468"/>
             <wp:effectExtent b="0" l="0" r="0" t="0"/>
-            <wp:docPr descr="Filings and news" title="" id="49" name="Picture"/>
+            <wp:docPr descr="Filings and news" title="" id="50" name="Picture"/>
             <a:graphic>
               <a:graphicData uri="http://schemas.openxmlformats.org/drawingml/2006/picture">
                 <pic:pic>
                   <pic:nvPicPr>
-                    <pic:cNvPr descr="img/catalysts.png" id="50" name="Picture"/>
+                    <pic:cNvPr descr="img/catalysts.png" id="51" name="Picture"/>
                     <pic:cNvPicPr>
                       <a:picLocks noChangeArrowheads="1" noChangeAspect="1"/>
                     </pic:cNvPicPr>
                   </pic:nvPicPr>
                   <pic:blipFill>
-                    <a:blip r:embed="rId48"/>
+                    <a:blip r:embed="rId49"/>
                     <a:stretch>
                       <a:fillRect/>
                     </a:stretch>
@@ -4553,8 +4945,8 @@
         </w:pict>
       </w:r>
     </w:p>
-    <w:bookmarkEnd w:id="51"/>
-    <w:bookmarkStart w:id="55" w:name="options-check-fair-value-before-you-buy"/>
+    <w:bookmarkEnd w:id="52"/>
+    <w:bookmarkStart w:id="56" w:name="options-check-fair-value-before-you-buy"/>
     <w:p>
       <w:pPr>
         <w:pStyle w:val="Heading2"/>
@@ -4572,18 +4964,18 @@
           <wp:inline>
             <wp:extent cx="5334000" cy="3750468"/>
             <wp:effectExtent b="0" l="0" r="0" t="0"/>
-            <wp:docPr descr="Options check" title="" id="53" name="Picture"/>
+            <wp:docPr descr="Options check" title="" id="54" name="Picture"/>
             <a:graphic>
               <a:graphicData uri="http://schemas.openxmlformats.org/drawingml/2006/picture">
                 <pic:pic>
                   <pic:nvPicPr>
-                    <pic:cNvPr descr="img/options.png" id="54" name="Picture"/>
+                    <pic:cNvPr descr="img/options.png" id="55" name="Picture"/>
                     <pic:cNvPicPr>
                       <a:picLocks noChangeArrowheads="1" noChangeAspect="1"/>
                     </pic:cNvPicPr>
                   </pic:nvPicPr>
                   <pic:blipFill>
-                    <a:blip r:embed="rId52"/>
+                    <a:blip r:embed="rId53"/>
                     <a:stretch>
                       <a:fillRect/>
                     </a:stretch>
@@ -5125,8 +5517,8 @@
         </w:pict>
       </w:r>
     </w:p>
-    <w:bookmarkEnd w:id="55"/>
-    <w:bookmarkStart w:id="59" w:name="agent-digest"/>
+    <w:bookmarkEnd w:id="56"/>
+    <w:bookmarkStart w:id="60" w:name="agent-digest"/>
     <w:p>
       <w:pPr>
         <w:pStyle w:val="Heading2"/>
@@ -5144,18 +5536,18 @@
           <wp:inline>
             <wp:extent cx="5334000" cy="3750468"/>
             <wp:effectExtent b="0" l="0" r="0" t="0"/>
-            <wp:docPr descr="Agent digest" title="" id="57" name="Picture"/>
+            <wp:docPr descr="Agent digest" title="" id="58" name="Picture"/>
             <a:graphic>
               <a:graphicData uri="http://schemas.openxmlformats.org/drawingml/2006/picture">
                 <pic:pic>
                   <pic:nvPicPr>
-                    <pic:cNvPr descr="img/digest.png" id="58" name="Picture"/>
+                    <pic:cNvPr descr="img/digest.png" id="59" name="Picture"/>
                     <pic:cNvPicPr>
                       <a:picLocks noChangeArrowheads="1" noChangeAspect="1"/>
                     </pic:cNvPicPr>
                   </pic:nvPicPr>
                   <pic:blipFill>
-                    <a:blip r:embed="rId56"/>
+                    <a:blip r:embed="rId57"/>
                     <a:stretch>
                       <a:fillRect/>
                     </a:stretch>
@@ -5276,7 +5668,7 @@
       <w:pPr>
         <w:numPr>
           <w:ilvl w:val="0"/>
-          <w:numId w:val="1002"/>
+          <w:numId w:val="1003"/>
         </w:numPr>
         <w:pStyle w:val="Compact"/>
       </w:pPr>
@@ -5331,7 +5723,7 @@
       <w:pPr>
         <w:numPr>
           <w:ilvl w:val="0"/>
-          <w:numId w:val="1002"/>
+          <w:numId w:val="1003"/>
         </w:numPr>
         <w:pStyle w:val="Compact"/>
       </w:pPr>
@@ -5369,8 +5761,8 @@
         </w:pict>
       </w:r>
     </w:p>
-    <w:bookmarkEnd w:id="59"/>
-    <w:bookmarkStart w:id="65" w:name="settings-onboarding"/>
+    <w:bookmarkEnd w:id="60"/>
+    <w:bookmarkStart w:id="66" w:name="settings-onboarding"/>
     <w:p>
       <w:pPr>
         <w:pStyle w:val="Heading2"/>
@@ -5388,18 +5780,18 @@
           <wp:inline>
             <wp:extent cx="5334000" cy="3750468"/>
             <wp:effectExtent b="0" l="0" r="0" t="0"/>
-            <wp:docPr descr="Settings" title="" id="61" name="Picture"/>
+            <wp:docPr descr="Settings" title="" id="62" name="Picture"/>
             <a:graphic>
               <a:graphicData uri="http://schemas.openxmlformats.org/drawingml/2006/picture">
                 <pic:pic>
                   <pic:nvPicPr>
-                    <pic:cNvPr descr="img/settings.png" id="62" name="Picture"/>
+                    <pic:cNvPr descr="img/settings.png" id="63" name="Picture"/>
                     <pic:cNvPicPr>
                       <a:picLocks noChangeArrowheads="1" noChangeAspect="1"/>
                     </pic:cNvPicPr>
                   </pic:nvPicPr>
                   <pic:blipFill>
-                    <a:blip r:embed="rId60"/>
+                    <a:blip r:embed="rId61"/>
                     <a:stretch>
                       <a:fillRect/>
                     </a:stretch>
@@ -5471,7 +5863,7 @@
         <w:t xml:space="preserve">.</w:t>
       </w:r>
     </w:p>
-    <w:bookmarkStart w:id="63" w:name="your-holdings-per-account"/>
+    <w:bookmarkStart w:id="64" w:name="your-holdings-per-account"/>
     <w:p>
       <w:pPr>
         <w:pStyle w:val="Heading3"/>
@@ -5631,8 +6023,8 @@
         <w:t xml:space="preserve">— wipe them from this browser.</w:t>
       </w:r>
     </w:p>
-    <w:bookmarkEnd w:id="63"/>
-    <w:bookmarkStart w:id="64" w:name="admin-credentials-configuration"/>
+    <w:bookmarkEnd w:id="64"/>
+    <w:bookmarkStart w:id="65" w:name="admin-credentials-configuration"/>
     <w:p>
       <w:pPr>
         <w:pStyle w:val="Heading3"/>
@@ -6079,9 +6471,9 @@
         </w:pict>
       </w:r>
     </w:p>
-    <w:bookmarkEnd w:id="64"/>
     <w:bookmarkEnd w:id="65"/>
-    <w:bookmarkStart w:id="66" w:name="refresh-on-demand-scan"/>
+    <w:bookmarkEnd w:id="66"/>
+    <w:bookmarkStart w:id="67" w:name="refresh-on-demand-scan"/>
     <w:p>
       <w:pPr>
         <w:pStyle w:val="Heading2"/>
@@ -6200,8 +6592,8 @@
         </w:pict>
       </w:r>
     </w:p>
-    <w:bookmarkEnd w:id="66"/>
-    <w:bookmarkStart w:id="67" w:name="Xd2ac6c3d014752893f0670853f643e7f7a007f6"/>
+    <w:bookmarkEnd w:id="67"/>
+    <w:bookmarkStart w:id="68" w:name="Xd2ac6c3d014752893f0670853f643e7f7a007f6"/>
     <w:p>
       <w:pPr>
         <w:pStyle w:val="Heading2"/>
@@ -6441,132 +6833,6 @@
       </w:r>
       <w:r>
         <w:t xml:space="preserve">⚠ degraded.</w:t>
-      </w:r>
-    </w:p>
-    <w:p>
-      <w:pPr>
-        <w:numPr>
-          <w:ilvl w:val="0"/>
-          <w:numId w:val="1003"/>
-        </w:numPr>
-        <w:pStyle w:val="Compact"/>
-      </w:pPr>
-      <w:r>
-        <w:rPr>
-          <w:bCs/>
-          <w:b/>
-        </w:rPr>
-        <w:t xml:space="preserve">Cross-source consensus</w:t>
-      </w:r>
-      <w:r>
-        <w:t xml:space="preserve"> </w:t>
-      </w:r>
-      <w:r>
-        <w:t xml:space="preserve">— when sources disagree, the published price is the</w:t>
-      </w:r>
-      <w:r>
-        <w:t xml:space="preserve"> </w:t>
-      </w:r>
-      <w:r>
-        <w:rPr>
-          <w:bCs/>
-          <w:b/>
-        </w:rPr>
-        <w:t xml:space="preserve">consensus that</w:t>
-      </w:r>
-      <w:r>
-        <w:rPr>
-          <w:bCs/>
-          <w:b/>
-        </w:rPr>
-        <w:t xml:space="preserve"> </w:t>
-      </w:r>
-      <w:r>
-        <w:rPr>
-          <w:bCs/>
-          <w:b/>
-        </w:rPr>
-        <w:t xml:space="preserve">excludes the outlier</w:t>
-      </w:r>
-      <w:r>
-        <w:t xml:space="preserve"> </w:t>
-      </w:r>
-      <w:r>
-        <w:t xml:space="preserve">(a lone bad/synthetic print is dropped, not just flagged), and foreign lots are</w:t>
-      </w:r>
-      <w:r>
-        <w:t xml:space="preserve"> </w:t>
-      </w:r>
-      <w:r>
-        <w:t xml:space="preserve">never silently summed as USD.</w:t>
-      </w:r>
-    </w:p>
-    <w:p>
-      <w:pPr>
-        <w:numPr>
-          <w:ilvl w:val="0"/>
-          <w:numId w:val="1003"/>
-        </w:numPr>
-        <w:pStyle w:val="Compact"/>
-      </w:pPr>
-      <w:r>
-        <w:rPr>
-          <w:bCs/>
-          <w:b/>
-        </w:rPr>
-        <w:t xml:space="preserve">XSS-safe</w:t>
-      </w:r>
-      <w:r>
-        <w:t xml:space="preserve"> </w:t>
-      </w:r>
-      <w:r>
-        <w:t xml:space="preserve">— all third-party text (news headlines, filing fields) is HTML-escaped and links are</w:t>
-      </w:r>
-      <w:r>
-        <w:t xml:space="preserve"> </w:t>
-      </w:r>
-      <w:r>
-        <w:t xml:space="preserve">restricted to</w:t>
-      </w:r>
-      <w:r>
-        <w:t xml:space="preserve"> </w:t>
-      </w:r>
-      <w:r>
-        <w:rPr>
-          <w:rStyle w:val="VerbatimChar"/>
-        </w:rPr>
-        <w:t xml:space="preserve">http(s)</w:t>
-      </w:r>
-      <w:r>
-        <w:t xml:space="preserve"> </w:t>
-      </w:r>
-      <w:r>
-        <w:t xml:space="preserve">before display, so a poisoned feed can’t run code in your browser.</w:t>
-      </w:r>
-    </w:p>
-    <w:p>
-      <w:pPr>
-        <w:pStyle w:val="FirstParagraph"/>
-      </w:pPr>
-      <w:r>
-        <w:t xml:space="preserve">Add free market-data keys (§9.3) for stronger corroboration.</w:t>
-      </w:r>
-    </w:p>
-    <w:p>
-      <w:r>
-        <w:pict>
-          <v:rect style="width:0;height:1.5pt" o:hralign="center" o:hrstd="t" o:hr="t"/>
-        </w:pict>
-      </w:r>
-    </w:p>
-    <w:bookmarkEnd w:id="67"/>
-    <w:bookmarkStart w:id="68" w:name="glossary"/>
-    <w:p>
-      <w:pPr>
-        <w:pStyle w:val="Heading2"/>
-      </w:pPr>
-      <w:r>
-        <w:t xml:space="preserve">12. Glossary</w:t>
       </w:r>
     </w:p>
     <w:p>
@@ -6582,13 +6848,49 @@
           <w:bCs/>
           <w:b/>
         </w:rPr>
-        <w:t xml:space="preserve">Scarcity / chokepoint</w:t>
-      </w:r>
-      <w:r>
-        <w:t xml:space="preserve"> </w:t>
-      </w:r>
-      <w:r>
-        <w:t xml:space="preserve">— an input that’s slow/impossible to expand, so demand outruns supply.</w:t>
+        <w:t xml:space="preserve">Cross-source consensus</w:t>
+      </w:r>
+      <w:r>
+        <w:t xml:space="preserve"> </w:t>
+      </w:r>
+      <w:r>
+        <w:t xml:space="preserve">— when sources disagree, the published price is the</w:t>
+      </w:r>
+      <w:r>
+        <w:t xml:space="preserve"> </w:t>
+      </w:r>
+      <w:r>
+        <w:rPr>
+          <w:bCs/>
+          <w:b/>
+        </w:rPr>
+        <w:t xml:space="preserve">consensus that</w:t>
+      </w:r>
+      <w:r>
+        <w:rPr>
+          <w:bCs/>
+          <w:b/>
+        </w:rPr>
+        <w:t xml:space="preserve"> </w:t>
+      </w:r>
+      <w:r>
+        <w:rPr>
+          <w:bCs/>
+          <w:b/>
+        </w:rPr>
+        <w:t xml:space="preserve">excludes the outlier</w:t>
+      </w:r>
+      <w:r>
+        <w:t xml:space="preserve"> </w:t>
+      </w:r>
+      <w:r>
+        <w:t xml:space="preserve">(a lone bad/synthetic print is dropped, not just flagged), and foreign lots are</w:t>
+      </w:r>
+      <w:r>
+        <w:t xml:space="preserve"> </w:t>
+      </w:r>
+      <w:r>
+        <w:t xml:space="preserve">never silently summed as USD.</w:t>
       </w:r>
     </w:p>
     <w:p>
@@ -6604,189 +6906,42 @@
           <w:bCs/>
           <w:b/>
         </w:rPr>
-        <w:t xml:space="preserve">Priced-in / crowding</w:t>
-      </w:r>
-      <w:r>
-        <w:t xml:space="preserve"> </w:t>
-      </w:r>
-      <w:r>
-        <w:t xml:space="preserve">— how much the market already reflects a thesis (judgment vs. live price proxy).</w:t>
-      </w:r>
-    </w:p>
-    <w:p>
-      <w:pPr>
-        <w:numPr>
-          <w:ilvl w:val="0"/>
-          <w:numId w:val="1004"/>
-        </w:numPr>
-        <w:pStyle w:val="Compact"/>
-      </w:pPr>
-      <w:r>
-        <w:rPr>
-          <w:bCs/>
-          <w:b/>
-        </w:rPr>
-        <w:t xml:space="preserve">Bind window</w:t>
-      </w:r>
-      <w:r>
-        <w:t xml:space="preserve"> </w:t>
-      </w:r>
-      <w:r>
-        <w:t xml:space="preserve">— when a scarcity starts constraining.</w:t>
-      </w:r>
-    </w:p>
-    <w:p>
-      <w:pPr>
-        <w:numPr>
-          <w:ilvl w:val="0"/>
-          <w:numId w:val="1004"/>
-        </w:numPr>
-        <w:pStyle w:val="Compact"/>
-      </w:pPr>
-      <w:r>
-        <w:rPr>
-          <w:bCs/>
-          <w:b/>
-        </w:rPr>
-        <w:t xml:space="preserve">Tier</w:t>
-      </w:r>
-      <w:r>
-        <w:t xml:space="preserve"> </w:t>
-      </w:r>
-      <w:r>
-        <w:t xml:space="preserve">— how fast a holding is deployed (A/B/C/D/DRY).</w:t>
-      </w:r>
-    </w:p>
-    <w:p>
-      <w:pPr>
-        <w:numPr>
-          <w:ilvl w:val="0"/>
-          <w:numId w:val="1004"/>
-        </w:numPr>
-        <w:pStyle w:val="Compact"/>
-      </w:pPr>
-      <w:r>
-        <w:rPr>
-          <w:bCs/>
-          <w:b/>
-        </w:rPr>
-        <w:t xml:space="preserve">200-DMA</w:t>
-      </w:r>
-      <w:r>
-        <w:t xml:space="preserve"> </w:t>
-      </w:r>
-      <w:r>
-        <w:t xml:space="preserve">— 200-day moving average; price above it = healthier trend (Faber).</w:t>
-      </w:r>
-    </w:p>
-    <w:p>
-      <w:pPr>
-        <w:numPr>
-          <w:ilvl w:val="0"/>
-          <w:numId w:val="1004"/>
-        </w:numPr>
-        <w:pStyle w:val="Compact"/>
-      </w:pPr>
-      <w:r>
-        <w:rPr>
-          <w:bCs/>
-          <w:b/>
-        </w:rPr>
-        <w:t xml:space="preserve">12-month momentum</w:t>
-      </w:r>
-      <w:r>
-        <w:t xml:space="preserve"> </w:t>
-      </w:r>
-      <w:r>
-        <w:t xml:space="preserve">— trailing one-year return; the time-series-momentum signal (MOP 2012).</w:t>
-      </w:r>
-    </w:p>
-    <w:p>
-      <w:pPr>
-        <w:numPr>
-          <w:ilvl w:val="0"/>
-          <w:numId w:val="1004"/>
-        </w:numPr>
-        <w:pStyle w:val="Compact"/>
-      </w:pPr>
-      <w:r>
-        <w:rPr>
-          <w:bCs/>
-          <w:b/>
-        </w:rPr>
-        <w:t xml:space="preserve">Realized vol</w:t>
-      </w:r>
-      <w:r>
-        <w:t xml:space="preserve"> </w:t>
-      </w:r>
-      <w:r>
-        <w:t xml:space="preserve">— actual recent volatility of the underlying.</w:t>
-      </w:r>
-    </w:p>
-    <w:p>
-      <w:pPr>
-        <w:numPr>
-          <w:ilvl w:val="0"/>
-          <w:numId w:val="1004"/>
-        </w:numPr>
-        <w:pStyle w:val="Compact"/>
-      </w:pPr>
-      <w:r>
-        <w:rPr>
-          <w:bCs/>
-          <w:b/>
-        </w:rPr>
-        <w:t xml:space="preserve">Implied vol (IV)</w:t>
-      </w:r>
-      <w:r>
-        <w:t xml:space="preserve"> </w:t>
-      </w:r>
-      <w:r>
-        <w:t xml:space="preserve">— volatility implied by an option’s price.</w:t>
-      </w:r>
-    </w:p>
-    <w:p>
-      <w:pPr>
-        <w:numPr>
-          <w:ilvl w:val="0"/>
-          <w:numId w:val="1004"/>
-        </w:numPr>
-        <w:pStyle w:val="Compact"/>
-      </w:pPr>
-      <w:r>
-        <w:rPr>
-          <w:bCs/>
-          <w:b/>
-        </w:rPr>
-        <w:t xml:space="preserve">Forward P/E</w:t>
-      </w:r>
-      <w:r>
-        <w:t xml:space="preserve"> </w:t>
-      </w:r>
-      <w:r>
-        <w:t xml:space="preserve">— price ÷ next-year expected earnings.</w:t>
-      </w:r>
-    </w:p>
-    <w:p>
-      <w:pPr>
-        <w:numPr>
-          <w:ilvl w:val="0"/>
-          <w:numId w:val="1004"/>
-        </w:numPr>
-        <w:pStyle w:val="Compact"/>
-      </w:pPr>
-      <w:r>
-        <w:rPr>
-          <w:bCs/>
-          <w:b/>
-        </w:rPr>
-        <w:t xml:space="preserve">Posture / regime</w:t>
-      </w:r>
-      <w:r>
-        <w:t xml:space="preserve"> </w:t>
-      </w:r>
-      <w:r>
-        <w:t xml:space="preserve">— the timing dial (risk-on → defensive).</w:t>
+        <w:t xml:space="preserve">XSS-safe</w:t>
+      </w:r>
+      <w:r>
+        <w:t xml:space="preserve"> </w:t>
+      </w:r>
+      <w:r>
+        <w:t xml:space="preserve">— all third-party text (news headlines, filing fields) is HTML-escaped and links are</w:t>
+      </w:r>
+      <w:r>
+        <w:t xml:space="preserve"> </w:t>
+      </w:r>
+      <w:r>
+        <w:t xml:space="preserve">restricted to</w:t>
+      </w:r>
+      <w:r>
+        <w:t xml:space="preserve"> </w:t>
+      </w:r>
+      <w:r>
+        <w:rPr>
+          <w:rStyle w:val="VerbatimChar"/>
+        </w:rPr>
+        <w:t xml:space="preserve">http(s)</w:t>
+      </w:r>
+      <w:r>
+        <w:t xml:space="preserve"> </w:t>
+      </w:r>
+      <w:r>
+        <w:t xml:space="preserve">before display, so a poisoned feed can’t run code in your browser.</w:t>
+      </w:r>
+    </w:p>
+    <w:p>
+      <w:pPr>
+        <w:pStyle w:val="FirstParagraph"/>
+      </w:pPr>
+      <w:r>
+        <w:t xml:space="preserve">Add free market-data keys (§9.3) for stronger corroboration.</w:t>
       </w:r>
     </w:p>
     <w:p>
@@ -6797,13 +6952,13 @@
       </w:r>
     </w:p>
     <w:bookmarkEnd w:id="68"/>
-    <w:bookmarkStart w:id="69" w:name="faq-troubleshooting"/>
+    <w:bookmarkStart w:id="69" w:name="glossary"/>
     <w:p>
       <w:pPr>
         <w:pStyle w:val="Heading2"/>
       </w:pPr>
       <w:r>
-        <w:t xml:space="preserve">13. FAQ &amp; troubleshooting</w:t>
+        <w:t xml:space="preserve">12. Glossary</w:t>
       </w:r>
     </w:p>
     <w:p>
@@ -6819,70 +6974,13 @@
           <w:bCs/>
           <w:b/>
         </w:rPr>
-        <w:t xml:space="preserve">Prices/options/holdings show</w:t>
-      </w:r>
-      <w:r>
-        <w:rPr>
-          <w:bCs/>
-          <w:b/>
-        </w:rPr>
-        <w:t xml:space="preserve"> </w:t>
-      </w:r>
-      <w:r>
-        <w:rPr>
-          <w:bCs/>
-          <w:b/>
-        </w:rPr>
-        <w:t xml:space="preserve">“</w:t>
-      </w:r>
-      <w:r>
-        <w:rPr>
-          <w:bCs/>
-          <w:b/>
-        </w:rPr>
-        <w:t xml:space="preserve">—</w:t>
-      </w:r>
-      <w:r>
-        <w:rPr>
-          <w:bCs/>
-          <w:b/>
-        </w:rPr>
-        <w:t xml:space="preserve">”</w:t>
-      </w:r>
-      <w:r>
-        <w:rPr>
-          <w:bCs/>
-          <w:b/>
-        </w:rPr>
-        <w:t xml:space="preserve">.</w:t>
-      </w:r>
-      <w:r>
-        <w:t xml:space="preserve"> </w:t>
-      </w:r>
-      <w:r>
-        <w:t xml:space="preserve">The dashboard needs a completed live scan. Run</w:t>
-      </w:r>
-      <w:r>
-        <w:t xml:space="preserve"> </w:t>
-      </w:r>
-      <w:r>
-        <w:rPr>
-          <w:bCs/>
-          <w:b/>
-        </w:rPr>
-        <w:t xml:space="preserve">⟳ Refresh</w:t>
-      </w:r>
-      <w:r>
-        <w:t xml:space="preserve"> </w:t>
-      </w:r>
-      <w:r>
-        <w:t xml:space="preserve">(or</w:t>
-      </w:r>
-      <w:r>
-        <w:t xml:space="preserve"> </w:t>
-      </w:r>
-      <w:r>
-        <w:t xml:space="preserve">the scan Action), then reload.</w:t>
+        <w:t xml:space="preserve">Scarcity / chokepoint</w:t>
+      </w:r>
+      <w:r>
+        <w:t xml:space="preserve"> </w:t>
+      </w:r>
+      <w:r>
+        <w:t xml:space="preserve">— an input that’s slow/impossible to expand, so demand outruns supply.</w:t>
       </w:r>
     </w:p>
     <w:p>
@@ -6898,41 +6996,13 @@
           <w:bCs/>
           <w:b/>
         </w:rPr>
-        <w:t xml:space="preserve">“</w:t>
-      </w:r>
-      <w:r>
-        <w:rPr>
-          <w:bCs/>
-          <w:b/>
-        </w:rPr>
-        <w:t xml:space="preserve">Stale data</w:t>
-      </w:r>
-      <w:r>
-        <w:rPr>
-          <w:bCs/>
-          <w:b/>
-        </w:rPr>
-        <w:t xml:space="preserve">”</w:t>
-      </w:r>
-      <w:r>
-        <w:rPr>
-          <w:bCs/>
-          <w:b/>
-        </w:rPr>
-        <w:t xml:space="preserve"> </w:t>
-      </w:r>
-      <w:r>
-        <w:rPr>
-          <w:bCs/>
-          <w:b/>
-        </w:rPr>
-        <w:t xml:space="preserve">banner.</w:t>
-      </w:r>
-      <w:r>
-        <w:t xml:space="preserve"> </w:t>
-      </w:r>
-      <w:r>
-        <w:t xml:space="preserve">The last scan is &gt;3 days old — trigger a refresh.</w:t>
+        <w:t xml:space="preserve">Priced-in / crowding</w:t>
+      </w:r>
+      <w:r>
+        <w:t xml:space="preserve"> </w:t>
+      </w:r>
+      <w:r>
+        <w:t xml:space="preserve">— how much the market already reflects a thesis (judgment vs. live price proxy).</w:t>
       </w:r>
     </w:p>
     <w:p>
@@ -6948,19 +7018,13 @@
           <w:bCs/>
           <w:b/>
         </w:rPr>
-        <w:t xml:space="preserve">A holding has a ⚠.</w:t>
-      </w:r>
-      <w:r>
-        <w:t xml:space="preserve"> </w:t>
-      </w:r>
-      <w:r>
-        <w:t xml:space="preserve">Sources diverged, a big jump, or a stale quote — hover to see which. Treat the</w:t>
-      </w:r>
-      <w:r>
-        <w:t xml:space="preserve"> </w:t>
-      </w:r>
-      <w:r>
-        <w:t xml:space="preserve">number with caution.</w:t>
+        <w:t xml:space="preserve">Bind window</w:t>
+      </w:r>
+      <w:r>
+        <w:t xml:space="preserve"> </w:t>
+      </w:r>
+      <w:r>
+        <w:t xml:space="preserve">— when a scarcity starts constraining.</w:t>
       </w:r>
     </w:p>
     <w:p>
@@ -6976,48 +7040,13 @@
           <w:bCs/>
           <w:b/>
         </w:rPr>
-        <w:t xml:space="preserve">Digest says</w:t>
-      </w:r>
-      <w:r>
-        <w:rPr>
-          <w:bCs/>
-          <w:b/>
-        </w:rPr>
-        <w:t xml:space="preserve"> </w:t>
-      </w:r>
-      <w:r>
-        <w:rPr>
-          <w:bCs/>
-          <w:b/>
-        </w:rPr>
-        <w:t xml:space="preserve">“</w:t>
-      </w:r>
-      <w:r>
-        <w:rPr>
-          <w:bCs/>
-          <w:b/>
-        </w:rPr>
-        <w:t xml:space="preserve">no LLM key set</w:t>
-      </w:r>
-      <w:r>
-        <w:rPr>
-          <w:bCs/>
-          <w:b/>
-        </w:rPr>
-        <w:t xml:space="preserve">”</w:t>
-      </w:r>
-      <w:r>
-        <w:rPr>
-          <w:bCs/>
-          <w:b/>
-        </w:rPr>
-        <w:t xml:space="preserve">.</w:t>
-      </w:r>
-      <w:r>
-        <w:t xml:space="preserve"> </w:t>
-      </w:r>
-      <w:r>
-        <w:t xml:space="preserve">Add a Gemini/Groq key (Settings or repo secret).</w:t>
+        <w:t xml:space="preserve">Tier</w:t>
+      </w:r>
+      <w:r>
+        <w:t xml:space="preserve"> </w:t>
+      </w:r>
+      <w:r>
+        <w:t xml:space="preserve">— how fast a holding is deployed (A/B/C/D/DRY).</w:t>
       </w:r>
     </w:p>
     <w:p>
@@ -7033,19 +7062,13 @@
           <w:bCs/>
           <w:b/>
         </w:rPr>
-        <w:t xml:space="preserve">Refresh rejected (401/403/404).</w:t>
-      </w:r>
-      <w:r>
-        <w:t xml:space="preserve"> </w:t>
-      </w:r>
-      <w:r>
-        <w:t xml:space="preserve">The dispatch token is missing/insufficient — it needs Contents:</w:t>
-      </w:r>
-      <w:r>
-        <w:t xml:space="preserve"> </w:t>
-      </w:r>
-      <w:r>
-        <w:t xml:space="preserve">Read &amp; write on this repo. It’s auto-cleared so you can re-paste.</w:t>
+        <w:t xml:space="preserve">200-DMA</w:t>
+      </w:r>
+      <w:r>
+        <w:t xml:space="preserve"> </w:t>
+      </w:r>
+      <w:r>
+        <w:t xml:space="preserve">— 200-day moving average; price above it = healthier trend (Faber).</w:t>
       </w:r>
     </w:p>
     <w:p>
@@ -7061,28 +7084,101 @@
           <w:bCs/>
           <w:b/>
         </w:rPr>
-        <w:t xml:space="preserve">I don’t want my real holdings anywhere shared.</w:t>
-      </w:r>
-      <w:r>
-        <w:t xml:space="preserve"> </w:t>
-      </w:r>
-      <w:r>
-        <w:t xml:space="preserve">They never leave your browser (localStorage), and</w:t>
-      </w:r>
-      <w:r>
-        <w:t xml:space="preserve"> </w:t>
-      </w:r>
-      <w:r>
-        <w:rPr>
-          <w:rStyle w:val="VerbatimChar"/>
-        </w:rPr>
-        <w:t xml:space="preserve">positions.local.json</w:t>
-      </w:r>
-      <w:r>
-        <w:t xml:space="preserve"> </w:t>
-      </w:r>
-      <w:r>
-        <w:t xml:space="preserve">is gitignored.</w:t>
+        <w:t xml:space="preserve">12-month momentum</w:t>
+      </w:r>
+      <w:r>
+        <w:t xml:space="preserve"> </w:t>
+      </w:r>
+      <w:r>
+        <w:t xml:space="preserve">— trailing one-year return; the time-series-momentum signal (MOP 2012).</w:t>
+      </w:r>
+    </w:p>
+    <w:p>
+      <w:pPr>
+        <w:numPr>
+          <w:ilvl w:val="0"/>
+          <w:numId w:val="1005"/>
+        </w:numPr>
+        <w:pStyle w:val="Compact"/>
+      </w:pPr>
+      <w:r>
+        <w:rPr>
+          <w:bCs/>
+          <w:b/>
+        </w:rPr>
+        <w:t xml:space="preserve">Realized vol</w:t>
+      </w:r>
+      <w:r>
+        <w:t xml:space="preserve"> </w:t>
+      </w:r>
+      <w:r>
+        <w:t xml:space="preserve">— actual recent volatility of the underlying.</w:t>
+      </w:r>
+    </w:p>
+    <w:p>
+      <w:pPr>
+        <w:numPr>
+          <w:ilvl w:val="0"/>
+          <w:numId w:val="1005"/>
+        </w:numPr>
+        <w:pStyle w:val="Compact"/>
+      </w:pPr>
+      <w:r>
+        <w:rPr>
+          <w:bCs/>
+          <w:b/>
+        </w:rPr>
+        <w:t xml:space="preserve">Implied vol (IV)</w:t>
+      </w:r>
+      <w:r>
+        <w:t xml:space="preserve"> </w:t>
+      </w:r>
+      <w:r>
+        <w:t xml:space="preserve">— volatility implied by an option’s price.</w:t>
+      </w:r>
+    </w:p>
+    <w:p>
+      <w:pPr>
+        <w:numPr>
+          <w:ilvl w:val="0"/>
+          <w:numId w:val="1005"/>
+        </w:numPr>
+        <w:pStyle w:val="Compact"/>
+      </w:pPr>
+      <w:r>
+        <w:rPr>
+          <w:bCs/>
+          <w:b/>
+        </w:rPr>
+        <w:t xml:space="preserve">Forward P/E</w:t>
+      </w:r>
+      <w:r>
+        <w:t xml:space="preserve"> </w:t>
+      </w:r>
+      <w:r>
+        <w:t xml:space="preserve">— price ÷ next-year expected earnings.</w:t>
+      </w:r>
+    </w:p>
+    <w:p>
+      <w:pPr>
+        <w:numPr>
+          <w:ilvl w:val="0"/>
+          <w:numId w:val="1005"/>
+        </w:numPr>
+        <w:pStyle w:val="Compact"/>
+      </w:pPr>
+      <w:r>
+        <w:rPr>
+          <w:bCs/>
+          <w:b/>
+        </w:rPr>
+        <w:t xml:space="preserve">Posture / regime</w:t>
+      </w:r>
+      <w:r>
+        <w:t xml:space="preserve"> </w:t>
+      </w:r>
+      <w:r>
+        <w:t xml:space="preserve">— the timing dial (risk-on → defensive).</w:t>
       </w:r>
     </w:p>
     <w:p>
@@ -7092,6 +7188,302 @@
         </w:pict>
       </w:r>
     </w:p>
+    <w:bookmarkEnd w:id="69"/>
+    <w:bookmarkStart w:id="70" w:name="faq-troubleshooting"/>
+    <w:p>
+      <w:pPr>
+        <w:pStyle w:val="Heading2"/>
+      </w:pPr>
+      <w:r>
+        <w:t xml:space="preserve">13. FAQ &amp; troubleshooting</w:t>
+      </w:r>
+    </w:p>
+    <w:p>
+      <w:pPr>
+        <w:numPr>
+          <w:ilvl w:val="0"/>
+          <w:numId w:val="1006"/>
+        </w:numPr>
+        <w:pStyle w:val="Compact"/>
+      </w:pPr>
+      <w:r>
+        <w:rPr>
+          <w:bCs/>
+          <w:b/>
+        </w:rPr>
+        <w:t xml:space="preserve">Prices/options/holdings show</w:t>
+      </w:r>
+      <w:r>
+        <w:rPr>
+          <w:bCs/>
+          <w:b/>
+        </w:rPr>
+        <w:t xml:space="preserve"> </w:t>
+      </w:r>
+      <w:r>
+        <w:rPr>
+          <w:bCs/>
+          <w:b/>
+        </w:rPr>
+        <w:t xml:space="preserve">“</w:t>
+      </w:r>
+      <w:r>
+        <w:rPr>
+          <w:bCs/>
+          <w:b/>
+        </w:rPr>
+        <w:t xml:space="preserve">—</w:t>
+      </w:r>
+      <w:r>
+        <w:rPr>
+          <w:bCs/>
+          <w:b/>
+        </w:rPr>
+        <w:t xml:space="preserve">”</w:t>
+      </w:r>
+      <w:r>
+        <w:rPr>
+          <w:bCs/>
+          <w:b/>
+        </w:rPr>
+        <w:t xml:space="preserve">.</w:t>
+      </w:r>
+      <w:r>
+        <w:t xml:space="preserve"> </w:t>
+      </w:r>
+      <w:r>
+        <w:t xml:space="preserve">The dashboard needs a completed live scan. Run</w:t>
+      </w:r>
+      <w:r>
+        <w:t xml:space="preserve"> </w:t>
+      </w:r>
+      <w:r>
+        <w:rPr>
+          <w:bCs/>
+          <w:b/>
+        </w:rPr>
+        <w:t xml:space="preserve">⟳ Refresh</w:t>
+      </w:r>
+      <w:r>
+        <w:t xml:space="preserve"> </w:t>
+      </w:r>
+      <w:r>
+        <w:t xml:space="preserve">(or</w:t>
+      </w:r>
+      <w:r>
+        <w:t xml:space="preserve"> </w:t>
+      </w:r>
+      <w:r>
+        <w:t xml:space="preserve">the scan Action), then reload.</w:t>
+      </w:r>
+    </w:p>
+    <w:p>
+      <w:pPr>
+        <w:numPr>
+          <w:ilvl w:val="0"/>
+          <w:numId w:val="1006"/>
+        </w:numPr>
+        <w:pStyle w:val="Compact"/>
+      </w:pPr>
+      <w:r>
+        <w:rPr>
+          <w:bCs/>
+          <w:b/>
+        </w:rPr>
+        <w:t xml:space="preserve">“</w:t>
+      </w:r>
+      <w:r>
+        <w:rPr>
+          <w:bCs/>
+          <w:b/>
+        </w:rPr>
+        <w:t xml:space="preserve">Stale data</w:t>
+      </w:r>
+      <w:r>
+        <w:rPr>
+          <w:bCs/>
+          <w:b/>
+        </w:rPr>
+        <w:t xml:space="preserve">”</w:t>
+      </w:r>
+      <w:r>
+        <w:rPr>
+          <w:bCs/>
+          <w:b/>
+        </w:rPr>
+        <w:t xml:space="preserve"> </w:t>
+      </w:r>
+      <w:r>
+        <w:rPr>
+          <w:bCs/>
+          <w:b/>
+        </w:rPr>
+        <w:t xml:space="preserve">banner.</w:t>
+      </w:r>
+      <w:r>
+        <w:t xml:space="preserve"> </w:t>
+      </w:r>
+      <w:r>
+        <w:t xml:space="preserve">The last scan is &gt;3 days old — trigger a refresh.</w:t>
+      </w:r>
+    </w:p>
+    <w:p>
+      <w:pPr>
+        <w:numPr>
+          <w:ilvl w:val="0"/>
+          <w:numId w:val="1006"/>
+        </w:numPr>
+        <w:pStyle w:val="Compact"/>
+      </w:pPr>
+      <w:r>
+        <w:rPr>
+          <w:bCs/>
+          <w:b/>
+        </w:rPr>
+        <w:t xml:space="preserve">A holding has a ⚠.</w:t>
+      </w:r>
+      <w:r>
+        <w:t xml:space="preserve"> </w:t>
+      </w:r>
+      <w:r>
+        <w:t xml:space="preserve">Sources diverged, a big jump, or a stale quote — hover to see which. Treat the</w:t>
+      </w:r>
+      <w:r>
+        <w:t xml:space="preserve"> </w:t>
+      </w:r>
+      <w:r>
+        <w:t xml:space="preserve">number with caution.</w:t>
+      </w:r>
+    </w:p>
+    <w:p>
+      <w:pPr>
+        <w:numPr>
+          <w:ilvl w:val="0"/>
+          <w:numId w:val="1006"/>
+        </w:numPr>
+        <w:pStyle w:val="Compact"/>
+      </w:pPr>
+      <w:r>
+        <w:rPr>
+          <w:bCs/>
+          <w:b/>
+        </w:rPr>
+        <w:t xml:space="preserve">Digest says</w:t>
+      </w:r>
+      <w:r>
+        <w:rPr>
+          <w:bCs/>
+          <w:b/>
+        </w:rPr>
+        <w:t xml:space="preserve"> </w:t>
+      </w:r>
+      <w:r>
+        <w:rPr>
+          <w:bCs/>
+          <w:b/>
+        </w:rPr>
+        <w:t xml:space="preserve">“</w:t>
+      </w:r>
+      <w:r>
+        <w:rPr>
+          <w:bCs/>
+          <w:b/>
+        </w:rPr>
+        <w:t xml:space="preserve">no LLM key set</w:t>
+      </w:r>
+      <w:r>
+        <w:rPr>
+          <w:bCs/>
+          <w:b/>
+        </w:rPr>
+        <w:t xml:space="preserve">”</w:t>
+      </w:r>
+      <w:r>
+        <w:rPr>
+          <w:bCs/>
+          <w:b/>
+        </w:rPr>
+        <w:t xml:space="preserve">.</w:t>
+      </w:r>
+      <w:r>
+        <w:t xml:space="preserve"> </w:t>
+      </w:r>
+      <w:r>
+        <w:t xml:space="preserve">Add a Gemini/Groq key (Settings or repo secret).</w:t>
+      </w:r>
+    </w:p>
+    <w:p>
+      <w:pPr>
+        <w:numPr>
+          <w:ilvl w:val="0"/>
+          <w:numId w:val="1006"/>
+        </w:numPr>
+        <w:pStyle w:val="Compact"/>
+      </w:pPr>
+      <w:r>
+        <w:rPr>
+          <w:bCs/>
+          <w:b/>
+        </w:rPr>
+        <w:t xml:space="preserve">Refresh rejected (401/403/404).</w:t>
+      </w:r>
+      <w:r>
+        <w:t xml:space="preserve"> </w:t>
+      </w:r>
+      <w:r>
+        <w:t xml:space="preserve">The dispatch token is missing/insufficient — it needs Contents:</w:t>
+      </w:r>
+      <w:r>
+        <w:t xml:space="preserve"> </w:t>
+      </w:r>
+      <w:r>
+        <w:t xml:space="preserve">Read &amp; write on this repo. It’s auto-cleared so you can re-paste.</w:t>
+      </w:r>
+    </w:p>
+    <w:p>
+      <w:pPr>
+        <w:numPr>
+          <w:ilvl w:val="0"/>
+          <w:numId w:val="1006"/>
+        </w:numPr>
+        <w:pStyle w:val="Compact"/>
+      </w:pPr>
+      <w:r>
+        <w:rPr>
+          <w:bCs/>
+          <w:b/>
+        </w:rPr>
+        <w:t xml:space="preserve">I don’t want my real holdings anywhere shared.</w:t>
+      </w:r>
+      <w:r>
+        <w:t xml:space="preserve"> </w:t>
+      </w:r>
+      <w:r>
+        <w:t xml:space="preserve">They never leave your browser (localStorage), and</w:t>
+      </w:r>
+      <w:r>
+        <w:t xml:space="preserve"> </w:t>
+      </w:r>
+      <w:r>
+        <w:rPr>
+          <w:rStyle w:val="VerbatimChar"/>
+        </w:rPr>
+        <w:t xml:space="preserve">positions.local.json</w:t>
+      </w:r>
+      <w:r>
+        <w:t xml:space="preserve"> </w:t>
+      </w:r>
+      <w:r>
+        <w:t xml:space="preserve">is gitignored.</w:t>
+      </w:r>
+    </w:p>
+    <w:p>
+      <w:r>
+        <w:pict>
+          <v:rect style="width:0;height:1.5pt" o:hralign="center" o:hrstd="t" o:hr="t"/>
+        </w:pict>
+      </w:r>
+    </w:p>
     <w:p>
       <w:pPr>
         <w:pStyle w:val="FirstParagraph"/>
@@ -7205,8 +7597,8 @@
         <w:t xml:space="preserve">§6–§7.</w:t>
       </w:r>
     </w:p>
-    <w:bookmarkEnd w:id="69"/>
     <w:bookmarkEnd w:id="70"/>
+    <w:bookmarkEnd w:id="71"/>
     <w:sectPr/>
   </w:body>
 </w:document>
@@ -7517,6 +7909,9 @@
     <w:abstractNumId w:val="991"/>
   </w:num>
   <w:num w:numId="1005">
+    <w:abstractNumId w:val="991"/>
+  </w:num>
+  <w:num w:numId="1006">
     <w:abstractNumId w:val="991"/>
   </w:num>
 </w:numbering>

--- a/docs/USER-GUIDE.docx
+++ b/docs/USER-GUIDE.docx
@@ -60,7 +60,7 @@
         <w:t xml:space="preserve">Layer</w:t>
       </w:r>
     </w:p>
-    <w:bookmarkStart w:id="71" w:name="puck-end-user-guide"/>
+    <w:bookmarkStart w:id="72" w:name="puck-end-user-guide"/>
     <w:p>
       <w:pPr>
         <w:pStyle w:val="Heading1"/>
@@ -4930,7 +4930,344 @@
     </w:p>
     <w:bookmarkEnd w:id="47"/>
     <w:bookmarkEnd w:id="48"/>
-    <w:bookmarkStart w:id="52" w:name="filings-news"/>
+    <w:bookmarkStart w:id="49" w:name="c.-research-llm-proposals-you-approve"/>
+    <w:p>
+      <w:pPr>
+        <w:pStyle w:val="Heading2"/>
+      </w:pPr>
+      <w:r>
+        <w:t xml:space="preserve">5c. Research (LLM proposals you approve)</w:t>
+      </w:r>
+    </w:p>
+    <w:p>
+      <w:pPr>
+        <w:pStyle w:val="FirstParagraph"/>
+      </w:pPr>
+      <w:r>
+        <w:t xml:space="preserve">The</w:t>
+      </w:r>
+      <w:r>
+        <w:t xml:space="preserve"> </w:t>
+      </w:r>
+      <w:r>
+        <w:rPr>
+          <w:bCs/>
+          <w:b/>
+        </w:rPr>
+        <w:t xml:space="preserve">Research</w:t>
+      </w:r>
+      <w:r>
+        <w:t xml:space="preserve"> </w:t>
+      </w:r>
+      <w:r>
+        <w:t xml:space="preserve">tab surfaces the monthly research engine’s proposed reassessments. The engine runs the</w:t>
+      </w:r>
+      <w:r>
+        <w:t xml:space="preserve"> </w:t>
+      </w:r>
+      <w:r>
+        <w:t xml:space="preserve">free LLMs (deep-dive → cross-model red-team → synthesis) over</w:t>
+      </w:r>
+      <w:r>
+        <w:t xml:space="preserve"> </w:t>
+      </w:r>
+      <w:r>
+        <w:rPr>
+          <w:bCs/>
+          <w:b/>
+        </w:rPr>
+        <w:t xml:space="preserve">deep evidence</w:t>
+      </w:r>
+      <w:r>
+        <w:t xml:space="preserve"> </w:t>
+      </w:r>
+      <w:r>
+        <w:t xml:space="preserve">— multi-angle news</w:t>
+      </w:r>
+      <w:r>
+        <w:t xml:space="preserve"> </w:t>
+      </w:r>
+      <w:r>
+        <w:rPr>
+          <w:iCs/>
+          <w:i/>
+        </w:rPr>
+        <w:t xml:space="preserve">article excerpts</w:t>
+      </w:r>
+      <w:r>
+        <w:t xml:space="preserve"> </w:t>
+      </w:r>
+      <w:r>
+        <w:t xml:space="preserve">+</w:t>
+      </w:r>
+      <w:r>
+        <w:t xml:space="preserve"> </w:t>
+      </w:r>
+      <w:r>
+        <w:rPr>
+          <w:iCs/>
+          <w:i/>
+        </w:rPr>
+        <w:t xml:space="preserve">SEC filing passages</w:t>
+      </w:r>
+      <w:r>
+        <w:t xml:space="preserve"> </w:t>
+      </w:r>
+      <w:r>
+        <w:t xml:space="preserve">+ the live de-rating / forced-flow / opportunity signals —</w:t>
+      </w:r>
+      <w:r>
+        <w:t xml:space="preserve"> </w:t>
+      </w:r>
+      <w:r>
+        <w:t xml:space="preserve">and proposes updates to each scarcity’s</w:t>
+      </w:r>
+      <w:r>
+        <w:t xml:space="preserve"> </w:t>
+      </w:r>
+      <w:r>
+        <w:rPr>
+          <w:bCs/>
+          <w:b/>
+        </w:rPr>
+        <w:t xml:space="preserve">priced-in / bind-window / non-consensus</w:t>
+      </w:r>
+      <w:r>
+        <w:t xml:space="preserve"> </w:t>
+      </w:r>
+      <w:r>
+        <w:t xml:space="preserve">fields only.</w:t>
+      </w:r>
+    </w:p>
+    <w:p>
+      <w:pPr>
+        <w:pStyle w:val="BodyText"/>
+      </w:pPr>
+      <w:r>
+        <w:t xml:space="preserve">Each card shows the</w:t>
+      </w:r>
+      <w:r>
+        <w:t xml:space="preserve"> </w:t>
+      </w:r>
+      <w:r>
+        <w:rPr>
+          <w:bCs/>
+          <w:b/>
+        </w:rPr>
+        <w:t xml:space="preserve">before→after</w:t>
+      </w:r>
+      <w:r>
+        <w:t xml:space="preserve"> </w:t>
+      </w:r>
+      <w:r>
+        <w:t xml:space="preserve">change, the LLM’s rationale, its sources, and confidence:</w:t>
+      </w:r>
+      <w:r>
+        <w:t xml:space="preserve"> </w:t>
+      </w:r>
+      <w:r>
+        <w:t xml:space="preserve">-</w:t>
+      </w:r>
+      <w:r>
+        <w:t xml:space="preserve"> </w:t>
+      </w:r>
+      <w:r>
+        <w:rPr>
+          <w:bCs/>
+          <w:b/>
+        </w:rPr>
+        <w:t xml:space="preserve">✓ Accept → open PR</w:t>
+      </w:r>
+      <w:r>
+        <w:t xml:space="preserve"> </w:t>
+      </w:r>
+      <w:r>
+        <w:t xml:space="preserve">opens a GitHub pull request containing</w:t>
+      </w:r>
+      <w:r>
+        <w:t xml:space="preserve"> </w:t>
+      </w:r>
+      <w:r>
+        <w:rPr>
+          <w:iCs/>
+          <w:i/>
+        </w:rPr>
+        <w:t xml:space="preserve">just that one change</w:t>
+      </w:r>
+      <w:r>
+        <w:t xml:space="preserve"> </w:t>
+      </w:r>
+      <w:r>
+        <w:t xml:space="preserve">to</w:t>
+      </w:r>
+      <w:r>
+        <w:t xml:space="preserve"> </w:t>
+      </w:r>
+      <w:r>
+        <w:rPr>
+          <w:rStyle w:val="VerbatimChar"/>
+        </w:rPr>
+        <w:t xml:space="preserve">scarcities.json</w:t>
+      </w:r>
+      <w:r>
+        <w:t xml:space="preserve">, which you then merge. Needs a token in</w:t>
+      </w:r>
+      <w:r>
+        <w:t xml:space="preserve"> </w:t>
+      </w:r>
+      <w:r>
+        <w:rPr>
+          <w:bCs/>
+          <w:b/>
+        </w:rPr>
+        <w:t xml:space="preserve">Settings → Admin</w:t>
+      </w:r>
+      <w:r>
+        <w:t xml:space="preserve"> </w:t>
+      </w:r>
+      <w:r>
+        <w:t xml:space="preserve">with</w:t>
+      </w:r>
+      <w:r>
+        <w:t xml:space="preserve"> </w:t>
+      </w:r>
+      <w:r>
+        <w:rPr>
+          <w:bCs/>
+          <w:b/>
+        </w:rPr>
+        <w:t xml:space="preserve">Contents:</w:t>
+      </w:r>
+      <w:r>
+        <w:rPr>
+          <w:bCs/>
+          <w:b/>
+        </w:rPr>
+        <w:t xml:space="preserve"> </w:t>
+      </w:r>
+      <w:r>
+        <w:rPr>
+          <w:bCs/>
+          <w:b/>
+        </w:rPr>
+        <w:t xml:space="preserve">read/write</w:t>
+      </w:r>
+      <w:r>
+        <w:t xml:space="preserve"> </w:t>
+      </w:r>
+      <w:r>
+        <w:t xml:space="preserve">and</w:t>
+      </w:r>
+      <w:r>
+        <w:t xml:space="preserve"> </w:t>
+      </w:r>
+      <w:r>
+        <w:rPr>
+          <w:bCs/>
+          <w:b/>
+        </w:rPr>
+        <w:t xml:space="preserve">Pull requests: read/write</w:t>
+      </w:r>
+      <w:r>
+        <w:t xml:space="preserve">.</w:t>
+      </w:r>
+      <w:r>
+        <w:t xml:space="preserve"> </w:t>
+      </w:r>
+      <w:r>
+        <w:t xml:space="preserve">-</w:t>
+      </w:r>
+      <w:r>
+        <w:t xml:space="preserve"> </w:t>
+      </w:r>
+      <w:r>
+        <w:rPr>
+          <w:bCs/>
+          <w:b/>
+        </w:rPr>
+        <w:t xml:space="preserve">✕ Reject</w:t>
+      </w:r>
+      <w:r>
+        <w:t xml:space="preserve"> </w:t>
+      </w:r>
+      <w:r>
+        <w:t xml:space="preserve">dismisses it.</w:t>
+      </w:r>
+    </w:p>
+    <w:p>
+      <w:pPr>
+        <w:pStyle w:val="BodyText"/>
+      </w:pPr>
+      <w:r>
+        <w:t xml:space="preserve">The bot only</w:t>
+      </w:r>
+      <w:r>
+        <w:t xml:space="preserve"> </w:t>
+      </w:r>
+      <w:r>
+        <w:rPr>
+          <w:iCs/>
+          <w:i/>
+        </w:rPr>
+        <w:t xml:space="preserve">proposes</w:t>
+      </w:r>
+      <w:r>
+        <w:t xml:space="preserve">;</w:t>
+      </w:r>
+      <w:r>
+        <w:t xml:space="preserve"> </w:t>
+      </w:r>
+      <w:r>
+        <w:rPr>
+          <w:bCs/>
+          <w:b/>
+        </w:rPr>
+        <w:t xml:space="preserve">you approve</w:t>
+      </w:r>
+      <w:r>
+        <w:t xml:space="preserve">, and it can</w:t>
+      </w:r>
+      <w:r>
+        <w:t xml:space="preserve"> </w:t>
+      </w:r>
+      <w:r>
+        <w:rPr>
+          <w:bCs/>
+          <w:b/>
+        </w:rPr>
+        <w:t xml:space="preserve">only ever</w:t>
+      </w:r>
+      <w:r>
+        <w:t xml:space="preserve"> </w:t>
+      </w:r>
+      <w:r>
+        <w:t xml:space="preserve">touch those three fields — never the</w:t>
+      </w:r>
+      <w:r>
+        <w:t xml:space="preserve"> </w:t>
+      </w:r>
+      <w:r>
+        <w:t xml:space="preserve">thesis or tickers (the F9 ownership rule, enforced in the browser</w:t>
+      </w:r>
+      <w:r>
+        <w:t xml:space="preserve"> </w:t>
+      </w:r>
+      <w:r>
+        <w:rPr>
+          <w:iCs/>
+          <w:i/>
+        </w:rPr>
+        <w:t xml:space="preserve">and</w:t>
+      </w:r>
+      <w:r>
+        <w:t xml:space="preserve"> </w:t>
+      </w:r>
+      <w:r>
+        <w:t xml:space="preserve">the scanner). Not advice.</w:t>
+      </w:r>
+    </w:p>
+    <w:bookmarkEnd w:id="49"/>
+    <w:bookmarkStart w:id="53" w:name="filings-news"/>
     <w:p>
       <w:pPr>
         <w:pStyle w:val="Heading2"/>
@@ -4948,18 +5285,18 @@
           <wp:inline>
             <wp:extent cx="5334000" cy="6813351"/>
             <wp:effectExtent b="0" l="0" r="0" t="0"/>
-            <wp:docPr descr="Filings and news" title="" id="50" name="Picture"/>
+            <wp:docPr descr="Filings and news" title="" id="51" name="Picture"/>
             <a:graphic>
               <a:graphicData uri="http://schemas.openxmlformats.org/drawingml/2006/picture">
                 <pic:pic>
                   <pic:nvPicPr>
-                    <pic:cNvPr descr="img/catalysts.png" id="51" name="Picture"/>
+                    <pic:cNvPr descr="img/catalysts.png" id="52" name="Picture"/>
                     <pic:cNvPicPr>
                       <a:picLocks noChangeArrowheads="1" noChangeAspect="1"/>
                     </pic:cNvPicPr>
                   </pic:nvPicPr>
                   <pic:blipFill>
-                    <a:blip r:embed="rId49"/>
+                    <a:blip r:embed="rId50"/>
                     <a:stretch>
                       <a:fillRect/>
                     </a:stretch>
@@ -5185,8 +5522,8 @@
         </w:pict>
       </w:r>
     </w:p>
-    <w:bookmarkEnd w:id="52"/>
-    <w:bookmarkStart w:id="56" w:name="options-check-fair-value-before-you-buy"/>
+    <w:bookmarkEnd w:id="53"/>
+    <w:bookmarkStart w:id="57" w:name="options-check-fair-value-before-you-buy"/>
     <w:p>
       <w:pPr>
         <w:pStyle w:val="Heading2"/>
@@ -5204,18 +5541,18 @@
           <wp:inline>
             <wp:extent cx="5334000" cy="3750468"/>
             <wp:effectExtent b="0" l="0" r="0" t="0"/>
-            <wp:docPr descr="Options check" title="" id="54" name="Picture"/>
+            <wp:docPr descr="Options check" title="" id="55" name="Picture"/>
             <a:graphic>
               <a:graphicData uri="http://schemas.openxmlformats.org/drawingml/2006/picture">
                 <pic:pic>
                   <pic:nvPicPr>
-                    <pic:cNvPr descr="img/options.png" id="55" name="Picture"/>
+                    <pic:cNvPr descr="img/options.png" id="56" name="Picture"/>
                     <pic:cNvPicPr>
                       <a:picLocks noChangeArrowheads="1" noChangeAspect="1"/>
                     </pic:cNvPicPr>
                   </pic:nvPicPr>
                   <pic:blipFill>
-                    <a:blip r:embed="rId53"/>
+                    <a:blip r:embed="rId54"/>
                     <a:stretch>
                       <a:fillRect/>
                     </a:stretch>
@@ -5757,8 +6094,8 @@
         </w:pict>
       </w:r>
     </w:p>
-    <w:bookmarkEnd w:id="56"/>
-    <w:bookmarkStart w:id="60" w:name="agent-digest"/>
+    <w:bookmarkEnd w:id="57"/>
+    <w:bookmarkStart w:id="61" w:name="agent-digest"/>
     <w:p>
       <w:pPr>
         <w:pStyle w:val="Heading2"/>
@@ -5776,18 +6113,18 @@
           <wp:inline>
             <wp:extent cx="5334000" cy="3750468"/>
             <wp:effectExtent b="0" l="0" r="0" t="0"/>
-            <wp:docPr descr="Agent digest" title="" id="58" name="Picture"/>
+            <wp:docPr descr="Agent digest" title="" id="59" name="Picture"/>
             <a:graphic>
               <a:graphicData uri="http://schemas.openxmlformats.org/drawingml/2006/picture">
                 <pic:pic>
                   <pic:nvPicPr>
-                    <pic:cNvPr descr="img/digest.png" id="59" name="Picture"/>
+                    <pic:cNvPr descr="img/digest.png" id="60" name="Picture"/>
                     <pic:cNvPicPr>
                       <a:picLocks noChangeArrowheads="1" noChangeAspect="1"/>
                     </pic:cNvPicPr>
                   </pic:nvPicPr>
                   <pic:blipFill>
-                    <a:blip r:embed="rId57"/>
+                    <a:blip r:embed="rId58"/>
                     <a:stretch>
                       <a:fillRect/>
                     </a:stretch>
@@ -6001,8 +6338,8 @@
         </w:pict>
       </w:r>
     </w:p>
-    <w:bookmarkEnd w:id="60"/>
-    <w:bookmarkStart w:id="66" w:name="settings-onboarding"/>
+    <w:bookmarkEnd w:id="61"/>
+    <w:bookmarkStart w:id="67" w:name="settings-onboarding"/>
     <w:p>
       <w:pPr>
         <w:pStyle w:val="Heading2"/>
@@ -6020,18 +6357,18 @@
           <wp:inline>
             <wp:extent cx="5334000" cy="3750468"/>
             <wp:effectExtent b="0" l="0" r="0" t="0"/>
-            <wp:docPr descr="Settings" title="" id="62" name="Picture"/>
+            <wp:docPr descr="Settings" title="" id="63" name="Picture"/>
             <a:graphic>
               <a:graphicData uri="http://schemas.openxmlformats.org/drawingml/2006/picture">
                 <pic:pic>
                   <pic:nvPicPr>
-                    <pic:cNvPr descr="img/settings.png" id="63" name="Picture"/>
+                    <pic:cNvPr descr="img/settings.png" id="64" name="Picture"/>
                     <pic:cNvPicPr>
                       <a:picLocks noChangeArrowheads="1" noChangeAspect="1"/>
                     </pic:cNvPicPr>
                   </pic:nvPicPr>
                   <pic:blipFill>
-                    <a:blip r:embed="rId61"/>
+                    <a:blip r:embed="rId62"/>
                     <a:stretch>
                       <a:fillRect/>
                     </a:stretch>
@@ -6103,7 +6440,7 @@
         <w:t xml:space="preserve">.</w:t>
       </w:r>
     </w:p>
-    <w:bookmarkStart w:id="64" w:name="your-holdings-per-account"/>
+    <w:bookmarkStart w:id="65" w:name="your-holdings-per-account"/>
     <w:p>
       <w:pPr>
         <w:pStyle w:val="Heading3"/>
@@ -6263,8 +6600,8 @@
         <w:t xml:space="preserve">— wipe them from this browser.</w:t>
       </w:r>
     </w:p>
-    <w:bookmarkEnd w:id="64"/>
-    <w:bookmarkStart w:id="65" w:name="admin-credentials-configuration"/>
+    <w:bookmarkEnd w:id="65"/>
+    <w:bookmarkStart w:id="66" w:name="admin-credentials-configuration"/>
     <w:p>
       <w:pPr>
         <w:pStyle w:val="Heading3"/>
@@ -6980,9 +7317,9 @@
         </w:pict>
       </w:r>
     </w:p>
-    <w:bookmarkEnd w:id="65"/>
     <w:bookmarkEnd w:id="66"/>
-    <w:bookmarkStart w:id="67" w:name="refresh-on-demand-scan"/>
+    <w:bookmarkEnd w:id="67"/>
+    <w:bookmarkStart w:id="68" w:name="refresh-on-demand-scan"/>
     <w:p>
       <w:pPr>
         <w:pStyle w:val="Heading2"/>
@@ -7101,8 +7438,8 @@
         </w:pict>
       </w:r>
     </w:p>
-    <w:bookmarkEnd w:id="67"/>
-    <w:bookmarkStart w:id="68" w:name="Xd2ac6c3d014752893f0670853f643e7f7a007f6"/>
+    <w:bookmarkEnd w:id="68"/>
+    <w:bookmarkStart w:id="69" w:name="Xd2ac6c3d014752893f0670853f643e7f7a007f6"/>
     <w:p>
       <w:pPr>
         <w:pStyle w:val="Heading2"/>
@@ -7460,8 +7797,8 @@
         </w:pict>
       </w:r>
     </w:p>
-    <w:bookmarkEnd w:id="68"/>
-    <w:bookmarkStart w:id="69" w:name="glossary"/>
+    <w:bookmarkEnd w:id="69"/>
+    <w:bookmarkStart w:id="70" w:name="glossary"/>
     <w:p>
       <w:pPr>
         <w:pStyle w:val="Heading2"/>
@@ -7697,8 +8034,8 @@
         </w:pict>
       </w:r>
     </w:p>
-    <w:bookmarkEnd w:id="69"/>
-    <w:bookmarkStart w:id="70" w:name="faq-troubleshooting"/>
+    <w:bookmarkEnd w:id="70"/>
+    <w:bookmarkStart w:id="71" w:name="faq-troubleshooting"/>
     <w:p>
       <w:pPr>
         <w:pStyle w:val="Heading2"/>
@@ -8106,8 +8443,8 @@
         <w:t xml:space="preserve">§6–§7.</w:t>
       </w:r>
     </w:p>
-    <w:bookmarkEnd w:id="70"/>
     <w:bookmarkEnd w:id="71"/>
+    <w:bookmarkEnd w:id="72"/>
     <w:sectPr/>
   </w:body>
 </w:document>

--- a/docs/USER-GUIDE.docx
+++ b/docs/USER-GUIDE.docx
@@ -2017,7 +2017,7 @@
       <w:r>
         <w:drawing>
           <wp:inline>
-            <wp:extent cx="5334000" cy="12730757"/>
+            <wp:extent cx="5334000" cy="10801350"/>
             <wp:effectExtent b="0" l="0" r="0" t="0"/>
             <wp:docPr descr="Portfolio and triggers" title="" id="34" name="Picture"/>
             <a:graphic>
@@ -2038,7 +2038,7 @@
                   <pic:spPr bwMode="auto">
                     <a:xfrm>
                       <a:off x="0" y="0"/>
-                      <a:ext cx="5334000" cy="12730757"/>
+                      <a:ext cx="5334000" cy="10801350"/>
                     </a:xfrm>
                     <a:prstGeom prst="rect">
                       <a:avLst/>

--- a/docs/USER-GUIDE.docx
+++ b/docs/USER-GUIDE.docx
@@ -1893,7 +1893,7 @@
       <w:r>
         <w:drawing>
           <wp:inline>
-            <wp:extent cx="5334000" cy="5425678"/>
+            <wp:extent cx="5334000" cy="5167312"/>
             <wp:effectExtent b="0" l="0" r="0" t="0"/>
             <wp:docPr descr="Timeline" title="" id="30" name="Picture"/>
             <a:graphic>
@@ -1914,7 +1914,7 @@
                   <pic:spPr bwMode="auto">
                     <a:xfrm>
                       <a:off x="0" y="0"/>
-                      <a:ext cx="5334000" cy="5425678"/>
+                      <a:ext cx="5334000" cy="5167312"/>
                     </a:xfrm>
                     <a:prstGeom prst="rect">
                       <a:avLst/>

--- a/docs/USER-GUIDE.docx
+++ b/docs/USER-GUIDE.docx
@@ -2017,7 +2017,7 @@
       <w:r>
         <w:drawing>
           <wp:inline>
-            <wp:extent cx="5334000" cy="10801350"/>
+            <wp:extent cx="5334000" cy="12730757"/>
             <wp:effectExtent b="0" l="0" r="0" t="0"/>
             <wp:docPr descr="Portfolio and triggers" title="" id="34" name="Picture"/>
             <a:graphic>
@@ -2038,7 +2038,7 @@
                   <pic:spPr bwMode="auto">
                     <a:xfrm>
                       <a:off x="0" y="0"/>
-                      <a:ext cx="5334000" cy="10801350"/>
+                      <a:ext cx="5334000" cy="12730757"/>
                     </a:xfrm>
                     <a:prstGeom prst="rect">
                       <a:avLst/>

--- a/docs/USER-GUIDE.docx
+++ b/docs/USER-GUIDE.docx
@@ -5675,41 +5675,90 @@
           <w:bCs/>
           <w:b/>
         </w:rPr>
-        <w:t xml:space="preserve">The same committee vets it.</w:t>
-      </w:r>
-      <w:r>
-        <w:t xml:space="preserve"> </w:t>
-      </w:r>
-      <w:r>
-        <w:t xml:space="preserve">Each lead is synthesized into a draft scarcity and run through the</w:t>
-      </w:r>
-      <w:r>
-        <w:t xml:space="preserve"> </w:t>
-      </w:r>
-      <w:r>
-        <w:t xml:space="preserve">identical</w:t>
-      </w:r>
-      <w:r>
-        <w:t xml:space="preserve"> </w:t>
-      </w:r>
-      <w:r>
-        <w:rPr>
-          <w:bCs/>
-          <w:b/>
-        </w:rPr>
-        <w:t xml:space="preserve">Bull / Bear / Skeptic → CIO + CRO</w:t>
-      </w:r>
-      <w:r>
-        <w:t xml:space="preserve"> </w:t>
-      </w:r>
-      <w:r>
-        <w:t xml:space="preserve">committee that scores the known 24 — so you only ever</w:t>
-      </w:r>
-      <w:r>
-        <w:t xml:space="preserve"> </w:t>
-      </w:r>
-      <w:r>
-        <w:t xml:space="preserve">review</w:t>
+        <w:t xml:space="preserve">The same committee vets it — fully.</w:t>
+      </w:r>
+      <w:r>
+        <w:t xml:space="preserve"> </w:t>
+      </w:r>
+      <w:r>
+        <w:t xml:space="preserve">Each lead is synthesized into a draft scarcity and run through</w:t>
+      </w:r>
+      <w:r>
+        <w:t xml:space="preserve"> </w:t>
+      </w:r>
+      <w:r>
+        <w:t xml:space="preserve">the identical pipeline that scores the known 24:</w:t>
+      </w:r>
+      <w:r>
+        <w:t xml:space="preserve"> </w:t>
+      </w:r>
+      <w:r>
+        <w:rPr>
+          <w:bCs/>
+          <w:b/>
+        </w:rPr>
+        <w:t xml:space="preserve">Bull / Bear / Skeptic → CIO</w:t>
+      </w:r>
+      <w:r>
+        <w:t xml:space="preserve">, then the</w:t>
+      </w:r>
+      <w:r>
+        <w:t xml:space="preserve"> </w:t>
+      </w:r>
+      <w:r>
+        <w:rPr>
+          <w:bCs/>
+          <w:b/>
+        </w:rPr>
+        <w:t xml:space="preserve">deterministic</w:t>
+      </w:r>
+      <w:r>
+        <w:rPr>
+          <w:bCs/>
+          <w:b/>
+        </w:rPr>
+        <w:t xml:space="preserve"> </w:t>
+      </w:r>
+      <w:r>
+        <w:rPr>
+          <w:bCs/>
+          <w:b/>
+        </w:rPr>
+        <w:t xml:space="preserve">verification gate</w:t>
+      </w:r>
+      <w:r>
+        <w:t xml:space="preserve"> </w:t>
+      </w:r>
+      <w:r>
+        <w:t xml:space="preserve">(thin-evidence / ticker-sanity checks) and the</w:t>
+      </w:r>
+      <w:r>
+        <w:t xml:space="preserve"> </w:t>
+      </w:r>
+      <w:r>
+        <w:rPr>
+          <w:bCs/>
+          <w:b/>
+        </w:rPr>
+        <w:t xml:space="preserve">CRO risk review</w:t>
+      </w:r>
+      <w:r>
+        <w:t xml:space="preserve"> </w:t>
+      </w:r>
+      <w:r>
+        <w:t xml:space="preserve">(which catches</w:t>
+      </w:r>
+      <w:r>
+        <w:t xml:space="preserve"> </w:t>
+      </w:r>
+      <w:r>
+        <w:t xml:space="preserve">hallucinated or misattributed tickers — important, since the scout’s tickers come from fuzzy filing</w:t>
+      </w:r>
+      <w:r>
+        <w:t xml:space="preserve"> </w:t>
+      </w:r>
+      <w:r>
+        <w:t xml:space="preserve">discovery). So you only ever review</w:t>
       </w:r>
       <w:r>
         <w:t xml:space="preserve"> </w:t>
@@ -5725,31 +5774,67 @@
         <w:t xml:space="preserve"> </w:t>
       </w:r>
       <w:r>
-        <w:t xml:space="preserve">candidates, never raw noise. The Bear seat (</w:t>
-      </w:r>
-      <w:r>
-        <w:t xml:space="preserve">“</w:t>
-      </w:r>
-      <w:r>
-        <w:t xml:space="preserve">the specific thing that kills</w:t>
-      </w:r>
-      <w:r>
-        <w:t xml:space="preserve"> </w:t>
-      </w:r>
-      <w:r>
-        <w:t xml:space="preserve">it — supply response, substitution, policy reversal</w:t>
-      </w:r>
-      <w:r>
-        <w:t xml:space="preserve">”</w:t>
-      </w:r>
-      <w:r>
-        <w:t xml:space="preserve">) does the brutal filtering before anything reaches</w:t>
-      </w:r>
-      <w:r>
-        <w:t xml:space="preserve"> </w:t>
-      </w:r>
-      <w:r>
-        <w:t xml:space="preserve">you.</w:t>
+        <w:t xml:space="preserve">candidates, never raw noise. Each card also</w:t>
+      </w:r>
+      <w:r>
+        <w:t xml:space="preserve"> </w:t>
+      </w:r>
+      <w:r>
+        <w:t xml:space="preserve">carries a</w:t>
+      </w:r>
+      <w:r>
+        <w:t xml:space="preserve"> </w:t>
+      </w:r>
+      <w:r>
+        <w:rPr>
+          <w:bCs/>
+          <w:b/>
+        </w:rPr>
+        <w:t xml:space="preserve">legibility tag</w:t>
+      </w:r>
+      <w:r>
+        <w:t xml:space="preserve"> </w:t>
+      </w:r>
+      <w:r>
+        <w:t xml:space="preserve">— 🟢</w:t>
+      </w:r>
+      <w:r>
+        <w:t xml:space="preserve"> </w:t>
+      </w:r>
+      <w:r>
+        <w:rPr>
+          <w:iCs/>
+          <w:i/>
+        </w:rPr>
+        <w:t xml:space="preserve">early/contrarian</w:t>
+      </w:r>
+      <w:r>
+        <w:t xml:space="preserve"> </w:t>
+      </w:r>
+      <w:r>
+        <w:t xml:space="preserve">(little mainstream coverage; where the edge is) vs</w:t>
+      </w:r>
+      <w:r>
+        <w:t xml:space="preserve"> </w:t>
+      </w:r>
+      <w:r>
+        <w:t xml:space="preserve">🟡</w:t>
+      </w:r>
+      <w:r>
+        <w:t xml:space="preserve"> </w:t>
+      </w:r>
+      <w:r>
+        <w:rPr>
+          <w:iCs/>
+          <w:i/>
+        </w:rPr>
+        <w:t xml:space="preserve">already-legible</w:t>
+      </w:r>
+      <w:r>
+        <w:t xml:space="preserve"> </w:t>
+      </w:r>
+      <w:r>
+        <w:t xml:space="preserve">(heavily covered, likely already priced) — and legible candidates are down-weighted.</w:t>
       </w:r>
     </w:p>
     <w:p>

--- a/docs/USER-GUIDE.docx
+++ b/docs/USER-GUIDE.docx
@@ -60,7 +60,7 @@
         <w:t xml:space="preserve">Layer</w:t>
       </w:r>
     </w:p>
-    <w:bookmarkStart w:id="73" w:name="puck-end-user-guide"/>
+    <w:bookmarkStart w:id="74" w:name="puck-end-user-guide"/>
     <w:p>
       <w:pPr>
         <w:pStyle w:val="Heading1"/>
@@ -4480,7 +4480,7 @@
     </w:p>
     <w:bookmarkEnd w:id="44"/>
     <w:bookmarkEnd w:id="45"/>
-    <w:bookmarkStart w:id="48" w:name="Xb1e0b37cd2cec0cdc4f078d3157da65985b98c8"/>
+    <w:bookmarkStart w:id="49" w:name="Xb1e0b37cd2cec0cdc4f078d3157da65985b98c8"/>
     <w:p>
       <w:pPr>
         <w:pStyle w:val="Heading2"/>
@@ -4929,14 +4929,13 @@
       </w:r>
     </w:p>
     <w:bookmarkEnd w:id="47"/>
-    <w:bookmarkEnd w:id="48"/>
-    <w:bookmarkStart w:id="49" w:name="c.-research-llm-proposals-you-approve"/>
-    <w:p>
-      <w:pPr>
-        <w:pStyle w:val="Heading2"/>
-      </w:pPr>
-      <w:r>
-        <w:t xml:space="preserve">5c. Research (LLM proposals you approve)</w:t>
+    <w:bookmarkStart w:id="48" w:name="Xd5382095cd1710888af4a4e324b2f5e0b7eaad3"/>
+    <w:p>
+      <w:pPr>
+        <w:pStyle w:val="Heading3"/>
+      </w:pPr>
+      <w:r>
+        <w:t xml:space="preserve">5.9 Rebalance plan (G3 — risk-aware target weights → buy/sell)</w:t>
       </w:r>
     </w:p>
     <w:p>
@@ -4944,45 +4943,354 @@
         <w:pStyle w:val="FirstParagraph"/>
       </w:pPr>
       <w:r>
-        <w:t xml:space="preserve">The</w:t>
-      </w:r>
-      <w:r>
-        <w:t xml:space="preserve"> </w:t>
-      </w:r>
-      <w:r>
-        <w:rPr>
-          <w:bCs/>
-          <w:b/>
-        </w:rPr>
-        <w:t xml:space="preserve">Research</w:t>
-      </w:r>
-      <w:r>
-        <w:t xml:space="preserve"> </w:t>
-      </w:r>
-      <w:r>
-        <w:t xml:space="preserve">tab surfaces the monthly research engine’s proposed reassessments. The engine runs the</w:t>
-      </w:r>
-      <w:r>
-        <w:t xml:space="preserve"> </w:t>
-      </w:r>
-      <w:r>
-        <w:t xml:space="preserve">free LLMs (deep-dive → cross-model red-team → synthesis) over</w:t>
-      </w:r>
-      <w:r>
-        <w:t xml:space="preserve"> </w:t>
-      </w:r>
-      <w:r>
-        <w:rPr>
-          <w:bCs/>
-          <w:b/>
-        </w:rPr>
-        <w:t xml:space="preserve">deep evidence</w:t>
-      </w:r>
-      <w:r>
-        <w:t xml:space="preserve"> </w:t>
-      </w:r>
-      <w:r>
-        <w:t xml:space="preserve">— multi-angle news</w:t>
+        <w:t xml:space="preserve">The fuller allocation engine: it builds</w:t>
+      </w:r>
+      <w:r>
+        <w:t xml:space="preserve"> </w:t>
+      </w:r>
+      <w:r>
+        <w:rPr>
+          <w:bCs/>
+          <w:b/>
+        </w:rPr>
+        <w:t xml:space="preserve">two</w:t>
+      </w:r>
+      <w:r>
+        <w:t xml:space="preserve"> </w:t>
+      </w:r>
+      <w:r>
+        <w:t xml:space="preserve">risk-aware target-weight vectors and turns each into a</w:t>
+      </w:r>
+      <w:r>
+        <w:t xml:space="preserve"> </w:t>
+      </w:r>
+      <w:r>
+        <w:t xml:space="preserve">concrete</w:t>
+      </w:r>
+      <w:r>
+        <w:t xml:space="preserve"> </w:t>
+      </w:r>
+      <w:r>
+        <w:rPr>
+          <w:bCs/>
+          <w:b/>
+        </w:rPr>
+        <w:t xml:space="preserve">buy/sell dollar plan</w:t>
+      </w:r>
+      <w:r>
+        <w:t xml:space="preserve">, shown side by side so you can see how the signals move your book:</w:t>
+      </w:r>
+      <w:r>
+        <w:t xml:space="preserve"> </w:t>
+      </w:r>
+      <w:r>
+        <w:t xml:space="preserve">-</w:t>
+      </w:r>
+      <w:r>
+        <w:t xml:space="preserve"> </w:t>
+      </w:r>
+      <w:r>
+        <w:rPr>
+          <w:bCs/>
+          <w:b/>
+        </w:rPr>
+        <w:t xml:space="preserve">Research plan</w:t>
+      </w:r>
+      <w:r>
+        <w:t xml:space="preserve"> </w:t>
+      </w:r>
+      <w:r>
+        <w:t xml:space="preserve">— your</w:t>
+      </w:r>
+      <w:r>
+        <w:t xml:space="preserve"> </w:t>
+      </w:r>
+      <w:r>
+        <w:rPr>
+          <w:rStyle w:val="VerbatimChar"/>
+        </w:rPr>
+        <w:t xml:space="preserve">portfolio.json</w:t>
+      </w:r>
+      <w:r>
+        <w:t xml:space="preserve"> </w:t>
+      </w:r>
+      <w:r>
+        <w:t xml:space="preserve">weights nudged only by a</w:t>
+      </w:r>
+      <w:r>
+        <w:t xml:space="preserve"> </w:t>
+      </w:r>
+      <w:r>
+        <w:rPr>
+          <w:bCs/>
+          <w:b/>
+        </w:rPr>
+        <w:t xml:space="preserve">light ±15% inverse-volatility</w:t>
+      </w:r>
+      <w:r>
+        <w:rPr>
+          <w:bCs/>
+          <w:b/>
+        </w:rPr>
+        <w:t xml:space="preserve"> </w:t>
+      </w:r>
+      <w:r>
+        <w:rPr>
+          <w:bCs/>
+          <w:b/>
+        </w:rPr>
+        <w:t xml:space="preserve">tilt</w:t>
+      </w:r>
+      <w:r>
+        <w:t xml:space="preserve">, so high-vol names (COPX/LEU/MP) don’t silently dominate the risk budget. Your conviction stays</w:t>
+      </w:r>
+      <w:r>
+        <w:t xml:space="preserve"> </w:t>
+      </w:r>
+      <w:r>
+        <w:t xml:space="preserve">primary.</w:t>
+      </w:r>
+      <w:r>
+        <w:t xml:space="preserve"> </w:t>
+      </w:r>
+      <w:r>
+        <w:t xml:space="preserve">-</w:t>
+      </w:r>
+      <w:r>
+        <w:t xml:space="preserve"> </w:t>
+      </w:r>
+      <w:r>
+        <w:rPr>
+          <w:bCs/>
+          <w:b/>
+        </w:rPr>
+        <w:t xml:space="preserve">Signal plan</w:t>
+      </w:r>
+      <w:r>
+        <w:t xml:space="preserve"> </w:t>
+      </w:r>
+      <w:r>
+        <w:t xml:space="preserve">— the research weight</w:t>
+      </w:r>
+      <w:r>
+        <w:t xml:space="preserve"> </w:t>
+      </w:r>
+      <w:r>
+        <w:rPr>
+          <w:bCs/>
+          <w:b/>
+        </w:rPr>
+        <w:t xml:space="preserve">also</w:t>
+      </w:r>
+      <w:r>
+        <w:t xml:space="preserve"> </w:t>
+      </w:r>
+      <w:r>
+        <w:t xml:space="preserve">moved by the live</w:t>
+      </w:r>
+      <w:r>
+        <w:t xml:space="preserve"> </w:t>
+      </w:r>
+      <w:r>
+        <w:rPr>
+          <w:bCs/>
+          <w:b/>
+        </w:rPr>
+        <w:t xml:space="preserve">Opportunity Score</w:t>
+      </w:r>
+      <w:r>
+        <w:t xml:space="preserve"> </w:t>
+      </w:r>
+      <w:r>
+        <w:t xml:space="preserve">and</w:t>
+      </w:r>
+      <w:r>
+        <w:t xml:space="preserve"> </w:t>
+      </w:r>
+      <w:r>
+        <w:rPr>
+          <w:bCs/>
+          <w:b/>
+        </w:rPr>
+        <w:t xml:space="preserve">regime</w:t>
+      </w:r>
+      <w:r>
+        <w:rPr>
+          <w:bCs/>
+          <w:b/>
+        </w:rPr>
+        <w:t xml:space="preserve"> </w:t>
+      </w:r>
+      <w:r>
+        <w:rPr>
+          <w:bCs/>
+          <w:b/>
+        </w:rPr>
+        <w:t xml:space="preserve">tilt</w:t>
+      </w:r>
+      <w:r>
+        <w:t xml:space="preserve">. A research-committee</w:t>
+      </w:r>
+      <w:r>
+        <w:t xml:space="preserve"> </w:t>
+      </w:r>
+      <w:r>
+        <w:t xml:space="preserve">“</w:t>
+      </w:r>
+      <w:r>
+        <w:t xml:space="preserve">crowded</w:t>
+      </w:r>
+      <w:r>
+        <w:t xml:space="preserve">”</w:t>
+      </w:r>
+      <w:r>
+        <w:t xml:space="preserve"> </w:t>
+      </w:r>
+      <w:r>
+        <w:t xml:space="preserve">downgrade lowers a name’s Opportunity → shrinks its weight here →</w:t>
+      </w:r>
+      <w:r>
+        <w:t xml:space="preserve"> </w:t>
+      </w:r>
+      <w:r>
+        <w:t xml:space="preserve">surfaces a trim. This is what</w:t>
+      </w:r>
+      <w:r>
+        <w:t xml:space="preserve"> </w:t>
+      </w:r>
+      <w:r>
+        <w:rPr>
+          <w:bCs/>
+          <w:b/>
+        </w:rPr>
+        <w:t xml:space="preserve">closes the thesis→allocation link</w:t>
+      </w:r>
+      <w:r>
+        <w:t xml:space="preserve"> </w:t>
+      </w:r>
+      <w:r>
+        <w:t xml:space="preserve">(when theses change, the suggested</w:t>
+      </w:r>
+      <w:r>
+        <w:t xml:space="preserve"> </w:t>
+      </w:r>
+      <w:r>
+        <w:t xml:space="preserve">allocation changes too).</w:t>
+      </w:r>
+    </w:p>
+    <w:p>
+      <w:pPr>
+        <w:pStyle w:val="BodyText"/>
+      </w:pPr>
+      <w:r>
+        <w:rPr>
+          <w:bCs/>
+          <w:b/>
+        </w:rPr>
+        <w:t xml:space="preserve">Funding rules (so the plan is realistic, not just ideal weights):</w:t>
+      </w:r>
+      <w:r>
+        <w:t xml:space="preserve"> </w:t>
+      </w:r>
+      <w:r>
+        <w:t xml:space="preserve">- The</w:t>
+      </w:r>
+      <w:r>
+        <w:t xml:space="preserve"> </w:t>
+      </w:r>
+      <w:r>
+        <w:rPr>
+          <w:bCs/>
+          <w:b/>
+        </w:rPr>
+        <w:t xml:space="preserve">IRA</w:t>
+      </w:r>
+      <w:r>
+        <w:t xml:space="preserve"> </w:t>
+      </w:r>
+      <w:r>
+        <w:t xml:space="preserve">(tax-free)</w:t>
+      </w:r>
+      <w:r>
+        <w:t xml:space="preserve"> </w:t>
+      </w:r>
+      <w:r>
+        <w:rPr>
+          <w:bCs/>
+          <w:b/>
+        </w:rPr>
+        <w:t xml:space="preserve">self-funds</w:t>
+      </w:r>
+      <w:r>
+        <w:t xml:space="preserve"> </w:t>
+      </w:r>
+      <w:r>
+        <w:t xml:space="preserve">— trims pay for buys within the sleeve.</w:t>
+      </w:r>
+      <w:r>
+        <w:t xml:space="preserve"> </w:t>
+      </w:r>
+      <w:r>
+        <w:t xml:space="preserve">- The</w:t>
+      </w:r>
+      <w:r>
+        <w:t xml:space="preserve"> </w:t>
+      </w:r>
+      <w:r>
+        <w:rPr>
+          <w:bCs/>
+          <w:b/>
+        </w:rPr>
+        <w:t xml:space="preserve">taxable</w:t>
+      </w:r>
+      <w:r>
+        <w:t xml:space="preserve"> </w:t>
+      </w:r>
+      <w:r>
+        <w:t xml:space="preserve">sleeve stays</w:t>
+      </w:r>
+      <w:r>
+        <w:t xml:space="preserve"> </w:t>
+      </w:r>
+      <w:r>
+        <w:rPr>
+          <w:bCs/>
+          <w:b/>
+        </w:rPr>
+        <w:t xml:space="preserve">buy-and-hold anchors</w:t>
+      </w:r>
+      <w:r>
+        <w:t xml:space="preserve">: a taxable</w:t>
+      </w:r>
+      <w:r>
+        <w:t xml:space="preserve"> </w:t>
+      </w:r>
+      <w:r>
+        <w:rPr>
+          <w:bCs/>
+          <w:b/>
+        </w:rPr>
+        <w:t xml:space="preserve">trim is only actioned above a higher</w:t>
+      </w:r>
+      <w:r>
+        <w:rPr>
+          <w:bCs/>
+          <w:b/>
+        </w:rPr>
+        <w:t xml:space="preserve"> </w:t>
+      </w:r>
+      <w:r>
+        <w:rPr>
+          <w:bCs/>
+          <w:b/>
+        </w:rPr>
+        <w:t xml:space="preserve">bar</w:t>
+      </w:r>
+      <w:r>
+        <w:t xml:space="preserve"> </w:t>
+      </w:r>
+      <w:r>
+        <w:t xml:space="preserve">(a</w:t>
       </w:r>
       <w:r>
         <w:t xml:space="preserve"> </w:t>
@@ -4992,13 +5300,183 @@
           <w:iCs/>
           <w:i/>
         </w:rPr>
-        <w:t xml:space="preserve">article excerpts</w:t>
-      </w:r>
-      <w:r>
-        <w:t xml:space="preserve"> </w:t>
-      </w:r>
-      <w:r>
-        <w:t xml:space="preserve">+</w:t>
+        <w:t xml:space="preserve">broken</w:t>
+      </w:r>
+      <w:r>
+        <w:t xml:space="preserve"> </w:t>
+      </w:r>
+      <w:r>
+        <w:t xml:space="preserve">thesis or the cost-basis trim rule). Otherwise the ideal weight is shown but the</w:t>
+      </w:r>
+      <w:r>
+        <w:t xml:space="preserve"> </w:t>
+      </w:r>
+      <w:r>
+        <w:t xml:space="preserve">action stays</w:t>
+      </w:r>
+      <w:r>
+        <w:t xml:space="preserve"> </w:t>
+      </w:r>
+      <w:r>
+        <w:t xml:space="preserve">“</w:t>
+      </w:r>
+      <w:r>
+        <w:t xml:space="preserve">hold (anchor)</w:t>
+      </w:r>
+      <w:r>
+        <w:t xml:space="preserve">”</w:t>
+      </w:r>
+      <w:r>
+        <w:t xml:space="preserve">, and the held amount is reported as</w:t>
+      </w:r>
+      <w:r>
+        <w:t xml:space="preserve"> </w:t>
+      </w:r>
+      <w:r>
+        <w:rPr>
+          <w:rStyle w:val="VerbatimChar"/>
+        </w:rPr>
+        <w:t xml:space="preserve">anchor-trim held</w:t>
+      </w:r>
+      <w:r>
+        <w:t xml:space="preserve">.</w:t>
+      </w:r>
+    </w:p>
+    <w:p>
+      <w:pPr>
+        <w:pStyle w:val="BodyText"/>
+      </w:pPr>
+      <w:r>
+        <w:t xml:space="preserve">With a</w:t>
+      </w:r>
+      <w:r>
+        <w:t xml:space="preserve"> </w:t>
+      </w:r>
+      <w:r>
+        <w:rPr>
+          <w:rStyle w:val="VerbatimChar"/>
+        </w:rPr>
+        <w:t xml:space="preserve">positions.local.json</w:t>
+      </w:r>
+      <w:r>
+        <w:t xml:space="preserve"> </w:t>
+      </w:r>
+      <w:r>
+        <w:t xml:space="preserve">it rebalances</w:t>
+      </w:r>
+      <w:r>
+        <w:t xml:space="preserve"> </w:t>
+      </w:r>
+      <w:r>
+        <w:rPr>
+          <w:bCs/>
+          <w:b/>
+        </w:rPr>
+        <w:t xml:space="preserve">what you actually hold</w:t>
+      </w:r>
+      <w:r>
+        <w:t xml:space="preserve"> </w:t>
+      </w:r>
+      <w:r>
+        <w:t xml:space="preserve">(live market value); without it, it</w:t>
+      </w:r>
+      <w:r>
+        <w:t xml:space="preserve"> </w:t>
+      </w:r>
+      <w:r>
+        <w:t xml:space="preserve">shows the</w:t>
+      </w:r>
+      <w:r>
+        <w:t xml:space="preserve"> </w:t>
+      </w:r>
+      <w:r>
+        <w:rPr>
+          <w:bCs/>
+          <w:b/>
+        </w:rPr>
+        <w:t xml:space="preserve">ideal weighting vs your static plan</w:t>
+      </w:r>
+      <w:r>
+        <w:t xml:space="preserve">. The plan is</w:t>
+      </w:r>
+      <w:r>
+        <w:t xml:space="preserve"> </w:t>
+      </w:r>
+      <w:r>
+        <w:rPr>
+          <w:bCs/>
+          <w:b/>
+        </w:rPr>
+        <w:t xml:space="preserve">advisory only</w:t>
+      </w:r>
+      <w:r>
+        <w:t xml:space="preserve"> </w:t>
+      </w:r>
+      <w:r>
+        <w:t xml:space="preserve">— it never edits your</w:t>
+      </w:r>
+      <w:r>
+        <w:t xml:space="preserve"> </w:t>
+      </w:r>
+      <w:r>
+        <w:t xml:space="preserve">portfolio or places trades (you stay in control, per the ownership model). Not advice.</w:t>
+      </w:r>
+    </w:p>
+    <w:bookmarkEnd w:id="48"/>
+    <w:bookmarkEnd w:id="49"/>
+    <w:bookmarkStart w:id="50" w:name="c.-research-llm-proposals-you-approve"/>
+    <w:p>
+      <w:pPr>
+        <w:pStyle w:val="Heading2"/>
+      </w:pPr>
+      <w:r>
+        <w:t xml:space="preserve">5c. Research (LLM proposals you approve)</w:t>
+      </w:r>
+    </w:p>
+    <w:p>
+      <w:pPr>
+        <w:pStyle w:val="FirstParagraph"/>
+      </w:pPr>
+      <w:r>
+        <w:t xml:space="preserve">The</w:t>
+      </w:r>
+      <w:r>
+        <w:t xml:space="preserve"> </w:t>
+      </w:r>
+      <w:r>
+        <w:rPr>
+          <w:bCs/>
+          <w:b/>
+        </w:rPr>
+        <w:t xml:space="preserve">Research</w:t>
+      </w:r>
+      <w:r>
+        <w:t xml:space="preserve"> </w:t>
+      </w:r>
+      <w:r>
+        <w:t xml:space="preserve">tab surfaces the monthly research engine’s proposed reassessments. The engine runs the</w:t>
+      </w:r>
+      <w:r>
+        <w:t xml:space="preserve"> </w:t>
+      </w:r>
+      <w:r>
+        <w:t xml:space="preserve">free LLMs (deep-dive → cross-model red-team → synthesis) over</w:t>
+      </w:r>
+      <w:r>
+        <w:t xml:space="preserve"> </w:t>
+      </w:r>
+      <w:r>
+        <w:rPr>
+          <w:bCs/>
+          <w:b/>
+        </w:rPr>
+        <w:t xml:space="preserve">deep evidence</w:t>
+      </w:r>
+      <w:r>
+        <w:t xml:space="preserve"> </w:t>
+      </w:r>
+      <w:r>
+        <w:t xml:space="preserve">— multi-angle news</w:t>
       </w:r>
       <w:r>
         <w:t xml:space="preserve"> </w:t>
@@ -5008,81 +5486,13 @@
           <w:iCs/>
           <w:i/>
         </w:rPr>
-        <w:t xml:space="preserve">SEC filing passages</w:t>
-      </w:r>
-      <w:r>
-        <w:t xml:space="preserve"> </w:t>
-      </w:r>
-      <w:r>
-        <w:t xml:space="preserve">+ the live de-rating / forced-flow / opportunity signals —</w:t>
-      </w:r>
-      <w:r>
-        <w:t xml:space="preserve"> </w:t>
-      </w:r>
-      <w:r>
-        <w:t xml:space="preserve">and proposes updates to each scarcity’s</w:t>
-      </w:r>
-      <w:r>
-        <w:t xml:space="preserve"> </w:t>
-      </w:r>
-      <w:r>
-        <w:rPr>
-          <w:bCs/>
-          <w:b/>
-        </w:rPr>
-        <w:t xml:space="preserve">priced-in / bind-window / non-consensus</w:t>
-      </w:r>
-      <w:r>
-        <w:t xml:space="preserve"> </w:t>
-      </w:r>
-      <w:r>
-        <w:t xml:space="preserve">fields only.</w:t>
-      </w:r>
-    </w:p>
-    <w:p>
-      <w:pPr>
-        <w:pStyle w:val="BodyText"/>
-      </w:pPr>
-      <w:r>
-        <w:t xml:space="preserve">Each card shows the</w:t>
-      </w:r>
-      <w:r>
-        <w:t xml:space="preserve"> </w:t>
-      </w:r>
-      <w:r>
-        <w:rPr>
-          <w:bCs/>
-          <w:b/>
-        </w:rPr>
-        <w:t xml:space="preserve">before→after</w:t>
-      </w:r>
-      <w:r>
-        <w:t xml:space="preserve"> </w:t>
-      </w:r>
-      <w:r>
-        <w:t xml:space="preserve">change, the LLM’s rationale, its sources, and confidence:</w:t>
-      </w:r>
-      <w:r>
-        <w:t xml:space="preserve"> </w:t>
-      </w:r>
-      <w:r>
-        <w:t xml:space="preserve">-</w:t>
-      </w:r>
-      <w:r>
-        <w:t xml:space="preserve"> </w:t>
-      </w:r>
-      <w:r>
-        <w:rPr>
-          <w:bCs/>
-          <w:b/>
-        </w:rPr>
-        <w:t xml:space="preserve">✓ Accept → open PR</w:t>
-      </w:r>
-      <w:r>
-        <w:t xml:space="preserve"> </w:t>
-      </w:r>
-      <w:r>
-        <w:t xml:space="preserve">opens a GitHub pull request containing</w:t>
+        <w:t xml:space="preserve">article excerpts</w:t>
+      </w:r>
+      <w:r>
+        <w:t xml:space="preserve"> </w:t>
+      </w:r>
+      <w:r>
+        <w:t xml:space="preserve">+</w:t>
       </w:r>
       <w:r>
         <w:t xml:space="preserve"> </w:t>
@@ -5092,149 +5502,59 @@
           <w:iCs/>
           <w:i/>
         </w:rPr>
-        <w:t xml:space="preserve">just that one change</w:t>
-      </w:r>
-      <w:r>
-        <w:t xml:space="preserve"> </w:t>
-      </w:r>
-      <w:r>
-        <w:t xml:space="preserve">to</w:t>
-      </w:r>
-      <w:r>
-        <w:t xml:space="preserve"> </w:t>
-      </w:r>
-      <w:r>
-        <w:rPr>
-          <w:rStyle w:val="VerbatimChar"/>
-        </w:rPr>
-        <w:t xml:space="preserve">scarcities.json</w:t>
-      </w:r>
-      <w:r>
-        <w:t xml:space="preserve">, which you then merge. Needs a token in</w:t>
-      </w:r>
-      <w:r>
-        <w:t xml:space="preserve"> </w:t>
-      </w:r>
-      <w:r>
-        <w:rPr>
-          <w:bCs/>
-          <w:b/>
-        </w:rPr>
-        <w:t xml:space="preserve">Settings → Admin</w:t>
-      </w:r>
-      <w:r>
-        <w:t xml:space="preserve"> </w:t>
-      </w:r>
-      <w:r>
-        <w:t xml:space="preserve">with write access —</w:t>
-      </w:r>
-      <w:r>
-        <w:t xml:space="preserve"> </w:t>
-      </w:r>
-      <w:r>
-        <w:t xml:space="preserve">a</w:t>
-      </w:r>
-      <w:r>
-        <w:t xml:space="preserve"> </w:t>
-      </w:r>
-      <w:r>
-        <w:rPr>
-          <w:bCs/>
-          <w:b/>
-        </w:rPr>
-        <w:t xml:space="preserve">classic</w:t>
-      </w:r>
-      <w:r>
-        <w:t xml:space="preserve"> </w:t>
-      </w:r>
-      <w:r>
-        <w:t xml:space="preserve">token with the</w:t>
-      </w:r>
-      <w:r>
-        <w:t xml:space="preserve"> </w:t>
-      </w:r>
-      <w:r>
-        <w:rPr>
-          <w:rStyle w:val="VerbatimChar"/>
-          <w:bCs/>
-          <w:b/>
-        </w:rPr>
-        <w:t xml:space="preserve">repo</w:t>
-      </w:r>
-      <w:r>
-        <w:t xml:space="preserve"> </w:t>
-      </w:r>
-      <w:r>
-        <w:t xml:space="preserve">scope, or a</w:t>
-      </w:r>
-      <w:r>
-        <w:t xml:space="preserve"> </w:t>
-      </w:r>
-      <w:r>
-        <w:rPr>
-          <w:bCs/>
-          <w:b/>
-        </w:rPr>
-        <w:t xml:space="preserve">fine-grained</w:t>
-      </w:r>
-      <w:r>
-        <w:t xml:space="preserve"> </w:t>
-      </w:r>
-      <w:r>
-        <w:t xml:space="preserve">token with</w:t>
-      </w:r>
-      <w:r>
-        <w:t xml:space="preserve"> </w:t>
-      </w:r>
-      <w:r>
-        <w:rPr>
-          <w:bCs/>
-          <w:b/>
-        </w:rPr>
-        <w:t xml:space="preserve">Contents</w:t>
-      </w:r>
-      <w:r>
-        <w:t xml:space="preserve"> </w:t>
-      </w:r>
-      <w:r>
-        <w:t xml:space="preserve">and</w:t>
-      </w:r>
-      <w:r>
-        <w:t xml:space="preserve"> </w:t>
-      </w:r>
-      <w:r>
-        <w:rPr>
-          <w:bCs/>
-          <w:b/>
-        </w:rPr>
-        <w:t xml:space="preserve">Pull requests</w:t>
-      </w:r>
-      <w:r>
-        <w:t xml:space="preserve"> </w:t>
-      </w:r>
-      <w:r>
-        <w:t xml:space="preserve">both read/write. (A 404/403 on a public repo means the token can read but not</w:t>
-      </w:r>
-      <w:r>
-        <w:t xml:space="preserve"> </w:t>
-      </w:r>
-      <w:r>
-        <w:t xml:space="preserve">write — usually the classic</w:t>
-      </w:r>
-      <w:r>
-        <w:t xml:space="preserve"> </w:t>
-      </w:r>
-      <w:r>
-        <w:rPr>
-          <w:rStyle w:val="VerbatimChar"/>
-        </w:rPr>
-        <w:t xml:space="preserve">repo</w:t>
-      </w:r>
-      <w:r>
-        <w:t xml:space="preserve"> </w:t>
-      </w:r>
-      <w:r>
-        <w:t xml:space="preserve">scope wasn’t ticked.)</w:t>
+        <w:t xml:space="preserve">SEC filing passages</w:t>
+      </w:r>
+      <w:r>
+        <w:t xml:space="preserve"> </w:t>
+      </w:r>
+      <w:r>
+        <w:t xml:space="preserve">+ the live de-rating / forced-flow / opportunity signals —</w:t>
+      </w:r>
+      <w:r>
+        <w:t xml:space="preserve"> </w:t>
+      </w:r>
+      <w:r>
+        <w:t xml:space="preserve">and proposes updates to each scarcity’s</w:t>
+      </w:r>
+      <w:r>
+        <w:t xml:space="preserve"> </w:t>
+      </w:r>
+      <w:r>
+        <w:rPr>
+          <w:bCs/>
+          <w:b/>
+        </w:rPr>
+        <w:t xml:space="preserve">priced-in / bind-window / non-consensus</w:t>
+      </w:r>
+      <w:r>
+        <w:t xml:space="preserve"> </w:t>
+      </w:r>
+      <w:r>
+        <w:t xml:space="preserve">fields only.</w:t>
+      </w:r>
+    </w:p>
+    <w:p>
+      <w:pPr>
+        <w:pStyle w:val="BodyText"/>
+      </w:pPr>
+      <w:r>
+        <w:t xml:space="preserve">Each card shows the</w:t>
+      </w:r>
+      <w:r>
+        <w:t xml:space="preserve"> </w:t>
+      </w:r>
+      <w:r>
+        <w:rPr>
+          <w:bCs/>
+          <w:b/>
+        </w:rPr>
+        <w:t xml:space="preserve">before→after</w:t>
+      </w:r>
+      <w:r>
+        <w:t xml:space="preserve"> </w:t>
+      </w:r>
+      <w:r>
+        <w:t xml:space="preserve">change, the LLM’s rationale, its sources, and confidence:</w:t>
       </w:r>
       <w:r>
         <w:t xml:space="preserve"> </w:t>
@@ -5250,21 +5570,13 @@
           <w:bCs/>
           <w:b/>
         </w:rPr>
-        <w:t xml:space="preserve">✕ Reject</w:t>
-      </w:r>
-      <w:r>
-        <w:t xml:space="preserve"> </w:t>
-      </w:r>
-      <w:r>
-        <w:t xml:space="preserve">dismisses it.</w:t>
-      </w:r>
-    </w:p>
-    <w:p>
-      <w:pPr>
-        <w:pStyle w:val="BodyText"/>
-      </w:pPr>
-      <w:r>
-        <w:t xml:space="preserve">The bot only</w:t>
+        <w:t xml:space="preserve">✓ Accept → open PR</w:t>
+      </w:r>
+      <w:r>
+        <w:t xml:space="preserve"> </w:t>
+      </w:r>
+      <w:r>
+        <w:t xml:space="preserve">opens a GitHub pull request containing</w:t>
       </w:r>
       <w:r>
         <w:t xml:space="preserve"> </w:t>
@@ -5274,45 +5586,179 @@
           <w:iCs/>
           <w:i/>
         </w:rPr>
-        <w:t xml:space="preserve">proposes</w:t>
-      </w:r>
-      <w:r>
-        <w:t xml:space="preserve">;</w:t>
-      </w:r>
-      <w:r>
-        <w:t xml:space="preserve"> </w:t>
-      </w:r>
-      <w:r>
-        <w:rPr>
-          <w:bCs/>
-          <w:b/>
-        </w:rPr>
-        <w:t xml:space="preserve">you approve</w:t>
-      </w:r>
-      <w:r>
-        <w:t xml:space="preserve">, and it can</w:t>
-      </w:r>
-      <w:r>
-        <w:t xml:space="preserve"> </w:t>
-      </w:r>
-      <w:r>
-        <w:rPr>
-          <w:bCs/>
-          <w:b/>
-        </w:rPr>
-        <w:t xml:space="preserve">only ever</w:t>
-      </w:r>
-      <w:r>
-        <w:t xml:space="preserve"> </w:t>
-      </w:r>
-      <w:r>
-        <w:t xml:space="preserve">touch those three fields — never the</w:t>
-      </w:r>
-      <w:r>
-        <w:t xml:space="preserve"> </w:t>
-      </w:r>
-      <w:r>
-        <w:t xml:space="preserve">thesis or tickers (the F9 ownership rule, enforced in the browser</w:t>
+        <w:t xml:space="preserve">just that one change</w:t>
+      </w:r>
+      <w:r>
+        <w:t xml:space="preserve"> </w:t>
+      </w:r>
+      <w:r>
+        <w:t xml:space="preserve">to</w:t>
+      </w:r>
+      <w:r>
+        <w:t xml:space="preserve"> </w:t>
+      </w:r>
+      <w:r>
+        <w:rPr>
+          <w:rStyle w:val="VerbatimChar"/>
+        </w:rPr>
+        <w:t xml:space="preserve">scarcities.json</w:t>
+      </w:r>
+      <w:r>
+        <w:t xml:space="preserve">, which you then merge. Needs a token in</w:t>
+      </w:r>
+      <w:r>
+        <w:t xml:space="preserve"> </w:t>
+      </w:r>
+      <w:r>
+        <w:rPr>
+          <w:bCs/>
+          <w:b/>
+        </w:rPr>
+        <w:t xml:space="preserve">Settings → Admin</w:t>
+      </w:r>
+      <w:r>
+        <w:t xml:space="preserve"> </w:t>
+      </w:r>
+      <w:r>
+        <w:t xml:space="preserve">with write access —</w:t>
+      </w:r>
+      <w:r>
+        <w:t xml:space="preserve"> </w:t>
+      </w:r>
+      <w:r>
+        <w:t xml:space="preserve">a</w:t>
+      </w:r>
+      <w:r>
+        <w:t xml:space="preserve"> </w:t>
+      </w:r>
+      <w:r>
+        <w:rPr>
+          <w:bCs/>
+          <w:b/>
+        </w:rPr>
+        <w:t xml:space="preserve">classic</w:t>
+      </w:r>
+      <w:r>
+        <w:t xml:space="preserve"> </w:t>
+      </w:r>
+      <w:r>
+        <w:t xml:space="preserve">token with the</w:t>
+      </w:r>
+      <w:r>
+        <w:t xml:space="preserve"> </w:t>
+      </w:r>
+      <w:r>
+        <w:rPr>
+          <w:rStyle w:val="VerbatimChar"/>
+          <w:bCs/>
+          <w:b/>
+        </w:rPr>
+        <w:t xml:space="preserve">repo</w:t>
+      </w:r>
+      <w:r>
+        <w:t xml:space="preserve"> </w:t>
+      </w:r>
+      <w:r>
+        <w:t xml:space="preserve">scope, or a</w:t>
+      </w:r>
+      <w:r>
+        <w:t xml:space="preserve"> </w:t>
+      </w:r>
+      <w:r>
+        <w:rPr>
+          <w:bCs/>
+          <w:b/>
+        </w:rPr>
+        <w:t xml:space="preserve">fine-grained</w:t>
+      </w:r>
+      <w:r>
+        <w:t xml:space="preserve"> </w:t>
+      </w:r>
+      <w:r>
+        <w:t xml:space="preserve">token with</w:t>
+      </w:r>
+      <w:r>
+        <w:t xml:space="preserve"> </w:t>
+      </w:r>
+      <w:r>
+        <w:rPr>
+          <w:bCs/>
+          <w:b/>
+        </w:rPr>
+        <w:t xml:space="preserve">Contents</w:t>
+      </w:r>
+      <w:r>
+        <w:t xml:space="preserve"> </w:t>
+      </w:r>
+      <w:r>
+        <w:t xml:space="preserve">and</w:t>
+      </w:r>
+      <w:r>
+        <w:t xml:space="preserve"> </w:t>
+      </w:r>
+      <w:r>
+        <w:rPr>
+          <w:bCs/>
+          <w:b/>
+        </w:rPr>
+        <w:t xml:space="preserve">Pull requests</w:t>
+      </w:r>
+      <w:r>
+        <w:t xml:space="preserve"> </w:t>
+      </w:r>
+      <w:r>
+        <w:t xml:space="preserve">both read/write. (A 404/403 on a public repo means the token can read but not</w:t>
+      </w:r>
+      <w:r>
+        <w:t xml:space="preserve"> </w:t>
+      </w:r>
+      <w:r>
+        <w:t xml:space="preserve">write — usually the classic</w:t>
+      </w:r>
+      <w:r>
+        <w:t xml:space="preserve"> </w:t>
+      </w:r>
+      <w:r>
+        <w:rPr>
+          <w:rStyle w:val="VerbatimChar"/>
+        </w:rPr>
+        <w:t xml:space="preserve">repo</w:t>
+      </w:r>
+      <w:r>
+        <w:t xml:space="preserve"> </w:t>
+      </w:r>
+      <w:r>
+        <w:t xml:space="preserve">scope wasn’t ticked.)</w:t>
+      </w:r>
+      <w:r>
+        <w:t xml:space="preserve"> </w:t>
+      </w:r>
+      <w:r>
+        <w:t xml:space="preserve">-</w:t>
+      </w:r>
+      <w:r>
+        <w:t xml:space="preserve"> </w:t>
+      </w:r>
+      <w:r>
+        <w:rPr>
+          <w:bCs/>
+          <w:b/>
+        </w:rPr>
+        <w:t xml:space="preserve">✕ Reject</w:t>
+      </w:r>
+      <w:r>
+        <w:t xml:space="preserve"> </w:t>
+      </w:r>
+      <w:r>
+        <w:t xml:space="preserve">dismisses it.</w:t>
+      </w:r>
+    </w:p>
+    <w:p>
+      <w:pPr>
+        <w:pStyle w:val="BodyText"/>
+      </w:pPr>
+      <w:r>
+        <w:t xml:space="preserve">The bot only</w:t>
       </w:r>
       <w:r>
         <w:t xml:space="preserve"> </w:t>
@@ -5322,31 +5768,45 @@
           <w:iCs/>
           <w:i/>
         </w:rPr>
-        <w:t xml:space="preserve">and</w:t>
-      </w:r>
-      <w:r>
-        <w:t xml:space="preserve"> </w:t>
-      </w:r>
-      <w:r>
-        <w:t xml:space="preserve">the scanner). Not advice.</w:t>
-      </w:r>
-    </w:p>
-    <w:bookmarkEnd w:id="49"/>
-    <w:bookmarkStart w:id="50" w:name="d.-scout-finding-new-scarcities"/>
-    <w:p>
-      <w:pPr>
-        <w:pStyle w:val="Heading2"/>
-      </w:pPr>
-      <w:r>
-        <w:t xml:space="preserve">5d. Scout (finding NEW scarcities)</w:t>
-      </w:r>
-    </w:p>
-    <w:p>
-      <w:pPr>
-        <w:pStyle w:val="FirstParagraph"/>
-      </w:pPr>
-      <w:r>
-        <w:t xml:space="preserve">The Research tab re-scores the</w:t>
+        <w:t xml:space="preserve">proposes</w:t>
+      </w:r>
+      <w:r>
+        <w:t xml:space="preserve">;</w:t>
+      </w:r>
+      <w:r>
+        <w:t xml:space="preserve"> </w:t>
+      </w:r>
+      <w:r>
+        <w:rPr>
+          <w:bCs/>
+          <w:b/>
+        </w:rPr>
+        <w:t xml:space="preserve">you approve</w:t>
+      </w:r>
+      <w:r>
+        <w:t xml:space="preserve">, and it can</w:t>
+      </w:r>
+      <w:r>
+        <w:t xml:space="preserve"> </w:t>
+      </w:r>
+      <w:r>
+        <w:rPr>
+          <w:bCs/>
+          <w:b/>
+        </w:rPr>
+        <w:t xml:space="preserve">only ever</w:t>
+      </w:r>
+      <w:r>
+        <w:t xml:space="preserve"> </w:t>
+      </w:r>
+      <w:r>
+        <w:t xml:space="preserve">touch those three fields — never the</w:t>
+      </w:r>
+      <w:r>
+        <w:t xml:space="preserve"> </w:t>
+      </w:r>
+      <w:r>
+        <w:t xml:space="preserve">thesis or tickers (the F9 ownership rule, enforced in the browser</w:t>
       </w:r>
       <w:r>
         <w:t xml:space="preserve"> </w:t>
@@ -5356,29 +5816,31 @@
           <w:iCs/>
           <w:i/>
         </w:rPr>
-        <w:t xml:space="preserve">known</w:t>
-      </w:r>
-      <w:r>
-        <w:t xml:space="preserve"> </w:t>
-      </w:r>
-      <w:r>
-        <w:t xml:space="preserve">scarcities; the</w:t>
-      </w:r>
-      <w:r>
-        <w:t xml:space="preserve"> </w:t>
-      </w:r>
-      <w:r>
-        <w:rPr>
-          <w:bCs/>
-          <w:b/>
-        </w:rPr>
-        <w:t xml:space="preserve">Scout</w:t>
-      </w:r>
-      <w:r>
-        <w:t xml:space="preserve"> </w:t>
-      </w:r>
-      <w:r>
-        <w:t xml:space="preserve">tab hunts for</w:t>
+        <w:t xml:space="preserve">and</w:t>
+      </w:r>
+      <w:r>
+        <w:t xml:space="preserve"> </w:t>
+      </w:r>
+      <w:r>
+        <w:t xml:space="preserve">the scanner). Not advice.</w:t>
+      </w:r>
+    </w:p>
+    <w:bookmarkEnd w:id="50"/>
+    <w:bookmarkStart w:id="51" w:name="d.-scout-finding-new-scarcities"/>
+    <w:p>
+      <w:pPr>
+        <w:pStyle w:val="Heading2"/>
+      </w:pPr>
+      <w:r>
+        <w:t xml:space="preserve">5d. Scout (finding NEW scarcities)</w:t>
+      </w:r>
+    </w:p>
+    <w:p>
+      <w:pPr>
+        <w:pStyle w:val="FirstParagraph"/>
+      </w:pPr>
+      <w:r>
+        <w:t xml:space="preserve">The Research tab re-scores the</w:t>
       </w:r>
       <w:r>
         <w:t xml:space="preserve"> </w:t>
@@ -5388,91 +5850,29 @@
           <w:iCs/>
           <w:i/>
         </w:rPr>
-        <w:t xml:space="preserve">new</w:t>
-      </w:r>
-      <w:r>
-        <w:t xml:space="preserve"> </w:t>
-      </w:r>
-      <w:r>
-        <w:t xml:space="preserve">ones — the</w:t>
-      </w:r>
-      <w:r>
-        <w:t xml:space="preserve"> </w:t>
-      </w:r>
-      <w:r>
-        <w:t xml:space="preserve">alpha-generation frontier. It is deliberately</w:t>
-      </w:r>
-      <w:r>
-        <w:t xml:space="preserve"> </w:t>
-      </w:r>
-      <w:r>
-        <w:rPr>
-          <w:bCs/>
-          <w:b/>
-        </w:rPr>
-        <w:t xml:space="preserve">not</w:t>
-      </w:r>
-      <w:r>
-        <w:t xml:space="preserve"> </w:t>
-      </w:r>
-      <w:r>
-        <w:t xml:space="preserve">a trend-finder: by the time something reads as a</w:t>
-      </w:r>
-      <w:r>
-        <w:t xml:space="preserve"> </w:t>
-      </w:r>
-      <w:r>
-        <w:t xml:space="preserve">trend it’s already priced, and</w:t>
-      </w:r>
-      <w:r>
-        <w:t xml:space="preserve"> </w:t>
-      </w:r>
-      <w:r>
-        <w:rPr>
-          <w:bCs/>
-          <w:b/>
-        </w:rPr>
-        <w:t xml:space="preserve">ALPHA.md</w:t>
-      </w:r>
-      <w:r>
-        <w:t xml:space="preserve"> </w:t>
-      </w:r>
-      <w:r>
-        <w:t xml:space="preserve">is explicit that there’s no edge in what’s priced. Instead</w:t>
-      </w:r>
-      <w:r>
-        <w:t xml:space="preserve"> </w:t>
-      </w:r>
-      <w:r>
-        <w:t xml:space="preserve">the scout looks for the</w:t>
-      </w:r>
-      <w:r>
-        <w:t xml:space="preserve"> </w:t>
-      </w:r>
-      <w:r>
-        <w:rPr>
-          <w:bCs/>
-          <w:b/>
-        </w:rPr>
-        <w:t xml:space="preserve">fingerprint of a binding constraint before anyone names it.</w:t>
-      </w:r>
-    </w:p>
-    <w:p>
-      <w:pPr>
-        <w:pStyle w:val="BodyText"/>
-      </w:pPr>
-      <w:r>
-        <w:rPr>
-          <w:bCs/>
-          <w:b/>
-        </w:rPr>
-        <w:t xml:space="preserve">How it works (constraint-shadow):</w:t>
-      </w:r>
-      <w:r>
-        <w:t xml:space="preserve"> </w:t>
-      </w:r>
-      <w:r>
-        <w:t xml:space="preserve">a real shortage shows up first as downstream companies</w:t>
+        <w:t xml:space="preserve">known</w:t>
+      </w:r>
+      <w:r>
+        <w:t xml:space="preserve"> </w:t>
+      </w:r>
+      <w:r>
+        <w:t xml:space="preserve">scarcities; the</w:t>
+      </w:r>
+      <w:r>
+        <w:t xml:space="preserve"> </w:t>
+      </w:r>
+      <w:r>
+        <w:rPr>
+          <w:bCs/>
+          <w:b/>
+        </w:rPr>
+        <w:t xml:space="preserve">Scout</w:t>
+      </w:r>
+      <w:r>
+        <w:t xml:space="preserve"> </w:t>
+      </w:r>
+      <w:r>
+        <w:t xml:space="preserve">tab hunts for</w:t>
       </w:r>
       <w:r>
         <w:t xml:space="preserve"> </w:t>
@@ -5482,13 +5882,91 @@
           <w:iCs/>
           <w:i/>
         </w:rPr>
-        <w:t xml:space="preserve">complaining</w:t>
-      </w:r>
-      <w:r>
-        <w:t xml:space="preserve"> </w:t>
-      </w:r>
-      <w:r>
-        <w:t xml:space="preserve">in their SEC filings —</w:t>
+        <w:t xml:space="preserve">new</w:t>
+      </w:r>
+      <w:r>
+        <w:t xml:space="preserve"> </w:t>
+      </w:r>
+      <w:r>
+        <w:t xml:space="preserve">ones — the</w:t>
+      </w:r>
+      <w:r>
+        <w:t xml:space="preserve"> </w:t>
+      </w:r>
+      <w:r>
+        <w:t xml:space="preserve">alpha-generation frontier. It is deliberately</w:t>
+      </w:r>
+      <w:r>
+        <w:t xml:space="preserve"> </w:t>
+      </w:r>
+      <w:r>
+        <w:rPr>
+          <w:bCs/>
+          <w:b/>
+        </w:rPr>
+        <w:t xml:space="preserve">not</w:t>
+      </w:r>
+      <w:r>
+        <w:t xml:space="preserve"> </w:t>
+      </w:r>
+      <w:r>
+        <w:t xml:space="preserve">a trend-finder: by the time something reads as a</w:t>
+      </w:r>
+      <w:r>
+        <w:t xml:space="preserve"> </w:t>
+      </w:r>
+      <w:r>
+        <w:t xml:space="preserve">trend it’s already priced, and</w:t>
+      </w:r>
+      <w:r>
+        <w:t xml:space="preserve"> </w:t>
+      </w:r>
+      <w:r>
+        <w:rPr>
+          <w:bCs/>
+          <w:b/>
+        </w:rPr>
+        <w:t xml:space="preserve">ALPHA.md</w:t>
+      </w:r>
+      <w:r>
+        <w:t xml:space="preserve"> </w:t>
+      </w:r>
+      <w:r>
+        <w:t xml:space="preserve">is explicit that there’s no edge in what’s priced. Instead</w:t>
+      </w:r>
+      <w:r>
+        <w:t xml:space="preserve"> </w:t>
+      </w:r>
+      <w:r>
+        <w:t xml:space="preserve">the scout looks for the</w:t>
+      </w:r>
+      <w:r>
+        <w:t xml:space="preserve"> </w:t>
+      </w:r>
+      <w:r>
+        <w:rPr>
+          <w:bCs/>
+          <w:b/>
+        </w:rPr>
+        <w:t xml:space="preserve">fingerprint of a binding constraint before anyone names it.</w:t>
+      </w:r>
+    </w:p>
+    <w:p>
+      <w:pPr>
+        <w:pStyle w:val="BodyText"/>
+      </w:pPr>
+      <w:r>
+        <w:rPr>
+          <w:bCs/>
+          <w:b/>
+        </w:rPr>
+        <w:t xml:space="preserve">How it works (constraint-shadow):</w:t>
+      </w:r>
+      <w:r>
+        <w:t xml:space="preserve"> </w:t>
+      </w:r>
+      <w:r>
+        <w:t xml:space="preserve">a real shortage shows up first as downstream companies</w:t>
       </w:r>
       <w:r>
         <w:t xml:space="preserve"> </w:t>
@@ -5498,267 +5976,160 @@
           <w:iCs/>
           <w:i/>
         </w:rPr>
-        <w:t xml:space="preserve">“</w:t>
+        <w:t xml:space="preserve">complaining</w:t>
+      </w:r>
+      <w:r>
+        <w:t xml:space="preserve"> </w:t>
+      </w:r>
+      <w:r>
+        <w:t xml:space="preserve">in their SEC filings —</w:t>
+      </w:r>
+      <w:r>
+        <w:t xml:space="preserve"> </w:t>
       </w:r>
       <w:r>
         <w:rPr>
           <w:iCs/>
           <w:i/>
         </w:rPr>
-        <w:t xml:space="preserve">lead times extended</w:t>
+        <w:t xml:space="preserve">“</w:t>
       </w:r>
       <w:r>
         <w:rPr>
           <w:iCs/>
           <w:i/>
         </w:rPr>
-        <w:t xml:space="preserve">”</w:t>
+        <w:t xml:space="preserve">lead times extended</w:t>
       </w:r>
       <w:r>
         <w:rPr>
           <w:iCs/>
           <w:i/>
         </w:rPr>
-        <w:t xml:space="preserve">,</w:t>
+        <w:t xml:space="preserve">”</w:t>
       </w:r>
       <w:r>
         <w:rPr>
           <w:iCs/>
           <w:i/>
         </w:rPr>
-        <w:t xml:space="preserve"> </w:t>
+        <w:t xml:space="preserve">,</w:t>
       </w:r>
       <w:r>
         <w:rPr>
           <w:iCs/>
           <w:i/>
         </w:rPr>
-        <w:t xml:space="preserve">“</w:t>
+        <w:t xml:space="preserve"> </w:t>
       </w:r>
       <w:r>
         <w:rPr>
           <w:iCs/>
           <w:i/>
         </w:rPr>
-        <w:t xml:space="preserve">unable to secure allocation</w:t>
+        <w:t xml:space="preserve">“</w:t>
       </w:r>
       <w:r>
         <w:rPr>
           <w:iCs/>
           <w:i/>
         </w:rPr>
-        <w:t xml:space="preserve">”</w:t>
+        <w:t xml:space="preserve">unable to secure allocation</w:t>
       </w:r>
       <w:r>
         <w:rPr>
           <w:iCs/>
           <w:i/>
         </w:rPr>
-        <w:t xml:space="preserve">,</w:t>
+        <w:t xml:space="preserve">”</w:t>
       </w:r>
       <w:r>
         <w:rPr>
           <w:iCs/>
           <w:i/>
         </w:rPr>
-        <w:t xml:space="preserve"> </w:t>
+        <w:t xml:space="preserve">,</w:t>
       </w:r>
       <w:r>
         <w:rPr>
           <w:iCs/>
           <w:i/>
         </w:rPr>
-        <w:t xml:space="preserve">“</w:t>
+        <w:t xml:space="preserve"> </w:t>
       </w:r>
       <w:r>
         <w:rPr>
           <w:iCs/>
           <w:i/>
         </w:rPr>
-        <w:t xml:space="preserve">qualified a</w:t>
+        <w:t xml:space="preserve">“</w:t>
       </w:r>
       <w:r>
         <w:rPr>
           <w:iCs/>
           <w:i/>
         </w:rPr>
-        <w:t xml:space="preserve"> </w:t>
+        <w:t xml:space="preserve">qualified a</w:t>
       </w:r>
       <w:r>
         <w:rPr>
           <w:iCs/>
           <w:i/>
         </w:rPr>
-        <w:t xml:space="preserve">second source</w:t>
+        <w:t xml:space="preserve"> </w:t>
       </w:r>
       <w:r>
         <w:rPr>
           <w:iCs/>
           <w:i/>
         </w:rPr>
-        <w:t xml:space="preserve">”</w:t>
-      </w:r>
-      <w:r>
-        <w:t xml:space="preserve">. The scout searches that complaint language across all filers,</w:t>
-      </w:r>
-      <w:r>
-        <w:t xml:space="preserve"> </w:t>
-      </w:r>
-      <w:r>
-        <w:rPr>
-          <w:bCs/>
-          <w:b/>
-        </w:rPr>
-        <w:t xml:space="preserve">clusters which companies</w:t>
-      </w:r>
-      <w:r>
-        <w:rPr>
-          <w:bCs/>
-          <w:b/>
-        </w:rPr>
-        <w:t xml:space="preserve"> </w:t>
-      </w:r>
-      <w:r>
-        <w:rPr>
-          <w:bCs/>
-          <w:b/>
-        </w:rPr>
-        <w:t xml:space="preserve">are under broad supply stress</w:t>
-      </w:r>
-      <w:r>
-        <w:t xml:space="preserve"> </w:t>
-      </w:r>
-      <w:r>
-        <w:t xml:space="preserve">(a filer griping under many distinct constraint phrases is a strong</w:t>
-      </w:r>
-      <w:r>
-        <w:t xml:space="preserve"> </w:t>
-      </w:r>
-      <w:r>
-        <w:t xml:space="preserve">lead), and infers the candidate chokepoint from the</w:t>
-      </w:r>
-      <w:r>
-        <w:t xml:space="preserve"> </w:t>
+        <w:t xml:space="preserve">second source</w:t>
       </w:r>
       <w:r>
         <w:rPr>
           <w:iCs/>
           <w:i/>
         </w:rPr>
-        <w:t xml:space="preserve">pattern of who’s complaining</w:t>
-      </w:r>
-      <w:r>
-        <w:t xml:space="preserve"> </w:t>
-      </w:r>
-      <w:r>
-        <w:t xml:space="preserve">— not from a headline.</w:t>
-      </w:r>
-      <w:r>
-        <w:t xml:space="preserve"> </w:t>
-      </w:r>
-      <w:r>
-        <w:t xml:space="preserve">Filers already explained by a known scarcity are dropped (novelty filter); candidates already discussed</w:t>
-      </w:r>
-      <w:r>
-        <w:t xml:space="preserve"> </w:t>
-      </w:r>
-      <w:r>
-        <w:t xml:space="preserve">widely in financial media are down-weighted (the edge is being early, not loud).</w:t>
-      </w:r>
-    </w:p>
-    <w:p>
-      <w:pPr>
-        <w:pStyle w:val="BodyText"/>
-      </w:pPr>
-      <w:r>
-        <w:rPr>
-          <w:bCs/>
-          <w:b/>
-        </w:rPr>
-        <w:t xml:space="preserve">The same committee vets it — fully.</w:t>
-      </w:r>
-      <w:r>
-        <w:t xml:space="preserve"> </w:t>
-      </w:r>
-      <w:r>
-        <w:t xml:space="preserve">Each lead is synthesized into a draft scarcity and run through</w:t>
-      </w:r>
-      <w:r>
-        <w:t xml:space="preserve"> </w:t>
-      </w:r>
-      <w:r>
-        <w:t xml:space="preserve">the identical pipeline that scores the known 24:</w:t>
-      </w:r>
-      <w:r>
-        <w:t xml:space="preserve"> </w:t>
-      </w:r>
-      <w:r>
-        <w:rPr>
-          <w:bCs/>
-          <w:b/>
-        </w:rPr>
-        <w:t xml:space="preserve">Bull / Bear / Skeptic → CIO</w:t>
-      </w:r>
-      <w:r>
-        <w:t xml:space="preserve">, then the</w:t>
-      </w:r>
-      <w:r>
-        <w:t xml:space="preserve"> </w:t>
-      </w:r>
-      <w:r>
-        <w:rPr>
-          <w:bCs/>
-          <w:b/>
-        </w:rPr>
-        <w:t xml:space="preserve">deterministic</w:t>
-      </w:r>
-      <w:r>
-        <w:rPr>
-          <w:bCs/>
-          <w:b/>
-        </w:rPr>
-        <w:t xml:space="preserve"> </w:t>
-      </w:r>
-      <w:r>
-        <w:rPr>
-          <w:bCs/>
-          <w:b/>
-        </w:rPr>
-        <w:t xml:space="preserve">verification gate</w:t>
-      </w:r>
-      <w:r>
-        <w:t xml:space="preserve"> </w:t>
-      </w:r>
-      <w:r>
-        <w:t xml:space="preserve">(thin-evidence / ticker-sanity checks) and the</w:t>
-      </w:r>
-      <w:r>
-        <w:t xml:space="preserve"> </w:t>
-      </w:r>
-      <w:r>
-        <w:rPr>
-          <w:bCs/>
-          <w:b/>
-        </w:rPr>
-        <w:t xml:space="preserve">CRO risk review</w:t>
-      </w:r>
-      <w:r>
-        <w:t xml:space="preserve"> </w:t>
-      </w:r>
-      <w:r>
-        <w:t xml:space="preserve">(which catches</w:t>
-      </w:r>
-      <w:r>
-        <w:t xml:space="preserve"> </w:t>
-      </w:r>
-      <w:r>
-        <w:t xml:space="preserve">hallucinated or misattributed tickers — important, since the scout’s tickers come from fuzzy filing</w:t>
-      </w:r>
-      <w:r>
-        <w:t xml:space="preserve"> </w:t>
-      </w:r>
-      <w:r>
-        <w:t xml:space="preserve">discovery). So you only ever review</w:t>
+        <w:t xml:space="preserve">”</w:t>
+      </w:r>
+      <w:r>
+        <w:t xml:space="preserve">. The scout searches that complaint language across all filers,</w:t>
+      </w:r>
+      <w:r>
+        <w:t xml:space="preserve"> </w:t>
+      </w:r>
+      <w:r>
+        <w:rPr>
+          <w:bCs/>
+          <w:b/>
+        </w:rPr>
+        <w:t xml:space="preserve">clusters which companies</w:t>
+      </w:r>
+      <w:r>
+        <w:rPr>
+          <w:bCs/>
+          <w:b/>
+        </w:rPr>
+        <w:t xml:space="preserve"> </w:t>
+      </w:r>
+      <w:r>
+        <w:rPr>
+          <w:bCs/>
+          <w:b/>
+        </w:rPr>
+        <w:t xml:space="preserve">are under broad supply stress</w:t>
+      </w:r>
+      <w:r>
+        <w:t xml:space="preserve"> </w:t>
+      </w:r>
+      <w:r>
+        <w:t xml:space="preserve">(a filer griping under many distinct constraint phrases is a strong</w:t>
+      </w:r>
+      <w:r>
+        <w:t xml:space="preserve"> </w:t>
+      </w:r>
+      <w:r>
+        <w:t xml:space="preserve">lead), and infers the candidate chokepoint from the</w:t>
       </w:r>
       <w:r>
         <w:t xml:space="preserve"> </w:t>
@@ -5768,35 +6139,120 @@
           <w:iCs/>
           <w:i/>
         </w:rPr>
-        <w:t xml:space="preserve">adversarially-vetted</w:t>
-      </w:r>
-      <w:r>
-        <w:t xml:space="preserve"> </w:t>
-      </w:r>
-      <w:r>
-        <w:t xml:space="preserve">candidates, never raw noise. Each card also</w:t>
-      </w:r>
-      <w:r>
-        <w:t xml:space="preserve"> </w:t>
-      </w:r>
-      <w:r>
-        <w:t xml:space="preserve">carries a</w:t>
-      </w:r>
-      <w:r>
-        <w:t xml:space="preserve"> </w:t>
-      </w:r>
-      <w:r>
-        <w:rPr>
-          <w:bCs/>
-          <w:b/>
-        </w:rPr>
-        <w:t xml:space="preserve">legibility tag</w:t>
-      </w:r>
-      <w:r>
-        <w:t xml:space="preserve"> </w:t>
-      </w:r>
-      <w:r>
-        <w:t xml:space="preserve">— 🟢</w:t>
+        <w:t xml:space="preserve">pattern of who’s complaining</w:t>
+      </w:r>
+      <w:r>
+        <w:t xml:space="preserve"> </w:t>
+      </w:r>
+      <w:r>
+        <w:t xml:space="preserve">— not from a headline.</w:t>
+      </w:r>
+      <w:r>
+        <w:t xml:space="preserve"> </w:t>
+      </w:r>
+      <w:r>
+        <w:t xml:space="preserve">Filers already explained by a known scarcity are dropped (novelty filter); candidates already discussed</w:t>
+      </w:r>
+      <w:r>
+        <w:t xml:space="preserve"> </w:t>
+      </w:r>
+      <w:r>
+        <w:t xml:space="preserve">widely in financial media are down-weighted (the edge is being early, not loud).</w:t>
+      </w:r>
+    </w:p>
+    <w:p>
+      <w:pPr>
+        <w:pStyle w:val="BodyText"/>
+      </w:pPr>
+      <w:r>
+        <w:rPr>
+          <w:bCs/>
+          <w:b/>
+        </w:rPr>
+        <w:t xml:space="preserve">The same committee vets it — fully.</w:t>
+      </w:r>
+      <w:r>
+        <w:t xml:space="preserve"> </w:t>
+      </w:r>
+      <w:r>
+        <w:t xml:space="preserve">Each lead is synthesized into a draft scarcity and run through</w:t>
+      </w:r>
+      <w:r>
+        <w:t xml:space="preserve"> </w:t>
+      </w:r>
+      <w:r>
+        <w:t xml:space="preserve">the identical pipeline that scores the known 24:</w:t>
+      </w:r>
+      <w:r>
+        <w:t xml:space="preserve"> </w:t>
+      </w:r>
+      <w:r>
+        <w:rPr>
+          <w:bCs/>
+          <w:b/>
+        </w:rPr>
+        <w:t xml:space="preserve">Bull / Bear / Skeptic → CIO</w:t>
+      </w:r>
+      <w:r>
+        <w:t xml:space="preserve">, then the</w:t>
+      </w:r>
+      <w:r>
+        <w:t xml:space="preserve"> </w:t>
+      </w:r>
+      <w:r>
+        <w:rPr>
+          <w:bCs/>
+          <w:b/>
+        </w:rPr>
+        <w:t xml:space="preserve">deterministic</w:t>
+      </w:r>
+      <w:r>
+        <w:rPr>
+          <w:bCs/>
+          <w:b/>
+        </w:rPr>
+        <w:t xml:space="preserve"> </w:t>
+      </w:r>
+      <w:r>
+        <w:rPr>
+          <w:bCs/>
+          <w:b/>
+        </w:rPr>
+        <w:t xml:space="preserve">verification gate</w:t>
+      </w:r>
+      <w:r>
+        <w:t xml:space="preserve"> </w:t>
+      </w:r>
+      <w:r>
+        <w:t xml:space="preserve">(thin-evidence / ticker-sanity checks) and the</w:t>
+      </w:r>
+      <w:r>
+        <w:t xml:space="preserve"> </w:t>
+      </w:r>
+      <w:r>
+        <w:rPr>
+          <w:bCs/>
+          <w:b/>
+        </w:rPr>
+        <w:t xml:space="preserve">CRO risk review</w:t>
+      </w:r>
+      <w:r>
+        <w:t xml:space="preserve"> </w:t>
+      </w:r>
+      <w:r>
+        <w:t xml:space="preserve">(which catches</w:t>
+      </w:r>
+      <w:r>
+        <w:t xml:space="preserve"> </w:t>
+      </w:r>
+      <w:r>
+        <w:t xml:space="preserve">hallucinated or misattributed tickers — important, since the scout’s tickers come from fuzzy filing</w:t>
+      </w:r>
+      <w:r>
+        <w:t xml:space="preserve"> </w:t>
+      </w:r>
+      <w:r>
+        <w:t xml:space="preserve">discovery). So you only ever review</w:t>
       </w:r>
       <w:r>
         <w:t xml:space="preserve"> </w:t>
@@ -5806,19 +6262,35 @@
           <w:iCs/>
           <w:i/>
         </w:rPr>
-        <w:t xml:space="preserve">early/contrarian</w:t>
-      </w:r>
-      <w:r>
-        <w:t xml:space="preserve"> </w:t>
-      </w:r>
-      <w:r>
-        <w:t xml:space="preserve">(little mainstream coverage; where the edge is) vs</w:t>
-      </w:r>
-      <w:r>
-        <w:t xml:space="preserve"> </w:t>
-      </w:r>
-      <w:r>
-        <w:t xml:space="preserve">🟡</w:t>
+        <w:t xml:space="preserve">adversarially-vetted</w:t>
+      </w:r>
+      <w:r>
+        <w:t xml:space="preserve"> </w:t>
+      </w:r>
+      <w:r>
+        <w:t xml:space="preserve">candidates, never raw noise. Each card also</w:t>
+      </w:r>
+      <w:r>
+        <w:t xml:space="preserve"> </w:t>
+      </w:r>
+      <w:r>
+        <w:t xml:space="preserve">carries a</w:t>
+      </w:r>
+      <w:r>
+        <w:t xml:space="preserve"> </w:t>
+      </w:r>
+      <w:r>
+        <w:rPr>
+          <w:bCs/>
+          <w:b/>
+        </w:rPr>
+        <w:t xml:space="preserve">legibility tag</w:t>
+      </w:r>
+      <w:r>
+        <w:t xml:space="preserve"> </w:t>
+      </w:r>
+      <w:r>
+        <w:t xml:space="preserve">— 🟢</w:t>
       </w:r>
       <w:r>
         <w:t xml:space="preserve"> </w:t>
@@ -5828,65 +6300,19 @@
           <w:iCs/>
           <w:i/>
         </w:rPr>
-        <w:t xml:space="preserve">already-legible</w:t>
-      </w:r>
-      <w:r>
-        <w:t xml:space="preserve"> </w:t>
-      </w:r>
-      <w:r>
-        <w:t xml:space="preserve">(heavily covered, likely already priced) — and legible candidates are down-weighted.</w:t>
-      </w:r>
-    </w:p>
-    <w:p>
-      <w:pPr>
-        <w:pStyle w:val="BodyText"/>
-      </w:pPr>
-      <w:r>
-        <w:t xml:space="preserve">Each card shows the inferred scarcity, the</w:t>
-      </w:r>
-      <w:r>
-        <w:t xml:space="preserve"> </w:t>
-      </w:r>
-      <w:r>
-        <w:rPr>
-          <w:bCs/>
-          <w:b/>
-        </w:rPr>
-        <w:t xml:space="preserve">filer that flagged it</w:t>
-      </w:r>
-      <w:r>
-        <w:t xml:space="preserve"> </w:t>
-      </w:r>
-      <w:r>
-        <w:t xml:space="preserve">+ the constraint phrases that fired,</w:t>
-      </w:r>
-      <w:r>
-        <w:t xml:space="preserve"> </w:t>
-      </w:r>
-      <w:r>
-        <w:t xml:space="preserve">the proposed fields, and the committee’s confidence:</w:t>
-      </w:r>
-      <w:r>
-        <w:t xml:space="preserve"> </w:t>
-      </w:r>
-      <w:r>
-        <w:t xml:space="preserve">-</w:t>
-      </w:r>
-      <w:r>
-        <w:t xml:space="preserve"> </w:t>
-      </w:r>
-      <w:r>
-        <w:rPr>
-          <w:bCs/>
-          <w:b/>
-        </w:rPr>
-        <w:t xml:space="preserve">✓ Accept → open PR (add scarcity)</w:t>
-      </w:r>
-      <w:r>
-        <w:t xml:space="preserve"> </w:t>
-      </w:r>
-      <w:r>
-        <w:t xml:space="preserve">opens a pull request that</w:t>
+        <w:t xml:space="preserve">early/contrarian</w:t>
+      </w:r>
+      <w:r>
+        <w:t xml:space="preserve"> </w:t>
+      </w:r>
+      <w:r>
+        <w:t xml:space="preserve">(little mainstream coverage; where the edge is) vs</w:t>
+      </w:r>
+      <w:r>
+        <w:t xml:space="preserve"> </w:t>
+      </w:r>
+      <w:r>
+        <w:t xml:space="preserve">🟡</w:t>
       </w:r>
       <w:r>
         <w:t xml:space="preserve"> </w:t>
@@ -5896,6 +6322,74 @@
           <w:iCs/>
           <w:i/>
         </w:rPr>
+        <w:t xml:space="preserve">already-legible</w:t>
+      </w:r>
+      <w:r>
+        <w:t xml:space="preserve"> </w:t>
+      </w:r>
+      <w:r>
+        <w:t xml:space="preserve">(heavily covered, likely already priced) — and legible candidates are down-weighted.</w:t>
+      </w:r>
+    </w:p>
+    <w:p>
+      <w:pPr>
+        <w:pStyle w:val="BodyText"/>
+      </w:pPr>
+      <w:r>
+        <w:t xml:space="preserve">Each card shows the inferred scarcity, the</w:t>
+      </w:r>
+      <w:r>
+        <w:t xml:space="preserve"> </w:t>
+      </w:r>
+      <w:r>
+        <w:rPr>
+          <w:bCs/>
+          <w:b/>
+        </w:rPr>
+        <w:t xml:space="preserve">filer that flagged it</w:t>
+      </w:r>
+      <w:r>
+        <w:t xml:space="preserve"> </w:t>
+      </w:r>
+      <w:r>
+        <w:t xml:space="preserve">+ the constraint phrases that fired,</w:t>
+      </w:r>
+      <w:r>
+        <w:t xml:space="preserve"> </w:t>
+      </w:r>
+      <w:r>
+        <w:t xml:space="preserve">the proposed fields, and the committee’s confidence:</w:t>
+      </w:r>
+      <w:r>
+        <w:t xml:space="preserve"> </w:t>
+      </w:r>
+      <w:r>
+        <w:t xml:space="preserve">-</w:t>
+      </w:r>
+      <w:r>
+        <w:t xml:space="preserve"> </w:t>
+      </w:r>
+      <w:r>
+        <w:rPr>
+          <w:bCs/>
+          <w:b/>
+        </w:rPr>
+        <w:t xml:space="preserve">✓ Accept → open PR (add scarcity)</w:t>
+      </w:r>
+      <w:r>
+        <w:t xml:space="preserve"> </w:t>
+      </w:r>
+      <w:r>
+        <w:t xml:space="preserve">opens a pull request that</w:t>
+      </w:r>
+      <w:r>
+        <w:t xml:space="preserve"> </w:t>
+      </w:r>
+      <w:r>
+        <w:rPr>
+          <w:iCs/>
+          <w:i/>
+        </w:rPr>
         <w:t xml:space="preserve">adds</w:t>
       </w:r>
       <w:r>
@@ -6103,8 +6597,8 @@
         <w:t xml:space="preserve">approved, the scout falls back to a built-in seed list, so it always works.</w:t>
       </w:r>
     </w:p>
-    <w:bookmarkEnd w:id="50"/>
-    <w:bookmarkStart w:id="54" w:name="filings-news"/>
+    <w:bookmarkEnd w:id="51"/>
+    <w:bookmarkStart w:id="55" w:name="filings-news"/>
     <w:p>
       <w:pPr>
         <w:pStyle w:val="Heading2"/>
@@ -6122,18 +6616,18 @@
           <wp:inline>
             <wp:extent cx="5334000" cy="6813351"/>
             <wp:effectExtent b="0" l="0" r="0" t="0"/>
-            <wp:docPr descr="Filings and news" title="" id="52" name="Picture"/>
+            <wp:docPr descr="Filings and news" title="" id="53" name="Picture"/>
             <a:graphic>
               <a:graphicData uri="http://schemas.openxmlformats.org/drawingml/2006/picture">
                 <pic:pic>
                   <pic:nvPicPr>
-                    <pic:cNvPr descr="img/catalysts.png" id="53" name="Picture"/>
+                    <pic:cNvPr descr="img/catalysts.png" id="54" name="Picture"/>
                     <pic:cNvPicPr>
                       <a:picLocks noChangeArrowheads="1" noChangeAspect="1"/>
                     </pic:cNvPicPr>
                   </pic:nvPicPr>
                   <pic:blipFill>
-                    <a:blip r:embed="rId51"/>
+                    <a:blip r:embed="rId52"/>
                     <a:stretch>
                       <a:fillRect/>
                     </a:stretch>
@@ -6359,8 +6853,8 @@
         </w:pict>
       </w:r>
     </w:p>
-    <w:bookmarkEnd w:id="54"/>
-    <w:bookmarkStart w:id="58" w:name="options-check-fair-value-before-you-buy"/>
+    <w:bookmarkEnd w:id="55"/>
+    <w:bookmarkStart w:id="59" w:name="options-check-fair-value-before-you-buy"/>
     <w:p>
       <w:pPr>
         <w:pStyle w:val="Heading2"/>
@@ -6378,18 +6872,18 @@
           <wp:inline>
             <wp:extent cx="5334000" cy="3750468"/>
             <wp:effectExtent b="0" l="0" r="0" t="0"/>
-            <wp:docPr descr="Options check" title="" id="56" name="Picture"/>
+            <wp:docPr descr="Options check" title="" id="57" name="Picture"/>
             <a:graphic>
               <a:graphicData uri="http://schemas.openxmlformats.org/drawingml/2006/picture">
                 <pic:pic>
                   <pic:nvPicPr>
-                    <pic:cNvPr descr="img/options.png" id="57" name="Picture"/>
+                    <pic:cNvPr descr="img/options.png" id="58" name="Picture"/>
                     <pic:cNvPicPr>
                       <a:picLocks noChangeArrowheads="1" noChangeAspect="1"/>
                     </pic:cNvPicPr>
                   </pic:nvPicPr>
                   <pic:blipFill>
-                    <a:blip r:embed="rId55"/>
+                    <a:blip r:embed="rId56"/>
                     <a:stretch>
                       <a:fillRect/>
                     </a:stretch>
@@ -6931,8 +7425,8 @@
         </w:pict>
       </w:r>
     </w:p>
-    <w:bookmarkEnd w:id="58"/>
-    <w:bookmarkStart w:id="62" w:name="agent-digest"/>
+    <w:bookmarkEnd w:id="59"/>
+    <w:bookmarkStart w:id="63" w:name="agent-digest"/>
     <w:p>
       <w:pPr>
         <w:pStyle w:val="Heading2"/>
@@ -6950,18 +7444,18 @@
           <wp:inline>
             <wp:extent cx="5334000" cy="3750468"/>
             <wp:effectExtent b="0" l="0" r="0" t="0"/>
-            <wp:docPr descr="Agent digest" title="" id="60" name="Picture"/>
+            <wp:docPr descr="Agent digest" title="" id="61" name="Picture"/>
             <a:graphic>
               <a:graphicData uri="http://schemas.openxmlformats.org/drawingml/2006/picture">
                 <pic:pic>
                   <pic:nvPicPr>
-                    <pic:cNvPr descr="img/digest.png" id="61" name="Picture"/>
+                    <pic:cNvPr descr="img/digest.png" id="62" name="Picture"/>
                     <pic:cNvPicPr>
                       <a:picLocks noChangeArrowheads="1" noChangeAspect="1"/>
                     </pic:cNvPicPr>
                   </pic:nvPicPr>
                   <pic:blipFill>
-                    <a:blip r:embed="rId59"/>
+                    <a:blip r:embed="rId60"/>
                     <a:stretch>
                       <a:fillRect/>
                     </a:stretch>
@@ -7263,8 +7757,8 @@
         </w:pict>
       </w:r>
     </w:p>
-    <w:bookmarkEnd w:id="62"/>
-    <w:bookmarkStart w:id="68" w:name="settings-onboarding"/>
+    <w:bookmarkEnd w:id="63"/>
+    <w:bookmarkStart w:id="69" w:name="settings-onboarding"/>
     <w:p>
       <w:pPr>
         <w:pStyle w:val="Heading2"/>
@@ -7282,18 +7776,18 @@
           <wp:inline>
             <wp:extent cx="5334000" cy="3750468"/>
             <wp:effectExtent b="0" l="0" r="0" t="0"/>
-            <wp:docPr descr="Settings" title="" id="64" name="Picture"/>
+            <wp:docPr descr="Settings" title="" id="65" name="Picture"/>
             <a:graphic>
               <a:graphicData uri="http://schemas.openxmlformats.org/drawingml/2006/picture">
                 <pic:pic>
                   <pic:nvPicPr>
-                    <pic:cNvPr descr="img/settings.png" id="65" name="Picture"/>
+                    <pic:cNvPr descr="img/settings.png" id="66" name="Picture"/>
                     <pic:cNvPicPr>
                       <a:picLocks noChangeArrowheads="1" noChangeAspect="1"/>
                     </pic:cNvPicPr>
                   </pic:nvPicPr>
                   <pic:blipFill>
-                    <a:blip r:embed="rId63"/>
+                    <a:blip r:embed="rId64"/>
                     <a:stretch>
                       <a:fillRect/>
                     </a:stretch>
@@ -7365,7 +7859,7 @@
         <w:t xml:space="preserve">.</w:t>
       </w:r>
     </w:p>
-    <w:bookmarkStart w:id="66" w:name="your-holdings-per-account"/>
+    <w:bookmarkStart w:id="67" w:name="your-holdings-per-account"/>
     <w:p>
       <w:pPr>
         <w:pStyle w:val="Heading3"/>
@@ -7525,8 +8019,8 @@
         <w:t xml:space="preserve">— wipe them from this browser.</w:t>
       </w:r>
     </w:p>
-    <w:bookmarkEnd w:id="66"/>
-    <w:bookmarkStart w:id="67" w:name="admin-credentials-configuration"/>
+    <w:bookmarkEnd w:id="67"/>
+    <w:bookmarkStart w:id="68" w:name="admin-credentials-configuration"/>
     <w:p>
       <w:pPr>
         <w:pStyle w:val="Heading3"/>
@@ -8325,9 +8819,9 @@
         </w:pict>
       </w:r>
     </w:p>
-    <w:bookmarkEnd w:id="67"/>
     <w:bookmarkEnd w:id="68"/>
-    <w:bookmarkStart w:id="69" w:name="refresh-on-demand-scan"/>
+    <w:bookmarkEnd w:id="69"/>
+    <w:bookmarkStart w:id="70" w:name="refresh-on-demand-scan"/>
     <w:p>
       <w:pPr>
         <w:pStyle w:val="Heading2"/>
@@ -8446,8 +8940,8 @@
         </w:pict>
       </w:r>
     </w:p>
-    <w:bookmarkEnd w:id="69"/>
-    <w:bookmarkStart w:id="70" w:name="Xd2ac6c3d014752893f0670853f643e7f7a007f6"/>
+    <w:bookmarkEnd w:id="70"/>
+    <w:bookmarkStart w:id="71" w:name="Xd2ac6c3d014752893f0670853f643e7f7a007f6"/>
     <w:p>
       <w:pPr>
         <w:pStyle w:val="Heading2"/>
@@ -8805,8 +9299,8 @@
         </w:pict>
       </w:r>
     </w:p>
-    <w:bookmarkEnd w:id="70"/>
-    <w:bookmarkStart w:id="71" w:name="glossary"/>
+    <w:bookmarkEnd w:id="71"/>
+    <w:bookmarkStart w:id="72" w:name="glossary"/>
     <w:p>
       <w:pPr>
         <w:pStyle w:val="Heading2"/>
@@ -9042,8 +9536,8 @@
         </w:pict>
       </w:r>
     </w:p>
-    <w:bookmarkEnd w:id="71"/>
-    <w:bookmarkStart w:id="72" w:name="faq-troubleshooting"/>
+    <w:bookmarkEnd w:id="72"/>
+    <w:bookmarkStart w:id="73" w:name="faq-troubleshooting"/>
     <w:p>
       <w:pPr>
         <w:pStyle w:val="Heading2"/>
@@ -9528,8 +10022,8 @@
         <w:t xml:space="preserve">§6–§7.</w:t>
       </w:r>
     </w:p>
-    <w:bookmarkEnd w:id="72"/>
     <w:bookmarkEnd w:id="73"/>
+    <w:bookmarkEnd w:id="74"/>
     <w:sectPr/>
   </w:body>
 </w:document>

--- a/docs/USER-GUIDE.docx
+++ b/docs/USER-GUIDE.docx
@@ -2017,7 +2017,7 @@
       <w:r>
         <w:drawing>
           <wp:inline>
-            <wp:extent cx="5334000" cy="10801350"/>
+            <wp:extent cx="5334000" cy="12730757"/>
             <wp:effectExtent b="0" l="0" r="0" t="0"/>
             <wp:docPr descr="Portfolio and triggers" title="" id="34" name="Picture"/>
             <a:graphic>
@@ -2038,7 +2038,7 @@
                   <pic:spPr bwMode="auto">
                     <a:xfrm>
                       <a:off x="0" y="0"/>
-                      <a:ext cx="5334000" cy="10801350"/>
+                      <a:ext cx="5334000" cy="12730757"/>
                     </a:xfrm>
                     <a:prstGeom prst="rect">
                       <a:avLst/>
@@ -4929,13 +4929,13 @@
       </w:r>
     </w:p>
     <w:bookmarkEnd w:id="47"/>
-    <w:bookmarkStart w:id="48" w:name="Xd5382095cd1710888af4a4e324b2f5e0b7eaad3"/>
+    <w:bookmarkStart w:id="48" w:name="Xbceddce322048c5d80798aee7cf845116272575"/>
     <w:p>
       <w:pPr>
         <w:pStyle w:val="Heading3"/>
       </w:pPr>
       <w:r>
-        <w:t xml:space="preserve">5.9 Rebalance plan (G3 — risk-aware target weights → buy/sell)</w:t>
+        <w:t xml:space="preserve">5.9 Rebalance plan (G3 — volatility-tilted target weights → buy/sell)</w:t>
       </w:r>
     </w:p>
     <w:p>
@@ -4959,13 +4959,7 @@
         <w:t xml:space="preserve"> </w:t>
       </w:r>
       <w:r>
-        <w:t xml:space="preserve">risk-aware target-weight vectors and turns each into a</w:t>
-      </w:r>
-      <w:r>
-        <w:t xml:space="preserve"> </w:t>
-      </w:r>
-      <w:r>
-        <w:t xml:space="preserve">concrete</w:t>
+        <w:t xml:space="preserve">target-weight vectors and turns each into a concrete</w:t>
       </w:r>
       <w:r>
         <w:t xml:space="preserve"> </w:t>
@@ -5042,13 +5036,7 @@
         <w:t xml:space="preserve">tilt</w:t>
       </w:r>
       <w:r>
-        <w:t xml:space="preserve">, so high-vol names (COPX/LEU/MP) don’t silently dominate the risk budget. Your conviction stays</w:t>
-      </w:r>
-      <w:r>
-        <w:t xml:space="preserve"> </w:t>
-      </w:r>
-      <w:r>
-        <w:t xml:space="preserve">primary.</w:t>
+        <w:t xml:space="preserve">, so high-vol names (COPX/LEU/MP) don’t silently dominate. Your conviction stays primary.</w:t>
       </w:r>
       <w:r>
         <w:t xml:space="preserve"> </w:t>
@@ -5086,211 +5074,29 @@
         <w:t xml:space="preserve"> </w:t>
       </w:r>
       <w:r>
-        <w:t xml:space="preserve">moved by the live</w:t>
-      </w:r>
-      <w:r>
-        <w:t xml:space="preserve"> </w:t>
-      </w:r>
-      <w:r>
-        <w:rPr>
-          <w:bCs/>
-          <w:b/>
-        </w:rPr>
-        <w:t xml:space="preserve">Opportunity Score</w:t>
-      </w:r>
-      <w:r>
-        <w:t xml:space="preserve"> </w:t>
-      </w:r>
-      <w:r>
-        <w:t xml:space="preserve">and</w:t>
-      </w:r>
-      <w:r>
-        <w:t xml:space="preserve"> </w:t>
-      </w:r>
-      <w:r>
-        <w:rPr>
-          <w:bCs/>
-          <w:b/>
-        </w:rPr>
-        <w:t xml:space="preserve">regime</w:t>
-      </w:r>
-      <w:r>
-        <w:rPr>
-          <w:bCs/>
-          <w:b/>
-        </w:rPr>
-        <w:t xml:space="preserve"> </w:t>
-      </w:r>
-      <w:r>
-        <w:rPr>
-          <w:bCs/>
-          <w:b/>
-        </w:rPr>
-        <w:t xml:space="preserve">tilt</w:t>
-      </w:r>
-      <w:r>
-        <w:t xml:space="preserve">. A research-committee</w:t>
-      </w:r>
-      <w:r>
-        <w:t xml:space="preserve"> </w:t>
-      </w:r>
-      <w:r>
-        <w:t xml:space="preserve">“</w:t>
-      </w:r>
-      <w:r>
-        <w:t xml:space="preserve">crowded</w:t>
-      </w:r>
-      <w:r>
-        <w:t xml:space="preserve">”</w:t>
-      </w:r>
-      <w:r>
-        <w:t xml:space="preserve"> </w:t>
-      </w:r>
-      <w:r>
-        <w:t xml:space="preserve">downgrade lowers a name’s Opportunity → shrinks its weight here →</w:t>
-      </w:r>
-      <w:r>
-        <w:t xml:space="preserve"> </w:t>
-      </w:r>
-      <w:r>
-        <w:t xml:space="preserve">surfaces a trim. This is what</w:t>
-      </w:r>
-      <w:r>
-        <w:t xml:space="preserve"> </w:t>
-      </w:r>
-      <w:r>
-        <w:rPr>
-          <w:bCs/>
-          <w:b/>
-        </w:rPr>
-        <w:t xml:space="preserve">closes the thesis→allocation link</w:t>
-      </w:r>
-      <w:r>
-        <w:t xml:space="preserve"> </w:t>
-      </w:r>
-      <w:r>
-        <w:t xml:space="preserve">(when theses change, the suggested</w:t>
-      </w:r>
-      <w:r>
-        <w:t xml:space="preserve"> </w:t>
-      </w:r>
-      <w:r>
-        <w:t xml:space="preserve">allocation changes too).</w:t>
-      </w:r>
-    </w:p>
-    <w:p>
-      <w:pPr>
-        <w:pStyle w:val="BodyText"/>
-      </w:pPr>
-      <w:r>
-        <w:rPr>
-          <w:bCs/>
-          <w:b/>
-        </w:rPr>
-        <w:t xml:space="preserve">Funding rules (so the plan is realistic, not just ideal weights):</w:t>
-      </w:r>
-      <w:r>
-        <w:t xml:space="preserve"> </w:t>
-      </w:r>
-      <w:r>
-        <w:t xml:space="preserve">- The</w:t>
-      </w:r>
-      <w:r>
-        <w:t xml:space="preserve"> </w:t>
-      </w:r>
-      <w:r>
-        <w:rPr>
-          <w:bCs/>
-          <w:b/>
-        </w:rPr>
-        <w:t xml:space="preserve">IRA</w:t>
-      </w:r>
-      <w:r>
-        <w:t xml:space="preserve"> </w:t>
-      </w:r>
-      <w:r>
-        <w:t xml:space="preserve">(tax-free)</w:t>
-      </w:r>
-      <w:r>
-        <w:t xml:space="preserve"> </w:t>
-      </w:r>
-      <w:r>
-        <w:rPr>
-          <w:bCs/>
-          <w:b/>
-        </w:rPr>
-        <w:t xml:space="preserve">self-funds</w:t>
-      </w:r>
-      <w:r>
-        <w:t xml:space="preserve"> </w:t>
-      </w:r>
-      <w:r>
-        <w:t xml:space="preserve">— trims pay for buys within the sleeve.</w:t>
-      </w:r>
-      <w:r>
-        <w:t xml:space="preserve"> </w:t>
-      </w:r>
-      <w:r>
-        <w:t xml:space="preserve">- The</w:t>
-      </w:r>
-      <w:r>
-        <w:t xml:space="preserve"> </w:t>
-      </w:r>
-      <w:r>
-        <w:rPr>
-          <w:bCs/>
-          <w:b/>
-        </w:rPr>
-        <w:t xml:space="preserve">taxable</w:t>
-      </w:r>
-      <w:r>
-        <w:t xml:space="preserve"> </w:t>
-      </w:r>
-      <w:r>
-        <w:t xml:space="preserve">sleeve stays</w:t>
-      </w:r>
-      <w:r>
-        <w:t xml:space="preserve"> </w:t>
-      </w:r>
-      <w:r>
-        <w:rPr>
-          <w:bCs/>
-          <w:b/>
-        </w:rPr>
-        <w:t xml:space="preserve">buy-and-hold anchors</w:t>
-      </w:r>
-      <w:r>
-        <w:t xml:space="preserve">: a taxable</w:t>
-      </w:r>
-      <w:r>
-        <w:t xml:space="preserve"> </w:t>
-      </w:r>
-      <w:r>
-        <w:rPr>
-          <w:bCs/>
-          <w:b/>
-        </w:rPr>
-        <w:t xml:space="preserve">trim is only actioned above a higher</w:t>
-      </w:r>
-      <w:r>
-        <w:rPr>
-          <w:bCs/>
-          <w:b/>
-        </w:rPr>
-        <w:t xml:space="preserve"> </w:t>
-      </w:r>
-      <w:r>
-        <w:rPr>
-          <w:bCs/>
-          <w:b/>
-        </w:rPr>
-        <w:t xml:space="preserve">bar</w:t>
-      </w:r>
-      <w:r>
-        <w:t xml:space="preserve"> </w:t>
-      </w:r>
-      <w:r>
-        <w:t xml:space="preserve">(a</w:t>
+        <w:t xml:space="preserve">moved by the</w:t>
+      </w:r>
+      <w:r>
+        <w:t xml:space="preserve"> </w:t>
+      </w:r>
+      <w:r>
+        <w:rPr>
+          <w:bCs/>
+          <w:b/>
+        </w:rPr>
+        <w:t xml:space="preserve">thesis Opportunity</w:t>
+      </w:r>
+      <w:r>
+        <w:t xml:space="preserve"> </w:t>
+      </w:r>
+      <w:r>
+        <w:t xml:space="preserve">(the human</w:t>
+      </w:r>
+      <w:r>
+        <w:t xml:space="preserve"> </w:t>
+      </w:r>
+      <w:r>
+        <w:t xml:space="preserve">priced-in label × durability,</w:t>
       </w:r>
       <w:r>
         <w:t xml:space="preserve"> </w:t>
@@ -5300,19 +5106,32 @@
           <w:iCs/>
           <w:i/>
         </w:rPr>
-        <w:t xml:space="preserve">broken</w:t>
-      </w:r>
-      <w:r>
-        <w:t xml:space="preserve"> </w:t>
-      </w:r>
-      <w:r>
-        <w:t xml:space="preserve">thesis or the cost-basis trim rule). Otherwise the ideal weight is shown but the</w:t>
-      </w:r>
-      <w:r>
-        <w:t xml:space="preserve"> </w:t>
-      </w:r>
-      <w:r>
-        <w:t xml:space="preserve">action stays</w:t>
+        <w:t xml:space="preserve">not</w:t>
+      </w:r>
+      <w:r>
+        <w:t xml:space="preserve"> </w:t>
+      </w:r>
+      <w:r>
+        <w:t xml:space="preserve">the price-momentum part — momentum enters only once, via the regime</w:t>
+      </w:r>
+      <w:r>
+        <w:t xml:space="preserve"> </w:t>
+      </w:r>
+      <w:r>
+        <w:t xml:space="preserve">tilt) and the</w:t>
+      </w:r>
+      <w:r>
+        <w:t xml:space="preserve"> </w:t>
+      </w:r>
+      <w:r>
+        <w:rPr>
+          <w:bCs/>
+          <w:b/>
+        </w:rPr>
+        <w:t xml:space="preserve">regime tilt</w:t>
+      </w:r>
+      <w:r>
+        <w:t xml:space="preserve">. A research-committee</w:t>
       </w:r>
       <w:r>
         <w:t xml:space="preserve"> </w:t>
@@ -5321,13 +5140,172 @@
         <w:t xml:space="preserve">“</w:t>
       </w:r>
       <w:r>
-        <w:t xml:space="preserve">hold (anchor)</w:t>
+        <w:t xml:space="preserve">crowded</w:t>
       </w:r>
       <w:r>
         <w:t xml:space="preserve">”</w:t>
       </w:r>
       <w:r>
-        <w:t xml:space="preserve">, and the held amount is reported as</w:t>
+        <w:t xml:space="preserve"> </w:t>
+      </w:r>
+      <w:r>
+        <w:t xml:space="preserve">downgrade lowers a name’s thesis</w:t>
+      </w:r>
+      <w:r>
+        <w:t xml:space="preserve"> </w:t>
+      </w:r>
+      <w:r>
+        <w:t xml:space="preserve">Opportunity → shrinks its weight here → surfaces a trim. This</w:t>
+      </w:r>
+      <w:r>
+        <w:t xml:space="preserve"> </w:t>
+      </w:r>
+      <w:r>
+        <w:rPr>
+          <w:bCs/>
+          <w:b/>
+        </w:rPr>
+        <w:t xml:space="preserve">closes the thesis→allocation link</w:t>
+      </w:r>
+      <w:r>
+        <w:t xml:space="preserve">.</w:t>
+      </w:r>
+    </w:p>
+    <w:p>
+      <w:pPr>
+        <w:pStyle w:val="BodyText"/>
+      </w:pPr>
+      <w:r>
+        <w:rPr>
+          <w:bCs/>
+          <w:b/>
+        </w:rPr>
+        <w:t xml:space="preserve">Funding rules (so the plan is realistic, not just ideal weights):</w:t>
+      </w:r>
+      <w:r>
+        <w:t xml:space="preserve"> </w:t>
+      </w:r>
+      <w:r>
+        <w:t xml:space="preserve">- The</w:t>
+      </w:r>
+      <w:r>
+        <w:t xml:space="preserve"> </w:t>
+      </w:r>
+      <w:r>
+        <w:rPr>
+          <w:bCs/>
+          <w:b/>
+        </w:rPr>
+        <w:t xml:space="preserve">IRA</w:t>
+      </w:r>
+      <w:r>
+        <w:t xml:space="preserve"> </w:t>
+      </w:r>
+      <w:r>
+        <w:t xml:space="preserve">(tax-free)</w:t>
+      </w:r>
+      <w:r>
+        <w:t xml:space="preserve"> </w:t>
+      </w:r>
+      <w:r>
+        <w:rPr>
+          <w:bCs/>
+          <w:b/>
+        </w:rPr>
+        <w:t xml:space="preserve">self-funds</w:t>
+      </w:r>
+      <w:r>
+        <w:t xml:space="preserve"> </w:t>
+      </w:r>
+      <w:r>
+        <w:t xml:space="preserve">— trims pay for buys within the sleeve (buys ≈ sells exactly).</w:t>
+      </w:r>
+      <w:r>
+        <w:t xml:space="preserve"> </w:t>
+      </w:r>
+      <w:r>
+        <w:t xml:space="preserve">- The</w:t>
+      </w:r>
+      <w:r>
+        <w:t xml:space="preserve"> </w:t>
+      </w:r>
+      <w:r>
+        <w:rPr>
+          <w:bCs/>
+          <w:b/>
+        </w:rPr>
+        <w:t xml:space="preserve">taxable</w:t>
+      </w:r>
+      <w:r>
+        <w:t xml:space="preserve"> </w:t>
+      </w:r>
+      <w:r>
+        <w:t xml:space="preserve">sleeve stays</w:t>
+      </w:r>
+      <w:r>
+        <w:t xml:space="preserve"> </w:t>
+      </w:r>
+      <w:r>
+        <w:rPr>
+          <w:bCs/>
+          <w:b/>
+        </w:rPr>
+        <w:t xml:space="preserve">buy-and-hold anchors</w:t>
+      </w:r>
+      <w:r>
+        <w:t xml:space="preserve">: a taxable</w:t>
+      </w:r>
+      <w:r>
+        <w:t xml:space="preserve"> </w:t>
+      </w:r>
+      <w:r>
+        <w:rPr>
+          <w:bCs/>
+          <w:b/>
+        </w:rPr>
+        <w:t xml:space="preserve">trim is only actioned above a higher</w:t>
+      </w:r>
+      <w:r>
+        <w:rPr>
+          <w:bCs/>
+          <w:b/>
+        </w:rPr>
+        <w:t xml:space="preserve"> </w:t>
+      </w:r>
+      <w:r>
+        <w:rPr>
+          <w:bCs/>
+          <w:b/>
+        </w:rPr>
+        <w:t xml:space="preserve">bar — the cost-basis trim rule</w:t>
+      </w:r>
+      <w:r>
+        <w:t xml:space="preserve"> </w:t>
+      </w:r>
+      <w:r>
+        <w:t xml:space="preserve">(&gt;2× cost AND &gt;50× forward). A signal-driven taxable sell is</w:t>
+      </w:r>
+      <w:r>
+        <w:t xml:space="preserve"> </w:t>
+      </w:r>
+      <w:r>
+        <w:rPr>
+          <w:iCs/>
+          <w:i/>
+        </w:rPr>
+        <w:t xml:space="preserve">never</w:t>
+      </w:r>
+      <w:r>
+        <w:t xml:space="preserve"> </w:t>
+      </w:r>
+      <w:r>
+        <w:t xml:space="preserve">automated (selling into a dislocation can invert the forced-flow edge and realizes tax) — it needs your</w:t>
+      </w:r>
+      <w:r>
+        <w:t xml:space="preserve"> </w:t>
+      </w:r>
+      <w:r>
+        <w:t xml:space="preserve">decision. Otherwise the ideal weight is shown but held, reported as</w:t>
       </w:r>
       <w:r>
         <w:t xml:space="preserve"> </w:t>
@@ -5341,12 +5319,186 @@
       <w:r>
         <w:t xml:space="preserve">.</w:t>
       </w:r>
+      <w:r>
+        <w:t xml:space="preserve"> </w:t>
+      </w:r>
+      <w:r>
+        <w:t xml:space="preserve">-</w:t>
+      </w:r>
+      <w:r>
+        <w:t xml:space="preserve"> </w:t>
+      </w:r>
+      <w:r>
+        <w:rPr>
+          <w:rStyle w:val="VerbatimChar"/>
+          <w:bCs/>
+          <w:b/>
+        </w:rPr>
+        <w:t xml:space="preserve">needs new cash</w:t>
+      </w:r>
+      <w:r>
+        <w:t xml:space="preserve"> </w:t>
+      </w:r>
+      <w:r>
+        <w:t xml:space="preserve">— when buys in a sleeve exceed its available sells + dry powder, the shortfall is</w:t>
+      </w:r>
+      <w:r>
+        <w:t xml:space="preserve"> </w:t>
+      </w:r>
+      <w:r>
+        <w:t xml:space="preserve">surfaced explicitly rather than implying free money.</w:t>
+      </w:r>
     </w:p>
     <w:p>
       <w:pPr>
         <w:pStyle w:val="BodyText"/>
       </w:pPr>
       <w:r>
+        <w:rPr>
+          <w:bCs/>
+          <w:b/>
+        </w:rPr>
+        <w:t xml:space="preserve">Honest scope + accountability.</w:t>
+      </w:r>
+      <w:r>
+        <w:t xml:space="preserve"> </w:t>
+      </w:r>
+      <w:r>
+        <w:t xml:space="preserve">This is a</w:t>
+      </w:r>
+      <w:r>
+        <w:t xml:space="preserve"> </w:t>
+      </w:r>
+      <w:r>
+        <w:rPr>
+          <w:bCs/>
+          <w:b/>
+        </w:rPr>
+        <w:t xml:space="preserve">volatility</w:t>
+      </w:r>
+      <w:r>
+        <w:t xml:space="preserve"> </w:t>
+      </w:r>
+      <w:r>
+        <w:t xml:space="preserve">tilt,</w:t>
+      </w:r>
+      <w:r>
+        <w:t xml:space="preserve"> </w:t>
+      </w:r>
+      <w:r>
+        <w:rPr>
+          <w:iCs/>
+          <w:i/>
+        </w:rPr>
+        <w:t xml:space="preserve">not</w:t>
+      </w:r>
+      <w:r>
+        <w:t xml:space="preserve"> </w:t>
+      </w:r>
+      <w:r>
+        <w:t xml:space="preserve">correlation/covariance-aware —</w:t>
+      </w:r>
+      <w:r>
+        <w:t xml:space="preserve"> </w:t>
+      </w:r>
+      <w:r>
+        <w:t xml:space="preserve">on a ~1.0-correlated book a standalone-vol tilt does little for portfolio drawdown, so true equal-risk</w:t>
+      </w:r>
+      <w:r>
+        <w:t xml:space="preserve"> </w:t>
+      </w:r>
+      <w:r>
+        <w:t xml:space="preserve">sizing waits on a genuinely uncorrelated 2nd axis (G2). The tilt is also</w:t>
+      </w:r>
+      <w:r>
+        <w:t xml:space="preserve"> </w:t>
+      </w:r>
+      <w:r>
+        <w:rPr>
+          <w:bCs/>
+          <w:b/>
+        </w:rPr>
+        <w:t xml:space="preserve">graded</w:t>
+      </w:r>
+      <w:r>
+        <w:t xml:space="preserve">: each scan records a</w:t>
+      </w:r>
+      <w:r>
+        <w:t xml:space="preserve"> </w:t>
+      </w:r>
+      <w:r>
+        <w:t xml:space="preserve">falsifiable</w:t>
+      </w:r>
+      <w:r>
+        <w:t xml:space="preserve"> </w:t>
+      </w:r>
+      <w:r>
+        <w:rPr>
+          <w:iCs/>
+          <w:i/>
+        </w:rPr>
+        <w:t xml:space="preserve">“</w:t>
+      </w:r>
+      <w:r>
+        <w:rPr>
+          <w:iCs/>
+          <w:i/>
+        </w:rPr>
+        <w:t xml:space="preserve">signal weights beat the research baseline</w:t>
+      </w:r>
+      <w:r>
+        <w:rPr>
+          <w:iCs/>
+          <w:i/>
+        </w:rPr>
+        <w:t xml:space="preserve">”</w:t>
+      </w:r>
+      <w:r>
+        <w:t xml:space="preserve"> </w:t>
+      </w:r>
+      <w:r>
+        <w:t xml:space="preserve">claim into the Track record and resolves it at</w:t>
+      </w:r>
+      <w:r>
+        <w:t xml:space="preserve"> </w:t>
+      </w:r>
+      <w:r>
+        <w:t xml:space="preserve">~42 days — the header shows</w:t>
+      </w:r>
+      <w:r>
+        <w:t xml:space="preserve"> </w:t>
+      </w:r>
+      <w:r>
+        <w:rPr>
+          <w:bCs/>
+          <w:b/>
+        </w:rPr>
+        <w:t xml:space="preserve">“</w:t>
+      </w:r>
+      <w:r>
+        <w:rPr>
+          <w:bCs/>
+          <w:b/>
+        </w:rPr>
+        <w:t xml:space="preserve">ungraded (recording…)</w:t>
+      </w:r>
+      <w:r>
+        <w:rPr>
+          <w:bCs/>
+          <w:b/>
+        </w:rPr>
+        <w:t xml:space="preserve">”</w:t>
+      </w:r>
+      <w:r>
+        <w:t xml:space="preserve"> </w:t>
+      </w:r>
+      <w:r>
+        <w:t xml:space="preserve">until the first resolves, then the live hit-rate.</w:t>
+      </w:r>
+      <w:r>
+        <w:t xml:space="preserve"> </w:t>
+      </w:r>
+      <w:r>
         <w:t xml:space="preserve">With a</w:t>
       </w:r>
       <w:r>
@@ -5375,51 +5527,29 @@
         <w:t xml:space="preserve">what you actually hold</w:t>
       </w:r>
       <w:r>
-        <w:t xml:space="preserve"> </w:t>
-      </w:r>
-      <w:r>
-        <w:t xml:space="preserve">(live market value); without it, it</w:t>
-      </w:r>
-      <w:r>
-        <w:t xml:space="preserve"> </w:t>
-      </w:r>
-      <w:r>
-        <w:t xml:space="preserve">shows the</w:t>
-      </w:r>
-      <w:r>
-        <w:t xml:space="preserve"> </w:t>
-      </w:r>
-      <w:r>
-        <w:rPr>
-          <w:bCs/>
-          <w:b/>
-        </w:rPr>
-        <w:t xml:space="preserve">ideal weighting vs your static plan</w:t>
-      </w:r>
-      <w:r>
-        <w:t xml:space="preserve">. The plan is</w:t>
-      </w:r>
-      <w:r>
-        <w:t xml:space="preserve"> </w:t>
-      </w:r>
-      <w:r>
-        <w:rPr>
-          <w:bCs/>
-          <w:b/>
-        </w:rPr>
-        <w:t xml:space="preserve">advisory only</w:t>
-      </w:r>
-      <w:r>
-        <w:t xml:space="preserve"> </w:t>
-      </w:r>
-      <w:r>
-        <w:t xml:space="preserve">— it never edits your</w:t>
-      </w:r>
-      <w:r>
-        <w:t xml:space="preserve"> </w:t>
-      </w:r>
-      <w:r>
-        <w:t xml:space="preserve">portfolio or places trades (you stay in control, per the ownership model). Not advice.</w:t>
+        <w:t xml:space="preserve">; without it, it shows the ideal</w:t>
+      </w:r>
+      <w:r>
+        <w:t xml:space="preserve"> </w:t>
+      </w:r>
+      <w:r>
+        <w:t xml:space="preserve">weighting vs your static plan.</w:t>
+      </w:r>
+      <w:r>
+        <w:t xml:space="preserve"> </w:t>
+      </w:r>
+      <w:r>
+        <w:rPr>
+          <w:bCs/>
+          <w:b/>
+        </w:rPr>
+        <w:t xml:space="preserve">Advisory only</w:t>
+      </w:r>
+      <w:r>
+        <w:t xml:space="preserve"> </w:t>
+      </w:r>
+      <w:r>
+        <w:t xml:space="preserve">— it never edits your portfolio or places trades. Not advice.</w:t>
       </w:r>
     </w:p>
     <w:bookmarkEnd w:id="48"/>

--- a/docs/USER-GUIDE.docx
+++ b/docs/USER-GUIDE.docx
@@ -60,7 +60,7 @@
         <w:t xml:space="preserve">Layer</w:t>
       </w:r>
     </w:p>
-    <w:bookmarkStart w:id="74" w:name="puck-end-user-guide"/>
+    <w:bookmarkStart w:id="75" w:name="puck-end-user-guide"/>
     <w:p>
       <w:pPr>
         <w:pStyle w:val="Heading1"/>
@@ -2001,7 +2001,7 @@
       </w:r>
     </w:p>
     <w:bookmarkEnd w:id="32"/>
-    <w:bookmarkStart w:id="45" w:name="portfolio-triggers"/>
+    <w:bookmarkStart w:id="46" w:name="portfolio-triggers"/>
     <w:p>
       <w:pPr>
         <w:pStyle w:val="Heading2"/>
@@ -3750,13 +3750,13 @@
       </w:r>
     </w:p>
     <w:bookmarkEnd w:id="39"/>
-    <w:bookmarkStart w:id="40" w:name="summary-cards"/>
+    <w:bookmarkStart w:id="40" w:name="Xb7007932d81fa9c8a5b8c657c4feb1edab6068e"/>
     <w:p>
       <w:pPr>
         <w:pStyle w:val="Heading3"/>
       </w:pPr>
       <w:r>
-        <w:t xml:space="preserve">5.2 Summary cards</w:t>
+        <w:t xml:space="preserve">5.1d Factor attribution — alpha or just beta? (G1, the honesty gate’s teeth)</w:t>
       </w:r>
     </w:p>
     <w:p>
@@ -3764,117 +3764,78 @@
         <w:pStyle w:val="FirstParagraph"/>
       </w:pPr>
       <w:r>
-        <w:t xml:space="preserve">Sleeve size, IRA vs taxable split, holding count, and a</w:t>
-      </w:r>
-      <w:r>
-        <w:t xml:space="preserve"> </w:t>
-      </w:r>
-      <w:r>
-        <w:rPr>
-          <w:bCs/>
-          <w:b/>
-        </w:rPr>
-        <w:t xml:space="preserve">data-quality</w:t>
-      </w:r>
-      <w:r>
-        <w:t xml:space="preserve"> </w:t>
-      </w:r>
-      <w:r>
-        <w:t xml:space="preserve">card (✓ OK or ⚠ degraded —</w:t>
-      </w:r>
-      <w:r>
-        <w:t xml:space="preserve"> </w:t>
-      </w:r>
-      <w:r>
-        <w:t xml:space="preserve">see §11).</w:t>
-      </w:r>
-    </w:p>
-    <w:bookmarkEnd w:id="40"/>
-    <w:bookmarkStart w:id="41" w:name="triggers"/>
-    <w:p>
-      <w:pPr>
-        <w:pStyle w:val="Heading3"/>
-      </w:pPr>
-      <w:r>
-        <w:t xml:space="preserve">5.3 Triggers</w:t>
-      </w:r>
-    </w:p>
-    <w:p>
-      <w:pPr>
-        <w:pStyle w:val="FirstParagraph"/>
-      </w:pPr>
-      <w:r>
-        <w:t xml:space="preserve">Rules that tell you to act. Each shows a state —</w:t>
-      </w:r>
-      <w:r>
-        <w:t xml:space="preserve"> </w:t>
-      </w:r>
-      <w:r>
-        <w:rPr>
-          <w:bCs/>
-          <w:b/>
-        </w:rPr>
-        <w:t xml:space="preserve">armed</w:t>
-      </w:r>
-      <w:r>
-        <w:t xml:space="preserve"> </w:t>
-      </w:r>
-      <w:r>
-        <w:t xml:space="preserve">(active),</w:t>
-      </w:r>
-      <w:r>
-        <w:t xml:space="preserve"> </w:t>
-      </w:r>
-      <w:r>
-        <w:rPr>
-          <w:bCs/>
-          <w:b/>
-        </w:rPr>
-        <w:t xml:space="preserve">monitor</w:t>
-      </w:r>
-      <w:r>
-        <w:t xml:space="preserve"> </w:t>
-      </w:r>
-      <w:r>
-        <w:t xml:space="preserve">(manual watch), or</w:t>
-      </w:r>
-      <w:r>
-        <w:t xml:space="preserve"> </w:t>
-      </w:r>
-      <w:r>
-        <w:rPr>
-          <w:bCs/>
-          <w:b/>
-        </w:rPr>
-        <w:t xml:space="preserve">fired</w:t>
-      </w:r>
-      <w:r>
-        <w:t xml:space="preserve"> </w:t>
-      </w:r>
-      <w:r>
-        <w:t xml:space="preserve">(condition met). Auto triggers require</w:t>
-      </w:r>
-      <w:r>
-        <w:t xml:space="preserve"> </w:t>
-      </w:r>
-      <w:r>
-        <w:rPr>
-          <w:bCs/>
-          <w:b/>
-        </w:rPr>
-        <w:t xml:space="preserve">two consecutive scans</w:t>
-      </w:r>
-      <w:r>
-        <w:t xml:space="preserve"> </w:t>
-      </w:r>
-      <w:r>
-        <w:t xml:space="preserve">to confirm before they fire</w:t>
-      </w:r>
-      <w:r>
-        <w:t xml:space="preserve"> </w:t>
-      </w:r>
-      <w:r>
-        <w:t xml:space="preserve">(the first time a condition is met it shows</w:t>
+        <w:t xml:space="preserve">The most important sanity check in the app. A rising basket or a good hit-rate is</w:t>
+      </w:r>
+      <w:r>
+        <w:t xml:space="preserve"> </w:t>
+      </w:r>
+      <w:r>
+        <w:rPr>
+          <w:bCs/>
+          <w:b/>
+        </w:rPr>
+        <w:t xml:space="preserve">not</w:t>
+      </w:r>
+      <w:r>
+        <w:t xml:space="preserve"> </w:t>
+      </w:r>
+      <w:r>
+        <w:t xml:space="preserve">proof of skill —</w:t>
+      </w:r>
+      <w:r>
+        <w:t xml:space="preserve"> </w:t>
+      </w:r>
+      <w:r>
+        <w:t xml:space="preserve">the book could simply be loaded on factors anyone can buy cheaply. So Puck regresses the basket’s daily</w:t>
+      </w:r>
+      <w:r>
+        <w:t xml:space="preserve"> </w:t>
+      </w:r>
+      <w:r>
+        <w:t xml:space="preserve">return on a small set of</w:t>
+      </w:r>
+      <w:r>
+        <w:t xml:space="preserve"> </w:t>
+      </w:r>
+      <w:r>
+        <w:rPr>
+          <w:bCs/>
+          <w:b/>
+        </w:rPr>
+        <w:t xml:space="preserve">tradeable factors: market (SPY), momentum (MTUM), and — crucially — a thematic</w:t>
+      </w:r>
+      <w:r>
+        <w:rPr>
+          <w:bCs/>
+          <w:b/>
+        </w:rPr>
+        <w:t xml:space="preserve"> </w:t>
+      </w:r>
+      <w:r>
+        <w:rPr>
+          <w:bCs/>
+          <w:b/>
+        </w:rPr>
+        <w:t xml:space="preserve">proxy (QQQ).</w:t>
+      </w:r>
+      <w:r>
+        <w:t xml:space="preserve"> </w:t>
+      </w:r>
+      <w:r>
+        <w:t xml:space="preserve">The regression’s</w:t>
+      </w:r>
+      <w:r>
+        <w:t xml:space="preserve"> </w:t>
+      </w:r>
+      <w:r>
+        <w:rPr>
+          <w:bCs/>
+          <w:b/>
+        </w:rPr>
+        <w:t xml:space="preserve">intercept is the residual alpha</w:t>
+      </w:r>
+      <w:r>
+        <w:t xml:space="preserve">: the return left</w:t>
       </w:r>
       <w:r>
         <w:t xml:space="preserve"> </w:t>
@@ -3884,60 +3845,85 @@
           <w:iCs/>
           <w:i/>
         </w:rPr>
-        <w:t xml:space="preserve">pending — needs a 2nd confirming scan</w:t>
-      </w:r>
-      <w:r>
-        <w:t xml:space="preserve">), so a single bad</w:t>
-      </w:r>
-      <w:r>
-        <w:t xml:space="preserve"> </w:t>
-      </w:r>
-      <w:r>
-        <w:t xml:space="preserve">print or one-day spike can’t fire an action:</w:t>
-      </w:r>
-      <w:r>
-        <w:t xml:space="preserve"> </w:t>
-      </w:r>
-      <w:r>
-        <w:t xml:space="preserve">-</w:t>
-      </w:r>
-      <w:r>
-        <w:t xml:space="preserve"> </w:t>
-      </w:r>
-      <w:r>
-        <w:rPr>
-          <w:bCs/>
-          <w:b/>
-        </w:rPr>
-        <w:t xml:space="preserve">Drawdown</w:t>
-      </w:r>
-      <w:r>
-        <w:t xml:space="preserve"> </w:t>
-      </w:r>
-      <w:r>
-        <w:t xml:space="preserve">(auto): complex down ≥20–25% from highs → deploy dry powder.</w:t>
-      </w:r>
-      <w:r>
-        <w:t xml:space="preserve"> </w:t>
-      </w:r>
-      <w:r>
-        <w:t xml:space="preserve">-</w:t>
-      </w:r>
-      <w:r>
-        <w:t xml:space="preserve"> </w:t>
-      </w:r>
-      <w:r>
-        <w:rPr>
-          <w:bCs/>
-          <w:b/>
-        </w:rPr>
-        <w:t xml:space="preserve">Trim rule</w:t>
-      </w:r>
-      <w:r>
-        <w:t xml:space="preserve"> </w:t>
-      </w:r>
-      <w:r>
-        <w:t xml:space="preserve">(auto): a name &gt;2× cost basis</w:t>
+        <w:t xml:space="preserve">after</w:t>
+      </w:r>
+      <w:r>
+        <w:t xml:space="preserve"> </w:t>
+      </w:r>
+      <w:r>
+        <w:t xml:space="preserve">market,</w:t>
+      </w:r>
+      <w:r>
+        <w:t xml:space="preserve"> </w:t>
+      </w:r>
+      <w:r>
+        <w:t xml:space="preserve">momentum, and the AI/tech theme are accounted for.</w:t>
+      </w:r>
+      <w:r>
+        <w:t xml:space="preserve"> </w:t>
+      </w:r>
+      <w:r>
+        <w:rPr>
+          <w:bCs/>
+          <w:b/>
+        </w:rPr>
+        <w:t xml:space="preserve">Including the theme leg is the whole point</w:t>
+      </w:r>
+      <w:r>
+        <w:t xml:space="preserve"> </w:t>
+      </w:r>
+      <w:r>
+        <w:t xml:space="preserve">— without</w:t>
+      </w:r>
+      <w:r>
+        <w:t xml:space="preserve"> </w:t>
+      </w:r>
+      <w:r>
+        <w:t xml:space="preserve">it, this single-factor AI-capex book’s beta would masquerade as alpha (exactly the trap an adversarial</w:t>
+      </w:r>
+      <w:r>
+        <w:t xml:space="preserve"> </w:t>
+      </w:r>
+      <w:r>
+        <w:t xml:space="preserve">review flagged).</w:t>
+      </w:r>
+    </w:p>
+    <w:p>
+      <w:pPr>
+        <w:pStyle w:val="BodyText"/>
+      </w:pPr>
+      <w:r>
+        <w:t xml:space="preserve">The verdict reads</w:t>
+      </w:r>
+      <w:r>
+        <w:t xml:space="preserve"> </w:t>
+      </w:r>
+      <w:r>
+        <w:rPr>
+          <w:bCs/>
+          <w:b/>
+        </w:rPr>
+        <w:t xml:space="preserve">“</w:t>
+      </w:r>
+      <w:r>
+        <w:rPr>
+          <w:bCs/>
+          <w:b/>
+        </w:rPr>
+        <w:t xml:space="preserve">genuine alpha</w:t>
+      </w:r>
+      <w:r>
+        <w:rPr>
+          <w:bCs/>
+          <w:b/>
+        </w:rPr>
+        <w:t xml:space="preserve">”</w:t>
+      </w:r>
+      <w:r>
+        <w:t xml:space="preserve"> </w:t>
+      </w:r>
+      <w:r>
+        <w:t xml:space="preserve">only when that residual is positive</w:t>
       </w:r>
       <w:r>
         <w:t xml:space="preserve"> </w:t>
@@ -3953,87 +3939,62 @@
         <w:t xml:space="preserve"> </w:t>
       </w:r>
       <w:r>
-        <w:t xml:space="preserve">&gt;50× forward P/E → trim ⅓ (needs your cost basis</w:t>
-      </w:r>
-      <w:r>
-        <w:t xml:space="preserve"> </w:t>
-      </w:r>
-      <w:r>
-        <w:t xml:space="preserve">from Settings).</w:t>
-      </w:r>
-      <w:r>
-        <w:t xml:space="preserve"> </w:t>
-      </w:r>
-      <w:r>
-        <w:t xml:space="preserve">-</w:t>
-      </w:r>
-      <w:r>
-        <w:t xml:space="preserve"> </w:t>
-      </w:r>
-      <w:r>
-        <w:rPr>
-          <w:bCs/>
-          <w:b/>
-        </w:rPr>
-        <w:t xml:space="preserve">Sleeve cap</w:t>
-      </w:r>
-      <w:r>
-        <w:t xml:space="preserve"> </w:t>
-      </w:r>
-      <w:r>
-        <w:t xml:space="preserve">(auto): sleeve value &gt; ~$1.72mm → trim back (needs your holdings from Settings).</w:t>
-      </w:r>
-      <w:r>
-        <w:t xml:space="preserve"> </w:t>
-      </w:r>
-      <w:r>
-        <w:t xml:space="preserve">-</w:t>
-      </w:r>
-      <w:r>
-        <w:t xml:space="preserve"> </w:t>
-      </w:r>
-      <w:r>
-        <w:rPr>
-          <w:bCs/>
-          <w:b/>
-        </w:rPr>
-        <w:t xml:space="preserve">Policy triggers</w:t>
-      </w:r>
-      <w:r>
-        <w:t xml:space="preserve"> </w:t>
-      </w:r>
-      <w:r>
-        <w:t xml:space="preserve">(manual): e.g. rare-earth/uranium policy shifts.</w:t>
-      </w:r>
-    </w:p>
-    <w:p>
-      <w:pPr>
-        <w:pStyle w:val="BodyText"/>
-      </w:pPr>
-      <w:r>
-        <w:t xml:space="preserve">When a trigger fires, the scanner opens a GitHub issue (deduped — one open issue at a time). You can</w:t>
-      </w:r>
-      <w:r>
-        <w:t xml:space="preserve"> </w:t>
-      </w:r>
-      <w:r>
-        <w:t xml:space="preserve">also get an</w:t>
-      </w:r>
-      <w:r>
-        <w:t xml:space="preserve"> </w:t>
-      </w:r>
-      <w:r>
-        <w:rPr>
-          <w:bCs/>
-          <w:b/>
-        </w:rPr>
-        <w:t xml:space="preserve">email</w:t>
-      </w:r>
-      <w:r>
-        <w:t xml:space="preserve"> </w:t>
-      </w:r>
-      <w:r>
-        <w:t xml:space="preserve">the moment a trigger</w:t>
+        <w:t xml:space="preserve">statistically significant</w:t>
+      </w:r>
+      <w:r>
+        <w:t xml:space="preserve"> </w:t>
+      </w:r>
+      <w:r>
+        <w:t xml:space="preserve">(|t| ≥ 2); otherwise</w:t>
+      </w:r>
+      <w:r>
+        <w:t xml:space="preserve"> </w:t>
+      </w:r>
+      <w:r>
+        <w:rPr>
+          <w:bCs/>
+          <w:b/>
+        </w:rPr>
+        <w:t xml:space="preserve">“</w:t>
+      </w:r>
+      <w:r>
+        <w:rPr>
+          <w:bCs/>
+          <w:b/>
+        </w:rPr>
+        <w:t xml:space="preserve">factor/beta — not alpha,</w:t>
+      </w:r>
+      <w:r>
+        <w:rPr>
+          <w:bCs/>
+          <w:b/>
+        </w:rPr>
+        <w:t xml:space="preserve">”</w:t>
+      </w:r>
+      <w:r>
+        <w:t xml:space="preserve"> </w:t>
+      </w:r>
+      <w:r>
+        <w:t xml:space="preserve">and the app says so plainly rather than flattering</w:t>
+      </w:r>
+      <w:r>
+        <w:t xml:space="preserve"> </w:t>
+      </w:r>
+      <w:r>
+        <w:t xml:space="preserve">itself. It also shows the blunt absolute check: did the basket beat simply buying</w:t>
+      </w:r>
+      <w:r>
+        <w:t xml:space="preserve"> </w:t>
+      </w:r>
+      <w:r>
+        <w:rPr>
+          <w:bCs/>
+          <w:b/>
+        </w:rPr>
+        <w:t xml:space="preserve">QQQ</w:t>
+      </w:r>
+      <w:r>
+        <w:t xml:space="preserve">?</w:t>
       </w:r>
       <w:r>
         <w:t xml:space="preserve"> </w:t>
@@ -4043,6 +4004,339 @@
           <w:iCs/>
           <w:i/>
         </w:rPr>
+        <w:t xml:space="preserve">Caveat:</w:t>
+      </w:r>
+      <w:r>
+        <w:t xml:space="preserve"> </w:t>
+      </w:r>
+      <w:r>
+        <w:t xml:space="preserve">with</w:t>
+      </w:r>
+      <w:r>
+        <w:t xml:space="preserve"> </w:t>
+      </w:r>
+      <w:r>
+        <w:t xml:space="preserve">limited, partly-foreign history the estimate is noisy for a while (small sample, wide error band) — early</w:t>
+      </w:r>
+      <w:r>
+        <w:t xml:space="preserve"> </w:t>
+      </w:r>
+      <w:r>
+        <w:t xml:space="preserve">readings are indicative, not verdicts. This is the layer that keeps the whole</w:t>
+      </w:r>
+      <w:r>
+        <w:t xml:space="preserve"> </w:t>
+      </w:r>
+      <w:r>
+        <w:t xml:space="preserve">“</w:t>
+      </w:r>
+      <w:r>
+        <w:t xml:space="preserve">alpha</w:t>
+      </w:r>
+      <w:r>
+        <w:t xml:space="preserve">”</w:t>
+      </w:r>
+      <w:r>
+        <w:t xml:space="preserve"> </w:t>
+      </w:r>
+      <w:r>
+        <w:t xml:space="preserve">claim falsifiable.</w:t>
+      </w:r>
+    </w:p>
+    <w:bookmarkEnd w:id="40"/>
+    <w:bookmarkStart w:id="41" w:name="summary-cards"/>
+    <w:p>
+      <w:pPr>
+        <w:pStyle w:val="Heading3"/>
+      </w:pPr>
+      <w:r>
+        <w:t xml:space="preserve">5.2 Summary cards</w:t>
+      </w:r>
+    </w:p>
+    <w:p>
+      <w:pPr>
+        <w:pStyle w:val="FirstParagraph"/>
+      </w:pPr>
+      <w:r>
+        <w:t xml:space="preserve">Sleeve size, IRA vs taxable split, holding count, and a</w:t>
+      </w:r>
+      <w:r>
+        <w:t xml:space="preserve"> </w:t>
+      </w:r>
+      <w:r>
+        <w:rPr>
+          <w:bCs/>
+          <w:b/>
+        </w:rPr>
+        <w:t xml:space="preserve">data-quality</w:t>
+      </w:r>
+      <w:r>
+        <w:t xml:space="preserve"> </w:t>
+      </w:r>
+      <w:r>
+        <w:t xml:space="preserve">card (✓ OK or ⚠ degraded —</w:t>
+      </w:r>
+      <w:r>
+        <w:t xml:space="preserve"> </w:t>
+      </w:r>
+      <w:r>
+        <w:t xml:space="preserve">see §11).</w:t>
+      </w:r>
+    </w:p>
+    <w:bookmarkEnd w:id="41"/>
+    <w:bookmarkStart w:id="42" w:name="triggers"/>
+    <w:p>
+      <w:pPr>
+        <w:pStyle w:val="Heading3"/>
+      </w:pPr>
+      <w:r>
+        <w:t xml:space="preserve">5.3 Triggers</w:t>
+      </w:r>
+    </w:p>
+    <w:p>
+      <w:pPr>
+        <w:pStyle w:val="FirstParagraph"/>
+      </w:pPr>
+      <w:r>
+        <w:t xml:space="preserve">Rules that tell you to act. Each shows a state —</w:t>
+      </w:r>
+      <w:r>
+        <w:t xml:space="preserve"> </w:t>
+      </w:r>
+      <w:r>
+        <w:rPr>
+          <w:bCs/>
+          <w:b/>
+        </w:rPr>
+        <w:t xml:space="preserve">armed</w:t>
+      </w:r>
+      <w:r>
+        <w:t xml:space="preserve"> </w:t>
+      </w:r>
+      <w:r>
+        <w:t xml:space="preserve">(active),</w:t>
+      </w:r>
+      <w:r>
+        <w:t xml:space="preserve"> </w:t>
+      </w:r>
+      <w:r>
+        <w:rPr>
+          <w:bCs/>
+          <w:b/>
+        </w:rPr>
+        <w:t xml:space="preserve">monitor</w:t>
+      </w:r>
+      <w:r>
+        <w:t xml:space="preserve"> </w:t>
+      </w:r>
+      <w:r>
+        <w:t xml:space="preserve">(manual watch), or</w:t>
+      </w:r>
+      <w:r>
+        <w:t xml:space="preserve"> </w:t>
+      </w:r>
+      <w:r>
+        <w:rPr>
+          <w:bCs/>
+          <w:b/>
+        </w:rPr>
+        <w:t xml:space="preserve">fired</w:t>
+      </w:r>
+      <w:r>
+        <w:t xml:space="preserve"> </w:t>
+      </w:r>
+      <w:r>
+        <w:t xml:space="preserve">(condition met). Auto triggers require</w:t>
+      </w:r>
+      <w:r>
+        <w:t xml:space="preserve"> </w:t>
+      </w:r>
+      <w:r>
+        <w:rPr>
+          <w:bCs/>
+          <w:b/>
+        </w:rPr>
+        <w:t xml:space="preserve">two consecutive scans</w:t>
+      </w:r>
+      <w:r>
+        <w:t xml:space="preserve"> </w:t>
+      </w:r>
+      <w:r>
+        <w:t xml:space="preserve">to confirm before they fire</w:t>
+      </w:r>
+      <w:r>
+        <w:t xml:space="preserve"> </w:t>
+      </w:r>
+      <w:r>
+        <w:t xml:space="preserve">(the first time a condition is met it shows</w:t>
+      </w:r>
+      <w:r>
+        <w:t xml:space="preserve"> </w:t>
+      </w:r>
+      <w:r>
+        <w:rPr>
+          <w:iCs/>
+          <w:i/>
+        </w:rPr>
+        <w:t xml:space="preserve">pending — needs a 2nd confirming scan</w:t>
+      </w:r>
+      <w:r>
+        <w:t xml:space="preserve">), so a single bad</w:t>
+      </w:r>
+      <w:r>
+        <w:t xml:space="preserve"> </w:t>
+      </w:r>
+      <w:r>
+        <w:t xml:space="preserve">print or one-day spike can’t fire an action:</w:t>
+      </w:r>
+      <w:r>
+        <w:t xml:space="preserve"> </w:t>
+      </w:r>
+      <w:r>
+        <w:t xml:space="preserve">-</w:t>
+      </w:r>
+      <w:r>
+        <w:t xml:space="preserve"> </w:t>
+      </w:r>
+      <w:r>
+        <w:rPr>
+          <w:bCs/>
+          <w:b/>
+        </w:rPr>
+        <w:t xml:space="preserve">Drawdown</w:t>
+      </w:r>
+      <w:r>
+        <w:t xml:space="preserve"> </w:t>
+      </w:r>
+      <w:r>
+        <w:t xml:space="preserve">(auto): complex down ≥20–25% from highs → deploy dry powder.</w:t>
+      </w:r>
+      <w:r>
+        <w:t xml:space="preserve"> </w:t>
+      </w:r>
+      <w:r>
+        <w:t xml:space="preserve">-</w:t>
+      </w:r>
+      <w:r>
+        <w:t xml:space="preserve"> </w:t>
+      </w:r>
+      <w:r>
+        <w:rPr>
+          <w:bCs/>
+          <w:b/>
+        </w:rPr>
+        <w:t xml:space="preserve">Trim rule</w:t>
+      </w:r>
+      <w:r>
+        <w:t xml:space="preserve"> </w:t>
+      </w:r>
+      <w:r>
+        <w:t xml:space="preserve">(auto): a name &gt;2× cost basis</w:t>
+      </w:r>
+      <w:r>
+        <w:t xml:space="preserve"> </w:t>
+      </w:r>
+      <w:r>
+        <w:rPr>
+          <w:bCs/>
+          <w:b/>
+        </w:rPr>
+        <w:t xml:space="preserve">and</w:t>
+      </w:r>
+      <w:r>
+        <w:t xml:space="preserve"> </w:t>
+      </w:r>
+      <w:r>
+        <w:t xml:space="preserve">&gt;50× forward P/E → trim ⅓ (needs your cost basis</w:t>
+      </w:r>
+      <w:r>
+        <w:t xml:space="preserve"> </w:t>
+      </w:r>
+      <w:r>
+        <w:t xml:space="preserve">from Settings).</w:t>
+      </w:r>
+      <w:r>
+        <w:t xml:space="preserve"> </w:t>
+      </w:r>
+      <w:r>
+        <w:t xml:space="preserve">-</w:t>
+      </w:r>
+      <w:r>
+        <w:t xml:space="preserve"> </w:t>
+      </w:r>
+      <w:r>
+        <w:rPr>
+          <w:bCs/>
+          <w:b/>
+        </w:rPr>
+        <w:t xml:space="preserve">Sleeve cap</w:t>
+      </w:r>
+      <w:r>
+        <w:t xml:space="preserve"> </w:t>
+      </w:r>
+      <w:r>
+        <w:t xml:space="preserve">(auto): sleeve value &gt; ~$1.72mm → trim back (needs your holdings from Settings).</w:t>
+      </w:r>
+      <w:r>
+        <w:t xml:space="preserve"> </w:t>
+      </w:r>
+      <w:r>
+        <w:t xml:space="preserve">-</w:t>
+      </w:r>
+      <w:r>
+        <w:t xml:space="preserve"> </w:t>
+      </w:r>
+      <w:r>
+        <w:rPr>
+          <w:bCs/>
+          <w:b/>
+        </w:rPr>
+        <w:t xml:space="preserve">Policy triggers</w:t>
+      </w:r>
+      <w:r>
+        <w:t xml:space="preserve"> </w:t>
+      </w:r>
+      <w:r>
+        <w:t xml:space="preserve">(manual): e.g. rare-earth/uranium policy shifts.</w:t>
+      </w:r>
+    </w:p>
+    <w:p>
+      <w:pPr>
+        <w:pStyle w:val="BodyText"/>
+      </w:pPr>
+      <w:r>
+        <w:t xml:space="preserve">When a trigger fires, the scanner opens a GitHub issue (deduped — one open issue at a time). You can</w:t>
+      </w:r>
+      <w:r>
+        <w:t xml:space="preserve"> </w:t>
+      </w:r>
+      <w:r>
+        <w:t xml:space="preserve">also get an</w:t>
+      </w:r>
+      <w:r>
+        <w:t xml:space="preserve"> </w:t>
+      </w:r>
+      <w:r>
+        <w:rPr>
+          <w:bCs/>
+          <w:b/>
+        </w:rPr>
+        <w:t xml:space="preserve">email</w:t>
+      </w:r>
+      <w:r>
+        <w:t xml:space="preserve"> </w:t>
+      </w:r>
+      <w:r>
+        <w:t xml:space="preserve">the moment a trigger</w:t>
+      </w:r>
+      <w:r>
+        <w:t xml:space="preserve"> </w:t>
+      </w:r>
+      <w:r>
+        <w:rPr>
+          <w:iCs/>
+          <w:i/>
+        </w:rPr>
         <w:t xml:space="preserve">newly</w:t>
       </w:r>
       <w:r>
@@ -4113,8 +4407,8 @@
         <w:t xml:space="preserve">so bad data can’t fire an action (§11).</w:t>
       </w:r>
     </w:p>
-    <w:bookmarkEnd w:id="41"/>
-    <w:bookmarkStart w:id="42" w:name="holdings-table"/>
+    <w:bookmarkEnd w:id="42"/>
+    <w:bookmarkStart w:id="43" w:name="holdings-table"/>
     <w:p>
       <w:pPr>
         <w:pStyle w:val="Heading3"/>
@@ -4275,8 +4569,8 @@
         <w:t xml:space="preserve">sleeve · DRY = cash held for triggers.</w:t>
       </w:r>
     </w:p>
-    <w:bookmarkEnd w:id="42"/>
-    <w:bookmarkStart w:id="43" w:name="your-holdings-live"/>
+    <w:bookmarkEnd w:id="43"/>
+    <w:bookmarkStart w:id="44" w:name="your-holdings-live"/>
     <w:p>
       <w:pPr>
         <w:pStyle w:val="Heading3"/>
@@ -4422,8 +4716,8 @@
         </w:pict>
       </w:r>
     </w:p>
-    <w:bookmarkEnd w:id="43"/>
-    <w:bookmarkStart w:id="44" w:name="dca-progress"/>
+    <w:bookmarkEnd w:id="44"/>
+    <w:bookmarkStart w:id="45" w:name="dca-progress"/>
     <w:p>
       <w:pPr>
         <w:pStyle w:val="Heading3"/>
@@ -4478,9 +4772,9 @@
         <w:t xml:space="preserve">holding, and the sleeve total deployed. Use it to stay on the plan and see where dry powder still goes.</w:t>
       </w:r>
     </w:p>
-    <w:bookmarkEnd w:id="44"/>
     <w:bookmarkEnd w:id="45"/>
-    <w:bookmarkStart w:id="49" w:name="Xb1e0b37cd2cec0cdc4f078d3157da65985b98c8"/>
+    <w:bookmarkEnd w:id="46"/>
+    <w:bookmarkStart w:id="50" w:name="Xb1e0b37cd2cec0cdc4f078d3157da65985b98c8"/>
     <w:p>
       <w:pPr>
         <w:pStyle w:val="Heading2"/>
@@ -4750,7 +5044,7 @@
         <w:t xml:space="preserve">data-derived (no hand-picked lists); discovered names are research leads, not recommendations.</w:t>
       </w:r>
     </w:p>
-    <w:bookmarkStart w:id="46" w:name="stress-test"/>
+    <w:bookmarkStart w:id="47" w:name="stress-test"/>
     <w:p>
       <w:pPr>
         <w:pStyle w:val="Heading3"/>
@@ -4840,8 +5134,8 @@
         <w:t xml:space="preserve">Runs entirely in your browser on your stored positions.</w:t>
       </w:r>
     </w:p>
-    <w:bookmarkEnd w:id="46"/>
-    <w:bookmarkStart w:id="47" w:name="suggested-ira-tilts"/>
+    <w:bookmarkEnd w:id="47"/>
+    <w:bookmarkStart w:id="48" w:name="suggested-ira-tilts"/>
     <w:p>
       <w:pPr>
         <w:pStyle w:val="Heading3"/>
@@ -4928,8 +5222,8 @@
         <w:t xml:space="preserve">sleeve stays buy-and-hold. Graded over time by the Track record. Not advice.</w:t>
       </w:r>
     </w:p>
-    <w:bookmarkEnd w:id="47"/>
-    <w:bookmarkStart w:id="48" w:name="Xbceddce322048c5d80798aee7cf845116272575"/>
+    <w:bookmarkEnd w:id="48"/>
+    <w:bookmarkStart w:id="49" w:name="Xbceddce322048c5d80798aee7cf845116272575"/>
     <w:p>
       <w:pPr>
         <w:pStyle w:val="Heading3"/>
@@ -5552,9 +5846,9 @@
         <w:t xml:space="preserve">— it never edits your portfolio or places trades. Not advice.</w:t>
       </w:r>
     </w:p>
-    <w:bookmarkEnd w:id="48"/>
     <w:bookmarkEnd w:id="49"/>
-    <w:bookmarkStart w:id="50" w:name="c.-research-llm-proposals-you-approve"/>
+    <w:bookmarkEnd w:id="50"/>
+    <w:bookmarkStart w:id="51" w:name="c.-research-llm-proposals-you-approve"/>
     <w:p>
       <w:pPr>
         <w:pStyle w:val="Heading2"/>
@@ -5955,8 +6249,8 @@
         <w:t xml:space="preserve">the scanner). Not advice.</w:t>
       </w:r>
     </w:p>
-    <w:bookmarkEnd w:id="50"/>
-    <w:bookmarkStart w:id="51" w:name="d.-scout-finding-new-scarcities"/>
+    <w:bookmarkEnd w:id="51"/>
+    <w:bookmarkStart w:id="52" w:name="d.-scout-finding-new-scarcities"/>
     <w:p>
       <w:pPr>
         <w:pStyle w:val="Heading2"/>
@@ -6727,8 +7021,8 @@
         <w:t xml:space="preserve">approved, the scout falls back to a built-in seed list, so it always works.</w:t>
       </w:r>
     </w:p>
-    <w:bookmarkEnd w:id="51"/>
-    <w:bookmarkStart w:id="55" w:name="filings-news"/>
+    <w:bookmarkEnd w:id="52"/>
+    <w:bookmarkStart w:id="56" w:name="filings-news"/>
     <w:p>
       <w:pPr>
         <w:pStyle w:val="Heading2"/>
@@ -6746,18 +7040,18 @@
           <wp:inline>
             <wp:extent cx="5334000" cy="6813351"/>
             <wp:effectExtent b="0" l="0" r="0" t="0"/>
-            <wp:docPr descr="Filings and news" title="" id="53" name="Picture"/>
+            <wp:docPr descr="Filings and news" title="" id="54" name="Picture"/>
             <a:graphic>
               <a:graphicData uri="http://schemas.openxmlformats.org/drawingml/2006/picture">
                 <pic:pic>
                   <pic:nvPicPr>
-                    <pic:cNvPr descr="img/catalysts.png" id="54" name="Picture"/>
+                    <pic:cNvPr descr="img/catalysts.png" id="55" name="Picture"/>
                     <pic:cNvPicPr>
                       <a:picLocks noChangeArrowheads="1" noChangeAspect="1"/>
                     </pic:cNvPicPr>
                   </pic:nvPicPr>
                   <pic:blipFill>
-                    <a:blip r:embed="rId52"/>
+                    <a:blip r:embed="rId53"/>
                     <a:stretch>
                       <a:fillRect/>
                     </a:stretch>
@@ -6983,8 +7277,8 @@
         </w:pict>
       </w:r>
     </w:p>
-    <w:bookmarkEnd w:id="55"/>
-    <w:bookmarkStart w:id="59" w:name="options-check-fair-value-before-you-buy"/>
+    <w:bookmarkEnd w:id="56"/>
+    <w:bookmarkStart w:id="60" w:name="options-check-fair-value-before-you-buy"/>
     <w:p>
       <w:pPr>
         <w:pStyle w:val="Heading2"/>
@@ -7002,18 +7296,18 @@
           <wp:inline>
             <wp:extent cx="5334000" cy="3750468"/>
             <wp:effectExtent b="0" l="0" r="0" t="0"/>
-            <wp:docPr descr="Options check" title="" id="57" name="Picture"/>
+            <wp:docPr descr="Options check" title="" id="58" name="Picture"/>
             <a:graphic>
               <a:graphicData uri="http://schemas.openxmlformats.org/drawingml/2006/picture">
                 <pic:pic>
                   <pic:nvPicPr>
-                    <pic:cNvPr descr="img/options.png" id="58" name="Picture"/>
+                    <pic:cNvPr descr="img/options.png" id="59" name="Picture"/>
                     <pic:cNvPicPr>
                       <a:picLocks noChangeArrowheads="1" noChangeAspect="1"/>
                     </pic:cNvPicPr>
                   </pic:nvPicPr>
                   <pic:blipFill>
-                    <a:blip r:embed="rId56"/>
+                    <a:blip r:embed="rId57"/>
                     <a:stretch>
                       <a:fillRect/>
                     </a:stretch>
@@ -7555,8 +7849,8 @@
         </w:pict>
       </w:r>
     </w:p>
-    <w:bookmarkEnd w:id="59"/>
-    <w:bookmarkStart w:id="63" w:name="agent-digest"/>
+    <w:bookmarkEnd w:id="60"/>
+    <w:bookmarkStart w:id="64" w:name="agent-digest"/>
     <w:p>
       <w:pPr>
         <w:pStyle w:val="Heading2"/>
@@ -7574,18 +7868,18 @@
           <wp:inline>
             <wp:extent cx="5334000" cy="3750468"/>
             <wp:effectExtent b="0" l="0" r="0" t="0"/>
-            <wp:docPr descr="Agent digest" title="" id="61" name="Picture"/>
+            <wp:docPr descr="Agent digest" title="" id="62" name="Picture"/>
             <a:graphic>
               <a:graphicData uri="http://schemas.openxmlformats.org/drawingml/2006/picture">
                 <pic:pic>
                   <pic:nvPicPr>
-                    <pic:cNvPr descr="img/digest.png" id="62" name="Picture"/>
+                    <pic:cNvPr descr="img/digest.png" id="63" name="Picture"/>
                     <pic:cNvPicPr>
                       <a:picLocks noChangeArrowheads="1" noChangeAspect="1"/>
                     </pic:cNvPicPr>
                   </pic:nvPicPr>
                   <pic:blipFill>
-                    <a:blip r:embed="rId60"/>
+                    <a:blip r:embed="rId61"/>
                     <a:stretch>
                       <a:fillRect/>
                     </a:stretch>
@@ -7887,8 +8181,8 @@
         </w:pict>
       </w:r>
     </w:p>
-    <w:bookmarkEnd w:id="63"/>
-    <w:bookmarkStart w:id="69" w:name="settings-onboarding"/>
+    <w:bookmarkEnd w:id="64"/>
+    <w:bookmarkStart w:id="70" w:name="settings-onboarding"/>
     <w:p>
       <w:pPr>
         <w:pStyle w:val="Heading2"/>
@@ -7906,18 +8200,18 @@
           <wp:inline>
             <wp:extent cx="5334000" cy="3750468"/>
             <wp:effectExtent b="0" l="0" r="0" t="0"/>
-            <wp:docPr descr="Settings" title="" id="65" name="Picture"/>
+            <wp:docPr descr="Settings" title="" id="66" name="Picture"/>
             <a:graphic>
               <a:graphicData uri="http://schemas.openxmlformats.org/drawingml/2006/picture">
                 <pic:pic>
                   <pic:nvPicPr>
-                    <pic:cNvPr descr="img/settings.png" id="66" name="Picture"/>
+                    <pic:cNvPr descr="img/settings.png" id="67" name="Picture"/>
                     <pic:cNvPicPr>
                       <a:picLocks noChangeArrowheads="1" noChangeAspect="1"/>
                     </pic:cNvPicPr>
                   </pic:nvPicPr>
                   <pic:blipFill>
-                    <a:blip r:embed="rId64"/>
+                    <a:blip r:embed="rId65"/>
                     <a:stretch>
                       <a:fillRect/>
                     </a:stretch>
@@ -7989,7 +8283,7 @@
         <w:t xml:space="preserve">.</w:t>
       </w:r>
     </w:p>
-    <w:bookmarkStart w:id="67" w:name="your-holdings-per-account"/>
+    <w:bookmarkStart w:id="68" w:name="your-holdings-per-account"/>
     <w:p>
       <w:pPr>
         <w:pStyle w:val="Heading3"/>
@@ -8149,8 +8443,8 @@
         <w:t xml:space="preserve">— wipe them from this browser.</w:t>
       </w:r>
     </w:p>
-    <w:bookmarkEnd w:id="67"/>
-    <w:bookmarkStart w:id="68" w:name="admin-credentials-configuration"/>
+    <w:bookmarkEnd w:id="68"/>
+    <w:bookmarkStart w:id="69" w:name="admin-credentials-configuration"/>
     <w:p>
       <w:pPr>
         <w:pStyle w:val="Heading3"/>
@@ -8949,9 +9243,9 @@
         </w:pict>
       </w:r>
     </w:p>
-    <w:bookmarkEnd w:id="68"/>
     <w:bookmarkEnd w:id="69"/>
-    <w:bookmarkStart w:id="70" w:name="refresh-on-demand-scan"/>
+    <w:bookmarkEnd w:id="70"/>
+    <w:bookmarkStart w:id="71" w:name="refresh-on-demand-scan"/>
     <w:p>
       <w:pPr>
         <w:pStyle w:val="Heading2"/>
@@ -9070,8 +9364,8 @@
         </w:pict>
       </w:r>
     </w:p>
-    <w:bookmarkEnd w:id="70"/>
-    <w:bookmarkStart w:id="71" w:name="Xd2ac6c3d014752893f0670853f643e7f7a007f6"/>
+    <w:bookmarkEnd w:id="71"/>
+    <w:bookmarkStart w:id="72" w:name="Xd2ac6c3d014752893f0670853f643e7f7a007f6"/>
     <w:p>
       <w:pPr>
         <w:pStyle w:val="Heading2"/>
@@ -9429,8 +9723,8 @@
         </w:pict>
       </w:r>
     </w:p>
-    <w:bookmarkEnd w:id="71"/>
-    <w:bookmarkStart w:id="72" w:name="glossary"/>
+    <w:bookmarkEnd w:id="72"/>
+    <w:bookmarkStart w:id="73" w:name="glossary"/>
     <w:p>
       <w:pPr>
         <w:pStyle w:val="Heading2"/>
@@ -9666,8 +9960,8 @@
         </w:pict>
       </w:r>
     </w:p>
-    <w:bookmarkEnd w:id="72"/>
-    <w:bookmarkStart w:id="73" w:name="faq-troubleshooting"/>
+    <w:bookmarkEnd w:id="73"/>
+    <w:bookmarkStart w:id="74" w:name="faq-troubleshooting"/>
     <w:p>
       <w:pPr>
         <w:pStyle w:val="Heading2"/>
@@ -10152,8 +10446,8 @@
         <w:t xml:space="preserve">§6–§7.</w:t>
       </w:r>
     </w:p>
-    <w:bookmarkEnd w:id="73"/>
     <w:bookmarkEnd w:id="74"/>
+    <w:bookmarkEnd w:id="75"/>
     <w:sectPr/>
   </w:body>
 </w:document>

--- a/docs/USER-GUIDE.docx
+++ b/docs/USER-GUIDE.docx
@@ -190,7 +190,7 @@
       <w:r>
         <w:drawing>
           <wp:inline>
-            <wp:extent cx="5334000" cy="9392840"/>
+            <wp:extent cx="5334000" cy="10501312"/>
             <wp:effectExtent b="0" l="0" r="0" t="0"/>
             <wp:docPr descr="Puck overview" title="" id="21" name="Picture"/>
             <a:graphic>
@@ -211,7 +211,7 @@
                   <pic:spPr bwMode="auto">
                     <a:xfrm>
                       <a:off x="0" y="0"/>
-                      <a:ext cx="5334000" cy="9392840"/>
+                      <a:ext cx="5334000" cy="10501312"/>
                     </a:xfrm>
                     <a:prstGeom prst="rect">
                       <a:avLst/>
@@ -713,7 +713,7 @@
       <w:r>
         <w:drawing>
           <wp:inline>
-            <wp:extent cx="5334000" cy="9397007"/>
+            <wp:extent cx="5334000" cy="10505479"/>
             <wp:effectExtent b="0" l="0" r="0" t="0"/>
             <wp:docPr descr="Scarcity radar" title="" id="26" name="Picture"/>
             <a:graphic>
@@ -734,7 +734,7 @@
                   <pic:spPr bwMode="auto">
                     <a:xfrm>
                       <a:off x="0" y="0"/>
-                      <a:ext cx="5334000" cy="9397007"/>
+                      <a:ext cx="5334000" cy="10505479"/>
                     </a:xfrm>
                     <a:prstGeom prst="rect">
                       <a:avLst/>
@@ -1893,7 +1893,7 @@
       <w:r>
         <w:drawing>
           <wp:inline>
-            <wp:extent cx="5334000" cy="5167312"/>
+            <wp:extent cx="5334000" cy="5834062"/>
             <wp:effectExtent b="0" l="0" r="0" t="0"/>
             <wp:docPr descr="Timeline" title="" id="30" name="Picture"/>
             <a:graphic>
@@ -1914,7 +1914,7 @@
                   <pic:spPr bwMode="auto">
                     <a:xfrm>
                       <a:off x="0" y="0"/>
-                      <a:ext cx="5334000" cy="5167312"/>
+                      <a:ext cx="5334000" cy="5834062"/>
                     </a:xfrm>
                     <a:prstGeom prst="rect">
                       <a:avLst/>
@@ -2017,7 +2017,7 @@
       <w:r>
         <w:drawing>
           <wp:inline>
-            <wp:extent cx="5334000" cy="10801350"/>
+            <wp:extent cx="5334000" cy="12622410"/>
             <wp:effectExtent b="0" l="0" r="0" t="0"/>
             <wp:docPr descr="Portfolio and triggers" title="" id="34" name="Picture"/>
             <a:graphic>
@@ -2038,7 +2038,7 @@
                   <pic:spPr bwMode="auto">
                     <a:xfrm>
                       <a:off x="0" y="0"/>
-                      <a:ext cx="5334000" cy="10801350"/>
+                      <a:ext cx="5334000" cy="12622410"/>
                     </a:xfrm>
                     <a:prstGeom prst="rect">
                       <a:avLst/>
@@ -7251,7 +7251,7 @@
       <w:r>
         <w:drawing>
           <wp:inline>
-            <wp:extent cx="5334000" cy="6813351"/>
+            <wp:extent cx="5334000" cy="3750468"/>
             <wp:effectExtent b="0" l="0" r="0" t="0"/>
             <wp:docPr descr="Filings and news" title="" id="55" name="Picture"/>
             <a:graphic>
@@ -7272,7 +7272,7 @@
                   <pic:spPr bwMode="auto">
                     <a:xfrm>
                       <a:off x="0" y="0"/>
-                      <a:ext cx="5334000" cy="6813351"/>
+                      <a:ext cx="5334000" cy="3750468"/>
                     </a:xfrm>
                     <a:prstGeom prst="rect">
                       <a:avLst/>

--- a/docs/USER-GUIDE.docx
+++ b/docs/USER-GUIDE.docx
@@ -190,7 +190,7 @@
       <w:r>
         <w:drawing>
           <wp:inline>
-            <wp:extent cx="5334000" cy="10501312"/>
+            <wp:extent cx="5334000" cy="11026378"/>
             <wp:effectExtent b="0" l="0" r="0" t="0"/>
             <wp:docPr descr="Puck overview" title="" id="21" name="Picture"/>
             <a:graphic>
@@ -211,7 +211,7 @@
                   <pic:spPr bwMode="auto">
                     <a:xfrm>
                       <a:off x="0" y="0"/>
-                      <a:ext cx="5334000" cy="10501312"/>
+                      <a:ext cx="5334000" cy="11026378"/>
                     </a:xfrm>
                     <a:prstGeom prst="rect">
                       <a:avLst/>
@@ -713,7 +713,7 @@
       <w:r>
         <w:drawing>
           <wp:inline>
-            <wp:extent cx="5334000" cy="10505479"/>
+            <wp:extent cx="5334000" cy="11030545"/>
             <wp:effectExtent b="0" l="0" r="0" t="0"/>
             <wp:docPr descr="Scarcity radar" title="" id="26" name="Picture"/>
             <a:graphic>
@@ -734,7 +734,7 @@
                   <pic:spPr bwMode="auto">
                     <a:xfrm>
                       <a:off x="0" y="0"/>
-                      <a:ext cx="5334000" cy="10505479"/>
+                      <a:ext cx="5334000" cy="11030545"/>
                     </a:xfrm>
                     <a:prstGeom prst="rect">
                       <a:avLst/>
@@ -2017,7 +2017,7 @@
       <w:r>
         <w:drawing>
           <wp:inline>
-            <wp:extent cx="5334000" cy="12622410"/>
+            <wp:extent cx="5334000" cy="14372629"/>
             <wp:effectExtent b="0" l="0" r="0" t="0"/>
             <wp:docPr descr="Portfolio and triggers" title="" id="34" name="Picture"/>
             <a:graphic>
@@ -2038,7 +2038,7 @@
                   <pic:spPr bwMode="auto">
                     <a:xfrm>
                       <a:off x="0" y="0"/>
-                      <a:ext cx="5334000" cy="12622410"/>
+                      <a:ext cx="5334000" cy="14372629"/>
                     </a:xfrm>
                     <a:prstGeom prst="rect">
                       <a:avLst/>
@@ -7251,7 +7251,7 @@
       <w:r>
         <w:drawing>
           <wp:inline>
-            <wp:extent cx="5334000" cy="3750468"/>
+            <wp:extent cx="5334000" cy="6509146"/>
             <wp:effectExtent b="0" l="0" r="0" t="0"/>
             <wp:docPr descr="Filings and news" title="" id="55" name="Picture"/>
             <a:graphic>
@@ -7272,7 +7272,7 @@
                   <pic:spPr bwMode="auto">
                     <a:xfrm>
                       <a:off x="0" y="0"/>
-                      <a:ext cx="5334000" cy="3750468"/>
+                      <a:ext cx="5334000" cy="6509146"/>
                     </a:xfrm>
                     <a:prstGeom prst="rect">
                       <a:avLst/>

--- a/docs/USER-GUIDE.docx
+++ b/docs/USER-GUIDE.docx
@@ -60,7 +60,7 @@
         <w:t xml:space="preserve">Layer</w:t>
       </w:r>
     </w:p>
-    <w:bookmarkStart w:id="76" w:name="puck-end-user-guide"/>
+    <w:bookmarkStart w:id="79" w:name="puck-end-user-guide"/>
     <w:p>
       <w:pPr>
         <w:pStyle w:val="Heading1"/>
@@ -475,13 +475,1687 @@
       </w:r>
     </w:p>
     <w:bookmarkEnd w:id="23"/>
-    <w:bookmarkStart w:id="24" w:name="getting-started-first-5-minutes"/>
+    <w:bookmarkStart w:id="26" w:name="Xaafeadbcb03eb9b389c69d4f0e653696205360f"/>
     <w:p>
       <w:pPr>
         <w:pStyle w:val="Heading2"/>
       </w:pPr>
       <w:r>
-        <w:t xml:space="preserve">2. Getting started (first 5 minutes)</w:t>
+        <w:t xml:space="preserve">1a. The end-to-end workflow (how it all connects)</w:t>
+      </w:r>
+    </w:p>
+    <w:p>
+      <w:pPr>
+        <w:pStyle w:val="FirstParagraph"/>
+      </w:pPr>
+      <w:r>
+        <w:t xml:space="preserve">Puck is</w:t>
+      </w:r>
+      <w:r>
+        <w:t xml:space="preserve"> </w:t>
+      </w:r>
+      <w:r>
+        <w:rPr>
+          <w:bCs/>
+          <w:b/>
+        </w:rPr>
+        <w:t xml:space="preserve">four engines that hand off in a loop</w:t>
+      </w:r>
+      <w:r>
+        <w:t xml:space="preserve">, with you as the only one who ever commits capital or</w:t>
+      </w:r>
+      <w:r>
+        <w:t xml:space="preserve"> </w:t>
+      </w:r>
+      <w:r>
+        <w:t xml:space="preserve">edits your book. Discovery widens the funnel → the committee filters it → the scan turns surviving</w:t>
+      </w:r>
+      <w:r>
+        <w:t xml:space="preserve"> </w:t>
+      </w:r>
+      <w:r>
+        <w:t xml:space="preserve">theses into sized suggestions → you decide. Three engines run themselves on a schedule; you approve the</w:t>
+      </w:r>
+      <w:r>
+        <w:t xml:space="preserve"> </w:t>
+      </w:r>
+      <w:r>
+        <w:t xml:space="preserve">gates between them.</w:t>
+      </w:r>
+    </w:p>
+    <w:p>
+      <w:pPr>
+        <w:pStyle w:val="SourceCode"/>
+      </w:pPr>
+      <w:r>
+        <w:rPr>
+          <w:rStyle w:val="VerbatimChar"/>
+        </w:rPr>
+        <w:t xml:space="preserve">  ┌──────────────┐      ┌──────────────────┐      ┌─────────────────┐      ┌──────────────┐</w:t>
+      </w:r>
+      <w:r>
+        <w:br/>
+      </w:r>
+      <w:r>
+        <w:rPr>
+          <w:rStyle w:val="VerbatimChar"/>
+        </w:rPr>
+        <w:t xml:space="preserve">  │  1. SCOUT    │  →   │  2. COMMITTEE    │  →   │   3. SCAN       │  →   │   4. YOU     │</w:t>
+      </w:r>
+      <w:r>
+        <w:br/>
+      </w:r>
+      <w:r>
+        <w:rPr>
+          <w:rStyle w:val="VerbatimChar"/>
+        </w:rPr>
+        <w:t xml:space="preserve">  │  (discover)  │ PR✋ │  (adjudicate)    │ PR✋ │  (score+suggest)│      │  (decide)    │</w:t>
+      </w:r>
+      <w:r>
+        <w:br/>
+      </w:r>
+      <w:r>
+        <w:rPr>
+          <w:rStyle w:val="VerbatimChar"/>
+        </w:rPr>
+        <w:t xml:space="preserve">  └──────────────┘      └──────────────────┘      └─────────────────┘      └──────────────┘</w:t>
+      </w:r>
+      <w:r>
+        <w:br/>
+      </w:r>
+      <w:r>
+        <w:rPr>
+          <w:rStyle w:val="VerbatimChar"/>
+        </w:rPr>
+        <w:t xml:space="preserve">   weekly, auto          monthly, auto             daily, auto              manual</w:t>
+      </w:r>
+      <w:r>
+        <w:br/>
+      </w:r>
+      <w:r>
+        <w:rPr>
+          <w:rStyle w:val="VerbatimChar"/>
+        </w:rPr>
+        <w:t xml:space="preserve">   → scout-candidates    → research-proposals      → signals.json           → portfolio.json</w:t>
+      </w:r>
+      <w:r>
+        <w:br/>
+      </w:r>
+      <w:r>
+        <w:rPr>
+          <w:rStyle w:val="VerbatimChar"/>
+        </w:rPr>
+        <w:t xml:space="preserve">   Scout tab             Research tab              every tab                 triggers.json</w:t>
+      </w:r>
+      <w:r>
+        <w:br/>
+      </w:r>
+      <w:r>
+        <w:rPr>
+          <w:rStyle w:val="VerbatimChar"/>
+        </w:rPr>
+        <w:t xml:space="preserve">        │                      │                        │                        │</w:t>
+      </w:r>
+      <w:r>
+        <w:br/>
+      </w:r>
+      <w:r>
+        <w:rPr>
+          <w:rStyle w:val="VerbatimChar"/>
+        </w:rPr>
+        <w:t xml:space="preserve">        └─ proposes NEW ───────┴─ proposes THESIS ──────┴─ proposes WEIGHTS ─────┘</w:t>
+      </w:r>
+      <w:r>
+        <w:br/>
+      </w:r>
+      <w:r>
+        <w:rPr>
+          <w:rStyle w:val="VerbatimChar"/>
+        </w:rPr>
+        <w:t xml:space="preserve">           scarcities            edits (priced-in…)        (rebalance) + alerts</w:t>
+      </w:r>
+      <w:r>
+        <w:br/>
+      </w:r>
+      <w:r>
+        <w:rPr>
+          <w:rStyle w:val="VerbatimChar"/>
+        </w:rPr>
+        <w:t xml:space="preserve">                          ↑ the bot only PROPOSES; nothing touches your book without you ↑</w:t>
+      </w:r>
+    </w:p>
+    <w:p>
+      <w:pPr>
+        <w:pStyle w:val="FirstParagraph"/>
+      </w:pPr>
+      <w:r>
+        <w:rPr>
+          <w:bCs/>
+          <w:b/>
+        </w:rPr>
+        <w:t xml:space="preserve">1. Scout —</w:t>
+      </w:r>
+      <w:r>
+        <w:rPr>
+          <w:bCs/>
+          <w:b/>
+        </w:rPr>
+        <w:t xml:space="preserve"> </w:t>
+      </w:r>
+      <w:r>
+        <w:rPr>
+          <w:iCs/>
+          <w:i/>
+          <w:bCs/>
+          <w:b/>
+        </w:rPr>
+        <w:t xml:space="preserve">find new scarcities</w:t>
+      </w:r>
+      <w:r>
+        <w:rPr>
+          <w:bCs/>
+          <w:b/>
+        </w:rPr>
+        <w:t xml:space="preserve">.</w:t>
+      </w:r>
+      <w:r>
+        <w:t xml:space="preserve"> </w:t>
+      </w:r>
+      <w:r>
+        <w:t xml:space="preserve">Weekly (auto, Mon), the scout reads SEC filings for</w:t>
+      </w:r>
+      <w:r>
+        <w:t xml:space="preserve"> </w:t>
+      </w:r>
+      <w:r>
+        <w:t xml:space="preserve">“</w:t>
+      </w:r>
+      <w:r>
+        <w:t xml:space="preserve">constraint</w:t>
+      </w:r>
+      <w:r>
+        <w:t xml:space="preserve"> </w:t>
+      </w:r>
+      <w:r>
+        <w:t xml:space="preserve">shadow</w:t>
+      </w:r>
+      <w:r>
+        <w:t xml:space="preserve">”</w:t>
+      </w:r>
+      <w:r>
+        <w:t xml:space="preserve"> </w:t>
+      </w:r>
+      <w:r>
+        <w:t xml:space="preserve">language (downstream firms complaining about supply) and drafts</w:t>
+      </w:r>
+      <w:r>
+        <w:t xml:space="preserve"> </w:t>
+      </w:r>
+      <w:r>
+        <w:rPr>
+          <w:bCs/>
+          <w:b/>
+        </w:rPr>
+        <w:t xml:space="preserve">candidate</w:t>
+      </w:r>
+      <w:r>
+        <w:t xml:space="preserve"> </w:t>
+      </w:r>
+      <w:r>
+        <w:t xml:space="preserve">new scarcities.</w:t>
+      </w:r>
+      <w:r>
+        <w:t xml:space="preserve"> </w:t>
+      </w:r>
+      <w:r>
+        <w:t xml:space="preserve">It writes them to a</w:t>
+      </w:r>
+      <w:r>
+        <w:t xml:space="preserve"> </w:t>
+      </w:r>
+      <w:r>
+        <w:rPr>
+          <w:bCs/>
+          <w:b/>
+        </w:rPr>
+        <w:t xml:space="preserve">separate</w:t>
+      </w:r>
+      <w:r>
+        <w:t xml:space="preserve"> </w:t>
+      </w:r>
+      <w:r>
+        <w:t xml:space="preserve">feed (</w:t>
+      </w:r>
+      <w:r>
+        <w:rPr>
+          <w:rStyle w:val="VerbatimChar"/>
+        </w:rPr>
+        <w:t xml:space="preserve">scout-candidates.json</w:t>
+      </w:r>
+      <w:r>
+        <w:t xml:space="preserve">), never to your live list. You review</w:t>
+      </w:r>
+      <w:r>
+        <w:t xml:space="preserve"> </w:t>
+      </w:r>
+      <w:r>
+        <w:t xml:space="preserve">them in the</w:t>
+      </w:r>
+      <w:r>
+        <w:t xml:space="preserve"> </w:t>
+      </w:r>
+      <w:r>
+        <w:rPr>
+          <w:bCs/>
+          <w:b/>
+        </w:rPr>
+        <w:t xml:space="preserve">Scout</w:t>
+      </w:r>
+      <w:r>
+        <w:t xml:space="preserve"> </w:t>
+      </w:r>
+      <w:r>
+        <w:t xml:space="preserve">tab (§5d) and click</w:t>
+      </w:r>
+      <w:r>
+        <w:t xml:space="preserve"> </w:t>
+      </w:r>
+      <w:r>
+        <w:rPr>
+          <w:bCs/>
+          <w:b/>
+        </w:rPr>
+        <w:t xml:space="preserve">Accept → opens a PR</w:t>
+      </w:r>
+      <w:r>
+        <w:t xml:space="preserve">.</w:t>
+      </w:r>
+      <w:r>
+        <w:t xml:space="preserve"> </w:t>
+      </w:r>
+      <w:r>
+        <w:rPr>
+          <w:iCs/>
+          <w:i/>
+        </w:rPr>
+        <w:t xml:space="preserve">Merging that PR</w:t>
+      </w:r>
+      <w:r>
+        <w:t xml:space="preserve"> </w:t>
+      </w:r>
+      <w:r>
+        <w:t xml:space="preserve">is what adds the</w:t>
+      </w:r>
+      <w:r>
+        <w:t xml:space="preserve"> </w:t>
+      </w:r>
+      <w:r>
+        <w:t xml:space="preserve">scarcity to</w:t>
+      </w:r>
+      <w:r>
+        <w:t xml:space="preserve"> </w:t>
+      </w:r>
+      <w:r>
+        <w:rPr>
+          <w:rStyle w:val="VerbatimChar"/>
+        </w:rPr>
+        <w:t xml:space="preserve">scarcities.json</w:t>
+      </w:r>
+      <w:r>
+        <w:t xml:space="preserve">.</w:t>
+      </w:r>
+    </w:p>
+    <w:p>
+      <w:pPr>
+        <w:pStyle w:val="BodyText"/>
+      </w:pPr>
+      <w:r>
+        <w:rPr>
+          <w:bCs/>
+          <w:b/>
+        </w:rPr>
+        <w:t xml:space="preserve">2. Committee —</w:t>
+      </w:r>
+      <w:r>
+        <w:rPr>
+          <w:bCs/>
+          <w:b/>
+        </w:rPr>
+        <w:t xml:space="preserve"> </w:t>
+      </w:r>
+      <w:r>
+        <w:rPr>
+          <w:iCs/>
+          <w:i/>
+          <w:bCs/>
+          <w:b/>
+        </w:rPr>
+        <w:t xml:space="preserve">pressure-test the theses</w:t>
+      </w:r>
+      <w:r>
+        <w:rPr>
+          <w:bCs/>
+          <w:b/>
+        </w:rPr>
+        <w:t xml:space="preserve">.</w:t>
+      </w:r>
+      <w:r>
+        <w:t xml:space="preserve"> </w:t>
+      </w:r>
+      <w:r>
+        <w:t xml:space="preserve">Monthly (auto, the 1st) — and automatically whenever</w:t>
+      </w:r>
+      <w:r>
+        <w:t xml:space="preserve"> </w:t>
+      </w:r>
+      <w:r>
+        <w:rPr>
+          <w:rStyle w:val="VerbatimChar"/>
+        </w:rPr>
+        <w:t xml:space="preserve">scarcities.json</w:t>
+      </w:r>
+      <w:r>
+        <w:t xml:space="preserve"> </w:t>
+      </w:r>
+      <w:r>
+        <w:t xml:space="preserve">changes — a synthetic</w:t>
+      </w:r>
+      <w:r>
+        <w:t xml:space="preserve"> </w:t>
+      </w:r>
+      <w:r>
+        <w:rPr>
+          <w:bCs/>
+          <w:b/>
+        </w:rPr>
+        <w:t xml:space="preserve">bull / bear / skeptic</w:t>
+      </w:r>
+      <w:r>
+        <w:t xml:space="preserve"> </w:t>
+      </w:r>
+      <w:r>
+        <w:t xml:space="preserve">committee re-reads every scarcity and</w:t>
+      </w:r>
+      <w:r>
+        <w:t xml:space="preserve"> </w:t>
+      </w:r>
+      <w:r>
+        <w:t xml:space="preserve">proposes edits to its read (priced-in, durability, confidence). It writes</w:t>
+      </w:r>
+      <w:r>
+        <w:t xml:space="preserve"> </w:t>
+      </w:r>
+      <w:r>
+        <w:rPr>
+          <w:bCs/>
+          <w:b/>
+        </w:rPr>
+        <w:t xml:space="preserve">proposals only</w:t>
+      </w:r>
+      <w:r>
+        <w:t xml:space="preserve"> </w:t>
+      </w:r>
+      <w:r>
+        <w:t xml:space="preserve">(</w:t>
+      </w:r>
+      <w:r>
+        <w:rPr>
+          <w:rStyle w:val="VerbatimChar"/>
+        </w:rPr>
+        <w:t xml:space="preserve">research-proposals.json</w:t>
+      </w:r>
+      <w:r>
+        <w:t xml:space="preserve">); you review the before→after diffs in the</w:t>
+      </w:r>
+      <w:r>
+        <w:t xml:space="preserve"> </w:t>
+      </w:r>
+      <w:r>
+        <w:rPr>
+          <w:bCs/>
+          <w:b/>
+        </w:rPr>
+        <w:t xml:space="preserve">Research</w:t>
+      </w:r>
+      <w:r>
+        <w:t xml:space="preserve"> </w:t>
+      </w:r>
+      <w:r>
+        <w:t xml:space="preserve">tab (§5c) and</w:t>
+      </w:r>
+      <w:r>
+        <w:t xml:space="preserve"> </w:t>
+      </w:r>
+      <w:r>
+        <w:rPr>
+          <w:bCs/>
+          <w:b/>
+        </w:rPr>
+        <w:t xml:space="preserve">Accept → PR</w:t>
+      </w:r>
+      <w:r>
+        <w:t xml:space="preserve">. Merging applies the edits.</w:t>
+      </w:r>
+    </w:p>
+    <w:p>
+      <w:pPr>
+        <w:pStyle w:val="BodyText"/>
+      </w:pPr>
+      <w:r>
+        <w:rPr>
+          <w:bCs/>
+          <w:b/>
+        </w:rPr>
+        <w:t xml:space="preserve">3. Scan —</w:t>
+      </w:r>
+      <w:r>
+        <w:rPr>
+          <w:bCs/>
+          <w:b/>
+        </w:rPr>
+        <w:t xml:space="preserve"> </w:t>
+      </w:r>
+      <w:r>
+        <w:rPr>
+          <w:iCs/>
+          <w:i/>
+          <w:bCs/>
+          <w:b/>
+        </w:rPr>
+        <w:t xml:space="preserve">score everything + suggest a rebalance</w:t>
+      </w:r>
+      <w:r>
+        <w:rPr>
+          <w:bCs/>
+          <w:b/>
+        </w:rPr>
+        <w:t xml:space="preserve">.</w:t>
+      </w:r>
+      <w:r>
+        <w:t xml:space="preserve"> </w:t>
+      </w:r>
+      <w:r>
+        <w:t xml:space="preserve">Daily (auto, weekdays after the US open), the</w:t>
+      </w:r>
+      <w:r>
+        <w:t xml:space="preserve"> </w:t>
+      </w:r>
+      <w:r>
+        <w:t xml:space="preserve">scanner reads your</w:t>
+      </w:r>
+      <w:r>
+        <w:t xml:space="preserve"> </w:t>
+      </w:r>
+      <w:r>
+        <w:rPr>
+          <w:bCs/>
+          <w:b/>
+        </w:rPr>
+        <w:t xml:space="preserve">merged</w:t>
+      </w:r>
+      <w:r>
+        <w:t xml:space="preserve"> </w:t>
+      </w:r>
+      <w:r>
+        <w:rPr>
+          <w:rStyle w:val="VerbatimChar"/>
+        </w:rPr>
+        <w:t xml:space="preserve">scarcities.json</w:t>
+      </w:r>
+      <w:r>
+        <w:t xml:space="preserve"> </w:t>
+      </w:r>
+      <w:r>
+        <w:t xml:space="preserve">+</w:t>
+      </w:r>
+      <w:r>
+        <w:t xml:space="preserve"> </w:t>
+      </w:r>
+      <w:r>
+        <w:rPr>
+          <w:rStyle w:val="VerbatimChar"/>
+        </w:rPr>
+        <w:t xml:space="preserve">portfolio.json</w:t>
+      </w:r>
+      <w:r>
+        <w:t xml:space="preserve"> </w:t>
+      </w:r>
+      <w:r>
+        <w:t xml:space="preserve">+</w:t>
+      </w:r>
+      <w:r>
+        <w:t xml:space="preserve"> </w:t>
+      </w:r>
+      <w:r>
+        <w:rPr>
+          <w:rStyle w:val="VerbatimChar"/>
+        </w:rPr>
+        <w:t xml:space="preserve">triggers.json</w:t>
+      </w:r>
+      <w:r>
+        <w:t xml:space="preserve">, pulls free</w:t>
+      </w:r>
+      <w:r>
+        <w:t xml:space="preserve"> </w:t>
+      </w:r>
+      <w:r>
+        <w:t xml:space="preserve">prices, and computes the whole dashboard into</w:t>
+      </w:r>
+      <w:r>
+        <w:t xml:space="preserve"> </w:t>
+      </w:r>
+      <w:r>
+        <w:rPr>
+          <w:rStyle w:val="VerbatimChar"/>
+        </w:rPr>
+        <w:t xml:space="preserve">signals.json</w:t>
+      </w:r>
+      <w:r>
+        <w:t xml:space="preserve">: Opportunity scores, crowding, the</w:t>
+      </w:r>
+      <w:r>
+        <w:t xml:space="preserve"> </w:t>
+      </w:r>
+      <w:r>
+        <w:t xml:space="preserve">regime/timing posture,</w:t>
+      </w:r>
+      <w:r>
+        <w:t xml:space="preserve"> </w:t>
+      </w:r>
+      <w:r>
+        <w:rPr>
+          <w:bCs/>
+          <w:b/>
+        </w:rPr>
+        <w:t xml:space="preserve">rebalance suggestions</w:t>
+      </w:r>
+      <w:r>
+        <w:t xml:space="preserve"> </w:t>
+      </w:r>
+      <w:r>
+        <w:t xml:space="preserve">(§5.9), and</w:t>
+      </w:r>
+      <w:r>
+        <w:t xml:space="preserve"> </w:t>
+      </w:r>
+      <w:r>
+        <w:rPr>
+          <w:bCs/>
+          <w:b/>
+        </w:rPr>
+        <w:t xml:space="preserve">trigger status</w:t>
+      </w:r>
+      <w:r>
+        <w:t xml:space="preserve">. If a trigger fires it</w:t>
+      </w:r>
+      <w:r>
+        <w:t xml:space="preserve"> </w:t>
+      </w:r>
+      <w:r>
+        <w:rPr>
+          <w:bCs/>
+          <w:b/>
+        </w:rPr>
+        <w:t xml:space="preserve">opens a GitHub issue</w:t>
+      </w:r>
+      <w:r>
+        <w:t xml:space="preserve">. It writes only generated files —</w:t>
+      </w:r>
+      <w:r>
+        <w:t xml:space="preserve"> </w:t>
+      </w:r>
+      <w:r>
+        <w:rPr>
+          <w:iCs/>
+          <w:i/>
+        </w:rPr>
+        <w:t xml:space="preserve">never</w:t>
+      </w:r>
+      <w:r>
+        <w:t xml:space="preserve"> </w:t>
+      </w:r>
+      <w:r>
+        <w:t xml:space="preserve">your portfolio or triggers.</w:t>
+      </w:r>
+    </w:p>
+    <w:p>
+      <w:pPr>
+        <w:pStyle w:val="BodyText"/>
+      </w:pPr>
+      <w:r>
+        <w:rPr>
+          <w:bCs/>
+          <w:b/>
+        </w:rPr>
+        <w:t xml:space="preserve">4. You —</w:t>
+      </w:r>
+      <w:r>
+        <w:rPr>
+          <w:bCs/>
+          <w:b/>
+        </w:rPr>
+        <w:t xml:space="preserve"> </w:t>
+      </w:r>
+      <w:r>
+        <w:rPr>
+          <w:iCs/>
+          <w:i/>
+          <w:bCs/>
+          <w:b/>
+        </w:rPr>
+        <w:t xml:space="preserve">decide and act</w:t>
+      </w:r>
+      <w:r>
+        <w:rPr>
+          <w:bCs/>
+          <w:b/>
+        </w:rPr>
+        <w:t xml:space="preserve">.</w:t>
+      </w:r>
+      <w:r>
+        <w:t xml:space="preserve"> </w:t>
+      </w:r>
+      <w:r>
+        <w:t xml:space="preserve">You own</w:t>
+      </w:r>
+      <w:r>
+        <w:t xml:space="preserve"> </w:t>
+      </w:r>
+      <w:r>
+        <w:rPr>
+          <w:rStyle w:val="VerbatimChar"/>
+        </w:rPr>
+        <w:t xml:space="preserve">portfolio.json</w:t>
+      </w:r>
+      <w:r>
+        <w:t xml:space="preserve"> </w:t>
+      </w:r>
+      <w:r>
+        <w:t xml:space="preserve">and</w:t>
+      </w:r>
+      <w:r>
+        <w:t xml:space="preserve"> </w:t>
+      </w:r>
+      <w:r>
+        <w:rPr>
+          <w:rStyle w:val="VerbatimChar"/>
+        </w:rPr>
+        <w:t xml:space="preserve">triggers.json</w:t>
+      </w:r>
+      <w:r>
+        <w:t xml:space="preserve">. Your jobs:</w:t>
+      </w:r>
+      <w:r>
+        <w:t xml:space="preserve"> </w:t>
+      </w:r>
+      <w:r>
+        <w:rPr>
+          <w:bCs/>
+          <w:b/>
+        </w:rPr>
+        <w:t xml:space="preserve">merge</w:t>
+      </w:r>
+      <w:r>
+        <w:t xml:space="preserve"> </w:t>
+      </w:r>
+      <w:r>
+        <w:t xml:space="preserve">the</w:t>
+      </w:r>
+      <w:r>
+        <w:t xml:space="preserve"> </w:t>
+      </w:r>
+      <w:r>
+        <w:t xml:space="preserve">scout/research PRs, read the</w:t>
+      </w:r>
+      <w:r>
+        <w:t xml:space="preserve"> </w:t>
+      </w:r>
+      <w:r>
+        <w:rPr>
+          <w:bCs/>
+          <w:b/>
+        </w:rPr>
+        <w:t xml:space="preserve">rebalance suggestion</w:t>
+      </w:r>
+      <w:r>
+        <w:t xml:space="preserve"> </w:t>
+      </w:r>
+      <w:r>
+        <w:t xml:space="preserve">and any</w:t>
+      </w:r>
+      <w:r>
+        <w:t xml:space="preserve"> </w:t>
+      </w:r>
+      <w:r>
+        <w:rPr>
+          <w:bCs/>
+          <w:b/>
+        </w:rPr>
+        <w:t xml:space="preserve">fired-trigger issue</w:t>
+      </w:r>
+      <w:r>
+        <w:t xml:space="preserve">, then place trades</w:t>
+      </w:r>
+      <w:r>
+        <w:t xml:space="preserve"> </w:t>
+      </w:r>
+      <w:r>
+        <w:t xml:space="preserve">yourself and update your holdings (via</w:t>
+      </w:r>
+      <w:r>
+        <w:t xml:space="preserve"> </w:t>
+      </w:r>
+      <w:r>
+        <w:rPr>
+          <w:bCs/>
+          <w:b/>
+        </w:rPr>
+        <w:t xml:space="preserve">⚙ Settings</w:t>
+      </w:r>
+      <w:r>
+        <w:t xml:space="preserve"> </w:t>
+      </w:r>
+      <w:r>
+        <w:t xml:space="preserve">in the browser, or by committing</w:t>
+      </w:r>
+      <w:r>
+        <w:t xml:space="preserve"> </w:t>
+      </w:r>
+      <w:r>
+        <w:rPr>
+          <w:rStyle w:val="VerbatimChar"/>
+        </w:rPr>
+        <w:t xml:space="preserve">portfolio.json</w:t>
+      </w:r>
+      <w:r>
+        <w:t xml:space="preserve">).</w:t>
+      </w:r>
+      <w:r>
+        <w:t xml:space="preserve"> </w:t>
+      </w:r>
+      <w:r>
+        <w:rPr>
+          <w:bCs/>
+          <w:b/>
+        </w:rPr>
+        <w:t xml:space="preserve">Puck never trades and never edits your book.</w:t>
+      </w:r>
+    </w:p>
+    <w:p>
+      <w:pPr>
+        <w:pStyle w:val="BlockText"/>
+      </w:pPr>
+      <w:r>
+        <w:rPr>
+          <w:bCs/>
+          <w:b/>
+        </w:rPr>
+        <w:t xml:space="preserve">Where a NEW</w:t>
+      </w:r>
+      <w:r>
+        <w:rPr>
+          <w:bCs/>
+          <w:b/>
+        </w:rPr>
+        <w:t xml:space="preserve"> </w:t>
+      </w:r>
+      <w:r>
+        <w:rPr>
+          <w:iCs/>
+          <w:i/>
+          <w:bCs/>
+          <w:b/>
+        </w:rPr>
+        <w:t xml:space="preserve">axis</w:t>
+      </w:r>
+      <w:r>
+        <w:rPr>
+          <w:bCs/>
+          <w:b/>
+        </w:rPr>
+        <w:t xml:space="preserve"> </w:t>
+      </w:r>
+      <w:r>
+        <w:rPr>
+          <w:bCs/>
+          <w:b/>
+        </w:rPr>
+        <w:t xml:space="preserve">comes from (e.g. the Health + Climate diversifier sleeve).</w:t>
+      </w:r>
+      <w:r>
+        <w:t xml:space="preserve"> </w:t>
+      </w:r>
+      <w:r>
+        <w:t xml:space="preserve">Adding a whole new</w:t>
+      </w:r>
+      <w:r>
+        <w:t xml:space="preserve"> </w:t>
+      </w:r>
+      <w:r>
+        <w:t xml:space="preserve">sleeve is a bigger decision than a single scarcity, so it goes through the</w:t>
+      </w:r>
+      <w:r>
+        <w:t xml:space="preserve"> </w:t>
+      </w:r>
+      <w:r>
+        <w:rPr>
+          <w:bCs/>
+          <w:b/>
+        </w:rPr>
+        <w:t xml:space="preserve">axis-check</w:t>
+      </w:r>
+      <w:r>
+        <w:t xml:space="preserve"> </w:t>
+      </w:r>
+      <w:r>
+        <w:t xml:space="preserve">workflow</w:t>
+      </w:r>
+      <w:r>
+        <w:t xml:space="preserve"> </w:t>
+      </w:r>
+      <w:r>
+        <w:t xml:space="preserve">(manual, §below) which back-tests candidate baskets apples-to-apples before any are curated in. That’s</w:t>
+      </w:r>
+      <w:r>
+        <w:t xml:space="preserve"> </w:t>
+      </w:r>
+      <w:r>
+        <w:t xml:space="preserve">how the second (diversifier) axis was chosen. Diversifiers then live in</w:t>
+      </w:r>
+      <w:r>
+        <w:t xml:space="preserve"> </w:t>
+      </w:r>
+      <w:r>
+        <w:rPr>
+          <w:rStyle w:val="VerbatimChar"/>
+        </w:rPr>
+        <w:t xml:space="preserve">scarcities.json</w:t>
+      </w:r>
+      <w:r>
+        <w:t xml:space="preserve"> </w:t>
+      </w:r>
+      <w:r>
+        <w:t xml:space="preserve">tagged</w:t>
+      </w:r>
+      <w:r>
+        <w:t xml:space="preserve"> </w:t>
+      </w:r>
+      <w:r>
+        <w:rPr>
+          <w:rStyle w:val="VerbatimChar"/>
+        </w:rPr>
+        <w:t xml:space="preserve">axis: "diversifier"</w:t>
+      </w:r>
+      <w:r>
+        <w:t xml:space="preserve"> </w:t>
+      </w:r>
+      <w:r>
+        <w:t xml:space="preserve">and are</w:t>
+      </w:r>
+      <w:r>
+        <w:t xml:space="preserve"> </w:t>
+      </w:r>
+      <w:r>
+        <w:rPr>
+          <w:bCs/>
+          <w:b/>
+        </w:rPr>
+        <w:t xml:space="preserve">tracked/priced but held out of the AI-capex ranking and sizing</w:t>
+      </w:r>
+      <w:r>
+        <w:t xml:space="preserve"> </w:t>
+      </w:r>
+      <w:r>
+        <w:t xml:space="preserve">— they</w:t>
+      </w:r>
+      <w:r>
+        <w:t xml:space="preserve"> </w:t>
+      </w:r>
+      <w:r>
+        <w:t xml:space="preserve">earn their place by lowering drawdown, shown with a</w:t>
+      </w:r>
+      <w:r>
+        <w:t xml:space="preserve"> </w:t>
+      </w:r>
+      <w:r>
+        <w:rPr>
+          <w:rStyle w:val="VerbatimChar"/>
+        </w:rPr>
+        <w:t xml:space="preserve">◇ diversifier · 2nd axis</w:t>
+      </w:r>
+      <w:r>
+        <w:t xml:space="preserve"> </w:t>
+      </w:r>
+      <w:r>
+        <w:t xml:space="preserve">badge on the radar.</w:t>
+      </w:r>
+    </w:p>
+    <w:bookmarkStart w:id="24" w:name="what-auto-runs-vs.-what-you-run"/>
+    <w:p>
+      <w:pPr>
+        <w:pStyle w:val="Heading3"/>
+      </w:pPr>
+      <w:r>
+        <w:t xml:space="preserve">What auto-runs vs. what you run</w:t>
+      </w:r>
+    </w:p>
+    <w:tbl>
+      <w:tblPr>
+        <w:tblStyle w:val="Table"/>
+        <w:tblW w:type="pct" w:w="5000"/>
+        <w:tblLook w:firstRow="1" w:lastRow="0" w:firstColumn="0" w:lastColumn="0" w:noHBand="0" w:noVBand="0" w:val="0020"/>
+        <w:jc w:val="start"/>
+      </w:tblPr>
+      <w:tblGrid>
+        <w:gridCol w:w="1320"/>
+        <w:gridCol w:w="1320"/>
+        <w:gridCol w:w="1320"/>
+        <w:gridCol w:w="1320"/>
+        <w:gridCol w:w="1320"/>
+        <w:gridCol w:w="1320"/>
+      </w:tblGrid>
+      <w:tr>
+        <w:trPr>
+          <w:tblHeader w:val="true"/>
+        </w:trPr>
+        <w:tc>
+          <w:tcPr/>
+          <w:p>
+            <w:pPr>
+              <w:pStyle w:val="Compact"/>
+              <w:jc w:val="left"/>
+            </w:pPr>
+            <w:r>
+              <w:t xml:space="preserve">Engine</w:t>
+            </w:r>
+          </w:p>
+        </w:tc>
+        <w:tc>
+          <w:tcPr/>
+          <w:p>
+            <w:pPr>
+              <w:pStyle w:val="Compact"/>
+              <w:jc w:val="left"/>
+            </w:pPr>
+            <w:r>
+              <w:t xml:space="preserve">Workflow</w:t>
+            </w:r>
+          </w:p>
+        </w:tc>
+        <w:tc>
+          <w:tcPr/>
+          <w:p>
+            <w:pPr>
+              <w:pStyle w:val="Compact"/>
+              <w:jc w:val="left"/>
+            </w:pPr>
+            <w:r>
+              <w:t xml:space="preserve">Auto cadence</w:t>
+            </w:r>
+          </w:p>
+        </w:tc>
+        <w:tc>
+          <w:tcPr/>
+          <w:p>
+            <w:pPr>
+              <w:pStyle w:val="Compact"/>
+              <w:jc w:val="left"/>
+            </w:pPr>
+            <w:r>
+              <w:t xml:space="preserve">Run it yourself</w:t>
+            </w:r>
+          </w:p>
+        </w:tc>
+        <w:tc>
+          <w:tcPr/>
+          <w:p>
+            <w:pPr>
+              <w:pStyle w:val="Compact"/>
+              <w:jc w:val="left"/>
+            </w:pPr>
+            <w:r>
+              <w:t xml:space="preserve">Output file</w:t>
+            </w:r>
+          </w:p>
+        </w:tc>
+        <w:tc>
+          <w:tcPr/>
+          <w:p>
+            <w:pPr>
+              <w:pStyle w:val="Compact"/>
+              <w:jc w:val="left"/>
+            </w:pPr>
+            <w:r>
+              <w:t xml:space="preserve">See it ran (UI)</w:t>
+            </w:r>
+          </w:p>
+        </w:tc>
+      </w:tr>
+      <w:tr>
+        <w:tc>
+          <w:tcPr/>
+          <w:p>
+            <w:pPr>
+              <w:pStyle w:val="Compact"/>
+              <w:jc w:val="left"/>
+            </w:pPr>
+            <w:r>
+              <w:rPr>
+                <w:bCs/>
+                <w:b/>
+              </w:rPr>
+              <w:t xml:space="preserve">Scout</w:t>
+            </w:r>
+          </w:p>
+        </w:tc>
+        <w:tc>
+          <w:tcPr/>
+          <w:p>
+            <w:pPr>
+              <w:pStyle w:val="Compact"/>
+              <w:jc w:val="left"/>
+            </w:pPr>
+            <w:r>
+              <w:rPr>
+                <w:rStyle w:val="VerbatimChar"/>
+              </w:rPr>
+              <w:t xml:space="preserve">scout</w:t>
+            </w:r>
+          </w:p>
+        </w:tc>
+        <w:tc>
+          <w:tcPr/>
+          <w:p>
+            <w:pPr>
+              <w:pStyle w:val="Compact"/>
+              <w:jc w:val="left"/>
+            </w:pPr>
+            <w:r>
+              <w:t xml:space="preserve">Mondays 07:00 UTC</w:t>
+            </w:r>
+          </w:p>
+        </w:tc>
+        <w:tc>
+          <w:tcPr/>
+          <w:p>
+            <w:pPr>
+              <w:pStyle w:val="Compact"/>
+              <w:jc w:val="left"/>
+            </w:pPr>
+            <w:r>
+              <w:t xml:space="preserve">Actions →</w:t>
+            </w:r>
+            <w:r>
+              <w:t xml:space="preserve"> </w:t>
+            </w:r>
+            <w:r>
+              <w:rPr>
+                <w:iCs/>
+                <w:i/>
+              </w:rPr>
+              <w:t xml:space="preserve">scout</w:t>
+            </w:r>
+            <w:r>
+              <w:t xml:space="preserve"> </w:t>
+            </w:r>
+            <w:r>
+              <w:t xml:space="preserve">→ Run workflow</w:t>
+            </w:r>
+          </w:p>
+        </w:tc>
+        <w:tc>
+          <w:tcPr/>
+          <w:p>
+            <w:pPr>
+              <w:pStyle w:val="Compact"/>
+              <w:jc w:val="left"/>
+            </w:pPr>
+            <w:r>
+              <w:rPr>
+                <w:rStyle w:val="VerbatimChar"/>
+              </w:rPr>
+              <w:t xml:space="preserve">scout-candidates.json</w:t>
+            </w:r>
+          </w:p>
+        </w:tc>
+        <w:tc>
+          <w:tcPr/>
+          <w:p>
+            <w:pPr>
+              <w:pStyle w:val="Compact"/>
+              <w:jc w:val="left"/>
+            </w:pPr>
+            <w:r>
+              <w:rPr>
+                <w:bCs/>
+                <w:b/>
+              </w:rPr>
+              <w:t xml:space="preserve">Scout</w:t>
+            </w:r>
+            <w:r>
+              <w:t xml:space="preserve"> </w:t>
+            </w:r>
+            <w:r>
+              <w:t xml:space="preserve">tab —</w:t>
+            </w:r>
+            <w:r>
+              <w:t xml:space="preserve"> </w:t>
+            </w:r>
+            <w:r>
+              <w:t xml:space="preserve">“</w:t>
+            </w:r>
+            <w:r>
+              <w:t xml:space="preserve">last sweep ⟨date⟩</w:t>
+            </w:r>
+            <w:r>
+              <w:t xml:space="preserve">”</w:t>
+            </w:r>
+            <w:r>
+              <w:t xml:space="preserve"> </w:t>
+            </w:r>
+            <w:r>
+              <w:t xml:space="preserve">+ new rows</w:t>
+            </w:r>
+          </w:p>
+        </w:tc>
+      </w:tr>
+      <w:tr>
+        <w:tc>
+          <w:tcPr/>
+          <w:p>
+            <w:pPr>
+              <w:pStyle w:val="Compact"/>
+              <w:jc w:val="left"/>
+            </w:pPr>
+            <w:r>
+              <w:rPr>
+                <w:bCs/>
+                <w:b/>
+              </w:rPr>
+              <w:t xml:space="preserve">Committee</w:t>
+            </w:r>
+          </w:p>
+        </w:tc>
+        <w:tc>
+          <w:tcPr/>
+          <w:p>
+            <w:pPr>
+              <w:pStyle w:val="Compact"/>
+              <w:jc w:val="left"/>
+            </w:pPr>
+            <w:r>
+              <w:rPr>
+                <w:rStyle w:val="VerbatimChar"/>
+              </w:rPr>
+              <w:t xml:space="preserve">research</w:t>
+            </w:r>
+          </w:p>
+        </w:tc>
+        <w:tc>
+          <w:tcPr/>
+          <w:p>
+            <w:pPr>
+              <w:pStyle w:val="Compact"/>
+              <w:jc w:val="left"/>
+            </w:pPr>
+            <w:r>
+              <w:t xml:space="preserve">1st of month 09:00 UTC</w:t>
+            </w:r>
+            <w:r>
+              <w:t xml:space="preserve"> </w:t>
+            </w:r>
+            <w:r>
+              <w:rPr>
+                <w:iCs/>
+                <w:i/>
+              </w:rPr>
+              <w:t xml:space="preserve">(and on any</w:t>
+            </w:r>
+            <w:r>
+              <w:rPr>
+                <w:iCs/>
+                <w:i/>
+              </w:rPr>
+              <w:t xml:space="preserve"> </w:t>
+            </w:r>
+            <w:r>
+              <w:rPr>
+                <w:rStyle w:val="VerbatimChar"/>
+                <w:iCs/>
+                <w:i/>
+              </w:rPr>
+              <w:t xml:space="preserve">scarcities.json</w:t>
+            </w:r>
+            <w:r>
+              <w:rPr>
+                <w:iCs/>
+                <w:i/>
+              </w:rPr>
+              <w:t xml:space="preserve"> </w:t>
+            </w:r>
+            <w:r>
+              <w:rPr>
+                <w:iCs/>
+                <w:i/>
+              </w:rPr>
+              <w:t xml:space="preserve">change)</w:t>
+            </w:r>
+          </w:p>
+        </w:tc>
+        <w:tc>
+          <w:tcPr/>
+          <w:p>
+            <w:pPr>
+              <w:pStyle w:val="Compact"/>
+              <w:jc w:val="left"/>
+            </w:pPr>
+            <w:r>
+              <w:t xml:space="preserve">Actions →</w:t>
+            </w:r>
+            <w:r>
+              <w:t xml:space="preserve"> </w:t>
+            </w:r>
+            <w:r>
+              <w:rPr>
+                <w:iCs/>
+                <w:i/>
+              </w:rPr>
+              <w:t xml:space="preserve">research</w:t>
+            </w:r>
+            <w:r>
+              <w:t xml:space="preserve"> </w:t>
+            </w:r>
+            <w:r>
+              <w:t xml:space="preserve">→ Run workflow</w:t>
+            </w:r>
+          </w:p>
+        </w:tc>
+        <w:tc>
+          <w:tcPr/>
+          <w:p>
+            <w:pPr>
+              <w:pStyle w:val="Compact"/>
+              <w:jc w:val="left"/>
+            </w:pPr>
+            <w:r>
+              <w:rPr>
+                <w:rStyle w:val="VerbatimChar"/>
+              </w:rPr>
+              <w:t xml:space="preserve">research-proposals.json</w:t>
+            </w:r>
+          </w:p>
+        </w:tc>
+        <w:tc>
+          <w:tcPr/>
+          <w:p>
+            <w:pPr>
+              <w:pStyle w:val="Compact"/>
+              <w:jc w:val="left"/>
+            </w:pPr>
+            <w:r>
+              <w:rPr>
+                <w:bCs/>
+                <w:b/>
+              </w:rPr>
+              <w:t xml:space="preserve">Research</w:t>
+            </w:r>
+            <w:r>
+              <w:t xml:space="preserve"> </w:t>
+            </w:r>
+            <w:r>
+              <w:t xml:space="preserve">tab —</w:t>
+            </w:r>
+            <w:r>
+              <w:t xml:space="preserve"> </w:t>
+            </w:r>
+            <w:r>
+              <w:t xml:space="preserve">“</w:t>
+            </w:r>
+            <w:r>
+              <w:t xml:space="preserve">last run ⟨date⟩</w:t>
+            </w:r>
+            <w:r>
+              <w:t xml:space="preserve">”</w:t>
+            </w:r>
+            <w:r>
+              <w:t xml:space="preserve"> </w:t>
+            </w:r>
+            <w:r>
+              <w:t xml:space="preserve">+ diffs</w:t>
+            </w:r>
+          </w:p>
+        </w:tc>
+      </w:tr>
+      <w:tr>
+        <w:tc>
+          <w:tcPr/>
+          <w:p>
+            <w:pPr>
+              <w:pStyle w:val="Compact"/>
+              <w:jc w:val="left"/>
+            </w:pPr>
+            <w:r>
+              <w:rPr>
+                <w:bCs/>
+                <w:b/>
+              </w:rPr>
+              <w:t xml:space="preserve">Scan</w:t>
+            </w:r>
+          </w:p>
+        </w:tc>
+        <w:tc>
+          <w:tcPr/>
+          <w:p>
+            <w:pPr>
+              <w:pStyle w:val="Compact"/>
+              <w:jc w:val="left"/>
+            </w:pPr>
+            <w:r>
+              <w:rPr>
+                <w:rStyle w:val="VerbatimChar"/>
+              </w:rPr>
+              <w:t xml:space="preserve">scan</w:t>
+            </w:r>
+          </w:p>
+        </w:tc>
+        <w:tc>
+          <w:tcPr/>
+          <w:p>
+            <w:pPr>
+              <w:pStyle w:val="Compact"/>
+              <w:jc w:val="left"/>
+            </w:pPr>
+            <w:r>
+              <w:t xml:space="preserve">Weekdays 13:00 UTC</w:t>
+            </w:r>
+          </w:p>
+        </w:tc>
+        <w:tc>
+          <w:tcPr/>
+          <w:p>
+            <w:pPr>
+              <w:pStyle w:val="Compact"/>
+              <w:jc w:val="left"/>
+            </w:pPr>
+            <w:r>
+              <w:t xml:space="preserve">Actions →</w:t>
+            </w:r>
+            <w:r>
+              <w:t xml:space="preserve"> </w:t>
+            </w:r>
+            <w:r>
+              <w:rPr>
+                <w:iCs/>
+                <w:i/>
+              </w:rPr>
+              <w:t xml:space="preserve">scan</w:t>
+            </w:r>
+            <w:r>
+              <w:t xml:space="preserve"> </w:t>
+            </w:r>
+            <w:r>
+              <w:t xml:space="preserve">→ Run workflow,</w:t>
+            </w:r>
+            <w:r>
+              <w:t xml:space="preserve"> </w:t>
+            </w:r>
+            <w:r>
+              <w:rPr>
+                <w:bCs/>
+                <w:b/>
+              </w:rPr>
+              <w:t xml:space="preserve">or ⟳ Refresh</w:t>
+            </w:r>
+            <w:r>
+              <w:t xml:space="preserve"> </w:t>
+            </w:r>
+            <w:r>
+              <w:t xml:space="preserve">in the UI (§10)</w:t>
+            </w:r>
+          </w:p>
+        </w:tc>
+        <w:tc>
+          <w:tcPr/>
+          <w:p>
+            <w:pPr>
+              <w:pStyle w:val="Compact"/>
+              <w:jc w:val="left"/>
+            </w:pPr>
+            <w:r>
+              <w:rPr>
+                <w:rStyle w:val="VerbatimChar"/>
+              </w:rPr>
+              <w:t xml:space="preserve">signals.json</w:t>
+            </w:r>
+            <w:r>
+              <w:t xml:space="preserve"> </w:t>
+            </w:r>
+            <w:r>
+              <w:t xml:space="preserve">(+ history/forecasts/dca)</w:t>
+            </w:r>
+          </w:p>
+        </w:tc>
+        <w:tc>
+          <w:tcPr/>
+          <w:p>
+            <w:pPr>
+              <w:pStyle w:val="Compact"/>
+              <w:jc w:val="left"/>
+            </w:pPr>
+            <w:r>
+              <w:t xml:space="preserve">Header —</w:t>
+            </w:r>
+            <w:r>
+              <w:t xml:space="preserve"> </w:t>
+            </w:r>
+            <w:r>
+              <w:t xml:space="preserve">“</w:t>
+            </w:r>
+            <w:r>
+              <w:t xml:space="preserve">· last scan ⟨time⟩</w:t>
+            </w:r>
+            <w:r>
+              <w:t xml:space="preserve">”</w:t>
+            </w:r>
+            <w:r>
+              <w:t xml:space="preserve">; updates</w:t>
+            </w:r>
+            <w:r>
+              <w:t xml:space="preserve"> </w:t>
+            </w:r>
+            <w:r>
+              <w:rPr>
+                <w:bCs/>
+                <w:b/>
+              </w:rPr>
+              <w:t xml:space="preserve">every</w:t>
+            </w:r>
+            <w:r>
+              <w:t xml:space="preserve"> </w:t>
+            </w:r>
+            <w:r>
+              <w:t xml:space="preserve">tab</w:t>
+            </w:r>
+          </w:p>
+        </w:tc>
+      </w:tr>
+      <w:tr>
+        <w:tc>
+          <w:tcPr/>
+          <w:p>
+            <w:pPr>
+              <w:pStyle w:val="Compact"/>
+              <w:jc w:val="left"/>
+            </w:pPr>
+            <w:r>
+              <w:rPr>
+                <w:bCs/>
+                <w:b/>
+              </w:rPr>
+              <w:t xml:space="preserve">Axis-check</w:t>
+            </w:r>
+          </w:p>
+        </w:tc>
+        <w:tc>
+          <w:tcPr/>
+          <w:p>
+            <w:pPr>
+              <w:pStyle w:val="Compact"/>
+              <w:jc w:val="left"/>
+            </w:pPr>
+            <w:r>
+              <w:rPr>
+                <w:rStyle w:val="VerbatimChar"/>
+              </w:rPr>
+              <w:t xml:space="preserve">axis-check</w:t>
+            </w:r>
+          </w:p>
+        </w:tc>
+        <w:tc>
+          <w:tcPr/>
+          <w:p>
+            <w:pPr>
+              <w:pStyle w:val="Compact"/>
+              <w:jc w:val="left"/>
+            </w:pPr>
+            <w:r>
+              <w:t xml:space="preserve">— (manual only)</w:t>
+            </w:r>
+          </w:p>
+        </w:tc>
+        <w:tc>
+          <w:tcPr/>
+          <w:p>
+            <w:pPr>
+              <w:pStyle w:val="Compact"/>
+              <w:jc w:val="left"/>
+            </w:pPr>
+            <w:r>
+              <w:t xml:space="preserve">Actions →</w:t>
+            </w:r>
+            <w:r>
+              <w:t xml:space="preserve"> </w:t>
+            </w:r>
+            <w:r>
+              <w:rPr>
+                <w:iCs/>
+                <w:i/>
+              </w:rPr>
+              <w:t xml:space="preserve">axis-check</w:t>
+            </w:r>
+            <w:r>
+              <w:t xml:space="preserve"> </w:t>
+            </w:r>
+            <w:r>
+              <w:t xml:space="preserve">→ Run workflow</w:t>
+            </w:r>
+          </w:p>
+        </w:tc>
+        <w:tc>
+          <w:tcPr/>
+          <w:p>
+            <w:pPr>
+              <w:pStyle w:val="Compact"/>
+              <w:jc w:val="left"/>
+            </w:pPr>
+            <w:r>
+              <w:rPr>
+                <w:iCs/>
+                <w:i/>
+              </w:rPr>
+              <w:t xml:space="preserve">(run log / summary only)</w:t>
+            </w:r>
+          </w:p>
+        </w:tc>
+        <w:tc>
+          <w:tcPr/>
+          <w:p>
+            <w:pPr>
+              <w:pStyle w:val="Compact"/>
+              <w:jc w:val="left"/>
+            </w:pPr>
+            <w:r>
+              <w:t xml:space="preserve">Actions run</w:t>
+            </w:r>
+            <w:r>
+              <w:t xml:space="preserve"> </w:t>
+            </w:r>
+            <w:r>
+              <w:rPr>
+                <w:bCs/>
+                <w:b/>
+              </w:rPr>
+              <w:t xml:space="preserve">Summary</w:t>
+            </w:r>
+            <w:r>
+              <w:t xml:space="preserve"> </w:t>
+            </w:r>
+            <w:r>
+              <w:t xml:space="preserve">(no UI tab)</w:t>
+            </w:r>
+          </w:p>
+        </w:tc>
+      </w:tr>
+    </w:tbl>
+    <w:p>
+      <w:pPr>
+        <w:pStyle w:val="BodyText"/>
+      </w:pPr>
+      <w:r>
+        <w:rPr>
+          <w:bCs/>
+          <w:b/>
+        </w:rPr>
+        <w:t xml:space="preserve">Things only you can do (human-in-the-loop gates):</w:t>
+      </w:r>
+      <w:r>
+        <w:t xml:space="preserve"> </w:t>
+      </w:r>
+      <w:r>
+        <w:t xml:space="preserve">merge the scout/research PRs; edit</w:t>
+      </w:r>
+      <w:r>
+        <w:t xml:space="preserve"> </w:t>
+      </w:r>
+      <w:r>
+        <w:rPr>
+          <w:rStyle w:val="VerbatimChar"/>
+        </w:rPr>
+        <w:t xml:space="preserve">portfolio.json</w:t>
+      </w:r>
+      <w:r>
+        <w:t xml:space="preserve"> </w:t>
+      </w:r>
+      <w:r>
+        <w:t xml:space="preserve">+</w:t>
+      </w:r>
+      <w:r>
+        <w:t xml:space="preserve"> </w:t>
+      </w:r>
+      <w:r>
+        <w:rPr>
+          <w:rStyle w:val="VerbatimChar"/>
+        </w:rPr>
+        <w:t xml:space="preserve">triggers.json</w:t>
+      </w:r>
+      <w:r>
+        <w:t xml:space="preserve">; act on rebalance suggestions and fired-trigger issues. Everything</w:t>
+      </w:r>
+      <w:r>
+        <w:t xml:space="preserve"> </w:t>
+      </w:r>
+      <w:r>
+        <w:t xml:space="preserve">else happens on the cron schedule with no action from you.</w:t>
+      </w:r>
+    </w:p>
+    <w:bookmarkEnd w:id="24"/>
+    <w:bookmarkStart w:id="25" w:name="how-to-confirm-a-run-actually-happened"/>
+    <w:p>
+      <w:pPr>
+        <w:pStyle w:val="Heading3"/>
+      </w:pPr>
+      <w:r>
+        <w:t xml:space="preserve">How to confirm a run actually happened</w:t>
       </w:r>
     </w:p>
     <w:p>
@@ -497,23 +2171,112 @@
           <w:bCs/>
           <w:b/>
         </w:rPr>
-        <w:t xml:space="preserve">Open the dashboard</w:t>
-      </w:r>
-      <w:r>
-        <w:t xml:space="preserve"> </w:t>
-      </w:r>
-      <w:r>
-        <w:t xml:space="preserve">(your Vercel URL). You’ll land on the</w:t>
-      </w:r>
-      <w:r>
-        <w:t xml:space="preserve"> </w:t>
-      </w:r>
-      <w:r>
-        <w:rPr>
-          <w:bCs/>
-          <w:b/>
-        </w:rPr>
-        <w:t xml:space="preserve">Scarcity radar</w:t>
+        <w:t xml:space="preserve">Scan:</w:t>
+      </w:r>
+      <w:r>
+        <w:t xml:space="preserve"> </w:t>
+      </w:r>
+      <w:r>
+        <w:t xml:space="preserve">the header reads</w:t>
+      </w:r>
+      <w:r>
+        <w:t xml:space="preserve"> </w:t>
+      </w:r>
+      <w:r>
+        <w:rPr>
+          <w:bCs/>
+          <w:b/>
+        </w:rPr>
+        <w:t xml:space="preserve">“</w:t>
+      </w:r>
+      <w:r>
+        <w:rPr>
+          <w:bCs/>
+          <w:b/>
+        </w:rPr>
+        <w:t xml:space="preserve">· last scan ⟨timestamp⟩</w:t>
+      </w:r>
+      <w:r>
+        <w:rPr>
+          <w:bCs/>
+          <w:b/>
+        </w:rPr>
+        <w:t xml:space="preserve">”</w:t>
+      </w:r>
+      <w:r>
+        <w:t xml:space="preserve">; if it’s &gt;3 days old you get a</w:t>
+      </w:r>
+      <w:r>
+        <w:t xml:space="preserve"> </w:t>
+      </w:r>
+      <w:r>
+        <w:rPr>
+          <w:bCs/>
+          <w:b/>
+        </w:rPr>
+        <w:t xml:space="preserve">⚠ Stale data</w:t>
+      </w:r>
+      <w:r>
+        <w:t xml:space="preserve"> </w:t>
+      </w:r>
+      <w:r>
+        <w:t xml:space="preserve">banner. In GitHub you’ll see a green</w:t>
+      </w:r>
+      <w:r>
+        <w:t xml:space="preserve"> </w:t>
+      </w:r>
+      <w:r>
+        <w:rPr>
+          <w:bCs/>
+          <w:b/>
+        </w:rPr>
+        <w:t xml:space="preserve">scan</w:t>
+      </w:r>
+      <w:r>
+        <w:t xml:space="preserve"> </w:t>
+      </w:r>
+      <w:r>
+        <w:t xml:space="preserve">run in</w:t>
+      </w:r>
+      <w:r>
+        <w:t xml:space="preserve"> </w:t>
+      </w:r>
+      <w:r>
+        <w:rPr>
+          <w:iCs/>
+          <w:i/>
+        </w:rPr>
+        <w:t xml:space="preserve">Actions</w:t>
+      </w:r>
+      <w:r>
+        <w:t xml:space="preserve"> </w:t>
+      </w:r>
+      <w:r>
+        <w:t xml:space="preserve">and a</w:t>
+      </w:r>
+      <w:r>
+        <w:t xml:space="preserve"> </w:t>
+      </w:r>
+      <w:r>
+        <w:rPr>
+          <w:rStyle w:val="VerbatimChar"/>
+        </w:rPr>
+        <w:t xml:space="preserve">scan: refresh signals</w:t>
+      </w:r>
+      <w:r>
+        <w:t xml:space="preserve"> </w:t>
+      </w:r>
+      <w:r>
+        <w:t xml:space="preserve">commit on</w:t>
+      </w:r>
+      <w:r>
+        <w:t xml:space="preserve"> </w:t>
+      </w:r>
+      <w:r>
+        <w:rPr>
+          <w:rStyle w:val="VerbatimChar"/>
+        </w:rPr>
+        <w:t xml:space="preserve">main</w:t>
       </w:r>
       <w:r>
         <w:t xml:space="preserve">.</w:t>
@@ -528,7 +2291,33 @@
         <w:pStyle w:val="Compact"/>
       </w:pPr>
       <w:r>
-        <w:t xml:space="preserve">A</w:t>
+        <w:rPr>
+          <w:bCs/>
+          <w:b/>
+        </w:rPr>
+        <w:t xml:space="preserve">Scout:</w:t>
+      </w:r>
+      <w:r>
+        <w:t xml:space="preserve"> </w:t>
+      </w:r>
+      <w:r>
+        <w:t xml:space="preserve">the</w:t>
+      </w:r>
+      <w:r>
+        <w:t xml:space="preserve"> </w:t>
+      </w:r>
+      <w:r>
+        <w:rPr>
+          <w:bCs/>
+          <w:b/>
+        </w:rPr>
+        <w:t xml:space="preserve">Scout</w:t>
+      </w:r>
+      <w:r>
+        <w:t xml:space="preserve"> </w:t>
+      </w:r>
+      <w:r>
+        <w:t xml:space="preserve">tab lists candidates with</w:t>
       </w:r>
       <w:r>
         <w:t xml:space="preserve"> </w:t>
@@ -545,7 +2334,7 @@
           <w:bCs/>
           <w:b/>
         </w:rPr>
-        <w:t xml:space="preserve">First time?</w:t>
+        <w:t xml:space="preserve">last sweep ⟨date⟩</w:t>
       </w:r>
       <w:r>
         <w:rPr>
@@ -555,26 +2344,19 @@
         <w:t xml:space="preserve">”</w:t>
       </w:r>
       <w:r>
-        <w:t xml:space="preserve"> </w:t>
-      </w:r>
-      <w:r>
-        <w:t xml:space="preserve">banner points you to</w:t>
-      </w:r>
-      <w:r>
-        <w:t xml:space="preserve"> </w:t>
-      </w:r>
-      <w:r>
-        <w:rPr>
-          <w:bCs/>
-          <w:b/>
-        </w:rPr>
-        <w:t xml:space="preserve">⚙ Settings</w:t>
-      </w:r>
-      <w:r>
-        <w:t xml:space="preserve"> </w:t>
-      </w:r>
-      <w:r>
-        <w:t xml:space="preserve">— open it.</w:t>
+        <w:t xml:space="preserve">; commit</w:t>
+      </w:r>
+      <w:r>
+        <w:t xml:space="preserve"> </w:t>
+      </w:r>
+      <w:r>
+        <w:rPr>
+          <w:rStyle w:val="VerbatimChar"/>
+        </w:rPr>
+        <w:t xml:space="preserve">scout output ⟨date⟩</w:t>
+      </w:r>
+      <w:r>
+        <w:t xml:space="preserve">.</w:t>
       </w:r>
     </w:p>
     <w:p>
@@ -590,29 +2372,68 @@
           <w:bCs/>
           <w:b/>
         </w:rPr>
-        <w:t xml:space="preserve">Add your holdings</w:t>
-      </w:r>
-      <w:r>
-        <w:t xml:space="preserve"> </w:t>
-      </w:r>
-      <w:r>
-        <w:t xml:space="preserve">per account (see §9). This is stored</w:t>
-      </w:r>
-      <w:r>
-        <w:t xml:space="preserve"> </w:t>
-      </w:r>
-      <w:r>
-        <w:rPr>
-          <w:iCs/>
-          <w:i/>
-        </w:rPr>
-        <w:t xml:space="preserve">only in your browser</w:t>
-      </w:r>
-      <w:r>
-        <w:t xml:space="preserve"> </w:t>
-      </w:r>
-      <w:r>
-        <w:t xml:space="preserve">— never uploaded.</w:t>
+        <w:t xml:space="preserve">Committee:</w:t>
+      </w:r>
+      <w:r>
+        <w:t xml:space="preserve"> </w:t>
+      </w:r>
+      <w:r>
+        <w:t xml:space="preserve">the</w:t>
+      </w:r>
+      <w:r>
+        <w:t xml:space="preserve"> </w:t>
+      </w:r>
+      <w:r>
+        <w:rPr>
+          <w:bCs/>
+          <w:b/>
+        </w:rPr>
+        <w:t xml:space="preserve">Research</w:t>
+      </w:r>
+      <w:r>
+        <w:t xml:space="preserve"> </w:t>
+      </w:r>
+      <w:r>
+        <w:t xml:space="preserve">tab shows proposals with</w:t>
+      </w:r>
+      <w:r>
+        <w:t xml:space="preserve"> </w:t>
+      </w:r>
+      <w:r>
+        <w:rPr>
+          <w:bCs/>
+          <w:b/>
+        </w:rPr>
+        <w:t xml:space="preserve">“</w:t>
+      </w:r>
+      <w:r>
+        <w:rPr>
+          <w:bCs/>
+          <w:b/>
+        </w:rPr>
+        <w:t xml:space="preserve">last run ⟨date⟩</w:t>
+      </w:r>
+      <w:r>
+        <w:rPr>
+          <w:bCs/>
+          <w:b/>
+        </w:rPr>
+        <w:t xml:space="preserve">”</w:t>
+      </w:r>
+      <w:r>
+        <w:t xml:space="preserve">; commit</w:t>
+      </w:r>
+      <w:r>
+        <w:t xml:space="preserve"> </w:t>
+      </w:r>
+      <w:r>
+        <w:rPr>
+          <w:rStyle w:val="VerbatimChar"/>
+        </w:rPr>
+        <w:t xml:space="preserve">auto-research proposals ⟨date⟩</w:t>
+      </w:r>
+      <w:r>
+        <w:t xml:space="preserve">.</w:t>
       </w:r>
     </w:p>
     <w:p>
@@ -625,68 +2446,93 @@
       </w:pPr>
       <w:r>
         <w:rPr>
+          <w:bCs/>
+          <w:b/>
+        </w:rPr>
+        <w:t xml:space="preserve">A trigger fired:</w:t>
+      </w:r>
+      <w:r>
+        <w:t xml:space="preserve"> </w:t>
+      </w:r>
+      <w:r>
+        <w:t xml:space="preserve">a</w:t>
+      </w:r>
+      <w:r>
+        <w:t xml:space="preserve"> </w:t>
+      </w:r>
+      <w:r>
+        <w:rPr>
+          <w:bCs/>
+          <w:b/>
+        </w:rPr>
+        <w:t xml:space="preserve">GitHub Issue</w:t>
+      </w:r>
+      <w:r>
+        <w:t xml:space="preserve"> </w:t>
+      </w:r>
+      <w:r>
+        <w:t xml:space="preserve">titled</w:t>
+      </w:r>
+      <w:r>
+        <w:t xml:space="preserve"> </w:t>
+      </w:r>
+      <w:r>
+        <w:rPr>
           <w:iCs/>
           <w:i/>
         </w:rPr>
-        <w:t xml:space="preserve">(Optional)</w:t>
-      </w:r>
-      <w:r>
-        <w:t xml:space="preserve"> </w:t>
-      </w:r>
-      <w:r>
-        <w:t xml:space="preserve">add</w:t>
-      </w:r>
-      <w:r>
-        <w:t xml:space="preserve"> </w:t>
-      </w:r>
-      <w:r>
-        <w:rPr>
-          <w:bCs/>
-          <w:b/>
-        </w:rPr>
-        <w:t xml:space="preserve">free API keys</w:t>
-      </w:r>
-      <w:r>
-        <w:t xml:space="preserve"> </w:t>
-      </w:r>
-      <w:r>
-        <w:t xml:space="preserve">(§9.2–9.3) to enable the AI digest and extra data cross-checks.</w:t>
-      </w:r>
-    </w:p>
-    <w:p>
-      <w:pPr>
-        <w:numPr>
-          <w:ilvl w:val="0"/>
-          <w:numId w:val="1001"/>
-        </w:numPr>
-        <w:pStyle w:val="Compact"/>
-      </w:pPr>
-      <w:r>
-        <w:t xml:space="preserve">Use the tabs across the top to explore. Tap any</w:t>
-      </w:r>
-      <w:r>
-        <w:t xml:space="preserve"> </w:t>
-      </w:r>
-      <w:r>
-        <w:rPr>
-          <w:bCs/>
-          <w:b/>
-        </w:rPr>
-        <w:t xml:space="preserve">?</w:t>
-      </w:r>
-      <w:r>
-        <w:t xml:space="preserve"> </w:t>
-      </w:r>
-      <w:r>
-        <w:t xml:space="preserve">for context.</w:t>
-      </w:r>
-    </w:p>
-    <w:p>
-      <w:pPr>
-        <w:pStyle w:val="FirstParagraph"/>
-      </w:pPr>
-      <w:r>
-        <w:t xml:space="preserve">Nothing you enter in Settings is ever committed to the repo — it lives in your browser’s localStorage.</w:t>
+        <w:t xml:space="preserve">“</w:t>
+      </w:r>
+      <w:r>
+        <w:rPr>
+          <w:iCs/>
+          <w:i/>
+        </w:rPr>
+        <w:t xml:space="preserve">Scarcity trigger fired</w:t>
+      </w:r>
+      <w:r>
+        <w:rPr>
+          <w:iCs/>
+          <w:i/>
+        </w:rPr>
+        <w:t xml:space="preserve">”</w:t>
+      </w:r>
+      <w:r>
+        <w:t xml:space="preserve"> </w:t>
+      </w:r>
+      <w:r>
+        <w:t xml:space="preserve">appears, and the trigger shows</w:t>
+      </w:r>
+      <w:r>
+        <w:t xml:space="preserve"> </w:t>
+      </w:r>
+      <w:r>
+        <w:rPr>
+          <w:rStyle w:val="VerbatimChar"/>
+        </w:rPr>
+        <w:t xml:space="preserve">fired</w:t>
+      </w:r>
+      <w:r>
+        <w:t xml:space="preserve"> </w:t>
+      </w:r>
+      <w:r>
+        <w:t xml:space="preserve">in</w:t>
+      </w:r>
+      <w:r>
+        <w:t xml:space="preserve"> </w:t>
+      </w:r>
+      <w:r>
+        <w:rPr>
+          <w:bCs/>
+          <w:b/>
+        </w:rPr>
+        <w:t xml:space="preserve">Portfolio &amp; triggers → Triggers</w:t>
+      </w:r>
+      <w:r>
+        <w:t xml:space="preserve"> </w:t>
+      </w:r>
+      <w:r>
+        <w:t xml:space="preserve">(§5.3).</w:t>
       </w:r>
     </w:p>
     <w:p>
@@ -696,8 +2542,231 @@
         </w:pict>
       </w:r>
     </w:p>
-    <w:bookmarkEnd w:id="24"/>
-    <w:bookmarkStart w:id="28" w:name="scarcity-radar-the-alpha"/>
+    <w:bookmarkEnd w:id="25"/>
+    <w:bookmarkEnd w:id="26"/>
+    <w:bookmarkStart w:id="27" w:name="getting-started-first-5-minutes"/>
+    <w:p>
+      <w:pPr>
+        <w:pStyle w:val="Heading2"/>
+      </w:pPr>
+      <w:r>
+        <w:t xml:space="preserve">2. Getting started (first 5 minutes)</w:t>
+      </w:r>
+    </w:p>
+    <w:p>
+      <w:pPr>
+        <w:numPr>
+          <w:ilvl w:val="0"/>
+          <w:numId w:val="1002"/>
+        </w:numPr>
+        <w:pStyle w:val="Compact"/>
+      </w:pPr>
+      <w:r>
+        <w:rPr>
+          <w:bCs/>
+          <w:b/>
+        </w:rPr>
+        <w:t xml:space="preserve">Open the dashboard</w:t>
+      </w:r>
+      <w:r>
+        <w:t xml:space="preserve"> </w:t>
+      </w:r>
+      <w:r>
+        <w:t xml:space="preserve">(your Vercel URL). You’ll land on the</w:t>
+      </w:r>
+      <w:r>
+        <w:t xml:space="preserve"> </w:t>
+      </w:r>
+      <w:r>
+        <w:rPr>
+          <w:bCs/>
+          <w:b/>
+        </w:rPr>
+        <w:t xml:space="preserve">Scarcity radar</w:t>
+      </w:r>
+      <w:r>
+        <w:t xml:space="preserve">.</w:t>
+      </w:r>
+    </w:p>
+    <w:p>
+      <w:pPr>
+        <w:numPr>
+          <w:ilvl w:val="0"/>
+          <w:numId w:val="1002"/>
+        </w:numPr>
+        <w:pStyle w:val="Compact"/>
+      </w:pPr>
+      <w:r>
+        <w:t xml:space="preserve">A</w:t>
+      </w:r>
+      <w:r>
+        <w:t xml:space="preserve"> </w:t>
+      </w:r>
+      <w:r>
+        <w:rPr>
+          <w:bCs/>
+          <w:b/>
+        </w:rPr>
+        <w:t xml:space="preserve">“</w:t>
+      </w:r>
+      <w:r>
+        <w:rPr>
+          <w:bCs/>
+          <w:b/>
+        </w:rPr>
+        <w:t xml:space="preserve">First time?</w:t>
+      </w:r>
+      <w:r>
+        <w:rPr>
+          <w:bCs/>
+          <w:b/>
+        </w:rPr>
+        <w:t xml:space="preserve">”</w:t>
+      </w:r>
+      <w:r>
+        <w:t xml:space="preserve"> </w:t>
+      </w:r>
+      <w:r>
+        <w:t xml:space="preserve">banner points you to</w:t>
+      </w:r>
+      <w:r>
+        <w:t xml:space="preserve"> </w:t>
+      </w:r>
+      <w:r>
+        <w:rPr>
+          <w:bCs/>
+          <w:b/>
+        </w:rPr>
+        <w:t xml:space="preserve">⚙ Settings</w:t>
+      </w:r>
+      <w:r>
+        <w:t xml:space="preserve"> </w:t>
+      </w:r>
+      <w:r>
+        <w:t xml:space="preserve">— open it.</w:t>
+      </w:r>
+    </w:p>
+    <w:p>
+      <w:pPr>
+        <w:numPr>
+          <w:ilvl w:val="0"/>
+          <w:numId w:val="1002"/>
+        </w:numPr>
+        <w:pStyle w:val="Compact"/>
+      </w:pPr>
+      <w:r>
+        <w:rPr>
+          <w:bCs/>
+          <w:b/>
+        </w:rPr>
+        <w:t xml:space="preserve">Add your holdings</w:t>
+      </w:r>
+      <w:r>
+        <w:t xml:space="preserve"> </w:t>
+      </w:r>
+      <w:r>
+        <w:t xml:space="preserve">per account (see §9). This is stored</w:t>
+      </w:r>
+      <w:r>
+        <w:t xml:space="preserve"> </w:t>
+      </w:r>
+      <w:r>
+        <w:rPr>
+          <w:iCs/>
+          <w:i/>
+        </w:rPr>
+        <w:t xml:space="preserve">only in your browser</w:t>
+      </w:r>
+      <w:r>
+        <w:t xml:space="preserve"> </w:t>
+      </w:r>
+      <w:r>
+        <w:t xml:space="preserve">— never uploaded.</w:t>
+      </w:r>
+    </w:p>
+    <w:p>
+      <w:pPr>
+        <w:numPr>
+          <w:ilvl w:val="0"/>
+          <w:numId w:val="1002"/>
+        </w:numPr>
+        <w:pStyle w:val="Compact"/>
+      </w:pPr>
+      <w:r>
+        <w:rPr>
+          <w:iCs/>
+          <w:i/>
+        </w:rPr>
+        <w:t xml:space="preserve">(Optional)</w:t>
+      </w:r>
+      <w:r>
+        <w:t xml:space="preserve"> </w:t>
+      </w:r>
+      <w:r>
+        <w:t xml:space="preserve">add</w:t>
+      </w:r>
+      <w:r>
+        <w:t xml:space="preserve"> </w:t>
+      </w:r>
+      <w:r>
+        <w:rPr>
+          <w:bCs/>
+          <w:b/>
+        </w:rPr>
+        <w:t xml:space="preserve">free API keys</w:t>
+      </w:r>
+      <w:r>
+        <w:t xml:space="preserve"> </w:t>
+      </w:r>
+      <w:r>
+        <w:t xml:space="preserve">(§9.2–9.3) to enable the AI digest and extra data cross-checks.</w:t>
+      </w:r>
+    </w:p>
+    <w:p>
+      <w:pPr>
+        <w:numPr>
+          <w:ilvl w:val="0"/>
+          <w:numId w:val="1002"/>
+        </w:numPr>
+        <w:pStyle w:val="Compact"/>
+      </w:pPr>
+      <w:r>
+        <w:t xml:space="preserve">Use the tabs across the top to explore. Tap any</w:t>
+      </w:r>
+      <w:r>
+        <w:t xml:space="preserve"> </w:t>
+      </w:r>
+      <w:r>
+        <w:rPr>
+          <w:bCs/>
+          <w:b/>
+        </w:rPr>
+        <w:t xml:space="preserve">?</w:t>
+      </w:r>
+      <w:r>
+        <w:t xml:space="preserve"> </w:t>
+      </w:r>
+      <w:r>
+        <w:t xml:space="preserve">for context.</w:t>
+      </w:r>
+    </w:p>
+    <w:p>
+      <w:pPr>
+        <w:pStyle w:val="FirstParagraph"/>
+      </w:pPr>
+      <w:r>
+        <w:t xml:space="preserve">Nothing you enter in Settings is ever committed to the repo — it lives in your browser’s localStorage.</w:t>
+      </w:r>
+    </w:p>
+    <w:p>
+      <w:r>
+        <w:pict>
+          <v:rect style="width:0;height:1.5pt" o:hralign="center" o:hrstd="t" o:hr="t"/>
+        </w:pict>
+      </w:r>
+    </w:p>
+    <w:bookmarkEnd w:id="27"/>
+    <w:bookmarkStart w:id="31" w:name="scarcity-radar-the-alpha"/>
     <w:p>
       <w:pPr>
         <w:pStyle w:val="Heading2"/>
@@ -715,18 +2784,18 @@
           <wp:inline>
             <wp:extent cx="5334000" cy="11030545"/>
             <wp:effectExtent b="0" l="0" r="0" t="0"/>
-            <wp:docPr descr="Scarcity radar" title="" id="26" name="Picture"/>
+            <wp:docPr descr="Scarcity radar" title="" id="29" name="Picture"/>
             <a:graphic>
               <a:graphicData uri="http://schemas.openxmlformats.org/drawingml/2006/picture">
                 <pic:pic>
                   <pic:nvPicPr>
-                    <pic:cNvPr descr="img/radar.png" id="27" name="Picture"/>
+                    <pic:cNvPr descr="img/radar.png" id="30" name="Picture"/>
                     <pic:cNvPicPr>
                       <a:picLocks noChangeArrowheads="1" noChangeAspect="1"/>
                     </pic:cNvPicPr>
                   </pic:nvPicPr>
                   <pic:blipFill>
-                    <a:blip r:embed="rId25"/>
+                    <a:blip r:embed="rId28"/>
                     <a:stretch>
                       <a:fillRect/>
                     </a:stretch>
@@ -1876,8 +3945,8 @@
         </w:pict>
       </w:r>
     </w:p>
-    <w:bookmarkEnd w:id="28"/>
-    <w:bookmarkStart w:id="32" w:name="timeline"/>
+    <w:bookmarkEnd w:id="31"/>
+    <w:bookmarkStart w:id="35" w:name="timeline"/>
     <w:p>
       <w:pPr>
         <w:pStyle w:val="Heading2"/>
@@ -1895,18 +3964,18 @@
           <wp:inline>
             <wp:extent cx="5334000" cy="5834062"/>
             <wp:effectExtent b="0" l="0" r="0" t="0"/>
-            <wp:docPr descr="Timeline" title="" id="30" name="Picture"/>
+            <wp:docPr descr="Timeline" title="" id="33" name="Picture"/>
             <a:graphic>
               <a:graphicData uri="http://schemas.openxmlformats.org/drawingml/2006/picture">
                 <pic:pic>
                   <pic:nvPicPr>
-                    <pic:cNvPr descr="img/timeline.png" id="31" name="Picture"/>
+                    <pic:cNvPr descr="img/timeline.png" id="34" name="Picture"/>
                     <pic:cNvPicPr>
                       <a:picLocks noChangeArrowheads="1" noChangeAspect="1"/>
                     </pic:cNvPicPr>
                   </pic:nvPicPr>
                   <pic:blipFill>
-                    <a:blip r:embed="rId29"/>
+                    <a:blip r:embed="rId32"/>
                     <a:stretch>
                       <a:fillRect/>
                     </a:stretch>
@@ -2000,8 +4069,8 @@
         </w:pict>
       </w:r>
     </w:p>
-    <w:bookmarkEnd w:id="32"/>
-    <w:bookmarkStart w:id="47" w:name="portfolio-triggers"/>
+    <w:bookmarkEnd w:id="35"/>
+    <w:bookmarkStart w:id="50" w:name="portfolio-triggers"/>
     <w:p>
       <w:pPr>
         <w:pStyle w:val="Heading2"/>
@@ -2017,20 +4086,20 @@
       <w:r>
         <w:drawing>
           <wp:inline>
-            <wp:extent cx="5334000" cy="14372629"/>
+            <wp:extent cx="5334000" cy="16302037"/>
             <wp:effectExtent b="0" l="0" r="0" t="0"/>
-            <wp:docPr descr="Portfolio and triggers" title="" id="34" name="Picture"/>
+            <wp:docPr descr="Portfolio and triggers" title="" id="37" name="Picture"/>
             <a:graphic>
               <a:graphicData uri="http://schemas.openxmlformats.org/drawingml/2006/picture">
                 <pic:pic>
                   <pic:nvPicPr>
-                    <pic:cNvPr descr="img/portfolio.png" id="35" name="Picture"/>
+                    <pic:cNvPr descr="img/portfolio.png" id="38" name="Picture"/>
                     <pic:cNvPicPr>
                       <a:picLocks noChangeArrowheads="1" noChangeAspect="1"/>
                     </pic:cNvPicPr>
                   </pic:nvPicPr>
                   <pic:blipFill>
-                    <a:blip r:embed="rId33"/>
+                    <a:blip r:embed="rId36"/>
                     <a:stretch>
                       <a:fillRect/>
                     </a:stretch>
@@ -2038,7 +4107,7 @@
                   <pic:spPr bwMode="auto">
                     <a:xfrm>
                       <a:off x="0" y="0"/>
-                      <a:ext cx="5334000" cy="14372629"/>
+                      <a:ext cx="5334000" cy="16302037"/>
                     </a:xfrm>
                     <a:prstGeom prst="rect">
                       <a:avLst/>
@@ -2065,7 +4134,7 @@
         <w:t xml:space="preserve">Portfolio and triggers</w:t>
       </w:r>
     </w:p>
-    <w:bookmarkStart w:id="36" w:name="timing-posture-the-regime"/>
+    <w:bookmarkStart w:id="39" w:name="timing-posture-the-regime"/>
     <w:p>
       <w:pPr>
         <w:pStyle w:val="Heading3"/>
@@ -2803,8 +4872,8 @@
         <w:t xml:space="preserve">macro brake always wins over re-entry.</w:t>
       </w:r>
     </w:p>
-    <w:bookmarkEnd w:id="36"/>
-    <w:bookmarkStart w:id="37" w:name="a-dislocation-timing-v2.3-cross-check"/>
+    <w:bookmarkEnd w:id="39"/>
+    <w:bookmarkStart w:id="40" w:name="a-dislocation-timing-v2.3-cross-check"/>
     <w:p>
       <w:pPr>
         <w:pStyle w:val="Heading3"/>
@@ -2903,259 +4972,6 @@
       </w:r>
       <w:r>
         <w:t xml:space="preserve">one while it’s still falling — a falling knife. So the verdict is:</w:t>
-      </w:r>
-    </w:p>
-    <w:p>
-      <w:pPr>
-        <w:numPr>
-          <w:ilvl w:val="0"/>
-          <w:numId w:val="1002"/>
-        </w:numPr>
-        <w:pStyle w:val="Compact"/>
-      </w:pPr>
-      <w:r>
-        <w:rPr>
-          <w:bCs/>
-          <w:b/>
-        </w:rPr>
-        <w:t xml:space="preserve">✅ ACT NOW</w:t>
-      </w:r>
-      <w:r>
-        <w:t xml:space="preserve"> </w:t>
-      </w:r>
-      <w:r>
-        <w:t xml:space="preserve">— a thesis-intact dislocation exists</w:t>
-      </w:r>
-      <w:r>
-        <w:t xml:space="preserve"> </w:t>
-      </w:r>
-      <w:r>
-        <w:rPr>
-          <w:bCs/>
-          <w:b/>
-        </w:rPr>
-        <w:t xml:space="preserve">and</w:t>
-      </w:r>
-      <w:r>
-        <w:t xml:space="preserve"> </w:t>
-      </w:r>
-      <w:r>
-        <w:t xml:space="preserve">timing has turned: the</w:t>
-      </w:r>
-      <w:r>
-        <w:t xml:space="preserve"> </w:t>
-      </w:r>
-      <w:r>
-        <w:rPr>
-          <w:bCs/>
-          <w:b/>
-        </w:rPr>
-        <w:t xml:space="preserve">drawdown trigger</w:t>
-      </w:r>
-      <w:r>
-        <w:t xml:space="preserve"> </w:t>
-      </w:r>
-      <w:r>
-        <w:t xml:space="preserve">fired, the</w:t>
-      </w:r>
-      <w:r>
-        <w:t xml:space="preserve"> </w:t>
-      </w:r>
-      <w:r>
-        <w:rPr>
-          <w:bCs/>
-          <w:b/>
-        </w:rPr>
-        <w:t xml:space="preserve">V2.3-style trend re-confirmed</w:t>
-      </w:r>
-      <w:r>
-        <w:t xml:space="preserve"> </w:t>
-      </w:r>
-      <w:r>
-        <w:t xml:space="preserve">(FULL on QQQ), or the</w:t>
-      </w:r>
-      <w:r>
-        <w:t xml:space="preserve"> </w:t>
-      </w:r>
-      <w:r>
-        <w:rPr>
-          <w:bCs/>
-          <w:b/>
-        </w:rPr>
-        <w:t xml:space="preserve">20-DMA fast re-entry</w:t>
-      </w:r>
-      <w:r>
-        <w:t xml:space="preserve"> </w:t>
-      </w:r>
-      <w:r>
-        <w:t xml:space="preserve">is firing.</w:t>
-      </w:r>
-    </w:p>
-    <w:p>
-      <w:pPr>
-        <w:numPr>
-          <w:ilvl w:val="0"/>
-          <w:numId w:val="1002"/>
-        </w:numPr>
-        <w:pStyle w:val="Compact"/>
-      </w:pPr>
-      <w:r>
-        <w:rPr>
-          <w:bCs/>
-          <w:b/>
-        </w:rPr>
-        <w:t xml:space="preserve">⏳ WAIT</w:t>
-      </w:r>
-      <w:r>
-        <w:t xml:space="preserve"> </w:t>
-      </w:r>
-      <w:r>
-        <w:t xml:space="preserve">— the dislocation is real but timing is still defensive; wait for the turn.</w:t>
-      </w:r>
-    </w:p>
-    <w:p>
-      <w:pPr>
-        <w:numPr>
-          <w:ilvl w:val="0"/>
-          <w:numId w:val="1002"/>
-        </w:numPr>
-        <w:pStyle w:val="Compact"/>
-      </w:pPr>
-      <w:r>
-        <w:rPr>
-          <w:bCs/>
-          <w:b/>
-        </w:rPr>
-        <w:t xml:space="preserve">— none</w:t>
-      </w:r>
-      <w:r>
-        <w:t xml:space="preserve"> </w:t>
-      </w:r>
-      <w:r>
-        <w:t xml:space="preserve">— nothing dislocated into an intact thesis right now.</w:t>
-      </w:r>
-    </w:p>
-    <w:p>
-      <w:pPr>
-        <w:pStyle w:val="FirstParagraph"/>
-      </w:pPr>
-      <w:r>
-        <w:t xml:space="preserve">The</w:t>
-      </w:r>
-      <w:r>
-        <w:t xml:space="preserve"> </w:t>
-      </w:r>
-      <w:r>
-        <w:rPr>
-          <w:bCs/>
-          <w:b/>
-        </w:rPr>
-        <w:t xml:space="preserve">V2.3 cross-check</w:t>
-      </w:r>
-      <w:r>
-        <w:t xml:space="preserve"> </w:t>
-      </w:r>
-      <w:r>
-        <w:t xml:space="preserve">is a</w:t>
-      </w:r>
-      <w:r>
-        <w:t xml:space="preserve"> </w:t>
-      </w:r>
-      <w:r>
-        <w:rPr>
-          <w:bCs/>
-          <w:b/>
-        </w:rPr>
-        <w:t xml:space="preserve">faithful replica</w:t>
-      </w:r>
-      <w:r>
-        <w:t xml:space="preserve"> </w:t>
-      </w:r>
-      <w:r>
-        <w:t xml:space="preserve">of your F+C Thrust rule, recomputed on</w:t>
-      </w:r>
-      <w:r>
-        <w:t xml:space="preserve"> </w:t>
-      </w:r>
-      <w:r>
-        <w:rPr>
-          <w:bCs/>
-          <w:b/>
-        </w:rPr>
-        <w:t xml:space="preserve">QQQ</w:t>
-      </w:r>
-      <w:r>
-        <w:t xml:space="preserve">, and</w:t>
-      </w:r>
-      <w:r>
-        <w:t xml:space="preserve"> </w:t>
-      </w:r>
-      <w:r>
-        <w:t xml:space="preserve">shows which instrument it holds (</w:t>
-      </w:r>
-      <w:r>
-        <w:rPr>
-          <w:bCs/>
-          <w:b/>
-        </w:rPr>
-        <w:t xml:space="preserve">QLD</w:t>
-      </w:r>
-      <w:r>
-        <w:t xml:space="preserve"> </w:t>
-      </w:r>
-      <w:r>
-        <w:t xml:space="preserve">2× or</w:t>
-      </w:r>
-      <w:r>
-        <w:t xml:space="preserve"> </w:t>
-      </w:r>
-      <w:r>
-        <w:rPr>
-          <w:bCs/>
-          <w:b/>
-        </w:rPr>
-        <w:t xml:space="preserve">SGOV</w:t>
-      </w:r>
-      <w:r>
-        <w:t xml:space="preserve">) next to Puck’s regime posture —</w:t>
-      </w:r>
-      <w:r>
-        <w:t xml:space="preserve"> </w:t>
-      </w:r>
-      <w:r>
-        <w:rPr>
-          <w:bCs/>
-          <w:b/>
-        </w:rPr>
-        <w:t xml:space="preserve">✓ agree</w:t>
-      </w:r>
-      <w:r>
-        <w:t xml:space="preserve"> </w:t>
-      </w:r>
-      <w:r>
-        <w:t xml:space="preserve">=</w:t>
-      </w:r>
-      <w:r>
-        <w:t xml:space="preserve"> </w:t>
-      </w:r>
-      <w:r>
-        <w:t xml:space="preserve">confirmation,</w:t>
-      </w:r>
-      <w:r>
-        <w:t xml:space="preserve"> </w:t>
-      </w:r>
-      <w:r>
-        <w:rPr>
-          <w:bCs/>
-          <w:b/>
-        </w:rPr>
-        <w:t xml:space="preserve">⚠ diverge</w:t>
-      </w:r>
-      <w:r>
-        <w:t xml:space="preserve"> </w:t>
-      </w:r>
-      <w:r>
-        <w:t xml:space="preserve">= look closer. The exact ladder (first match wins):</w:t>
       </w:r>
     </w:p>
     <w:p>
@@ -3171,39 +4987,77 @@
           <w:bCs/>
           <w:b/>
         </w:rPr>
-        <w:t xml:space="preserve">CRASH_OFF</w:t>
-      </w:r>
-      <w:r>
-        <w:t xml:space="preserve"> </w:t>
-      </w:r>
-      <w:r>
-        <w:t xml:space="preserve">(trailing 252-day return &lt; 0</w:t>
-      </w:r>
-      <w:r>
-        <w:t xml:space="preserve"> </w:t>
-      </w:r>
-      <w:r>
-        <w:rPr>
-          <w:bCs/>
-          <w:b/>
-        </w:rPr>
-        <w:t xml:space="preserve">AND</w:t>
-      </w:r>
-      <w:r>
-        <w:t xml:space="preserve"> </w:t>
-      </w:r>
-      <w:r>
-        <w:t xml:space="preserve">60-day annualized vol &gt; 25%) →</w:t>
-      </w:r>
-      <w:r>
-        <w:t xml:space="preserve"> </w:t>
-      </w:r>
-      <w:r>
-        <w:rPr>
-          <w:bCs/>
-          <w:b/>
-        </w:rPr>
-        <w:t xml:space="preserve">SGOV</w:t>
+        <w:t xml:space="preserve">✅ ACT NOW</w:t>
+      </w:r>
+      <w:r>
+        <w:t xml:space="preserve"> </w:t>
+      </w:r>
+      <w:r>
+        <w:t xml:space="preserve">— a thesis-intact dislocation exists</w:t>
+      </w:r>
+      <w:r>
+        <w:t xml:space="preserve"> </w:t>
+      </w:r>
+      <w:r>
+        <w:rPr>
+          <w:bCs/>
+          <w:b/>
+        </w:rPr>
+        <w:t xml:space="preserve">and</w:t>
+      </w:r>
+      <w:r>
+        <w:t xml:space="preserve"> </w:t>
+      </w:r>
+      <w:r>
+        <w:t xml:space="preserve">timing has turned: the</w:t>
+      </w:r>
+      <w:r>
+        <w:t xml:space="preserve"> </w:t>
+      </w:r>
+      <w:r>
+        <w:rPr>
+          <w:bCs/>
+          <w:b/>
+        </w:rPr>
+        <w:t xml:space="preserve">drawdown trigger</w:t>
+      </w:r>
+      <w:r>
+        <w:t xml:space="preserve"> </w:t>
+      </w:r>
+      <w:r>
+        <w:t xml:space="preserve">fired, the</w:t>
+      </w:r>
+      <w:r>
+        <w:t xml:space="preserve"> </w:t>
+      </w:r>
+      <w:r>
+        <w:rPr>
+          <w:bCs/>
+          <w:b/>
+        </w:rPr>
+        <w:t xml:space="preserve">V2.3-style trend re-confirmed</w:t>
+      </w:r>
+      <w:r>
+        <w:t xml:space="preserve"> </w:t>
+      </w:r>
+      <w:r>
+        <w:t xml:space="preserve">(FULL on QQQ), or the</w:t>
+      </w:r>
+      <w:r>
+        <w:t xml:space="preserve"> </w:t>
+      </w:r>
+      <w:r>
+        <w:rPr>
+          <w:bCs/>
+          <w:b/>
+        </w:rPr>
+        <w:t xml:space="preserve">20-DMA fast re-entry</w:t>
+      </w:r>
+      <w:r>
+        <w:t xml:space="preserve"> </w:t>
+      </w:r>
+      <w:r>
+        <w:t xml:space="preserve">is firing.</w:t>
       </w:r>
     </w:p>
     <w:p>
@@ -3215,33 +5069,17 @@
         <w:pStyle w:val="Compact"/>
       </w:pPr>
       <w:r>
-        <w:t xml:space="preserve">else</w:t>
-      </w:r>
-      <w:r>
-        <w:t xml:space="preserve"> </w:t>
-      </w:r>
-      <w:r>
-        <w:rPr>
-          <w:bCs/>
-          <w:b/>
-        </w:rPr>
-        <w:t xml:space="preserve">TREND</w:t>
-      </w:r>
-      <w:r>
-        <w:t xml:space="preserve"> </w:t>
-      </w:r>
-      <w:r>
-        <w:t xml:space="preserve">(close &gt; 200-DMA) →</w:t>
-      </w:r>
-      <w:r>
-        <w:t xml:space="preserve"> </w:t>
-      </w:r>
-      <w:r>
-        <w:rPr>
-          <w:bCs/>
-          <w:b/>
-        </w:rPr>
-        <w:t xml:space="preserve">QLD</w:t>
+        <w:rPr>
+          <w:bCs/>
+          <w:b/>
+        </w:rPr>
+        <w:t xml:space="preserve">⏳ WAIT</w:t>
+      </w:r>
+      <w:r>
+        <w:t xml:space="preserve"> </w:t>
+      </w:r>
+      <w:r>
+        <w:t xml:space="preserve">— the dislocation is real but timing is still defensive; wait for the turn.</w:t>
       </w:r>
     </w:p>
     <w:p>
@@ -3253,42 +5091,76 @@
         <w:pStyle w:val="Compact"/>
       </w:pPr>
       <w:r>
-        <w:t xml:space="preserve">else</w:t>
-      </w:r>
-      <w:r>
-        <w:t xml:space="preserve"> </w:t>
-      </w:r>
-      <w:r>
-        <w:rPr>
-          <w:bCs/>
-          <w:b/>
-        </w:rPr>
-        <w:t xml:space="preserve">THRUST</w:t>
-      </w:r>
-      <w:r>
-        <w:t xml:space="preserve"> </w:t>
-      </w:r>
-      <w:r>
-        <w:t xml:space="preserve">(close &gt; 20-DMA</w:t>
-      </w:r>
-      <w:r>
-        <w:t xml:space="preserve"> </w:t>
-      </w:r>
-      <w:r>
-        <w:rPr>
-          <w:bCs/>
-          <w:b/>
-        </w:rPr>
-        <w:t xml:space="preserve">AND</w:t>
-      </w:r>
-      <w:r>
-        <w:t xml:space="preserve"> </w:t>
-      </w:r>
-      <w:r>
-        <w:t xml:space="preserve">the 20-DMA is higher than 10 trading days ago) →</w:t>
-      </w:r>
-      <w:r>
-        <w:t xml:space="preserve"> </w:t>
+        <w:rPr>
+          <w:bCs/>
+          <w:b/>
+        </w:rPr>
+        <w:t xml:space="preserve">— none</w:t>
+      </w:r>
+      <w:r>
+        <w:t xml:space="preserve"> </w:t>
+      </w:r>
+      <w:r>
+        <w:t xml:space="preserve">— nothing dislocated into an intact thesis right now.</w:t>
+      </w:r>
+    </w:p>
+    <w:p>
+      <w:pPr>
+        <w:pStyle w:val="FirstParagraph"/>
+      </w:pPr>
+      <w:r>
+        <w:t xml:space="preserve">The</w:t>
+      </w:r>
+      <w:r>
+        <w:t xml:space="preserve"> </w:t>
+      </w:r>
+      <w:r>
+        <w:rPr>
+          <w:bCs/>
+          <w:b/>
+        </w:rPr>
+        <w:t xml:space="preserve">V2.3 cross-check</w:t>
+      </w:r>
+      <w:r>
+        <w:t xml:space="preserve"> </w:t>
+      </w:r>
+      <w:r>
+        <w:t xml:space="preserve">is a</w:t>
+      </w:r>
+      <w:r>
+        <w:t xml:space="preserve"> </w:t>
+      </w:r>
+      <w:r>
+        <w:rPr>
+          <w:bCs/>
+          <w:b/>
+        </w:rPr>
+        <w:t xml:space="preserve">faithful replica</w:t>
+      </w:r>
+      <w:r>
+        <w:t xml:space="preserve"> </w:t>
+      </w:r>
+      <w:r>
+        <w:t xml:space="preserve">of your F+C Thrust rule, recomputed on</w:t>
+      </w:r>
+      <w:r>
+        <w:t xml:space="preserve"> </w:t>
+      </w:r>
+      <w:r>
+        <w:rPr>
+          <w:bCs/>
+          <w:b/>
+        </w:rPr>
+        <w:t xml:space="preserve">QQQ</w:t>
+      </w:r>
+      <w:r>
+        <w:t xml:space="preserve">, and</w:t>
+      </w:r>
+      <w:r>
+        <w:t xml:space="preserve"> </w:t>
+      </w:r>
+      <w:r>
+        <w:t xml:space="preserve">shows which instrument it holds (</w:t>
       </w:r>
       <w:r>
         <w:rPr>
@@ -3296,17 +5168,214 @@
           <w:b/>
         </w:rPr>
         <w:t xml:space="preserve">QLD</w:t>
+      </w:r>
+      <w:r>
+        <w:t xml:space="preserve"> </w:t>
+      </w:r>
+      <w:r>
+        <w:t xml:space="preserve">2× or</w:t>
+      </w:r>
+      <w:r>
+        <w:t xml:space="preserve"> </w:t>
+      </w:r>
+      <w:r>
+        <w:rPr>
+          <w:bCs/>
+          <w:b/>
+        </w:rPr>
+        <w:t xml:space="preserve">SGOV</w:t>
+      </w:r>
+      <w:r>
+        <w:t xml:space="preserve">) next to Puck’s regime posture —</w:t>
+      </w:r>
+      <w:r>
+        <w:t xml:space="preserve"> </w:t>
+      </w:r>
+      <w:r>
+        <w:rPr>
+          <w:bCs/>
+          <w:b/>
+        </w:rPr>
+        <w:t xml:space="preserve">✓ agree</w:t>
+      </w:r>
+      <w:r>
+        <w:t xml:space="preserve"> </w:t>
+      </w:r>
+      <w:r>
+        <w:t xml:space="preserve">=</w:t>
+      </w:r>
+      <w:r>
+        <w:t xml:space="preserve"> </w:t>
+      </w:r>
+      <w:r>
+        <w:t xml:space="preserve">confirmation,</w:t>
+      </w:r>
+      <w:r>
+        <w:t xml:space="preserve"> </w:t>
+      </w:r>
+      <w:r>
+        <w:rPr>
+          <w:bCs/>
+          <w:b/>
+        </w:rPr>
+        <w:t xml:space="preserve">⚠ diverge</w:t>
+      </w:r>
+      <w:r>
+        <w:t xml:space="preserve"> </w:t>
+      </w:r>
+      <w:r>
+        <w:t xml:space="preserve">= look closer. The exact ladder (first match wins):</w:t>
       </w:r>
     </w:p>
     <w:p>
       <w:pPr>
         <w:numPr>
           <w:ilvl w:val="0"/>
-          <w:numId w:val="1003"/>
+          <w:numId w:val="1004"/>
         </w:numPr>
         <w:pStyle w:val="Compact"/>
       </w:pPr>
       <w:r>
+        <w:rPr>
+          <w:bCs/>
+          <w:b/>
+        </w:rPr>
+        <w:t xml:space="preserve">CRASH_OFF</w:t>
+      </w:r>
+      <w:r>
+        <w:t xml:space="preserve"> </w:t>
+      </w:r>
+      <w:r>
+        <w:t xml:space="preserve">(trailing 252-day return &lt; 0</w:t>
+      </w:r>
+      <w:r>
+        <w:t xml:space="preserve"> </w:t>
+      </w:r>
+      <w:r>
+        <w:rPr>
+          <w:bCs/>
+          <w:b/>
+        </w:rPr>
+        <w:t xml:space="preserve">AND</w:t>
+      </w:r>
+      <w:r>
+        <w:t xml:space="preserve"> </w:t>
+      </w:r>
+      <w:r>
+        <w:t xml:space="preserve">60-day annualized vol &gt; 25%) →</w:t>
+      </w:r>
+      <w:r>
+        <w:t xml:space="preserve"> </w:t>
+      </w:r>
+      <w:r>
+        <w:rPr>
+          <w:bCs/>
+          <w:b/>
+        </w:rPr>
+        <w:t xml:space="preserve">SGOV</w:t>
+      </w:r>
+    </w:p>
+    <w:p>
+      <w:pPr>
+        <w:numPr>
+          <w:ilvl w:val="0"/>
+          <w:numId w:val="1004"/>
+        </w:numPr>
+        <w:pStyle w:val="Compact"/>
+      </w:pPr>
+      <w:r>
+        <w:t xml:space="preserve">else</w:t>
+      </w:r>
+      <w:r>
+        <w:t xml:space="preserve"> </w:t>
+      </w:r>
+      <w:r>
+        <w:rPr>
+          <w:bCs/>
+          <w:b/>
+        </w:rPr>
+        <w:t xml:space="preserve">TREND</w:t>
+      </w:r>
+      <w:r>
+        <w:t xml:space="preserve"> </w:t>
+      </w:r>
+      <w:r>
+        <w:t xml:space="preserve">(close &gt; 200-DMA) →</w:t>
+      </w:r>
+      <w:r>
+        <w:t xml:space="preserve"> </w:t>
+      </w:r>
+      <w:r>
+        <w:rPr>
+          <w:bCs/>
+          <w:b/>
+        </w:rPr>
+        <w:t xml:space="preserve">QLD</w:t>
+      </w:r>
+    </w:p>
+    <w:p>
+      <w:pPr>
+        <w:numPr>
+          <w:ilvl w:val="0"/>
+          <w:numId w:val="1004"/>
+        </w:numPr>
+        <w:pStyle w:val="Compact"/>
+      </w:pPr>
+      <w:r>
+        <w:t xml:space="preserve">else</w:t>
+      </w:r>
+      <w:r>
+        <w:t xml:space="preserve"> </w:t>
+      </w:r>
+      <w:r>
+        <w:rPr>
+          <w:bCs/>
+          <w:b/>
+        </w:rPr>
+        <w:t xml:space="preserve">THRUST</w:t>
+      </w:r>
+      <w:r>
+        <w:t xml:space="preserve"> </w:t>
+      </w:r>
+      <w:r>
+        <w:t xml:space="preserve">(close &gt; 20-DMA</w:t>
+      </w:r>
+      <w:r>
+        <w:t xml:space="preserve"> </w:t>
+      </w:r>
+      <w:r>
+        <w:rPr>
+          <w:bCs/>
+          <w:b/>
+        </w:rPr>
+        <w:t xml:space="preserve">AND</w:t>
+      </w:r>
+      <w:r>
+        <w:t xml:space="preserve"> </w:t>
+      </w:r>
+      <w:r>
+        <w:t xml:space="preserve">the 20-DMA is higher than 10 trading days ago) →</w:t>
+      </w:r>
+      <w:r>
+        <w:t xml:space="preserve"> </w:t>
+      </w:r>
+      <w:r>
+        <w:rPr>
+          <w:bCs/>
+          <w:b/>
+        </w:rPr>
+        <w:t xml:space="preserve">QLD</w:t>
+      </w:r>
+    </w:p>
+    <w:p>
+      <w:pPr>
+        <w:numPr>
+          <w:ilvl w:val="0"/>
+          <w:numId w:val="1004"/>
+        </w:numPr>
+        <w:pStyle w:val="Compact"/>
+      </w:pPr>
+      <w:r>
         <w:t xml:space="preserve">else →</w:t>
       </w:r>
       <w:r>
@@ -3435,8 +5504,8 @@
         <w:t xml:space="preserve">breach the −35% max-drawdown objective unless gated by a full exit to cash.</w:t>
       </w:r>
     </w:p>
-    <w:bookmarkEnd w:id="37"/>
-    <w:bookmarkStart w:id="38" w:name="b-objective-scorecard"/>
+    <w:bookmarkEnd w:id="40"/>
+    <w:bookmarkStart w:id="41" w:name="b-objective-scorecard"/>
     <w:p>
       <w:pPr>
         <w:pStyle w:val="Heading3"/>
@@ -3594,8 +5663,8 @@
         <w:t xml:space="preserve">line below it shows, on this basket and with no look-ahead, whether a moving-average brake actually cut max-drawdown and improved Calmar vs. buy-and-hold (the dial’s premise, tested).</w:t>
       </w:r>
     </w:p>
-    <w:bookmarkEnd w:id="38"/>
-    <w:bookmarkStart w:id="39" w:name="c-track-record-self-grading"/>
+    <w:bookmarkEnd w:id="41"/>
+    <w:bookmarkStart w:id="42" w:name="c-track-record-self-grading"/>
     <w:p>
       <w:pPr>
         <w:pStyle w:val="Heading3"/>
@@ -3749,8 +5818,8 @@
         <w:t xml:space="preserve">scored separately (de-rating and inflecting buckets). It tells you whether the alpha signal earns its keep.</w:t>
       </w:r>
     </w:p>
-    <w:bookmarkEnd w:id="39"/>
-    <w:bookmarkStart w:id="40" w:name="Xb7007932d81fa9c8a5b8c657c4feb1edab6068e"/>
+    <w:bookmarkEnd w:id="42"/>
+    <w:bookmarkStart w:id="43" w:name="Xb7007932d81fa9c8a5b8c657c4feb1edab6068e"/>
     <w:p>
       <w:pPr>
         <w:pStyle w:val="Heading3"/>
@@ -4043,8 +6112,8 @@
         <w:t xml:space="preserve">claim falsifiable.</w:t>
       </w:r>
     </w:p>
-    <w:bookmarkEnd w:id="40"/>
-    <w:bookmarkStart w:id="41" w:name="X336ae12debfd4ff74519f1b1639d9068d7a8499"/>
+    <w:bookmarkEnd w:id="43"/>
+    <w:bookmarkStart w:id="44" w:name="X336ae12debfd4ff74519f1b1639d9068d7a8499"/>
     <w:p>
       <w:pPr>
         <w:pStyle w:val="Heading3"/>
@@ -4256,8 +6325,8 @@
         <w:t xml:space="preserve">the unbiased confirmation. Runs when the accumulated price warehouse is available.</w:t>
       </w:r>
     </w:p>
-    <w:bookmarkEnd w:id="41"/>
-    <w:bookmarkStart w:id="42" w:name="summary-cards"/>
+    <w:bookmarkEnd w:id="44"/>
+    <w:bookmarkStart w:id="45" w:name="summary-cards"/>
     <w:p>
       <w:pPr>
         <w:pStyle w:val="Heading3"/>
@@ -4296,8 +6365,8 @@
         <w:t xml:space="preserve">see §11).</w:t>
       </w:r>
     </w:p>
-    <w:bookmarkEnd w:id="42"/>
-    <w:bookmarkStart w:id="43" w:name="triggers"/>
+    <w:bookmarkEnd w:id="45"/>
+    <w:bookmarkStart w:id="46" w:name="triggers"/>
     <w:p>
       <w:pPr>
         <w:pStyle w:val="Heading3"/>
@@ -4620,8 +6689,8 @@
         <w:t xml:space="preserve">so bad data can’t fire an action (§11).</w:t>
       </w:r>
     </w:p>
-    <w:bookmarkEnd w:id="43"/>
-    <w:bookmarkStart w:id="44" w:name="holdings-table"/>
+    <w:bookmarkEnd w:id="46"/>
+    <w:bookmarkStart w:id="47" w:name="holdings-table"/>
     <w:p>
       <w:pPr>
         <w:pStyle w:val="Heading3"/>
@@ -4782,8 +6851,8 @@
         <w:t xml:space="preserve">sleeve · DRY = cash held for triggers.</w:t>
       </w:r>
     </w:p>
-    <w:bookmarkEnd w:id="44"/>
-    <w:bookmarkStart w:id="45" w:name="your-holdings-live"/>
+    <w:bookmarkEnd w:id="47"/>
+    <w:bookmarkStart w:id="48" w:name="your-holdings-live"/>
     <w:p>
       <w:pPr>
         <w:pStyle w:val="Heading3"/>
@@ -4929,8 +6998,8 @@
         </w:pict>
       </w:r>
     </w:p>
-    <w:bookmarkEnd w:id="45"/>
-    <w:bookmarkStart w:id="46" w:name="dca-progress"/>
+    <w:bookmarkEnd w:id="48"/>
+    <w:bookmarkStart w:id="49" w:name="dca-progress"/>
     <w:p>
       <w:pPr>
         <w:pStyle w:val="Heading3"/>
@@ -4985,9 +7054,9 @@
         <w:t xml:space="preserve">holding, and the sleeve total deployed. Use it to stay on the plan and see where dry powder still goes.</w:t>
       </w:r>
     </w:p>
-    <w:bookmarkEnd w:id="46"/>
-    <w:bookmarkEnd w:id="47"/>
-    <w:bookmarkStart w:id="51" w:name="Xb1e0b37cd2cec0cdc4f078d3157da65985b98c8"/>
+    <w:bookmarkEnd w:id="49"/>
+    <w:bookmarkEnd w:id="50"/>
+    <w:bookmarkStart w:id="54" w:name="Xb1e0b37cd2cec0cdc4f078d3157da65985b98c8"/>
     <w:p>
       <w:pPr>
         <w:pStyle w:val="Heading2"/>
@@ -5257,7 +7326,7 @@
         <w:t xml:space="preserve">data-derived (no hand-picked lists); discovered names are research leads, not recommendations.</w:t>
       </w:r>
     </w:p>
-    <w:bookmarkStart w:id="48" w:name="stress-test"/>
+    <w:bookmarkStart w:id="51" w:name="stress-test"/>
     <w:p>
       <w:pPr>
         <w:pStyle w:val="Heading3"/>
@@ -5347,8 +7416,8 @@
         <w:t xml:space="preserve">Runs entirely in your browser on your stored positions.</w:t>
       </w:r>
     </w:p>
-    <w:bookmarkEnd w:id="48"/>
-    <w:bookmarkStart w:id="49" w:name="suggested-ira-tilts"/>
+    <w:bookmarkEnd w:id="51"/>
+    <w:bookmarkStart w:id="52" w:name="suggested-ira-tilts"/>
     <w:p>
       <w:pPr>
         <w:pStyle w:val="Heading3"/>
@@ -5435,8 +7504,8 @@
         <w:t xml:space="preserve">sleeve stays buy-and-hold. Graded over time by the Track record. Not advice.</w:t>
       </w:r>
     </w:p>
-    <w:bookmarkEnd w:id="49"/>
-    <w:bookmarkStart w:id="50" w:name="Xbceddce322048c5d80798aee7cf845116272575"/>
+    <w:bookmarkEnd w:id="52"/>
+    <w:bookmarkStart w:id="53" w:name="Xbceddce322048c5d80798aee7cf845116272575"/>
     <w:p>
       <w:pPr>
         <w:pStyle w:val="Heading3"/>
@@ -6059,9 +8128,9 @@
         <w:t xml:space="preserve">— it never edits your portfolio or places trades. Not advice.</w:t>
       </w:r>
     </w:p>
-    <w:bookmarkEnd w:id="50"/>
-    <w:bookmarkEnd w:id="51"/>
-    <w:bookmarkStart w:id="52" w:name="c.-research-llm-proposals-you-approve"/>
+    <w:bookmarkEnd w:id="53"/>
+    <w:bookmarkEnd w:id="54"/>
+    <w:bookmarkStart w:id="55" w:name="c.-research-llm-proposals-you-approve"/>
     <w:p>
       <w:pPr>
         <w:pStyle w:val="Heading2"/>
@@ -6462,8 +8531,8 @@
         <w:t xml:space="preserve">the scanner). Not advice.</w:t>
       </w:r>
     </w:p>
-    <w:bookmarkEnd w:id="52"/>
-    <w:bookmarkStart w:id="53" w:name="d.-scout-finding-new-scarcities"/>
+    <w:bookmarkEnd w:id="55"/>
+    <w:bookmarkStart w:id="56" w:name="d.-scout-finding-new-scarcities"/>
     <w:p>
       <w:pPr>
         <w:pStyle w:val="Heading2"/>
@@ -7234,8 +9303,8 @@
         <w:t xml:space="preserve">approved, the scout falls back to a built-in seed list, so it always works.</w:t>
       </w:r>
     </w:p>
-    <w:bookmarkEnd w:id="53"/>
-    <w:bookmarkStart w:id="57" w:name="filings-news"/>
+    <w:bookmarkEnd w:id="56"/>
+    <w:bookmarkStart w:id="60" w:name="filings-news"/>
     <w:p>
       <w:pPr>
         <w:pStyle w:val="Heading2"/>
@@ -7253,18 +9322,18 @@
           <wp:inline>
             <wp:extent cx="5334000" cy="6509146"/>
             <wp:effectExtent b="0" l="0" r="0" t="0"/>
-            <wp:docPr descr="Filings and news" title="" id="55" name="Picture"/>
+            <wp:docPr descr="Filings and news" title="" id="58" name="Picture"/>
             <a:graphic>
               <a:graphicData uri="http://schemas.openxmlformats.org/drawingml/2006/picture">
                 <pic:pic>
                   <pic:nvPicPr>
-                    <pic:cNvPr descr="img/catalysts.png" id="56" name="Picture"/>
+                    <pic:cNvPr descr="img/catalysts.png" id="59" name="Picture"/>
                     <pic:cNvPicPr>
                       <a:picLocks noChangeArrowheads="1" noChangeAspect="1"/>
                     </pic:cNvPicPr>
                   </pic:nvPicPr>
                   <pic:blipFill>
-                    <a:blip r:embed="rId54"/>
+                    <a:blip r:embed="rId57"/>
                     <a:stretch>
                       <a:fillRect/>
                     </a:stretch>
@@ -7490,8 +9559,8 @@
         </w:pict>
       </w:r>
     </w:p>
-    <w:bookmarkEnd w:id="57"/>
-    <w:bookmarkStart w:id="61" w:name="options-check-fair-value-before-you-buy"/>
+    <w:bookmarkEnd w:id="60"/>
+    <w:bookmarkStart w:id="64" w:name="options-check-fair-value-before-you-buy"/>
     <w:p>
       <w:pPr>
         <w:pStyle w:val="Heading2"/>
@@ -7509,18 +9578,18 @@
           <wp:inline>
             <wp:extent cx="5334000" cy="3750468"/>
             <wp:effectExtent b="0" l="0" r="0" t="0"/>
-            <wp:docPr descr="Options check" title="" id="59" name="Picture"/>
+            <wp:docPr descr="Options check" title="" id="62" name="Picture"/>
             <a:graphic>
               <a:graphicData uri="http://schemas.openxmlformats.org/drawingml/2006/picture">
                 <pic:pic>
                   <pic:nvPicPr>
-                    <pic:cNvPr descr="img/options.png" id="60" name="Picture"/>
+                    <pic:cNvPr descr="img/options.png" id="63" name="Picture"/>
                     <pic:cNvPicPr>
                       <a:picLocks noChangeArrowheads="1" noChangeAspect="1"/>
                     </pic:cNvPicPr>
                   </pic:nvPicPr>
                   <pic:blipFill>
-                    <a:blip r:embed="rId58"/>
+                    <a:blip r:embed="rId61"/>
                     <a:stretch>
                       <a:fillRect/>
                     </a:stretch>
@@ -8062,8 +10131,8 @@
         </w:pict>
       </w:r>
     </w:p>
-    <w:bookmarkEnd w:id="61"/>
-    <w:bookmarkStart w:id="65" w:name="agent-digest"/>
+    <w:bookmarkEnd w:id="64"/>
+    <w:bookmarkStart w:id="68" w:name="agent-digest"/>
     <w:p>
       <w:pPr>
         <w:pStyle w:val="Heading2"/>
@@ -8081,18 +10150,18 @@
           <wp:inline>
             <wp:extent cx="5334000" cy="3750468"/>
             <wp:effectExtent b="0" l="0" r="0" t="0"/>
-            <wp:docPr descr="Agent digest" title="" id="63" name="Picture"/>
+            <wp:docPr descr="Agent digest" title="" id="66" name="Picture"/>
             <a:graphic>
               <a:graphicData uri="http://schemas.openxmlformats.org/drawingml/2006/picture">
                 <pic:pic>
                   <pic:nvPicPr>
-                    <pic:cNvPr descr="img/digest.png" id="64" name="Picture"/>
+                    <pic:cNvPr descr="img/digest.png" id="67" name="Picture"/>
                     <pic:cNvPicPr>
                       <a:picLocks noChangeArrowheads="1" noChangeAspect="1"/>
                     </pic:cNvPicPr>
                   </pic:nvPicPr>
                   <pic:blipFill>
-                    <a:blip r:embed="rId62"/>
+                    <a:blip r:embed="rId65"/>
                     <a:stretch>
                       <a:fillRect/>
                     </a:stretch>
@@ -8301,7 +10370,7 @@
       <w:pPr>
         <w:numPr>
           <w:ilvl w:val="0"/>
-          <w:numId w:val="1004"/>
+          <w:numId w:val="1005"/>
         </w:numPr>
         <w:pStyle w:val="Compact"/>
       </w:pPr>
@@ -8356,7 +10425,7 @@
       <w:pPr>
         <w:numPr>
           <w:ilvl w:val="0"/>
-          <w:numId w:val="1004"/>
+          <w:numId w:val="1005"/>
         </w:numPr>
         <w:pStyle w:val="Compact"/>
       </w:pPr>
@@ -8394,8 +10463,8 @@
         </w:pict>
       </w:r>
     </w:p>
-    <w:bookmarkEnd w:id="65"/>
-    <w:bookmarkStart w:id="71" w:name="settings-onboarding"/>
+    <w:bookmarkEnd w:id="68"/>
+    <w:bookmarkStart w:id="74" w:name="settings-onboarding"/>
     <w:p>
       <w:pPr>
         <w:pStyle w:val="Heading2"/>
@@ -8413,18 +10482,18 @@
           <wp:inline>
             <wp:extent cx="5334000" cy="3750468"/>
             <wp:effectExtent b="0" l="0" r="0" t="0"/>
-            <wp:docPr descr="Settings" title="" id="67" name="Picture"/>
+            <wp:docPr descr="Settings" title="" id="70" name="Picture"/>
             <a:graphic>
               <a:graphicData uri="http://schemas.openxmlformats.org/drawingml/2006/picture">
                 <pic:pic>
                   <pic:nvPicPr>
-                    <pic:cNvPr descr="img/settings.png" id="68" name="Picture"/>
+                    <pic:cNvPr descr="img/settings.png" id="71" name="Picture"/>
                     <pic:cNvPicPr>
                       <a:picLocks noChangeArrowheads="1" noChangeAspect="1"/>
                     </pic:cNvPicPr>
                   </pic:nvPicPr>
                   <pic:blipFill>
-                    <a:blip r:embed="rId66"/>
+                    <a:blip r:embed="rId69"/>
                     <a:stretch>
                       <a:fillRect/>
                     </a:stretch>
@@ -8496,7 +10565,7 @@
         <w:t xml:space="preserve">.</w:t>
       </w:r>
     </w:p>
-    <w:bookmarkStart w:id="69" w:name="your-holdings-per-account"/>
+    <w:bookmarkStart w:id="72" w:name="your-holdings-per-account"/>
     <w:p>
       <w:pPr>
         <w:pStyle w:val="Heading3"/>
@@ -8656,8 +10725,8 @@
         <w:t xml:space="preserve">— wipe them from this browser.</w:t>
       </w:r>
     </w:p>
-    <w:bookmarkEnd w:id="69"/>
-    <w:bookmarkStart w:id="70" w:name="admin-credentials-configuration"/>
+    <w:bookmarkEnd w:id="72"/>
+    <w:bookmarkStart w:id="73" w:name="admin-credentials-configuration"/>
     <w:p>
       <w:pPr>
         <w:pStyle w:val="Heading3"/>
@@ -9456,9 +11525,9 @@
         </w:pict>
       </w:r>
     </w:p>
-    <w:bookmarkEnd w:id="70"/>
-    <w:bookmarkEnd w:id="71"/>
-    <w:bookmarkStart w:id="72" w:name="refresh-on-demand-scan"/>
+    <w:bookmarkEnd w:id="73"/>
+    <w:bookmarkEnd w:id="74"/>
+    <w:bookmarkStart w:id="75" w:name="refresh-on-demand-scan"/>
     <w:p>
       <w:pPr>
         <w:pStyle w:val="Heading2"/>
@@ -9577,8 +11646,8 @@
         </w:pict>
       </w:r>
     </w:p>
-    <w:bookmarkEnd w:id="72"/>
-    <w:bookmarkStart w:id="73" w:name="Xd2ac6c3d014752893f0670853f643e7f7a007f6"/>
+    <w:bookmarkEnd w:id="75"/>
+    <w:bookmarkStart w:id="76" w:name="Xd2ac6c3d014752893f0670853f643e7f7a007f6"/>
     <w:p>
       <w:pPr>
         <w:pStyle w:val="Heading2"/>
@@ -9818,132 +11887,6 @@
       </w:r>
       <w:r>
         <w:t xml:space="preserve">⚠ degraded.</w:t>
-      </w:r>
-    </w:p>
-    <w:p>
-      <w:pPr>
-        <w:numPr>
-          <w:ilvl w:val="0"/>
-          <w:numId w:val="1005"/>
-        </w:numPr>
-        <w:pStyle w:val="Compact"/>
-      </w:pPr>
-      <w:r>
-        <w:rPr>
-          <w:bCs/>
-          <w:b/>
-        </w:rPr>
-        <w:t xml:space="preserve">Cross-source consensus</w:t>
-      </w:r>
-      <w:r>
-        <w:t xml:space="preserve"> </w:t>
-      </w:r>
-      <w:r>
-        <w:t xml:space="preserve">— when sources disagree, the published price is the</w:t>
-      </w:r>
-      <w:r>
-        <w:t xml:space="preserve"> </w:t>
-      </w:r>
-      <w:r>
-        <w:rPr>
-          <w:bCs/>
-          <w:b/>
-        </w:rPr>
-        <w:t xml:space="preserve">consensus that</w:t>
-      </w:r>
-      <w:r>
-        <w:rPr>
-          <w:bCs/>
-          <w:b/>
-        </w:rPr>
-        <w:t xml:space="preserve"> </w:t>
-      </w:r>
-      <w:r>
-        <w:rPr>
-          <w:bCs/>
-          <w:b/>
-        </w:rPr>
-        <w:t xml:space="preserve">excludes the outlier</w:t>
-      </w:r>
-      <w:r>
-        <w:t xml:space="preserve"> </w:t>
-      </w:r>
-      <w:r>
-        <w:t xml:space="preserve">(a lone bad/synthetic print is dropped, not just flagged), and foreign lots are</w:t>
-      </w:r>
-      <w:r>
-        <w:t xml:space="preserve"> </w:t>
-      </w:r>
-      <w:r>
-        <w:t xml:space="preserve">never silently summed as USD.</w:t>
-      </w:r>
-    </w:p>
-    <w:p>
-      <w:pPr>
-        <w:numPr>
-          <w:ilvl w:val="0"/>
-          <w:numId w:val="1005"/>
-        </w:numPr>
-        <w:pStyle w:val="Compact"/>
-      </w:pPr>
-      <w:r>
-        <w:rPr>
-          <w:bCs/>
-          <w:b/>
-        </w:rPr>
-        <w:t xml:space="preserve">XSS-safe</w:t>
-      </w:r>
-      <w:r>
-        <w:t xml:space="preserve"> </w:t>
-      </w:r>
-      <w:r>
-        <w:t xml:space="preserve">— all third-party text (news headlines, filing fields) is HTML-escaped and links are</w:t>
-      </w:r>
-      <w:r>
-        <w:t xml:space="preserve"> </w:t>
-      </w:r>
-      <w:r>
-        <w:t xml:space="preserve">restricted to</w:t>
-      </w:r>
-      <w:r>
-        <w:t xml:space="preserve"> </w:t>
-      </w:r>
-      <w:r>
-        <w:rPr>
-          <w:rStyle w:val="VerbatimChar"/>
-        </w:rPr>
-        <w:t xml:space="preserve">http(s)</w:t>
-      </w:r>
-      <w:r>
-        <w:t xml:space="preserve"> </w:t>
-      </w:r>
-      <w:r>
-        <w:t xml:space="preserve">before display, so a poisoned feed can’t run code in your browser.</w:t>
-      </w:r>
-    </w:p>
-    <w:p>
-      <w:pPr>
-        <w:pStyle w:val="FirstParagraph"/>
-      </w:pPr>
-      <w:r>
-        <w:t xml:space="preserve">Add free market-data keys (§9.3) for stronger corroboration.</w:t>
-      </w:r>
-    </w:p>
-    <w:p>
-      <w:r>
-        <w:pict>
-          <v:rect style="width:0;height:1.5pt" o:hralign="center" o:hrstd="t" o:hr="t"/>
-        </w:pict>
-      </w:r>
-    </w:p>
-    <w:bookmarkEnd w:id="73"/>
-    <w:bookmarkStart w:id="74" w:name="glossary"/>
-    <w:p>
-      <w:pPr>
-        <w:pStyle w:val="Heading2"/>
-      </w:pPr>
-      <w:r>
-        <w:t xml:space="preserve">12. Glossary</w:t>
       </w:r>
     </w:p>
     <w:p>
@@ -9959,13 +11902,49 @@
           <w:bCs/>
           <w:b/>
         </w:rPr>
-        <w:t xml:space="preserve">Scarcity / chokepoint</w:t>
-      </w:r>
-      <w:r>
-        <w:t xml:space="preserve"> </w:t>
-      </w:r>
-      <w:r>
-        <w:t xml:space="preserve">— an input that’s slow/impossible to expand, so demand outruns supply.</w:t>
+        <w:t xml:space="preserve">Cross-source consensus</w:t>
+      </w:r>
+      <w:r>
+        <w:t xml:space="preserve"> </w:t>
+      </w:r>
+      <w:r>
+        <w:t xml:space="preserve">— when sources disagree, the published price is the</w:t>
+      </w:r>
+      <w:r>
+        <w:t xml:space="preserve"> </w:t>
+      </w:r>
+      <w:r>
+        <w:rPr>
+          <w:bCs/>
+          <w:b/>
+        </w:rPr>
+        <w:t xml:space="preserve">consensus that</w:t>
+      </w:r>
+      <w:r>
+        <w:rPr>
+          <w:bCs/>
+          <w:b/>
+        </w:rPr>
+        <w:t xml:space="preserve"> </w:t>
+      </w:r>
+      <w:r>
+        <w:rPr>
+          <w:bCs/>
+          <w:b/>
+        </w:rPr>
+        <w:t xml:space="preserve">excludes the outlier</w:t>
+      </w:r>
+      <w:r>
+        <w:t xml:space="preserve"> </w:t>
+      </w:r>
+      <w:r>
+        <w:t xml:space="preserve">(a lone bad/synthetic print is dropped, not just flagged), and foreign lots are</w:t>
+      </w:r>
+      <w:r>
+        <w:t xml:space="preserve"> </w:t>
+      </w:r>
+      <w:r>
+        <w:t xml:space="preserve">never silently summed as USD.</w:t>
       </w:r>
     </w:p>
     <w:p>
@@ -9981,189 +11960,42 @@
           <w:bCs/>
           <w:b/>
         </w:rPr>
-        <w:t xml:space="preserve">Priced-in / crowding</w:t>
-      </w:r>
-      <w:r>
-        <w:t xml:space="preserve"> </w:t>
-      </w:r>
-      <w:r>
-        <w:t xml:space="preserve">— how much the market already reflects a thesis (judgment vs. live price proxy).</w:t>
-      </w:r>
-    </w:p>
-    <w:p>
-      <w:pPr>
-        <w:numPr>
-          <w:ilvl w:val="0"/>
-          <w:numId w:val="1006"/>
-        </w:numPr>
-        <w:pStyle w:val="Compact"/>
-      </w:pPr>
-      <w:r>
-        <w:rPr>
-          <w:bCs/>
-          <w:b/>
-        </w:rPr>
-        <w:t xml:space="preserve">Bind window</w:t>
-      </w:r>
-      <w:r>
-        <w:t xml:space="preserve"> </w:t>
-      </w:r>
-      <w:r>
-        <w:t xml:space="preserve">— when a scarcity starts constraining.</w:t>
-      </w:r>
-    </w:p>
-    <w:p>
-      <w:pPr>
-        <w:numPr>
-          <w:ilvl w:val="0"/>
-          <w:numId w:val="1006"/>
-        </w:numPr>
-        <w:pStyle w:val="Compact"/>
-      </w:pPr>
-      <w:r>
-        <w:rPr>
-          <w:bCs/>
-          <w:b/>
-        </w:rPr>
-        <w:t xml:space="preserve">Tier</w:t>
-      </w:r>
-      <w:r>
-        <w:t xml:space="preserve"> </w:t>
-      </w:r>
-      <w:r>
-        <w:t xml:space="preserve">— how fast a holding is deployed (A/B/C/D/DRY).</w:t>
-      </w:r>
-    </w:p>
-    <w:p>
-      <w:pPr>
-        <w:numPr>
-          <w:ilvl w:val="0"/>
-          <w:numId w:val="1006"/>
-        </w:numPr>
-        <w:pStyle w:val="Compact"/>
-      </w:pPr>
-      <w:r>
-        <w:rPr>
-          <w:bCs/>
-          <w:b/>
-        </w:rPr>
-        <w:t xml:space="preserve">200-DMA</w:t>
-      </w:r>
-      <w:r>
-        <w:t xml:space="preserve"> </w:t>
-      </w:r>
-      <w:r>
-        <w:t xml:space="preserve">— 200-day moving average; price above it = healthier trend (Faber).</w:t>
-      </w:r>
-    </w:p>
-    <w:p>
-      <w:pPr>
-        <w:numPr>
-          <w:ilvl w:val="0"/>
-          <w:numId w:val="1006"/>
-        </w:numPr>
-        <w:pStyle w:val="Compact"/>
-      </w:pPr>
-      <w:r>
-        <w:rPr>
-          <w:bCs/>
-          <w:b/>
-        </w:rPr>
-        <w:t xml:space="preserve">12-month momentum</w:t>
-      </w:r>
-      <w:r>
-        <w:t xml:space="preserve"> </w:t>
-      </w:r>
-      <w:r>
-        <w:t xml:space="preserve">— trailing one-year return; the time-series-momentum signal (MOP 2012).</w:t>
-      </w:r>
-    </w:p>
-    <w:p>
-      <w:pPr>
-        <w:numPr>
-          <w:ilvl w:val="0"/>
-          <w:numId w:val="1006"/>
-        </w:numPr>
-        <w:pStyle w:val="Compact"/>
-      </w:pPr>
-      <w:r>
-        <w:rPr>
-          <w:bCs/>
-          <w:b/>
-        </w:rPr>
-        <w:t xml:space="preserve">Realized vol</w:t>
-      </w:r>
-      <w:r>
-        <w:t xml:space="preserve"> </w:t>
-      </w:r>
-      <w:r>
-        <w:t xml:space="preserve">— actual recent volatility of the underlying.</w:t>
-      </w:r>
-    </w:p>
-    <w:p>
-      <w:pPr>
-        <w:numPr>
-          <w:ilvl w:val="0"/>
-          <w:numId w:val="1006"/>
-        </w:numPr>
-        <w:pStyle w:val="Compact"/>
-      </w:pPr>
-      <w:r>
-        <w:rPr>
-          <w:bCs/>
-          <w:b/>
-        </w:rPr>
-        <w:t xml:space="preserve">Implied vol (IV)</w:t>
-      </w:r>
-      <w:r>
-        <w:t xml:space="preserve"> </w:t>
-      </w:r>
-      <w:r>
-        <w:t xml:space="preserve">— volatility implied by an option’s price.</w:t>
-      </w:r>
-    </w:p>
-    <w:p>
-      <w:pPr>
-        <w:numPr>
-          <w:ilvl w:val="0"/>
-          <w:numId w:val="1006"/>
-        </w:numPr>
-        <w:pStyle w:val="Compact"/>
-      </w:pPr>
-      <w:r>
-        <w:rPr>
-          <w:bCs/>
-          <w:b/>
-        </w:rPr>
-        <w:t xml:space="preserve">Forward P/E</w:t>
-      </w:r>
-      <w:r>
-        <w:t xml:space="preserve"> </w:t>
-      </w:r>
-      <w:r>
-        <w:t xml:space="preserve">— price ÷ next-year expected earnings.</w:t>
-      </w:r>
-    </w:p>
-    <w:p>
-      <w:pPr>
-        <w:numPr>
-          <w:ilvl w:val="0"/>
-          <w:numId w:val="1006"/>
-        </w:numPr>
-        <w:pStyle w:val="Compact"/>
-      </w:pPr>
-      <w:r>
-        <w:rPr>
-          <w:bCs/>
-          <w:b/>
-        </w:rPr>
-        <w:t xml:space="preserve">Posture / regime</w:t>
-      </w:r>
-      <w:r>
-        <w:t xml:space="preserve"> </w:t>
-      </w:r>
-      <w:r>
-        <w:t xml:space="preserve">— the timing dial (risk-on → defensive).</w:t>
+        <w:t xml:space="preserve">XSS-safe</w:t>
+      </w:r>
+      <w:r>
+        <w:t xml:space="preserve"> </w:t>
+      </w:r>
+      <w:r>
+        <w:t xml:space="preserve">— all third-party text (news headlines, filing fields) is HTML-escaped and links are</w:t>
+      </w:r>
+      <w:r>
+        <w:t xml:space="preserve"> </w:t>
+      </w:r>
+      <w:r>
+        <w:t xml:space="preserve">restricted to</w:t>
+      </w:r>
+      <w:r>
+        <w:t xml:space="preserve"> </w:t>
+      </w:r>
+      <w:r>
+        <w:rPr>
+          <w:rStyle w:val="VerbatimChar"/>
+        </w:rPr>
+        <w:t xml:space="preserve">http(s)</w:t>
+      </w:r>
+      <w:r>
+        <w:t xml:space="preserve"> </w:t>
+      </w:r>
+      <w:r>
+        <w:t xml:space="preserve">before display, so a poisoned feed can’t run code in your browser.</w:t>
+      </w:r>
+    </w:p>
+    <w:p>
+      <w:pPr>
+        <w:pStyle w:val="FirstParagraph"/>
+      </w:pPr>
+      <w:r>
+        <w:t xml:space="preserve">Add free market-data keys (§9.3) for stronger corroboration.</w:t>
       </w:r>
     </w:p>
     <w:p>
@@ -10173,14 +12005,14 @@
         </w:pict>
       </w:r>
     </w:p>
-    <w:bookmarkEnd w:id="74"/>
-    <w:bookmarkStart w:id="75" w:name="faq-troubleshooting"/>
+    <w:bookmarkEnd w:id="76"/>
+    <w:bookmarkStart w:id="77" w:name="glossary"/>
     <w:p>
       <w:pPr>
         <w:pStyle w:val="Heading2"/>
       </w:pPr>
       <w:r>
-        <w:t xml:space="preserve">13. FAQ &amp; troubleshooting</w:t>
+        <w:t xml:space="preserve">12. Glossary</w:t>
       </w:r>
     </w:p>
     <w:p>
@@ -10196,70 +12028,13 @@
           <w:bCs/>
           <w:b/>
         </w:rPr>
-        <w:t xml:space="preserve">Prices/options/holdings show</w:t>
-      </w:r>
-      <w:r>
-        <w:rPr>
-          <w:bCs/>
-          <w:b/>
-        </w:rPr>
-        <w:t xml:space="preserve"> </w:t>
-      </w:r>
-      <w:r>
-        <w:rPr>
-          <w:bCs/>
-          <w:b/>
-        </w:rPr>
-        <w:t xml:space="preserve">“</w:t>
-      </w:r>
-      <w:r>
-        <w:rPr>
-          <w:bCs/>
-          <w:b/>
-        </w:rPr>
-        <w:t xml:space="preserve">—</w:t>
-      </w:r>
-      <w:r>
-        <w:rPr>
-          <w:bCs/>
-          <w:b/>
-        </w:rPr>
-        <w:t xml:space="preserve">”</w:t>
-      </w:r>
-      <w:r>
-        <w:rPr>
-          <w:bCs/>
-          <w:b/>
-        </w:rPr>
-        <w:t xml:space="preserve">.</w:t>
-      </w:r>
-      <w:r>
-        <w:t xml:space="preserve"> </w:t>
-      </w:r>
-      <w:r>
-        <w:t xml:space="preserve">The dashboard needs a completed live scan. Run</w:t>
-      </w:r>
-      <w:r>
-        <w:t xml:space="preserve"> </w:t>
-      </w:r>
-      <w:r>
-        <w:rPr>
-          <w:bCs/>
-          <w:b/>
-        </w:rPr>
-        <w:t xml:space="preserve">⟳ Refresh</w:t>
-      </w:r>
-      <w:r>
-        <w:t xml:space="preserve"> </w:t>
-      </w:r>
-      <w:r>
-        <w:t xml:space="preserve">(or</w:t>
-      </w:r>
-      <w:r>
-        <w:t xml:space="preserve"> </w:t>
-      </w:r>
-      <w:r>
-        <w:t xml:space="preserve">the scan Action), then reload.</w:t>
+        <w:t xml:space="preserve">Scarcity / chokepoint</w:t>
+      </w:r>
+      <w:r>
+        <w:t xml:space="preserve"> </w:t>
+      </w:r>
+      <w:r>
+        <w:t xml:space="preserve">— an input that’s slow/impossible to expand, so demand outruns supply.</w:t>
       </w:r>
     </w:p>
     <w:p>
@@ -10275,41 +12050,13 @@
           <w:bCs/>
           <w:b/>
         </w:rPr>
-        <w:t xml:space="preserve">“</w:t>
-      </w:r>
-      <w:r>
-        <w:rPr>
-          <w:bCs/>
-          <w:b/>
-        </w:rPr>
-        <w:t xml:space="preserve">Stale data</w:t>
-      </w:r>
-      <w:r>
-        <w:rPr>
-          <w:bCs/>
-          <w:b/>
-        </w:rPr>
-        <w:t xml:space="preserve">”</w:t>
-      </w:r>
-      <w:r>
-        <w:rPr>
-          <w:bCs/>
-          <w:b/>
-        </w:rPr>
-        <w:t xml:space="preserve"> </w:t>
-      </w:r>
-      <w:r>
-        <w:rPr>
-          <w:bCs/>
-          <w:b/>
-        </w:rPr>
-        <w:t xml:space="preserve">banner.</w:t>
-      </w:r>
-      <w:r>
-        <w:t xml:space="preserve"> </w:t>
-      </w:r>
-      <w:r>
-        <w:t xml:space="preserve">The last scan is &gt;3 days old — trigger a refresh.</w:t>
+        <w:t xml:space="preserve">Priced-in / crowding</w:t>
+      </w:r>
+      <w:r>
+        <w:t xml:space="preserve"> </w:t>
+      </w:r>
+      <w:r>
+        <w:t xml:space="preserve">— how much the market already reflects a thesis (judgment vs. live price proxy).</w:t>
       </w:r>
     </w:p>
     <w:p>
@@ -10325,19 +12072,13 @@
           <w:bCs/>
           <w:b/>
         </w:rPr>
-        <w:t xml:space="preserve">A holding has a ⚠.</w:t>
-      </w:r>
-      <w:r>
-        <w:t xml:space="preserve"> </w:t>
-      </w:r>
-      <w:r>
-        <w:t xml:space="preserve">Sources diverged, a big jump, or a stale quote — hover to see which. Treat the</w:t>
-      </w:r>
-      <w:r>
-        <w:t xml:space="preserve"> </w:t>
-      </w:r>
-      <w:r>
-        <w:t xml:space="preserve">number with caution.</w:t>
+        <w:t xml:space="preserve">Bind window</w:t>
+      </w:r>
+      <w:r>
+        <w:t xml:space="preserve"> </w:t>
+      </w:r>
+      <w:r>
+        <w:t xml:space="preserve">— when a scarcity starts constraining.</w:t>
       </w:r>
     </w:p>
     <w:p>
@@ -10353,48 +12094,13 @@
           <w:bCs/>
           <w:b/>
         </w:rPr>
-        <w:t xml:space="preserve">Digest says</w:t>
-      </w:r>
-      <w:r>
-        <w:rPr>
-          <w:bCs/>
-          <w:b/>
-        </w:rPr>
-        <w:t xml:space="preserve"> </w:t>
-      </w:r>
-      <w:r>
-        <w:rPr>
-          <w:bCs/>
-          <w:b/>
-        </w:rPr>
-        <w:t xml:space="preserve">“</w:t>
-      </w:r>
-      <w:r>
-        <w:rPr>
-          <w:bCs/>
-          <w:b/>
-        </w:rPr>
-        <w:t xml:space="preserve">no LLM key set</w:t>
-      </w:r>
-      <w:r>
-        <w:rPr>
-          <w:bCs/>
-          <w:b/>
-        </w:rPr>
-        <w:t xml:space="preserve">”</w:t>
-      </w:r>
-      <w:r>
-        <w:rPr>
-          <w:bCs/>
-          <w:b/>
-        </w:rPr>
-        <w:t xml:space="preserve">.</w:t>
-      </w:r>
-      <w:r>
-        <w:t xml:space="preserve"> </w:t>
-      </w:r>
-      <w:r>
-        <w:t xml:space="preserve">Add a Gemini/Groq key (Settings or repo secret).</w:t>
+        <w:t xml:space="preserve">Tier</w:t>
+      </w:r>
+      <w:r>
+        <w:t xml:space="preserve"> </w:t>
+      </w:r>
+      <w:r>
+        <w:t xml:space="preserve">— how fast a holding is deployed (A/B/C/D/DRY).</w:t>
       </w:r>
     </w:p>
     <w:p>
@@ -10410,19 +12116,13 @@
           <w:bCs/>
           <w:b/>
         </w:rPr>
-        <w:t xml:space="preserve">Refresh rejected (401/403/404).</w:t>
-      </w:r>
-      <w:r>
-        <w:t xml:space="preserve"> </w:t>
-      </w:r>
-      <w:r>
-        <w:t xml:space="preserve">The dispatch token is missing/insufficient — it needs Contents:</w:t>
-      </w:r>
-      <w:r>
-        <w:t xml:space="preserve"> </w:t>
-      </w:r>
-      <w:r>
-        <w:t xml:space="preserve">Read &amp; write on this repo. It’s auto-cleared so you can re-paste.</w:t>
+        <w:t xml:space="preserve">200-DMA</w:t>
+      </w:r>
+      <w:r>
+        <w:t xml:space="preserve"> </w:t>
+      </w:r>
+      <w:r>
+        <w:t xml:space="preserve">— 200-day moving average; price above it = healthier trend (Faber).</w:t>
       </w:r>
     </w:p>
     <w:p>
@@ -10438,68 +12138,13 @@
           <w:bCs/>
           <w:b/>
         </w:rPr>
-        <w:t xml:space="preserve">Accept → open PR fails (branch 404/403).</w:t>
-      </w:r>
-      <w:r>
-        <w:t xml:space="preserve"> </w:t>
-      </w:r>
-      <w:r>
-        <w:t xml:space="preserve">The admin token can read but not write. Give it write</w:t>
-      </w:r>
-      <w:r>
-        <w:t xml:space="preserve"> </w:t>
-      </w:r>
-      <w:r>
-        <w:t xml:space="preserve">access: a classic token needs the</w:t>
-      </w:r>
-      <w:r>
-        <w:t xml:space="preserve"> </w:t>
-      </w:r>
-      <w:r>
-        <w:rPr>
-          <w:rStyle w:val="VerbatimChar"/>
-          <w:bCs/>
-          <w:b/>
-        </w:rPr>
-        <w:t xml:space="preserve">repo</w:t>
-      </w:r>
-      <w:r>
-        <w:t xml:space="preserve"> </w:t>
-      </w:r>
-      <w:r>
-        <w:t xml:space="preserve">scope ticked, or a fine-grained token needs</w:t>
-      </w:r>
-      <w:r>
-        <w:t xml:space="preserve"> </w:t>
-      </w:r>
-      <w:r>
-        <w:rPr>
-          <w:bCs/>
-          <w:b/>
-        </w:rPr>
-        <w:t xml:space="preserve">Contents</w:t>
-      </w:r>
-    </w:p>
-    <w:p>
-      <w:pPr>
-        <w:numPr>
-          <w:ilvl w:val="1"/>
-          <w:numId w:val="1008"/>
-        </w:numPr>
-        <w:pStyle w:val="Compact"/>
-      </w:pPr>
-      <w:r>
-        <w:rPr>
-          <w:bCs/>
-          <w:b/>
-        </w:rPr>
-        <w:t xml:space="preserve">Pull requests</w:t>
-      </w:r>
-      <w:r>
-        <w:t xml:space="preserve"> </w:t>
-      </w:r>
-      <w:r>
-        <w:t xml:space="preserve">read/write on this repo.</w:t>
+        <w:t xml:space="preserve">12-month momentum</w:t>
+      </w:r>
+      <w:r>
+        <w:t xml:space="preserve"> </w:t>
+      </w:r>
+      <w:r>
+        <w:t xml:space="preserve">— trailing one-year return; the time-series-momentum signal (MOP 2012).</w:t>
       </w:r>
     </w:p>
     <w:p>
@@ -10515,28 +12160,79 @@
           <w:bCs/>
           <w:b/>
         </w:rPr>
-        <w:t xml:space="preserve">I don’t want my real holdings anywhere shared.</w:t>
-      </w:r>
-      <w:r>
-        <w:t xml:space="preserve"> </w:t>
-      </w:r>
-      <w:r>
-        <w:t xml:space="preserve">They never leave your browser (localStorage), and</w:t>
-      </w:r>
-      <w:r>
-        <w:t xml:space="preserve"> </w:t>
-      </w:r>
-      <w:r>
-        <w:rPr>
-          <w:rStyle w:val="VerbatimChar"/>
-        </w:rPr>
-        <w:t xml:space="preserve">positions.local.json</w:t>
-      </w:r>
-      <w:r>
-        <w:t xml:space="preserve"> </w:t>
-      </w:r>
-      <w:r>
-        <w:t xml:space="preserve">is gitignored.</w:t>
+        <w:t xml:space="preserve">Realized vol</w:t>
+      </w:r>
+      <w:r>
+        <w:t xml:space="preserve"> </w:t>
+      </w:r>
+      <w:r>
+        <w:t xml:space="preserve">— actual recent volatility of the underlying.</w:t>
+      </w:r>
+    </w:p>
+    <w:p>
+      <w:pPr>
+        <w:numPr>
+          <w:ilvl w:val="0"/>
+          <w:numId w:val="1007"/>
+        </w:numPr>
+        <w:pStyle w:val="Compact"/>
+      </w:pPr>
+      <w:r>
+        <w:rPr>
+          <w:bCs/>
+          <w:b/>
+        </w:rPr>
+        <w:t xml:space="preserve">Implied vol (IV)</w:t>
+      </w:r>
+      <w:r>
+        <w:t xml:space="preserve"> </w:t>
+      </w:r>
+      <w:r>
+        <w:t xml:space="preserve">— volatility implied by an option’s price.</w:t>
+      </w:r>
+    </w:p>
+    <w:p>
+      <w:pPr>
+        <w:numPr>
+          <w:ilvl w:val="0"/>
+          <w:numId w:val="1007"/>
+        </w:numPr>
+        <w:pStyle w:val="Compact"/>
+      </w:pPr>
+      <w:r>
+        <w:rPr>
+          <w:bCs/>
+          <w:b/>
+        </w:rPr>
+        <w:t xml:space="preserve">Forward P/E</w:t>
+      </w:r>
+      <w:r>
+        <w:t xml:space="preserve"> </w:t>
+      </w:r>
+      <w:r>
+        <w:t xml:space="preserve">— price ÷ next-year expected earnings.</w:t>
+      </w:r>
+    </w:p>
+    <w:p>
+      <w:pPr>
+        <w:numPr>
+          <w:ilvl w:val="0"/>
+          <w:numId w:val="1007"/>
+        </w:numPr>
+        <w:pStyle w:val="Compact"/>
+      </w:pPr>
+      <w:r>
+        <w:rPr>
+          <w:bCs/>
+          <w:b/>
+        </w:rPr>
+        <w:t xml:space="preserve">Posture / regime</w:t>
+      </w:r>
+      <w:r>
+        <w:t xml:space="preserve"> </w:t>
+      </w:r>
+      <w:r>
+        <w:t xml:space="preserve">— the timing dial (risk-on → defensive).</w:t>
       </w:r>
     </w:p>
     <w:p>
@@ -10546,6 +12242,379 @@
         </w:pict>
       </w:r>
     </w:p>
+    <w:bookmarkEnd w:id="77"/>
+    <w:bookmarkStart w:id="78" w:name="faq-troubleshooting"/>
+    <w:p>
+      <w:pPr>
+        <w:pStyle w:val="Heading2"/>
+      </w:pPr>
+      <w:r>
+        <w:t xml:space="preserve">13. FAQ &amp; troubleshooting</w:t>
+      </w:r>
+    </w:p>
+    <w:p>
+      <w:pPr>
+        <w:numPr>
+          <w:ilvl w:val="0"/>
+          <w:numId w:val="1008"/>
+        </w:numPr>
+        <w:pStyle w:val="Compact"/>
+      </w:pPr>
+      <w:r>
+        <w:rPr>
+          <w:bCs/>
+          <w:b/>
+        </w:rPr>
+        <w:t xml:space="preserve">Prices/options/holdings show</w:t>
+      </w:r>
+      <w:r>
+        <w:rPr>
+          <w:bCs/>
+          <w:b/>
+        </w:rPr>
+        <w:t xml:space="preserve"> </w:t>
+      </w:r>
+      <w:r>
+        <w:rPr>
+          <w:bCs/>
+          <w:b/>
+        </w:rPr>
+        <w:t xml:space="preserve">“</w:t>
+      </w:r>
+      <w:r>
+        <w:rPr>
+          <w:bCs/>
+          <w:b/>
+        </w:rPr>
+        <w:t xml:space="preserve">—</w:t>
+      </w:r>
+      <w:r>
+        <w:rPr>
+          <w:bCs/>
+          <w:b/>
+        </w:rPr>
+        <w:t xml:space="preserve">”</w:t>
+      </w:r>
+      <w:r>
+        <w:rPr>
+          <w:bCs/>
+          <w:b/>
+        </w:rPr>
+        <w:t xml:space="preserve">.</w:t>
+      </w:r>
+      <w:r>
+        <w:t xml:space="preserve"> </w:t>
+      </w:r>
+      <w:r>
+        <w:t xml:space="preserve">The dashboard needs a completed live scan. Run</w:t>
+      </w:r>
+      <w:r>
+        <w:t xml:space="preserve"> </w:t>
+      </w:r>
+      <w:r>
+        <w:rPr>
+          <w:bCs/>
+          <w:b/>
+        </w:rPr>
+        <w:t xml:space="preserve">⟳ Refresh</w:t>
+      </w:r>
+      <w:r>
+        <w:t xml:space="preserve"> </w:t>
+      </w:r>
+      <w:r>
+        <w:t xml:space="preserve">(or</w:t>
+      </w:r>
+      <w:r>
+        <w:t xml:space="preserve"> </w:t>
+      </w:r>
+      <w:r>
+        <w:t xml:space="preserve">the scan Action), then reload.</w:t>
+      </w:r>
+    </w:p>
+    <w:p>
+      <w:pPr>
+        <w:numPr>
+          <w:ilvl w:val="0"/>
+          <w:numId w:val="1008"/>
+        </w:numPr>
+        <w:pStyle w:val="Compact"/>
+      </w:pPr>
+      <w:r>
+        <w:rPr>
+          <w:bCs/>
+          <w:b/>
+        </w:rPr>
+        <w:t xml:space="preserve">“</w:t>
+      </w:r>
+      <w:r>
+        <w:rPr>
+          <w:bCs/>
+          <w:b/>
+        </w:rPr>
+        <w:t xml:space="preserve">Stale data</w:t>
+      </w:r>
+      <w:r>
+        <w:rPr>
+          <w:bCs/>
+          <w:b/>
+        </w:rPr>
+        <w:t xml:space="preserve">”</w:t>
+      </w:r>
+      <w:r>
+        <w:rPr>
+          <w:bCs/>
+          <w:b/>
+        </w:rPr>
+        <w:t xml:space="preserve"> </w:t>
+      </w:r>
+      <w:r>
+        <w:rPr>
+          <w:bCs/>
+          <w:b/>
+        </w:rPr>
+        <w:t xml:space="preserve">banner.</w:t>
+      </w:r>
+      <w:r>
+        <w:t xml:space="preserve"> </w:t>
+      </w:r>
+      <w:r>
+        <w:t xml:space="preserve">The last scan is &gt;3 days old — trigger a refresh.</w:t>
+      </w:r>
+    </w:p>
+    <w:p>
+      <w:pPr>
+        <w:numPr>
+          <w:ilvl w:val="0"/>
+          <w:numId w:val="1008"/>
+        </w:numPr>
+        <w:pStyle w:val="Compact"/>
+      </w:pPr>
+      <w:r>
+        <w:rPr>
+          <w:bCs/>
+          <w:b/>
+        </w:rPr>
+        <w:t xml:space="preserve">A holding has a ⚠.</w:t>
+      </w:r>
+      <w:r>
+        <w:t xml:space="preserve"> </w:t>
+      </w:r>
+      <w:r>
+        <w:t xml:space="preserve">Sources diverged, a big jump, or a stale quote — hover to see which. Treat the</w:t>
+      </w:r>
+      <w:r>
+        <w:t xml:space="preserve"> </w:t>
+      </w:r>
+      <w:r>
+        <w:t xml:space="preserve">number with caution.</w:t>
+      </w:r>
+    </w:p>
+    <w:p>
+      <w:pPr>
+        <w:numPr>
+          <w:ilvl w:val="0"/>
+          <w:numId w:val="1008"/>
+        </w:numPr>
+        <w:pStyle w:val="Compact"/>
+      </w:pPr>
+      <w:r>
+        <w:rPr>
+          <w:bCs/>
+          <w:b/>
+        </w:rPr>
+        <w:t xml:space="preserve">Digest says</w:t>
+      </w:r>
+      <w:r>
+        <w:rPr>
+          <w:bCs/>
+          <w:b/>
+        </w:rPr>
+        <w:t xml:space="preserve"> </w:t>
+      </w:r>
+      <w:r>
+        <w:rPr>
+          <w:bCs/>
+          <w:b/>
+        </w:rPr>
+        <w:t xml:space="preserve">“</w:t>
+      </w:r>
+      <w:r>
+        <w:rPr>
+          <w:bCs/>
+          <w:b/>
+        </w:rPr>
+        <w:t xml:space="preserve">no LLM key set</w:t>
+      </w:r>
+      <w:r>
+        <w:rPr>
+          <w:bCs/>
+          <w:b/>
+        </w:rPr>
+        <w:t xml:space="preserve">”</w:t>
+      </w:r>
+      <w:r>
+        <w:rPr>
+          <w:bCs/>
+          <w:b/>
+        </w:rPr>
+        <w:t xml:space="preserve">.</w:t>
+      </w:r>
+      <w:r>
+        <w:t xml:space="preserve"> </w:t>
+      </w:r>
+      <w:r>
+        <w:t xml:space="preserve">Add a Gemini/Groq key (Settings or repo secret).</w:t>
+      </w:r>
+    </w:p>
+    <w:p>
+      <w:pPr>
+        <w:numPr>
+          <w:ilvl w:val="0"/>
+          <w:numId w:val="1008"/>
+        </w:numPr>
+        <w:pStyle w:val="Compact"/>
+      </w:pPr>
+      <w:r>
+        <w:rPr>
+          <w:bCs/>
+          <w:b/>
+        </w:rPr>
+        <w:t xml:space="preserve">Refresh rejected (401/403/404).</w:t>
+      </w:r>
+      <w:r>
+        <w:t xml:space="preserve"> </w:t>
+      </w:r>
+      <w:r>
+        <w:t xml:space="preserve">The dispatch token is missing/insufficient — it needs Contents:</w:t>
+      </w:r>
+      <w:r>
+        <w:t xml:space="preserve"> </w:t>
+      </w:r>
+      <w:r>
+        <w:t xml:space="preserve">Read &amp; write on this repo. It’s auto-cleared so you can re-paste.</w:t>
+      </w:r>
+    </w:p>
+    <w:p>
+      <w:pPr>
+        <w:numPr>
+          <w:ilvl w:val="0"/>
+          <w:numId w:val="1008"/>
+        </w:numPr>
+        <w:pStyle w:val="Compact"/>
+      </w:pPr>
+      <w:r>
+        <w:rPr>
+          <w:bCs/>
+          <w:b/>
+        </w:rPr>
+        <w:t xml:space="preserve">Accept → open PR fails (branch 404/403).</w:t>
+      </w:r>
+      <w:r>
+        <w:t xml:space="preserve"> </w:t>
+      </w:r>
+      <w:r>
+        <w:t xml:space="preserve">The admin token can read but not write. Give it write</w:t>
+      </w:r>
+      <w:r>
+        <w:t xml:space="preserve"> </w:t>
+      </w:r>
+      <w:r>
+        <w:t xml:space="preserve">access: a classic token needs the</w:t>
+      </w:r>
+      <w:r>
+        <w:t xml:space="preserve"> </w:t>
+      </w:r>
+      <w:r>
+        <w:rPr>
+          <w:rStyle w:val="VerbatimChar"/>
+          <w:bCs/>
+          <w:b/>
+        </w:rPr>
+        <w:t xml:space="preserve">repo</w:t>
+      </w:r>
+      <w:r>
+        <w:t xml:space="preserve"> </w:t>
+      </w:r>
+      <w:r>
+        <w:t xml:space="preserve">scope ticked, or a fine-grained token needs</w:t>
+      </w:r>
+      <w:r>
+        <w:t xml:space="preserve"> </w:t>
+      </w:r>
+      <w:r>
+        <w:rPr>
+          <w:bCs/>
+          <w:b/>
+        </w:rPr>
+        <w:t xml:space="preserve">Contents</w:t>
+      </w:r>
+    </w:p>
+    <w:p>
+      <w:pPr>
+        <w:numPr>
+          <w:ilvl w:val="1"/>
+          <w:numId w:val="1009"/>
+        </w:numPr>
+        <w:pStyle w:val="Compact"/>
+      </w:pPr>
+      <w:r>
+        <w:rPr>
+          <w:bCs/>
+          <w:b/>
+        </w:rPr>
+        <w:t xml:space="preserve">Pull requests</w:t>
+      </w:r>
+      <w:r>
+        <w:t xml:space="preserve"> </w:t>
+      </w:r>
+      <w:r>
+        <w:t xml:space="preserve">read/write on this repo.</w:t>
+      </w:r>
+    </w:p>
+    <w:p>
+      <w:pPr>
+        <w:numPr>
+          <w:ilvl w:val="0"/>
+          <w:numId w:val="1008"/>
+        </w:numPr>
+        <w:pStyle w:val="Compact"/>
+      </w:pPr>
+      <w:r>
+        <w:rPr>
+          <w:bCs/>
+          <w:b/>
+        </w:rPr>
+        <w:t xml:space="preserve">I don’t want my real holdings anywhere shared.</w:t>
+      </w:r>
+      <w:r>
+        <w:t xml:space="preserve"> </w:t>
+      </w:r>
+      <w:r>
+        <w:t xml:space="preserve">They never leave your browser (localStorage), and</w:t>
+      </w:r>
+      <w:r>
+        <w:t xml:space="preserve"> </w:t>
+      </w:r>
+      <w:r>
+        <w:rPr>
+          <w:rStyle w:val="VerbatimChar"/>
+        </w:rPr>
+        <w:t xml:space="preserve">positions.local.json</w:t>
+      </w:r>
+      <w:r>
+        <w:t xml:space="preserve"> </w:t>
+      </w:r>
+      <w:r>
+        <w:t xml:space="preserve">is gitignored.</w:t>
+      </w:r>
+    </w:p>
+    <w:p>
+      <w:r>
+        <w:pict>
+          <v:rect style="width:0;height:1.5pt" o:hralign="center" o:hrstd="t" o:hr="t"/>
+        </w:pict>
+      </w:r>
+    </w:p>
     <w:p>
       <w:pPr>
         <w:pStyle w:val="FirstParagraph"/>
@@ -10659,8 +12728,8 @@
         <w:t xml:space="preserve">§6–§7.</w:t>
       </w:r>
     </w:p>
-    <w:bookmarkEnd w:id="75"/>
-    <w:bookmarkEnd w:id="76"/>
+    <w:bookmarkEnd w:id="78"/>
+    <w:bookmarkEnd w:id="79"/>
     <w:sectPr/>
   </w:body>
 </w:document>
@@ -10767,6 +12836,82 @@
       </w:pPr>
     </w:lvl>
   </w:abstractNum>
+  <w:abstractNum w:abstractNumId="991">
+    <w:nsid w:val="A991"/>
+    <w:multiLevelType w:val="multilevel"/>
+    <w:lvl w:ilvl="0">
+      <w:numFmt w:val="bullet"/>
+      <w:lvlText w:val="•"/>
+      <w:lvlJc w:val="left"/>
+      <w:pPr>
+        <w:ind w:left="720" w:hanging="480"/>
+      </w:pPr>
+    </w:lvl>
+    <w:lvl w:ilvl="1">
+      <w:numFmt w:val="bullet"/>
+      <w:lvlText w:val="–"/>
+      <w:lvlJc w:val="left"/>
+      <w:pPr>
+        <w:ind w:left="1440" w:hanging="480"/>
+      </w:pPr>
+    </w:lvl>
+    <w:lvl w:ilvl="2">
+      <w:numFmt w:val="bullet"/>
+      <w:lvlText w:val="•"/>
+      <w:lvlJc w:val="left"/>
+      <w:pPr>
+        <w:ind w:left="2160" w:hanging="480"/>
+      </w:pPr>
+    </w:lvl>
+    <w:lvl w:ilvl="3">
+      <w:numFmt w:val="bullet"/>
+      <w:lvlText w:val="–"/>
+      <w:lvlJc w:val="left"/>
+      <w:pPr>
+        <w:ind w:left="2880" w:hanging="480"/>
+      </w:pPr>
+    </w:lvl>
+    <w:lvl w:ilvl="4">
+      <w:numFmt w:val="bullet"/>
+      <w:lvlText w:val="•"/>
+      <w:lvlJc w:val="left"/>
+      <w:pPr>
+        <w:ind w:left="3600" w:hanging="480"/>
+      </w:pPr>
+    </w:lvl>
+    <w:lvl w:ilvl="5">
+      <w:numFmt w:val="bullet"/>
+      <w:lvlText w:val="–"/>
+      <w:lvlJc w:val="left"/>
+      <w:pPr>
+        <w:ind w:left="4320" w:hanging="480"/>
+      </w:pPr>
+    </w:lvl>
+    <w:lvl w:ilvl="6">
+      <w:numFmt w:val="bullet"/>
+      <w:lvlText w:val="•"/>
+      <w:lvlJc w:val="left"/>
+      <w:pPr>
+        <w:ind w:left="5040" w:hanging="480"/>
+      </w:pPr>
+    </w:lvl>
+    <w:lvl w:ilvl="7">
+      <w:numFmt w:val="bullet"/>
+      <w:lvlText w:val="–"/>
+      <w:lvlJc w:val="left"/>
+      <w:pPr>
+        <w:ind w:left="5760" w:hanging="480"/>
+      </w:pPr>
+    </w:lvl>
+    <w:lvl w:ilvl="8">
+      <w:numFmt w:val="bullet"/>
+      <w:lvlText w:val="•"/>
+      <w:lvlJc w:val="left"/>
+      <w:pPr>
+        <w:ind w:left="6480" w:hanging="480"/>
+      </w:pPr>
+    </w:lvl>
+  </w:abstractNum>
   <w:abstractNum w:abstractNumId="99411">
     <w:nsid w:val="A99411"/>
     <w:multiLevelType w:val="multilevel"/>
@@ -10852,86 +12997,13 @@
       </w:pPr>
     </w:lvl>
   </w:abstractNum>
-  <w:abstractNum w:abstractNumId="991">
-    <w:nsid w:val="A991"/>
-    <w:multiLevelType w:val="multilevel"/>
-    <w:lvl w:ilvl="0">
-      <w:numFmt w:val="bullet"/>
-      <w:lvlText w:val="•"/>
-      <w:lvlJc w:val="left"/>
-      <w:pPr>
-        <w:ind w:left="720" w:hanging="480"/>
-      </w:pPr>
-    </w:lvl>
-    <w:lvl w:ilvl="1">
-      <w:numFmt w:val="bullet"/>
-      <w:lvlText w:val="–"/>
-      <w:lvlJc w:val="left"/>
-      <w:pPr>
-        <w:ind w:left="1440" w:hanging="480"/>
-      </w:pPr>
-    </w:lvl>
-    <w:lvl w:ilvl="2">
-      <w:numFmt w:val="bullet"/>
-      <w:lvlText w:val="•"/>
-      <w:lvlJc w:val="left"/>
-      <w:pPr>
-        <w:ind w:left="2160" w:hanging="480"/>
-      </w:pPr>
-    </w:lvl>
-    <w:lvl w:ilvl="3">
-      <w:numFmt w:val="bullet"/>
-      <w:lvlText w:val="–"/>
-      <w:lvlJc w:val="left"/>
-      <w:pPr>
-        <w:ind w:left="2880" w:hanging="480"/>
-      </w:pPr>
-    </w:lvl>
-    <w:lvl w:ilvl="4">
-      <w:numFmt w:val="bullet"/>
-      <w:lvlText w:val="•"/>
-      <w:lvlJc w:val="left"/>
-      <w:pPr>
-        <w:ind w:left="3600" w:hanging="480"/>
-      </w:pPr>
-    </w:lvl>
-    <w:lvl w:ilvl="5">
-      <w:numFmt w:val="bullet"/>
-      <w:lvlText w:val="–"/>
-      <w:lvlJc w:val="left"/>
-      <w:pPr>
-        <w:ind w:left="4320" w:hanging="480"/>
-      </w:pPr>
-    </w:lvl>
-    <w:lvl w:ilvl="6">
-      <w:numFmt w:val="bullet"/>
-      <w:lvlText w:val="•"/>
-      <w:lvlJc w:val="left"/>
-      <w:pPr>
-        <w:ind w:left="5040" w:hanging="480"/>
-      </w:pPr>
-    </w:lvl>
-    <w:lvl w:ilvl="7">
-      <w:numFmt w:val="bullet"/>
-      <w:lvlText w:val="–"/>
-      <w:lvlJc w:val="left"/>
-      <w:pPr>
-        <w:ind w:left="5760" w:hanging="480"/>
-      </w:pPr>
-    </w:lvl>
-    <w:lvl w:ilvl="8">
-      <w:numFmt w:val="bullet"/>
-      <w:lvlText w:val="•"/>
-      <w:lvlJc w:val="left"/>
-      <w:pPr>
-        <w:ind w:left="6480" w:hanging="480"/>
-      </w:pPr>
-    </w:lvl>
-  </w:abstractNum>
   <w:num w:numId="1000">
     <w:abstractNumId w:val="990"/>
   </w:num>
   <w:num w:numId="1001">
+    <w:abstractNumId w:val="991"/>
+  </w:num>
+  <w:num w:numId="1002">
     <w:abstractNumId w:val="99411"/>
     <w:lvlOverride w:ilvl="0">
       <w:startOverride w:val="1"/>
@@ -10961,10 +13033,10 @@
       <w:startOverride w:val="1"/>
     </w:lvlOverride>
   </w:num>
-  <w:num w:numId="1002">
+  <w:num w:numId="1003">
     <w:abstractNumId w:val="991"/>
   </w:num>
-  <w:num w:numId="1003">
+  <w:num w:numId="1004">
     <w:abstractNumId w:val="99411"/>
     <w:lvlOverride w:ilvl="0">
       <w:startOverride w:val="1"/>
@@ -10994,9 +13066,6 @@
       <w:startOverride w:val="1"/>
     </w:lvlOverride>
   </w:num>
-  <w:num w:numId="1004">
-    <w:abstractNumId w:val="991"/>
-  </w:num>
   <w:num w:numId="1005">
     <w:abstractNumId w:val="991"/>
   </w:num>
@@ -11007,6 +13076,9 @@
     <w:abstractNumId w:val="991"/>
   </w:num>
   <w:num w:numId="1008">
+    <w:abstractNumId w:val="991"/>
+  </w:num>
+  <w:num w:numId="1009">
     <w:abstractNumId w:val="991"/>
   </w:num>
 </w:numbering>

--- a/docs/USER-GUIDE.docx
+++ b/docs/USER-GUIDE.docx
@@ -60,7 +60,7 @@
         <w:t xml:space="preserve">Layer</w:t>
       </w:r>
     </w:p>
-    <w:bookmarkStart w:id="79" w:name="puck-end-user-guide"/>
+    <w:bookmarkStart w:id="83" w:name="puck-end-user-guide"/>
     <w:p>
       <w:pPr>
         <w:pStyle w:val="Heading1"/>
@@ -475,7 +475,7 @@
       </w:r>
     </w:p>
     <w:bookmarkEnd w:id="23"/>
-    <w:bookmarkStart w:id="26" w:name="Xaafeadbcb03eb9b389c69d4f0e653696205360f"/>
+    <w:bookmarkStart w:id="30" w:name="Xaafeadbcb03eb9b389c69d4f0e653696205360f"/>
     <w:p>
       <w:pPr>
         <w:pStyle w:val="Heading2"/>
@@ -525,108 +525,71 @@
     </w:p>
     <w:p>
       <w:pPr>
-        <w:pStyle w:val="SourceCode"/>
-      </w:pPr>
-      <w:r>
-        <w:rPr>
-          <w:rStyle w:val="VerbatimChar"/>
-        </w:rPr>
-        <w:t xml:space="preserve">  ┌──────────────┐      ┌──────────────────┐      ┌─────────────────┐      ┌──────────────┐</w:t>
-      </w:r>
-      <w:r>
-        <w:br/>
-      </w:r>
-      <w:r>
-        <w:rPr>
-          <w:rStyle w:val="VerbatimChar"/>
-        </w:rPr>
-        <w:t xml:space="preserve">  │  1. SCOUT    │  →   │  2. COMMITTEE    │  →   │   3. SCAN       │  →   │   4. YOU     │</w:t>
-      </w:r>
-      <w:r>
-        <w:br/>
-      </w:r>
-      <w:r>
-        <w:rPr>
-          <w:rStyle w:val="VerbatimChar"/>
-        </w:rPr>
-        <w:t xml:space="preserve">  │  (discover)  │ PR✋ │  (adjudicate)    │ PR✋ │  (score+suggest)│      │  (decide)    │</w:t>
-      </w:r>
-      <w:r>
-        <w:br/>
-      </w:r>
-      <w:r>
-        <w:rPr>
-          <w:rStyle w:val="VerbatimChar"/>
-        </w:rPr>
-        <w:t xml:space="preserve">  └──────────────┘      └──────────────────┘      └─────────────────┘      └──────────────┘</w:t>
-      </w:r>
-      <w:r>
-        <w:br/>
-      </w:r>
-      <w:r>
-        <w:rPr>
-          <w:rStyle w:val="VerbatimChar"/>
-        </w:rPr>
-        <w:t xml:space="preserve">   weekly, auto          monthly, auto             daily, auto              manual</w:t>
-      </w:r>
-      <w:r>
-        <w:br/>
-      </w:r>
-      <w:r>
-        <w:rPr>
-          <w:rStyle w:val="VerbatimChar"/>
-        </w:rPr>
-        <w:t xml:space="preserve">   → scout-candidates    → research-proposals      → signals.json           → portfolio.json</w:t>
-      </w:r>
-      <w:r>
-        <w:br/>
-      </w:r>
-      <w:r>
-        <w:rPr>
-          <w:rStyle w:val="VerbatimChar"/>
-        </w:rPr>
-        <w:t xml:space="preserve">   Scout tab             Research tab              every tab                 triggers.json</w:t>
-      </w:r>
-      <w:r>
-        <w:br/>
-      </w:r>
-      <w:r>
-        <w:rPr>
-          <w:rStyle w:val="VerbatimChar"/>
-        </w:rPr>
-        <w:t xml:space="preserve">        │                      │                        │                        │</w:t>
-      </w:r>
-      <w:r>
-        <w:br/>
-      </w:r>
-      <w:r>
-        <w:rPr>
-          <w:rStyle w:val="VerbatimChar"/>
-        </w:rPr>
-        <w:t xml:space="preserve">        └─ proposes NEW ───────┴─ proposes THESIS ──────┴─ proposes WEIGHTS ─────┘</w:t>
-      </w:r>
-      <w:r>
-        <w:br/>
-      </w:r>
-      <w:r>
-        <w:rPr>
-          <w:rStyle w:val="VerbatimChar"/>
-        </w:rPr>
-        <w:t xml:space="preserve">           scarcities            edits (priced-in…)        (rebalance) + alerts</w:t>
-      </w:r>
-      <w:r>
-        <w:br/>
-      </w:r>
-      <w:r>
-        <w:rPr>
-          <w:rStyle w:val="VerbatimChar"/>
-        </w:rPr>
-        <w:t xml:space="preserve">                          ↑ the bot only PROPOSES; nothing touches your book without you ↑</w:t>
-      </w:r>
-    </w:p>
-    <w:p>
-      <w:pPr>
-        <w:pStyle w:val="FirstParagraph"/>
+        <w:pStyle w:val="CaptionedFigure"/>
+      </w:pPr>
+      <w:r>
+        <w:drawing>
+          <wp:inline>
+            <wp:extent cx="5334000" cy="2293620"/>
+            <wp:effectExtent b="0" l="0" r="0" t="0"/>
+            <wp:docPr descr="Puck end-to-end workflow: Scout → Committee → Scan → You" title="" id="25" name="Picture"/>
+            <a:graphic>
+              <a:graphicData uri="http://schemas.openxmlformats.org/drawingml/2006/picture">
+                <pic:pic>
+                  <pic:nvPicPr>
+                    <pic:cNvPr descr="img/workflow.svg" id="26" name="Picture"/>
+                    <pic:cNvPicPr>
+                      <a:picLocks noChangeArrowheads="1" noChangeAspect="1"/>
+                    </pic:cNvPicPr>
+                  </pic:nvPicPr>
+                  <pic:blipFill>
+                    <a:blip r:embed="rId27">
+                      <a:extLst>
+                        <a:ext uri="{28A0092B-C50C-407E-A947-70E740481C1C}">
+                          <a14:useLocalDpi xmlns:a14="http://schemas.microsoft.com/office/drawing/2010/main" val="0"/>
+                        </a:ext>
+                        <a:ext uri="{96DAC541-7B7A-43D3-8B79-37D633B846F1}">
+                          <asvg:svgBlip xmlns:asvg="http://schemas.microsoft.com/office/drawing/2016/SVG/main" r:embed="rId24"/>
+                        </a:ext>
+                      </a:extLst>
+                    </a:blip>
+                    <a:stretch>
+                      <a:fillRect/>
+                    </a:stretch>
+                  </pic:blipFill>
+                  <pic:spPr bwMode="auto">
+                    <a:xfrm>
+                      <a:off x="0" y="0"/>
+                      <a:ext cx="5334000" cy="2293620"/>
+                    </a:xfrm>
+                    <a:prstGeom prst="rect">
+                      <a:avLst/>
+                    </a:prstGeom>
+                    <a:noFill/>
+                    <a:ln w="9525">
+                      <a:noFill/>
+                      <a:headEnd/>
+                      <a:tailEnd/>
+                    </a:ln>
+                  </pic:spPr>
+                </pic:pic>
+              </a:graphicData>
+            </a:graphic>
+          </wp:inline>
+        </w:drawing>
+      </w:r>
+    </w:p>
+    <w:p>
+      <w:pPr>
+        <w:pStyle w:val="ImageCaption"/>
+      </w:pPr>
+      <w:r>
+        <w:t xml:space="preserve">Puck end-to-end workflow: Scout → Committee → Scan → You</w:t>
+      </w:r>
+    </w:p>
+    <w:p>
+      <w:pPr>
+        <w:pStyle w:val="BodyText"/>
       </w:pPr>
       <w:r>
         <w:rPr>
@@ -1430,7 +1393,7 @@
         <w:t xml:space="preserve">badge on the radar.</w:t>
       </w:r>
     </w:p>
-    <w:bookmarkStart w:id="24" w:name="what-auto-runs-vs.-what-you-run"/>
+    <w:bookmarkStart w:id="28" w:name="what-auto-runs-vs.-what-you-run"/>
     <w:p>
       <w:pPr>
         <w:pStyle w:val="Heading3"/>
@@ -2148,8 +2111,8 @@
         <w:t xml:space="preserve">else happens on the cron schedule with no action from you.</w:t>
       </w:r>
     </w:p>
-    <w:bookmarkEnd w:id="24"/>
-    <w:bookmarkStart w:id="25" w:name="how-to-confirm-a-run-actually-happened"/>
+    <w:bookmarkEnd w:id="28"/>
+    <w:bookmarkStart w:id="29" w:name="how-to-confirm-a-run-actually-happened"/>
     <w:p>
       <w:pPr>
         <w:pStyle w:val="Heading3"/>
@@ -2542,9 +2505,9 @@
         </w:pict>
       </w:r>
     </w:p>
-    <w:bookmarkEnd w:id="25"/>
-    <w:bookmarkEnd w:id="26"/>
-    <w:bookmarkStart w:id="27" w:name="getting-started-first-5-minutes"/>
+    <w:bookmarkEnd w:id="29"/>
+    <w:bookmarkEnd w:id="30"/>
+    <w:bookmarkStart w:id="31" w:name="getting-started-first-5-minutes"/>
     <w:p>
       <w:pPr>
         <w:pStyle w:val="Heading2"/>
@@ -2765,8 +2728,8 @@
         </w:pict>
       </w:r>
     </w:p>
-    <w:bookmarkEnd w:id="27"/>
-    <w:bookmarkStart w:id="31" w:name="scarcity-radar-the-alpha"/>
+    <w:bookmarkEnd w:id="31"/>
+    <w:bookmarkStart w:id="35" w:name="scarcity-radar-the-alpha"/>
     <w:p>
       <w:pPr>
         <w:pStyle w:val="Heading2"/>
@@ -2784,18 +2747,18 @@
           <wp:inline>
             <wp:extent cx="5334000" cy="11030545"/>
             <wp:effectExtent b="0" l="0" r="0" t="0"/>
-            <wp:docPr descr="Scarcity radar" title="" id="29" name="Picture"/>
+            <wp:docPr descr="Scarcity radar" title="" id="33" name="Picture"/>
             <a:graphic>
               <a:graphicData uri="http://schemas.openxmlformats.org/drawingml/2006/picture">
                 <pic:pic>
                   <pic:nvPicPr>
-                    <pic:cNvPr descr="img/radar.png" id="30" name="Picture"/>
+                    <pic:cNvPr descr="img/radar.png" id="34" name="Picture"/>
                     <pic:cNvPicPr>
                       <a:picLocks noChangeArrowheads="1" noChangeAspect="1"/>
                     </pic:cNvPicPr>
                   </pic:nvPicPr>
                   <pic:blipFill>
-                    <a:blip r:embed="rId28"/>
+                    <a:blip r:embed="rId32"/>
                     <a:stretch>
                       <a:fillRect/>
                     </a:stretch>
@@ -3945,8 +3908,8 @@
         </w:pict>
       </w:r>
     </w:p>
-    <w:bookmarkEnd w:id="31"/>
-    <w:bookmarkStart w:id="35" w:name="timeline"/>
+    <w:bookmarkEnd w:id="35"/>
+    <w:bookmarkStart w:id="39" w:name="timeline"/>
     <w:p>
       <w:pPr>
         <w:pStyle w:val="Heading2"/>
@@ -3964,18 +3927,18 @@
           <wp:inline>
             <wp:extent cx="5334000" cy="5834062"/>
             <wp:effectExtent b="0" l="0" r="0" t="0"/>
-            <wp:docPr descr="Timeline" title="" id="33" name="Picture"/>
+            <wp:docPr descr="Timeline" title="" id="37" name="Picture"/>
             <a:graphic>
               <a:graphicData uri="http://schemas.openxmlformats.org/drawingml/2006/picture">
                 <pic:pic>
                   <pic:nvPicPr>
-                    <pic:cNvPr descr="img/timeline.png" id="34" name="Picture"/>
+                    <pic:cNvPr descr="img/timeline.png" id="38" name="Picture"/>
                     <pic:cNvPicPr>
                       <a:picLocks noChangeArrowheads="1" noChangeAspect="1"/>
                     </pic:cNvPicPr>
                   </pic:nvPicPr>
                   <pic:blipFill>
-                    <a:blip r:embed="rId32"/>
+                    <a:blip r:embed="rId36"/>
                     <a:stretch>
                       <a:fillRect/>
                     </a:stretch>
@@ -4069,8 +4032,8 @@
         </w:pict>
       </w:r>
     </w:p>
-    <w:bookmarkEnd w:id="35"/>
-    <w:bookmarkStart w:id="50" w:name="portfolio-triggers"/>
+    <w:bookmarkEnd w:id="39"/>
+    <w:bookmarkStart w:id="54" w:name="portfolio-triggers"/>
     <w:p>
       <w:pPr>
         <w:pStyle w:val="Heading2"/>
@@ -4088,18 +4051,18 @@
           <wp:inline>
             <wp:extent cx="5334000" cy="16302037"/>
             <wp:effectExtent b="0" l="0" r="0" t="0"/>
-            <wp:docPr descr="Portfolio and triggers" title="" id="37" name="Picture"/>
+            <wp:docPr descr="Portfolio and triggers" title="" id="41" name="Picture"/>
             <a:graphic>
               <a:graphicData uri="http://schemas.openxmlformats.org/drawingml/2006/picture">
                 <pic:pic>
                   <pic:nvPicPr>
-                    <pic:cNvPr descr="img/portfolio.png" id="38" name="Picture"/>
+                    <pic:cNvPr descr="img/portfolio.png" id="42" name="Picture"/>
                     <pic:cNvPicPr>
                       <a:picLocks noChangeArrowheads="1" noChangeAspect="1"/>
                     </pic:cNvPicPr>
                   </pic:nvPicPr>
                   <pic:blipFill>
-                    <a:blip r:embed="rId36"/>
+                    <a:blip r:embed="rId40"/>
                     <a:stretch>
                       <a:fillRect/>
                     </a:stretch>
@@ -4134,7 +4097,7 @@
         <w:t xml:space="preserve">Portfolio and triggers</w:t>
       </w:r>
     </w:p>
-    <w:bookmarkStart w:id="39" w:name="timing-posture-the-regime"/>
+    <w:bookmarkStart w:id="43" w:name="timing-posture-the-regime"/>
     <w:p>
       <w:pPr>
         <w:pStyle w:val="Heading3"/>
@@ -4872,8 +4835,8 @@
         <w:t xml:space="preserve">macro brake always wins over re-entry.</w:t>
       </w:r>
     </w:p>
-    <w:bookmarkEnd w:id="39"/>
-    <w:bookmarkStart w:id="40" w:name="a-dislocation-timing-v2.3-cross-check"/>
+    <w:bookmarkEnd w:id="43"/>
+    <w:bookmarkStart w:id="44" w:name="a-dislocation-timing-v2.3-cross-check"/>
     <w:p>
       <w:pPr>
         <w:pStyle w:val="Heading3"/>
@@ -5504,8 +5467,8 @@
         <w:t xml:space="preserve">breach the −35% max-drawdown objective unless gated by a full exit to cash.</w:t>
       </w:r>
     </w:p>
-    <w:bookmarkEnd w:id="40"/>
-    <w:bookmarkStart w:id="41" w:name="b-objective-scorecard"/>
+    <w:bookmarkEnd w:id="44"/>
+    <w:bookmarkStart w:id="45" w:name="b-objective-scorecard"/>
     <w:p>
       <w:pPr>
         <w:pStyle w:val="Heading3"/>
@@ -5663,8 +5626,8 @@
         <w:t xml:space="preserve">line below it shows, on this basket and with no look-ahead, whether a moving-average brake actually cut max-drawdown and improved Calmar vs. buy-and-hold (the dial’s premise, tested).</w:t>
       </w:r>
     </w:p>
-    <w:bookmarkEnd w:id="41"/>
-    <w:bookmarkStart w:id="42" w:name="c-track-record-self-grading"/>
+    <w:bookmarkEnd w:id="45"/>
+    <w:bookmarkStart w:id="46" w:name="c-track-record-self-grading"/>
     <w:p>
       <w:pPr>
         <w:pStyle w:val="Heading3"/>
@@ -5818,8 +5781,8 @@
         <w:t xml:space="preserve">scored separately (de-rating and inflecting buckets). It tells you whether the alpha signal earns its keep.</w:t>
       </w:r>
     </w:p>
-    <w:bookmarkEnd w:id="42"/>
-    <w:bookmarkStart w:id="43" w:name="Xb7007932d81fa9c8a5b8c657c4feb1edab6068e"/>
+    <w:bookmarkEnd w:id="46"/>
+    <w:bookmarkStart w:id="47" w:name="Xb7007932d81fa9c8a5b8c657c4feb1edab6068e"/>
     <w:p>
       <w:pPr>
         <w:pStyle w:val="Heading3"/>
@@ -6112,8 +6075,8 @@
         <w:t xml:space="preserve">claim falsifiable.</w:t>
       </w:r>
     </w:p>
-    <w:bookmarkEnd w:id="43"/>
-    <w:bookmarkStart w:id="44" w:name="X336ae12debfd4ff74519f1b1639d9068d7a8499"/>
+    <w:bookmarkEnd w:id="47"/>
+    <w:bookmarkStart w:id="48" w:name="X336ae12debfd4ff74519f1b1639d9068d7a8499"/>
     <w:p>
       <w:pPr>
         <w:pStyle w:val="Heading3"/>
@@ -6325,8 +6288,8 @@
         <w:t xml:space="preserve">the unbiased confirmation. Runs when the accumulated price warehouse is available.</w:t>
       </w:r>
     </w:p>
-    <w:bookmarkEnd w:id="44"/>
-    <w:bookmarkStart w:id="45" w:name="summary-cards"/>
+    <w:bookmarkEnd w:id="48"/>
+    <w:bookmarkStart w:id="49" w:name="summary-cards"/>
     <w:p>
       <w:pPr>
         <w:pStyle w:val="Heading3"/>
@@ -6365,8 +6328,8 @@
         <w:t xml:space="preserve">see §11).</w:t>
       </w:r>
     </w:p>
-    <w:bookmarkEnd w:id="45"/>
-    <w:bookmarkStart w:id="46" w:name="triggers"/>
+    <w:bookmarkEnd w:id="49"/>
+    <w:bookmarkStart w:id="50" w:name="triggers"/>
     <w:p>
       <w:pPr>
         <w:pStyle w:val="Heading3"/>
@@ -6689,8 +6652,8 @@
         <w:t xml:space="preserve">so bad data can’t fire an action (§11).</w:t>
       </w:r>
     </w:p>
-    <w:bookmarkEnd w:id="46"/>
-    <w:bookmarkStart w:id="47" w:name="holdings-table"/>
+    <w:bookmarkEnd w:id="50"/>
+    <w:bookmarkStart w:id="51" w:name="holdings-table"/>
     <w:p>
       <w:pPr>
         <w:pStyle w:val="Heading3"/>
@@ -6851,8 +6814,8 @@
         <w:t xml:space="preserve">sleeve · DRY = cash held for triggers.</w:t>
       </w:r>
     </w:p>
-    <w:bookmarkEnd w:id="47"/>
-    <w:bookmarkStart w:id="48" w:name="your-holdings-live"/>
+    <w:bookmarkEnd w:id="51"/>
+    <w:bookmarkStart w:id="52" w:name="your-holdings-live"/>
     <w:p>
       <w:pPr>
         <w:pStyle w:val="Heading3"/>
@@ -6998,8 +6961,8 @@
         </w:pict>
       </w:r>
     </w:p>
-    <w:bookmarkEnd w:id="48"/>
-    <w:bookmarkStart w:id="49" w:name="dca-progress"/>
+    <w:bookmarkEnd w:id="52"/>
+    <w:bookmarkStart w:id="53" w:name="dca-progress"/>
     <w:p>
       <w:pPr>
         <w:pStyle w:val="Heading3"/>
@@ -7054,9 +7017,9 @@
         <w:t xml:space="preserve">holding, and the sleeve total deployed. Use it to stay on the plan and see where dry powder still goes.</w:t>
       </w:r>
     </w:p>
-    <w:bookmarkEnd w:id="49"/>
-    <w:bookmarkEnd w:id="50"/>
-    <w:bookmarkStart w:id="54" w:name="Xb1e0b37cd2cec0cdc4f078d3157da65985b98c8"/>
+    <w:bookmarkEnd w:id="53"/>
+    <w:bookmarkEnd w:id="54"/>
+    <w:bookmarkStart w:id="58" w:name="Xb1e0b37cd2cec0cdc4f078d3157da65985b98c8"/>
     <w:p>
       <w:pPr>
         <w:pStyle w:val="Heading2"/>
@@ -7326,7 +7289,7 @@
         <w:t xml:space="preserve">data-derived (no hand-picked lists); discovered names are research leads, not recommendations.</w:t>
       </w:r>
     </w:p>
-    <w:bookmarkStart w:id="51" w:name="stress-test"/>
+    <w:bookmarkStart w:id="55" w:name="stress-test"/>
     <w:p>
       <w:pPr>
         <w:pStyle w:val="Heading3"/>
@@ -7416,8 +7379,8 @@
         <w:t xml:space="preserve">Runs entirely in your browser on your stored positions.</w:t>
       </w:r>
     </w:p>
-    <w:bookmarkEnd w:id="51"/>
-    <w:bookmarkStart w:id="52" w:name="suggested-ira-tilts"/>
+    <w:bookmarkEnd w:id="55"/>
+    <w:bookmarkStart w:id="56" w:name="suggested-ira-tilts"/>
     <w:p>
       <w:pPr>
         <w:pStyle w:val="Heading3"/>
@@ -7504,8 +7467,8 @@
         <w:t xml:space="preserve">sleeve stays buy-and-hold. Graded over time by the Track record. Not advice.</w:t>
       </w:r>
     </w:p>
-    <w:bookmarkEnd w:id="52"/>
-    <w:bookmarkStart w:id="53" w:name="Xbceddce322048c5d80798aee7cf845116272575"/>
+    <w:bookmarkEnd w:id="56"/>
+    <w:bookmarkStart w:id="57" w:name="Xbceddce322048c5d80798aee7cf845116272575"/>
     <w:p>
       <w:pPr>
         <w:pStyle w:val="Heading3"/>
@@ -8128,9 +8091,9 @@
         <w:t xml:space="preserve">— it never edits your portfolio or places trades. Not advice.</w:t>
       </w:r>
     </w:p>
-    <w:bookmarkEnd w:id="53"/>
-    <w:bookmarkEnd w:id="54"/>
-    <w:bookmarkStart w:id="55" w:name="c.-research-llm-proposals-you-approve"/>
+    <w:bookmarkEnd w:id="57"/>
+    <w:bookmarkEnd w:id="58"/>
+    <w:bookmarkStart w:id="59" w:name="c.-research-llm-proposals-you-approve"/>
     <w:p>
       <w:pPr>
         <w:pStyle w:val="Heading2"/>
@@ -8531,8 +8494,8 @@
         <w:t xml:space="preserve">the scanner). Not advice.</w:t>
       </w:r>
     </w:p>
-    <w:bookmarkEnd w:id="55"/>
-    <w:bookmarkStart w:id="56" w:name="d.-scout-finding-new-scarcities"/>
+    <w:bookmarkEnd w:id="59"/>
+    <w:bookmarkStart w:id="60" w:name="d.-scout-finding-new-scarcities"/>
     <w:p>
       <w:pPr>
         <w:pStyle w:val="Heading2"/>
@@ -9303,8 +9266,8 @@
         <w:t xml:space="preserve">approved, the scout falls back to a built-in seed list, so it always works.</w:t>
       </w:r>
     </w:p>
-    <w:bookmarkEnd w:id="56"/>
-    <w:bookmarkStart w:id="60" w:name="filings-news"/>
+    <w:bookmarkEnd w:id="60"/>
+    <w:bookmarkStart w:id="64" w:name="filings-news"/>
     <w:p>
       <w:pPr>
         <w:pStyle w:val="Heading2"/>
@@ -9322,18 +9285,18 @@
           <wp:inline>
             <wp:extent cx="5334000" cy="6509146"/>
             <wp:effectExtent b="0" l="0" r="0" t="0"/>
-            <wp:docPr descr="Filings and news" title="" id="58" name="Picture"/>
+            <wp:docPr descr="Filings and news" title="" id="62" name="Picture"/>
             <a:graphic>
               <a:graphicData uri="http://schemas.openxmlformats.org/drawingml/2006/picture">
                 <pic:pic>
                   <pic:nvPicPr>
-                    <pic:cNvPr descr="img/catalysts.png" id="59" name="Picture"/>
+                    <pic:cNvPr descr="img/catalysts.png" id="63" name="Picture"/>
                     <pic:cNvPicPr>
                       <a:picLocks noChangeArrowheads="1" noChangeAspect="1"/>
                     </pic:cNvPicPr>
                   </pic:nvPicPr>
                   <pic:blipFill>
-                    <a:blip r:embed="rId57"/>
+                    <a:blip r:embed="rId61"/>
                     <a:stretch>
                       <a:fillRect/>
                     </a:stretch>
@@ -9559,8 +9522,8 @@
         </w:pict>
       </w:r>
     </w:p>
-    <w:bookmarkEnd w:id="60"/>
-    <w:bookmarkStart w:id="64" w:name="options-check-fair-value-before-you-buy"/>
+    <w:bookmarkEnd w:id="64"/>
+    <w:bookmarkStart w:id="68" w:name="options-check-fair-value-before-you-buy"/>
     <w:p>
       <w:pPr>
         <w:pStyle w:val="Heading2"/>
@@ -9578,584 +9541,12 @@
           <wp:inline>
             <wp:extent cx="5334000" cy="3750468"/>
             <wp:effectExtent b="0" l="0" r="0" t="0"/>
-            <wp:docPr descr="Options check" title="" id="62" name="Picture"/>
+            <wp:docPr descr="Options check" title="" id="66" name="Picture"/>
             <a:graphic>
               <a:graphicData uri="http://schemas.openxmlformats.org/drawingml/2006/picture">
                 <pic:pic>
                   <pic:nvPicPr>
-                    <pic:cNvPr descr="img/options.png" id="63" name="Picture"/>
-                    <pic:cNvPicPr>
-                      <a:picLocks noChangeArrowheads="1" noChangeAspect="1"/>
-                    </pic:cNvPicPr>
-                  </pic:nvPicPr>
-                  <pic:blipFill>
-                    <a:blip r:embed="rId61"/>
-                    <a:stretch>
-                      <a:fillRect/>
-                    </a:stretch>
-                  </pic:blipFill>
-                  <pic:spPr bwMode="auto">
-                    <a:xfrm>
-                      <a:off x="0" y="0"/>
-                      <a:ext cx="5334000" cy="3750468"/>
-                    </a:xfrm>
-                    <a:prstGeom prst="rect">
-                      <a:avLst/>
-                    </a:prstGeom>
-                    <a:noFill/>
-                    <a:ln w="9525">
-                      <a:noFill/>
-                      <a:headEnd/>
-                      <a:tailEnd/>
-                    </a:ln>
-                  </pic:spPr>
-                </pic:pic>
-              </a:graphicData>
-            </a:graphic>
-          </wp:inline>
-        </w:drawing>
-      </w:r>
-    </w:p>
-    <w:p>
-      <w:pPr>
-        <w:pStyle w:val="ImageCaption"/>
-      </w:pPr>
-      <w:r>
-        <w:t xml:space="preserve">Options check</w:t>
-      </w:r>
-    </w:p>
-    <w:p>
-      <w:pPr>
-        <w:pStyle w:val="BodyText"/>
-      </w:pPr>
-      <w:r>
-        <w:t xml:space="preserve">Before paying for an option, confirm the</w:t>
-      </w:r>
-      <w:r>
-        <w:t xml:space="preserve"> </w:t>
-      </w:r>
-      <w:r>
-        <w:rPr>
-          <w:bCs/>
-          <w:b/>
-        </w:rPr>
-        <w:t xml:space="preserve">price is fair</w:t>
-      </w:r>
-      <w:r>
-        <w:t xml:space="preserve">. Puck backs out the option’s</w:t>
-      </w:r>
-      <w:r>
-        <w:t xml:space="preserve"> </w:t>
-      </w:r>
-      <w:r>
-        <w:rPr>
-          <w:bCs/>
-          <w:b/>
-        </w:rPr>
-        <w:t xml:space="preserve">implied</w:t>
-      </w:r>
-      <w:r>
-        <w:rPr>
-          <w:bCs/>
-          <w:b/>
-        </w:rPr>
-        <w:t xml:space="preserve"> </w:t>
-      </w:r>
-      <w:r>
-        <w:rPr>
-          <w:bCs/>
-          <w:b/>
-        </w:rPr>
-        <w:t xml:space="preserve">volatility (IV)</w:t>
-      </w:r>
-      <w:r>
-        <w:t xml:space="preserve"> </w:t>
-      </w:r>
-      <w:r>
-        <w:t xml:space="preserve">from its market price (Black-Scholes) and compares it to the underlying’s recent</w:t>
-      </w:r>
-      <w:r>
-        <w:t xml:space="preserve"> </w:t>
-      </w:r>
-      <w:r>
-        <w:rPr>
-          <w:bCs/>
-          <w:b/>
-        </w:rPr>
-        <w:t xml:space="preserve">realized volatility</w:t>
-      </w:r>
-      <w:r>
-        <w:t xml:space="preserve"> </w:t>
-      </w:r>
-      <w:r>
-        <w:t xml:space="preserve">(from the scan).</w:t>
-      </w:r>
-    </w:p>
-    <w:p>
-      <w:pPr>
-        <w:pStyle w:val="BodyText"/>
-      </w:pPr>
-      <w:r>
-        <w:rPr>
-          <w:bCs/>
-          <w:b/>
-        </w:rPr>
-        <w:t xml:space="preserve">How to use it:</w:t>
-      </w:r>
-      <w:r>
-        <w:t xml:space="preserve"> </w:t>
-      </w:r>
-      <w:r>
-        <w:t xml:space="preserve">1. Type the</w:t>
-      </w:r>
-      <w:r>
-        <w:t xml:space="preserve"> </w:t>
-      </w:r>
-      <w:r>
-        <w:rPr>
-          <w:bCs/>
-          <w:b/>
-        </w:rPr>
-        <w:t xml:space="preserve">underlying</w:t>
-      </w:r>
-      <w:r>
-        <w:t xml:space="preserve"> </w:t>
-      </w:r>
-      <w:r>
-        <w:t xml:space="preserve">ticker — its price and realized vol auto-fill from the latest scan.</w:t>
-      </w:r>
-      <w:r>
-        <w:t xml:space="preserve"> </w:t>
-      </w:r>
-      <w:r>
-        <w:t xml:space="preserve">2. Choose</w:t>
-      </w:r>
-      <w:r>
-        <w:t xml:space="preserve"> </w:t>
-      </w:r>
-      <w:r>
-        <w:rPr>
-          <w:bCs/>
-          <w:b/>
-        </w:rPr>
-        <w:t xml:space="preserve">call/put</w:t>
-      </w:r>
-      <w:r>
-        <w:t xml:space="preserve">, enter</w:t>
-      </w:r>
-      <w:r>
-        <w:t xml:space="preserve"> </w:t>
-      </w:r>
-      <w:r>
-        <w:rPr>
-          <w:bCs/>
-          <w:b/>
-        </w:rPr>
-        <w:t xml:space="preserve">strike</w:t>
-      </w:r>
-      <w:r>
-        <w:t xml:space="preserve">,</w:t>
-      </w:r>
-      <w:r>
-        <w:t xml:space="preserve"> </w:t>
-      </w:r>
-      <w:r>
-        <w:rPr>
-          <w:bCs/>
-          <w:b/>
-        </w:rPr>
-        <w:t xml:space="preserve">days to expiry</w:t>
-      </w:r>
-      <w:r>
-        <w:t xml:space="preserve">, and the</w:t>
-      </w:r>
-      <w:r>
-        <w:t xml:space="preserve"> </w:t>
-      </w:r>
-      <w:r>
-        <w:rPr>
-          <w:bCs/>
-          <w:b/>
-        </w:rPr>
-        <w:t xml:space="preserve">option price</w:t>
-      </w:r>
-      <w:r>
-        <w:t xml:space="preserve"> </w:t>
-      </w:r>
-      <w:r>
-        <w:t xml:space="preserve">(premium).</w:t>
-      </w:r>
-      <w:r>
-        <w:t xml:space="preserve"> </w:t>
-      </w:r>
-      <w:r>
-        <w:t xml:space="preserve">3. Click</w:t>
-      </w:r>
-      <w:r>
-        <w:t xml:space="preserve"> </w:t>
-      </w:r>
-      <w:r>
-        <w:rPr>
-          <w:bCs/>
-          <w:b/>
-        </w:rPr>
-        <w:t xml:space="preserve">Evaluate</w:t>
-      </w:r>
-      <w:r>
-        <w:t xml:space="preserve">.</w:t>
-      </w:r>
-    </w:p>
-    <w:p>
-      <w:pPr>
-        <w:pStyle w:val="BodyText"/>
-      </w:pPr>
-      <w:r>
-        <w:rPr>
-          <w:bCs/>
-          <w:b/>
-        </w:rPr>
-        <w:t xml:space="preserve">What you get:</w:t>
-      </w:r>
-      <w:r>
-        <w:t xml:space="preserve"> </w:t>
-      </w:r>
-      <w:r>
-        <w:t xml:space="preserve">IV, realized vol,</w:t>
-      </w:r>
-      <w:r>
-        <w:t xml:space="preserve"> </w:t>
-      </w:r>
-      <w:r>
-        <w:rPr>
-          <w:bCs/>
-          <w:b/>
-        </w:rPr>
-        <w:t xml:space="preserve">IV ÷ realized</w:t>
-      </w:r>
-      <w:r>
-        <w:t xml:space="preserve">, the</w:t>
-      </w:r>
-      <w:r>
-        <w:t xml:space="preserve"> </w:t>
-      </w:r>
-      <w:r>
-        <w:rPr>
-          <w:bCs/>
-          <w:b/>
-        </w:rPr>
-        <w:t xml:space="preserve">fair value at realized vol</w:t>
-      </w:r>
-      <w:r>
-        <w:t xml:space="preserve">, the</w:t>
-      </w:r>
-      <w:r>
-        <w:t xml:space="preserve"> </w:t>
-      </w:r>
-      <w:r>
-        <w:rPr>
-          <w:bCs/>
-          <w:b/>
-        </w:rPr>
-        <w:t xml:space="preserve">edge</w:t>
-      </w:r>
-      <w:r>
-        <w:rPr>
-          <w:bCs/>
-          <w:b/>
-        </w:rPr>
-        <w:t xml:space="preserve"> </w:t>
-      </w:r>
-      <w:r>
-        <w:rPr>
-          <w:bCs/>
-          <w:b/>
-        </w:rPr>
-        <w:t xml:space="preserve">vs fair</w:t>
-      </w:r>
-      <w:r>
-        <w:t xml:space="preserve">, a</w:t>
-      </w:r>
-      <w:r>
-        <w:t xml:space="preserve"> </w:t>
-      </w:r>
-      <w:r>
-        <w:rPr>
-          <w:bCs/>
-          <w:b/>
-        </w:rPr>
-        <w:t xml:space="preserve">verdict</w:t>
-      </w:r>
-      <w:r>
-        <w:t xml:space="preserve">, and the greeks (delta/vega/theta). When the scan has it, the result also shows</w:t>
-      </w:r>
-      <w:r>
-        <w:t xml:space="preserve"> </w:t>
-      </w:r>
-      <w:r>
-        <w:t xml:space="preserve">the underlying’s</w:t>
-      </w:r>
-      <w:r>
-        <w:t xml:space="preserve"> </w:t>
-      </w:r>
-      <w:r>
-        <w:rPr>
-          <w:bCs/>
-          <w:b/>
-        </w:rPr>
-        <w:t xml:space="preserve">market ATM implied vol</w:t>
-      </w:r>
-      <w:r>
-        <w:t xml:space="preserve"> </w:t>
-      </w:r>
-      <w:r>
-        <w:t xml:space="preserve">(from the free Yahoo options chain) next to your option’s IV —</w:t>
-      </w:r>
-      <w:r>
-        <w:t xml:space="preserve"> </w:t>
-      </w:r>
-      <w:r>
-        <w:t xml:space="preserve">a quick check of whether your contract is priced rich/cheap vs the at-the-money market.</w:t>
-      </w:r>
-    </w:p>
-    <w:tbl>
-      <w:tblPr>
-        <w:tblStyle w:val="Table"/>
-        <w:tblW w:type="pct" w:w="5000"/>
-        <w:tblLook w:firstRow="1" w:lastRow="0" w:firstColumn="0" w:lastColumn="0" w:noHBand="0" w:noVBand="0" w:val="0020"/>
-        <w:jc w:val="start"/>
-      </w:tblPr>
-      <w:tblGrid>
-        <w:gridCol w:w="3960"/>
-        <w:gridCol w:w="3960"/>
-      </w:tblGrid>
-      <w:tr>
-        <w:trPr>
-          <w:tblHeader w:val="true"/>
-        </w:trPr>
-        <w:tc>
-          <w:tcPr/>
-          <w:p>
-            <w:pPr>
-              <w:pStyle w:val="Compact"/>
-              <w:jc w:val="left"/>
-            </w:pPr>
-            <w:r>
-              <w:t xml:space="preserve">Verdict</w:t>
-            </w:r>
-          </w:p>
-        </w:tc>
-        <w:tc>
-          <w:tcPr/>
-          <w:p>
-            <w:pPr>
-              <w:pStyle w:val="Compact"/>
-              <w:jc w:val="left"/>
-            </w:pPr>
-            <w:r>
-              <w:t xml:space="preserve">Meaning</w:t>
-            </w:r>
-          </w:p>
-        </w:tc>
-      </w:tr>
-      <w:tr>
-        <w:tc>
-          <w:tcPr/>
-          <w:p>
-            <w:pPr>
-              <w:pStyle w:val="Compact"/>
-              <w:jc w:val="left"/>
-            </w:pPr>
-            <w:r>
-              <w:rPr>
-                <w:bCs/>
-                <w:b/>
-              </w:rPr>
-              <w:t xml:space="preserve">cheap</w:t>
-            </w:r>
-          </w:p>
-        </w:tc>
-        <w:tc>
-          <w:tcPr/>
-          <w:p>
-            <w:pPr>
-              <w:pStyle w:val="Compact"/>
-              <w:jc w:val="left"/>
-            </w:pPr>
-            <w:r>
-              <w:t xml:space="preserve">IV below realized vol</w:t>
-            </w:r>
-          </w:p>
-        </w:tc>
-      </w:tr>
-      <w:tr>
-        <w:tc>
-          <w:tcPr/>
-          <w:p>
-            <w:pPr>
-              <w:pStyle w:val="Compact"/>
-              <w:jc w:val="left"/>
-            </w:pPr>
-            <w:r>
-              <w:rPr>
-                <w:bCs/>
-                <w:b/>
-              </w:rPr>
-              <w:t xml:space="preserve">fair</w:t>
-            </w:r>
-          </w:p>
-        </w:tc>
-        <w:tc>
-          <w:tcPr/>
-          <w:p>
-            <w:pPr>
-              <w:pStyle w:val="Compact"/>
-              <w:jc w:val="left"/>
-            </w:pPr>
-            <w:r>
-              <w:t xml:space="preserve">IV within a normal variance-risk premium (~0.95–1.35× realized)</w:t>
-            </w:r>
-          </w:p>
-        </w:tc>
-      </w:tr>
-      <w:tr>
-        <w:tc>
-          <w:tcPr/>
-          <w:p>
-            <w:pPr>
-              <w:pStyle w:val="Compact"/>
-              <w:jc w:val="left"/>
-            </w:pPr>
-            <w:r>
-              <w:rPr>
-                <w:bCs/>
-                <w:b/>
-              </w:rPr>
-              <w:t xml:space="preserve">rich</w:t>
-            </w:r>
-          </w:p>
-        </w:tc>
-        <w:tc>
-          <w:tcPr/>
-          <w:p>
-            <w:pPr>
-              <w:pStyle w:val="Compact"/>
-              <w:jc w:val="left"/>
-            </w:pPr>
-            <w:r>
-              <w:t xml:space="preserve">IV well above realized — you’re paying up for premium</w:t>
-            </w:r>
-          </w:p>
-        </w:tc>
-      </w:tr>
-    </w:tbl>
-    <w:p>
-      <w:pPr>
-        <w:pStyle w:val="BodyText"/>
-      </w:pPr>
-      <w:r>
-        <w:t xml:space="preserve">It also suggests a</w:t>
-      </w:r>
-      <w:r>
-        <w:t xml:space="preserve"> </w:t>
-      </w:r>
-      <w:r>
-        <w:rPr>
-          <w:bCs/>
-          <w:b/>
-        </w:rPr>
-        <w:t xml:space="preserve">defined-risk structure</w:t>
-      </w:r>
-      <w:r>
-        <w:t xml:space="preserve"> </w:t>
-      </w:r>
-      <w:r>
-        <w:t xml:space="preserve">based on the live posture (defensive → put / put-spread;</w:t>
-      </w:r>
-      <w:r>
-        <w:t xml:space="preserve"> </w:t>
-      </w:r>
-      <w:r>
-        <w:t xml:space="preserve">risk-on → LEAPS call).</w:t>
-      </w:r>
-    </w:p>
-    <w:p>
-      <w:pPr>
-        <w:pStyle w:val="BlockText"/>
-      </w:pPr>
-      <w:r>
-        <w:rPr>
-          <w:bCs/>
-          <w:b/>
-        </w:rPr>
-        <w:t xml:space="preserve">Defined-risk only — no naked options</w:t>
-      </w:r>
-      <w:r>
-        <w:t xml:space="preserve"> </w:t>
-      </w:r>
-      <w:r>
-        <w:t xml:space="preserve">(both accounts). Use long calls/puts, debit spreads, collars,</w:t>
-      </w:r>
-      <w:r>
-        <w:t xml:space="preserve"> </w:t>
-      </w:r>
-      <w:r>
-        <w:t xml:space="preserve">covered calls, cash-secured puts. Caveat: realized vol is backward-looking and options carry</w:t>
-      </w:r>
-      <w:r>
-        <w:t xml:space="preserve"> </w:t>
-      </w:r>
-      <w:r>
-        <w:t xml:space="preserve">event/skew premia, so treat this as a</w:t>
-      </w:r>
-      <w:r>
-        <w:t xml:space="preserve"> </w:t>
-      </w:r>
-      <w:r>
-        <w:rPr>
-          <w:bCs/>
-          <w:b/>
-        </w:rPr>
-        <w:t xml:space="preserve">sanity check, not a price oracle.</w:t>
-      </w:r>
-      <w:r>
-        <w:t xml:space="preserve"> </w:t>
-      </w:r>
-      <w:r>
-        <w:t xml:space="preserve">Not advice.</w:t>
-      </w:r>
-    </w:p>
-    <w:p>
-      <w:r>
-        <w:pict>
-          <v:rect style="width:0;height:1.5pt" o:hralign="center" o:hrstd="t" o:hr="t"/>
-        </w:pict>
-      </w:r>
-    </w:p>
-    <w:bookmarkEnd w:id="64"/>
-    <w:bookmarkStart w:id="68" w:name="agent-digest"/>
-    <w:p>
-      <w:pPr>
-        <w:pStyle w:val="Heading2"/>
-      </w:pPr>
-      <w:r>
-        <w:t xml:space="preserve">8. Agent digest</w:t>
-      </w:r>
-    </w:p>
-    <w:p>
-      <w:pPr>
-        <w:pStyle w:val="CaptionedFigure"/>
-      </w:pPr>
-      <w:r>
-        <w:drawing>
-          <wp:inline>
-            <wp:extent cx="5334000" cy="3750468"/>
-            <wp:effectExtent b="0" l="0" r="0" t="0"/>
-            <wp:docPr descr="Agent digest" title="" id="66" name="Picture"/>
-            <a:graphic>
-              <a:graphicData uri="http://schemas.openxmlformats.org/drawingml/2006/picture">
-                <pic:pic>
-                  <pic:nvPicPr>
-                    <pic:cNvPr descr="img/digest.png" id="67" name="Picture"/>
+                    <pic:cNvPr descr="img/options.png" id="67" name="Picture"/>
                     <pic:cNvPicPr>
                       <a:picLocks noChangeArrowheads="1" noChangeAspect="1"/>
                     </pic:cNvPicPr>
@@ -10193,7 +9584,7 @@
         <w:pStyle w:val="ImageCaption"/>
       </w:pPr>
       <w:r>
-        <w:t xml:space="preserve">Agent digest</w:t>
+        <w:t xml:space="preserve">Options check</w:t>
       </w:r>
     </w:p>
     <w:p>
@@ -10201,81 +9592,66 @@
         <w:pStyle w:val="BodyText"/>
       </w:pPr>
       <w:r>
-        <w:t xml:space="preserve">An optional LLM</w:t>
-      </w:r>
-      <w:r>
-        <w:t xml:space="preserve"> </w:t>
-      </w:r>
-      <w:r>
-        <w:rPr>
-          <w:bCs/>
-          <w:b/>
-        </w:rPr>
-        <w:t xml:space="preserve">“</w:t>
-      </w:r>
-      <w:r>
-        <w:rPr>
-          <w:bCs/>
-          <w:b/>
-        </w:rPr>
-        <w:t xml:space="preserve">analyst + red-team</w:t>
-      </w:r>
-      <w:r>
-        <w:rPr>
-          <w:bCs/>
-          <w:b/>
-        </w:rPr>
-        <w:t xml:space="preserve">”</w:t>
-      </w:r>
-      <w:r>
-        <w:t xml:space="preserve"> </w:t>
-      </w:r>
-      <w:r>
-        <w:t xml:space="preserve">summary of what materially changed (quotes, filings, news,</w:t>
-      </w:r>
-      <w:r>
-        <w:t xml:space="preserve"> </w:t>
-      </w:r>
-      <w:r>
-        <w:t xml:space="preserve">regime) and whether any trigger looks closer. With</w:t>
-      </w:r>
-      <w:r>
-        <w:t xml:space="preserve"> </w:t>
-      </w:r>
-      <w:r>
-        <w:rPr>
-          <w:bCs/>
-          <w:b/>
-        </w:rPr>
-        <w:t xml:space="preserve">two</w:t>
-      </w:r>
-      <w:r>
-        <w:t xml:space="preserve"> </w:t>
-      </w:r>
-      <w:r>
-        <w:t xml:space="preserve">free keys it runs</w:t>
-      </w:r>
-      <w:r>
-        <w:t xml:space="preserve"> </w:t>
-      </w:r>
-      <w:r>
-        <w:rPr>
-          <w:bCs/>
-          <w:b/>
-        </w:rPr>
-        <w:t xml:space="preserve">cross-model</w:t>
-      </w:r>
-      <w:r>
-        <w:t xml:space="preserve"> </w:t>
-      </w:r>
-      <w:r>
-        <w:t xml:space="preserve">— the</w:t>
-      </w:r>
-      <w:r>
-        <w:t xml:space="preserve"> </w:t>
-      </w:r>
-      <w:r>
-        <w:t xml:space="preserve">analyst on one model, the red-team on another — so it isn’t a model grading itself.</w:t>
+        <w:t xml:space="preserve">Before paying for an option, confirm the</w:t>
+      </w:r>
+      <w:r>
+        <w:t xml:space="preserve"> </w:t>
+      </w:r>
+      <w:r>
+        <w:rPr>
+          <w:bCs/>
+          <w:b/>
+        </w:rPr>
+        <w:t xml:space="preserve">price is fair</w:t>
+      </w:r>
+      <w:r>
+        <w:t xml:space="preserve">. Puck backs out the option’s</w:t>
+      </w:r>
+      <w:r>
+        <w:t xml:space="preserve"> </w:t>
+      </w:r>
+      <w:r>
+        <w:rPr>
+          <w:bCs/>
+          <w:b/>
+        </w:rPr>
+        <w:t xml:space="preserve">implied</w:t>
+      </w:r>
+      <w:r>
+        <w:rPr>
+          <w:bCs/>
+          <w:b/>
+        </w:rPr>
+        <w:t xml:space="preserve"> </w:t>
+      </w:r>
+      <w:r>
+        <w:rPr>
+          <w:bCs/>
+          <w:b/>
+        </w:rPr>
+        <w:t xml:space="preserve">volatility (IV)</w:t>
+      </w:r>
+      <w:r>
+        <w:t xml:space="preserve"> </w:t>
+      </w:r>
+      <w:r>
+        <w:t xml:space="preserve">from its market price (Black-Scholes) and compares it to the underlying’s recent</w:t>
+      </w:r>
+      <w:r>
+        <w:t xml:space="preserve"> </w:t>
+      </w:r>
+      <w:r>
+        <w:rPr>
+          <w:bCs/>
+          <w:b/>
+        </w:rPr>
+        <w:t xml:space="preserve">realized volatility</w:t>
+      </w:r>
+      <w:r>
+        <w:t xml:space="preserve"> </w:t>
+      </w:r>
+      <w:r>
+        <w:t xml:space="preserve">(from the scan).</w:t>
       </w:r>
     </w:p>
     <w:p>
@@ -10283,177 +9659,432 @@
         <w:pStyle w:val="BodyText"/>
       </w:pPr>
       <w:r>
-        <w:t xml:space="preserve">It uses the</w:t>
-      </w:r>
-      <w:r>
-        <w:t xml:space="preserve"> </w:t>
-      </w:r>
-      <w:r>
-        <w:rPr>
-          <w:bCs/>
-          <w:b/>
-        </w:rPr>
-        <w:t xml:space="preserve">latest free thinking models</w:t>
-      </w:r>
-      <w:r>
-        <w:t xml:space="preserve"> </w:t>
-      </w:r>
-      <w:r>
-        <w:t xml:space="preserve">by default — Gemini 3.5 Flash and Groq’s gpt-oss-120b — so</w:t>
-      </w:r>
-      <w:r>
-        <w:t xml:space="preserve"> </w:t>
-      </w:r>
-      <w:r>
-        <w:t xml:space="preserve">the analysis actually reasons rather than pattern-matches. Both are overridable via the</w:t>
-      </w:r>
-      <w:r>
-        <w:t xml:space="preserve"> </w:t>
-      </w:r>
-      <w:r>
-        <w:rPr>
-          <w:rStyle w:val="VerbatimChar"/>
-        </w:rPr>
-        <w:t xml:space="preserve">GEMINI_MODEL</w:t>
-      </w:r>
-      <w:r>
-        <w:t xml:space="preserve"> </w:t>
-      </w:r>
-      <w:r>
-        <w:t xml:space="preserve">/</w:t>
-      </w:r>
-      <w:r>
-        <w:t xml:space="preserve"> </w:t>
-      </w:r>
-      <w:r>
-        <w:rPr>
-          <w:rStyle w:val="VerbatimChar"/>
-        </w:rPr>
-        <w:t xml:space="preserve">GROQ_MODEL</w:t>
-      </w:r>
-      <w:r>
-        <w:t xml:space="preserve"> </w:t>
-      </w:r>
-      <w:r>
-        <w:t xml:space="preserve">repo variables when newer models ship, so a model retirement needs no code change. If a</w:t>
-      </w:r>
-      <w:r>
-        <w:t xml:space="preserve"> </w:t>
-      </w:r>
-      <w:r>
-        <w:t xml:space="preserve">model is unreachable (retired/blocked/rate-limited) the run now says so</w:t>
-      </w:r>
-      <w:r>
-        <w:t xml:space="preserve"> </w:t>
-      </w:r>
-      <w:r>
-        <w:rPr>
-          <w:bCs/>
-          <w:b/>
-        </w:rPr>
-        <w:t xml:space="preserve">loudly</w:t>
-      </w:r>
-      <w:r>
-        <w:t xml:space="preserve"> </w:t>
-      </w:r>
-      <w:r>
-        <w:t xml:space="preserve">in its report</w:t>
-      </w:r>
-      <w:r>
-        <w:t xml:space="preserve"> </w:t>
-      </w:r>
-      <w:r>
-        <w:t xml:space="preserve">instead of silently producing nothing.</w:t>
-      </w:r>
-    </w:p>
-    <w:p>
-      <w:pPr>
-        <w:numPr>
-          <w:ilvl w:val="0"/>
-          <w:numId w:val="1005"/>
-        </w:numPr>
-        <w:pStyle w:val="Compact"/>
-      </w:pPr>
-      <w:r>
-        <w:rPr>
-          <w:bCs/>
-          <w:b/>
-        </w:rPr>
-        <w:t xml:space="preserve">Automated:</w:t>
-      </w:r>
-      <w:r>
-        <w:t xml:space="preserve"> </w:t>
-      </w:r>
-      <w:r>
-        <w:t xml:space="preserve">set</w:t>
-      </w:r>
-      <w:r>
-        <w:t xml:space="preserve"> </w:t>
-      </w:r>
-      <w:r>
-        <w:rPr>
-          <w:rStyle w:val="VerbatimChar"/>
-        </w:rPr>
-        <w:t xml:space="preserve">GEMINI_API_KEY</w:t>
-      </w:r>
-      <w:r>
-        <w:t xml:space="preserve"> </w:t>
-      </w:r>
-      <w:r>
-        <w:t xml:space="preserve">(and optionally</w:t>
-      </w:r>
-      <w:r>
-        <w:t xml:space="preserve"> </w:t>
-      </w:r>
-      <w:r>
-        <w:rPr>
-          <w:rStyle w:val="VerbatimChar"/>
-        </w:rPr>
-        <w:t xml:space="preserve">GROQ_API_KEY</w:t>
-      </w:r>
-      <w:r>
-        <w:t xml:space="preserve">) as GitHub repo secrets; the daily</w:t>
-      </w:r>
-      <w:r>
-        <w:t xml:space="preserve"> </w:t>
-      </w:r>
-      <w:r>
-        <w:t xml:space="preserve">scan writes the digest.</w:t>
-      </w:r>
-    </w:p>
-    <w:p>
-      <w:pPr>
-        <w:numPr>
-          <w:ilvl w:val="0"/>
-          <w:numId w:val="1005"/>
-        </w:numPr>
-        <w:pStyle w:val="Compact"/>
-      </w:pPr>
-      <w:r>
-        <w:rPr>
-          <w:bCs/>
-          <w:b/>
-        </w:rPr>
-        <w:t xml:space="preserve">In-browser, on demand:</w:t>
-      </w:r>
-      <w:r>
-        <w:t xml:space="preserve"> </w:t>
-      </w:r>
-      <w:r>
-        <w:t xml:space="preserve">add a Gemini key in Settings and click</w:t>
-      </w:r>
-      <w:r>
-        <w:t xml:space="preserve"> </w:t>
-      </w:r>
-      <w:r>
-        <w:rPr>
-          <w:bCs/>
-          <w:b/>
-        </w:rPr>
-        <w:t xml:space="preserve">✦ Generate digest in browser</w:t>
+        <w:rPr>
+          <w:bCs/>
+          <w:b/>
+        </w:rPr>
+        <w:t xml:space="preserve">How to use it:</w:t>
+      </w:r>
+      <w:r>
+        <w:t xml:space="preserve"> </w:t>
+      </w:r>
+      <w:r>
+        <w:t xml:space="preserve">1. Type the</w:t>
+      </w:r>
+      <w:r>
+        <w:t xml:space="preserve"> </w:t>
+      </w:r>
+      <w:r>
+        <w:rPr>
+          <w:bCs/>
+          <w:b/>
+        </w:rPr>
+        <w:t xml:space="preserve">underlying</w:t>
+      </w:r>
+      <w:r>
+        <w:t xml:space="preserve"> </w:t>
+      </w:r>
+      <w:r>
+        <w:t xml:space="preserve">ticker — its price and realized vol auto-fill from the latest scan.</w:t>
+      </w:r>
+      <w:r>
+        <w:t xml:space="preserve"> </w:t>
+      </w:r>
+      <w:r>
+        <w:t xml:space="preserve">2. Choose</w:t>
+      </w:r>
+      <w:r>
+        <w:t xml:space="preserve"> </w:t>
+      </w:r>
+      <w:r>
+        <w:rPr>
+          <w:bCs/>
+          <w:b/>
+        </w:rPr>
+        <w:t xml:space="preserve">call/put</w:t>
+      </w:r>
+      <w:r>
+        <w:t xml:space="preserve">, enter</w:t>
+      </w:r>
+      <w:r>
+        <w:t xml:space="preserve"> </w:t>
+      </w:r>
+      <w:r>
+        <w:rPr>
+          <w:bCs/>
+          <w:b/>
+        </w:rPr>
+        <w:t xml:space="preserve">strike</w:t>
+      </w:r>
+      <w:r>
+        <w:t xml:space="preserve">,</w:t>
+      </w:r>
+      <w:r>
+        <w:t xml:space="preserve"> </w:t>
+      </w:r>
+      <w:r>
+        <w:rPr>
+          <w:bCs/>
+          <w:b/>
+        </w:rPr>
+        <w:t xml:space="preserve">days to expiry</w:t>
+      </w:r>
+      <w:r>
+        <w:t xml:space="preserve">, and the</w:t>
+      </w:r>
+      <w:r>
+        <w:t xml:space="preserve"> </w:t>
+      </w:r>
+      <w:r>
+        <w:rPr>
+          <w:bCs/>
+          <w:b/>
+        </w:rPr>
+        <w:t xml:space="preserve">option price</w:t>
+      </w:r>
+      <w:r>
+        <w:t xml:space="preserve"> </w:t>
+      </w:r>
+      <w:r>
+        <w:t xml:space="preserve">(premium).</w:t>
+      </w:r>
+      <w:r>
+        <w:t xml:space="preserve"> </w:t>
+      </w:r>
+      <w:r>
+        <w:t xml:space="preserve">3. Click</w:t>
+      </w:r>
+      <w:r>
+        <w:t xml:space="preserve"> </w:t>
+      </w:r>
+      <w:r>
+        <w:rPr>
+          <w:bCs/>
+          <w:b/>
+        </w:rPr>
+        <w:t xml:space="preserve">Evaluate</w:t>
       </w:r>
       <w:r>
         <w:t xml:space="preserve">.</w:t>
+      </w:r>
+    </w:p>
+    <w:p>
+      <w:pPr>
+        <w:pStyle w:val="BodyText"/>
+      </w:pPr>
+      <w:r>
+        <w:rPr>
+          <w:bCs/>
+          <w:b/>
+        </w:rPr>
+        <w:t xml:space="preserve">What you get:</w:t>
+      </w:r>
+      <w:r>
+        <w:t xml:space="preserve"> </w:t>
+      </w:r>
+      <w:r>
+        <w:t xml:space="preserve">IV, realized vol,</w:t>
+      </w:r>
+      <w:r>
+        <w:t xml:space="preserve"> </w:t>
+      </w:r>
+      <w:r>
+        <w:rPr>
+          <w:bCs/>
+          <w:b/>
+        </w:rPr>
+        <w:t xml:space="preserve">IV ÷ realized</w:t>
+      </w:r>
+      <w:r>
+        <w:t xml:space="preserve">, the</w:t>
+      </w:r>
+      <w:r>
+        <w:t xml:space="preserve"> </w:t>
+      </w:r>
+      <w:r>
+        <w:rPr>
+          <w:bCs/>
+          <w:b/>
+        </w:rPr>
+        <w:t xml:space="preserve">fair value at realized vol</w:t>
+      </w:r>
+      <w:r>
+        <w:t xml:space="preserve">, the</w:t>
+      </w:r>
+      <w:r>
+        <w:t xml:space="preserve"> </w:t>
+      </w:r>
+      <w:r>
+        <w:rPr>
+          <w:bCs/>
+          <w:b/>
+        </w:rPr>
+        <w:t xml:space="preserve">edge</w:t>
+      </w:r>
+      <w:r>
+        <w:rPr>
+          <w:bCs/>
+          <w:b/>
+        </w:rPr>
+        <w:t xml:space="preserve"> </w:t>
+      </w:r>
+      <w:r>
+        <w:rPr>
+          <w:bCs/>
+          <w:b/>
+        </w:rPr>
+        <w:t xml:space="preserve">vs fair</w:t>
+      </w:r>
+      <w:r>
+        <w:t xml:space="preserve">, a</w:t>
+      </w:r>
+      <w:r>
+        <w:t xml:space="preserve"> </w:t>
+      </w:r>
+      <w:r>
+        <w:rPr>
+          <w:bCs/>
+          <w:b/>
+        </w:rPr>
+        <w:t xml:space="preserve">verdict</w:t>
+      </w:r>
+      <w:r>
+        <w:t xml:space="preserve">, and the greeks (delta/vega/theta). When the scan has it, the result also shows</w:t>
+      </w:r>
+      <w:r>
+        <w:t xml:space="preserve"> </w:t>
+      </w:r>
+      <w:r>
+        <w:t xml:space="preserve">the underlying’s</w:t>
+      </w:r>
+      <w:r>
+        <w:t xml:space="preserve"> </w:t>
+      </w:r>
+      <w:r>
+        <w:rPr>
+          <w:bCs/>
+          <w:b/>
+        </w:rPr>
+        <w:t xml:space="preserve">market ATM implied vol</w:t>
+      </w:r>
+      <w:r>
+        <w:t xml:space="preserve"> </w:t>
+      </w:r>
+      <w:r>
+        <w:t xml:space="preserve">(from the free Yahoo options chain) next to your option’s IV —</w:t>
+      </w:r>
+      <w:r>
+        <w:t xml:space="preserve"> </w:t>
+      </w:r>
+      <w:r>
+        <w:t xml:space="preserve">a quick check of whether your contract is priced rich/cheap vs the at-the-money market.</w:t>
+      </w:r>
+    </w:p>
+    <w:tbl>
+      <w:tblPr>
+        <w:tblStyle w:val="Table"/>
+        <w:tblW w:type="pct" w:w="5000"/>
+        <w:tblLook w:firstRow="1" w:lastRow="0" w:firstColumn="0" w:lastColumn="0" w:noHBand="0" w:noVBand="0" w:val="0020"/>
+        <w:jc w:val="start"/>
+      </w:tblPr>
+      <w:tblGrid>
+        <w:gridCol w:w="3960"/>
+        <w:gridCol w:w="3960"/>
+      </w:tblGrid>
+      <w:tr>
+        <w:trPr>
+          <w:tblHeader w:val="true"/>
+        </w:trPr>
+        <w:tc>
+          <w:tcPr/>
+          <w:p>
+            <w:pPr>
+              <w:pStyle w:val="Compact"/>
+              <w:jc w:val="left"/>
+            </w:pPr>
+            <w:r>
+              <w:t xml:space="preserve">Verdict</w:t>
+            </w:r>
+          </w:p>
+        </w:tc>
+        <w:tc>
+          <w:tcPr/>
+          <w:p>
+            <w:pPr>
+              <w:pStyle w:val="Compact"/>
+              <w:jc w:val="left"/>
+            </w:pPr>
+            <w:r>
+              <w:t xml:space="preserve">Meaning</w:t>
+            </w:r>
+          </w:p>
+        </w:tc>
+      </w:tr>
+      <w:tr>
+        <w:tc>
+          <w:tcPr/>
+          <w:p>
+            <w:pPr>
+              <w:pStyle w:val="Compact"/>
+              <w:jc w:val="left"/>
+            </w:pPr>
+            <w:r>
+              <w:rPr>
+                <w:bCs/>
+                <w:b/>
+              </w:rPr>
+              <w:t xml:space="preserve">cheap</w:t>
+            </w:r>
+          </w:p>
+        </w:tc>
+        <w:tc>
+          <w:tcPr/>
+          <w:p>
+            <w:pPr>
+              <w:pStyle w:val="Compact"/>
+              <w:jc w:val="left"/>
+            </w:pPr>
+            <w:r>
+              <w:t xml:space="preserve">IV below realized vol</w:t>
+            </w:r>
+          </w:p>
+        </w:tc>
+      </w:tr>
+      <w:tr>
+        <w:tc>
+          <w:tcPr/>
+          <w:p>
+            <w:pPr>
+              <w:pStyle w:val="Compact"/>
+              <w:jc w:val="left"/>
+            </w:pPr>
+            <w:r>
+              <w:rPr>
+                <w:bCs/>
+                <w:b/>
+              </w:rPr>
+              <w:t xml:space="preserve">fair</w:t>
+            </w:r>
+          </w:p>
+        </w:tc>
+        <w:tc>
+          <w:tcPr/>
+          <w:p>
+            <w:pPr>
+              <w:pStyle w:val="Compact"/>
+              <w:jc w:val="left"/>
+            </w:pPr>
+            <w:r>
+              <w:t xml:space="preserve">IV within a normal variance-risk premium (~0.95–1.35× realized)</w:t>
+            </w:r>
+          </w:p>
+        </w:tc>
+      </w:tr>
+      <w:tr>
+        <w:tc>
+          <w:tcPr/>
+          <w:p>
+            <w:pPr>
+              <w:pStyle w:val="Compact"/>
+              <w:jc w:val="left"/>
+            </w:pPr>
+            <w:r>
+              <w:rPr>
+                <w:bCs/>
+                <w:b/>
+              </w:rPr>
+              <w:t xml:space="preserve">rich</w:t>
+            </w:r>
+          </w:p>
+        </w:tc>
+        <w:tc>
+          <w:tcPr/>
+          <w:p>
+            <w:pPr>
+              <w:pStyle w:val="Compact"/>
+              <w:jc w:val="left"/>
+            </w:pPr>
+            <w:r>
+              <w:t xml:space="preserve">IV well above realized — you’re paying up for premium</w:t>
+            </w:r>
+          </w:p>
+        </w:tc>
+      </w:tr>
+    </w:tbl>
+    <w:p>
+      <w:pPr>
+        <w:pStyle w:val="BodyText"/>
+      </w:pPr>
+      <w:r>
+        <w:t xml:space="preserve">It also suggests a</w:t>
+      </w:r>
+      <w:r>
+        <w:t xml:space="preserve"> </w:t>
+      </w:r>
+      <w:r>
+        <w:rPr>
+          <w:bCs/>
+          <w:b/>
+        </w:rPr>
+        <w:t xml:space="preserve">defined-risk structure</w:t>
+      </w:r>
+      <w:r>
+        <w:t xml:space="preserve"> </w:t>
+      </w:r>
+      <w:r>
+        <w:t xml:space="preserve">based on the live posture (defensive → put / put-spread;</w:t>
+      </w:r>
+      <w:r>
+        <w:t xml:space="preserve"> </w:t>
+      </w:r>
+      <w:r>
+        <w:t xml:space="preserve">risk-on → LEAPS call).</w:t>
+      </w:r>
+    </w:p>
+    <w:p>
+      <w:pPr>
+        <w:pStyle w:val="BlockText"/>
+      </w:pPr>
+      <w:r>
+        <w:rPr>
+          <w:bCs/>
+          <w:b/>
+        </w:rPr>
+        <w:t xml:space="preserve">Defined-risk only — no naked options</w:t>
+      </w:r>
+      <w:r>
+        <w:t xml:space="preserve"> </w:t>
+      </w:r>
+      <w:r>
+        <w:t xml:space="preserve">(both accounts). Use long calls/puts, debit spreads, collars,</w:t>
+      </w:r>
+      <w:r>
+        <w:t xml:space="preserve"> </w:t>
+      </w:r>
+      <w:r>
+        <w:t xml:space="preserve">covered calls, cash-secured puts. Caveat: realized vol is backward-looking and options carry</w:t>
+      </w:r>
+      <w:r>
+        <w:t xml:space="preserve"> </w:t>
+      </w:r>
+      <w:r>
+        <w:t xml:space="preserve">event/skew premia, so treat this as a</w:t>
+      </w:r>
+      <w:r>
+        <w:t xml:space="preserve"> </w:t>
+      </w:r>
+      <w:r>
+        <w:rPr>
+          <w:bCs/>
+          <w:b/>
+        </w:rPr>
+        <w:t xml:space="preserve">sanity check, not a price oracle.</w:t>
+      </w:r>
+      <w:r>
+        <w:t xml:space="preserve"> </w:t>
+      </w:r>
+      <w:r>
+        <w:t xml:space="preserve">Not advice.</w:t>
       </w:r>
     </w:p>
     <w:p>
@@ -10464,13 +10095,13 @@
       </w:r>
     </w:p>
     <w:bookmarkEnd w:id="68"/>
-    <w:bookmarkStart w:id="74" w:name="settings-onboarding"/>
+    <w:bookmarkStart w:id="72" w:name="agent-digest"/>
     <w:p>
       <w:pPr>
         <w:pStyle w:val="Heading2"/>
       </w:pPr>
       <w:r>
-        <w:t xml:space="preserve">9. ⚙ Settings &amp; onboarding</w:t>
+        <w:t xml:space="preserve">8. Agent digest</w:t>
       </w:r>
     </w:p>
     <w:p>
@@ -10482,12 +10113,12 @@
           <wp:inline>
             <wp:extent cx="5334000" cy="3750468"/>
             <wp:effectExtent b="0" l="0" r="0" t="0"/>
-            <wp:docPr descr="Settings" title="" id="70" name="Picture"/>
+            <wp:docPr descr="Agent digest" title="" id="70" name="Picture"/>
             <a:graphic>
               <a:graphicData uri="http://schemas.openxmlformats.org/drawingml/2006/picture">
                 <pic:pic>
                   <pic:nvPicPr>
-                    <pic:cNvPr descr="img/settings.png" id="71" name="Picture"/>
+                    <pic:cNvPr descr="img/digest.png" id="71" name="Picture"/>
                     <pic:cNvPicPr>
                       <a:picLocks noChangeArrowheads="1" noChangeAspect="1"/>
                     </pic:cNvPicPr>
@@ -10525,7 +10156,7 @@
         <w:pStyle w:val="ImageCaption"/>
       </w:pPr>
       <w:r>
-        <w:t xml:space="preserve">Settings</w:t>
+        <w:t xml:space="preserve">Agent digest</w:t>
       </w:r>
     </w:p>
     <w:p>
@@ -10533,989 +10164,259 @@
         <w:pStyle w:val="BodyText"/>
       </w:pPr>
       <w:r>
-        <w:t xml:space="preserve">Everything here is stored</w:t>
-      </w:r>
-      <w:r>
-        <w:t xml:space="preserve"> </w:t>
-      </w:r>
-      <w:r>
-        <w:rPr>
-          <w:bCs/>
-          <w:b/>
-        </w:rPr>
-        <w:t xml:space="preserve">only in this browser</w:t>
-      </w:r>
-      <w:r>
-        <w:t xml:space="preserve"> </w:t>
-      </w:r>
-      <w:r>
-        <w:t xml:space="preserve">(localStorage) and</w:t>
-      </w:r>
-      <w:r>
-        <w:t xml:space="preserve"> </w:t>
-      </w:r>
-      <w:r>
-        <w:rPr>
-          <w:bCs/>
-          <w:b/>
-        </w:rPr>
-        <w:t xml:space="preserve">never committed</w:t>
+        <w:t xml:space="preserve">An optional LLM</w:t>
+      </w:r>
+      <w:r>
+        <w:t xml:space="preserve"> </w:t>
+      </w:r>
+      <w:r>
+        <w:rPr>
+          <w:bCs/>
+          <w:b/>
+        </w:rPr>
+        <w:t xml:space="preserve">“</w:t>
+      </w:r>
+      <w:r>
+        <w:rPr>
+          <w:bCs/>
+          <w:b/>
+        </w:rPr>
+        <w:t xml:space="preserve">analyst + red-team</w:t>
+      </w:r>
+      <w:r>
+        <w:rPr>
+          <w:bCs/>
+          <w:b/>
+        </w:rPr>
+        <w:t xml:space="preserve">”</w:t>
+      </w:r>
+      <w:r>
+        <w:t xml:space="preserve"> </w:t>
+      </w:r>
+      <w:r>
+        <w:t xml:space="preserve">summary of what materially changed (quotes, filings, news,</w:t>
+      </w:r>
+      <w:r>
+        <w:t xml:space="preserve"> </w:t>
+      </w:r>
+      <w:r>
+        <w:t xml:space="preserve">regime) and whether any trigger looks closer. With</w:t>
+      </w:r>
+      <w:r>
+        <w:t xml:space="preserve"> </w:t>
+      </w:r>
+      <w:r>
+        <w:rPr>
+          <w:bCs/>
+          <w:b/>
+        </w:rPr>
+        <w:t xml:space="preserve">two</w:t>
+      </w:r>
+      <w:r>
+        <w:t xml:space="preserve"> </w:t>
+      </w:r>
+      <w:r>
+        <w:t xml:space="preserve">free keys it runs</w:t>
+      </w:r>
+      <w:r>
+        <w:t xml:space="preserve"> </w:t>
+      </w:r>
+      <w:r>
+        <w:rPr>
+          <w:bCs/>
+          <w:b/>
+        </w:rPr>
+        <w:t xml:space="preserve">cross-model</w:t>
+      </w:r>
+      <w:r>
+        <w:t xml:space="preserve"> </w:t>
+      </w:r>
+      <w:r>
+        <w:t xml:space="preserve">— the</w:t>
+      </w:r>
+      <w:r>
+        <w:t xml:space="preserve"> </w:t>
+      </w:r>
+      <w:r>
+        <w:t xml:space="preserve">analyst on one model, the red-team on another — so it isn’t a model grading itself.</w:t>
+      </w:r>
+    </w:p>
+    <w:p>
+      <w:pPr>
+        <w:pStyle w:val="BodyText"/>
+      </w:pPr>
+      <w:r>
+        <w:t xml:space="preserve">It uses the</w:t>
+      </w:r>
+      <w:r>
+        <w:t xml:space="preserve"> </w:t>
+      </w:r>
+      <w:r>
+        <w:rPr>
+          <w:bCs/>
+          <w:b/>
+        </w:rPr>
+        <w:t xml:space="preserve">latest free thinking models</w:t>
+      </w:r>
+      <w:r>
+        <w:t xml:space="preserve"> </w:t>
+      </w:r>
+      <w:r>
+        <w:t xml:space="preserve">by default — Gemini 3.5 Flash and Groq’s gpt-oss-120b — so</w:t>
+      </w:r>
+      <w:r>
+        <w:t xml:space="preserve"> </w:t>
+      </w:r>
+      <w:r>
+        <w:t xml:space="preserve">the analysis actually reasons rather than pattern-matches. Both are overridable via the</w:t>
+      </w:r>
+      <w:r>
+        <w:t xml:space="preserve"> </w:t>
+      </w:r>
+      <w:r>
+        <w:rPr>
+          <w:rStyle w:val="VerbatimChar"/>
+        </w:rPr>
+        <w:t xml:space="preserve">GEMINI_MODEL</w:t>
+      </w:r>
+      <w:r>
+        <w:t xml:space="preserve"> </w:t>
+      </w:r>
+      <w:r>
+        <w:t xml:space="preserve">/</w:t>
+      </w:r>
+      <w:r>
+        <w:t xml:space="preserve"> </w:t>
+      </w:r>
+      <w:r>
+        <w:rPr>
+          <w:rStyle w:val="VerbatimChar"/>
+        </w:rPr>
+        <w:t xml:space="preserve">GROQ_MODEL</w:t>
+      </w:r>
+      <w:r>
+        <w:t xml:space="preserve"> </w:t>
+      </w:r>
+      <w:r>
+        <w:t xml:space="preserve">repo variables when newer models ship, so a model retirement needs no code change. If a</w:t>
+      </w:r>
+      <w:r>
+        <w:t xml:space="preserve"> </w:t>
+      </w:r>
+      <w:r>
+        <w:t xml:space="preserve">model is unreachable (retired/blocked/rate-limited) the run now says so</w:t>
+      </w:r>
+      <w:r>
+        <w:t xml:space="preserve"> </w:t>
+      </w:r>
+      <w:r>
+        <w:rPr>
+          <w:bCs/>
+          <w:b/>
+        </w:rPr>
+        <w:t xml:space="preserve">loudly</w:t>
+      </w:r>
+      <w:r>
+        <w:t xml:space="preserve"> </w:t>
+      </w:r>
+      <w:r>
+        <w:t xml:space="preserve">in its report</w:t>
+      </w:r>
+      <w:r>
+        <w:t xml:space="preserve"> </w:t>
+      </w:r>
+      <w:r>
+        <w:t xml:space="preserve">instead of silently producing nothing.</w:t>
+      </w:r>
+    </w:p>
+    <w:p>
+      <w:pPr>
+        <w:numPr>
+          <w:ilvl w:val="0"/>
+          <w:numId w:val="1005"/>
+        </w:numPr>
+        <w:pStyle w:val="Compact"/>
+      </w:pPr>
+      <w:r>
+        <w:rPr>
+          <w:bCs/>
+          <w:b/>
+        </w:rPr>
+        <w:t xml:space="preserve">Automated:</w:t>
+      </w:r>
+      <w:r>
+        <w:t xml:space="preserve"> </w:t>
+      </w:r>
+      <w:r>
+        <w:t xml:space="preserve">set</w:t>
+      </w:r>
+      <w:r>
+        <w:t xml:space="preserve"> </w:t>
+      </w:r>
+      <w:r>
+        <w:rPr>
+          <w:rStyle w:val="VerbatimChar"/>
+        </w:rPr>
+        <w:t xml:space="preserve">GEMINI_API_KEY</w:t>
+      </w:r>
+      <w:r>
+        <w:t xml:space="preserve"> </w:t>
+      </w:r>
+      <w:r>
+        <w:t xml:space="preserve">(and optionally</w:t>
+      </w:r>
+      <w:r>
+        <w:t xml:space="preserve"> </w:t>
+      </w:r>
+      <w:r>
+        <w:rPr>
+          <w:rStyle w:val="VerbatimChar"/>
+        </w:rPr>
+        <w:t xml:space="preserve">GROQ_API_KEY</w:t>
+      </w:r>
+      <w:r>
+        <w:t xml:space="preserve">) as GitHub repo secrets; the daily</w:t>
+      </w:r>
+      <w:r>
+        <w:t xml:space="preserve"> </w:t>
+      </w:r>
+      <w:r>
+        <w:t xml:space="preserve">scan writes the digest.</w:t>
+      </w:r>
+    </w:p>
+    <w:p>
+      <w:pPr>
+        <w:numPr>
+          <w:ilvl w:val="0"/>
+          <w:numId w:val="1005"/>
+        </w:numPr>
+        <w:pStyle w:val="Compact"/>
+      </w:pPr>
+      <w:r>
+        <w:rPr>
+          <w:bCs/>
+          <w:b/>
+        </w:rPr>
+        <w:t xml:space="preserve">In-browser, on demand:</w:t>
+      </w:r>
+      <w:r>
+        <w:t xml:space="preserve"> </w:t>
+      </w:r>
+      <w:r>
+        <w:t xml:space="preserve">add a Gemini key in Settings and click</w:t>
+      </w:r>
+      <w:r>
+        <w:t xml:space="preserve"> </w:t>
+      </w:r>
+      <w:r>
+        <w:rPr>
+          <w:bCs/>
+          <w:b/>
+        </w:rPr>
+        <w:t xml:space="preserve">✦ Generate digest in browser</w:t>
       </w:r>
       <w:r>
         <w:t xml:space="preserve">.</w:t>
-      </w:r>
-    </w:p>
-    <w:bookmarkStart w:id="72" w:name="your-holdings-per-account"/>
-    <w:p>
-      <w:pPr>
-        <w:pStyle w:val="Heading3"/>
-      </w:pPr>
-      <w:r>
-        <w:t xml:space="preserve">9.1 Your holdings (per account)</w:t>
-      </w:r>
-    </w:p>
-    <w:p>
-      <w:pPr>
-        <w:pStyle w:val="FirstParagraph"/>
-      </w:pPr>
-      <w:r>
-        <w:t xml:space="preserve">Add each holding:</w:t>
-      </w:r>
-      <w:r>
-        <w:t xml:space="preserve"> </w:t>
-      </w:r>
-      <w:r>
-        <w:rPr>
-          <w:bCs/>
-          <w:b/>
-        </w:rPr>
-        <w:t xml:space="preserve">ticker, account (IRA/Roth or Taxable), shares, cost basis</w:t>
-      </w:r>
-      <w:r>
-        <w:t xml:space="preserve">, plus your</w:t>
-      </w:r>
-      <w:r>
-        <w:t xml:space="preserve"> </w:t>
-      </w:r>
-      <w:r>
-        <w:rPr>
-          <w:bCs/>
-          <w:b/>
-        </w:rPr>
-        <w:t xml:space="preserve">dry-powder</w:t>
-      </w:r>
-      <w:r>
-        <w:rPr>
-          <w:bCs/>
-          <w:b/>
-        </w:rPr>
-        <w:t xml:space="preserve"> </w:t>
-      </w:r>
-      <w:r>
-        <w:rPr>
-          <w:bCs/>
-          <w:b/>
-        </w:rPr>
-        <w:t xml:space="preserve">cash</w:t>
-      </w:r>
-      <w:r>
-        <w:t xml:space="preserve">. Live prices come from the latest scan.</w:t>
-      </w:r>
-      <w:r>
-        <w:t xml:space="preserve"> </w:t>
-      </w:r>
-      <w:r>
-        <w:t xml:space="preserve">-</w:t>
-      </w:r>
-      <w:r>
-        <w:t xml:space="preserve"> </w:t>
-      </w:r>
-      <w:r>
-        <w:rPr>
-          <w:bCs/>
-          <w:b/>
-        </w:rPr>
-        <w:t xml:space="preserve">⬇ Export positions.local.json</w:t>
-      </w:r>
-      <w:r>
-        <w:t xml:space="preserve"> </w:t>
-      </w:r>
-      <w:r>
-        <w:t xml:space="preserve">— download your positions in the exact shape the scanner reads, so</w:t>
-      </w:r>
-      <w:r>
-        <w:t xml:space="preserve"> </w:t>
-      </w:r>
-      <w:r>
-        <w:t xml:space="preserve">the</w:t>
-      </w:r>
-      <w:r>
-        <w:t xml:space="preserve"> </w:t>
-      </w:r>
-      <w:r>
-        <w:rPr>
-          <w:iCs/>
-          <w:i/>
-        </w:rPr>
-        <w:t xml:space="preserve">server-side</w:t>
-      </w:r>
-      <w:r>
-        <w:t xml:space="preserve"> </w:t>
-      </w:r>
-      <w:r>
-        <w:t xml:space="preserve">trim rule and sleeve-cap can compute against your real lots. (Drop the file into</w:t>
-      </w:r>
-      <w:r>
-        <w:t xml:space="preserve"> </w:t>
-      </w:r>
-      <w:r>
-        <w:rPr>
-          <w:rStyle w:val="VerbatimChar"/>
-        </w:rPr>
-        <w:t xml:space="preserve">web/data/</w:t>
-      </w:r>
-      <w:r>
-        <w:t xml:space="preserve"> </w:t>
-      </w:r>
-      <w:r>
-        <w:t xml:space="preserve">— it’s gitignored, so it’s never committed.)</w:t>
-      </w:r>
-      <w:r>
-        <w:t xml:space="preserve"> </w:t>
-      </w:r>
-      <w:r>
-        <w:t xml:space="preserve">-</w:t>
-      </w:r>
-      <w:r>
-        <w:t xml:space="preserve"> </w:t>
-      </w:r>
-      <w:r>
-        <w:rPr>
-          <w:bCs/>
-          <w:b/>
-        </w:rPr>
-        <w:t xml:space="preserve">⬆ Import</w:t>
-      </w:r>
-      <w:r>
-        <w:t xml:space="preserve"> </w:t>
-      </w:r>
-      <w:r>
-        <w:t xml:space="preserve">— load a positions file back in.</w:t>
-      </w:r>
-      <w:r>
-        <w:t xml:space="preserve"> </w:t>
-      </w:r>
-      <w:r>
-        <w:t xml:space="preserve">-</w:t>
-      </w:r>
-      <w:r>
-        <w:t xml:space="preserve"> </w:t>
-      </w:r>
-      <w:r>
-        <w:rPr>
-          <w:bCs/>
-          <w:b/>
-        </w:rPr>
-        <w:t xml:space="preserve">Clear holdings</w:t>
-      </w:r>
-      <w:r>
-        <w:t xml:space="preserve"> </w:t>
-      </w:r>
-      <w:r>
-        <w:t xml:space="preserve">— wipe them from this browser.</w:t>
-      </w:r>
-    </w:p>
-    <w:bookmarkEnd w:id="72"/>
-    <w:bookmarkStart w:id="73" w:name="admin-credentials-configuration"/>
-    <w:p>
-      <w:pPr>
-        <w:pStyle w:val="Heading3"/>
-      </w:pPr>
-      <w:r>
-        <w:t xml:space="preserve">9.2 🔐 Admin — credentials &amp; configuration</w:t>
-      </w:r>
-    </w:p>
-    <w:p>
-      <w:pPr>
-        <w:pStyle w:val="FirstParagraph"/>
-      </w:pPr>
-      <w:r>
-        <w:t xml:space="preserve">One place for every credential, in two tiers:</w:t>
-      </w:r>
-    </w:p>
-    <w:p>
-      <w:pPr>
-        <w:pStyle w:val="BodyText"/>
-      </w:pPr>
-      <w:r>
-        <w:rPr>
-          <w:bCs/>
-          <w:b/>
-        </w:rPr>
-        <w:t xml:space="preserve">Browser keys</w:t>
-      </w:r>
-      <w:r>
-        <w:t xml:space="preserve"> </w:t>
-      </w:r>
-      <w:r>
-        <w:t xml:space="preserve">(stored only in this browser; power client-side features):</w:t>
-      </w:r>
-      <w:r>
-        <w:t xml:space="preserve"> </w:t>
-      </w:r>
-      <w:r>
-        <w:t xml:space="preserve">-</w:t>
-      </w:r>
-      <w:r>
-        <w:t xml:space="preserve"> </w:t>
-      </w:r>
-      <w:r>
-        <w:rPr>
-          <w:bCs/>
-          <w:b/>
-        </w:rPr>
-        <w:t xml:space="preserve">Gemini</w:t>
-      </w:r>
-      <w:r>
-        <w:t xml:space="preserve"> </w:t>
-      </w:r>
-      <w:r>
-        <w:t xml:space="preserve">(aistudio.google.com) — in-browser digest.</w:t>
-      </w:r>
-      <w:r>
-        <w:t xml:space="preserve"> </w:t>
-      </w:r>
-      <w:r>
-        <w:rPr>
-          <w:bCs/>
-          <w:b/>
-        </w:rPr>
-        <w:t xml:space="preserve">Groq</w:t>
-      </w:r>
-      <w:r>
-        <w:t xml:space="preserve"> </w:t>
-      </w:r>
-      <w:r>
-        <w:t xml:space="preserve">(console.groq.com) — second red-team model.</w:t>
-      </w:r>
-      <w:r>
-        <w:t xml:space="preserve"> </w:t>
-      </w:r>
-      <w:r>
-        <w:t xml:space="preserve">-</w:t>
-      </w:r>
-      <w:r>
-        <w:t xml:space="preserve"> </w:t>
-      </w:r>
-      <w:r>
-        <w:rPr>
-          <w:bCs/>
-          <w:b/>
-        </w:rPr>
-        <w:t xml:space="preserve">Finnhub / Twelve Data / Alpha Vantage</w:t>
-      </w:r>
-      <w:r>
-        <w:t xml:space="preserve"> </w:t>
-      </w:r>
-      <w:r>
-        <w:t xml:space="preserve">— data cross-checks; Finnhub also powers</w:t>
-      </w:r>
-      <w:r>
-        <w:t xml:space="preserve"> </w:t>
-      </w:r>
-      <w:r>
-        <w:rPr>
-          <w:bCs/>
-          <w:b/>
-        </w:rPr>
-        <w:t xml:space="preserve">✓ Check live prices</w:t>
-      </w:r>
-      <w:r>
-        <w:t xml:space="preserve">.</w:t>
-      </w:r>
-      <w:r>
-        <w:t xml:space="preserve"> </w:t>
-      </w:r>
-      <w:r>
-        <w:t xml:space="preserve">-</w:t>
-      </w:r>
-      <w:r>
-        <w:t xml:space="preserve"> </w:t>
-      </w:r>
-      <w:r>
-        <w:rPr>
-          <w:bCs/>
-          <w:b/>
-        </w:rPr>
-        <w:t xml:space="preserve">GitHub dispatch token</w:t>
-      </w:r>
-      <w:r>
-        <w:t xml:space="preserve"> </w:t>
-      </w:r>
-      <w:r>
-        <w:t xml:space="preserve">(Contents: R/W) — lets</w:t>
-      </w:r>
-      <w:r>
-        <w:t xml:space="preserve"> </w:t>
-      </w:r>
-      <w:r>
-        <w:rPr>
-          <w:bCs/>
-          <w:b/>
-        </w:rPr>
-        <w:t xml:space="preserve">⟳ Refresh</w:t>
-      </w:r>
-      <w:r>
-        <w:t xml:space="preserve"> </w:t>
-      </w:r>
-      <w:r>
-        <w:t xml:space="preserve">trigger a live scan (§10).</w:t>
-      </w:r>
-      <w:r>
-        <w:t xml:space="preserve"> </w:t>
-      </w:r>
-      <w:r>
-        <w:t xml:space="preserve">- Click</w:t>
-      </w:r>
-      <w:r>
-        <w:t xml:space="preserve"> </w:t>
-      </w:r>
-      <w:r>
-        <w:rPr>
-          <w:bCs/>
-          <w:b/>
-        </w:rPr>
-        <w:t xml:space="preserve">Save browser keys</w:t>
-      </w:r>
-      <w:r>
-        <w:t xml:space="preserve">.</w:t>
-      </w:r>
-    </w:p>
-    <w:p>
-      <w:pPr>
-        <w:pStyle w:val="BodyText"/>
-      </w:pPr>
-      <w:r>
-        <w:rPr>
-          <w:bCs/>
-          <w:b/>
-        </w:rPr>
-        <w:t xml:space="preserve">Repo configuration + research review</w:t>
-      </w:r>
-      <w:r>
-        <w:t xml:space="preserve"> </w:t>
-      </w:r>
-      <w:r>
-        <w:t xml:space="preserve">(what the automated scanner uses, and what approves research</w:t>
-      </w:r>
-      <w:r>
-        <w:t xml:space="preserve"> </w:t>
-      </w:r>
-      <w:r>
-        <w:t xml:space="preserve">proposals). Paste an</w:t>
-      </w:r>
-      <w:r>
-        <w:t xml:space="preserve"> </w:t>
-      </w:r>
-      <w:r>
-        <w:rPr>
-          <w:bCs/>
-          <w:b/>
-        </w:rPr>
-        <w:t xml:space="preserve">admin GitHub token</w:t>
-      </w:r>
-      <w:r>
-        <w:t xml:space="preserve"> </w:t>
-      </w:r>
-      <w:r>
-        <w:t xml:space="preserve">— a</w:t>
-      </w:r>
-      <w:r>
-        <w:t xml:space="preserve"> </w:t>
-      </w:r>
-      <w:r>
-        <w:rPr>
-          <w:bCs/>
-          <w:b/>
-        </w:rPr>
-        <w:t xml:space="preserve">classic</w:t>
-      </w:r>
-      <w:r>
-        <w:t xml:space="preserve"> </w:t>
-      </w:r>
-      <w:r>
-        <w:t xml:space="preserve">token with the</w:t>
-      </w:r>
-      <w:r>
-        <w:t xml:space="preserve"> </w:t>
-      </w:r>
-      <w:r>
-        <w:rPr>
-          <w:rStyle w:val="VerbatimChar"/>
-          <w:bCs/>
-          <w:b/>
-        </w:rPr>
-        <w:t xml:space="preserve">repo</w:t>
-      </w:r>
-      <w:r>
-        <w:t xml:space="preserve"> </w:t>
-      </w:r>
-      <w:r>
-        <w:t xml:space="preserve">scope, or a</w:t>
-      </w:r>
-      <w:r>
-        <w:t xml:space="preserve"> </w:t>
-      </w:r>
-      <w:r>
-        <w:rPr>
-          <w:bCs/>
-          <w:b/>
-        </w:rPr>
-        <w:t xml:space="preserve">fine-grained</w:t>
-      </w:r>
-      <w:r>
-        <w:t xml:space="preserve"> </w:t>
-      </w:r>
-      <w:r>
-        <w:t xml:space="preserve">token with</w:t>
-      </w:r>
-      <w:r>
-        <w:t xml:space="preserve"> </w:t>
-      </w:r>
-      <w:r>
-        <w:rPr>
-          <w:iCs/>
-          <w:i/>
-        </w:rPr>
-        <w:t xml:space="preserve">Contents + Pull requests</w:t>
-      </w:r>
-      <w:r>
-        <w:t xml:space="preserve"> </w:t>
-      </w:r>
-      <w:r>
-        <w:t xml:space="preserve">(read/write, for accepting proposals on the</w:t>
-      </w:r>
-      <w:r>
-        <w:t xml:space="preserve"> </w:t>
-      </w:r>
-      <w:r>
-        <w:t xml:space="preserve">Research tab) plus</w:t>
-      </w:r>
-      <w:r>
-        <w:t xml:space="preserve"> </w:t>
-      </w:r>
-      <w:r>
-        <w:rPr>
-          <w:iCs/>
-          <w:i/>
-        </w:rPr>
-        <w:t xml:space="preserve">Secrets: read</w:t>
-      </w:r>
-      <w:r>
-        <w:t xml:space="preserve"> </w:t>
-      </w:r>
-      <w:r>
-        <w:t xml:space="preserve">and</w:t>
-      </w:r>
-      <w:r>
-        <w:t xml:space="preserve"> </w:t>
-      </w:r>
-      <w:r>
-        <w:rPr>
-          <w:iCs/>
-          <w:i/>
-        </w:rPr>
-        <w:t xml:space="preserve">Variables: read/write</w:t>
-      </w:r>
-      <w:r>
-        <w:t xml:space="preserve"> </w:t>
-      </w:r>
-      <w:r>
-        <w:t xml:space="preserve">(for the config check). Click</w:t>
-      </w:r>
-      <w:r>
-        <w:t xml:space="preserve"> </w:t>
-      </w:r>
-      <w:r>
-        <w:rPr>
-          <w:bCs/>
-          <w:b/>
-        </w:rPr>
-        <w:t xml:space="preserve">⟲ Check configuration</w:t>
-      </w:r>
-      <w:r>
-        <w:t xml:space="preserve"> </w:t>
-      </w:r>
-      <w:r>
-        <w:t xml:space="preserve">to get a ✅/⬜ status for</w:t>
-      </w:r>
-      <w:r>
-        <w:t xml:space="preserve"> </w:t>
-      </w:r>
-      <w:r>
-        <w:rPr>
-          <w:bCs/>
-          <w:b/>
-        </w:rPr>
-        <w:t xml:space="preserve">every</w:t>
-      </w:r>
-      <w:r>
-        <w:t xml:space="preserve"> </w:t>
-      </w:r>
-      <w:r>
-        <w:t xml:space="preserve">secret and variable the scanner can use (LLM keys, data keys,</w:t>
-      </w:r>
-      <w:r>
-        <w:t xml:space="preserve"> </w:t>
-      </w:r>
-      <w:r>
-        <w:rPr>
-          <w:rStyle w:val="VerbatimChar"/>
-        </w:rPr>
-        <w:t xml:space="preserve">SMTP_USER</w:t>
-      </w:r>
-      <w:r>
-        <w:t xml:space="preserve">/</w:t>
-      </w:r>
-      <w:r>
-        <w:rPr>
-          <w:rStyle w:val="VerbatimChar"/>
-        </w:rPr>
-        <w:t xml:space="preserve">SMTP_PASS</w:t>
-      </w:r>
-      <w:r>
-        <w:t xml:space="preserve">,</w:t>
-      </w:r>
-      <w:r>
-        <w:t xml:space="preserve"> </w:t>
-      </w:r>
-      <w:r>
-        <w:rPr>
-          <w:rStyle w:val="VerbatimChar"/>
-        </w:rPr>
-        <w:t xml:space="preserve">ALERT_EMAIL_TO</w:t>
-      </w:r>
-      <w:r>
-        <w:t xml:space="preserve">,</w:t>
-      </w:r>
-      <w:r>
-        <w:t xml:space="preserve"> </w:t>
-      </w:r>
-      <w:r>
-        <w:rPr>
-          <w:rStyle w:val="VerbatimChar"/>
-        </w:rPr>
-        <w:t xml:space="preserve">SEC_USER_AGENT</w:t>
-      </w:r>
-      <w:r>
-        <w:t xml:space="preserve">).</w:t>
-      </w:r>
-      <w:r>
-        <w:t xml:space="preserve"> </w:t>
-      </w:r>
-      <w:r>
-        <w:t xml:space="preserve">-</w:t>
-      </w:r>
-      <w:r>
-        <w:t xml:space="preserve"> </w:t>
-      </w:r>
-      <w:r>
-        <w:rPr>
-          <w:bCs/>
-          <w:b/>
-        </w:rPr>
-        <w:t xml:space="preserve">Variables</w:t>
-      </w:r>
-      <w:r>
-        <w:t xml:space="preserve"> </w:t>
-      </w:r>
-      <w:r>
-        <w:t xml:space="preserve">(alert email, SEC user-agent) are non-secret — set them</w:t>
-      </w:r>
-      <w:r>
-        <w:t xml:space="preserve"> </w:t>
-      </w:r>
-      <w:r>
-        <w:rPr>
-          <w:bCs/>
-          <w:b/>
-        </w:rPr>
-        <w:t xml:space="preserve">right here</w:t>
-      </w:r>
-      <w:r>
-        <w:t xml:space="preserve"> </w:t>
-      </w:r>
-      <w:r>
-        <w:t xml:space="preserve">with</w:t>
-      </w:r>
-      <w:r>
-        <w:t xml:space="preserve"> </w:t>
-      </w:r>
-      <w:r>
-        <w:rPr>
-          <w:bCs/>
-          <w:b/>
-        </w:rPr>
-        <w:t xml:space="preserve">Save</w:t>
-      </w:r>
-      <w:r>
-        <w:rPr>
-          <w:bCs/>
-          <w:b/>
-        </w:rPr>
-        <w:t xml:space="preserve"> </w:t>
-      </w:r>
-      <w:r>
-        <w:rPr>
-          <w:bCs/>
-          <w:b/>
-        </w:rPr>
-        <w:t xml:space="preserve">variables to GitHub</w:t>
-      </w:r>
-      <w:r>
-        <w:t xml:space="preserve">.</w:t>
-      </w:r>
-      <w:r>
-        <w:t xml:space="preserve"> </w:t>
-      </w:r>
-      <w:r>
-        <w:t xml:space="preserve">-</w:t>
-      </w:r>
-      <w:r>
-        <w:t xml:space="preserve"> </w:t>
-      </w:r>
-      <w:r>
-        <w:rPr>
-          <w:bCs/>
-          <w:b/>
-        </w:rPr>
-        <w:t xml:space="preserve">Secrets</w:t>
-      </w:r>
-      <w:r>
-        <w:t xml:space="preserve"> </w:t>
-      </w:r>
-      <w:r>
-        <w:t xml:space="preserve">(API keys, SMTP password) are</w:t>
-      </w:r>
-      <w:r>
-        <w:t xml:space="preserve"> </w:t>
-      </w:r>
-      <w:r>
-        <w:rPr>
-          <w:iCs/>
-          <w:i/>
-        </w:rPr>
-        <w:t xml:space="preserve">write-only</w:t>
-      </w:r>
-      <w:r>
-        <w:t xml:space="preserve"> </w:t>
-      </w:r>
-      <w:r>
-        <w:t xml:space="preserve">in GitHub for security and can’t be set from a</w:t>
-      </w:r>
-      <w:r>
-        <w:t xml:space="preserve"> </w:t>
-      </w:r>
-      <w:r>
-        <w:t xml:space="preserve">static page — the panel shows whether each is configured and links to GitHub’s secrets form to</w:t>
-      </w:r>
-      <w:r>
-        <w:t xml:space="preserve"> </w:t>
-      </w:r>
-      <w:r>
-        <w:t xml:space="preserve">set/rotate them. Email setup details:</w:t>
-      </w:r>
-      <w:r>
-        <w:t xml:space="preserve"> </w:t>
-      </w:r>
-      <w:r>
-        <w:rPr>
-          <w:rStyle w:val="VerbatimChar"/>
-        </w:rPr>
-        <w:t xml:space="preserve">SETUP.md</w:t>
-      </w:r>
-      <w:r>
-        <w:t xml:space="preserve"> </w:t>
-      </w:r>
-      <w:r>
-        <w:t xml:space="preserve">§3c.</w:t>
-      </w:r>
-    </w:p>
-    <w:p>
-      <w:pPr>
-        <w:pStyle w:val="BodyText"/>
-      </w:pPr>
-      <w:r>
-        <w:rPr>
-          <w:bCs/>
-          <w:b/>
-        </w:rPr>
-        <w:t xml:space="preserve">Optional: price-history database (Supabase).</w:t>
-      </w:r>
-      <w:r>
-        <w:t xml:space="preserve"> </w:t>
-      </w:r>
-      <w:r>
-        <w:t xml:space="preserve">The app persists daily price history to a Postgres</w:t>
-      </w:r>
-      <w:r>
-        <w:t xml:space="preserve"> </w:t>
-      </w:r>
-      <w:r>
-        <w:t xml:space="preserve">database so backtests, the objective metrics, and the V2.3 cross-check can use a growing record</w:t>
-      </w:r>
-      <w:r>
-        <w:t xml:space="preserve"> </w:t>
-      </w:r>
-      <w:r>
-        <w:t xml:space="preserve">instead of re-fetching 1–2 years from Yahoo each run. To enable it:</w:t>
-      </w:r>
-      <w:r>
-        <w:t xml:space="preserve"> </w:t>
-      </w:r>
-      <w:r>
-        <w:t xml:space="preserve">1. Create a free</w:t>
-      </w:r>
-      <w:r>
-        <w:t xml:space="preserve"> </w:t>
-      </w:r>
-      <w:r>
-        <w:rPr>
-          <w:bCs/>
-          <w:b/>
-        </w:rPr>
-        <w:t xml:space="preserve">Supabase</w:t>
-      </w:r>
-      <w:r>
-        <w:t xml:space="preserve"> </w:t>
-      </w:r>
-      <w:r>
-        <w:t xml:space="preserve">project; in the SQL Editor, run</w:t>
-      </w:r>
-      <w:r>
-        <w:t xml:space="preserve"> </w:t>
-      </w:r>
-      <w:r>
-        <w:rPr>
-          <w:rStyle w:val="VerbatimChar"/>
-          <w:bCs/>
-          <w:b/>
-        </w:rPr>
-        <w:t xml:space="preserve">db/schema.sql</w:t>
-      </w:r>
-      <w:r>
-        <w:t xml:space="preserve"> </w:t>
-      </w:r>
-      <w:r>
-        <w:t xml:space="preserve">(creates the</w:t>
-      </w:r>
-      <w:r>
-        <w:t xml:space="preserve"> </w:t>
-      </w:r>
-      <w:r>
-        <w:rPr>
-          <w:rStyle w:val="VerbatimChar"/>
-        </w:rPr>
-        <w:t xml:space="preserve">price_history</w:t>
-      </w:r>
-      <w:r>
-        <w:t xml:space="preserve"> </w:t>
-      </w:r>
-      <w:r>
-        <w:t xml:space="preserve">table with row-level security on).</w:t>
-      </w:r>
-      <w:r>
-        <w:t xml:space="preserve"> </w:t>
-      </w:r>
-      <w:r>
-        <w:t xml:space="preserve">2. In</w:t>
-      </w:r>
-      <w:r>
-        <w:t xml:space="preserve"> </w:t>
-      </w:r>
-      <w:r>
-        <w:rPr>
-          <w:bCs/>
-          <w:b/>
-        </w:rPr>
-        <w:t xml:space="preserve">Admin</w:t>
-      </w:r>
-      <w:r>
-        <w:t xml:space="preserve">, set</w:t>
-      </w:r>
-      <w:r>
-        <w:t xml:space="preserve"> </w:t>
-      </w:r>
-      <w:r>
-        <w:rPr>
-          <w:bCs/>
-          <w:b/>
-        </w:rPr>
-        <w:t xml:space="preserve">SUPABASE_URL</w:t>
-      </w:r>
-      <w:r>
-        <w:t xml:space="preserve"> </w:t>
-      </w:r>
-      <w:r>
-        <w:t xml:space="preserve">(your project URL) and</w:t>
-      </w:r>
-      <w:r>
-        <w:t xml:space="preserve"> </w:t>
-      </w:r>
-      <w:r>
-        <w:rPr>
-          <w:bCs/>
-          <w:b/>
-        </w:rPr>
-        <w:t xml:space="preserve">Save variables to GitHub</w:t>
-      </w:r>
-      <w:r>
-        <w:t xml:space="preserve">.</w:t>
-      </w:r>
-      <w:r>
-        <w:t xml:space="preserve"> </w:t>
-      </w:r>
-      <w:r>
-        <w:t xml:space="preserve">3. In GitHub repo</w:t>
-      </w:r>
-      <w:r>
-        <w:t xml:space="preserve"> </w:t>
-      </w:r>
-      <w:r>
-        <w:rPr>
-          <w:bCs/>
-          <w:b/>
-        </w:rPr>
-        <w:t xml:space="preserve">Settings → Secrets</w:t>
-      </w:r>
-      <w:r>
-        <w:t xml:space="preserve">, add</w:t>
-      </w:r>
-      <w:r>
-        <w:t xml:space="preserve"> </w:t>
-      </w:r>
-      <w:r>
-        <w:rPr>
-          <w:bCs/>
-          <w:b/>
-        </w:rPr>
-        <w:t xml:space="preserve">SUPABASE_SERVICE_KEY</w:t>
-      </w:r>
-      <w:r>
-        <w:t xml:space="preserve"> </w:t>
-      </w:r>
-      <w:r>
-        <w:t xml:space="preserve">= your project’s</w:t>
-      </w:r>
-      <w:r>
-        <w:t xml:space="preserve"> </w:t>
-      </w:r>
-      <w:r>
-        <w:rPr>
-          <w:iCs/>
-          <w:i/>
-        </w:rPr>
-        <w:t xml:space="preserve">service_role</w:t>
-      </w:r>
-      <w:r>
-        <w:t xml:space="preserve"> </w:t>
-      </w:r>
-      <w:r>
-        <w:t xml:space="preserve">key (it’s a secret, so it can’t be set from this page).</w:t>
-      </w:r>
-    </w:p>
-    <w:p>
-      <w:pPr>
-        <w:pStyle w:val="BodyText"/>
-      </w:pPr>
-      <w:r>
-        <w:t xml:space="preserve">That’s it — the daily scanner starts accumulating history. The</w:t>
-      </w:r>
-      <w:r>
-        <w:t xml:space="preserve"> </w:t>
-      </w:r>
-      <w:r>
-        <w:rPr>
-          <w:bCs/>
-          <w:b/>
-        </w:rPr>
-        <w:t xml:space="preserve">service_role key is used only by the</w:t>
-      </w:r>
-      <w:r>
-        <w:rPr>
-          <w:bCs/>
-          <w:b/>
-        </w:rPr>
-        <w:t xml:space="preserve"> </w:t>
-      </w:r>
-      <w:r>
-        <w:rPr>
-          <w:bCs/>
-          <w:b/>
-        </w:rPr>
-        <w:t xml:space="preserve">scanner (server-side)</w:t>
-      </w:r>
-      <w:r>
-        <w:t xml:space="preserve">; the dashboard never touches the database, and</w:t>
-      </w:r>
-      <w:r>
-        <w:t xml:space="preserve"> </w:t>
-      </w:r>
-      <w:r>
-        <w:rPr>
-          <w:bCs/>
-          <w:b/>
-        </w:rPr>
-        <w:t xml:space="preserve">nothing breaks if you skip</w:t>
-      </w:r>
-      <w:r>
-        <w:rPr>
-          <w:bCs/>
-          <w:b/>
-        </w:rPr>
-        <w:t xml:space="preserve"> </w:t>
-      </w:r>
-      <w:r>
-        <w:rPr>
-          <w:bCs/>
-          <w:b/>
-        </w:rPr>
-        <w:t xml:space="preserve">this</w:t>
-      </w:r>
-      <w:r>
-        <w:t xml:space="preserve"> </w:t>
-      </w:r>
-      <w:r>
-        <w:t xml:space="preserve">(history persistence is simply disabled). For a one-time deep backfill, run the scan workflow</w:t>
-      </w:r>
-      <w:r>
-        <w:t xml:space="preserve"> </w:t>
-      </w:r>
-      <w:r>
-        <w:t xml:space="preserve">with the</w:t>
-      </w:r>
-      <w:r>
-        <w:t xml:space="preserve"> </w:t>
-      </w:r>
-      <w:r>
-        <w:rPr>
-          <w:rStyle w:val="VerbatimChar"/>
-        </w:rPr>
-        <w:t xml:space="preserve">--backfill</w:t>
-      </w:r>
-      <w:r>
-        <w:t xml:space="preserve"> </w:t>
-      </w:r>
-      <w:r>
-        <w:t xml:space="preserve">argument (fetches each ticker’s full available history once).</w:t>
-      </w:r>
-    </w:p>
-    <w:p>
-      <w:pPr>
-        <w:pStyle w:val="BodyText"/>
-      </w:pPr>
-      <w:r>
-        <w:t xml:space="preserve">Everything you paste here stays in this browser.</w:t>
       </w:r>
     </w:p>
     <w:p>
@@ -11525,15 +10426,115 @@
         </w:pict>
       </w:r>
     </w:p>
-    <w:bookmarkEnd w:id="73"/>
-    <w:bookmarkEnd w:id="74"/>
-    <w:bookmarkStart w:id="75" w:name="refresh-on-demand-scan"/>
+    <w:bookmarkEnd w:id="72"/>
+    <w:bookmarkStart w:id="78" w:name="settings-onboarding"/>
     <w:p>
       <w:pPr>
         <w:pStyle w:val="Heading2"/>
       </w:pPr>
       <w:r>
-        <w:t xml:space="preserve">10. ⟳ Refresh (on-demand scan)</w:t>
+        <w:t xml:space="preserve">9. ⚙ Settings &amp; onboarding</w:t>
+      </w:r>
+    </w:p>
+    <w:p>
+      <w:pPr>
+        <w:pStyle w:val="CaptionedFigure"/>
+      </w:pPr>
+      <w:r>
+        <w:drawing>
+          <wp:inline>
+            <wp:extent cx="5334000" cy="3750468"/>
+            <wp:effectExtent b="0" l="0" r="0" t="0"/>
+            <wp:docPr descr="Settings" title="" id="74" name="Picture"/>
+            <a:graphic>
+              <a:graphicData uri="http://schemas.openxmlformats.org/drawingml/2006/picture">
+                <pic:pic>
+                  <pic:nvPicPr>
+                    <pic:cNvPr descr="img/settings.png" id="75" name="Picture"/>
+                    <pic:cNvPicPr>
+                      <a:picLocks noChangeArrowheads="1" noChangeAspect="1"/>
+                    </pic:cNvPicPr>
+                  </pic:nvPicPr>
+                  <pic:blipFill>
+                    <a:blip r:embed="rId73"/>
+                    <a:stretch>
+                      <a:fillRect/>
+                    </a:stretch>
+                  </pic:blipFill>
+                  <pic:spPr bwMode="auto">
+                    <a:xfrm>
+                      <a:off x="0" y="0"/>
+                      <a:ext cx="5334000" cy="3750468"/>
+                    </a:xfrm>
+                    <a:prstGeom prst="rect">
+                      <a:avLst/>
+                    </a:prstGeom>
+                    <a:noFill/>
+                    <a:ln w="9525">
+                      <a:noFill/>
+                      <a:headEnd/>
+                      <a:tailEnd/>
+                    </a:ln>
+                  </pic:spPr>
+                </pic:pic>
+              </a:graphicData>
+            </a:graphic>
+          </wp:inline>
+        </w:drawing>
+      </w:r>
+    </w:p>
+    <w:p>
+      <w:pPr>
+        <w:pStyle w:val="ImageCaption"/>
+      </w:pPr>
+      <w:r>
+        <w:t xml:space="preserve">Settings</w:t>
+      </w:r>
+    </w:p>
+    <w:p>
+      <w:pPr>
+        <w:pStyle w:val="BodyText"/>
+      </w:pPr>
+      <w:r>
+        <w:t xml:space="preserve">Everything here is stored</w:t>
+      </w:r>
+      <w:r>
+        <w:t xml:space="preserve"> </w:t>
+      </w:r>
+      <w:r>
+        <w:rPr>
+          <w:bCs/>
+          <w:b/>
+        </w:rPr>
+        <w:t xml:space="preserve">only in this browser</w:t>
+      </w:r>
+      <w:r>
+        <w:t xml:space="preserve"> </w:t>
+      </w:r>
+      <w:r>
+        <w:t xml:space="preserve">(localStorage) and</w:t>
+      </w:r>
+      <w:r>
+        <w:t xml:space="preserve"> </w:t>
+      </w:r>
+      <w:r>
+        <w:rPr>
+          <w:bCs/>
+          <w:b/>
+        </w:rPr>
+        <w:t xml:space="preserve">never committed</w:t>
+      </w:r>
+      <w:r>
+        <w:t xml:space="preserve">.</w:t>
+      </w:r>
+    </w:p>
+    <w:bookmarkStart w:id="76" w:name="your-holdings-per-account"/>
+    <w:p>
+      <w:pPr>
+        <w:pStyle w:val="Heading3"/>
+      </w:pPr>
+      <w:r>
+        <w:t xml:space="preserve">9.1 Your holdings (per account)</w:t>
       </w:r>
     </w:p>
     <w:p>
@@ -11541,20 +10542,281 @@
         <w:pStyle w:val="FirstParagraph"/>
       </w:pPr>
       <w:r>
-        <w:t xml:space="preserve">The scanner runs automatically on weekdays. To refresh</w:t>
-      </w:r>
-      <w:r>
-        <w:t xml:space="preserve"> </w:t>
-      </w:r>
-      <w:r>
-        <w:rPr>
-          <w:bCs/>
-          <w:b/>
-        </w:rPr>
-        <w:t xml:space="preserve">now</w:t>
-      </w:r>
-      <w:r>
-        <w:t xml:space="preserve">, click</w:t>
+        <w:t xml:space="preserve">Add each holding:</w:t>
+      </w:r>
+      <w:r>
+        <w:t xml:space="preserve"> </w:t>
+      </w:r>
+      <w:r>
+        <w:rPr>
+          <w:bCs/>
+          <w:b/>
+        </w:rPr>
+        <w:t xml:space="preserve">ticker, account (IRA/Roth or Taxable), shares, cost basis</w:t>
+      </w:r>
+      <w:r>
+        <w:t xml:space="preserve">, plus your</w:t>
+      </w:r>
+      <w:r>
+        <w:t xml:space="preserve"> </w:t>
+      </w:r>
+      <w:r>
+        <w:rPr>
+          <w:bCs/>
+          <w:b/>
+        </w:rPr>
+        <w:t xml:space="preserve">dry-powder</w:t>
+      </w:r>
+      <w:r>
+        <w:rPr>
+          <w:bCs/>
+          <w:b/>
+        </w:rPr>
+        <w:t xml:space="preserve"> </w:t>
+      </w:r>
+      <w:r>
+        <w:rPr>
+          <w:bCs/>
+          <w:b/>
+        </w:rPr>
+        <w:t xml:space="preserve">cash</w:t>
+      </w:r>
+      <w:r>
+        <w:t xml:space="preserve">. Live prices come from the latest scan.</w:t>
+      </w:r>
+      <w:r>
+        <w:t xml:space="preserve"> </w:t>
+      </w:r>
+      <w:r>
+        <w:t xml:space="preserve">-</w:t>
+      </w:r>
+      <w:r>
+        <w:t xml:space="preserve"> </w:t>
+      </w:r>
+      <w:r>
+        <w:rPr>
+          <w:bCs/>
+          <w:b/>
+        </w:rPr>
+        <w:t xml:space="preserve">⬇ Export positions.local.json</w:t>
+      </w:r>
+      <w:r>
+        <w:t xml:space="preserve"> </w:t>
+      </w:r>
+      <w:r>
+        <w:t xml:space="preserve">— download your positions in the exact shape the scanner reads, so</w:t>
+      </w:r>
+      <w:r>
+        <w:t xml:space="preserve"> </w:t>
+      </w:r>
+      <w:r>
+        <w:t xml:space="preserve">the</w:t>
+      </w:r>
+      <w:r>
+        <w:t xml:space="preserve"> </w:t>
+      </w:r>
+      <w:r>
+        <w:rPr>
+          <w:iCs/>
+          <w:i/>
+        </w:rPr>
+        <w:t xml:space="preserve">server-side</w:t>
+      </w:r>
+      <w:r>
+        <w:t xml:space="preserve"> </w:t>
+      </w:r>
+      <w:r>
+        <w:t xml:space="preserve">trim rule and sleeve-cap can compute against your real lots. (Drop the file into</w:t>
+      </w:r>
+      <w:r>
+        <w:t xml:space="preserve"> </w:t>
+      </w:r>
+      <w:r>
+        <w:rPr>
+          <w:rStyle w:val="VerbatimChar"/>
+        </w:rPr>
+        <w:t xml:space="preserve">web/data/</w:t>
+      </w:r>
+      <w:r>
+        <w:t xml:space="preserve"> </w:t>
+      </w:r>
+      <w:r>
+        <w:t xml:space="preserve">— it’s gitignored, so it’s never committed.)</w:t>
+      </w:r>
+      <w:r>
+        <w:t xml:space="preserve"> </w:t>
+      </w:r>
+      <w:r>
+        <w:t xml:space="preserve">-</w:t>
+      </w:r>
+      <w:r>
+        <w:t xml:space="preserve"> </w:t>
+      </w:r>
+      <w:r>
+        <w:rPr>
+          <w:bCs/>
+          <w:b/>
+        </w:rPr>
+        <w:t xml:space="preserve">⬆ Import</w:t>
+      </w:r>
+      <w:r>
+        <w:t xml:space="preserve"> </w:t>
+      </w:r>
+      <w:r>
+        <w:t xml:space="preserve">— load a positions file back in.</w:t>
+      </w:r>
+      <w:r>
+        <w:t xml:space="preserve"> </w:t>
+      </w:r>
+      <w:r>
+        <w:t xml:space="preserve">-</w:t>
+      </w:r>
+      <w:r>
+        <w:t xml:space="preserve"> </w:t>
+      </w:r>
+      <w:r>
+        <w:rPr>
+          <w:bCs/>
+          <w:b/>
+        </w:rPr>
+        <w:t xml:space="preserve">Clear holdings</w:t>
+      </w:r>
+      <w:r>
+        <w:t xml:space="preserve"> </w:t>
+      </w:r>
+      <w:r>
+        <w:t xml:space="preserve">— wipe them from this browser.</w:t>
+      </w:r>
+    </w:p>
+    <w:bookmarkEnd w:id="76"/>
+    <w:bookmarkStart w:id="77" w:name="admin-credentials-configuration"/>
+    <w:p>
+      <w:pPr>
+        <w:pStyle w:val="Heading3"/>
+      </w:pPr>
+      <w:r>
+        <w:t xml:space="preserve">9.2 🔐 Admin — credentials &amp; configuration</w:t>
+      </w:r>
+    </w:p>
+    <w:p>
+      <w:pPr>
+        <w:pStyle w:val="FirstParagraph"/>
+      </w:pPr>
+      <w:r>
+        <w:t xml:space="preserve">One place for every credential, in two tiers:</w:t>
+      </w:r>
+    </w:p>
+    <w:p>
+      <w:pPr>
+        <w:pStyle w:val="BodyText"/>
+      </w:pPr>
+      <w:r>
+        <w:rPr>
+          <w:bCs/>
+          <w:b/>
+        </w:rPr>
+        <w:t xml:space="preserve">Browser keys</w:t>
+      </w:r>
+      <w:r>
+        <w:t xml:space="preserve"> </w:t>
+      </w:r>
+      <w:r>
+        <w:t xml:space="preserve">(stored only in this browser; power client-side features):</w:t>
+      </w:r>
+      <w:r>
+        <w:t xml:space="preserve"> </w:t>
+      </w:r>
+      <w:r>
+        <w:t xml:space="preserve">-</w:t>
+      </w:r>
+      <w:r>
+        <w:t xml:space="preserve"> </w:t>
+      </w:r>
+      <w:r>
+        <w:rPr>
+          <w:bCs/>
+          <w:b/>
+        </w:rPr>
+        <w:t xml:space="preserve">Gemini</w:t>
+      </w:r>
+      <w:r>
+        <w:t xml:space="preserve"> </w:t>
+      </w:r>
+      <w:r>
+        <w:t xml:space="preserve">(aistudio.google.com) — in-browser digest.</w:t>
+      </w:r>
+      <w:r>
+        <w:t xml:space="preserve"> </w:t>
+      </w:r>
+      <w:r>
+        <w:rPr>
+          <w:bCs/>
+          <w:b/>
+        </w:rPr>
+        <w:t xml:space="preserve">Groq</w:t>
+      </w:r>
+      <w:r>
+        <w:t xml:space="preserve"> </w:t>
+      </w:r>
+      <w:r>
+        <w:t xml:space="preserve">(console.groq.com) — second red-team model.</w:t>
+      </w:r>
+      <w:r>
+        <w:t xml:space="preserve"> </w:t>
+      </w:r>
+      <w:r>
+        <w:t xml:space="preserve">-</w:t>
+      </w:r>
+      <w:r>
+        <w:t xml:space="preserve"> </w:t>
+      </w:r>
+      <w:r>
+        <w:rPr>
+          <w:bCs/>
+          <w:b/>
+        </w:rPr>
+        <w:t xml:space="preserve">Finnhub / Twelve Data / Alpha Vantage</w:t>
+      </w:r>
+      <w:r>
+        <w:t xml:space="preserve"> </w:t>
+      </w:r>
+      <w:r>
+        <w:t xml:space="preserve">— data cross-checks; Finnhub also powers</w:t>
+      </w:r>
+      <w:r>
+        <w:t xml:space="preserve"> </w:t>
+      </w:r>
+      <w:r>
+        <w:rPr>
+          <w:bCs/>
+          <w:b/>
+        </w:rPr>
+        <w:t xml:space="preserve">✓ Check live prices</w:t>
+      </w:r>
+      <w:r>
+        <w:t xml:space="preserve">.</w:t>
+      </w:r>
+      <w:r>
+        <w:t xml:space="preserve"> </w:t>
+      </w:r>
+      <w:r>
+        <w:t xml:space="preserve">-</w:t>
+      </w:r>
+      <w:r>
+        <w:t xml:space="preserve"> </w:t>
+      </w:r>
+      <w:r>
+        <w:rPr>
+          <w:bCs/>
+          <w:b/>
+        </w:rPr>
+        <w:t xml:space="preserve">GitHub dispatch token</w:t>
+      </w:r>
+      <w:r>
+        <w:t xml:space="preserve"> </w:t>
+      </w:r>
+      <w:r>
+        <w:t xml:space="preserve">(Contents: R/W) — lets</w:t>
       </w:r>
       <w:r>
         <w:t xml:space="preserve"> </w:t>
@@ -11567,76 +10829,656 @@
         <w:t xml:space="preserve">⟳ Refresh</w:t>
       </w:r>
       <w:r>
-        <w:t xml:space="preserve">:</w:t>
-      </w:r>
-      <w:r>
-        <w:t xml:space="preserve"> </w:t>
-      </w:r>
-      <w:r>
-        <w:t xml:space="preserve">- The first time, paste your</w:t>
-      </w:r>
-      <w:r>
-        <w:t xml:space="preserve"> </w:t>
-      </w:r>
-      <w:r>
-        <w:rPr>
-          <w:bCs/>
-          <w:b/>
-        </w:rPr>
-        <w:t xml:space="preserve">dispatch token</w:t>
-      </w:r>
-      <w:r>
-        <w:t xml:space="preserve"> </w:t>
-      </w:r>
-      <w:r>
-        <w:t xml:space="preserve">(stored only in your browser).</w:t>
-      </w:r>
-      <w:r>
-        <w:t xml:space="preserve"> </w:t>
-      </w:r>
-      <w:r>
-        <w:t xml:space="preserve">- It triggers the GitHub Action; the dashboard</w:t>
-      </w:r>
-      <w:r>
-        <w:t xml:space="preserve"> </w:t>
-      </w:r>
-      <w:r>
-        <w:rPr>
-          <w:bCs/>
-          <w:b/>
-        </w:rPr>
-        <w:t xml:space="preserve">auto-polls and live-reloads</w:t>
-      </w:r>
-      <w:r>
-        <w:t xml:space="preserve"> </w:t>
-      </w:r>
-      <w:r>
-        <w:t xml:space="preserve">when fresh data lands</w:t>
-      </w:r>
-      <w:r>
-        <w:t xml:space="preserve"> </w:t>
-      </w:r>
-      <w:r>
-        <w:t xml:space="preserve">(~1–3 min). No manual reload.</w:t>
-      </w:r>
-      <w:r>
-        <w:t xml:space="preserve"> </w:t>
-      </w:r>
-      <w:r>
-        <w:t xml:space="preserve">- No token? Refresh points you to the manual</w:t>
-      </w:r>
-      <w:r>
-        <w:t xml:space="preserve"> </w:t>
-      </w:r>
-      <w:r>
-        <w:rPr>
-          <w:bCs/>
-          <w:b/>
-        </w:rPr>
-        <w:t xml:space="preserve">Actions → scan → Run workflow</w:t>
+        <w:t xml:space="preserve"> </w:t>
+      </w:r>
+      <w:r>
+        <w:t xml:space="preserve">trigger a live scan (§10).</w:t>
+      </w:r>
+      <w:r>
+        <w:t xml:space="preserve"> </w:t>
+      </w:r>
+      <w:r>
+        <w:t xml:space="preserve">- Click</w:t>
+      </w:r>
+      <w:r>
+        <w:t xml:space="preserve"> </w:t>
+      </w:r>
+      <w:r>
+        <w:rPr>
+          <w:bCs/>
+          <w:b/>
+        </w:rPr>
+        <w:t xml:space="preserve">Save browser keys</w:t>
       </w:r>
       <w:r>
         <w:t xml:space="preserve">.</w:t>
+      </w:r>
+    </w:p>
+    <w:p>
+      <w:pPr>
+        <w:pStyle w:val="BodyText"/>
+      </w:pPr>
+      <w:r>
+        <w:rPr>
+          <w:bCs/>
+          <w:b/>
+        </w:rPr>
+        <w:t xml:space="preserve">Repo configuration + research review</w:t>
+      </w:r>
+      <w:r>
+        <w:t xml:space="preserve"> </w:t>
+      </w:r>
+      <w:r>
+        <w:t xml:space="preserve">(what the automated scanner uses, and what approves research</w:t>
+      </w:r>
+      <w:r>
+        <w:t xml:space="preserve"> </w:t>
+      </w:r>
+      <w:r>
+        <w:t xml:space="preserve">proposals). Paste an</w:t>
+      </w:r>
+      <w:r>
+        <w:t xml:space="preserve"> </w:t>
+      </w:r>
+      <w:r>
+        <w:rPr>
+          <w:bCs/>
+          <w:b/>
+        </w:rPr>
+        <w:t xml:space="preserve">admin GitHub token</w:t>
+      </w:r>
+      <w:r>
+        <w:t xml:space="preserve"> </w:t>
+      </w:r>
+      <w:r>
+        <w:t xml:space="preserve">— a</w:t>
+      </w:r>
+      <w:r>
+        <w:t xml:space="preserve"> </w:t>
+      </w:r>
+      <w:r>
+        <w:rPr>
+          <w:bCs/>
+          <w:b/>
+        </w:rPr>
+        <w:t xml:space="preserve">classic</w:t>
+      </w:r>
+      <w:r>
+        <w:t xml:space="preserve"> </w:t>
+      </w:r>
+      <w:r>
+        <w:t xml:space="preserve">token with the</w:t>
+      </w:r>
+      <w:r>
+        <w:t xml:space="preserve"> </w:t>
+      </w:r>
+      <w:r>
+        <w:rPr>
+          <w:rStyle w:val="VerbatimChar"/>
+          <w:bCs/>
+          <w:b/>
+        </w:rPr>
+        <w:t xml:space="preserve">repo</w:t>
+      </w:r>
+      <w:r>
+        <w:t xml:space="preserve"> </w:t>
+      </w:r>
+      <w:r>
+        <w:t xml:space="preserve">scope, or a</w:t>
+      </w:r>
+      <w:r>
+        <w:t xml:space="preserve"> </w:t>
+      </w:r>
+      <w:r>
+        <w:rPr>
+          <w:bCs/>
+          <w:b/>
+        </w:rPr>
+        <w:t xml:space="preserve">fine-grained</w:t>
+      </w:r>
+      <w:r>
+        <w:t xml:space="preserve"> </w:t>
+      </w:r>
+      <w:r>
+        <w:t xml:space="preserve">token with</w:t>
+      </w:r>
+      <w:r>
+        <w:t xml:space="preserve"> </w:t>
+      </w:r>
+      <w:r>
+        <w:rPr>
+          <w:iCs/>
+          <w:i/>
+        </w:rPr>
+        <w:t xml:space="preserve">Contents + Pull requests</w:t>
+      </w:r>
+      <w:r>
+        <w:t xml:space="preserve"> </w:t>
+      </w:r>
+      <w:r>
+        <w:t xml:space="preserve">(read/write, for accepting proposals on the</w:t>
+      </w:r>
+      <w:r>
+        <w:t xml:space="preserve"> </w:t>
+      </w:r>
+      <w:r>
+        <w:t xml:space="preserve">Research tab) plus</w:t>
+      </w:r>
+      <w:r>
+        <w:t xml:space="preserve"> </w:t>
+      </w:r>
+      <w:r>
+        <w:rPr>
+          <w:iCs/>
+          <w:i/>
+        </w:rPr>
+        <w:t xml:space="preserve">Secrets: read</w:t>
+      </w:r>
+      <w:r>
+        <w:t xml:space="preserve"> </w:t>
+      </w:r>
+      <w:r>
+        <w:t xml:space="preserve">and</w:t>
+      </w:r>
+      <w:r>
+        <w:t xml:space="preserve"> </w:t>
+      </w:r>
+      <w:r>
+        <w:rPr>
+          <w:iCs/>
+          <w:i/>
+        </w:rPr>
+        <w:t xml:space="preserve">Variables: read/write</w:t>
+      </w:r>
+      <w:r>
+        <w:t xml:space="preserve"> </w:t>
+      </w:r>
+      <w:r>
+        <w:t xml:space="preserve">(for the config check). Click</w:t>
+      </w:r>
+      <w:r>
+        <w:t xml:space="preserve"> </w:t>
+      </w:r>
+      <w:r>
+        <w:rPr>
+          <w:bCs/>
+          <w:b/>
+        </w:rPr>
+        <w:t xml:space="preserve">⟲ Check configuration</w:t>
+      </w:r>
+      <w:r>
+        <w:t xml:space="preserve"> </w:t>
+      </w:r>
+      <w:r>
+        <w:t xml:space="preserve">to get a ✅/⬜ status for</w:t>
+      </w:r>
+      <w:r>
+        <w:t xml:space="preserve"> </w:t>
+      </w:r>
+      <w:r>
+        <w:rPr>
+          <w:bCs/>
+          <w:b/>
+        </w:rPr>
+        <w:t xml:space="preserve">every</w:t>
+      </w:r>
+      <w:r>
+        <w:t xml:space="preserve"> </w:t>
+      </w:r>
+      <w:r>
+        <w:t xml:space="preserve">secret and variable the scanner can use (LLM keys, data keys,</w:t>
+      </w:r>
+      <w:r>
+        <w:t xml:space="preserve"> </w:t>
+      </w:r>
+      <w:r>
+        <w:rPr>
+          <w:rStyle w:val="VerbatimChar"/>
+        </w:rPr>
+        <w:t xml:space="preserve">SMTP_USER</w:t>
+      </w:r>
+      <w:r>
+        <w:t xml:space="preserve">/</w:t>
+      </w:r>
+      <w:r>
+        <w:rPr>
+          <w:rStyle w:val="VerbatimChar"/>
+        </w:rPr>
+        <w:t xml:space="preserve">SMTP_PASS</w:t>
+      </w:r>
+      <w:r>
+        <w:t xml:space="preserve">,</w:t>
+      </w:r>
+      <w:r>
+        <w:t xml:space="preserve"> </w:t>
+      </w:r>
+      <w:r>
+        <w:rPr>
+          <w:rStyle w:val="VerbatimChar"/>
+        </w:rPr>
+        <w:t xml:space="preserve">ALERT_EMAIL_TO</w:t>
+      </w:r>
+      <w:r>
+        <w:t xml:space="preserve">,</w:t>
+      </w:r>
+      <w:r>
+        <w:t xml:space="preserve"> </w:t>
+      </w:r>
+      <w:r>
+        <w:rPr>
+          <w:rStyle w:val="VerbatimChar"/>
+        </w:rPr>
+        <w:t xml:space="preserve">SEC_USER_AGENT</w:t>
+      </w:r>
+      <w:r>
+        <w:t xml:space="preserve">).</w:t>
+      </w:r>
+      <w:r>
+        <w:t xml:space="preserve"> </w:t>
+      </w:r>
+      <w:r>
+        <w:t xml:space="preserve">-</w:t>
+      </w:r>
+      <w:r>
+        <w:t xml:space="preserve"> </w:t>
+      </w:r>
+      <w:r>
+        <w:rPr>
+          <w:bCs/>
+          <w:b/>
+        </w:rPr>
+        <w:t xml:space="preserve">Variables</w:t>
+      </w:r>
+      <w:r>
+        <w:t xml:space="preserve"> </w:t>
+      </w:r>
+      <w:r>
+        <w:t xml:space="preserve">(alert email, SEC user-agent) are non-secret — set them</w:t>
+      </w:r>
+      <w:r>
+        <w:t xml:space="preserve"> </w:t>
+      </w:r>
+      <w:r>
+        <w:rPr>
+          <w:bCs/>
+          <w:b/>
+        </w:rPr>
+        <w:t xml:space="preserve">right here</w:t>
+      </w:r>
+      <w:r>
+        <w:t xml:space="preserve"> </w:t>
+      </w:r>
+      <w:r>
+        <w:t xml:space="preserve">with</w:t>
+      </w:r>
+      <w:r>
+        <w:t xml:space="preserve"> </w:t>
+      </w:r>
+      <w:r>
+        <w:rPr>
+          <w:bCs/>
+          <w:b/>
+        </w:rPr>
+        <w:t xml:space="preserve">Save</w:t>
+      </w:r>
+      <w:r>
+        <w:rPr>
+          <w:bCs/>
+          <w:b/>
+        </w:rPr>
+        <w:t xml:space="preserve"> </w:t>
+      </w:r>
+      <w:r>
+        <w:rPr>
+          <w:bCs/>
+          <w:b/>
+        </w:rPr>
+        <w:t xml:space="preserve">variables to GitHub</w:t>
+      </w:r>
+      <w:r>
+        <w:t xml:space="preserve">.</w:t>
+      </w:r>
+      <w:r>
+        <w:t xml:space="preserve"> </w:t>
+      </w:r>
+      <w:r>
+        <w:t xml:space="preserve">-</w:t>
+      </w:r>
+      <w:r>
+        <w:t xml:space="preserve"> </w:t>
+      </w:r>
+      <w:r>
+        <w:rPr>
+          <w:bCs/>
+          <w:b/>
+        </w:rPr>
+        <w:t xml:space="preserve">Secrets</w:t>
+      </w:r>
+      <w:r>
+        <w:t xml:space="preserve"> </w:t>
+      </w:r>
+      <w:r>
+        <w:t xml:space="preserve">(API keys, SMTP password) are</w:t>
+      </w:r>
+      <w:r>
+        <w:t xml:space="preserve"> </w:t>
+      </w:r>
+      <w:r>
+        <w:rPr>
+          <w:iCs/>
+          <w:i/>
+        </w:rPr>
+        <w:t xml:space="preserve">write-only</w:t>
+      </w:r>
+      <w:r>
+        <w:t xml:space="preserve"> </w:t>
+      </w:r>
+      <w:r>
+        <w:t xml:space="preserve">in GitHub for security and can’t be set from a</w:t>
+      </w:r>
+      <w:r>
+        <w:t xml:space="preserve"> </w:t>
+      </w:r>
+      <w:r>
+        <w:t xml:space="preserve">static page — the panel shows whether each is configured and links to GitHub’s secrets form to</w:t>
+      </w:r>
+      <w:r>
+        <w:t xml:space="preserve"> </w:t>
+      </w:r>
+      <w:r>
+        <w:t xml:space="preserve">set/rotate them. Email setup details:</w:t>
+      </w:r>
+      <w:r>
+        <w:t xml:space="preserve"> </w:t>
+      </w:r>
+      <w:r>
+        <w:rPr>
+          <w:rStyle w:val="VerbatimChar"/>
+        </w:rPr>
+        <w:t xml:space="preserve">SETUP.md</w:t>
+      </w:r>
+      <w:r>
+        <w:t xml:space="preserve"> </w:t>
+      </w:r>
+      <w:r>
+        <w:t xml:space="preserve">§3c.</w:t>
+      </w:r>
+    </w:p>
+    <w:p>
+      <w:pPr>
+        <w:pStyle w:val="BodyText"/>
+      </w:pPr>
+      <w:r>
+        <w:rPr>
+          <w:bCs/>
+          <w:b/>
+        </w:rPr>
+        <w:t xml:space="preserve">Optional: price-history database (Supabase).</w:t>
+      </w:r>
+      <w:r>
+        <w:t xml:space="preserve"> </w:t>
+      </w:r>
+      <w:r>
+        <w:t xml:space="preserve">The app persists daily price history to a Postgres</w:t>
+      </w:r>
+      <w:r>
+        <w:t xml:space="preserve"> </w:t>
+      </w:r>
+      <w:r>
+        <w:t xml:space="preserve">database so backtests, the objective metrics, and the V2.3 cross-check can use a growing record</w:t>
+      </w:r>
+      <w:r>
+        <w:t xml:space="preserve"> </w:t>
+      </w:r>
+      <w:r>
+        <w:t xml:space="preserve">instead of re-fetching 1–2 years from Yahoo each run. To enable it:</w:t>
+      </w:r>
+      <w:r>
+        <w:t xml:space="preserve"> </w:t>
+      </w:r>
+      <w:r>
+        <w:t xml:space="preserve">1. Create a free</w:t>
+      </w:r>
+      <w:r>
+        <w:t xml:space="preserve"> </w:t>
+      </w:r>
+      <w:r>
+        <w:rPr>
+          <w:bCs/>
+          <w:b/>
+        </w:rPr>
+        <w:t xml:space="preserve">Supabase</w:t>
+      </w:r>
+      <w:r>
+        <w:t xml:space="preserve"> </w:t>
+      </w:r>
+      <w:r>
+        <w:t xml:space="preserve">project; in the SQL Editor, run</w:t>
+      </w:r>
+      <w:r>
+        <w:t xml:space="preserve"> </w:t>
+      </w:r>
+      <w:r>
+        <w:rPr>
+          <w:rStyle w:val="VerbatimChar"/>
+          <w:bCs/>
+          <w:b/>
+        </w:rPr>
+        <w:t xml:space="preserve">db/schema.sql</w:t>
+      </w:r>
+      <w:r>
+        <w:t xml:space="preserve"> </w:t>
+      </w:r>
+      <w:r>
+        <w:t xml:space="preserve">(creates the</w:t>
+      </w:r>
+      <w:r>
+        <w:t xml:space="preserve"> </w:t>
+      </w:r>
+      <w:r>
+        <w:rPr>
+          <w:rStyle w:val="VerbatimChar"/>
+        </w:rPr>
+        <w:t xml:space="preserve">price_history</w:t>
+      </w:r>
+      <w:r>
+        <w:t xml:space="preserve"> </w:t>
+      </w:r>
+      <w:r>
+        <w:t xml:space="preserve">table with row-level security on).</w:t>
+      </w:r>
+      <w:r>
+        <w:t xml:space="preserve"> </w:t>
+      </w:r>
+      <w:r>
+        <w:t xml:space="preserve">2. In</w:t>
+      </w:r>
+      <w:r>
+        <w:t xml:space="preserve"> </w:t>
+      </w:r>
+      <w:r>
+        <w:rPr>
+          <w:bCs/>
+          <w:b/>
+        </w:rPr>
+        <w:t xml:space="preserve">Admin</w:t>
+      </w:r>
+      <w:r>
+        <w:t xml:space="preserve">, set</w:t>
+      </w:r>
+      <w:r>
+        <w:t xml:space="preserve"> </w:t>
+      </w:r>
+      <w:r>
+        <w:rPr>
+          <w:bCs/>
+          <w:b/>
+        </w:rPr>
+        <w:t xml:space="preserve">SUPABASE_URL</w:t>
+      </w:r>
+      <w:r>
+        <w:t xml:space="preserve"> </w:t>
+      </w:r>
+      <w:r>
+        <w:t xml:space="preserve">(your project URL) and</w:t>
+      </w:r>
+      <w:r>
+        <w:t xml:space="preserve"> </w:t>
+      </w:r>
+      <w:r>
+        <w:rPr>
+          <w:bCs/>
+          <w:b/>
+        </w:rPr>
+        <w:t xml:space="preserve">Save variables to GitHub</w:t>
+      </w:r>
+      <w:r>
+        <w:t xml:space="preserve">.</w:t>
+      </w:r>
+      <w:r>
+        <w:t xml:space="preserve"> </w:t>
+      </w:r>
+      <w:r>
+        <w:t xml:space="preserve">3. In GitHub repo</w:t>
+      </w:r>
+      <w:r>
+        <w:t xml:space="preserve"> </w:t>
+      </w:r>
+      <w:r>
+        <w:rPr>
+          <w:bCs/>
+          <w:b/>
+        </w:rPr>
+        <w:t xml:space="preserve">Settings → Secrets</w:t>
+      </w:r>
+      <w:r>
+        <w:t xml:space="preserve">, add</w:t>
+      </w:r>
+      <w:r>
+        <w:t xml:space="preserve"> </w:t>
+      </w:r>
+      <w:r>
+        <w:rPr>
+          <w:bCs/>
+          <w:b/>
+        </w:rPr>
+        <w:t xml:space="preserve">SUPABASE_SERVICE_KEY</w:t>
+      </w:r>
+      <w:r>
+        <w:t xml:space="preserve"> </w:t>
+      </w:r>
+      <w:r>
+        <w:t xml:space="preserve">= your project’s</w:t>
+      </w:r>
+      <w:r>
+        <w:t xml:space="preserve"> </w:t>
+      </w:r>
+      <w:r>
+        <w:rPr>
+          <w:iCs/>
+          <w:i/>
+        </w:rPr>
+        <w:t xml:space="preserve">service_role</w:t>
+      </w:r>
+      <w:r>
+        <w:t xml:space="preserve"> </w:t>
+      </w:r>
+      <w:r>
+        <w:t xml:space="preserve">key (it’s a secret, so it can’t be set from this page).</w:t>
+      </w:r>
+    </w:p>
+    <w:p>
+      <w:pPr>
+        <w:pStyle w:val="BodyText"/>
+      </w:pPr>
+      <w:r>
+        <w:t xml:space="preserve">That’s it — the daily scanner starts accumulating history. The</w:t>
+      </w:r>
+      <w:r>
+        <w:t xml:space="preserve"> </w:t>
+      </w:r>
+      <w:r>
+        <w:rPr>
+          <w:bCs/>
+          <w:b/>
+        </w:rPr>
+        <w:t xml:space="preserve">service_role key is used only by the</w:t>
+      </w:r>
+      <w:r>
+        <w:rPr>
+          <w:bCs/>
+          <w:b/>
+        </w:rPr>
+        <w:t xml:space="preserve"> </w:t>
+      </w:r>
+      <w:r>
+        <w:rPr>
+          <w:bCs/>
+          <w:b/>
+        </w:rPr>
+        <w:t xml:space="preserve">scanner (server-side)</w:t>
+      </w:r>
+      <w:r>
+        <w:t xml:space="preserve">; the dashboard never touches the database, and</w:t>
+      </w:r>
+      <w:r>
+        <w:t xml:space="preserve"> </w:t>
+      </w:r>
+      <w:r>
+        <w:rPr>
+          <w:bCs/>
+          <w:b/>
+        </w:rPr>
+        <w:t xml:space="preserve">nothing breaks if you skip</w:t>
+      </w:r>
+      <w:r>
+        <w:rPr>
+          <w:bCs/>
+          <w:b/>
+        </w:rPr>
+        <w:t xml:space="preserve"> </w:t>
+      </w:r>
+      <w:r>
+        <w:rPr>
+          <w:bCs/>
+          <w:b/>
+        </w:rPr>
+        <w:t xml:space="preserve">this</w:t>
+      </w:r>
+      <w:r>
+        <w:t xml:space="preserve"> </w:t>
+      </w:r>
+      <w:r>
+        <w:t xml:space="preserve">(history persistence is simply disabled). For a one-time deep backfill, run the scan workflow</w:t>
+      </w:r>
+      <w:r>
+        <w:t xml:space="preserve"> </w:t>
+      </w:r>
+      <w:r>
+        <w:t xml:space="preserve">with the</w:t>
+      </w:r>
+      <w:r>
+        <w:t xml:space="preserve"> </w:t>
+      </w:r>
+      <w:r>
+        <w:rPr>
+          <w:rStyle w:val="VerbatimChar"/>
+        </w:rPr>
+        <w:t xml:space="preserve">--backfill</w:t>
+      </w:r>
+      <w:r>
+        <w:t xml:space="preserve"> </w:t>
+      </w:r>
+      <w:r>
+        <w:t xml:space="preserve">argument (fetches each ticker’s full available history once).</w:t>
+      </w:r>
+    </w:p>
+    <w:p>
+      <w:pPr>
+        <w:pStyle w:val="BodyText"/>
+      </w:pPr>
+      <w:r>
+        <w:t xml:space="preserve">Everything you paste here stays in this browser.</w:t>
       </w:r>
     </w:p>
     <w:p>
@@ -11646,8 +11488,129 @@
         </w:pict>
       </w:r>
     </w:p>
-    <w:bookmarkEnd w:id="75"/>
-    <w:bookmarkStart w:id="76" w:name="Xd2ac6c3d014752893f0670853f643e7f7a007f6"/>
+    <w:bookmarkEnd w:id="77"/>
+    <w:bookmarkEnd w:id="78"/>
+    <w:bookmarkStart w:id="79" w:name="refresh-on-demand-scan"/>
+    <w:p>
+      <w:pPr>
+        <w:pStyle w:val="Heading2"/>
+      </w:pPr>
+      <w:r>
+        <w:t xml:space="preserve">10. ⟳ Refresh (on-demand scan)</w:t>
+      </w:r>
+    </w:p>
+    <w:p>
+      <w:pPr>
+        <w:pStyle w:val="FirstParagraph"/>
+      </w:pPr>
+      <w:r>
+        <w:t xml:space="preserve">The scanner runs automatically on weekdays. To refresh</w:t>
+      </w:r>
+      <w:r>
+        <w:t xml:space="preserve"> </w:t>
+      </w:r>
+      <w:r>
+        <w:rPr>
+          <w:bCs/>
+          <w:b/>
+        </w:rPr>
+        <w:t xml:space="preserve">now</w:t>
+      </w:r>
+      <w:r>
+        <w:t xml:space="preserve">, click</w:t>
+      </w:r>
+      <w:r>
+        <w:t xml:space="preserve"> </w:t>
+      </w:r>
+      <w:r>
+        <w:rPr>
+          <w:bCs/>
+          <w:b/>
+        </w:rPr>
+        <w:t xml:space="preserve">⟳ Refresh</w:t>
+      </w:r>
+      <w:r>
+        <w:t xml:space="preserve">:</w:t>
+      </w:r>
+      <w:r>
+        <w:t xml:space="preserve"> </w:t>
+      </w:r>
+      <w:r>
+        <w:t xml:space="preserve">- The first time, paste your</w:t>
+      </w:r>
+      <w:r>
+        <w:t xml:space="preserve"> </w:t>
+      </w:r>
+      <w:r>
+        <w:rPr>
+          <w:bCs/>
+          <w:b/>
+        </w:rPr>
+        <w:t xml:space="preserve">dispatch token</w:t>
+      </w:r>
+      <w:r>
+        <w:t xml:space="preserve"> </w:t>
+      </w:r>
+      <w:r>
+        <w:t xml:space="preserve">(stored only in your browser).</w:t>
+      </w:r>
+      <w:r>
+        <w:t xml:space="preserve"> </w:t>
+      </w:r>
+      <w:r>
+        <w:t xml:space="preserve">- It triggers the GitHub Action; the dashboard</w:t>
+      </w:r>
+      <w:r>
+        <w:t xml:space="preserve"> </w:t>
+      </w:r>
+      <w:r>
+        <w:rPr>
+          <w:bCs/>
+          <w:b/>
+        </w:rPr>
+        <w:t xml:space="preserve">auto-polls and live-reloads</w:t>
+      </w:r>
+      <w:r>
+        <w:t xml:space="preserve"> </w:t>
+      </w:r>
+      <w:r>
+        <w:t xml:space="preserve">when fresh data lands</w:t>
+      </w:r>
+      <w:r>
+        <w:t xml:space="preserve"> </w:t>
+      </w:r>
+      <w:r>
+        <w:t xml:space="preserve">(~1–3 min). No manual reload.</w:t>
+      </w:r>
+      <w:r>
+        <w:t xml:space="preserve"> </w:t>
+      </w:r>
+      <w:r>
+        <w:t xml:space="preserve">- No token? Refresh points you to the manual</w:t>
+      </w:r>
+      <w:r>
+        <w:t xml:space="preserve"> </w:t>
+      </w:r>
+      <w:r>
+        <w:rPr>
+          <w:bCs/>
+          <w:b/>
+        </w:rPr>
+        <w:t xml:space="preserve">Actions → scan → Run workflow</w:t>
+      </w:r>
+      <w:r>
+        <w:t xml:space="preserve">.</w:t>
+      </w:r>
+    </w:p>
+    <w:p>
+      <w:r>
+        <w:pict>
+          <v:rect style="width:0;height:1.5pt" o:hralign="center" o:hrstd="t" o:hr="t"/>
+        </w:pict>
+      </w:r>
+    </w:p>
+    <w:bookmarkEnd w:id="79"/>
+    <w:bookmarkStart w:id="80" w:name="Xd2ac6c3d014752893f0670853f643e7f7a007f6"/>
     <w:p>
       <w:pPr>
         <w:pStyle w:val="Heading2"/>
@@ -12005,8 +11968,8 @@
         </w:pict>
       </w:r>
     </w:p>
-    <w:bookmarkEnd w:id="76"/>
-    <w:bookmarkStart w:id="77" w:name="glossary"/>
+    <w:bookmarkEnd w:id="80"/>
+    <w:bookmarkStart w:id="81" w:name="glossary"/>
     <w:p>
       <w:pPr>
         <w:pStyle w:val="Heading2"/>
@@ -12242,8 +12205,8 @@
         </w:pict>
       </w:r>
     </w:p>
-    <w:bookmarkEnd w:id="77"/>
-    <w:bookmarkStart w:id="78" w:name="faq-troubleshooting"/>
+    <w:bookmarkEnd w:id="81"/>
+    <w:bookmarkStart w:id="82" w:name="faq-troubleshooting"/>
     <w:p>
       <w:pPr>
         <w:pStyle w:val="Heading2"/>
@@ -12728,8 +12691,8 @@
         <w:t xml:space="preserve">§6–§7.</w:t>
       </w:r>
     </w:p>
-    <w:bookmarkEnd w:id="78"/>
-    <w:bookmarkEnd w:id="79"/>
+    <w:bookmarkEnd w:id="82"/>
+    <w:bookmarkEnd w:id="83"/>
     <w:sectPr/>
   </w:body>
 </w:document>

--- a/docs/USER-GUIDE.docx
+++ b/docs/USER-GUIDE.docx
@@ -60,7 +60,7 @@
         <w:t xml:space="preserve">Layer</w:t>
       </w:r>
     </w:p>
-    <w:bookmarkStart w:id="79" w:name="puck-end-user-guide"/>
+    <w:bookmarkStart w:id="84" w:name="puck-end-user-guide"/>
     <w:p>
       <w:pPr>
         <w:pStyle w:val="Heading1"/>
@@ -475,7 +475,7 @@
       </w:r>
     </w:p>
     <w:bookmarkEnd w:id="23"/>
-    <w:bookmarkStart w:id="30" w:name="Xaafeadbcb03eb9b389c69d4f0e653696205360f"/>
+    <w:bookmarkStart w:id="35" w:name="Xaafeadbcb03eb9b389c69d4f0e653696205360f"/>
     <w:p>
       <w:pPr>
         <w:pStyle w:val="Heading2"/>
@@ -1393,7 +1393,449 @@
         <w:t xml:space="preserve">badge on the radar.</w:t>
       </w:r>
     </w:p>
-    <w:bookmarkStart w:id="28" w:name="what-auto-runs-vs.-what-you-run"/>
+    <w:bookmarkStart w:id="32" w:name="X5471cb438e833f3600e27a7b703866194b06332"/>
+    <w:p>
+      <w:pPr>
+        <w:pStyle w:val="Heading4"/>
+      </w:pPr>
+      <w:r>
+        <w:t xml:space="preserve">How a diversifier sleeve gets funded (the second-axis pipeline)</w:t>
+      </w:r>
+    </w:p>
+    <w:p>
+      <w:pPr>
+        <w:pStyle w:val="FirstParagraph"/>
+      </w:pPr>
+      <w:r>
+        <w:t xml:space="preserve">Because a diversifier earns its place by</w:t>
+      </w:r>
+      <w:r>
+        <w:t xml:space="preserve"> </w:t>
+      </w:r>
+      <w:r>
+        <w:rPr>
+          <w:iCs/>
+          <w:i/>
+        </w:rPr>
+        <w:t xml:space="preserve">lowering drawdown</w:t>
+      </w:r>
+      <w:r>
+        <w:t xml:space="preserve"> </w:t>
+      </w:r>
+      <w:r>
+        <w:t xml:space="preserve">(not by binding soon), it has its own funding</w:t>
+      </w:r>
+      <w:r>
+        <w:t xml:space="preserve"> </w:t>
+      </w:r>
+      <w:r>
+        <w:t xml:space="preserve">pipeline, distinct from the AI-capex Opportunity logic:</w:t>
+      </w:r>
+    </w:p>
+    <w:p>
+      <w:pPr>
+        <w:pStyle w:val="CaptionedFigure"/>
+      </w:pPr>
+      <w:r>
+        <w:drawing>
+          <wp:inline>
+            <wp:extent cx="5334000" cy="2293620"/>
+            <wp:effectExtent b="0" l="0" r="0" t="0"/>
+            <wp:docPr descr="Diversifier funding pipeline: Screen → Committee conviction → Size → human-merged PR into the plan" title="" id="29" name="Picture"/>
+            <a:graphic>
+              <a:graphicData uri="http://schemas.openxmlformats.org/drawingml/2006/picture">
+                <pic:pic>
+                  <pic:nvPicPr>
+                    <pic:cNvPr descr="img/diversifier.svg" id="30" name="Picture"/>
+                    <pic:cNvPicPr>
+                      <a:picLocks noChangeArrowheads="1" noChangeAspect="1"/>
+                    </pic:cNvPicPr>
+                  </pic:nvPicPr>
+                  <pic:blipFill>
+                    <a:blip r:embed="rId31">
+                      <a:extLst>
+                        <a:ext uri="{28A0092B-C50C-407E-A947-70E740481C1C}">
+                          <a14:useLocalDpi xmlns:a14="http://schemas.microsoft.com/office/drawing/2010/main" val="0"/>
+                        </a:ext>
+                        <a:ext uri="{96DAC541-7B7A-43D3-8B79-37D633B846F1}">
+                          <asvg:svgBlip xmlns:asvg="http://schemas.microsoft.com/office/drawing/2016/SVG/main" r:embed="rId28"/>
+                        </a:ext>
+                      </a:extLst>
+                    </a:blip>
+                    <a:stretch>
+                      <a:fillRect/>
+                    </a:stretch>
+                  </pic:blipFill>
+                  <pic:spPr bwMode="auto">
+                    <a:xfrm>
+                      <a:off x="0" y="0"/>
+                      <a:ext cx="5334000" cy="2293620"/>
+                    </a:xfrm>
+                    <a:prstGeom prst="rect">
+                      <a:avLst/>
+                    </a:prstGeom>
+                    <a:noFill/>
+                    <a:ln w="9525">
+                      <a:noFill/>
+                      <a:headEnd/>
+                      <a:tailEnd/>
+                    </a:ln>
+                  </pic:spPr>
+                </pic:pic>
+              </a:graphicData>
+            </a:graphic>
+          </wp:inline>
+        </w:drawing>
+      </w:r>
+    </w:p>
+    <w:p>
+      <w:pPr>
+        <w:pStyle w:val="ImageCaption"/>
+      </w:pPr>
+      <w:r>
+        <w:t xml:space="preserve">Diversifier funding pipeline: Screen → Committee conviction → Size → human-merged PR into the plan</w:t>
+      </w:r>
+    </w:p>
+    <w:p>
+      <w:pPr>
+        <w:numPr>
+          <w:ilvl w:val="0"/>
+          <w:numId w:val="1001"/>
+        </w:numPr>
+        <w:pStyle w:val="Compact"/>
+      </w:pPr>
+      <w:r>
+        <w:rPr>
+          <w:bCs/>
+          <w:b/>
+        </w:rPr>
+        <w:t xml:space="preserve">Screen</w:t>
+      </w:r>
+      <w:r>
+        <w:t xml:space="preserve"> </w:t>
+      </w:r>
+      <w:r>
+        <w:rPr>
+          <w:iCs/>
+          <w:i/>
+        </w:rPr>
+        <w:t xml:space="preserve">(live)</w:t>
+      </w:r>
+      <w:r>
+        <w:t xml:space="preserve"> </w:t>
+      </w:r>
+      <w:r>
+        <w:t xml:space="preserve">— every candidate defensive sleeve is gated on low market β, a</w:t>
+      </w:r>
+      <w:r>
+        <w:t xml:space="preserve"> </w:t>
+      </w:r>
+      <w:r>
+        <w:rPr>
+          <w:bCs/>
+          <w:b/>
+        </w:rPr>
+        <w:t xml:space="preserve">non-positive</w:t>
+      </w:r>
+      <w:r>
+        <w:rPr>
+          <w:bCs/>
+          <w:b/>
+        </w:rPr>
+        <w:t xml:space="preserve"> </w:t>
+      </w:r>
+      <w:r>
+        <w:rPr>
+          <w:bCs/>
+          <w:b/>
+        </w:rPr>
+        <w:t xml:space="preserve">AI-capex β</w:t>
+      </w:r>
+      <w:r>
+        <w:t xml:space="preserve"> </w:t>
+      </w:r>
+      <w:r>
+        <w:t xml:space="preserve">(it must not amplify the build-out), and — crucially — whether it</w:t>
+      </w:r>
+      <w:r>
+        <w:t xml:space="preserve"> </w:t>
+      </w:r>
+      <w:r>
+        <w:rPr>
+          <w:bCs/>
+          <w:b/>
+        </w:rPr>
+        <w:t xml:space="preserve">lowers the drawdown of</w:t>
+      </w:r>
+      <w:r>
+        <w:rPr>
+          <w:bCs/>
+          <w:b/>
+        </w:rPr>
+        <w:t xml:space="preserve"> </w:t>
+      </w:r>
+      <w:r>
+        <w:rPr>
+          <w:bCs/>
+          <w:b/>
+        </w:rPr>
+        <w:t xml:space="preserve">the plan you already hold</w:t>
+      </w:r>
+      <w:r>
+        <w:t xml:space="preserve"> </w:t>
+      </w:r>
+      <w:r>
+        <w:t xml:space="preserve">(a sleeve that duplicates planned exposure, e.g. water vs the FIW already in</w:t>
+      </w:r>
+      <w:r>
+        <w:t xml:space="preserve"> </w:t>
+      </w:r>
+      <w:r>
+        <w:t xml:space="preserve">the plan, is flagged as redundant). Output →</w:t>
+      </w:r>
+      <w:r>
+        <w:t xml:space="preserve"> </w:t>
+      </w:r>
+      <w:r>
+        <w:rPr>
+          <w:rStyle w:val="VerbatimChar"/>
+        </w:rPr>
+        <w:t xml:space="preserve">diversifier-candidates.json</w:t>
+      </w:r>
+      <w:r>
+        <w:t xml:space="preserve">.</w:t>
+      </w:r>
+    </w:p>
+    <w:p>
+      <w:pPr>
+        <w:numPr>
+          <w:ilvl w:val="0"/>
+          <w:numId w:val="1001"/>
+        </w:numPr>
+        <w:pStyle w:val="Compact"/>
+      </w:pPr>
+      <w:r>
+        <w:rPr>
+          <w:bCs/>
+          <w:b/>
+        </w:rPr>
+        <w:t xml:space="preserve">Committee</w:t>
+      </w:r>
+      <w:r>
+        <w:t xml:space="preserve"> </w:t>
+      </w:r>
+      <w:r>
+        <w:rPr>
+          <w:iCs/>
+          <w:i/>
+        </w:rPr>
+        <w:t xml:space="preserve">(design)</w:t>
+      </w:r>
+      <w:r>
+        <w:t xml:space="preserve"> </w:t>
+      </w:r>
+      <w:r>
+        <w:t xml:space="preserve">— a drawdown-focused bull/bear/skeptic panel assigns each surviving name a</w:t>
+      </w:r>
+      <w:r>
+        <w:t xml:space="preserve"> </w:t>
+      </w:r>
+      <w:r>
+        <w:rPr>
+          <w:bCs/>
+          <w:b/>
+        </w:rPr>
+        <w:t xml:space="preserve">conviction</w:t>
+      </w:r>
+      <w:r>
+        <w:t xml:space="preserve"> </w:t>
+      </w:r>
+      <w:r>
+        <w:t xml:space="preserve">0–1. It keeps</w:t>
+      </w:r>
+      <w:r>
+        <w:t xml:space="preserve"> </w:t>
+      </w:r>
+      <w:r>
+        <w:rPr>
+          <w:iCs/>
+          <w:i/>
+        </w:rPr>
+        <w:t xml:space="preserve">all</w:t>
+      </w:r>
+      <w:r>
+        <w:t xml:space="preserve"> </w:t>
+      </w:r>
+      <w:r>
+        <w:t xml:space="preserve">gate-qualifiers (conviction tilts the weights, it doesn’t prune).</w:t>
+      </w:r>
+    </w:p>
+    <w:p>
+      <w:pPr>
+        <w:numPr>
+          <w:ilvl w:val="0"/>
+          <w:numId w:val="1001"/>
+        </w:numPr>
+        <w:pStyle w:val="Compact"/>
+      </w:pPr>
+      <w:r>
+        <w:rPr>
+          <w:bCs/>
+          <w:b/>
+        </w:rPr>
+        <w:t xml:space="preserve">Size</w:t>
+      </w:r>
+      <w:r>
+        <w:t xml:space="preserve"> </w:t>
+      </w:r>
+      <w:r>
+        <w:rPr>
+          <w:iCs/>
+          <w:i/>
+        </w:rPr>
+        <w:t xml:space="preserve">(design)</w:t>
+      </w:r>
+      <w:r>
+        <w:t xml:space="preserve"> </w:t>
+      </w:r>
+      <w:r>
+        <w:t xml:space="preserve">—</w:t>
+      </w:r>
+      <w:r>
+        <w:t xml:space="preserve"> </w:t>
+      </w:r>
+      <w:r>
+        <w:rPr>
+          <w:rStyle w:val="VerbatimChar"/>
+        </w:rPr>
+        <w:t xml:space="preserve">weight = conviction × inverse-volatility</w:t>
+      </w:r>
+      <w:r>
+        <w:t xml:space="preserve">, within a</w:t>
+      </w:r>
+      <w:r>
+        <w:t xml:space="preserve"> </w:t>
+      </w:r>
+      <w:r>
+        <w:rPr>
+          <w:bCs/>
+          <w:b/>
+        </w:rPr>
+        <w:t xml:space="preserve">sleeve budget</w:t>
+      </w:r>
+      <w:r>
+        <w:t xml:space="preserve"> </w:t>
+      </w:r>
+      <w:r>
+        <w:t xml:space="preserve">(the</w:t>
+      </w:r>
+      <w:r>
+        <w:t xml:space="preserve"> </w:t>
+      </w:r>
+      <w:r>
+        <w:t xml:space="preserve">diversifier axis as a set % of the plan), with water netted against the FIW already planned.</w:t>
+      </w:r>
+    </w:p>
+    <w:p>
+      <w:pPr>
+        <w:numPr>
+          <w:ilvl w:val="0"/>
+          <w:numId w:val="1001"/>
+        </w:numPr>
+        <w:pStyle w:val="Compact"/>
+      </w:pPr>
+      <w:r>
+        <w:rPr>
+          <w:bCs/>
+          <w:b/>
+        </w:rPr>
+        <w:t xml:space="preserve">PR → plan</w:t>
+      </w:r>
+      <w:r>
+        <w:t xml:space="preserve"> </w:t>
+      </w:r>
+      <w:r>
+        <w:rPr>
+          <w:iCs/>
+          <w:i/>
+        </w:rPr>
+        <w:t xml:space="preserve">(design)</w:t>
+      </w:r>
+      <w:r>
+        <w:t xml:space="preserve"> </w:t>
+      </w:r>
+      <w:r>
+        <w:t xml:space="preserve">— a</w:t>
+      </w:r>
+      <w:r>
+        <w:t xml:space="preserve"> </w:t>
+      </w:r>
+      <w:r>
+        <w:rPr>
+          <w:bCs/>
+          <w:b/>
+        </w:rPr>
+        <w:t xml:space="preserve">human-merged PR</w:t>
+      </w:r>
+      <w:r>
+        <w:t xml:space="preserve"> </w:t>
+      </w:r>
+      <w:r>
+        <w:t xml:space="preserve">adds the names + weights to</w:t>
+      </w:r>
+      <w:r>
+        <w:t xml:space="preserve"> </w:t>
+      </w:r>
+      <w:r>
+        <w:rPr>
+          <w:rStyle w:val="VerbatimChar"/>
+        </w:rPr>
+        <w:t xml:space="preserve">portfolio.json</w:t>
+      </w:r>
+      <w:r>
+        <w:t xml:space="preserve"> </w:t>
+      </w:r>
+      <w:r>
+        <w:t xml:space="preserve">(your</w:t>
+      </w:r>
+      <w:r>
+        <w:t xml:space="preserve"> </w:t>
+      </w:r>
+      <w:r>
+        <w:rPr>
+          <w:iCs/>
+          <w:i/>
+        </w:rPr>
+        <w:t xml:space="preserve">plan</w:t>
+      </w:r>
+      <w:r>
+        <w:t xml:space="preserve">). You then place the trades. As everywhere,</w:t>
+      </w:r>
+      <w:r>
+        <w:t xml:space="preserve"> </w:t>
+      </w:r>
+      <w:r>
+        <w:rPr>
+          <w:bCs/>
+          <w:b/>
+        </w:rPr>
+        <w:t xml:space="preserve">Puck never trades or edits your real book.</w:t>
+      </w:r>
+    </w:p>
+    <w:p>
+      <w:pPr>
+        <w:pStyle w:val="FirstParagraph"/>
+      </w:pPr>
+      <w:r>
+        <w:rPr>
+          <w:iCs/>
+          <w:i/>
+        </w:rPr>
+        <w:t xml:space="preserve">Status: the screen (step 1) is built; the committee + plan-PR (steps 2–4) are the agreed design.</w:t>
+      </w:r>
+    </w:p>
+    <w:bookmarkEnd w:id="32"/>
+    <w:bookmarkStart w:id="33" w:name="what-auto-runs-vs.-what-you-run"/>
     <w:p>
       <w:pPr>
         <w:pStyle w:val="Heading3"/>
@@ -2111,409 +2553,14 @@
         <w:t xml:space="preserve">else happens on the cron schedule with no action from you.</w:t>
       </w:r>
     </w:p>
-    <w:bookmarkEnd w:id="28"/>
-    <w:bookmarkStart w:id="29" w:name="how-to-confirm-a-run-actually-happened"/>
+    <w:bookmarkEnd w:id="33"/>
+    <w:bookmarkStart w:id="34" w:name="how-to-confirm-a-run-actually-happened"/>
     <w:p>
       <w:pPr>
         <w:pStyle w:val="Heading3"/>
       </w:pPr>
       <w:r>
         <w:t xml:space="preserve">How to confirm a run actually happened</w:t>
-      </w:r>
-    </w:p>
-    <w:p>
-      <w:pPr>
-        <w:numPr>
-          <w:ilvl w:val="0"/>
-          <w:numId w:val="1001"/>
-        </w:numPr>
-        <w:pStyle w:val="Compact"/>
-      </w:pPr>
-      <w:r>
-        <w:rPr>
-          <w:bCs/>
-          <w:b/>
-        </w:rPr>
-        <w:t xml:space="preserve">Scan:</w:t>
-      </w:r>
-      <w:r>
-        <w:t xml:space="preserve"> </w:t>
-      </w:r>
-      <w:r>
-        <w:t xml:space="preserve">the header reads</w:t>
-      </w:r>
-      <w:r>
-        <w:t xml:space="preserve"> </w:t>
-      </w:r>
-      <w:r>
-        <w:rPr>
-          <w:bCs/>
-          <w:b/>
-        </w:rPr>
-        <w:t xml:space="preserve">“</w:t>
-      </w:r>
-      <w:r>
-        <w:rPr>
-          <w:bCs/>
-          <w:b/>
-        </w:rPr>
-        <w:t xml:space="preserve">· last scan ⟨timestamp⟩</w:t>
-      </w:r>
-      <w:r>
-        <w:rPr>
-          <w:bCs/>
-          <w:b/>
-        </w:rPr>
-        <w:t xml:space="preserve">”</w:t>
-      </w:r>
-      <w:r>
-        <w:t xml:space="preserve">; if it’s &gt;3 days old you get a</w:t>
-      </w:r>
-      <w:r>
-        <w:t xml:space="preserve"> </w:t>
-      </w:r>
-      <w:r>
-        <w:rPr>
-          <w:bCs/>
-          <w:b/>
-        </w:rPr>
-        <w:t xml:space="preserve">⚠ Stale data</w:t>
-      </w:r>
-      <w:r>
-        <w:t xml:space="preserve"> </w:t>
-      </w:r>
-      <w:r>
-        <w:t xml:space="preserve">banner. In GitHub you’ll see a green</w:t>
-      </w:r>
-      <w:r>
-        <w:t xml:space="preserve"> </w:t>
-      </w:r>
-      <w:r>
-        <w:rPr>
-          <w:bCs/>
-          <w:b/>
-        </w:rPr>
-        <w:t xml:space="preserve">scan</w:t>
-      </w:r>
-      <w:r>
-        <w:t xml:space="preserve"> </w:t>
-      </w:r>
-      <w:r>
-        <w:t xml:space="preserve">run in</w:t>
-      </w:r>
-      <w:r>
-        <w:t xml:space="preserve"> </w:t>
-      </w:r>
-      <w:r>
-        <w:rPr>
-          <w:iCs/>
-          <w:i/>
-        </w:rPr>
-        <w:t xml:space="preserve">Actions</w:t>
-      </w:r>
-      <w:r>
-        <w:t xml:space="preserve"> </w:t>
-      </w:r>
-      <w:r>
-        <w:t xml:space="preserve">and a</w:t>
-      </w:r>
-      <w:r>
-        <w:t xml:space="preserve"> </w:t>
-      </w:r>
-      <w:r>
-        <w:rPr>
-          <w:rStyle w:val="VerbatimChar"/>
-        </w:rPr>
-        <w:t xml:space="preserve">scan: refresh signals</w:t>
-      </w:r>
-      <w:r>
-        <w:t xml:space="preserve"> </w:t>
-      </w:r>
-      <w:r>
-        <w:t xml:space="preserve">commit on</w:t>
-      </w:r>
-      <w:r>
-        <w:t xml:space="preserve"> </w:t>
-      </w:r>
-      <w:r>
-        <w:rPr>
-          <w:rStyle w:val="VerbatimChar"/>
-        </w:rPr>
-        <w:t xml:space="preserve">main</w:t>
-      </w:r>
-      <w:r>
-        <w:t xml:space="preserve">.</w:t>
-      </w:r>
-    </w:p>
-    <w:p>
-      <w:pPr>
-        <w:numPr>
-          <w:ilvl w:val="0"/>
-          <w:numId w:val="1001"/>
-        </w:numPr>
-        <w:pStyle w:val="Compact"/>
-      </w:pPr>
-      <w:r>
-        <w:rPr>
-          <w:bCs/>
-          <w:b/>
-        </w:rPr>
-        <w:t xml:space="preserve">Scout:</w:t>
-      </w:r>
-      <w:r>
-        <w:t xml:space="preserve"> </w:t>
-      </w:r>
-      <w:r>
-        <w:t xml:space="preserve">the</w:t>
-      </w:r>
-      <w:r>
-        <w:t xml:space="preserve"> </w:t>
-      </w:r>
-      <w:r>
-        <w:rPr>
-          <w:bCs/>
-          <w:b/>
-        </w:rPr>
-        <w:t xml:space="preserve">Scout</w:t>
-      </w:r>
-      <w:r>
-        <w:t xml:space="preserve"> </w:t>
-      </w:r>
-      <w:r>
-        <w:t xml:space="preserve">tab lists candidates with</w:t>
-      </w:r>
-      <w:r>
-        <w:t xml:space="preserve"> </w:t>
-      </w:r>
-      <w:r>
-        <w:rPr>
-          <w:bCs/>
-          <w:b/>
-        </w:rPr>
-        <w:t xml:space="preserve">“</w:t>
-      </w:r>
-      <w:r>
-        <w:rPr>
-          <w:bCs/>
-          <w:b/>
-        </w:rPr>
-        <w:t xml:space="preserve">last sweep ⟨date⟩</w:t>
-      </w:r>
-      <w:r>
-        <w:rPr>
-          <w:bCs/>
-          <w:b/>
-        </w:rPr>
-        <w:t xml:space="preserve">”</w:t>
-      </w:r>
-      <w:r>
-        <w:t xml:space="preserve">; commit</w:t>
-      </w:r>
-      <w:r>
-        <w:t xml:space="preserve"> </w:t>
-      </w:r>
-      <w:r>
-        <w:rPr>
-          <w:rStyle w:val="VerbatimChar"/>
-        </w:rPr>
-        <w:t xml:space="preserve">scout output ⟨date⟩</w:t>
-      </w:r>
-      <w:r>
-        <w:t xml:space="preserve">.</w:t>
-      </w:r>
-    </w:p>
-    <w:p>
-      <w:pPr>
-        <w:numPr>
-          <w:ilvl w:val="0"/>
-          <w:numId w:val="1001"/>
-        </w:numPr>
-        <w:pStyle w:val="Compact"/>
-      </w:pPr>
-      <w:r>
-        <w:rPr>
-          <w:bCs/>
-          <w:b/>
-        </w:rPr>
-        <w:t xml:space="preserve">Committee:</w:t>
-      </w:r>
-      <w:r>
-        <w:t xml:space="preserve"> </w:t>
-      </w:r>
-      <w:r>
-        <w:t xml:space="preserve">the</w:t>
-      </w:r>
-      <w:r>
-        <w:t xml:space="preserve"> </w:t>
-      </w:r>
-      <w:r>
-        <w:rPr>
-          <w:bCs/>
-          <w:b/>
-        </w:rPr>
-        <w:t xml:space="preserve">Research</w:t>
-      </w:r>
-      <w:r>
-        <w:t xml:space="preserve"> </w:t>
-      </w:r>
-      <w:r>
-        <w:t xml:space="preserve">tab shows proposals with</w:t>
-      </w:r>
-      <w:r>
-        <w:t xml:space="preserve"> </w:t>
-      </w:r>
-      <w:r>
-        <w:rPr>
-          <w:bCs/>
-          <w:b/>
-        </w:rPr>
-        <w:t xml:space="preserve">“</w:t>
-      </w:r>
-      <w:r>
-        <w:rPr>
-          <w:bCs/>
-          <w:b/>
-        </w:rPr>
-        <w:t xml:space="preserve">last run ⟨date⟩</w:t>
-      </w:r>
-      <w:r>
-        <w:rPr>
-          <w:bCs/>
-          <w:b/>
-        </w:rPr>
-        <w:t xml:space="preserve">”</w:t>
-      </w:r>
-      <w:r>
-        <w:t xml:space="preserve">; commit</w:t>
-      </w:r>
-      <w:r>
-        <w:t xml:space="preserve"> </w:t>
-      </w:r>
-      <w:r>
-        <w:rPr>
-          <w:rStyle w:val="VerbatimChar"/>
-        </w:rPr>
-        <w:t xml:space="preserve">auto-research proposals ⟨date⟩</w:t>
-      </w:r>
-      <w:r>
-        <w:t xml:space="preserve">.</w:t>
-      </w:r>
-    </w:p>
-    <w:p>
-      <w:pPr>
-        <w:numPr>
-          <w:ilvl w:val="0"/>
-          <w:numId w:val="1001"/>
-        </w:numPr>
-        <w:pStyle w:val="Compact"/>
-      </w:pPr>
-      <w:r>
-        <w:rPr>
-          <w:bCs/>
-          <w:b/>
-        </w:rPr>
-        <w:t xml:space="preserve">A trigger fired:</w:t>
-      </w:r>
-      <w:r>
-        <w:t xml:space="preserve"> </w:t>
-      </w:r>
-      <w:r>
-        <w:t xml:space="preserve">a</w:t>
-      </w:r>
-      <w:r>
-        <w:t xml:space="preserve"> </w:t>
-      </w:r>
-      <w:r>
-        <w:rPr>
-          <w:bCs/>
-          <w:b/>
-        </w:rPr>
-        <w:t xml:space="preserve">GitHub Issue</w:t>
-      </w:r>
-      <w:r>
-        <w:t xml:space="preserve"> </w:t>
-      </w:r>
-      <w:r>
-        <w:t xml:space="preserve">titled</w:t>
-      </w:r>
-      <w:r>
-        <w:t xml:space="preserve"> </w:t>
-      </w:r>
-      <w:r>
-        <w:rPr>
-          <w:iCs/>
-          <w:i/>
-        </w:rPr>
-        <w:t xml:space="preserve">“</w:t>
-      </w:r>
-      <w:r>
-        <w:rPr>
-          <w:iCs/>
-          <w:i/>
-        </w:rPr>
-        <w:t xml:space="preserve">Scarcity trigger fired</w:t>
-      </w:r>
-      <w:r>
-        <w:rPr>
-          <w:iCs/>
-          <w:i/>
-        </w:rPr>
-        <w:t xml:space="preserve">”</w:t>
-      </w:r>
-      <w:r>
-        <w:t xml:space="preserve"> </w:t>
-      </w:r>
-      <w:r>
-        <w:t xml:space="preserve">appears, and the trigger shows</w:t>
-      </w:r>
-      <w:r>
-        <w:t xml:space="preserve"> </w:t>
-      </w:r>
-      <w:r>
-        <w:rPr>
-          <w:rStyle w:val="VerbatimChar"/>
-        </w:rPr>
-        <w:t xml:space="preserve">fired</w:t>
-      </w:r>
-      <w:r>
-        <w:t xml:space="preserve"> </w:t>
-      </w:r>
-      <w:r>
-        <w:t xml:space="preserve">in</w:t>
-      </w:r>
-      <w:r>
-        <w:t xml:space="preserve"> </w:t>
-      </w:r>
-      <w:r>
-        <w:rPr>
-          <w:bCs/>
-          <w:b/>
-        </w:rPr>
-        <w:t xml:space="preserve">Portfolio &amp; triggers → Triggers</w:t>
-      </w:r>
-      <w:r>
-        <w:t xml:space="preserve"> </w:t>
-      </w:r>
-      <w:r>
-        <w:t xml:space="preserve">(§4.3).</w:t>
-      </w:r>
-    </w:p>
-    <w:p>
-      <w:r>
-        <w:pict>
-          <v:rect style="width:0;height:1.5pt" o:hralign="center" o:hrstd="t" o:hr="t"/>
-        </w:pict>
-      </w:r>
-    </w:p>
-    <w:bookmarkEnd w:id="29"/>
-    <w:bookmarkEnd w:id="30"/>
-    <w:bookmarkStart w:id="31" w:name="getting-started-first-5-minutes"/>
-    <w:p>
-      <w:pPr>
-        <w:pStyle w:val="Heading2"/>
-      </w:pPr>
-      <w:r>
-        <w:t xml:space="preserve">2. Getting started (first 5 minutes)</w:t>
       </w:r>
     </w:p>
     <w:p>
@@ -2529,23 +2576,112 @@
           <w:bCs/>
           <w:b/>
         </w:rPr>
-        <w:t xml:space="preserve">Open the dashboard</w:t>
-      </w:r>
-      <w:r>
-        <w:t xml:space="preserve"> </w:t>
-      </w:r>
-      <w:r>
-        <w:t xml:space="preserve">(your Vercel URL). You’ll land on the</w:t>
-      </w:r>
-      <w:r>
-        <w:t xml:space="preserve"> </w:t>
-      </w:r>
-      <w:r>
-        <w:rPr>
-          <w:bCs/>
-          <w:b/>
-        </w:rPr>
-        <w:t xml:space="preserve">Scarcity radar</w:t>
+        <w:t xml:space="preserve">Scan:</w:t>
+      </w:r>
+      <w:r>
+        <w:t xml:space="preserve"> </w:t>
+      </w:r>
+      <w:r>
+        <w:t xml:space="preserve">the header reads</w:t>
+      </w:r>
+      <w:r>
+        <w:t xml:space="preserve"> </w:t>
+      </w:r>
+      <w:r>
+        <w:rPr>
+          <w:bCs/>
+          <w:b/>
+        </w:rPr>
+        <w:t xml:space="preserve">“</w:t>
+      </w:r>
+      <w:r>
+        <w:rPr>
+          <w:bCs/>
+          <w:b/>
+        </w:rPr>
+        <w:t xml:space="preserve">· last scan ⟨timestamp⟩</w:t>
+      </w:r>
+      <w:r>
+        <w:rPr>
+          <w:bCs/>
+          <w:b/>
+        </w:rPr>
+        <w:t xml:space="preserve">”</w:t>
+      </w:r>
+      <w:r>
+        <w:t xml:space="preserve">; if it’s &gt;3 days old you get a</w:t>
+      </w:r>
+      <w:r>
+        <w:t xml:space="preserve"> </w:t>
+      </w:r>
+      <w:r>
+        <w:rPr>
+          <w:bCs/>
+          <w:b/>
+        </w:rPr>
+        <w:t xml:space="preserve">⚠ Stale data</w:t>
+      </w:r>
+      <w:r>
+        <w:t xml:space="preserve"> </w:t>
+      </w:r>
+      <w:r>
+        <w:t xml:space="preserve">banner. In GitHub you’ll see a green</w:t>
+      </w:r>
+      <w:r>
+        <w:t xml:space="preserve"> </w:t>
+      </w:r>
+      <w:r>
+        <w:rPr>
+          <w:bCs/>
+          <w:b/>
+        </w:rPr>
+        <w:t xml:space="preserve">scan</w:t>
+      </w:r>
+      <w:r>
+        <w:t xml:space="preserve"> </w:t>
+      </w:r>
+      <w:r>
+        <w:t xml:space="preserve">run in</w:t>
+      </w:r>
+      <w:r>
+        <w:t xml:space="preserve"> </w:t>
+      </w:r>
+      <w:r>
+        <w:rPr>
+          <w:iCs/>
+          <w:i/>
+        </w:rPr>
+        <w:t xml:space="preserve">Actions</w:t>
+      </w:r>
+      <w:r>
+        <w:t xml:space="preserve"> </w:t>
+      </w:r>
+      <w:r>
+        <w:t xml:space="preserve">and a</w:t>
+      </w:r>
+      <w:r>
+        <w:t xml:space="preserve"> </w:t>
+      </w:r>
+      <w:r>
+        <w:rPr>
+          <w:rStyle w:val="VerbatimChar"/>
+        </w:rPr>
+        <w:t xml:space="preserve">scan: refresh signals</w:t>
+      </w:r>
+      <w:r>
+        <w:t xml:space="preserve"> </w:t>
+      </w:r>
+      <w:r>
+        <w:t xml:space="preserve">commit on</w:t>
+      </w:r>
+      <w:r>
+        <w:t xml:space="preserve"> </w:t>
+      </w:r>
+      <w:r>
+        <w:rPr>
+          <w:rStyle w:val="VerbatimChar"/>
+        </w:rPr>
+        <w:t xml:space="preserve">main</w:t>
       </w:r>
       <w:r>
         <w:t xml:space="preserve">.</w:t>
@@ -2560,7 +2696,33 @@
         <w:pStyle w:val="Compact"/>
       </w:pPr>
       <w:r>
-        <w:t xml:space="preserve">A</w:t>
+        <w:rPr>
+          <w:bCs/>
+          <w:b/>
+        </w:rPr>
+        <w:t xml:space="preserve">Scout:</w:t>
+      </w:r>
+      <w:r>
+        <w:t xml:space="preserve"> </w:t>
+      </w:r>
+      <w:r>
+        <w:t xml:space="preserve">the</w:t>
+      </w:r>
+      <w:r>
+        <w:t xml:space="preserve"> </w:t>
+      </w:r>
+      <w:r>
+        <w:rPr>
+          <w:bCs/>
+          <w:b/>
+        </w:rPr>
+        <w:t xml:space="preserve">Scout</w:t>
+      </w:r>
+      <w:r>
+        <w:t xml:space="preserve"> </w:t>
+      </w:r>
+      <w:r>
+        <w:t xml:space="preserve">tab lists candidates with</w:t>
       </w:r>
       <w:r>
         <w:t xml:space="preserve"> </w:t>
@@ -2577,7 +2739,7 @@
           <w:bCs/>
           <w:b/>
         </w:rPr>
-        <w:t xml:space="preserve">First time?</w:t>
+        <w:t xml:space="preserve">last sweep ⟨date⟩</w:t>
       </w:r>
       <w:r>
         <w:rPr>
@@ -2587,26 +2749,19 @@
         <w:t xml:space="preserve">”</w:t>
       </w:r>
       <w:r>
-        <w:t xml:space="preserve"> </w:t>
-      </w:r>
-      <w:r>
-        <w:t xml:space="preserve">banner points you to</w:t>
-      </w:r>
-      <w:r>
-        <w:t xml:space="preserve"> </w:t>
-      </w:r>
-      <w:r>
-        <w:rPr>
-          <w:bCs/>
-          <w:b/>
-        </w:rPr>
-        <w:t xml:space="preserve">⚙ Settings</w:t>
-      </w:r>
-      <w:r>
-        <w:t xml:space="preserve"> </w:t>
-      </w:r>
-      <w:r>
-        <w:t xml:space="preserve">— open it.</w:t>
+        <w:t xml:space="preserve">; commit</w:t>
+      </w:r>
+      <w:r>
+        <w:t xml:space="preserve"> </w:t>
+      </w:r>
+      <w:r>
+        <w:rPr>
+          <w:rStyle w:val="VerbatimChar"/>
+        </w:rPr>
+        <w:t xml:space="preserve">scout output ⟨date⟩</w:t>
+      </w:r>
+      <w:r>
+        <w:t xml:space="preserve">.</w:t>
       </w:r>
     </w:p>
     <w:p>
@@ -2622,29 +2777,68 @@
           <w:bCs/>
           <w:b/>
         </w:rPr>
-        <w:t xml:space="preserve">Add your holdings</w:t>
-      </w:r>
-      <w:r>
-        <w:t xml:space="preserve"> </w:t>
-      </w:r>
-      <w:r>
-        <w:t xml:space="preserve">per account (see §8). This is stored</w:t>
-      </w:r>
-      <w:r>
-        <w:t xml:space="preserve"> </w:t>
-      </w:r>
-      <w:r>
-        <w:rPr>
-          <w:iCs/>
-          <w:i/>
-        </w:rPr>
-        <w:t xml:space="preserve">only in your browser</w:t>
-      </w:r>
-      <w:r>
-        <w:t xml:space="preserve"> </w:t>
-      </w:r>
-      <w:r>
-        <w:t xml:space="preserve">— never uploaded.</w:t>
+        <w:t xml:space="preserve">Committee:</w:t>
+      </w:r>
+      <w:r>
+        <w:t xml:space="preserve"> </w:t>
+      </w:r>
+      <w:r>
+        <w:t xml:space="preserve">the</w:t>
+      </w:r>
+      <w:r>
+        <w:t xml:space="preserve"> </w:t>
+      </w:r>
+      <w:r>
+        <w:rPr>
+          <w:bCs/>
+          <w:b/>
+        </w:rPr>
+        <w:t xml:space="preserve">Research</w:t>
+      </w:r>
+      <w:r>
+        <w:t xml:space="preserve"> </w:t>
+      </w:r>
+      <w:r>
+        <w:t xml:space="preserve">tab shows proposals with</w:t>
+      </w:r>
+      <w:r>
+        <w:t xml:space="preserve"> </w:t>
+      </w:r>
+      <w:r>
+        <w:rPr>
+          <w:bCs/>
+          <w:b/>
+        </w:rPr>
+        <w:t xml:space="preserve">“</w:t>
+      </w:r>
+      <w:r>
+        <w:rPr>
+          <w:bCs/>
+          <w:b/>
+        </w:rPr>
+        <w:t xml:space="preserve">last run ⟨date⟩</w:t>
+      </w:r>
+      <w:r>
+        <w:rPr>
+          <w:bCs/>
+          <w:b/>
+        </w:rPr>
+        <w:t xml:space="preserve">”</w:t>
+      </w:r>
+      <w:r>
+        <w:t xml:space="preserve">; commit</w:t>
+      </w:r>
+      <w:r>
+        <w:t xml:space="preserve"> </w:t>
+      </w:r>
+      <w:r>
+        <w:rPr>
+          <w:rStyle w:val="VerbatimChar"/>
+        </w:rPr>
+        <w:t xml:space="preserve">auto-research proposals ⟨date⟩</w:t>
+      </w:r>
+      <w:r>
+        <w:t xml:space="preserve">.</w:t>
       </w:r>
     </w:p>
     <w:p>
@@ -2657,68 +2851,93 @@
       </w:pPr>
       <w:r>
         <w:rPr>
+          <w:bCs/>
+          <w:b/>
+        </w:rPr>
+        <w:t xml:space="preserve">A trigger fired:</w:t>
+      </w:r>
+      <w:r>
+        <w:t xml:space="preserve"> </w:t>
+      </w:r>
+      <w:r>
+        <w:t xml:space="preserve">a</w:t>
+      </w:r>
+      <w:r>
+        <w:t xml:space="preserve"> </w:t>
+      </w:r>
+      <w:r>
+        <w:rPr>
+          <w:bCs/>
+          <w:b/>
+        </w:rPr>
+        <w:t xml:space="preserve">GitHub Issue</w:t>
+      </w:r>
+      <w:r>
+        <w:t xml:space="preserve"> </w:t>
+      </w:r>
+      <w:r>
+        <w:t xml:space="preserve">titled</w:t>
+      </w:r>
+      <w:r>
+        <w:t xml:space="preserve"> </w:t>
+      </w:r>
+      <w:r>
+        <w:rPr>
           <w:iCs/>
           <w:i/>
         </w:rPr>
-        <w:t xml:space="preserve">(Optional)</w:t>
-      </w:r>
-      <w:r>
-        <w:t xml:space="preserve"> </w:t>
-      </w:r>
-      <w:r>
-        <w:t xml:space="preserve">add</w:t>
-      </w:r>
-      <w:r>
-        <w:t xml:space="preserve"> </w:t>
-      </w:r>
-      <w:r>
-        <w:rPr>
-          <w:bCs/>
-          <w:b/>
-        </w:rPr>
-        <w:t xml:space="preserve">free API keys</w:t>
-      </w:r>
-      <w:r>
-        <w:t xml:space="preserve"> </w:t>
-      </w:r>
-      <w:r>
-        <w:t xml:space="preserve">(§8.2–8.3) to enable the AI digest and extra data cross-checks.</w:t>
-      </w:r>
-    </w:p>
-    <w:p>
-      <w:pPr>
-        <w:numPr>
-          <w:ilvl w:val="0"/>
-          <w:numId w:val="1002"/>
-        </w:numPr>
-        <w:pStyle w:val="Compact"/>
-      </w:pPr>
-      <w:r>
-        <w:t xml:space="preserve">Use the tabs across the top to explore. Tap any</w:t>
-      </w:r>
-      <w:r>
-        <w:t xml:space="preserve"> </w:t>
-      </w:r>
-      <w:r>
-        <w:rPr>
-          <w:bCs/>
-          <w:b/>
-        </w:rPr>
-        <w:t xml:space="preserve">?</w:t>
-      </w:r>
-      <w:r>
-        <w:t xml:space="preserve"> </w:t>
-      </w:r>
-      <w:r>
-        <w:t xml:space="preserve">for context.</w:t>
-      </w:r>
-    </w:p>
-    <w:p>
-      <w:pPr>
-        <w:pStyle w:val="FirstParagraph"/>
-      </w:pPr>
-      <w:r>
-        <w:t xml:space="preserve">Nothing you enter in Settings is ever committed to the repo — it lives in your browser’s localStorage.</w:t>
+        <w:t xml:space="preserve">“</w:t>
+      </w:r>
+      <w:r>
+        <w:rPr>
+          <w:iCs/>
+          <w:i/>
+        </w:rPr>
+        <w:t xml:space="preserve">Scarcity trigger fired</w:t>
+      </w:r>
+      <w:r>
+        <w:rPr>
+          <w:iCs/>
+          <w:i/>
+        </w:rPr>
+        <w:t xml:space="preserve">”</w:t>
+      </w:r>
+      <w:r>
+        <w:t xml:space="preserve"> </w:t>
+      </w:r>
+      <w:r>
+        <w:t xml:space="preserve">appears, and the trigger shows</w:t>
+      </w:r>
+      <w:r>
+        <w:t xml:space="preserve"> </w:t>
+      </w:r>
+      <w:r>
+        <w:rPr>
+          <w:rStyle w:val="VerbatimChar"/>
+        </w:rPr>
+        <w:t xml:space="preserve">fired</w:t>
+      </w:r>
+      <w:r>
+        <w:t xml:space="preserve"> </w:t>
+      </w:r>
+      <w:r>
+        <w:t xml:space="preserve">in</w:t>
+      </w:r>
+      <w:r>
+        <w:t xml:space="preserve"> </w:t>
+      </w:r>
+      <w:r>
+        <w:rPr>
+          <w:bCs/>
+          <w:b/>
+        </w:rPr>
+        <w:t xml:space="preserve">Portfolio &amp; triggers → Triggers</w:t>
+      </w:r>
+      <w:r>
+        <w:t xml:space="preserve"> </w:t>
+      </w:r>
+      <w:r>
+        <w:t xml:space="preserve">(§4.3).</w:t>
       </w:r>
     </w:p>
     <w:p>
@@ -2728,8 +2947,231 @@
         </w:pict>
       </w:r>
     </w:p>
-    <w:bookmarkEnd w:id="31"/>
-    <w:bookmarkStart w:id="35" w:name="scarcity-radar-the-alpha"/>
+    <w:bookmarkEnd w:id="34"/>
+    <w:bookmarkEnd w:id="35"/>
+    <w:bookmarkStart w:id="36" w:name="getting-started-first-5-minutes"/>
+    <w:p>
+      <w:pPr>
+        <w:pStyle w:val="Heading2"/>
+      </w:pPr>
+      <w:r>
+        <w:t xml:space="preserve">2. Getting started (first 5 minutes)</w:t>
+      </w:r>
+    </w:p>
+    <w:p>
+      <w:pPr>
+        <w:numPr>
+          <w:ilvl w:val="0"/>
+          <w:numId w:val="1003"/>
+        </w:numPr>
+        <w:pStyle w:val="Compact"/>
+      </w:pPr>
+      <w:r>
+        <w:rPr>
+          <w:bCs/>
+          <w:b/>
+        </w:rPr>
+        <w:t xml:space="preserve">Open the dashboard</w:t>
+      </w:r>
+      <w:r>
+        <w:t xml:space="preserve"> </w:t>
+      </w:r>
+      <w:r>
+        <w:t xml:space="preserve">(your Vercel URL). You’ll land on the</w:t>
+      </w:r>
+      <w:r>
+        <w:t xml:space="preserve"> </w:t>
+      </w:r>
+      <w:r>
+        <w:rPr>
+          <w:bCs/>
+          <w:b/>
+        </w:rPr>
+        <w:t xml:space="preserve">Scarcity radar</w:t>
+      </w:r>
+      <w:r>
+        <w:t xml:space="preserve">.</w:t>
+      </w:r>
+    </w:p>
+    <w:p>
+      <w:pPr>
+        <w:numPr>
+          <w:ilvl w:val="0"/>
+          <w:numId w:val="1003"/>
+        </w:numPr>
+        <w:pStyle w:val="Compact"/>
+      </w:pPr>
+      <w:r>
+        <w:t xml:space="preserve">A</w:t>
+      </w:r>
+      <w:r>
+        <w:t xml:space="preserve"> </w:t>
+      </w:r>
+      <w:r>
+        <w:rPr>
+          <w:bCs/>
+          <w:b/>
+        </w:rPr>
+        <w:t xml:space="preserve">“</w:t>
+      </w:r>
+      <w:r>
+        <w:rPr>
+          <w:bCs/>
+          <w:b/>
+        </w:rPr>
+        <w:t xml:space="preserve">First time?</w:t>
+      </w:r>
+      <w:r>
+        <w:rPr>
+          <w:bCs/>
+          <w:b/>
+        </w:rPr>
+        <w:t xml:space="preserve">”</w:t>
+      </w:r>
+      <w:r>
+        <w:t xml:space="preserve"> </w:t>
+      </w:r>
+      <w:r>
+        <w:t xml:space="preserve">banner points you to</w:t>
+      </w:r>
+      <w:r>
+        <w:t xml:space="preserve"> </w:t>
+      </w:r>
+      <w:r>
+        <w:rPr>
+          <w:bCs/>
+          <w:b/>
+        </w:rPr>
+        <w:t xml:space="preserve">⚙ Settings</w:t>
+      </w:r>
+      <w:r>
+        <w:t xml:space="preserve"> </w:t>
+      </w:r>
+      <w:r>
+        <w:t xml:space="preserve">— open it.</w:t>
+      </w:r>
+    </w:p>
+    <w:p>
+      <w:pPr>
+        <w:numPr>
+          <w:ilvl w:val="0"/>
+          <w:numId w:val="1003"/>
+        </w:numPr>
+        <w:pStyle w:val="Compact"/>
+      </w:pPr>
+      <w:r>
+        <w:rPr>
+          <w:bCs/>
+          <w:b/>
+        </w:rPr>
+        <w:t xml:space="preserve">Add your holdings</w:t>
+      </w:r>
+      <w:r>
+        <w:t xml:space="preserve"> </w:t>
+      </w:r>
+      <w:r>
+        <w:t xml:space="preserve">per account (see §8). This is stored</w:t>
+      </w:r>
+      <w:r>
+        <w:t xml:space="preserve"> </w:t>
+      </w:r>
+      <w:r>
+        <w:rPr>
+          <w:iCs/>
+          <w:i/>
+        </w:rPr>
+        <w:t xml:space="preserve">only in your browser</w:t>
+      </w:r>
+      <w:r>
+        <w:t xml:space="preserve"> </w:t>
+      </w:r>
+      <w:r>
+        <w:t xml:space="preserve">— never uploaded.</w:t>
+      </w:r>
+    </w:p>
+    <w:p>
+      <w:pPr>
+        <w:numPr>
+          <w:ilvl w:val="0"/>
+          <w:numId w:val="1003"/>
+        </w:numPr>
+        <w:pStyle w:val="Compact"/>
+      </w:pPr>
+      <w:r>
+        <w:rPr>
+          <w:iCs/>
+          <w:i/>
+        </w:rPr>
+        <w:t xml:space="preserve">(Optional)</w:t>
+      </w:r>
+      <w:r>
+        <w:t xml:space="preserve"> </w:t>
+      </w:r>
+      <w:r>
+        <w:t xml:space="preserve">add</w:t>
+      </w:r>
+      <w:r>
+        <w:t xml:space="preserve"> </w:t>
+      </w:r>
+      <w:r>
+        <w:rPr>
+          <w:bCs/>
+          <w:b/>
+        </w:rPr>
+        <w:t xml:space="preserve">free API keys</w:t>
+      </w:r>
+      <w:r>
+        <w:t xml:space="preserve"> </w:t>
+      </w:r>
+      <w:r>
+        <w:t xml:space="preserve">(§8.2–8.3) to enable the AI digest and extra data cross-checks.</w:t>
+      </w:r>
+    </w:p>
+    <w:p>
+      <w:pPr>
+        <w:numPr>
+          <w:ilvl w:val="0"/>
+          <w:numId w:val="1003"/>
+        </w:numPr>
+        <w:pStyle w:val="Compact"/>
+      </w:pPr>
+      <w:r>
+        <w:t xml:space="preserve">Use the tabs across the top to explore. Tap any</w:t>
+      </w:r>
+      <w:r>
+        <w:t xml:space="preserve"> </w:t>
+      </w:r>
+      <w:r>
+        <w:rPr>
+          <w:bCs/>
+          <w:b/>
+        </w:rPr>
+        <w:t xml:space="preserve">?</w:t>
+      </w:r>
+      <w:r>
+        <w:t xml:space="preserve"> </w:t>
+      </w:r>
+      <w:r>
+        <w:t xml:space="preserve">for context.</w:t>
+      </w:r>
+    </w:p>
+    <w:p>
+      <w:pPr>
+        <w:pStyle w:val="FirstParagraph"/>
+      </w:pPr>
+      <w:r>
+        <w:t xml:space="preserve">Nothing you enter in Settings is ever committed to the repo — it lives in your browser’s localStorage.</w:t>
+      </w:r>
+    </w:p>
+    <w:p>
+      <w:r>
+        <w:pict>
+          <v:rect style="width:0;height:1.5pt" o:hralign="center" o:hrstd="t" o:hr="t"/>
+        </w:pict>
+      </w:r>
+    </w:p>
+    <w:bookmarkEnd w:id="36"/>
+    <w:bookmarkStart w:id="40" w:name="scarcity-radar-the-alpha"/>
     <w:p>
       <w:pPr>
         <w:pStyle w:val="Heading2"/>
@@ -2747,18 +3189,18 @@
           <wp:inline>
             <wp:extent cx="5334000" cy="11030545"/>
             <wp:effectExtent b="0" l="0" r="0" t="0"/>
-            <wp:docPr descr="Scarcity radar" title="" id="33" name="Picture"/>
+            <wp:docPr descr="Scarcity radar" title="" id="38" name="Picture"/>
             <a:graphic>
               <a:graphicData uri="http://schemas.openxmlformats.org/drawingml/2006/picture">
                 <pic:pic>
                   <pic:nvPicPr>
-                    <pic:cNvPr descr="img/radar.png" id="34" name="Picture"/>
+                    <pic:cNvPr descr="img/radar.png" id="39" name="Picture"/>
                     <pic:cNvPicPr>
                       <a:picLocks noChangeArrowheads="1" noChangeAspect="1"/>
                     </pic:cNvPicPr>
                   </pic:nvPicPr>
                   <pic:blipFill>
-                    <a:blip r:embed="rId32"/>
+                    <a:blip r:embed="rId37"/>
                     <a:stretch>
                       <a:fillRect/>
                     </a:stretch>
@@ -3908,8 +4350,8 @@
         </w:pict>
       </w:r>
     </w:p>
-    <w:bookmarkEnd w:id="35"/>
-    <w:bookmarkStart w:id="50" w:name="portfolio-triggers"/>
+    <w:bookmarkEnd w:id="40"/>
+    <w:bookmarkStart w:id="55" w:name="portfolio-triggers"/>
     <w:p>
       <w:pPr>
         <w:pStyle w:val="Heading2"/>
@@ -3925,20 +4367,20 @@
       <w:r>
         <w:drawing>
           <wp:inline>
-            <wp:extent cx="5334000" cy="16018668"/>
+            <wp:extent cx="5334000" cy="17827228"/>
             <wp:effectExtent b="0" l="0" r="0" t="0"/>
-            <wp:docPr descr="Portfolio and triggers" title="" id="37" name="Picture"/>
+            <wp:docPr descr="Portfolio and triggers" title="" id="42" name="Picture"/>
             <a:graphic>
               <a:graphicData uri="http://schemas.openxmlformats.org/drawingml/2006/picture">
                 <pic:pic>
                   <pic:nvPicPr>
-                    <pic:cNvPr descr="img/portfolio.png" id="38" name="Picture"/>
+                    <pic:cNvPr descr="img/portfolio.png" id="43" name="Picture"/>
                     <pic:cNvPicPr>
                       <a:picLocks noChangeArrowheads="1" noChangeAspect="1"/>
                     </pic:cNvPicPr>
                   </pic:nvPicPr>
                   <pic:blipFill>
-                    <a:blip r:embed="rId36"/>
+                    <a:blip r:embed="rId41"/>
                     <a:stretch>
                       <a:fillRect/>
                     </a:stretch>
@@ -3946,7 +4388,7 @@
                   <pic:spPr bwMode="auto">
                     <a:xfrm>
                       <a:off x="0" y="0"/>
-                      <a:ext cx="5334000" cy="16018668"/>
+                      <a:ext cx="5334000" cy="17827228"/>
                     </a:xfrm>
                     <a:prstGeom prst="rect">
                       <a:avLst/>
@@ -4001,7 +4443,7 @@
       <w:pPr>
         <w:numPr>
           <w:ilvl w:val="0"/>
-          <w:numId w:val="1003"/>
+          <w:numId w:val="1004"/>
         </w:numPr>
         <w:pStyle w:val="Compact"/>
       </w:pPr>
@@ -4023,7 +4465,7 @@
       <w:pPr>
         <w:numPr>
           <w:ilvl w:val="0"/>
-          <w:numId w:val="1003"/>
+          <w:numId w:val="1004"/>
         </w:numPr>
         <w:pStyle w:val="Compact"/>
       </w:pPr>
@@ -4045,7 +4487,7 @@
       <w:pPr>
         <w:numPr>
           <w:ilvl w:val="0"/>
-          <w:numId w:val="1003"/>
+          <w:numId w:val="1004"/>
         </w:numPr>
         <w:pStyle w:val="Compact"/>
       </w:pPr>
@@ -4096,7 +4538,7 @@
       <w:pPr>
         <w:numPr>
           <w:ilvl w:val="0"/>
-          <w:numId w:val="1003"/>
+          <w:numId w:val="1004"/>
         </w:numPr>
         <w:pStyle w:val="Compact"/>
       </w:pPr>
@@ -4118,7 +4560,7 @@
       <w:pPr>
         <w:numPr>
           <w:ilvl w:val="0"/>
-          <w:numId w:val="1003"/>
+          <w:numId w:val="1004"/>
         </w:numPr>
         <w:pStyle w:val="Compact"/>
       </w:pPr>
@@ -4136,7 +4578,7 @@
         <w:t xml:space="preserve">— is the edge real? Scorecard, factor attribution, signal backtest. §4.1b–§4.1e</w:t>
       </w:r>
     </w:p>
-    <w:bookmarkStart w:id="39" w:name="timing-posture-the-regime"/>
+    <w:bookmarkStart w:id="44" w:name="timing-posture-the-regime"/>
     <w:p>
       <w:pPr>
         <w:pStyle w:val="Heading3"/>
@@ -4874,8 +5316,8 @@
         <w:t xml:space="preserve">macro brake always wins over re-entry.</w:t>
       </w:r>
     </w:p>
-    <w:bookmarkEnd w:id="39"/>
-    <w:bookmarkStart w:id="40" w:name="a-dislocation-timing-v2.3-cross-check"/>
+    <w:bookmarkEnd w:id="44"/>
+    <w:bookmarkStart w:id="45" w:name="a-dislocation-timing-v2.3-cross-check"/>
     <w:p>
       <w:pPr>
         <w:pStyle w:val="Heading3"/>
@@ -4974,259 +5416,6 @@
       </w:r>
       <w:r>
         <w:t xml:space="preserve">one while it’s still falling — a falling knife. So the verdict is:</w:t>
-      </w:r>
-    </w:p>
-    <w:p>
-      <w:pPr>
-        <w:numPr>
-          <w:ilvl w:val="0"/>
-          <w:numId w:val="1004"/>
-        </w:numPr>
-        <w:pStyle w:val="Compact"/>
-      </w:pPr>
-      <w:r>
-        <w:rPr>
-          <w:bCs/>
-          <w:b/>
-        </w:rPr>
-        <w:t xml:space="preserve">✅ ACT NOW</w:t>
-      </w:r>
-      <w:r>
-        <w:t xml:space="preserve"> </w:t>
-      </w:r>
-      <w:r>
-        <w:t xml:space="preserve">— a thesis-intact dislocation exists</w:t>
-      </w:r>
-      <w:r>
-        <w:t xml:space="preserve"> </w:t>
-      </w:r>
-      <w:r>
-        <w:rPr>
-          <w:bCs/>
-          <w:b/>
-        </w:rPr>
-        <w:t xml:space="preserve">and</w:t>
-      </w:r>
-      <w:r>
-        <w:t xml:space="preserve"> </w:t>
-      </w:r>
-      <w:r>
-        <w:t xml:space="preserve">timing has turned: the</w:t>
-      </w:r>
-      <w:r>
-        <w:t xml:space="preserve"> </w:t>
-      </w:r>
-      <w:r>
-        <w:rPr>
-          <w:bCs/>
-          <w:b/>
-        </w:rPr>
-        <w:t xml:space="preserve">drawdown trigger</w:t>
-      </w:r>
-      <w:r>
-        <w:t xml:space="preserve"> </w:t>
-      </w:r>
-      <w:r>
-        <w:t xml:space="preserve">fired, the</w:t>
-      </w:r>
-      <w:r>
-        <w:t xml:space="preserve"> </w:t>
-      </w:r>
-      <w:r>
-        <w:rPr>
-          <w:bCs/>
-          <w:b/>
-        </w:rPr>
-        <w:t xml:space="preserve">V2.3-style trend re-confirmed</w:t>
-      </w:r>
-      <w:r>
-        <w:t xml:space="preserve"> </w:t>
-      </w:r>
-      <w:r>
-        <w:t xml:space="preserve">(FULL on QQQ), or the</w:t>
-      </w:r>
-      <w:r>
-        <w:t xml:space="preserve"> </w:t>
-      </w:r>
-      <w:r>
-        <w:rPr>
-          <w:bCs/>
-          <w:b/>
-        </w:rPr>
-        <w:t xml:space="preserve">20-DMA fast re-entry</w:t>
-      </w:r>
-      <w:r>
-        <w:t xml:space="preserve"> </w:t>
-      </w:r>
-      <w:r>
-        <w:t xml:space="preserve">is firing.</w:t>
-      </w:r>
-    </w:p>
-    <w:p>
-      <w:pPr>
-        <w:numPr>
-          <w:ilvl w:val="0"/>
-          <w:numId w:val="1004"/>
-        </w:numPr>
-        <w:pStyle w:val="Compact"/>
-      </w:pPr>
-      <w:r>
-        <w:rPr>
-          <w:bCs/>
-          <w:b/>
-        </w:rPr>
-        <w:t xml:space="preserve">⏳ WAIT</w:t>
-      </w:r>
-      <w:r>
-        <w:t xml:space="preserve"> </w:t>
-      </w:r>
-      <w:r>
-        <w:t xml:space="preserve">— the dislocation is real but timing is still defensive; wait for the turn.</w:t>
-      </w:r>
-    </w:p>
-    <w:p>
-      <w:pPr>
-        <w:numPr>
-          <w:ilvl w:val="0"/>
-          <w:numId w:val="1004"/>
-        </w:numPr>
-        <w:pStyle w:val="Compact"/>
-      </w:pPr>
-      <w:r>
-        <w:rPr>
-          <w:bCs/>
-          <w:b/>
-        </w:rPr>
-        <w:t xml:space="preserve">— none</w:t>
-      </w:r>
-      <w:r>
-        <w:t xml:space="preserve"> </w:t>
-      </w:r>
-      <w:r>
-        <w:t xml:space="preserve">— nothing dislocated into an intact thesis right now.</w:t>
-      </w:r>
-    </w:p>
-    <w:p>
-      <w:pPr>
-        <w:pStyle w:val="FirstParagraph"/>
-      </w:pPr>
-      <w:r>
-        <w:t xml:space="preserve">The</w:t>
-      </w:r>
-      <w:r>
-        <w:t xml:space="preserve"> </w:t>
-      </w:r>
-      <w:r>
-        <w:rPr>
-          <w:bCs/>
-          <w:b/>
-        </w:rPr>
-        <w:t xml:space="preserve">V2.3 cross-check</w:t>
-      </w:r>
-      <w:r>
-        <w:t xml:space="preserve"> </w:t>
-      </w:r>
-      <w:r>
-        <w:t xml:space="preserve">is a</w:t>
-      </w:r>
-      <w:r>
-        <w:t xml:space="preserve"> </w:t>
-      </w:r>
-      <w:r>
-        <w:rPr>
-          <w:bCs/>
-          <w:b/>
-        </w:rPr>
-        <w:t xml:space="preserve">faithful replica</w:t>
-      </w:r>
-      <w:r>
-        <w:t xml:space="preserve"> </w:t>
-      </w:r>
-      <w:r>
-        <w:t xml:space="preserve">of your F+C Thrust rule, recomputed on</w:t>
-      </w:r>
-      <w:r>
-        <w:t xml:space="preserve"> </w:t>
-      </w:r>
-      <w:r>
-        <w:rPr>
-          <w:bCs/>
-          <w:b/>
-        </w:rPr>
-        <w:t xml:space="preserve">QQQ</w:t>
-      </w:r>
-      <w:r>
-        <w:t xml:space="preserve">, and</w:t>
-      </w:r>
-      <w:r>
-        <w:t xml:space="preserve"> </w:t>
-      </w:r>
-      <w:r>
-        <w:t xml:space="preserve">shows which instrument it holds (</w:t>
-      </w:r>
-      <w:r>
-        <w:rPr>
-          <w:bCs/>
-          <w:b/>
-        </w:rPr>
-        <w:t xml:space="preserve">QLD</w:t>
-      </w:r>
-      <w:r>
-        <w:t xml:space="preserve"> </w:t>
-      </w:r>
-      <w:r>
-        <w:t xml:space="preserve">2× or</w:t>
-      </w:r>
-      <w:r>
-        <w:t xml:space="preserve"> </w:t>
-      </w:r>
-      <w:r>
-        <w:rPr>
-          <w:bCs/>
-          <w:b/>
-        </w:rPr>
-        <w:t xml:space="preserve">SGOV</w:t>
-      </w:r>
-      <w:r>
-        <w:t xml:space="preserve">) next to Puck’s regime posture —</w:t>
-      </w:r>
-      <w:r>
-        <w:t xml:space="preserve"> </w:t>
-      </w:r>
-      <w:r>
-        <w:rPr>
-          <w:bCs/>
-          <w:b/>
-        </w:rPr>
-        <w:t xml:space="preserve">✓ agree</w:t>
-      </w:r>
-      <w:r>
-        <w:t xml:space="preserve"> </w:t>
-      </w:r>
-      <w:r>
-        <w:t xml:space="preserve">=</w:t>
-      </w:r>
-      <w:r>
-        <w:t xml:space="preserve"> </w:t>
-      </w:r>
-      <w:r>
-        <w:t xml:space="preserve">confirmation,</w:t>
-      </w:r>
-      <w:r>
-        <w:t xml:space="preserve"> </w:t>
-      </w:r>
-      <w:r>
-        <w:rPr>
-          <w:bCs/>
-          <w:b/>
-        </w:rPr>
-        <w:t xml:space="preserve">⚠ diverge</w:t>
-      </w:r>
-      <w:r>
-        <w:t xml:space="preserve"> </w:t>
-      </w:r>
-      <w:r>
-        <w:t xml:space="preserve">= look closer. The exact ladder (first match wins):</w:t>
       </w:r>
     </w:p>
     <w:p>
@@ -5242,39 +5431,77 @@
           <w:bCs/>
           <w:b/>
         </w:rPr>
-        <w:t xml:space="preserve">CRASH_OFF</w:t>
-      </w:r>
-      <w:r>
-        <w:t xml:space="preserve"> </w:t>
-      </w:r>
-      <w:r>
-        <w:t xml:space="preserve">(trailing 252-day return &lt; 0</w:t>
-      </w:r>
-      <w:r>
-        <w:t xml:space="preserve"> </w:t>
-      </w:r>
-      <w:r>
-        <w:rPr>
-          <w:bCs/>
-          <w:b/>
-        </w:rPr>
-        <w:t xml:space="preserve">AND</w:t>
-      </w:r>
-      <w:r>
-        <w:t xml:space="preserve"> </w:t>
-      </w:r>
-      <w:r>
-        <w:t xml:space="preserve">60-day annualized vol &gt; 25%) →</w:t>
-      </w:r>
-      <w:r>
-        <w:t xml:space="preserve"> </w:t>
-      </w:r>
-      <w:r>
-        <w:rPr>
-          <w:bCs/>
-          <w:b/>
-        </w:rPr>
-        <w:t xml:space="preserve">SGOV</w:t>
+        <w:t xml:space="preserve">✅ ACT NOW</w:t>
+      </w:r>
+      <w:r>
+        <w:t xml:space="preserve"> </w:t>
+      </w:r>
+      <w:r>
+        <w:t xml:space="preserve">— a thesis-intact dislocation exists</w:t>
+      </w:r>
+      <w:r>
+        <w:t xml:space="preserve"> </w:t>
+      </w:r>
+      <w:r>
+        <w:rPr>
+          <w:bCs/>
+          <w:b/>
+        </w:rPr>
+        <w:t xml:space="preserve">and</w:t>
+      </w:r>
+      <w:r>
+        <w:t xml:space="preserve"> </w:t>
+      </w:r>
+      <w:r>
+        <w:t xml:space="preserve">timing has turned: the</w:t>
+      </w:r>
+      <w:r>
+        <w:t xml:space="preserve"> </w:t>
+      </w:r>
+      <w:r>
+        <w:rPr>
+          <w:bCs/>
+          <w:b/>
+        </w:rPr>
+        <w:t xml:space="preserve">drawdown trigger</w:t>
+      </w:r>
+      <w:r>
+        <w:t xml:space="preserve"> </w:t>
+      </w:r>
+      <w:r>
+        <w:t xml:space="preserve">fired, the</w:t>
+      </w:r>
+      <w:r>
+        <w:t xml:space="preserve"> </w:t>
+      </w:r>
+      <w:r>
+        <w:rPr>
+          <w:bCs/>
+          <w:b/>
+        </w:rPr>
+        <w:t xml:space="preserve">V2.3-style trend re-confirmed</w:t>
+      </w:r>
+      <w:r>
+        <w:t xml:space="preserve"> </w:t>
+      </w:r>
+      <w:r>
+        <w:t xml:space="preserve">(FULL on QQQ), or the</w:t>
+      </w:r>
+      <w:r>
+        <w:t xml:space="preserve"> </w:t>
+      </w:r>
+      <w:r>
+        <w:rPr>
+          <w:bCs/>
+          <w:b/>
+        </w:rPr>
+        <w:t xml:space="preserve">20-DMA fast re-entry</w:t>
+      </w:r>
+      <w:r>
+        <w:t xml:space="preserve"> </w:t>
+      </w:r>
+      <w:r>
+        <w:t xml:space="preserve">is firing.</w:t>
       </w:r>
     </w:p>
     <w:p>
@@ -5286,33 +5513,17 @@
         <w:pStyle w:val="Compact"/>
       </w:pPr>
       <w:r>
-        <w:t xml:space="preserve">else</w:t>
-      </w:r>
-      <w:r>
-        <w:t xml:space="preserve"> </w:t>
-      </w:r>
-      <w:r>
-        <w:rPr>
-          <w:bCs/>
-          <w:b/>
-        </w:rPr>
-        <w:t xml:space="preserve">TREND</w:t>
-      </w:r>
-      <w:r>
-        <w:t xml:space="preserve"> </w:t>
-      </w:r>
-      <w:r>
-        <w:t xml:space="preserve">(close &gt; 200-DMA) →</w:t>
-      </w:r>
-      <w:r>
-        <w:t xml:space="preserve"> </w:t>
-      </w:r>
-      <w:r>
-        <w:rPr>
-          <w:bCs/>
-          <w:b/>
-        </w:rPr>
-        <w:t xml:space="preserve">QLD</w:t>
+        <w:rPr>
+          <w:bCs/>
+          <w:b/>
+        </w:rPr>
+        <w:t xml:space="preserve">⏳ WAIT</w:t>
+      </w:r>
+      <w:r>
+        <w:t xml:space="preserve"> </w:t>
+      </w:r>
+      <w:r>
+        <w:t xml:space="preserve">— the dislocation is real but timing is still defensive; wait for the turn.</w:t>
       </w:r>
     </w:p>
     <w:p>
@@ -5324,42 +5535,76 @@
         <w:pStyle w:val="Compact"/>
       </w:pPr>
       <w:r>
-        <w:t xml:space="preserve">else</w:t>
-      </w:r>
-      <w:r>
-        <w:t xml:space="preserve"> </w:t>
-      </w:r>
-      <w:r>
-        <w:rPr>
-          <w:bCs/>
-          <w:b/>
-        </w:rPr>
-        <w:t xml:space="preserve">THRUST</w:t>
-      </w:r>
-      <w:r>
-        <w:t xml:space="preserve"> </w:t>
-      </w:r>
-      <w:r>
-        <w:t xml:space="preserve">(close &gt; 20-DMA</w:t>
-      </w:r>
-      <w:r>
-        <w:t xml:space="preserve"> </w:t>
-      </w:r>
-      <w:r>
-        <w:rPr>
-          <w:bCs/>
-          <w:b/>
-        </w:rPr>
-        <w:t xml:space="preserve">AND</w:t>
-      </w:r>
-      <w:r>
-        <w:t xml:space="preserve"> </w:t>
-      </w:r>
-      <w:r>
-        <w:t xml:space="preserve">the 20-DMA is higher than 10 trading days ago) →</w:t>
-      </w:r>
-      <w:r>
-        <w:t xml:space="preserve"> </w:t>
+        <w:rPr>
+          <w:bCs/>
+          <w:b/>
+        </w:rPr>
+        <w:t xml:space="preserve">— none</w:t>
+      </w:r>
+      <w:r>
+        <w:t xml:space="preserve"> </w:t>
+      </w:r>
+      <w:r>
+        <w:t xml:space="preserve">— nothing dislocated into an intact thesis right now.</w:t>
+      </w:r>
+    </w:p>
+    <w:p>
+      <w:pPr>
+        <w:pStyle w:val="FirstParagraph"/>
+      </w:pPr>
+      <w:r>
+        <w:t xml:space="preserve">The</w:t>
+      </w:r>
+      <w:r>
+        <w:t xml:space="preserve"> </w:t>
+      </w:r>
+      <w:r>
+        <w:rPr>
+          <w:bCs/>
+          <w:b/>
+        </w:rPr>
+        <w:t xml:space="preserve">V2.3 cross-check</w:t>
+      </w:r>
+      <w:r>
+        <w:t xml:space="preserve"> </w:t>
+      </w:r>
+      <w:r>
+        <w:t xml:space="preserve">is a</w:t>
+      </w:r>
+      <w:r>
+        <w:t xml:space="preserve"> </w:t>
+      </w:r>
+      <w:r>
+        <w:rPr>
+          <w:bCs/>
+          <w:b/>
+        </w:rPr>
+        <w:t xml:space="preserve">faithful replica</w:t>
+      </w:r>
+      <w:r>
+        <w:t xml:space="preserve"> </w:t>
+      </w:r>
+      <w:r>
+        <w:t xml:space="preserve">of your F+C Thrust rule, recomputed on</w:t>
+      </w:r>
+      <w:r>
+        <w:t xml:space="preserve"> </w:t>
+      </w:r>
+      <w:r>
+        <w:rPr>
+          <w:bCs/>
+          <w:b/>
+        </w:rPr>
+        <w:t xml:space="preserve">QQQ</w:t>
+      </w:r>
+      <w:r>
+        <w:t xml:space="preserve">, and</w:t>
+      </w:r>
+      <w:r>
+        <w:t xml:space="preserve"> </w:t>
+      </w:r>
+      <w:r>
+        <w:t xml:space="preserve">shows which instrument it holds (</w:t>
       </w:r>
       <w:r>
         <w:rPr>
@@ -5367,17 +5612,214 @@
           <w:b/>
         </w:rPr>
         <w:t xml:space="preserve">QLD</w:t>
+      </w:r>
+      <w:r>
+        <w:t xml:space="preserve"> </w:t>
+      </w:r>
+      <w:r>
+        <w:t xml:space="preserve">2× or</w:t>
+      </w:r>
+      <w:r>
+        <w:t xml:space="preserve"> </w:t>
+      </w:r>
+      <w:r>
+        <w:rPr>
+          <w:bCs/>
+          <w:b/>
+        </w:rPr>
+        <w:t xml:space="preserve">SGOV</w:t>
+      </w:r>
+      <w:r>
+        <w:t xml:space="preserve">) next to Puck’s regime posture —</w:t>
+      </w:r>
+      <w:r>
+        <w:t xml:space="preserve"> </w:t>
+      </w:r>
+      <w:r>
+        <w:rPr>
+          <w:bCs/>
+          <w:b/>
+        </w:rPr>
+        <w:t xml:space="preserve">✓ agree</w:t>
+      </w:r>
+      <w:r>
+        <w:t xml:space="preserve"> </w:t>
+      </w:r>
+      <w:r>
+        <w:t xml:space="preserve">=</w:t>
+      </w:r>
+      <w:r>
+        <w:t xml:space="preserve"> </w:t>
+      </w:r>
+      <w:r>
+        <w:t xml:space="preserve">confirmation,</w:t>
+      </w:r>
+      <w:r>
+        <w:t xml:space="preserve"> </w:t>
+      </w:r>
+      <w:r>
+        <w:rPr>
+          <w:bCs/>
+          <w:b/>
+        </w:rPr>
+        <w:t xml:space="preserve">⚠ diverge</w:t>
+      </w:r>
+      <w:r>
+        <w:t xml:space="preserve"> </w:t>
+      </w:r>
+      <w:r>
+        <w:t xml:space="preserve">= look closer. The exact ladder (first match wins):</w:t>
       </w:r>
     </w:p>
     <w:p>
       <w:pPr>
         <w:numPr>
           <w:ilvl w:val="0"/>
-          <w:numId w:val="1005"/>
+          <w:numId w:val="1006"/>
         </w:numPr>
         <w:pStyle w:val="Compact"/>
       </w:pPr>
       <w:r>
+        <w:rPr>
+          <w:bCs/>
+          <w:b/>
+        </w:rPr>
+        <w:t xml:space="preserve">CRASH_OFF</w:t>
+      </w:r>
+      <w:r>
+        <w:t xml:space="preserve"> </w:t>
+      </w:r>
+      <w:r>
+        <w:t xml:space="preserve">(trailing 252-day return &lt; 0</w:t>
+      </w:r>
+      <w:r>
+        <w:t xml:space="preserve"> </w:t>
+      </w:r>
+      <w:r>
+        <w:rPr>
+          <w:bCs/>
+          <w:b/>
+        </w:rPr>
+        <w:t xml:space="preserve">AND</w:t>
+      </w:r>
+      <w:r>
+        <w:t xml:space="preserve"> </w:t>
+      </w:r>
+      <w:r>
+        <w:t xml:space="preserve">60-day annualized vol &gt; 25%) →</w:t>
+      </w:r>
+      <w:r>
+        <w:t xml:space="preserve"> </w:t>
+      </w:r>
+      <w:r>
+        <w:rPr>
+          <w:bCs/>
+          <w:b/>
+        </w:rPr>
+        <w:t xml:space="preserve">SGOV</w:t>
+      </w:r>
+    </w:p>
+    <w:p>
+      <w:pPr>
+        <w:numPr>
+          <w:ilvl w:val="0"/>
+          <w:numId w:val="1006"/>
+        </w:numPr>
+        <w:pStyle w:val="Compact"/>
+      </w:pPr>
+      <w:r>
+        <w:t xml:space="preserve">else</w:t>
+      </w:r>
+      <w:r>
+        <w:t xml:space="preserve"> </w:t>
+      </w:r>
+      <w:r>
+        <w:rPr>
+          <w:bCs/>
+          <w:b/>
+        </w:rPr>
+        <w:t xml:space="preserve">TREND</w:t>
+      </w:r>
+      <w:r>
+        <w:t xml:space="preserve"> </w:t>
+      </w:r>
+      <w:r>
+        <w:t xml:space="preserve">(close &gt; 200-DMA) →</w:t>
+      </w:r>
+      <w:r>
+        <w:t xml:space="preserve"> </w:t>
+      </w:r>
+      <w:r>
+        <w:rPr>
+          <w:bCs/>
+          <w:b/>
+        </w:rPr>
+        <w:t xml:space="preserve">QLD</w:t>
+      </w:r>
+    </w:p>
+    <w:p>
+      <w:pPr>
+        <w:numPr>
+          <w:ilvl w:val="0"/>
+          <w:numId w:val="1006"/>
+        </w:numPr>
+        <w:pStyle w:val="Compact"/>
+      </w:pPr>
+      <w:r>
+        <w:t xml:space="preserve">else</w:t>
+      </w:r>
+      <w:r>
+        <w:t xml:space="preserve"> </w:t>
+      </w:r>
+      <w:r>
+        <w:rPr>
+          <w:bCs/>
+          <w:b/>
+        </w:rPr>
+        <w:t xml:space="preserve">THRUST</w:t>
+      </w:r>
+      <w:r>
+        <w:t xml:space="preserve"> </w:t>
+      </w:r>
+      <w:r>
+        <w:t xml:space="preserve">(close &gt; 20-DMA</w:t>
+      </w:r>
+      <w:r>
+        <w:t xml:space="preserve"> </w:t>
+      </w:r>
+      <w:r>
+        <w:rPr>
+          <w:bCs/>
+          <w:b/>
+        </w:rPr>
+        <w:t xml:space="preserve">AND</w:t>
+      </w:r>
+      <w:r>
+        <w:t xml:space="preserve"> </w:t>
+      </w:r>
+      <w:r>
+        <w:t xml:space="preserve">the 20-DMA is higher than 10 trading days ago) →</w:t>
+      </w:r>
+      <w:r>
+        <w:t xml:space="preserve"> </w:t>
+      </w:r>
+      <w:r>
+        <w:rPr>
+          <w:bCs/>
+          <w:b/>
+        </w:rPr>
+        <w:t xml:space="preserve">QLD</w:t>
+      </w:r>
+    </w:p>
+    <w:p>
+      <w:pPr>
+        <w:numPr>
+          <w:ilvl w:val="0"/>
+          <w:numId w:val="1006"/>
+        </w:numPr>
+        <w:pStyle w:val="Compact"/>
+      </w:pPr>
+      <w:r>
         <w:t xml:space="preserve">else →</w:t>
       </w:r>
       <w:r>
@@ -5506,8 +5948,8 @@
         <w:t xml:space="preserve">breach the −35% max-drawdown objective unless gated by a full exit to cash.</w:t>
       </w:r>
     </w:p>
-    <w:bookmarkEnd w:id="40"/>
-    <w:bookmarkStart w:id="41" w:name="b-objective-scorecard"/>
+    <w:bookmarkEnd w:id="45"/>
+    <w:bookmarkStart w:id="46" w:name="b-objective-scorecard"/>
     <w:p>
       <w:pPr>
         <w:pStyle w:val="Heading3"/>
@@ -5665,8 +6107,8 @@
         <w:t xml:space="preserve">line below it shows, on this basket and with no look-ahead, whether a moving-average brake actually cut max-drawdown and improved Calmar vs. buy-and-hold (the dial’s premise, tested).</w:t>
       </w:r>
     </w:p>
-    <w:bookmarkEnd w:id="41"/>
-    <w:bookmarkStart w:id="42" w:name="c-track-record-self-grading"/>
+    <w:bookmarkEnd w:id="46"/>
+    <w:bookmarkStart w:id="47" w:name="c-track-record-self-grading"/>
     <w:p>
       <w:pPr>
         <w:pStyle w:val="Heading3"/>
@@ -5820,8 +6262,8 @@
         <w:t xml:space="preserve">scored separately (de-rating and inflecting buckets). It tells you whether the alpha signal earns its keep.</w:t>
       </w:r>
     </w:p>
-    <w:bookmarkEnd w:id="42"/>
-    <w:bookmarkStart w:id="43" w:name="Xb7007932d81fa9c8a5b8c657c4feb1edab6068e"/>
+    <w:bookmarkEnd w:id="47"/>
+    <w:bookmarkStart w:id="48" w:name="Xb7007932d81fa9c8a5b8c657c4feb1edab6068e"/>
     <w:p>
       <w:pPr>
         <w:pStyle w:val="Heading3"/>
@@ -6114,8 +6556,8 @@
         <w:t xml:space="preserve">claim falsifiable.</w:t>
       </w:r>
     </w:p>
-    <w:bookmarkEnd w:id="43"/>
-    <w:bookmarkStart w:id="44" w:name="X336ae12debfd4ff74519f1b1639d9068d7a8499"/>
+    <w:bookmarkEnd w:id="48"/>
+    <w:bookmarkStart w:id="49" w:name="X336ae12debfd4ff74519f1b1639d9068d7a8499"/>
     <w:p>
       <w:pPr>
         <w:pStyle w:val="Heading3"/>
@@ -6327,8 +6769,8 @@
         <w:t xml:space="preserve">the unbiased confirmation. Runs when the accumulated price warehouse is available.</w:t>
       </w:r>
     </w:p>
-    <w:bookmarkEnd w:id="44"/>
-    <w:bookmarkStart w:id="45" w:name="summary-cards"/>
+    <w:bookmarkEnd w:id="49"/>
+    <w:bookmarkStart w:id="50" w:name="summary-cards"/>
     <w:p>
       <w:pPr>
         <w:pStyle w:val="Heading3"/>
@@ -6367,8 +6809,8 @@
         <w:t xml:space="preserve">see §10).</w:t>
       </w:r>
     </w:p>
-    <w:bookmarkEnd w:id="45"/>
-    <w:bookmarkStart w:id="46" w:name="triggers"/>
+    <w:bookmarkEnd w:id="50"/>
+    <w:bookmarkStart w:id="51" w:name="triggers"/>
     <w:p>
       <w:pPr>
         <w:pStyle w:val="Heading3"/>
@@ -6691,8 +7133,8 @@
         <w:t xml:space="preserve">so bad data can’t fire an action (§10).</w:t>
       </w:r>
     </w:p>
-    <w:bookmarkEnd w:id="46"/>
-    <w:bookmarkStart w:id="47" w:name="holdings-table"/>
+    <w:bookmarkEnd w:id="51"/>
+    <w:bookmarkStart w:id="52" w:name="holdings-table"/>
     <w:p>
       <w:pPr>
         <w:pStyle w:val="Heading3"/>
@@ -6853,8 +7295,8 @@
         <w:t xml:space="preserve">sleeve · DRY = cash held for triggers.</w:t>
       </w:r>
     </w:p>
-    <w:bookmarkEnd w:id="47"/>
-    <w:bookmarkStart w:id="48" w:name="your-holdings-live"/>
+    <w:bookmarkEnd w:id="52"/>
+    <w:bookmarkStart w:id="53" w:name="your-holdings-live"/>
     <w:p>
       <w:pPr>
         <w:pStyle w:val="Heading3"/>
@@ -7000,8 +7442,8 @@
         </w:pict>
       </w:r>
     </w:p>
-    <w:bookmarkEnd w:id="48"/>
-    <w:bookmarkStart w:id="49" w:name="dca-progress"/>
+    <w:bookmarkEnd w:id="53"/>
+    <w:bookmarkStart w:id="54" w:name="dca-progress"/>
     <w:p>
       <w:pPr>
         <w:pStyle w:val="Heading3"/>
@@ -7056,9 +7498,9 @@
         <w:t xml:space="preserve">holding, and the sleeve total deployed. Use it to stay on the plan and see where dry powder still goes.</w:t>
       </w:r>
     </w:p>
-    <w:bookmarkEnd w:id="49"/>
-    <w:bookmarkEnd w:id="50"/>
-    <w:bookmarkStart w:id="54" w:name="Xb1e0b37cd2cec0cdc4f078d3157da65985b98c8"/>
+    <w:bookmarkEnd w:id="54"/>
+    <w:bookmarkEnd w:id="55"/>
+    <w:bookmarkStart w:id="59" w:name="Xb1e0b37cd2cec0cdc4f078d3157da65985b98c8"/>
     <w:p>
       <w:pPr>
         <w:pStyle w:val="Heading2"/>
@@ -7328,7 +7770,7 @@
         <w:t xml:space="preserve">data-derived (no hand-picked lists); discovered names are research leads, not recommendations.</w:t>
       </w:r>
     </w:p>
-    <w:bookmarkStart w:id="51" w:name="stress-test"/>
+    <w:bookmarkStart w:id="56" w:name="stress-test"/>
     <w:p>
       <w:pPr>
         <w:pStyle w:val="Heading3"/>
@@ -7418,8 +7860,8 @@
         <w:t xml:space="preserve">Runs entirely in your browser on your stored positions.</w:t>
       </w:r>
     </w:p>
-    <w:bookmarkEnd w:id="51"/>
-    <w:bookmarkStart w:id="52" w:name="suggested-ira-tilts"/>
+    <w:bookmarkEnd w:id="56"/>
+    <w:bookmarkStart w:id="57" w:name="suggested-ira-tilts"/>
     <w:p>
       <w:pPr>
         <w:pStyle w:val="Heading3"/>
@@ -7506,8 +7948,8 @@
         <w:t xml:space="preserve">sleeve stays buy-and-hold. Graded over time by the Track record. Not advice.</w:t>
       </w:r>
     </w:p>
-    <w:bookmarkEnd w:id="52"/>
-    <w:bookmarkStart w:id="53" w:name="Xbceddce322048c5d80798aee7cf845116272575"/>
+    <w:bookmarkEnd w:id="57"/>
+    <w:bookmarkStart w:id="58" w:name="Xbceddce322048c5d80798aee7cf845116272575"/>
     <w:p>
       <w:pPr>
         <w:pStyle w:val="Heading3"/>
@@ -8130,9 +8572,9 @@
         <w:t xml:space="preserve">— it never edits your portfolio or places trades. Not advice.</w:t>
       </w:r>
     </w:p>
-    <w:bookmarkEnd w:id="53"/>
-    <w:bookmarkEnd w:id="54"/>
-    <w:bookmarkStart w:id="55" w:name="c.-research-llm-proposals-you-approve"/>
+    <w:bookmarkEnd w:id="58"/>
+    <w:bookmarkEnd w:id="59"/>
+    <w:bookmarkStart w:id="60" w:name="c.-research-llm-proposals-you-approve"/>
     <w:p>
       <w:pPr>
         <w:pStyle w:val="Heading2"/>
@@ -8533,8 +8975,8 @@
         <w:t xml:space="preserve">the scanner). Not advice.</w:t>
       </w:r>
     </w:p>
-    <w:bookmarkEnd w:id="55"/>
-    <w:bookmarkStart w:id="56" w:name="d.-scout-finding-new-scarcities"/>
+    <w:bookmarkEnd w:id="60"/>
+    <w:bookmarkStart w:id="61" w:name="d.-scout-finding-new-scarcities"/>
     <w:p>
       <w:pPr>
         <w:pStyle w:val="Heading2"/>
@@ -9305,8 +9747,8 @@
         <w:t xml:space="preserve">approved, the scout falls back to a built-in seed list, so it always works.</w:t>
       </w:r>
     </w:p>
-    <w:bookmarkEnd w:id="56"/>
-    <w:bookmarkStart w:id="60" w:name="filings-news"/>
+    <w:bookmarkEnd w:id="61"/>
+    <w:bookmarkStart w:id="65" w:name="filings-news"/>
     <w:p>
       <w:pPr>
         <w:pStyle w:val="Heading2"/>
@@ -9324,18 +9766,18 @@
           <wp:inline>
             <wp:extent cx="5334000" cy="6509146"/>
             <wp:effectExtent b="0" l="0" r="0" t="0"/>
-            <wp:docPr descr="Filings and news" title="" id="58" name="Picture"/>
+            <wp:docPr descr="Filings and news" title="" id="63" name="Picture"/>
             <a:graphic>
               <a:graphicData uri="http://schemas.openxmlformats.org/drawingml/2006/picture">
                 <pic:pic>
                   <pic:nvPicPr>
-                    <pic:cNvPr descr="img/catalysts.png" id="59" name="Picture"/>
+                    <pic:cNvPr descr="img/catalysts.png" id="64" name="Picture"/>
                     <pic:cNvPicPr>
                       <a:picLocks noChangeArrowheads="1" noChangeAspect="1"/>
                     </pic:cNvPicPr>
                   </pic:nvPicPr>
                   <pic:blipFill>
-                    <a:blip r:embed="rId57"/>
+                    <a:blip r:embed="rId62"/>
                     <a:stretch>
                       <a:fillRect/>
                     </a:stretch>
@@ -9561,8 +10003,8 @@
         </w:pict>
       </w:r>
     </w:p>
-    <w:bookmarkEnd w:id="60"/>
-    <w:bookmarkStart w:id="64" w:name="options-check-fair-value-before-you-buy"/>
+    <w:bookmarkEnd w:id="65"/>
+    <w:bookmarkStart w:id="69" w:name="options-check-fair-value-before-you-buy"/>
     <w:p>
       <w:pPr>
         <w:pStyle w:val="Heading2"/>
@@ -9580,18 +10022,18 @@
           <wp:inline>
             <wp:extent cx="5334000" cy="3750468"/>
             <wp:effectExtent b="0" l="0" r="0" t="0"/>
-            <wp:docPr descr="Options check" title="" id="62" name="Picture"/>
+            <wp:docPr descr="Options check" title="" id="67" name="Picture"/>
             <a:graphic>
               <a:graphicData uri="http://schemas.openxmlformats.org/drawingml/2006/picture">
                 <pic:pic>
                   <pic:nvPicPr>
-                    <pic:cNvPr descr="img/options.png" id="63" name="Picture"/>
+                    <pic:cNvPr descr="img/options.png" id="68" name="Picture"/>
                     <pic:cNvPicPr>
                       <a:picLocks noChangeArrowheads="1" noChangeAspect="1"/>
                     </pic:cNvPicPr>
                   </pic:nvPicPr>
                   <pic:blipFill>
-                    <a:blip r:embed="rId61"/>
+                    <a:blip r:embed="rId66"/>
                     <a:stretch>
                       <a:fillRect/>
                     </a:stretch>
@@ -10133,8 +10575,8 @@
         </w:pict>
       </w:r>
     </w:p>
-    <w:bookmarkEnd w:id="64"/>
-    <w:bookmarkStart w:id="68" w:name="agent-digest"/>
+    <w:bookmarkEnd w:id="69"/>
+    <w:bookmarkStart w:id="73" w:name="agent-digest"/>
     <w:p>
       <w:pPr>
         <w:pStyle w:val="Heading2"/>
@@ -10152,18 +10594,18 @@
           <wp:inline>
             <wp:extent cx="5334000" cy="3750468"/>
             <wp:effectExtent b="0" l="0" r="0" t="0"/>
-            <wp:docPr descr="Agent digest" title="" id="66" name="Picture"/>
+            <wp:docPr descr="Agent digest" title="" id="71" name="Picture"/>
             <a:graphic>
               <a:graphicData uri="http://schemas.openxmlformats.org/drawingml/2006/picture">
                 <pic:pic>
                   <pic:nvPicPr>
-                    <pic:cNvPr descr="img/digest.png" id="67" name="Picture"/>
+                    <pic:cNvPr descr="img/digest.png" id="72" name="Picture"/>
                     <pic:cNvPicPr>
                       <a:picLocks noChangeArrowheads="1" noChangeAspect="1"/>
                     </pic:cNvPicPr>
                   </pic:nvPicPr>
                   <pic:blipFill>
-                    <a:blip r:embed="rId65"/>
+                    <a:blip r:embed="rId70"/>
                     <a:stretch>
                       <a:fillRect/>
                     </a:stretch>
@@ -10372,7 +10814,7 @@
       <w:pPr>
         <w:numPr>
           <w:ilvl w:val="0"/>
-          <w:numId w:val="1006"/>
+          <w:numId w:val="1007"/>
         </w:numPr>
         <w:pStyle w:val="Compact"/>
       </w:pPr>
@@ -10427,7 +10869,7 @@
       <w:pPr>
         <w:numPr>
           <w:ilvl w:val="0"/>
-          <w:numId w:val="1006"/>
+          <w:numId w:val="1007"/>
         </w:numPr>
         <w:pStyle w:val="Compact"/>
       </w:pPr>
@@ -10465,8 +10907,8 @@
         </w:pict>
       </w:r>
     </w:p>
-    <w:bookmarkEnd w:id="68"/>
-    <w:bookmarkStart w:id="74" w:name="settings-onboarding"/>
+    <w:bookmarkEnd w:id="73"/>
+    <w:bookmarkStart w:id="79" w:name="settings-onboarding"/>
     <w:p>
       <w:pPr>
         <w:pStyle w:val="Heading2"/>
@@ -10484,18 +10926,18 @@
           <wp:inline>
             <wp:extent cx="5334000" cy="3750468"/>
             <wp:effectExtent b="0" l="0" r="0" t="0"/>
-            <wp:docPr descr="Settings" title="" id="70" name="Picture"/>
+            <wp:docPr descr="Settings" title="" id="75" name="Picture"/>
             <a:graphic>
               <a:graphicData uri="http://schemas.openxmlformats.org/drawingml/2006/picture">
                 <pic:pic>
                   <pic:nvPicPr>
-                    <pic:cNvPr descr="img/settings.png" id="71" name="Picture"/>
+                    <pic:cNvPr descr="img/settings.png" id="76" name="Picture"/>
                     <pic:cNvPicPr>
                       <a:picLocks noChangeArrowheads="1" noChangeAspect="1"/>
                     </pic:cNvPicPr>
                   </pic:nvPicPr>
                   <pic:blipFill>
-                    <a:blip r:embed="rId69"/>
+                    <a:blip r:embed="rId74"/>
                     <a:stretch>
                       <a:fillRect/>
                     </a:stretch>
@@ -10567,7 +11009,7 @@
         <w:t xml:space="preserve">.</w:t>
       </w:r>
     </w:p>
-    <w:bookmarkStart w:id="72" w:name="your-holdings-per-account"/>
+    <w:bookmarkStart w:id="77" w:name="your-holdings-per-account"/>
     <w:p>
       <w:pPr>
         <w:pStyle w:val="Heading3"/>
@@ -10727,8 +11169,8 @@
         <w:t xml:space="preserve">— wipe them from this browser.</w:t>
       </w:r>
     </w:p>
-    <w:bookmarkEnd w:id="72"/>
-    <w:bookmarkStart w:id="73" w:name="admin-credentials-configuration"/>
+    <w:bookmarkEnd w:id="77"/>
+    <w:bookmarkStart w:id="78" w:name="admin-credentials-configuration"/>
     <w:p>
       <w:pPr>
         <w:pStyle w:val="Heading3"/>
@@ -11527,9 +11969,9 @@
         </w:pict>
       </w:r>
     </w:p>
-    <w:bookmarkEnd w:id="73"/>
-    <w:bookmarkEnd w:id="74"/>
-    <w:bookmarkStart w:id="75" w:name="refresh-on-demand-scan"/>
+    <w:bookmarkEnd w:id="78"/>
+    <w:bookmarkEnd w:id="79"/>
+    <w:bookmarkStart w:id="80" w:name="refresh-on-demand-scan"/>
     <w:p>
       <w:pPr>
         <w:pStyle w:val="Heading2"/>
@@ -11648,8 +12090,8 @@
         </w:pict>
       </w:r>
     </w:p>
-    <w:bookmarkEnd w:id="75"/>
-    <w:bookmarkStart w:id="76" w:name="Xd2ac6c3d014752893f0670853f643e7f7a007f6"/>
+    <w:bookmarkEnd w:id="80"/>
+    <w:bookmarkStart w:id="81" w:name="Xd2ac6c3d014752893f0670853f643e7f7a007f6"/>
     <w:p>
       <w:pPr>
         <w:pStyle w:val="Heading2"/>
@@ -11889,132 +12331,6 @@
       </w:r>
       <w:r>
         <w:t xml:space="preserve">⚠ degraded.</w:t>
-      </w:r>
-    </w:p>
-    <w:p>
-      <w:pPr>
-        <w:numPr>
-          <w:ilvl w:val="0"/>
-          <w:numId w:val="1007"/>
-        </w:numPr>
-        <w:pStyle w:val="Compact"/>
-      </w:pPr>
-      <w:r>
-        <w:rPr>
-          <w:bCs/>
-          <w:b/>
-        </w:rPr>
-        <w:t xml:space="preserve">Cross-source consensus</w:t>
-      </w:r>
-      <w:r>
-        <w:t xml:space="preserve"> </w:t>
-      </w:r>
-      <w:r>
-        <w:t xml:space="preserve">— when sources disagree, the published price is the</w:t>
-      </w:r>
-      <w:r>
-        <w:t xml:space="preserve"> </w:t>
-      </w:r>
-      <w:r>
-        <w:rPr>
-          <w:bCs/>
-          <w:b/>
-        </w:rPr>
-        <w:t xml:space="preserve">consensus that</w:t>
-      </w:r>
-      <w:r>
-        <w:rPr>
-          <w:bCs/>
-          <w:b/>
-        </w:rPr>
-        <w:t xml:space="preserve"> </w:t>
-      </w:r>
-      <w:r>
-        <w:rPr>
-          <w:bCs/>
-          <w:b/>
-        </w:rPr>
-        <w:t xml:space="preserve">excludes the outlier</w:t>
-      </w:r>
-      <w:r>
-        <w:t xml:space="preserve"> </w:t>
-      </w:r>
-      <w:r>
-        <w:t xml:space="preserve">(a lone bad/synthetic print is dropped, not just flagged), and foreign lots are</w:t>
-      </w:r>
-      <w:r>
-        <w:t xml:space="preserve"> </w:t>
-      </w:r>
-      <w:r>
-        <w:t xml:space="preserve">never silently summed as USD.</w:t>
-      </w:r>
-    </w:p>
-    <w:p>
-      <w:pPr>
-        <w:numPr>
-          <w:ilvl w:val="0"/>
-          <w:numId w:val="1007"/>
-        </w:numPr>
-        <w:pStyle w:val="Compact"/>
-      </w:pPr>
-      <w:r>
-        <w:rPr>
-          <w:bCs/>
-          <w:b/>
-        </w:rPr>
-        <w:t xml:space="preserve">XSS-safe</w:t>
-      </w:r>
-      <w:r>
-        <w:t xml:space="preserve"> </w:t>
-      </w:r>
-      <w:r>
-        <w:t xml:space="preserve">— all third-party text (news headlines, filing fields) is HTML-escaped and links are</w:t>
-      </w:r>
-      <w:r>
-        <w:t xml:space="preserve"> </w:t>
-      </w:r>
-      <w:r>
-        <w:t xml:space="preserve">restricted to</w:t>
-      </w:r>
-      <w:r>
-        <w:t xml:space="preserve"> </w:t>
-      </w:r>
-      <w:r>
-        <w:rPr>
-          <w:rStyle w:val="VerbatimChar"/>
-        </w:rPr>
-        <w:t xml:space="preserve">http(s)</w:t>
-      </w:r>
-      <w:r>
-        <w:t xml:space="preserve"> </w:t>
-      </w:r>
-      <w:r>
-        <w:t xml:space="preserve">before display, so a poisoned feed can’t run code in your browser.</w:t>
-      </w:r>
-    </w:p>
-    <w:p>
-      <w:pPr>
-        <w:pStyle w:val="FirstParagraph"/>
-      </w:pPr>
-      <w:r>
-        <w:t xml:space="preserve">Add free market-data keys (§8.3) for stronger corroboration.</w:t>
-      </w:r>
-    </w:p>
-    <w:p>
-      <w:r>
-        <w:pict>
-          <v:rect style="width:0;height:1.5pt" o:hralign="center" o:hrstd="t" o:hr="t"/>
-        </w:pict>
-      </w:r>
-    </w:p>
-    <w:bookmarkEnd w:id="76"/>
-    <w:bookmarkStart w:id="77" w:name="glossary"/>
-    <w:p>
-      <w:pPr>
-        <w:pStyle w:val="Heading2"/>
-      </w:pPr>
-      <w:r>
-        <w:t xml:space="preserve">11. Glossary</w:t>
       </w:r>
     </w:p>
     <w:p>
@@ -12030,13 +12346,49 @@
           <w:bCs/>
           <w:b/>
         </w:rPr>
-        <w:t xml:space="preserve">Scarcity / chokepoint</w:t>
-      </w:r>
-      <w:r>
-        <w:t xml:space="preserve"> </w:t>
-      </w:r>
-      <w:r>
-        <w:t xml:space="preserve">— an input that’s slow/impossible to expand, so demand outruns supply.</w:t>
+        <w:t xml:space="preserve">Cross-source consensus</w:t>
+      </w:r>
+      <w:r>
+        <w:t xml:space="preserve"> </w:t>
+      </w:r>
+      <w:r>
+        <w:t xml:space="preserve">— when sources disagree, the published price is the</w:t>
+      </w:r>
+      <w:r>
+        <w:t xml:space="preserve"> </w:t>
+      </w:r>
+      <w:r>
+        <w:rPr>
+          <w:bCs/>
+          <w:b/>
+        </w:rPr>
+        <w:t xml:space="preserve">consensus that</w:t>
+      </w:r>
+      <w:r>
+        <w:rPr>
+          <w:bCs/>
+          <w:b/>
+        </w:rPr>
+        <w:t xml:space="preserve"> </w:t>
+      </w:r>
+      <w:r>
+        <w:rPr>
+          <w:bCs/>
+          <w:b/>
+        </w:rPr>
+        <w:t xml:space="preserve">excludes the outlier</w:t>
+      </w:r>
+      <w:r>
+        <w:t xml:space="preserve"> </w:t>
+      </w:r>
+      <w:r>
+        <w:t xml:space="preserve">(a lone bad/synthetic print is dropped, not just flagged), and foreign lots are</w:t>
+      </w:r>
+      <w:r>
+        <w:t xml:space="preserve"> </w:t>
+      </w:r>
+      <w:r>
+        <w:t xml:space="preserve">never silently summed as USD.</w:t>
       </w:r>
     </w:p>
     <w:p>
@@ -12052,189 +12404,42 @@
           <w:bCs/>
           <w:b/>
         </w:rPr>
-        <w:t xml:space="preserve">Priced-in / crowding</w:t>
-      </w:r>
-      <w:r>
-        <w:t xml:space="preserve"> </w:t>
-      </w:r>
-      <w:r>
-        <w:t xml:space="preserve">— how much the market already reflects a thesis (judgment vs. live price proxy).</w:t>
-      </w:r>
-    </w:p>
-    <w:p>
-      <w:pPr>
-        <w:numPr>
-          <w:ilvl w:val="0"/>
-          <w:numId w:val="1008"/>
-        </w:numPr>
-        <w:pStyle w:val="Compact"/>
-      </w:pPr>
-      <w:r>
-        <w:rPr>
-          <w:bCs/>
-          <w:b/>
-        </w:rPr>
-        <w:t xml:space="preserve">Bind window</w:t>
-      </w:r>
-      <w:r>
-        <w:t xml:space="preserve"> </w:t>
-      </w:r>
-      <w:r>
-        <w:t xml:space="preserve">— when a scarcity starts constraining.</w:t>
-      </w:r>
-    </w:p>
-    <w:p>
-      <w:pPr>
-        <w:numPr>
-          <w:ilvl w:val="0"/>
-          <w:numId w:val="1008"/>
-        </w:numPr>
-        <w:pStyle w:val="Compact"/>
-      </w:pPr>
-      <w:r>
-        <w:rPr>
-          <w:bCs/>
-          <w:b/>
-        </w:rPr>
-        <w:t xml:space="preserve">Tier</w:t>
-      </w:r>
-      <w:r>
-        <w:t xml:space="preserve"> </w:t>
-      </w:r>
-      <w:r>
-        <w:t xml:space="preserve">— how fast a holding is deployed (A/B/C/D/DRY).</w:t>
-      </w:r>
-    </w:p>
-    <w:p>
-      <w:pPr>
-        <w:numPr>
-          <w:ilvl w:val="0"/>
-          <w:numId w:val="1008"/>
-        </w:numPr>
-        <w:pStyle w:val="Compact"/>
-      </w:pPr>
-      <w:r>
-        <w:rPr>
-          <w:bCs/>
-          <w:b/>
-        </w:rPr>
-        <w:t xml:space="preserve">200-DMA</w:t>
-      </w:r>
-      <w:r>
-        <w:t xml:space="preserve"> </w:t>
-      </w:r>
-      <w:r>
-        <w:t xml:space="preserve">— 200-day moving average; price above it = healthier trend (Faber).</w:t>
-      </w:r>
-    </w:p>
-    <w:p>
-      <w:pPr>
-        <w:numPr>
-          <w:ilvl w:val="0"/>
-          <w:numId w:val="1008"/>
-        </w:numPr>
-        <w:pStyle w:val="Compact"/>
-      </w:pPr>
-      <w:r>
-        <w:rPr>
-          <w:bCs/>
-          <w:b/>
-        </w:rPr>
-        <w:t xml:space="preserve">12-month momentum</w:t>
-      </w:r>
-      <w:r>
-        <w:t xml:space="preserve"> </w:t>
-      </w:r>
-      <w:r>
-        <w:t xml:space="preserve">— trailing one-year return; the time-series-momentum signal (MOP 2012).</w:t>
-      </w:r>
-    </w:p>
-    <w:p>
-      <w:pPr>
-        <w:numPr>
-          <w:ilvl w:val="0"/>
-          <w:numId w:val="1008"/>
-        </w:numPr>
-        <w:pStyle w:val="Compact"/>
-      </w:pPr>
-      <w:r>
-        <w:rPr>
-          <w:bCs/>
-          <w:b/>
-        </w:rPr>
-        <w:t xml:space="preserve">Realized vol</w:t>
-      </w:r>
-      <w:r>
-        <w:t xml:space="preserve"> </w:t>
-      </w:r>
-      <w:r>
-        <w:t xml:space="preserve">— actual recent volatility of the underlying.</w:t>
-      </w:r>
-    </w:p>
-    <w:p>
-      <w:pPr>
-        <w:numPr>
-          <w:ilvl w:val="0"/>
-          <w:numId w:val="1008"/>
-        </w:numPr>
-        <w:pStyle w:val="Compact"/>
-      </w:pPr>
-      <w:r>
-        <w:rPr>
-          <w:bCs/>
-          <w:b/>
-        </w:rPr>
-        <w:t xml:space="preserve">Implied vol (IV)</w:t>
-      </w:r>
-      <w:r>
-        <w:t xml:space="preserve"> </w:t>
-      </w:r>
-      <w:r>
-        <w:t xml:space="preserve">— volatility implied by an option’s price.</w:t>
-      </w:r>
-    </w:p>
-    <w:p>
-      <w:pPr>
-        <w:numPr>
-          <w:ilvl w:val="0"/>
-          <w:numId w:val="1008"/>
-        </w:numPr>
-        <w:pStyle w:val="Compact"/>
-      </w:pPr>
-      <w:r>
-        <w:rPr>
-          <w:bCs/>
-          <w:b/>
-        </w:rPr>
-        <w:t xml:space="preserve">Forward P/E</w:t>
-      </w:r>
-      <w:r>
-        <w:t xml:space="preserve"> </w:t>
-      </w:r>
-      <w:r>
-        <w:t xml:space="preserve">— price ÷ next-year expected earnings.</w:t>
-      </w:r>
-    </w:p>
-    <w:p>
-      <w:pPr>
-        <w:numPr>
-          <w:ilvl w:val="0"/>
-          <w:numId w:val="1008"/>
-        </w:numPr>
-        <w:pStyle w:val="Compact"/>
-      </w:pPr>
-      <w:r>
-        <w:rPr>
-          <w:bCs/>
-          <w:b/>
-        </w:rPr>
-        <w:t xml:space="preserve">Posture / regime</w:t>
-      </w:r>
-      <w:r>
-        <w:t xml:space="preserve"> </w:t>
-      </w:r>
-      <w:r>
-        <w:t xml:space="preserve">— the timing dial (risk-on → defensive).</w:t>
+        <w:t xml:space="preserve">XSS-safe</w:t>
+      </w:r>
+      <w:r>
+        <w:t xml:space="preserve"> </w:t>
+      </w:r>
+      <w:r>
+        <w:t xml:space="preserve">— all third-party text (news headlines, filing fields) is HTML-escaped and links are</w:t>
+      </w:r>
+      <w:r>
+        <w:t xml:space="preserve"> </w:t>
+      </w:r>
+      <w:r>
+        <w:t xml:space="preserve">restricted to</w:t>
+      </w:r>
+      <w:r>
+        <w:t xml:space="preserve"> </w:t>
+      </w:r>
+      <w:r>
+        <w:rPr>
+          <w:rStyle w:val="VerbatimChar"/>
+        </w:rPr>
+        <w:t xml:space="preserve">http(s)</w:t>
+      </w:r>
+      <w:r>
+        <w:t xml:space="preserve"> </w:t>
+      </w:r>
+      <w:r>
+        <w:t xml:space="preserve">before display, so a poisoned feed can’t run code in your browser.</w:t>
+      </w:r>
+    </w:p>
+    <w:p>
+      <w:pPr>
+        <w:pStyle w:val="FirstParagraph"/>
+      </w:pPr>
+      <w:r>
+        <w:t xml:space="preserve">Add free market-data keys (§8.3) for stronger corroboration.</w:t>
       </w:r>
     </w:p>
     <w:p>
@@ -12244,14 +12449,14 @@
         </w:pict>
       </w:r>
     </w:p>
-    <w:bookmarkEnd w:id="77"/>
-    <w:bookmarkStart w:id="78" w:name="faq-troubleshooting"/>
+    <w:bookmarkEnd w:id="81"/>
+    <w:bookmarkStart w:id="82" w:name="glossary"/>
     <w:p>
       <w:pPr>
         <w:pStyle w:val="Heading2"/>
       </w:pPr>
       <w:r>
-        <w:t xml:space="preserve">12. FAQ &amp; troubleshooting</w:t>
+        <w:t xml:space="preserve">11. Glossary</w:t>
       </w:r>
     </w:p>
     <w:p>
@@ -12267,70 +12472,13 @@
           <w:bCs/>
           <w:b/>
         </w:rPr>
-        <w:t xml:space="preserve">Prices/options/holdings show</w:t>
-      </w:r>
-      <w:r>
-        <w:rPr>
-          <w:bCs/>
-          <w:b/>
-        </w:rPr>
-        <w:t xml:space="preserve"> </w:t>
-      </w:r>
-      <w:r>
-        <w:rPr>
-          <w:bCs/>
-          <w:b/>
-        </w:rPr>
-        <w:t xml:space="preserve">“</w:t>
-      </w:r>
-      <w:r>
-        <w:rPr>
-          <w:bCs/>
-          <w:b/>
-        </w:rPr>
-        <w:t xml:space="preserve">—</w:t>
-      </w:r>
-      <w:r>
-        <w:rPr>
-          <w:bCs/>
-          <w:b/>
-        </w:rPr>
-        <w:t xml:space="preserve">”</w:t>
-      </w:r>
-      <w:r>
-        <w:rPr>
-          <w:bCs/>
-          <w:b/>
-        </w:rPr>
-        <w:t xml:space="preserve">.</w:t>
-      </w:r>
-      <w:r>
-        <w:t xml:space="preserve"> </w:t>
-      </w:r>
-      <w:r>
-        <w:t xml:space="preserve">The dashboard needs a completed live scan. Run</w:t>
-      </w:r>
-      <w:r>
-        <w:t xml:space="preserve"> </w:t>
-      </w:r>
-      <w:r>
-        <w:rPr>
-          <w:bCs/>
-          <w:b/>
-        </w:rPr>
-        <w:t xml:space="preserve">⟳ Refresh</w:t>
-      </w:r>
-      <w:r>
-        <w:t xml:space="preserve"> </w:t>
-      </w:r>
-      <w:r>
-        <w:t xml:space="preserve">(or</w:t>
-      </w:r>
-      <w:r>
-        <w:t xml:space="preserve"> </w:t>
-      </w:r>
-      <w:r>
-        <w:t xml:space="preserve">the scan Action), then reload.</w:t>
+        <w:t xml:space="preserve">Scarcity / chokepoint</w:t>
+      </w:r>
+      <w:r>
+        <w:t xml:space="preserve"> </w:t>
+      </w:r>
+      <w:r>
+        <w:t xml:space="preserve">— an input that’s slow/impossible to expand, so demand outruns supply.</w:t>
       </w:r>
     </w:p>
     <w:p>
@@ -12346,41 +12494,13 @@
           <w:bCs/>
           <w:b/>
         </w:rPr>
-        <w:t xml:space="preserve">“</w:t>
-      </w:r>
-      <w:r>
-        <w:rPr>
-          <w:bCs/>
-          <w:b/>
-        </w:rPr>
-        <w:t xml:space="preserve">Stale data</w:t>
-      </w:r>
-      <w:r>
-        <w:rPr>
-          <w:bCs/>
-          <w:b/>
-        </w:rPr>
-        <w:t xml:space="preserve">”</w:t>
-      </w:r>
-      <w:r>
-        <w:rPr>
-          <w:bCs/>
-          <w:b/>
-        </w:rPr>
-        <w:t xml:space="preserve"> </w:t>
-      </w:r>
-      <w:r>
-        <w:rPr>
-          <w:bCs/>
-          <w:b/>
-        </w:rPr>
-        <w:t xml:space="preserve">banner.</w:t>
-      </w:r>
-      <w:r>
-        <w:t xml:space="preserve"> </w:t>
-      </w:r>
-      <w:r>
-        <w:t xml:space="preserve">The last scan is &gt;3 days old — trigger a refresh.</w:t>
+        <w:t xml:space="preserve">Priced-in / crowding</w:t>
+      </w:r>
+      <w:r>
+        <w:t xml:space="preserve"> </w:t>
+      </w:r>
+      <w:r>
+        <w:t xml:space="preserve">— how much the market already reflects a thesis (judgment vs. live price proxy).</w:t>
       </w:r>
     </w:p>
     <w:p>
@@ -12396,19 +12516,13 @@
           <w:bCs/>
           <w:b/>
         </w:rPr>
-        <w:t xml:space="preserve">A holding has a ⚠.</w:t>
-      </w:r>
-      <w:r>
-        <w:t xml:space="preserve"> </w:t>
-      </w:r>
-      <w:r>
-        <w:t xml:space="preserve">Sources diverged, a big jump, or a stale quote — hover to see which. Treat the</w:t>
-      </w:r>
-      <w:r>
-        <w:t xml:space="preserve"> </w:t>
-      </w:r>
-      <w:r>
-        <w:t xml:space="preserve">number with caution.</w:t>
+        <w:t xml:space="preserve">Bind window</w:t>
+      </w:r>
+      <w:r>
+        <w:t xml:space="preserve"> </w:t>
+      </w:r>
+      <w:r>
+        <w:t xml:space="preserve">— when a scarcity starts constraining.</w:t>
       </w:r>
     </w:p>
     <w:p>
@@ -12424,48 +12538,13 @@
           <w:bCs/>
           <w:b/>
         </w:rPr>
-        <w:t xml:space="preserve">Digest says</w:t>
-      </w:r>
-      <w:r>
-        <w:rPr>
-          <w:bCs/>
-          <w:b/>
-        </w:rPr>
-        <w:t xml:space="preserve"> </w:t>
-      </w:r>
-      <w:r>
-        <w:rPr>
-          <w:bCs/>
-          <w:b/>
-        </w:rPr>
-        <w:t xml:space="preserve">“</w:t>
-      </w:r>
-      <w:r>
-        <w:rPr>
-          <w:bCs/>
-          <w:b/>
-        </w:rPr>
-        <w:t xml:space="preserve">no LLM key set</w:t>
-      </w:r>
-      <w:r>
-        <w:rPr>
-          <w:bCs/>
-          <w:b/>
-        </w:rPr>
-        <w:t xml:space="preserve">”</w:t>
-      </w:r>
-      <w:r>
-        <w:rPr>
-          <w:bCs/>
-          <w:b/>
-        </w:rPr>
-        <w:t xml:space="preserve">.</w:t>
-      </w:r>
-      <w:r>
-        <w:t xml:space="preserve"> </w:t>
-      </w:r>
-      <w:r>
-        <w:t xml:space="preserve">Add a Gemini/Groq key (Settings or repo secret).</w:t>
+        <w:t xml:space="preserve">Tier</w:t>
+      </w:r>
+      <w:r>
+        <w:t xml:space="preserve"> </w:t>
+      </w:r>
+      <w:r>
+        <w:t xml:space="preserve">— how fast a holding is deployed (A/B/C/D/DRY).</w:t>
       </w:r>
     </w:p>
     <w:p>
@@ -12481,19 +12560,13 @@
           <w:bCs/>
           <w:b/>
         </w:rPr>
-        <w:t xml:space="preserve">Refresh rejected (401/403/404).</w:t>
-      </w:r>
-      <w:r>
-        <w:t xml:space="preserve"> </w:t>
-      </w:r>
-      <w:r>
-        <w:t xml:space="preserve">The dispatch token is missing/insufficient — it needs Contents:</w:t>
-      </w:r>
-      <w:r>
-        <w:t xml:space="preserve"> </w:t>
-      </w:r>
-      <w:r>
-        <w:t xml:space="preserve">Read &amp; write on this repo. It’s auto-cleared so you can re-paste.</w:t>
+        <w:t xml:space="preserve">200-DMA</w:t>
+      </w:r>
+      <w:r>
+        <w:t xml:space="preserve"> </w:t>
+      </w:r>
+      <w:r>
+        <w:t xml:space="preserve">— 200-day moving average; price above it = healthier trend (Faber).</w:t>
       </w:r>
     </w:p>
     <w:p>
@@ -12509,68 +12582,13 @@
           <w:bCs/>
           <w:b/>
         </w:rPr>
-        <w:t xml:space="preserve">Accept → open PR fails (branch 404/403).</w:t>
-      </w:r>
-      <w:r>
-        <w:t xml:space="preserve"> </w:t>
-      </w:r>
-      <w:r>
-        <w:t xml:space="preserve">The admin token can read but not write. Give it write</w:t>
-      </w:r>
-      <w:r>
-        <w:t xml:space="preserve"> </w:t>
-      </w:r>
-      <w:r>
-        <w:t xml:space="preserve">access: a classic token needs the</w:t>
-      </w:r>
-      <w:r>
-        <w:t xml:space="preserve"> </w:t>
-      </w:r>
-      <w:r>
-        <w:rPr>
-          <w:rStyle w:val="VerbatimChar"/>
-          <w:bCs/>
-          <w:b/>
-        </w:rPr>
-        <w:t xml:space="preserve">repo</w:t>
-      </w:r>
-      <w:r>
-        <w:t xml:space="preserve"> </w:t>
-      </w:r>
-      <w:r>
-        <w:t xml:space="preserve">scope ticked, or a fine-grained token needs</w:t>
-      </w:r>
-      <w:r>
-        <w:t xml:space="preserve"> </w:t>
-      </w:r>
-      <w:r>
-        <w:rPr>
-          <w:bCs/>
-          <w:b/>
-        </w:rPr>
-        <w:t xml:space="preserve">Contents</w:t>
-      </w:r>
-    </w:p>
-    <w:p>
-      <w:pPr>
-        <w:numPr>
-          <w:ilvl w:val="1"/>
-          <w:numId w:val="1010"/>
-        </w:numPr>
-        <w:pStyle w:val="Compact"/>
-      </w:pPr>
-      <w:r>
-        <w:rPr>
-          <w:bCs/>
-          <w:b/>
-        </w:rPr>
-        <w:t xml:space="preserve">Pull requests</w:t>
-      </w:r>
-      <w:r>
-        <w:t xml:space="preserve"> </w:t>
-      </w:r>
-      <w:r>
-        <w:t xml:space="preserve">read/write on this repo.</w:t>
+        <w:t xml:space="preserve">12-month momentum</w:t>
+      </w:r>
+      <w:r>
+        <w:t xml:space="preserve"> </w:t>
+      </w:r>
+      <w:r>
+        <w:t xml:space="preserve">— trailing one-year return; the time-series-momentum signal (MOP 2012).</w:t>
       </w:r>
     </w:p>
     <w:p>
@@ -12586,28 +12604,79 @@
           <w:bCs/>
           <w:b/>
         </w:rPr>
-        <w:t xml:space="preserve">I don’t want my real holdings anywhere shared.</w:t>
-      </w:r>
-      <w:r>
-        <w:t xml:space="preserve"> </w:t>
-      </w:r>
-      <w:r>
-        <w:t xml:space="preserve">They never leave your browser (localStorage), and</w:t>
-      </w:r>
-      <w:r>
-        <w:t xml:space="preserve"> </w:t>
-      </w:r>
-      <w:r>
-        <w:rPr>
-          <w:rStyle w:val="VerbatimChar"/>
-        </w:rPr>
-        <w:t xml:space="preserve">positions.local.json</w:t>
-      </w:r>
-      <w:r>
-        <w:t xml:space="preserve"> </w:t>
-      </w:r>
-      <w:r>
-        <w:t xml:space="preserve">is gitignored.</w:t>
+        <w:t xml:space="preserve">Realized vol</w:t>
+      </w:r>
+      <w:r>
+        <w:t xml:space="preserve"> </w:t>
+      </w:r>
+      <w:r>
+        <w:t xml:space="preserve">— actual recent volatility of the underlying.</w:t>
+      </w:r>
+    </w:p>
+    <w:p>
+      <w:pPr>
+        <w:numPr>
+          <w:ilvl w:val="0"/>
+          <w:numId w:val="1009"/>
+        </w:numPr>
+        <w:pStyle w:val="Compact"/>
+      </w:pPr>
+      <w:r>
+        <w:rPr>
+          <w:bCs/>
+          <w:b/>
+        </w:rPr>
+        <w:t xml:space="preserve">Implied vol (IV)</w:t>
+      </w:r>
+      <w:r>
+        <w:t xml:space="preserve"> </w:t>
+      </w:r>
+      <w:r>
+        <w:t xml:space="preserve">— volatility implied by an option’s price.</w:t>
+      </w:r>
+    </w:p>
+    <w:p>
+      <w:pPr>
+        <w:numPr>
+          <w:ilvl w:val="0"/>
+          <w:numId w:val="1009"/>
+        </w:numPr>
+        <w:pStyle w:val="Compact"/>
+      </w:pPr>
+      <w:r>
+        <w:rPr>
+          <w:bCs/>
+          <w:b/>
+        </w:rPr>
+        <w:t xml:space="preserve">Forward P/E</w:t>
+      </w:r>
+      <w:r>
+        <w:t xml:space="preserve"> </w:t>
+      </w:r>
+      <w:r>
+        <w:t xml:space="preserve">— price ÷ next-year expected earnings.</w:t>
+      </w:r>
+    </w:p>
+    <w:p>
+      <w:pPr>
+        <w:numPr>
+          <w:ilvl w:val="0"/>
+          <w:numId w:val="1009"/>
+        </w:numPr>
+        <w:pStyle w:val="Compact"/>
+      </w:pPr>
+      <w:r>
+        <w:rPr>
+          <w:bCs/>
+          <w:b/>
+        </w:rPr>
+        <w:t xml:space="preserve">Posture / regime</w:t>
+      </w:r>
+      <w:r>
+        <w:t xml:space="preserve"> </w:t>
+      </w:r>
+      <w:r>
+        <w:t xml:space="preserve">— the timing dial (risk-on → defensive).</w:t>
       </w:r>
     </w:p>
     <w:p>
@@ -12617,6 +12686,379 @@
         </w:pict>
       </w:r>
     </w:p>
+    <w:bookmarkEnd w:id="82"/>
+    <w:bookmarkStart w:id="83" w:name="faq-troubleshooting"/>
+    <w:p>
+      <w:pPr>
+        <w:pStyle w:val="Heading2"/>
+      </w:pPr>
+      <w:r>
+        <w:t xml:space="preserve">12. FAQ &amp; troubleshooting</w:t>
+      </w:r>
+    </w:p>
+    <w:p>
+      <w:pPr>
+        <w:numPr>
+          <w:ilvl w:val="0"/>
+          <w:numId w:val="1010"/>
+        </w:numPr>
+        <w:pStyle w:val="Compact"/>
+      </w:pPr>
+      <w:r>
+        <w:rPr>
+          <w:bCs/>
+          <w:b/>
+        </w:rPr>
+        <w:t xml:space="preserve">Prices/options/holdings show</w:t>
+      </w:r>
+      <w:r>
+        <w:rPr>
+          <w:bCs/>
+          <w:b/>
+        </w:rPr>
+        <w:t xml:space="preserve"> </w:t>
+      </w:r>
+      <w:r>
+        <w:rPr>
+          <w:bCs/>
+          <w:b/>
+        </w:rPr>
+        <w:t xml:space="preserve">“</w:t>
+      </w:r>
+      <w:r>
+        <w:rPr>
+          <w:bCs/>
+          <w:b/>
+        </w:rPr>
+        <w:t xml:space="preserve">—</w:t>
+      </w:r>
+      <w:r>
+        <w:rPr>
+          <w:bCs/>
+          <w:b/>
+        </w:rPr>
+        <w:t xml:space="preserve">”</w:t>
+      </w:r>
+      <w:r>
+        <w:rPr>
+          <w:bCs/>
+          <w:b/>
+        </w:rPr>
+        <w:t xml:space="preserve">.</w:t>
+      </w:r>
+      <w:r>
+        <w:t xml:space="preserve"> </w:t>
+      </w:r>
+      <w:r>
+        <w:t xml:space="preserve">The dashboard needs a completed live scan. Run</w:t>
+      </w:r>
+      <w:r>
+        <w:t xml:space="preserve"> </w:t>
+      </w:r>
+      <w:r>
+        <w:rPr>
+          <w:bCs/>
+          <w:b/>
+        </w:rPr>
+        <w:t xml:space="preserve">⟳ Refresh</w:t>
+      </w:r>
+      <w:r>
+        <w:t xml:space="preserve"> </w:t>
+      </w:r>
+      <w:r>
+        <w:t xml:space="preserve">(or</w:t>
+      </w:r>
+      <w:r>
+        <w:t xml:space="preserve"> </w:t>
+      </w:r>
+      <w:r>
+        <w:t xml:space="preserve">the scan Action), then reload.</w:t>
+      </w:r>
+    </w:p>
+    <w:p>
+      <w:pPr>
+        <w:numPr>
+          <w:ilvl w:val="0"/>
+          <w:numId w:val="1010"/>
+        </w:numPr>
+        <w:pStyle w:val="Compact"/>
+      </w:pPr>
+      <w:r>
+        <w:rPr>
+          <w:bCs/>
+          <w:b/>
+        </w:rPr>
+        <w:t xml:space="preserve">“</w:t>
+      </w:r>
+      <w:r>
+        <w:rPr>
+          <w:bCs/>
+          <w:b/>
+        </w:rPr>
+        <w:t xml:space="preserve">Stale data</w:t>
+      </w:r>
+      <w:r>
+        <w:rPr>
+          <w:bCs/>
+          <w:b/>
+        </w:rPr>
+        <w:t xml:space="preserve">”</w:t>
+      </w:r>
+      <w:r>
+        <w:rPr>
+          <w:bCs/>
+          <w:b/>
+        </w:rPr>
+        <w:t xml:space="preserve"> </w:t>
+      </w:r>
+      <w:r>
+        <w:rPr>
+          <w:bCs/>
+          <w:b/>
+        </w:rPr>
+        <w:t xml:space="preserve">banner.</w:t>
+      </w:r>
+      <w:r>
+        <w:t xml:space="preserve"> </w:t>
+      </w:r>
+      <w:r>
+        <w:t xml:space="preserve">The last scan is &gt;3 days old — trigger a refresh.</w:t>
+      </w:r>
+    </w:p>
+    <w:p>
+      <w:pPr>
+        <w:numPr>
+          <w:ilvl w:val="0"/>
+          <w:numId w:val="1010"/>
+        </w:numPr>
+        <w:pStyle w:val="Compact"/>
+      </w:pPr>
+      <w:r>
+        <w:rPr>
+          <w:bCs/>
+          <w:b/>
+        </w:rPr>
+        <w:t xml:space="preserve">A holding has a ⚠.</w:t>
+      </w:r>
+      <w:r>
+        <w:t xml:space="preserve"> </w:t>
+      </w:r>
+      <w:r>
+        <w:t xml:space="preserve">Sources diverged, a big jump, or a stale quote — hover to see which. Treat the</w:t>
+      </w:r>
+      <w:r>
+        <w:t xml:space="preserve"> </w:t>
+      </w:r>
+      <w:r>
+        <w:t xml:space="preserve">number with caution.</w:t>
+      </w:r>
+    </w:p>
+    <w:p>
+      <w:pPr>
+        <w:numPr>
+          <w:ilvl w:val="0"/>
+          <w:numId w:val="1010"/>
+        </w:numPr>
+        <w:pStyle w:val="Compact"/>
+      </w:pPr>
+      <w:r>
+        <w:rPr>
+          <w:bCs/>
+          <w:b/>
+        </w:rPr>
+        <w:t xml:space="preserve">Digest says</w:t>
+      </w:r>
+      <w:r>
+        <w:rPr>
+          <w:bCs/>
+          <w:b/>
+        </w:rPr>
+        <w:t xml:space="preserve"> </w:t>
+      </w:r>
+      <w:r>
+        <w:rPr>
+          <w:bCs/>
+          <w:b/>
+        </w:rPr>
+        <w:t xml:space="preserve">“</w:t>
+      </w:r>
+      <w:r>
+        <w:rPr>
+          <w:bCs/>
+          <w:b/>
+        </w:rPr>
+        <w:t xml:space="preserve">no LLM key set</w:t>
+      </w:r>
+      <w:r>
+        <w:rPr>
+          <w:bCs/>
+          <w:b/>
+        </w:rPr>
+        <w:t xml:space="preserve">”</w:t>
+      </w:r>
+      <w:r>
+        <w:rPr>
+          <w:bCs/>
+          <w:b/>
+        </w:rPr>
+        <w:t xml:space="preserve">.</w:t>
+      </w:r>
+      <w:r>
+        <w:t xml:space="preserve"> </w:t>
+      </w:r>
+      <w:r>
+        <w:t xml:space="preserve">Add a Gemini/Groq key (Settings or repo secret).</w:t>
+      </w:r>
+    </w:p>
+    <w:p>
+      <w:pPr>
+        <w:numPr>
+          <w:ilvl w:val="0"/>
+          <w:numId w:val="1010"/>
+        </w:numPr>
+        <w:pStyle w:val="Compact"/>
+      </w:pPr>
+      <w:r>
+        <w:rPr>
+          <w:bCs/>
+          <w:b/>
+        </w:rPr>
+        <w:t xml:space="preserve">Refresh rejected (401/403/404).</w:t>
+      </w:r>
+      <w:r>
+        <w:t xml:space="preserve"> </w:t>
+      </w:r>
+      <w:r>
+        <w:t xml:space="preserve">The dispatch token is missing/insufficient — it needs Contents:</w:t>
+      </w:r>
+      <w:r>
+        <w:t xml:space="preserve"> </w:t>
+      </w:r>
+      <w:r>
+        <w:t xml:space="preserve">Read &amp; write on this repo. It’s auto-cleared so you can re-paste.</w:t>
+      </w:r>
+    </w:p>
+    <w:p>
+      <w:pPr>
+        <w:numPr>
+          <w:ilvl w:val="0"/>
+          <w:numId w:val="1010"/>
+        </w:numPr>
+        <w:pStyle w:val="Compact"/>
+      </w:pPr>
+      <w:r>
+        <w:rPr>
+          <w:bCs/>
+          <w:b/>
+        </w:rPr>
+        <w:t xml:space="preserve">Accept → open PR fails (branch 404/403).</w:t>
+      </w:r>
+      <w:r>
+        <w:t xml:space="preserve"> </w:t>
+      </w:r>
+      <w:r>
+        <w:t xml:space="preserve">The admin token can read but not write. Give it write</w:t>
+      </w:r>
+      <w:r>
+        <w:t xml:space="preserve"> </w:t>
+      </w:r>
+      <w:r>
+        <w:t xml:space="preserve">access: a classic token needs the</w:t>
+      </w:r>
+      <w:r>
+        <w:t xml:space="preserve"> </w:t>
+      </w:r>
+      <w:r>
+        <w:rPr>
+          <w:rStyle w:val="VerbatimChar"/>
+          <w:bCs/>
+          <w:b/>
+        </w:rPr>
+        <w:t xml:space="preserve">repo</w:t>
+      </w:r>
+      <w:r>
+        <w:t xml:space="preserve"> </w:t>
+      </w:r>
+      <w:r>
+        <w:t xml:space="preserve">scope ticked, or a fine-grained token needs</w:t>
+      </w:r>
+      <w:r>
+        <w:t xml:space="preserve"> </w:t>
+      </w:r>
+      <w:r>
+        <w:rPr>
+          <w:bCs/>
+          <w:b/>
+        </w:rPr>
+        <w:t xml:space="preserve">Contents</w:t>
+      </w:r>
+    </w:p>
+    <w:p>
+      <w:pPr>
+        <w:numPr>
+          <w:ilvl w:val="1"/>
+          <w:numId w:val="1011"/>
+        </w:numPr>
+        <w:pStyle w:val="Compact"/>
+      </w:pPr>
+      <w:r>
+        <w:rPr>
+          <w:bCs/>
+          <w:b/>
+        </w:rPr>
+        <w:t xml:space="preserve">Pull requests</w:t>
+      </w:r>
+      <w:r>
+        <w:t xml:space="preserve"> </w:t>
+      </w:r>
+      <w:r>
+        <w:t xml:space="preserve">read/write on this repo.</w:t>
+      </w:r>
+    </w:p>
+    <w:p>
+      <w:pPr>
+        <w:numPr>
+          <w:ilvl w:val="0"/>
+          <w:numId w:val="1010"/>
+        </w:numPr>
+        <w:pStyle w:val="Compact"/>
+      </w:pPr>
+      <w:r>
+        <w:rPr>
+          <w:bCs/>
+          <w:b/>
+        </w:rPr>
+        <w:t xml:space="preserve">I don’t want my real holdings anywhere shared.</w:t>
+      </w:r>
+      <w:r>
+        <w:t xml:space="preserve"> </w:t>
+      </w:r>
+      <w:r>
+        <w:t xml:space="preserve">They never leave your browser (localStorage), and</w:t>
+      </w:r>
+      <w:r>
+        <w:t xml:space="preserve"> </w:t>
+      </w:r>
+      <w:r>
+        <w:rPr>
+          <w:rStyle w:val="VerbatimChar"/>
+        </w:rPr>
+        <w:t xml:space="preserve">positions.local.json</w:t>
+      </w:r>
+      <w:r>
+        <w:t xml:space="preserve"> </w:t>
+      </w:r>
+      <w:r>
+        <w:t xml:space="preserve">is gitignored.</w:t>
+      </w:r>
+    </w:p>
+    <w:p>
+      <w:r>
+        <w:pict>
+          <v:rect style="width:0;height:1.5pt" o:hralign="center" o:hrstd="t" o:hr="t"/>
+        </w:pict>
+      </w:r>
+    </w:p>
     <w:p>
       <w:pPr>
         <w:pStyle w:val="FirstParagraph"/>
@@ -12730,8 +13172,8 @@
         <w:t xml:space="preserve">§5–§6.</w:t>
       </w:r>
     </w:p>
-    <w:bookmarkEnd w:id="78"/>
-    <w:bookmarkEnd w:id="79"/>
+    <w:bookmarkEnd w:id="83"/>
+    <w:bookmarkEnd w:id="84"/>
     <w:sectPr/>
   </w:body>
 </w:document>
@@ -12838,82 +13280,6 @@
       </w:pPr>
     </w:lvl>
   </w:abstractNum>
-  <w:abstractNum w:abstractNumId="991">
-    <w:nsid w:val="A991"/>
-    <w:multiLevelType w:val="multilevel"/>
-    <w:lvl w:ilvl="0">
-      <w:numFmt w:val="bullet"/>
-      <w:lvlText w:val="•"/>
-      <w:lvlJc w:val="left"/>
-      <w:pPr>
-        <w:ind w:left="720" w:hanging="480"/>
-      </w:pPr>
-    </w:lvl>
-    <w:lvl w:ilvl="1">
-      <w:numFmt w:val="bullet"/>
-      <w:lvlText w:val="–"/>
-      <w:lvlJc w:val="left"/>
-      <w:pPr>
-        <w:ind w:left="1440" w:hanging="480"/>
-      </w:pPr>
-    </w:lvl>
-    <w:lvl w:ilvl="2">
-      <w:numFmt w:val="bullet"/>
-      <w:lvlText w:val="•"/>
-      <w:lvlJc w:val="left"/>
-      <w:pPr>
-        <w:ind w:left="2160" w:hanging="480"/>
-      </w:pPr>
-    </w:lvl>
-    <w:lvl w:ilvl="3">
-      <w:numFmt w:val="bullet"/>
-      <w:lvlText w:val="–"/>
-      <w:lvlJc w:val="left"/>
-      <w:pPr>
-        <w:ind w:left="2880" w:hanging="480"/>
-      </w:pPr>
-    </w:lvl>
-    <w:lvl w:ilvl="4">
-      <w:numFmt w:val="bullet"/>
-      <w:lvlText w:val="•"/>
-      <w:lvlJc w:val="left"/>
-      <w:pPr>
-        <w:ind w:left="3600" w:hanging="480"/>
-      </w:pPr>
-    </w:lvl>
-    <w:lvl w:ilvl="5">
-      <w:numFmt w:val="bullet"/>
-      <w:lvlText w:val="–"/>
-      <w:lvlJc w:val="left"/>
-      <w:pPr>
-        <w:ind w:left="4320" w:hanging="480"/>
-      </w:pPr>
-    </w:lvl>
-    <w:lvl w:ilvl="6">
-      <w:numFmt w:val="bullet"/>
-      <w:lvlText w:val="•"/>
-      <w:lvlJc w:val="left"/>
-      <w:pPr>
-        <w:ind w:left="5040" w:hanging="480"/>
-      </w:pPr>
-    </w:lvl>
-    <w:lvl w:ilvl="7">
-      <w:numFmt w:val="bullet"/>
-      <w:lvlText w:val="–"/>
-      <w:lvlJc w:val="left"/>
-      <w:pPr>
-        <w:ind w:left="5760" w:hanging="480"/>
-      </w:pPr>
-    </w:lvl>
-    <w:lvl w:ilvl="8">
-      <w:numFmt w:val="bullet"/>
-      <w:lvlText w:val="•"/>
-      <w:lvlJc w:val="left"/>
-      <w:pPr>
-        <w:ind w:left="6480" w:hanging="480"/>
-      </w:pPr>
-    </w:lvl>
-  </w:abstractNum>
   <w:abstractNum w:abstractNumId="99411">
     <w:nsid w:val="A99411"/>
     <w:multiLevelType w:val="multilevel"/>
@@ -12999,13 +13365,86 @@
       </w:pPr>
     </w:lvl>
   </w:abstractNum>
+  <w:abstractNum w:abstractNumId="991">
+    <w:nsid w:val="A991"/>
+    <w:multiLevelType w:val="multilevel"/>
+    <w:lvl w:ilvl="0">
+      <w:numFmt w:val="bullet"/>
+      <w:lvlText w:val="•"/>
+      <w:lvlJc w:val="left"/>
+      <w:pPr>
+        <w:ind w:left="720" w:hanging="480"/>
+      </w:pPr>
+    </w:lvl>
+    <w:lvl w:ilvl="1">
+      <w:numFmt w:val="bullet"/>
+      <w:lvlText w:val="–"/>
+      <w:lvlJc w:val="left"/>
+      <w:pPr>
+        <w:ind w:left="1440" w:hanging="480"/>
+      </w:pPr>
+    </w:lvl>
+    <w:lvl w:ilvl="2">
+      <w:numFmt w:val="bullet"/>
+      <w:lvlText w:val="•"/>
+      <w:lvlJc w:val="left"/>
+      <w:pPr>
+        <w:ind w:left="2160" w:hanging="480"/>
+      </w:pPr>
+    </w:lvl>
+    <w:lvl w:ilvl="3">
+      <w:numFmt w:val="bullet"/>
+      <w:lvlText w:val="–"/>
+      <w:lvlJc w:val="left"/>
+      <w:pPr>
+        <w:ind w:left="2880" w:hanging="480"/>
+      </w:pPr>
+    </w:lvl>
+    <w:lvl w:ilvl="4">
+      <w:numFmt w:val="bullet"/>
+      <w:lvlText w:val="•"/>
+      <w:lvlJc w:val="left"/>
+      <w:pPr>
+        <w:ind w:left="3600" w:hanging="480"/>
+      </w:pPr>
+    </w:lvl>
+    <w:lvl w:ilvl="5">
+      <w:numFmt w:val="bullet"/>
+      <w:lvlText w:val="–"/>
+      <w:lvlJc w:val="left"/>
+      <w:pPr>
+        <w:ind w:left="4320" w:hanging="480"/>
+      </w:pPr>
+    </w:lvl>
+    <w:lvl w:ilvl="6">
+      <w:numFmt w:val="bullet"/>
+      <w:lvlText w:val="•"/>
+      <w:lvlJc w:val="left"/>
+      <w:pPr>
+        <w:ind w:left="5040" w:hanging="480"/>
+      </w:pPr>
+    </w:lvl>
+    <w:lvl w:ilvl="7">
+      <w:numFmt w:val="bullet"/>
+      <w:lvlText w:val="–"/>
+      <w:lvlJc w:val="left"/>
+      <w:pPr>
+        <w:ind w:left="5760" w:hanging="480"/>
+      </w:pPr>
+    </w:lvl>
+    <w:lvl w:ilvl="8">
+      <w:numFmt w:val="bullet"/>
+      <w:lvlText w:val="•"/>
+      <w:lvlJc w:val="left"/>
+      <w:pPr>
+        <w:ind w:left="6480" w:hanging="480"/>
+      </w:pPr>
+    </w:lvl>
+  </w:abstractNum>
   <w:num w:numId="1000">
     <w:abstractNumId w:val="990"/>
   </w:num>
   <w:num w:numId="1001">
-    <w:abstractNumId w:val="991"/>
-  </w:num>
-  <w:num w:numId="1002">
     <w:abstractNumId w:val="99411"/>
     <w:lvlOverride w:ilvl="0">
       <w:startOverride w:val="1"/>
@@ -13034,6 +13473,9 @@
     <w:lvlOverride w:ilvl="8">
       <w:startOverride w:val="1"/>
     </w:lvlOverride>
+  </w:num>
+  <w:num w:numId="1002">
+    <w:abstractNumId w:val="991"/>
   </w:num>
   <w:num w:numId="1003">
     <w:abstractNumId w:val="99411"/>
@@ -13066,9 +13508,6 @@
     </w:lvlOverride>
   </w:num>
   <w:num w:numId="1004">
-    <w:abstractNumId w:val="991"/>
-  </w:num>
-  <w:num w:numId="1005">
     <w:abstractNumId w:val="99411"/>
     <w:lvlOverride w:ilvl="0">
       <w:startOverride w:val="1"/>
@@ -13098,8 +13537,38 @@
       <w:startOverride w:val="1"/>
     </w:lvlOverride>
   </w:num>
+  <w:num w:numId="1005">
+    <w:abstractNumId w:val="991"/>
+  </w:num>
   <w:num w:numId="1006">
-    <w:abstractNumId w:val="991"/>
+    <w:abstractNumId w:val="99411"/>
+    <w:lvlOverride w:ilvl="0">
+      <w:startOverride w:val="1"/>
+    </w:lvlOverride>
+    <w:lvlOverride w:ilvl="1">
+      <w:startOverride w:val="1"/>
+    </w:lvlOverride>
+    <w:lvlOverride w:ilvl="2">
+      <w:startOverride w:val="1"/>
+    </w:lvlOverride>
+    <w:lvlOverride w:ilvl="3">
+      <w:startOverride w:val="1"/>
+    </w:lvlOverride>
+    <w:lvlOverride w:ilvl="4">
+      <w:startOverride w:val="1"/>
+    </w:lvlOverride>
+    <w:lvlOverride w:ilvl="5">
+      <w:startOverride w:val="1"/>
+    </w:lvlOverride>
+    <w:lvlOverride w:ilvl="6">
+      <w:startOverride w:val="1"/>
+    </w:lvlOverride>
+    <w:lvlOverride w:ilvl="7">
+      <w:startOverride w:val="1"/>
+    </w:lvlOverride>
+    <w:lvlOverride w:ilvl="8">
+      <w:startOverride w:val="1"/>
+    </w:lvlOverride>
   </w:num>
   <w:num w:numId="1007">
     <w:abstractNumId w:val="991"/>
@@ -13111,6 +13580,9 @@
     <w:abstractNumId w:val="991"/>
   </w:num>
   <w:num w:numId="1010">
+    <w:abstractNumId w:val="991"/>
+  </w:num>
+  <w:num w:numId="1011">
     <w:abstractNumId w:val="991"/>
   </w:num>
 </w:numbering>

--- a/docs/USER-GUIDE.docx
+++ b/docs/USER-GUIDE.docx
@@ -4397,7 +4397,7 @@
       <w:r>
         <w:drawing>
           <wp:inline>
-            <wp:extent cx="5334000" cy="16018668"/>
+            <wp:extent cx="5334000" cy="16318706"/>
             <wp:effectExtent b="0" l="0" r="0" t="0"/>
             <wp:docPr descr="Portfolio and triggers" title="" id="42" name="Picture"/>
             <a:graphic>
@@ -4418,7 +4418,7 @@
                   <pic:spPr bwMode="auto">
                     <a:xfrm>
                       <a:off x="0" y="0"/>
-                      <a:ext cx="5334000" cy="16018668"/>
+                      <a:ext cx="5334000" cy="16318706"/>
                     </a:xfrm>
                     <a:prstGeom prst="rect">
                       <a:avLst/>

--- a/docs/USER-GUIDE.docx
+++ b/docs/USER-GUIDE.docx
@@ -1572,7 +1572,7 @@
           <w:bCs/>
           <w:b/>
         </w:rPr>
-        <w:t xml:space="preserve">non-positive</w:t>
+        <w:t xml:space="preserve">near-zero or negative (≤ 0.3 tolerance)</w:t>
       </w:r>
       <w:r>
         <w:rPr>
@@ -4397,7 +4397,7 @@
       <w:r>
         <w:drawing>
           <wp:inline>
-            <wp:extent cx="5334000" cy="16318706"/>
+            <wp:extent cx="5334000" cy="16735425"/>
             <wp:effectExtent b="0" l="0" r="0" t="0"/>
             <wp:docPr descr="Portfolio and triggers" title="" id="42" name="Picture"/>
             <a:graphic>
@@ -4418,7 +4418,7 @@
                   <pic:spPr bwMode="auto">
                     <a:xfrm>
                       <a:off x="0" y="0"/>
-                      <a:ext cx="5334000" cy="16318706"/>
+                      <a:ext cx="5334000" cy="16735425"/>
                     </a:xfrm>
                     <a:prstGeom prst="rect">
                       <a:avLst/>

--- a/docs/USER-GUIDE.docx
+++ b/docs/USER-GUIDE.docx
@@ -60,7 +60,7 @@
         <w:t xml:space="preserve">Layer</w:t>
       </w:r>
     </w:p>
-    <w:bookmarkStart w:id="84" w:name="puck-end-user-guide"/>
+    <w:bookmarkStart w:id="88" w:name="puck-end-user-guide"/>
     <w:p>
       <w:pPr>
         <w:pStyle w:val="Heading1"/>
@@ -475,7 +475,7 @@
       </w:r>
     </w:p>
     <w:bookmarkEnd w:id="23"/>
-    <w:bookmarkStart w:id="35" w:name="Xaafeadbcb03eb9b389c69d4f0e653696205360f"/>
+    <w:bookmarkStart w:id="39" w:name="Xaafeadbcb03eb9b389c69d4f0e653696205360f"/>
     <w:p>
       <w:pPr>
         <w:pStyle w:val="Heading2"/>
@@ -521,6 +521,18 @@
       </w:r>
       <w:r>
         <w:t xml:space="preserve">gates between them.</w:t>
+      </w:r>
+    </w:p>
+    <w:p>
+      <w:pPr>
+        <w:pStyle w:val="BodyText"/>
+      </w:pPr>
+      <w:r>
+        <w:rPr>
+          <w:bCs/>
+          <w:b/>
+        </w:rPr>
+        <w:t xml:space="preserve">The whole picture — one plan, two sleeves, and where each PR lands:</w:t>
       </w:r>
     </w:p>
     <w:p>
@@ -530,14 +542,14 @@
       <w:r>
         <w:drawing>
           <wp:inline>
-            <wp:extent cx="5334000" cy="2293620"/>
+            <wp:extent cx="5334000" cy="2506980"/>
             <wp:effectExtent b="0" l="0" r="0" t="0"/>
-            <wp:docPr descr="Puck end-to-end workflow: Scout → Committee → Scan → You" title="" id="25" name="Picture"/>
+            <wp:docPr descr="Portfolio view: two sleeves, each kept current by its own workflow, converging through your PR approvals into the plan" title="" id="25" name="Picture"/>
             <a:graphic>
               <a:graphicData uri="http://schemas.openxmlformats.org/drawingml/2006/picture">
                 <pic:pic>
                   <pic:nvPicPr>
-                    <pic:cNvPr descr="img/workflow.svg" id="26" name="Picture"/>
+                    <pic:cNvPr descr="img/portfolio-view.svg" id="26" name="Picture"/>
                     <pic:cNvPicPr>
                       <a:picLocks noChangeArrowheads="1" noChangeAspect="1"/>
                     </pic:cNvPicPr>
@@ -560,7 +572,7 @@
                   <pic:spPr bwMode="auto">
                     <a:xfrm>
                       <a:off x="0" y="0"/>
-                      <a:ext cx="5334000" cy="2293620"/>
+                      <a:ext cx="5334000" cy="2506980"/>
                     </a:xfrm>
                     <a:prstGeom prst="rect">
                       <a:avLst/>
@@ -584,7 +596,7 @@
         <w:pStyle w:val="ImageCaption"/>
       </w:pPr>
       <w:r>
-        <w:t xml:space="preserve">Puck end-to-end workflow: Scout → Committee → Scan → You</w:t>
+        <w:t xml:space="preserve">Portfolio view: two sleeves, each kept current by its own workflow, converging through your PR approvals into the plan</w:t>
       </w:r>
     </w:p>
     <w:p>
@@ -592,881 +604,7 @@
         <w:pStyle w:val="BodyText"/>
       </w:pPr>
       <w:r>
-        <w:rPr>
-          <w:bCs/>
-          <w:b/>
-        </w:rPr>
-        <w:t xml:space="preserve">1. Scout —</w:t>
-      </w:r>
-      <w:r>
-        <w:rPr>
-          <w:bCs/>
-          <w:b/>
-        </w:rPr>
-        <w:t xml:space="preserve"> </w:t>
-      </w:r>
-      <w:r>
-        <w:rPr>
-          <w:iCs/>
-          <w:i/>
-          <w:bCs/>
-          <w:b/>
-        </w:rPr>
-        <w:t xml:space="preserve">find new scarcities</w:t>
-      </w:r>
-      <w:r>
-        <w:rPr>
-          <w:bCs/>
-          <w:b/>
-        </w:rPr>
-        <w:t xml:space="preserve">.</w:t>
-      </w:r>
-      <w:r>
-        <w:t xml:space="preserve"> </w:t>
-      </w:r>
-      <w:r>
-        <w:t xml:space="preserve">Weekly (auto, Mon), the scout reads SEC filings for</w:t>
-      </w:r>
-      <w:r>
-        <w:t xml:space="preserve"> </w:t>
-      </w:r>
-      <w:r>
-        <w:t xml:space="preserve">“</w:t>
-      </w:r>
-      <w:r>
-        <w:t xml:space="preserve">constraint</w:t>
-      </w:r>
-      <w:r>
-        <w:t xml:space="preserve"> </w:t>
-      </w:r>
-      <w:r>
-        <w:t xml:space="preserve">shadow</w:t>
-      </w:r>
-      <w:r>
-        <w:t xml:space="preserve">”</w:t>
-      </w:r>
-      <w:r>
-        <w:t xml:space="preserve"> </w:t>
-      </w:r>
-      <w:r>
-        <w:t xml:space="preserve">language (downstream firms complaining about supply) and drafts</w:t>
-      </w:r>
-      <w:r>
-        <w:t xml:space="preserve"> </w:t>
-      </w:r>
-      <w:r>
-        <w:rPr>
-          <w:bCs/>
-          <w:b/>
-        </w:rPr>
-        <w:t xml:space="preserve">candidate</w:t>
-      </w:r>
-      <w:r>
-        <w:t xml:space="preserve"> </w:t>
-      </w:r>
-      <w:r>
-        <w:t xml:space="preserve">new scarcities.</w:t>
-      </w:r>
-      <w:r>
-        <w:t xml:space="preserve"> </w:t>
-      </w:r>
-      <w:r>
-        <w:t xml:space="preserve">It writes them to a</w:t>
-      </w:r>
-      <w:r>
-        <w:t xml:space="preserve"> </w:t>
-      </w:r>
-      <w:r>
-        <w:rPr>
-          <w:bCs/>
-          <w:b/>
-        </w:rPr>
-        <w:t xml:space="preserve">separate</w:t>
-      </w:r>
-      <w:r>
-        <w:t xml:space="preserve"> </w:t>
-      </w:r>
-      <w:r>
-        <w:t xml:space="preserve">feed (</w:t>
-      </w:r>
-      <w:r>
-        <w:rPr>
-          <w:rStyle w:val="VerbatimChar"/>
-        </w:rPr>
-        <w:t xml:space="preserve">scout-candidates.json</w:t>
-      </w:r>
-      <w:r>
-        <w:t xml:space="preserve">), never to your live list. You review</w:t>
-      </w:r>
-      <w:r>
-        <w:t xml:space="preserve"> </w:t>
-      </w:r>
-      <w:r>
-        <w:t xml:space="preserve">them in the</w:t>
-      </w:r>
-      <w:r>
-        <w:t xml:space="preserve"> </w:t>
-      </w:r>
-      <w:r>
-        <w:rPr>
-          <w:bCs/>
-          <w:b/>
-        </w:rPr>
-        <w:t xml:space="preserve">Scout</w:t>
-      </w:r>
-      <w:r>
-        <w:t xml:space="preserve"> </w:t>
-      </w:r>
-      <w:r>
-        <w:t xml:space="preserve">tab (§4d) and click</w:t>
-      </w:r>
-      <w:r>
-        <w:t xml:space="preserve"> </w:t>
-      </w:r>
-      <w:r>
-        <w:rPr>
-          <w:bCs/>
-          <w:b/>
-        </w:rPr>
-        <w:t xml:space="preserve">Accept → opens a PR</w:t>
-      </w:r>
-      <w:r>
-        <w:t xml:space="preserve">.</w:t>
-      </w:r>
-      <w:r>
-        <w:t xml:space="preserve"> </w:t>
-      </w:r>
-      <w:r>
-        <w:rPr>
-          <w:iCs/>
-          <w:i/>
-        </w:rPr>
-        <w:t xml:space="preserve">Merging that PR</w:t>
-      </w:r>
-      <w:r>
-        <w:t xml:space="preserve"> </w:t>
-      </w:r>
-      <w:r>
-        <w:t xml:space="preserve">is what adds the</w:t>
-      </w:r>
-      <w:r>
-        <w:t xml:space="preserve"> </w:t>
-      </w:r>
-      <w:r>
-        <w:t xml:space="preserve">scarcity to</w:t>
-      </w:r>
-      <w:r>
-        <w:t xml:space="preserve"> </w:t>
-      </w:r>
-      <w:r>
-        <w:rPr>
-          <w:rStyle w:val="VerbatimChar"/>
-        </w:rPr>
-        <w:t xml:space="preserve">scarcities.json</w:t>
-      </w:r>
-      <w:r>
-        <w:t xml:space="preserve">.</w:t>
-      </w:r>
-    </w:p>
-    <w:p>
-      <w:pPr>
-        <w:pStyle w:val="BodyText"/>
-      </w:pPr>
-      <w:r>
-        <w:rPr>
-          <w:bCs/>
-          <w:b/>
-        </w:rPr>
-        <w:t xml:space="preserve">2. Committee —</w:t>
-      </w:r>
-      <w:r>
-        <w:rPr>
-          <w:bCs/>
-          <w:b/>
-        </w:rPr>
-        <w:t xml:space="preserve"> </w:t>
-      </w:r>
-      <w:r>
-        <w:rPr>
-          <w:iCs/>
-          <w:i/>
-          <w:bCs/>
-          <w:b/>
-        </w:rPr>
-        <w:t xml:space="preserve">pressure-test the theses</w:t>
-      </w:r>
-      <w:r>
-        <w:rPr>
-          <w:bCs/>
-          <w:b/>
-        </w:rPr>
-        <w:t xml:space="preserve">.</w:t>
-      </w:r>
-      <w:r>
-        <w:t xml:space="preserve"> </w:t>
-      </w:r>
-      <w:r>
-        <w:t xml:space="preserve">Monthly (auto, the 1st) — and automatically whenever</w:t>
-      </w:r>
-      <w:r>
-        <w:t xml:space="preserve"> </w:t>
-      </w:r>
-      <w:r>
-        <w:rPr>
-          <w:rStyle w:val="VerbatimChar"/>
-        </w:rPr>
-        <w:t xml:space="preserve">scarcities.json</w:t>
-      </w:r>
-      <w:r>
-        <w:t xml:space="preserve"> </w:t>
-      </w:r>
-      <w:r>
-        <w:t xml:space="preserve">changes — a synthetic</w:t>
-      </w:r>
-      <w:r>
-        <w:t xml:space="preserve"> </w:t>
-      </w:r>
-      <w:r>
-        <w:rPr>
-          <w:bCs/>
-          <w:b/>
-        </w:rPr>
-        <w:t xml:space="preserve">bull / bear / skeptic</w:t>
-      </w:r>
-      <w:r>
-        <w:t xml:space="preserve"> </w:t>
-      </w:r>
-      <w:r>
-        <w:t xml:space="preserve">committee re-reads every scarcity and</w:t>
-      </w:r>
-      <w:r>
-        <w:t xml:space="preserve"> </w:t>
-      </w:r>
-      <w:r>
-        <w:t xml:space="preserve">proposes edits to its read (priced-in, durability, confidence). It writes</w:t>
-      </w:r>
-      <w:r>
-        <w:t xml:space="preserve"> </w:t>
-      </w:r>
-      <w:r>
-        <w:rPr>
-          <w:bCs/>
-          <w:b/>
-        </w:rPr>
-        <w:t xml:space="preserve">proposals only</w:t>
-      </w:r>
-      <w:r>
-        <w:t xml:space="preserve"> </w:t>
-      </w:r>
-      <w:r>
-        <w:t xml:space="preserve">(</w:t>
-      </w:r>
-      <w:r>
-        <w:rPr>
-          <w:rStyle w:val="VerbatimChar"/>
-        </w:rPr>
-        <w:t xml:space="preserve">research-proposals.json</w:t>
-      </w:r>
-      <w:r>
-        <w:t xml:space="preserve">); you review the before→after diffs in the</w:t>
-      </w:r>
-      <w:r>
-        <w:t xml:space="preserve"> </w:t>
-      </w:r>
-      <w:r>
-        <w:rPr>
-          <w:bCs/>
-          <w:b/>
-        </w:rPr>
-        <w:t xml:space="preserve">Research</w:t>
-      </w:r>
-      <w:r>
-        <w:t xml:space="preserve"> </w:t>
-      </w:r>
-      <w:r>
-        <w:t xml:space="preserve">tab (§4c) and</w:t>
-      </w:r>
-      <w:r>
-        <w:t xml:space="preserve"> </w:t>
-      </w:r>
-      <w:r>
-        <w:rPr>
-          <w:bCs/>
-          <w:b/>
-        </w:rPr>
-        <w:t xml:space="preserve">Accept → PR</w:t>
-      </w:r>
-      <w:r>
-        <w:t xml:space="preserve">. Merging applies the edits.</w:t>
-      </w:r>
-    </w:p>
-    <w:p>
-      <w:pPr>
-        <w:pStyle w:val="BodyText"/>
-      </w:pPr>
-      <w:r>
-        <w:rPr>
-          <w:bCs/>
-          <w:b/>
-        </w:rPr>
-        <w:t xml:space="preserve">3. Scan —</w:t>
-      </w:r>
-      <w:r>
-        <w:rPr>
-          <w:bCs/>
-          <w:b/>
-        </w:rPr>
-        <w:t xml:space="preserve"> </w:t>
-      </w:r>
-      <w:r>
-        <w:rPr>
-          <w:iCs/>
-          <w:i/>
-          <w:bCs/>
-          <w:b/>
-        </w:rPr>
-        <w:t xml:space="preserve">score everything + suggest a rebalance</w:t>
-      </w:r>
-      <w:r>
-        <w:rPr>
-          <w:bCs/>
-          <w:b/>
-        </w:rPr>
-        <w:t xml:space="preserve">.</w:t>
-      </w:r>
-      <w:r>
-        <w:t xml:space="preserve"> </w:t>
-      </w:r>
-      <w:r>
-        <w:t xml:space="preserve">Daily (auto, weekdays after the US open), the</w:t>
-      </w:r>
-      <w:r>
-        <w:t xml:space="preserve"> </w:t>
-      </w:r>
-      <w:r>
-        <w:t xml:space="preserve">scanner reads your</w:t>
-      </w:r>
-      <w:r>
-        <w:t xml:space="preserve"> </w:t>
-      </w:r>
-      <w:r>
-        <w:rPr>
-          <w:bCs/>
-          <w:b/>
-        </w:rPr>
-        <w:t xml:space="preserve">merged</w:t>
-      </w:r>
-      <w:r>
-        <w:t xml:space="preserve"> </w:t>
-      </w:r>
-      <w:r>
-        <w:rPr>
-          <w:rStyle w:val="VerbatimChar"/>
-        </w:rPr>
-        <w:t xml:space="preserve">scarcities.json</w:t>
-      </w:r>
-      <w:r>
-        <w:t xml:space="preserve"> </w:t>
-      </w:r>
-      <w:r>
-        <w:t xml:space="preserve">+</w:t>
-      </w:r>
-      <w:r>
-        <w:t xml:space="preserve"> </w:t>
-      </w:r>
-      <w:r>
-        <w:rPr>
-          <w:rStyle w:val="VerbatimChar"/>
-        </w:rPr>
-        <w:t xml:space="preserve">portfolio.json</w:t>
-      </w:r>
-      <w:r>
-        <w:t xml:space="preserve"> </w:t>
-      </w:r>
-      <w:r>
-        <w:t xml:space="preserve">+</w:t>
-      </w:r>
-      <w:r>
-        <w:t xml:space="preserve"> </w:t>
-      </w:r>
-      <w:r>
-        <w:rPr>
-          <w:rStyle w:val="VerbatimChar"/>
-        </w:rPr>
-        <w:t xml:space="preserve">triggers.json</w:t>
-      </w:r>
-      <w:r>
-        <w:t xml:space="preserve">, pulls free</w:t>
-      </w:r>
-      <w:r>
-        <w:t xml:space="preserve"> </w:t>
-      </w:r>
-      <w:r>
-        <w:t xml:space="preserve">prices, and computes the whole dashboard into</w:t>
-      </w:r>
-      <w:r>
-        <w:t xml:space="preserve"> </w:t>
-      </w:r>
-      <w:r>
-        <w:rPr>
-          <w:rStyle w:val="VerbatimChar"/>
-        </w:rPr>
-        <w:t xml:space="preserve">signals.json</w:t>
-      </w:r>
-      <w:r>
-        <w:t xml:space="preserve">: Opportunity scores, crowding, the</w:t>
-      </w:r>
-      <w:r>
-        <w:t xml:space="preserve"> </w:t>
-      </w:r>
-      <w:r>
-        <w:t xml:space="preserve">regime/timing posture,</w:t>
-      </w:r>
-      <w:r>
-        <w:t xml:space="preserve"> </w:t>
-      </w:r>
-      <w:r>
-        <w:rPr>
-          <w:bCs/>
-          <w:b/>
-        </w:rPr>
-        <w:t xml:space="preserve">rebalance suggestions</w:t>
-      </w:r>
-      <w:r>
-        <w:t xml:space="preserve"> </w:t>
-      </w:r>
-      <w:r>
-        <w:t xml:space="preserve">(§4.9), and</w:t>
-      </w:r>
-      <w:r>
-        <w:t xml:space="preserve"> </w:t>
-      </w:r>
-      <w:r>
-        <w:rPr>
-          <w:bCs/>
-          <w:b/>
-        </w:rPr>
-        <w:t xml:space="preserve">trigger status</w:t>
-      </w:r>
-      <w:r>
-        <w:t xml:space="preserve">. If a trigger fires it</w:t>
-      </w:r>
-      <w:r>
-        <w:t xml:space="preserve"> </w:t>
-      </w:r>
-      <w:r>
-        <w:rPr>
-          <w:bCs/>
-          <w:b/>
-        </w:rPr>
-        <w:t xml:space="preserve">opens a GitHub issue</w:t>
-      </w:r>
-      <w:r>
-        <w:t xml:space="preserve">. It writes only generated files —</w:t>
-      </w:r>
-      <w:r>
-        <w:t xml:space="preserve"> </w:t>
-      </w:r>
-      <w:r>
-        <w:rPr>
-          <w:iCs/>
-          <w:i/>
-        </w:rPr>
-        <w:t xml:space="preserve">never</w:t>
-      </w:r>
-      <w:r>
-        <w:t xml:space="preserve"> </w:t>
-      </w:r>
-      <w:r>
-        <w:t xml:space="preserve">your portfolio or triggers.</w:t>
-      </w:r>
-    </w:p>
-    <w:p>
-      <w:pPr>
-        <w:pStyle w:val="BodyText"/>
-      </w:pPr>
-      <w:r>
-        <w:rPr>
-          <w:bCs/>
-          <w:b/>
-        </w:rPr>
-        <w:t xml:space="preserve">4. You —</w:t>
-      </w:r>
-      <w:r>
-        <w:rPr>
-          <w:bCs/>
-          <w:b/>
-        </w:rPr>
-        <w:t xml:space="preserve"> </w:t>
-      </w:r>
-      <w:r>
-        <w:rPr>
-          <w:iCs/>
-          <w:i/>
-          <w:bCs/>
-          <w:b/>
-        </w:rPr>
-        <w:t xml:space="preserve">decide and act</w:t>
-      </w:r>
-      <w:r>
-        <w:rPr>
-          <w:bCs/>
-          <w:b/>
-        </w:rPr>
-        <w:t xml:space="preserve">.</w:t>
-      </w:r>
-      <w:r>
-        <w:t xml:space="preserve"> </w:t>
-      </w:r>
-      <w:r>
-        <w:t xml:space="preserve">You own</w:t>
-      </w:r>
-      <w:r>
-        <w:t xml:space="preserve"> </w:t>
-      </w:r>
-      <w:r>
-        <w:rPr>
-          <w:rStyle w:val="VerbatimChar"/>
-        </w:rPr>
-        <w:t xml:space="preserve">portfolio.json</w:t>
-      </w:r>
-      <w:r>
-        <w:t xml:space="preserve"> </w:t>
-      </w:r>
-      <w:r>
-        <w:t xml:space="preserve">and</w:t>
-      </w:r>
-      <w:r>
-        <w:t xml:space="preserve"> </w:t>
-      </w:r>
-      <w:r>
-        <w:rPr>
-          <w:rStyle w:val="VerbatimChar"/>
-        </w:rPr>
-        <w:t xml:space="preserve">triggers.json</w:t>
-      </w:r>
-      <w:r>
-        <w:t xml:space="preserve">. Your jobs:</w:t>
-      </w:r>
-      <w:r>
-        <w:t xml:space="preserve"> </w:t>
-      </w:r>
-      <w:r>
-        <w:rPr>
-          <w:bCs/>
-          <w:b/>
-        </w:rPr>
-        <w:t xml:space="preserve">merge</w:t>
-      </w:r>
-      <w:r>
-        <w:t xml:space="preserve"> </w:t>
-      </w:r>
-      <w:r>
-        <w:t xml:space="preserve">the</w:t>
-      </w:r>
-      <w:r>
-        <w:t xml:space="preserve"> </w:t>
-      </w:r>
-      <w:r>
-        <w:t xml:space="preserve">scout/research PRs, read the</w:t>
-      </w:r>
-      <w:r>
-        <w:t xml:space="preserve"> </w:t>
-      </w:r>
-      <w:r>
-        <w:rPr>
-          <w:bCs/>
-          <w:b/>
-        </w:rPr>
-        <w:t xml:space="preserve">rebalance suggestion</w:t>
-      </w:r>
-      <w:r>
-        <w:t xml:space="preserve"> </w:t>
-      </w:r>
-      <w:r>
-        <w:t xml:space="preserve">and any</w:t>
-      </w:r>
-      <w:r>
-        <w:t xml:space="preserve"> </w:t>
-      </w:r>
-      <w:r>
-        <w:rPr>
-          <w:bCs/>
-          <w:b/>
-        </w:rPr>
-        <w:t xml:space="preserve">fired-trigger issue</w:t>
-      </w:r>
-      <w:r>
-        <w:t xml:space="preserve">, then place trades</w:t>
-      </w:r>
-      <w:r>
-        <w:t xml:space="preserve"> </w:t>
-      </w:r>
-      <w:r>
-        <w:t xml:space="preserve">yourself and update your holdings (via</w:t>
-      </w:r>
-      <w:r>
-        <w:t xml:space="preserve"> </w:t>
-      </w:r>
-      <w:r>
-        <w:rPr>
-          <w:bCs/>
-          <w:b/>
-        </w:rPr>
-        <w:t xml:space="preserve">⚙ Settings</w:t>
-      </w:r>
-      <w:r>
-        <w:t xml:space="preserve"> </w:t>
-      </w:r>
-      <w:r>
-        <w:t xml:space="preserve">in the browser, or by committing</w:t>
-      </w:r>
-      <w:r>
-        <w:t xml:space="preserve"> </w:t>
-      </w:r>
-      <w:r>
-        <w:rPr>
-          <w:rStyle w:val="VerbatimChar"/>
-        </w:rPr>
-        <w:t xml:space="preserve">portfolio.json</w:t>
-      </w:r>
-      <w:r>
-        <w:t xml:space="preserve">).</w:t>
-      </w:r>
-      <w:r>
-        <w:t xml:space="preserve"> </w:t>
-      </w:r>
-      <w:r>
-        <w:rPr>
-          <w:bCs/>
-          <w:b/>
-        </w:rPr>
-        <w:t xml:space="preserve">Puck never trades and never edits your book.</w:t>
-      </w:r>
-    </w:p>
-    <w:p>
-      <w:pPr>
-        <w:pStyle w:val="BlockText"/>
-      </w:pPr>
-      <w:r>
-        <w:rPr>
-          <w:bCs/>
-          <w:b/>
-        </w:rPr>
-        <w:t xml:space="preserve">Where a NEW</w:t>
-      </w:r>
-      <w:r>
-        <w:rPr>
-          <w:bCs/>
-          <w:b/>
-        </w:rPr>
-        <w:t xml:space="preserve"> </w:t>
-      </w:r>
-      <w:r>
-        <w:rPr>
-          <w:iCs/>
-          <w:i/>
-          <w:bCs/>
-          <w:b/>
-        </w:rPr>
-        <w:t xml:space="preserve">axis</w:t>
-      </w:r>
-      <w:r>
-        <w:rPr>
-          <w:bCs/>
-          <w:b/>
-        </w:rPr>
-        <w:t xml:space="preserve"> </w:t>
-      </w:r>
-      <w:r>
-        <w:rPr>
-          <w:bCs/>
-          <w:b/>
-        </w:rPr>
-        <w:t xml:space="preserve">comes from (e.g. the Health + Climate diversifier sleeve).</w:t>
-      </w:r>
-      <w:r>
-        <w:t xml:space="preserve"> </w:t>
-      </w:r>
-      <w:r>
-        <w:t xml:space="preserve">Adding a whole new</w:t>
-      </w:r>
-      <w:r>
-        <w:t xml:space="preserve"> </w:t>
-      </w:r>
-      <w:r>
-        <w:t xml:space="preserve">sleeve runs through the</w:t>
-      </w:r>
-      <w:r>
-        <w:t xml:space="preserve"> </w:t>
-      </w:r>
-      <w:r>
-        <w:rPr>
-          <w:bCs/>
-          <w:b/>
-        </w:rPr>
-        <w:t xml:space="preserve">diversifier</w:t>
-      </w:r>
-      <w:r>
-        <w:t xml:space="preserve"> </w:t>
-      </w:r>
-      <w:r>
-        <w:t xml:space="preserve">workflow (Actions →</w:t>
-      </w:r>
-      <w:r>
-        <w:t xml:space="preserve"> </w:t>
-      </w:r>
-      <w:r>
-        <w:rPr>
-          <w:iCs/>
-          <w:i/>
-        </w:rPr>
-        <w:t xml:space="preserve">diversifier</w:t>
-      </w:r>
-      <w:r>
-        <w:t xml:space="preserve">, monthly + manual): it screens</w:t>
-      </w:r>
-      <w:r>
-        <w:t xml:space="preserve"> </w:t>
-      </w:r>
-      <w:r>
-        <w:t xml:space="preserve">candidate defensive baskets</w:t>
-      </w:r>
-      <w:r>
-        <w:t xml:space="preserve"> </w:t>
-      </w:r>
-      <w:r>
-        <w:rPr>
-          <w:bCs/>
-          <w:b/>
-        </w:rPr>
-        <w:t xml:space="preserve">book-aware</w:t>
-      </w:r>
-      <w:r>
-        <w:t xml:space="preserve"> </w:t>
-      </w:r>
-      <w:r>
-        <w:t xml:space="preserve">(the pipeline below), scores conviction, and proposes a sized</w:t>
-      </w:r>
-      <w:r>
-        <w:t xml:space="preserve"> </w:t>
-      </w:r>
-      <w:r>
-        <w:t xml:space="preserve">sleeve for your PR approval. That’s how the second (diversifier) axis is built. Diversifiers live in</w:t>
-      </w:r>
-      <w:r>
-        <w:t xml:space="preserve"> </w:t>
-      </w:r>
-      <w:r>
-        <w:rPr>
-          <w:rStyle w:val="VerbatimChar"/>
-        </w:rPr>
-        <w:t xml:space="preserve">scarcities.json</w:t>
-      </w:r>
-      <w:r>
-        <w:t xml:space="preserve"> </w:t>
-      </w:r>
-      <w:r>
-        <w:t xml:space="preserve">tagged</w:t>
-      </w:r>
-      <w:r>
-        <w:t xml:space="preserve"> </w:t>
-      </w:r>
-      <w:r>
-        <w:rPr>
-          <w:rStyle w:val="VerbatimChar"/>
-        </w:rPr>
-        <w:t xml:space="preserve">axis: "diversifier"</w:t>
-      </w:r>
-      <w:r>
-        <w:t xml:space="preserve"> </w:t>
-      </w:r>
-      <w:r>
-        <w:t xml:space="preserve">and are</w:t>
-      </w:r>
-      <w:r>
-        <w:t xml:space="preserve"> </w:t>
-      </w:r>
-      <w:r>
-        <w:rPr>
-          <w:bCs/>
-          <w:b/>
-        </w:rPr>
-        <w:t xml:space="preserve">tracked/priced but held out of the deep-tech build-out</w:t>
-      </w:r>
-      <w:r>
-        <w:rPr>
-          <w:bCs/>
-          <w:b/>
-        </w:rPr>
-        <w:t xml:space="preserve"> </w:t>
-      </w:r>
-      <w:r>
-        <w:rPr>
-          <w:bCs/>
-          <w:b/>
-        </w:rPr>
-        <w:t xml:space="preserve">ranking and sizing</w:t>
-      </w:r>
-      <w:r>
-        <w:t xml:space="preserve"> </w:t>
-      </w:r>
-      <w:r>
-        <w:t xml:space="preserve">— they earn their place by lowering drawdown, shown with a</w:t>
-      </w:r>
-      <w:r>
-        <w:t xml:space="preserve"> </w:t>
-      </w:r>
-      <w:r>
-        <w:rPr>
-          <w:rStyle w:val="VerbatimChar"/>
-        </w:rPr>
-        <w:t xml:space="preserve">◇ diversifier · 2nd axis</w:t>
-      </w:r>
-      <w:r>
-        <w:t xml:space="preserve"> </w:t>
-      </w:r>
-      <w:r>
-        <w:t xml:space="preserve">badge on the radar.</w:t>
-      </w:r>
-    </w:p>
-    <w:bookmarkStart w:id="32" w:name="X5471cb438e833f3600e27a7b703866194b06332"/>
-    <w:p>
-      <w:pPr>
-        <w:pStyle w:val="Heading4"/>
-      </w:pPr>
-      <w:r>
-        <w:t xml:space="preserve">How a diversifier sleeve gets funded (the second-axis pipeline)</w:t>
-      </w:r>
-    </w:p>
-    <w:p>
-      <w:pPr>
-        <w:pStyle w:val="FirstParagraph"/>
-      </w:pPr>
-      <w:r>
-        <w:t xml:space="preserve">Because a diversifier earns its place by</w:t>
-      </w:r>
-      <w:r>
-        <w:t xml:space="preserve"> </w:t>
-      </w:r>
-      <w:r>
-        <w:rPr>
-          <w:iCs/>
-          <w:i/>
-        </w:rPr>
-        <w:t xml:space="preserve">lowering drawdown</w:t>
-      </w:r>
-      <w:r>
-        <w:t xml:space="preserve"> </w:t>
-      </w:r>
-      <w:r>
-        <w:t xml:space="preserve">(not by binding soon), it has its own funding</w:t>
-      </w:r>
-      <w:r>
-        <w:t xml:space="preserve"> </w:t>
-      </w:r>
-      <w:r>
-        <w:t xml:space="preserve">pipeline, distinct from the deep-tech build-out Opportunity logic:</w:t>
+        <w:t xml:space="preserve">The detailed deep-tech build-out pipeline (Scout → Committee → Scan → You):</w:t>
       </w:r>
     </w:p>
     <w:p>
@@ -1478,12 +616,12 @@
           <wp:inline>
             <wp:extent cx="5334000" cy="2293620"/>
             <wp:effectExtent b="0" l="0" r="0" t="0"/>
-            <wp:docPr descr="Diversifier funding pipeline: Screen → Committee conviction → Size → human-merged PR into the plan" title="" id="29" name="Picture"/>
+            <wp:docPr descr="Puck end-to-end workflow: Scout → Committee → Scan → You" title="" id="29" name="Picture"/>
             <a:graphic>
               <a:graphicData uri="http://schemas.openxmlformats.org/drawingml/2006/picture">
                 <pic:pic>
                   <pic:nvPicPr>
-                    <pic:cNvPr descr="img/diversifier.svg" id="30" name="Picture"/>
+                    <pic:cNvPr descr="img/workflow.svg" id="30" name="Picture"/>
                     <pic:cNvPicPr>
                       <a:picLocks noChangeArrowheads="1" noChangeAspect="1"/>
                     </pic:cNvPicPr>
@@ -1530,6 +668,952 @@
         <w:pStyle w:val="ImageCaption"/>
       </w:pPr>
       <w:r>
+        <w:t xml:space="preserve">Puck end-to-end workflow: Scout → Committee → Scan → You</w:t>
+      </w:r>
+    </w:p>
+    <w:p>
+      <w:pPr>
+        <w:pStyle w:val="BodyText"/>
+      </w:pPr>
+      <w:r>
+        <w:rPr>
+          <w:bCs/>
+          <w:b/>
+        </w:rPr>
+        <w:t xml:space="preserve">1. Scout —</w:t>
+      </w:r>
+      <w:r>
+        <w:rPr>
+          <w:bCs/>
+          <w:b/>
+        </w:rPr>
+        <w:t xml:space="preserve"> </w:t>
+      </w:r>
+      <w:r>
+        <w:rPr>
+          <w:iCs/>
+          <w:i/>
+          <w:bCs/>
+          <w:b/>
+        </w:rPr>
+        <w:t xml:space="preserve">find new scarcities</w:t>
+      </w:r>
+      <w:r>
+        <w:rPr>
+          <w:bCs/>
+          <w:b/>
+        </w:rPr>
+        <w:t xml:space="preserve">.</w:t>
+      </w:r>
+      <w:r>
+        <w:t xml:space="preserve"> </w:t>
+      </w:r>
+      <w:r>
+        <w:t xml:space="preserve">Weekly (auto, Mon), the scout reads SEC filings for</w:t>
+      </w:r>
+      <w:r>
+        <w:t xml:space="preserve"> </w:t>
+      </w:r>
+      <w:r>
+        <w:t xml:space="preserve">“</w:t>
+      </w:r>
+      <w:r>
+        <w:t xml:space="preserve">constraint</w:t>
+      </w:r>
+      <w:r>
+        <w:t xml:space="preserve"> </w:t>
+      </w:r>
+      <w:r>
+        <w:t xml:space="preserve">shadow</w:t>
+      </w:r>
+      <w:r>
+        <w:t xml:space="preserve">”</w:t>
+      </w:r>
+      <w:r>
+        <w:t xml:space="preserve"> </w:t>
+      </w:r>
+      <w:r>
+        <w:t xml:space="preserve">language (downstream firms complaining about supply) and drafts</w:t>
+      </w:r>
+      <w:r>
+        <w:t xml:space="preserve"> </w:t>
+      </w:r>
+      <w:r>
+        <w:rPr>
+          <w:bCs/>
+          <w:b/>
+        </w:rPr>
+        <w:t xml:space="preserve">candidate</w:t>
+      </w:r>
+      <w:r>
+        <w:t xml:space="preserve"> </w:t>
+      </w:r>
+      <w:r>
+        <w:t xml:space="preserve">new scarcities.</w:t>
+      </w:r>
+      <w:r>
+        <w:t xml:space="preserve"> </w:t>
+      </w:r>
+      <w:r>
+        <w:t xml:space="preserve">It writes them to a</w:t>
+      </w:r>
+      <w:r>
+        <w:t xml:space="preserve"> </w:t>
+      </w:r>
+      <w:r>
+        <w:rPr>
+          <w:bCs/>
+          <w:b/>
+        </w:rPr>
+        <w:t xml:space="preserve">separate</w:t>
+      </w:r>
+      <w:r>
+        <w:t xml:space="preserve"> </w:t>
+      </w:r>
+      <w:r>
+        <w:t xml:space="preserve">feed (</w:t>
+      </w:r>
+      <w:r>
+        <w:rPr>
+          <w:rStyle w:val="VerbatimChar"/>
+        </w:rPr>
+        <w:t xml:space="preserve">scout-candidates.json</w:t>
+      </w:r>
+      <w:r>
+        <w:t xml:space="preserve">), never to your live list. You review</w:t>
+      </w:r>
+      <w:r>
+        <w:t xml:space="preserve"> </w:t>
+      </w:r>
+      <w:r>
+        <w:t xml:space="preserve">them in the</w:t>
+      </w:r>
+      <w:r>
+        <w:t xml:space="preserve"> </w:t>
+      </w:r>
+      <w:r>
+        <w:rPr>
+          <w:bCs/>
+          <w:b/>
+        </w:rPr>
+        <w:t xml:space="preserve">Scout</w:t>
+      </w:r>
+      <w:r>
+        <w:t xml:space="preserve"> </w:t>
+      </w:r>
+      <w:r>
+        <w:t xml:space="preserve">tab (§4d) and click</w:t>
+      </w:r>
+      <w:r>
+        <w:t xml:space="preserve"> </w:t>
+      </w:r>
+      <w:r>
+        <w:rPr>
+          <w:bCs/>
+          <w:b/>
+        </w:rPr>
+        <w:t xml:space="preserve">Accept → opens a PR</w:t>
+      </w:r>
+      <w:r>
+        <w:t xml:space="preserve">.</w:t>
+      </w:r>
+      <w:r>
+        <w:t xml:space="preserve"> </w:t>
+      </w:r>
+      <w:r>
+        <w:rPr>
+          <w:iCs/>
+          <w:i/>
+        </w:rPr>
+        <w:t xml:space="preserve">Merging that PR</w:t>
+      </w:r>
+      <w:r>
+        <w:t xml:space="preserve"> </w:t>
+      </w:r>
+      <w:r>
+        <w:t xml:space="preserve">is what adds the</w:t>
+      </w:r>
+      <w:r>
+        <w:t xml:space="preserve"> </w:t>
+      </w:r>
+      <w:r>
+        <w:t xml:space="preserve">scarcity to</w:t>
+      </w:r>
+      <w:r>
+        <w:t xml:space="preserve"> </w:t>
+      </w:r>
+      <w:r>
+        <w:rPr>
+          <w:rStyle w:val="VerbatimChar"/>
+        </w:rPr>
+        <w:t xml:space="preserve">scarcities.json</w:t>
+      </w:r>
+      <w:r>
+        <w:t xml:space="preserve">.</w:t>
+      </w:r>
+    </w:p>
+    <w:p>
+      <w:pPr>
+        <w:pStyle w:val="BodyText"/>
+      </w:pPr>
+      <w:r>
+        <w:rPr>
+          <w:bCs/>
+          <w:b/>
+        </w:rPr>
+        <w:t xml:space="preserve">2. Committee —</w:t>
+      </w:r>
+      <w:r>
+        <w:rPr>
+          <w:bCs/>
+          <w:b/>
+        </w:rPr>
+        <w:t xml:space="preserve"> </w:t>
+      </w:r>
+      <w:r>
+        <w:rPr>
+          <w:iCs/>
+          <w:i/>
+          <w:bCs/>
+          <w:b/>
+        </w:rPr>
+        <w:t xml:space="preserve">pressure-test the theses</w:t>
+      </w:r>
+      <w:r>
+        <w:rPr>
+          <w:bCs/>
+          <w:b/>
+        </w:rPr>
+        <w:t xml:space="preserve">.</w:t>
+      </w:r>
+      <w:r>
+        <w:t xml:space="preserve"> </w:t>
+      </w:r>
+      <w:r>
+        <w:t xml:space="preserve">Monthly (auto, the 1st) — and automatically whenever</w:t>
+      </w:r>
+      <w:r>
+        <w:t xml:space="preserve"> </w:t>
+      </w:r>
+      <w:r>
+        <w:rPr>
+          <w:rStyle w:val="VerbatimChar"/>
+        </w:rPr>
+        <w:t xml:space="preserve">scarcities.json</w:t>
+      </w:r>
+      <w:r>
+        <w:t xml:space="preserve"> </w:t>
+      </w:r>
+      <w:r>
+        <w:t xml:space="preserve">changes — a synthetic</w:t>
+      </w:r>
+      <w:r>
+        <w:t xml:space="preserve"> </w:t>
+      </w:r>
+      <w:r>
+        <w:rPr>
+          <w:bCs/>
+          <w:b/>
+        </w:rPr>
+        <w:t xml:space="preserve">bull / bear / skeptic</w:t>
+      </w:r>
+      <w:r>
+        <w:t xml:space="preserve"> </w:t>
+      </w:r>
+      <w:r>
+        <w:t xml:space="preserve">committee re-reads every scarcity and</w:t>
+      </w:r>
+      <w:r>
+        <w:t xml:space="preserve"> </w:t>
+      </w:r>
+      <w:r>
+        <w:t xml:space="preserve">proposes edits to its read (priced-in, durability, confidence). It writes</w:t>
+      </w:r>
+      <w:r>
+        <w:t xml:space="preserve"> </w:t>
+      </w:r>
+      <w:r>
+        <w:rPr>
+          <w:bCs/>
+          <w:b/>
+        </w:rPr>
+        <w:t xml:space="preserve">proposals only</w:t>
+      </w:r>
+      <w:r>
+        <w:t xml:space="preserve"> </w:t>
+      </w:r>
+      <w:r>
+        <w:t xml:space="preserve">(</w:t>
+      </w:r>
+      <w:r>
+        <w:rPr>
+          <w:rStyle w:val="VerbatimChar"/>
+        </w:rPr>
+        <w:t xml:space="preserve">research-proposals.json</w:t>
+      </w:r>
+      <w:r>
+        <w:t xml:space="preserve">); you review the before→after diffs in the</w:t>
+      </w:r>
+      <w:r>
+        <w:t xml:space="preserve"> </w:t>
+      </w:r>
+      <w:r>
+        <w:rPr>
+          <w:bCs/>
+          <w:b/>
+        </w:rPr>
+        <w:t xml:space="preserve">Research</w:t>
+      </w:r>
+      <w:r>
+        <w:t xml:space="preserve"> </w:t>
+      </w:r>
+      <w:r>
+        <w:t xml:space="preserve">tab (§4c) and</w:t>
+      </w:r>
+      <w:r>
+        <w:t xml:space="preserve"> </w:t>
+      </w:r>
+      <w:r>
+        <w:rPr>
+          <w:bCs/>
+          <w:b/>
+        </w:rPr>
+        <w:t xml:space="preserve">Accept → PR</w:t>
+      </w:r>
+      <w:r>
+        <w:t xml:space="preserve">. Merging applies the edits.</w:t>
+      </w:r>
+    </w:p>
+    <w:p>
+      <w:pPr>
+        <w:pStyle w:val="BodyText"/>
+      </w:pPr>
+      <w:r>
+        <w:rPr>
+          <w:bCs/>
+          <w:b/>
+        </w:rPr>
+        <w:t xml:space="preserve">3. Scan —</w:t>
+      </w:r>
+      <w:r>
+        <w:rPr>
+          <w:bCs/>
+          <w:b/>
+        </w:rPr>
+        <w:t xml:space="preserve"> </w:t>
+      </w:r>
+      <w:r>
+        <w:rPr>
+          <w:iCs/>
+          <w:i/>
+          <w:bCs/>
+          <w:b/>
+        </w:rPr>
+        <w:t xml:space="preserve">score everything + suggest a rebalance</w:t>
+      </w:r>
+      <w:r>
+        <w:rPr>
+          <w:bCs/>
+          <w:b/>
+        </w:rPr>
+        <w:t xml:space="preserve">.</w:t>
+      </w:r>
+      <w:r>
+        <w:t xml:space="preserve"> </w:t>
+      </w:r>
+      <w:r>
+        <w:t xml:space="preserve">Daily (auto, weekdays after the US open), the</w:t>
+      </w:r>
+      <w:r>
+        <w:t xml:space="preserve"> </w:t>
+      </w:r>
+      <w:r>
+        <w:t xml:space="preserve">scanner reads your</w:t>
+      </w:r>
+      <w:r>
+        <w:t xml:space="preserve"> </w:t>
+      </w:r>
+      <w:r>
+        <w:rPr>
+          <w:bCs/>
+          <w:b/>
+        </w:rPr>
+        <w:t xml:space="preserve">merged</w:t>
+      </w:r>
+      <w:r>
+        <w:t xml:space="preserve"> </w:t>
+      </w:r>
+      <w:r>
+        <w:rPr>
+          <w:rStyle w:val="VerbatimChar"/>
+        </w:rPr>
+        <w:t xml:space="preserve">scarcities.json</w:t>
+      </w:r>
+      <w:r>
+        <w:t xml:space="preserve"> </w:t>
+      </w:r>
+      <w:r>
+        <w:t xml:space="preserve">+</w:t>
+      </w:r>
+      <w:r>
+        <w:t xml:space="preserve"> </w:t>
+      </w:r>
+      <w:r>
+        <w:rPr>
+          <w:rStyle w:val="VerbatimChar"/>
+        </w:rPr>
+        <w:t xml:space="preserve">portfolio.json</w:t>
+      </w:r>
+      <w:r>
+        <w:t xml:space="preserve"> </w:t>
+      </w:r>
+      <w:r>
+        <w:t xml:space="preserve">+</w:t>
+      </w:r>
+      <w:r>
+        <w:t xml:space="preserve"> </w:t>
+      </w:r>
+      <w:r>
+        <w:rPr>
+          <w:rStyle w:val="VerbatimChar"/>
+        </w:rPr>
+        <w:t xml:space="preserve">triggers.json</w:t>
+      </w:r>
+      <w:r>
+        <w:t xml:space="preserve">, pulls free</w:t>
+      </w:r>
+      <w:r>
+        <w:t xml:space="preserve"> </w:t>
+      </w:r>
+      <w:r>
+        <w:t xml:space="preserve">prices, and computes the whole dashboard into</w:t>
+      </w:r>
+      <w:r>
+        <w:t xml:space="preserve"> </w:t>
+      </w:r>
+      <w:r>
+        <w:rPr>
+          <w:rStyle w:val="VerbatimChar"/>
+        </w:rPr>
+        <w:t xml:space="preserve">signals.json</w:t>
+      </w:r>
+      <w:r>
+        <w:t xml:space="preserve">: Opportunity scores, crowding, the</w:t>
+      </w:r>
+      <w:r>
+        <w:t xml:space="preserve"> </w:t>
+      </w:r>
+      <w:r>
+        <w:t xml:space="preserve">regime/timing posture,</w:t>
+      </w:r>
+      <w:r>
+        <w:t xml:space="preserve"> </w:t>
+      </w:r>
+      <w:r>
+        <w:rPr>
+          <w:bCs/>
+          <w:b/>
+        </w:rPr>
+        <w:t xml:space="preserve">rebalance suggestions</w:t>
+      </w:r>
+      <w:r>
+        <w:t xml:space="preserve"> </w:t>
+      </w:r>
+      <w:r>
+        <w:t xml:space="preserve">(§4.9), and</w:t>
+      </w:r>
+      <w:r>
+        <w:t xml:space="preserve"> </w:t>
+      </w:r>
+      <w:r>
+        <w:rPr>
+          <w:bCs/>
+          <w:b/>
+        </w:rPr>
+        <w:t xml:space="preserve">trigger status</w:t>
+      </w:r>
+      <w:r>
+        <w:t xml:space="preserve">. If a trigger fires it</w:t>
+      </w:r>
+      <w:r>
+        <w:t xml:space="preserve"> </w:t>
+      </w:r>
+      <w:r>
+        <w:rPr>
+          <w:bCs/>
+          <w:b/>
+        </w:rPr>
+        <w:t xml:space="preserve">opens a GitHub issue</w:t>
+      </w:r>
+      <w:r>
+        <w:t xml:space="preserve">. It writes only generated files —</w:t>
+      </w:r>
+      <w:r>
+        <w:t xml:space="preserve"> </w:t>
+      </w:r>
+      <w:r>
+        <w:rPr>
+          <w:iCs/>
+          <w:i/>
+        </w:rPr>
+        <w:t xml:space="preserve">never</w:t>
+      </w:r>
+      <w:r>
+        <w:t xml:space="preserve"> </w:t>
+      </w:r>
+      <w:r>
+        <w:t xml:space="preserve">your portfolio or triggers.</w:t>
+      </w:r>
+    </w:p>
+    <w:p>
+      <w:pPr>
+        <w:pStyle w:val="BodyText"/>
+      </w:pPr>
+      <w:r>
+        <w:rPr>
+          <w:bCs/>
+          <w:b/>
+        </w:rPr>
+        <w:t xml:space="preserve">4. You —</w:t>
+      </w:r>
+      <w:r>
+        <w:rPr>
+          <w:bCs/>
+          <w:b/>
+        </w:rPr>
+        <w:t xml:space="preserve"> </w:t>
+      </w:r>
+      <w:r>
+        <w:rPr>
+          <w:iCs/>
+          <w:i/>
+          <w:bCs/>
+          <w:b/>
+        </w:rPr>
+        <w:t xml:space="preserve">decide and act</w:t>
+      </w:r>
+      <w:r>
+        <w:rPr>
+          <w:bCs/>
+          <w:b/>
+        </w:rPr>
+        <w:t xml:space="preserve">.</w:t>
+      </w:r>
+      <w:r>
+        <w:t xml:space="preserve"> </w:t>
+      </w:r>
+      <w:r>
+        <w:t xml:space="preserve">You own</w:t>
+      </w:r>
+      <w:r>
+        <w:t xml:space="preserve"> </w:t>
+      </w:r>
+      <w:r>
+        <w:rPr>
+          <w:rStyle w:val="VerbatimChar"/>
+        </w:rPr>
+        <w:t xml:space="preserve">portfolio.json</w:t>
+      </w:r>
+      <w:r>
+        <w:t xml:space="preserve"> </w:t>
+      </w:r>
+      <w:r>
+        <w:t xml:space="preserve">and</w:t>
+      </w:r>
+      <w:r>
+        <w:t xml:space="preserve"> </w:t>
+      </w:r>
+      <w:r>
+        <w:rPr>
+          <w:rStyle w:val="VerbatimChar"/>
+        </w:rPr>
+        <w:t xml:space="preserve">triggers.json</w:t>
+      </w:r>
+      <w:r>
+        <w:t xml:space="preserve">. Your jobs:</w:t>
+      </w:r>
+      <w:r>
+        <w:t xml:space="preserve"> </w:t>
+      </w:r>
+      <w:r>
+        <w:rPr>
+          <w:bCs/>
+          <w:b/>
+        </w:rPr>
+        <w:t xml:space="preserve">merge</w:t>
+      </w:r>
+      <w:r>
+        <w:t xml:space="preserve"> </w:t>
+      </w:r>
+      <w:r>
+        <w:t xml:space="preserve">the</w:t>
+      </w:r>
+      <w:r>
+        <w:t xml:space="preserve"> </w:t>
+      </w:r>
+      <w:r>
+        <w:t xml:space="preserve">scout/research PRs, read the</w:t>
+      </w:r>
+      <w:r>
+        <w:t xml:space="preserve"> </w:t>
+      </w:r>
+      <w:r>
+        <w:rPr>
+          <w:bCs/>
+          <w:b/>
+        </w:rPr>
+        <w:t xml:space="preserve">rebalance suggestion</w:t>
+      </w:r>
+      <w:r>
+        <w:t xml:space="preserve"> </w:t>
+      </w:r>
+      <w:r>
+        <w:t xml:space="preserve">and any</w:t>
+      </w:r>
+      <w:r>
+        <w:t xml:space="preserve"> </w:t>
+      </w:r>
+      <w:r>
+        <w:rPr>
+          <w:bCs/>
+          <w:b/>
+        </w:rPr>
+        <w:t xml:space="preserve">fired-trigger issue</w:t>
+      </w:r>
+      <w:r>
+        <w:t xml:space="preserve">, then place trades</w:t>
+      </w:r>
+      <w:r>
+        <w:t xml:space="preserve"> </w:t>
+      </w:r>
+      <w:r>
+        <w:t xml:space="preserve">yourself and update your holdings (via</w:t>
+      </w:r>
+      <w:r>
+        <w:t xml:space="preserve"> </w:t>
+      </w:r>
+      <w:r>
+        <w:rPr>
+          <w:bCs/>
+          <w:b/>
+        </w:rPr>
+        <w:t xml:space="preserve">⚙ Settings</w:t>
+      </w:r>
+      <w:r>
+        <w:t xml:space="preserve"> </w:t>
+      </w:r>
+      <w:r>
+        <w:t xml:space="preserve">in the browser, or by committing</w:t>
+      </w:r>
+      <w:r>
+        <w:t xml:space="preserve"> </w:t>
+      </w:r>
+      <w:r>
+        <w:rPr>
+          <w:rStyle w:val="VerbatimChar"/>
+        </w:rPr>
+        <w:t xml:space="preserve">portfolio.json</w:t>
+      </w:r>
+      <w:r>
+        <w:t xml:space="preserve">).</w:t>
+      </w:r>
+      <w:r>
+        <w:t xml:space="preserve"> </w:t>
+      </w:r>
+      <w:r>
+        <w:rPr>
+          <w:bCs/>
+          <w:b/>
+        </w:rPr>
+        <w:t xml:space="preserve">Puck never trades and never edits your book.</w:t>
+      </w:r>
+    </w:p>
+    <w:p>
+      <w:pPr>
+        <w:pStyle w:val="BlockText"/>
+      </w:pPr>
+      <w:r>
+        <w:rPr>
+          <w:bCs/>
+          <w:b/>
+        </w:rPr>
+        <w:t xml:space="preserve">Where a NEW</w:t>
+      </w:r>
+      <w:r>
+        <w:rPr>
+          <w:bCs/>
+          <w:b/>
+        </w:rPr>
+        <w:t xml:space="preserve"> </w:t>
+      </w:r>
+      <w:r>
+        <w:rPr>
+          <w:iCs/>
+          <w:i/>
+          <w:bCs/>
+          <w:b/>
+        </w:rPr>
+        <w:t xml:space="preserve">axis</w:t>
+      </w:r>
+      <w:r>
+        <w:rPr>
+          <w:bCs/>
+          <w:b/>
+        </w:rPr>
+        <w:t xml:space="preserve"> </w:t>
+      </w:r>
+      <w:r>
+        <w:rPr>
+          <w:bCs/>
+          <w:b/>
+        </w:rPr>
+        <w:t xml:space="preserve">comes from (e.g. the Health + Climate diversifier sleeve).</w:t>
+      </w:r>
+      <w:r>
+        <w:t xml:space="preserve"> </w:t>
+      </w:r>
+      <w:r>
+        <w:t xml:space="preserve">Adding a whole new</w:t>
+      </w:r>
+      <w:r>
+        <w:t xml:space="preserve"> </w:t>
+      </w:r>
+      <w:r>
+        <w:t xml:space="preserve">sleeve runs through the</w:t>
+      </w:r>
+      <w:r>
+        <w:t xml:space="preserve"> </w:t>
+      </w:r>
+      <w:r>
+        <w:rPr>
+          <w:bCs/>
+          <w:b/>
+        </w:rPr>
+        <w:t xml:space="preserve">diversifier</w:t>
+      </w:r>
+      <w:r>
+        <w:t xml:space="preserve"> </w:t>
+      </w:r>
+      <w:r>
+        <w:t xml:space="preserve">workflow (Actions →</w:t>
+      </w:r>
+      <w:r>
+        <w:t xml:space="preserve"> </w:t>
+      </w:r>
+      <w:r>
+        <w:rPr>
+          <w:iCs/>
+          <w:i/>
+        </w:rPr>
+        <w:t xml:space="preserve">diversifier</w:t>
+      </w:r>
+      <w:r>
+        <w:t xml:space="preserve">, monthly + manual): it screens</w:t>
+      </w:r>
+      <w:r>
+        <w:t xml:space="preserve"> </w:t>
+      </w:r>
+      <w:r>
+        <w:t xml:space="preserve">candidate defensive baskets</w:t>
+      </w:r>
+      <w:r>
+        <w:t xml:space="preserve"> </w:t>
+      </w:r>
+      <w:r>
+        <w:rPr>
+          <w:bCs/>
+          <w:b/>
+        </w:rPr>
+        <w:t xml:space="preserve">book-aware</w:t>
+      </w:r>
+      <w:r>
+        <w:t xml:space="preserve"> </w:t>
+      </w:r>
+      <w:r>
+        <w:t xml:space="preserve">(the pipeline below), scores conviction, and proposes a sized</w:t>
+      </w:r>
+      <w:r>
+        <w:t xml:space="preserve"> </w:t>
+      </w:r>
+      <w:r>
+        <w:t xml:space="preserve">sleeve for your PR approval. That’s how the second (diversifier) axis is built. Diversifiers live in</w:t>
+      </w:r>
+      <w:r>
+        <w:t xml:space="preserve"> </w:t>
+      </w:r>
+      <w:r>
+        <w:rPr>
+          <w:rStyle w:val="VerbatimChar"/>
+        </w:rPr>
+        <w:t xml:space="preserve">scarcities.json</w:t>
+      </w:r>
+      <w:r>
+        <w:t xml:space="preserve"> </w:t>
+      </w:r>
+      <w:r>
+        <w:t xml:space="preserve">tagged</w:t>
+      </w:r>
+      <w:r>
+        <w:t xml:space="preserve"> </w:t>
+      </w:r>
+      <w:r>
+        <w:rPr>
+          <w:rStyle w:val="VerbatimChar"/>
+        </w:rPr>
+        <w:t xml:space="preserve">axis: "diversifier"</w:t>
+      </w:r>
+      <w:r>
+        <w:t xml:space="preserve"> </w:t>
+      </w:r>
+      <w:r>
+        <w:t xml:space="preserve">and are</w:t>
+      </w:r>
+      <w:r>
+        <w:t xml:space="preserve"> </w:t>
+      </w:r>
+      <w:r>
+        <w:rPr>
+          <w:bCs/>
+          <w:b/>
+        </w:rPr>
+        <w:t xml:space="preserve">tracked/priced but held out of the deep-tech build-out</w:t>
+      </w:r>
+      <w:r>
+        <w:rPr>
+          <w:bCs/>
+          <w:b/>
+        </w:rPr>
+        <w:t xml:space="preserve"> </w:t>
+      </w:r>
+      <w:r>
+        <w:rPr>
+          <w:bCs/>
+          <w:b/>
+        </w:rPr>
+        <w:t xml:space="preserve">ranking and sizing</w:t>
+      </w:r>
+      <w:r>
+        <w:t xml:space="preserve"> </w:t>
+      </w:r>
+      <w:r>
+        <w:t xml:space="preserve">— they earn their place by lowering drawdown, shown with a</w:t>
+      </w:r>
+      <w:r>
+        <w:t xml:space="preserve"> </w:t>
+      </w:r>
+      <w:r>
+        <w:rPr>
+          <w:rStyle w:val="VerbatimChar"/>
+        </w:rPr>
+        <w:t xml:space="preserve">◇ diversifier · 2nd axis</w:t>
+      </w:r>
+      <w:r>
+        <w:t xml:space="preserve"> </w:t>
+      </w:r>
+      <w:r>
+        <w:t xml:space="preserve">badge on the radar.</w:t>
+      </w:r>
+    </w:p>
+    <w:bookmarkStart w:id="36" w:name="X5471cb438e833f3600e27a7b703866194b06332"/>
+    <w:p>
+      <w:pPr>
+        <w:pStyle w:val="Heading4"/>
+      </w:pPr>
+      <w:r>
+        <w:t xml:space="preserve">How a diversifier sleeve gets funded (the second-axis pipeline)</w:t>
+      </w:r>
+    </w:p>
+    <w:p>
+      <w:pPr>
+        <w:pStyle w:val="FirstParagraph"/>
+      </w:pPr>
+      <w:r>
+        <w:t xml:space="preserve">Because a diversifier earns its place by</w:t>
+      </w:r>
+      <w:r>
+        <w:t xml:space="preserve"> </w:t>
+      </w:r>
+      <w:r>
+        <w:rPr>
+          <w:iCs/>
+          <w:i/>
+        </w:rPr>
+        <w:t xml:space="preserve">lowering drawdown</w:t>
+      </w:r>
+      <w:r>
+        <w:t xml:space="preserve"> </w:t>
+      </w:r>
+      <w:r>
+        <w:t xml:space="preserve">(not by binding soon), it has its own funding</w:t>
+      </w:r>
+      <w:r>
+        <w:t xml:space="preserve"> </w:t>
+      </w:r>
+      <w:r>
+        <w:t xml:space="preserve">pipeline, distinct from the deep-tech build-out Opportunity logic:</w:t>
+      </w:r>
+    </w:p>
+    <w:p>
+      <w:pPr>
+        <w:pStyle w:val="CaptionedFigure"/>
+      </w:pPr>
+      <w:r>
+        <w:drawing>
+          <wp:inline>
+            <wp:extent cx="5334000" cy="2293620"/>
+            <wp:effectExtent b="0" l="0" r="0" t="0"/>
+            <wp:docPr descr="Diversifier funding pipeline: Screen → Committee conviction → Size → human-merged PR into the plan" title="" id="33" name="Picture"/>
+            <a:graphic>
+              <a:graphicData uri="http://schemas.openxmlformats.org/drawingml/2006/picture">
+                <pic:pic>
+                  <pic:nvPicPr>
+                    <pic:cNvPr descr="img/diversifier.svg" id="34" name="Picture"/>
+                    <pic:cNvPicPr>
+                      <a:picLocks noChangeArrowheads="1" noChangeAspect="1"/>
+                    </pic:cNvPicPr>
+                  </pic:nvPicPr>
+                  <pic:blipFill>
+                    <a:blip r:embed="rId35">
+                      <a:extLst>
+                        <a:ext uri="{28A0092B-C50C-407E-A947-70E740481C1C}">
+                          <a14:useLocalDpi xmlns:a14="http://schemas.microsoft.com/office/drawing/2010/main" val="0"/>
+                        </a:ext>
+                        <a:ext uri="{96DAC541-7B7A-43D3-8B79-37D633B846F1}">
+                          <asvg:svgBlip xmlns:asvg="http://schemas.microsoft.com/office/drawing/2016/SVG/main" r:embed="rId32"/>
+                        </a:ext>
+                      </a:extLst>
+                    </a:blip>
+                    <a:stretch>
+                      <a:fillRect/>
+                    </a:stretch>
+                  </pic:blipFill>
+                  <pic:spPr bwMode="auto">
+                    <a:xfrm>
+                      <a:off x="0" y="0"/>
+                      <a:ext cx="5334000" cy="2293620"/>
+                    </a:xfrm>
+                    <a:prstGeom prst="rect">
+                      <a:avLst/>
+                    </a:prstGeom>
+                    <a:noFill/>
+                    <a:ln w="9525">
+                      <a:noFill/>
+                      <a:headEnd/>
+                      <a:tailEnd/>
+                    </a:ln>
+                  </pic:spPr>
+                </pic:pic>
+              </a:graphicData>
+            </a:graphic>
+          </wp:inline>
+        </w:drawing>
+      </w:r>
+    </w:p>
+    <w:p>
+      <w:pPr>
+        <w:pStyle w:val="ImageCaption"/>
+      </w:pPr>
+      <w:r>
         <w:t xml:space="preserve">Diversifier funding pipeline: Screen → Committee conviction → Size → human-merged PR into the plan</w:t>
       </w:r>
     </w:p>
@@ -1871,8 +1955,8 @@
         <w:t xml:space="preserve">Status: the screen (step 1) is built; the committee + plan-PR (steps 2–4) are the agreed design.</w:t>
       </w:r>
     </w:p>
-    <w:bookmarkEnd w:id="32"/>
-    <w:bookmarkStart w:id="33" w:name="what-auto-runs-vs.-what-you-run"/>
+    <w:bookmarkEnd w:id="36"/>
+    <w:bookmarkStart w:id="37" w:name="what-auto-runs-vs.-what-you-run"/>
     <w:p>
       <w:pPr>
         <w:pStyle w:val="Heading3"/>
@@ -2583,8 +2667,8 @@
         <w:t xml:space="preserve">else happens on the cron schedule with no action from you.</w:t>
       </w:r>
     </w:p>
-    <w:bookmarkEnd w:id="33"/>
-    <w:bookmarkStart w:id="34" w:name="how-to-confirm-a-run-actually-happened"/>
+    <w:bookmarkEnd w:id="37"/>
+    <w:bookmarkStart w:id="38" w:name="how-to-confirm-a-run-actually-happened"/>
     <w:p>
       <w:pPr>
         <w:pStyle w:val="Heading3"/>
@@ -2977,9 +3061,9 @@
         </w:pict>
       </w:r>
     </w:p>
-    <w:bookmarkEnd w:id="34"/>
-    <w:bookmarkEnd w:id="35"/>
-    <w:bookmarkStart w:id="36" w:name="getting-started-first-5-minutes"/>
+    <w:bookmarkEnd w:id="38"/>
+    <w:bookmarkEnd w:id="39"/>
+    <w:bookmarkStart w:id="40" w:name="getting-started-first-5-minutes"/>
     <w:p>
       <w:pPr>
         <w:pStyle w:val="Heading2"/>
@@ -3200,8 +3284,8 @@
         </w:pict>
       </w:r>
     </w:p>
-    <w:bookmarkEnd w:id="36"/>
-    <w:bookmarkStart w:id="40" w:name="scarcity-radar-the-alpha"/>
+    <w:bookmarkEnd w:id="40"/>
+    <w:bookmarkStart w:id="44" w:name="scarcity-radar-the-alpha"/>
     <w:p>
       <w:pPr>
         <w:pStyle w:val="Heading2"/>
@@ -3219,18 +3303,18 @@
           <wp:inline>
             <wp:extent cx="5334000" cy="11793140"/>
             <wp:effectExtent b="0" l="0" r="0" t="0"/>
-            <wp:docPr descr="Scarcity radar" title="" id="38" name="Picture"/>
+            <wp:docPr descr="Scarcity radar" title="" id="42" name="Picture"/>
             <a:graphic>
               <a:graphicData uri="http://schemas.openxmlformats.org/drawingml/2006/picture">
                 <pic:pic>
                   <pic:nvPicPr>
-                    <pic:cNvPr descr="img/radar.png" id="39" name="Picture"/>
+                    <pic:cNvPr descr="img/radar.png" id="43" name="Picture"/>
                     <pic:cNvPicPr>
                       <a:picLocks noChangeArrowheads="1" noChangeAspect="1"/>
                     </pic:cNvPicPr>
                   </pic:nvPicPr>
                   <pic:blipFill>
-                    <a:blip r:embed="rId37"/>
+                    <a:blip r:embed="rId41"/>
                     <a:stretch>
                       <a:fillRect/>
                     </a:stretch>
@@ -4380,8 +4464,8 @@
         </w:pict>
       </w:r>
     </w:p>
-    <w:bookmarkEnd w:id="40"/>
-    <w:bookmarkStart w:id="55" w:name="portfolio-triggers"/>
+    <w:bookmarkEnd w:id="44"/>
+    <w:bookmarkStart w:id="59" w:name="portfolio-triggers"/>
     <w:p>
       <w:pPr>
         <w:pStyle w:val="Heading2"/>
@@ -4399,18 +4483,18 @@
           <wp:inline>
             <wp:extent cx="5334000" cy="16735425"/>
             <wp:effectExtent b="0" l="0" r="0" t="0"/>
-            <wp:docPr descr="Portfolio and triggers" title="" id="42" name="Picture"/>
+            <wp:docPr descr="Portfolio and triggers" title="" id="46" name="Picture"/>
             <a:graphic>
               <a:graphicData uri="http://schemas.openxmlformats.org/drawingml/2006/picture">
                 <pic:pic>
                   <pic:nvPicPr>
-                    <pic:cNvPr descr="img/portfolio.png" id="43" name="Picture"/>
+                    <pic:cNvPr descr="img/portfolio.png" id="47" name="Picture"/>
                     <pic:cNvPicPr>
                       <a:picLocks noChangeArrowheads="1" noChangeAspect="1"/>
                     </pic:cNvPicPr>
                   </pic:nvPicPr>
                   <pic:blipFill>
-                    <a:blip r:embed="rId41"/>
+                    <a:blip r:embed="rId45"/>
                     <a:stretch>
                       <a:fillRect/>
                     </a:stretch>
@@ -4608,7 +4692,7 @@
         <w:t xml:space="preserve">— is the edge real? Scorecard, factor attribution, signal backtest. §4.1b–§4.1e</w:t>
       </w:r>
     </w:p>
-    <w:bookmarkStart w:id="44" w:name="timing-posture-the-regime"/>
+    <w:bookmarkStart w:id="48" w:name="timing-posture-the-regime"/>
     <w:p>
       <w:pPr>
         <w:pStyle w:val="Heading3"/>
@@ -5346,8 +5430,8 @@
         <w:t xml:space="preserve">macro brake always wins over re-entry.</w:t>
       </w:r>
     </w:p>
-    <w:bookmarkEnd w:id="44"/>
-    <w:bookmarkStart w:id="45" w:name="a-dislocation-timing-v2.3-cross-check"/>
+    <w:bookmarkEnd w:id="48"/>
+    <w:bookmarkStart w:id="49" w:name="a-dislocation-timing-v2.3-cross-check"/>
     <w:p>
       <w:pPr>
         <w:pStyle w:val="Heading3"/>
@@ -5978,8 +6062,8 @@
         <w:t xml:space="preserve">breach the −35% max-drawdown objective unless gated by a full exit to cash.</w:t>
       </w:r>
     </w:p>
-    <w:bookmarkEnd w:id="45"/>
-    <w:bookmarkStart w:id="46" w:name="b-objective-scorecard"/>
+    <w:bookmarkEnd w:id="49"/>
+    <w:bookmarkStart w:id="50" w:name="b-objective-scorecard"/>
     <w:p>
       <w:pPr>
         <w:pStyle w:val="Heading3"/>
@@ -6137,8 +6221,8 @@
         <w:t xml:space="preserve">line below it shows, on this basket and with no look-ahead, whether a moving-average brake actually cut max-drawdown and improved Calmar vs. buy-and-hold (the dial’s premise, tested).</w:t>
       </w:r>
     </w:p>
-    <w:bookmarkEnd w:id="46"/>
-    <w:bookmarkStart w:id="47" w:name="c-track-record-self-grading"/>
+    <w:bookmarkEnd w:id="50"/>
+    <w:bookmarkStart w:id="51" w:name="c-track-record-self-grading"/>
     <w:p>
       <w:pPr>
         <w:pStyle w:val="Heading3"/>
@@ -6292,8 +6376,8 @@
         <w:t xml:space="preserve">scored separately (de-rating and inflecting buckets). It tells you whether the alpha signal earns its keep.</w:t>
       </w:r>
     </w:p>
-    <w:bookmarkEnd w:id="47"/>
-    <w:bookmarkStart w:id="48" w:name="Xb7007932d81fa9c8a5b8c657c4feb1edab6068e"/>
+    <w:bookmarkEnd w:id="51"/>
+    <w:bookmarkStart w:id="52" w:name="Xb7007932d81fa9c8a5b8c657c4feb1edab6068e"/>
     <w:p>
       <w:pPr>
         <w:pStyle w:val="Heading3"/>
@@ -6586,8 +6670,8 @@
         <w:t xml:space="preserve">claim falsifiable.</w:t>
       </w:r>
     </w:p>
-    <w:bookmarkEnd w:id="48"/>
-    <w:bookmarkStart w:id="49" w:name="X336ae12debfd4ff74519f1b1639d9068d7a8499"/>
+    <w:bookmarkEnd w:id="52"/>
+    <w:bookmarkStart w:id="53" w:name="X336ae12debfd4ff74519f1b1639d9068d7a8499"/>
     <w:p>
       <w:pPr>
         <w:pStyle w:val="Heading3"/>
@@ -6799,8 +6883,8 @@
         <w:t xml:space="preserve">the unbiased confirmation. Runs when the accumulated price warehouse is available.</w:t>
       </w:r>
     </w:p>
-    <w:bookmarkEnd w:id="49"/>
-    <w:bookmarkStart w:id="50" w:name="summary-cards"/>
+    <w:bookmarkEnd w:id="53"/>
+    <w:bookmarkStart w:id="54" w:name="summary-cards"/>
     <w:p>
       <w:pPr>
         <w:pStyle w:val="Heading3"/>
@@ -6839,8 +6923,8 @@
         <w:t xml:space="preserve">see §10).</w:t>
       </w:r>
     </w:p>
-    <w:bookmarkEnd w:id="50"/>
-    <w:bookmarkStart w:id="51" w:name="triggers"/>
+    <w:bookmarkEnd w:id="54"/>
+    <w:bookmarkStart w:id="55" w:name="triggers"/>
     <w:p>
       <w:pPr>
         <w:pStyle w:val="Heading3"/>
@@ -7163,8 +7247,8 @@
         <w:t xml:space="preserve">so bad data can’t fire an action (§10).</w:t>
       </w:r>
     </w:p>
-    <w:bookmarkEnd w:id="51"/>
-    <w:bookmarkStart w:id="52" w:name="holdings-table"/>
+    <w:bookmarkEnd w:id="55"/>
+    <w:bookmarkStart w:id="56" w:name="holdings-table"/>
     <w:p>
       <w:pPr>
         <w:pStyle w:val="Heading3"/>
@@ -7325,8 +7409,8 @@
         <w:t xml:space="preserve">sleeve · DRY = cash held for triggers.</w:t>
       </w:r>
     </w:p>
-    <w:bookmarkEnd w:id="52"/>
-    <w:bookmarkStart w:id="53" w:name="your-holdings-live"/>
+    <w:bookmarkEnd w:id="56"/>
+    <w:bookmarkStart w:id="57" w:name="your-holdings-live"/>
     <w:p>
       <w:pPr>
         <w:pStyle w:val="Heading3"/>
@@ -7472,8 +7556,8 @@
         </w:pict>
       </w:r>
     </w:p>
-    <w:bookmarkEnd w:id="53"/>
-    <w:bookmarkStart w:id="54" w:name="dca-progress"/>
+    <w:bookmarkEnd w:id="57"/>
+    <w:bookmarkStart w:id="58" w:name="dca-progress"/>
     <w:p>
       <w:pPr>
         <w:pStyle w:val="Heading3"/>
@@ -7528,9 +7612,9 @@
         <w:t xml:space="preserve">holding, and the sleeve total deployed. Use it to stay on the plan and see where dry powder still goes.</w:t>
       </w:r>
     </w:p>
-    <w:bookmarkEnd w:id="54"/>
-    <w:bookmarkEnd w:id="55"/>
-    <w:bookmarkStart w:id="59" w:name="Xb1e0b37cd2cec0cdc4f078d3157da65985b98c8"/>
+    <w:bookmarkEnd w:id="58"/>
+    <w:bookmarkEnd w:id="59"/>
+    <w:bookmarkStart w:id="63" w:name="Xb1e0b37cd2cec0cdc4f078d3157da65985b98c8"/>
     <w:p>
       <w:pPr>
         <w:pStyle w:val="Heading2"/>
@@ -7800,7 +7884,7 @@
         <w:t xml:space="preserve">data-derived (no hand-picked lists); discovered names are research leads, not recommendations.</w:t>
       </w:r>
     </w:p>
-    <w:bookmarkStart w:id="56" w:name="stress-test"/>
+    <w:bookmarkStart w:id="60" w:name="stress-test"/>
     <w:p>
       <w:pPr>
         <w:pStyle w:val="Heading3"/>
@@ -7890,8 +7974,8 @@
         <w:t xml:space="preserve">Runs entirely in your browser on your stored positions.</w:t>
       </w:r>
     </w:p>
-    <w:bookmarkEnd w:id="56"/>
-    <w:bookmarkStart w:id="57" w:name="suggested-ira-tilts"/>
+    <w:bookmarkEnd w:id="60"/>
+    <w:bookmarkStart w:id="61" w:name="suggested-ira-tilts"/>
     <w:p>
       <w:pPr>
         <w:pStyle w:val="Heading3"/>
@@ -7978,8 +8062,8 @@
         <w:t xml:space="preserve">sleeve stays buy-and-hold. Graded over time by the Track record. Not advice.</w:t>
       </w:r>
     </w:p>
-    <w:bookmarkEnd w:id="57"/>
-    <w:bookmarkStart w:id="58" w:name="Xbceddce322048c5d80798aee7cf845116272575"/>
+    <w:bookmarkEnd w:id="61"/>
+    <w:bookmarkStart w:id="62" w:name="Xbceddce322048c5d80798aee7cf845116272575"/>
     <w:p>
       <w:pPr>
         <w:pStyle w:val="Heading3"/>
@@ -8602,9 +8686,9 @@
         <w:t xml:space="preserve">— it never edits your portfolio or places trades. Not advice.</w:t>
       </w:r>
     </w:p>
-    <w:bookmarkEnd w:id="58"/>
-    <w:bookmarkEnd w:id="59"/>
-    <w:bookmarkStart w:id="60" w:name="c.-research-llm-proposals-you-approve"/>
+    <w:bookmarkEnd w:id="62"/>
+    <w:bookmarkEnd w:id="63"/>
+    <w:bookmarkStart w:id="64" w:name="c.-research-llm-proposals-you-approve"/>
     <w:p>
       <w:pPr>
         <w:pStyle w:val="Heading2"/>
@@ -9005,8 +9089,8 @@
         <w:t xml:space="preserve">the scanner). Not advice.</w:t>
       </w:r>
     </w:p>
-    <w:bookmarkEnd w:id="60"/>
-    <w:bookmarkStart w:id="61" w:name="d.-scout-finding-new-scarcities"/>
+    <w:bookmarkEnd w:id="64"/>
+    <w:bookmarkStart w:id="65" w:name="d.-scout-finding-new-scarcities"/>
     <w:p>
       <w:pPr>
         <w:pStyle w:val="Heading2"/>
@@ -9777,8 +9861,8 @@
         <w:t xml:space="preserve">approved, the scout falls back to a built-in seed list, so it always works.</w:t>
       </w:r>
     </w:p>
-    <w:bookmarkEnd w:id="61"/>
-    <w:bookmarkStart w:id="65" w:name="filings-news"/>
+    <w:bookmarkEnd w:id="65"/>
+    <w:bookmarkStart w:id="69" w:name="filings-news"/>
     <w:p>
       <w:pPr>
         <w:pStyle w:val="Heading2"/>
@@ -9796,18 +9880,18 @@
           <wp:inline>
             <wp:extent cx="5334000" cy="6509146"/>
             <wp:effectExtent b="0" l="0" r="0" t="0"/>
-            <wp:docPr descr="Filings and news" title="" id="63" name="Picture"/>
+            <wp:docPr descr="Filings and news" title="" id="67" name="Picture"/>
             <a:graphic>
               <a:graphicData uri="http://schemas.openxmlformats.org/drawingml/2006/picture">
                 <pic:pic>
                   <pic:nvPicPr>
-                    <pic:cNvPr descr="img/catalysts.png" id="64" name="Picture"/>
+                    <pic:cNvPr descr="img/catalysts.png" id="68" name="Picture"/>
                     <pic:cNvPicPr>
                       <a:picLocks noChangeArrowheads="1" noChangeAspect="1"/>
                     </pic:cNvPicPr>
                   </pic:nvPicPr>
                   <pic:blipFill>
-                    <a:blip r:embed="rId62"/>
+                    <a:blip r:embed="rId66"/>
                     <a:stretch>
                       <a:fillRect/>
                     </a:stretch>
@@ -10033,8 +10117,8 @@
         </w:pict>
       </w:r>
     </w:p>
-    <w:bookmarkEnd w:id="65"/>
-    <w:bookmarkStart w:id="69" w:name="options-check-fair-value-before-you-buy"/>
+    <w:bookmarkEnd w:id="69"/>
+    <w:bookmarkStart w:id="73" w:name="options-check-fair-value-before-you-buy"/>
     <w:p>
       <w:pPr>
         <w:pStyle w:val="Heading2"/>
@@ -10052,584 +10136,12 @@
           <wp:inline>
             <wp:extent cx="5334000" cy="3750468"/>
             <wp:effectExtent b="0" l="0" r="0" t="0"/>
-            <wp:docPr descr="Options check" title="" id="67" name="Picture"/>
+            <wp:docPr descr="Options check" title="" id="71" name="Picture"/>
             <a:graphic>
               <a:graphicData uri="http://schemas.openxmlformats.org/drawingml/2006/picture">
                 <pic:pic>
                   <pic:nvPicPr>
-                    <pic:cNvPr descr="img/options.png" id="68" name="Picture"/>
-                    <pic:cNvPicPr>
-                      <a:picLocks noChangeArrowheads="1" noChangeAspect="1"/>
-                    </pic:cNvPicPr>
-                  </pic:nvPicPr>
-                  <pic:blipFill>
-                    <a:blip r:embed="rId66"/>
-                    <a:stretch>
-                      <a:fillRect/>
-                    </a:stretch>
-                  </pic:blipFill>
-                  <pic:spPr bwMode="auto">
-                    <a:xfrm>
-                      <a:off x="0" y="0"/>
-                      <a:ext cx="5334000" cy="3750468"/>
-                    </a:xfrm>
-                    <a:prstGeom prst="rect">
-                      <a:avLst/>
-                    </a:prstGeom>
-                    <a:noFill/>
-                    <a:ln w="9525">
-                      <a:noFill/>
-                      <a:headEnd/>
-                      <a:tailEnd/>
-                    </a:ln>
-                  </pic:spPr>
-                </pic:pic>
-              </a:graphicData>
-            </a:graphic>
-          </wp:inline>
-        </w:drawing>
-      </w:r>
-    </w:p>
-    <w:p>
-      <w:pPr>
-        <w:pStyle w:val="ImageCaption"/>
-      </w:pPr>
-      <w:r>
-        <w:t xml:space="preserve">Options check</w:t>
-      </w:r>
-    </w:p>
-    <w:p>
-      <w:pPr>
-        <w:pStyle w:val="BodyText"/>
-      </w:pPr>
-      <w:r>
-        <w:t xml:space="preserve">Before paying for an option, confirm the</w:t>
-      </w:r>
-      <w:r>
-        <w:t xml:space="preserve"> </w:t>
-      </w:r>
-      <w:r>
-        <w:rPr>
-          <w:bCs/>
-          <w:b/>
-        </w:rPr>
-        <w:t xml:space="preserve">price is fair</w:t>
-      </w:r>
-      <w:r>
-        <w:t xml:space="preserve">. Puck backs out the option’s</w:t>
-      </w:r>
-      <w:r>
-        <w:t xml:space="preserve"> </w:t>
-      </w:r>
-      <w:r>
-        <w:rPr>
-          <w:bCs/>
-          <w:b/>
-        </w:rPr>
-        <w:t xml:space="preserve">implied</w:t>
-      </w:r>
-      <w:r>
-        <w:rPr>
-          <w:bCs/>
-          <w:b/>
-        </w:rPr>
-        <w:t xml:space="preserve"> </w:t>
-      </w:r>
-      <w:r>
-        <w:rPr>
-          <w:bCs/>
-          <w:b/>
-        </w:rPr>
-        <w:t xml:space="preserve">volatility (IV)</w:t>
-      </w:r>
-      <w:r>
-        <w:t xml:space="preserve"> </w:t>
-      </w:r>
-      <w:r>
-        <w:t xml:space="preserve">from its market price (Black-Scholes) and compares it to the underlying’s recent</w:t>
-      </w:r>
-      <w:r>
-        <w:t xml:space="preserve"> </w:t>
-      </w:r>
-      <w:r>
-        <w:rPr>
-          <w:bCs/>
-          <w:b/>
-        </w:rPr>
-        <w:t xml:space="preserve">realized volatility</w:t>
-      </w:r>
-      <w:r>
-        <w:t xml:space="preserve"> </w:t>
-      </w:r>
-      <w:r>
-        <w:t xml:space="preserve">(from the scan).</w:t>
-      </w:r>
-    </w:p>
-    <w:p>
-      <w:pPr>
-        <w:pStyle w:val="BodyText"/>
-      </w:pPr>
-      <w:r>
-        <w:rPr>
-          <w:bCs/>
-          <w:b/>
-        </w:rPr>
-        <w:t xml:space="preserve">How to use it:</w:t>
-      </w:r>
-      <w:r>
-        <w:t xml:space="preserve"> </w:t>
-      </w:r>
-      <w:r>
-        <w:t xml:space="preserve">1. Type the</w:t>
-      </w:r>
-      <w:r>
-        <w:t xml:space="preserve"> </w:t>
-      </w:r>
-      <w:r>
-        <w:rPr>
-          <w:bCs/>
-          <w:b/>
-        </w:rPr>
-        <w:t xml:space="preserve">underlying</w:t>
-      </w:r>
-      <w:r>
-        <w:t xml:space="preserve"> </w:t>
-      </w:r>
-      <w:r>
-        <w:t xml:space="preserve">ticker — its price and realized vol auto-fill from the latest scan.</w:t>
-      </w:r>
-      <w:r>
-        <w:t xml:space="preserve"> </w:t>
-      </w:r>
-      <w:r>
-        <w:t xml:space="preserve">2. Choose</w:t>
-      </w:r>
-      <w:r>
-        <w:t xml:space="preserve"> </w:t>
-      </w:r>
-      <w:r>
-        <w:rPr>
-          <w:bCs/>
-          <w:b/>
-        </w:rPr>
-        <w:t xml:space="preserve">call/put</w:t>
-      </w:r>
-      <w:r>
-        <w:t xml:space="preserve">, enter</w:t>
-      </w:r>
-      <w:r>
-        <w:t xml:space="preserve"> </w:t>
-      </w:r>
-      <w:r>
-        <w:rPr>
-          <w:bCs/>
-          <w:b/>
-        </w:rPr>
-        <w:t xml:space="preserve">strike</w:t>
-      </w:r>
-      <w:r>
-        <w:t xml:space="preserve">,</w:t>
-      </w:r>
-      <w:r>
-        <w:t xml:space="preserve"> </w:t>
-      </w:r>
-      <w:r>
-        <w:rPr>
-          <w:bCs/>
-          <w:b/>
-        </w:rPr>
-        <w:t xml:space="preserve">days to expiry</w:t>
-      </w:r>
-      <w:r>
-        <w:t xml:space="preserve">, and the</w:t>
-      </w:r>
-      <w:r>
-        <w:t xml:space="preserve"> </w:t>
-      </w:r>
-      <w:r>
-        <w:rPr>
-          <w:bCs/>
-          <w:b/>
-        </w:rPr>
-        <w:t xml:space="preserve">option price</w:t>
-      </w:r>
-      <w:r>
-        <w:t xml:space="preserve"> </w:t>
-      </w:r>
-      <w:r>
-        <w:t xml:space="preserve">(premium).</w:t>
-      </w:r>
-      <w:r>
-        <w:t xml:space="preserve"> </w:t>
-      </w:r>
-      <w:r>
-        <w:t xml:space="preserve">3. Click</w:t>
-      </w:r>
-      <w:r>
-        <w:t xml:space="preserve"> </w:t>
-      </w:r>
-      <w:r>
-        <w:rPr>
-          <w:bCs/>
-          <w:b/>
-        </w:rPr>
-        <w:t xml:space="preserve">Evaluate</w:t>
-      </w:r>
-      <w:r>
-        <w:t xml:space="preserve">.</w:t>
-      </w:r>
-    </w:p>
-    <w:p>
-      <w:pPr>
-        <w:pStyle w:val="BodyText"/>
-      </w:pPr>
-      <w:r>
-        <w:rPr>
-          <w:bCs/>
-          <w:b/>
-        </w:rPr>
-        <w:t xml:space="preserve">What you get:</w:t>
-      </w:r>
-      <w:r>
-        <w:t xml:space="preserve"> </w:t>
-      </w:r>
-      <w:r>
-        <w:t xml:space="preserve">IV, realized vol,</w:t>
-      </w:r>
-      <w:r>
-        <w:t xml:space="preserve"> </w:t>
-      </w:r>
-      <w:r>
-        <w:rPr>
-          <w:bCs/>
-          <w:b/>
-        </w:rPr>
-        <w:t xml:space="preserve">IV ÷ realized</w:t>
-      </w:r>
-      <w:r>
-        <w:t xml:space="preserve">, the</w:t>
-      </w:r>
-      <w:r>
-        <w:t xml:space="preserve"> </w:t>
-      </w:r>
-      <w:r>
-        <w:rPr>
-          <w:bCs/>
-          <w:b/>
-        </w:rPr>
-        <w:t xml:space="preserve">fair value at realized vol</w:t>
-      </w:r>
-      <w:r>
-        <w:t xml:space="preserve">, the</w:t>
-      </w:r>
-      <w:r>
-        <w:t xml:space="preserve"> </w:t>
-      </w:r>
-      <w:r>
-        <w:rPr>
-          <w:bCs/>
-          <w:b/>
-        </w:rPr>
-        <w:t xml:space="preserve">edge</w:t>
-      </w:r>
-      <w:r>
-        <w:rPr>
-          <w:bCs/>
-          <w:b/>
-        </w:rPr>
-        <w:t xml:space="preserve"> </w:t>
-      </w:r>
-      <w:r>
-        <w:rPr>
-          <w:bCs/>
-          <w:b/>
-        </w:rPr>
-        <w:t xml:space="preserve">vs fair</w:t>
-      </w:r>
-      <w:r>
-        <w:t xml:space="preserve">, a</w:t>
-      </w:r>
-      <w:r>
-        <w:t xml:space="preserve"> </w:t>
-      </w:r>
-      <w:r>
-        <w:rPr>
-          <w:bCs/>
-          <w:b/>
-        </w:rPr>
-        <w:t xml:space="preserve">verdict</w:t>
-      </w:r>
-      <w:r>
-        <w:t xml:space="preserve">, and the greeks (delta/vega/theta). When the scan has it, the result also shows</w:t>
-      </w:r>
-      <w:r>
-        <w:t xml:space="preserve"> </w:t>
-      </w:r>
-      <w:r>
-        <w:t xml:space="preserve">the underlying’s</w:t>
-      </w:r>
-      <w:r>
-        <w:t xml:space="preserve"> </w:t>
-      </w:r>
-      <w:r>
-        <w:rPr>
-          <w:bCs/>
-          <w:b/>
-        </w:rPr>
-        <w:t xml:space="preserve">market ATM implied vol</w:t>
-      </w:r>
-      <w:r>
-        <w:t xml:space="preserve"> </w:t>
-      </w:r>
-      <w:r>
-        <w:t xml:space="preserve">(from the free Yahoo options chain) next to your option’s IV —</w:t>
-      </w:r>
-      <w:r>
-        <w:t xml:space="preserve"> </w:t>
-      </w:r>
-      <w:r>
-        <w:t xml:space="preserve">a quick check of whether your contract is priced rich/cheap vs the at-the-money market.</w:t>
-      </w:r>
-    </w:p>
-    <w:tbl>
-      <w:tblPr>
-        <w:tblStyle w:val="Table"/>
-        <w:tblW w:type="pct" w:w="5000"/>
-        <w:tblLook w:firstRow="1" w:lastRow="0" w:firstColumn="0" w:lastColumn="0" w:noHBand="0" w:noVBand="0" w:val="0020"/>
-        <w:jc w:val="start"/>
-      </w:tblPr>
-      <w:tblGrid>
-        <w:gridCol w:w="3960"/>
-        <w:gridCol w:w="3960"/>
-      </w:tblGrid>
-      <w:tr>
-        <w:trPr>
-          <w:tblHeader w:val="true"/>
-        </w:trPr>
-        <w:tc>
-          <w:tcPr/>
-          <w:p>
-            <w:pPr>
-              <w:pStyle w:val="Compact"/>
-              <w:jc w:val="left"/>
-            </w:pPr>
-            <w:r>
-              <w:t xml:space="preserve">Verdict</w:t>
-            </w:r>
-          </w:p>
-        </w:tc>
-        <w:tc>
-          <w:tcPr/>
-          <w:p>
-            <w:pPr>
-              <w:pStyle w:val="Compact"/>
-              <w:jc w:val="left"/>
-            </w:pPr>
-            <w:r>
-              <w:t xml:space="preserve">Meaning</w:t>
-            </w:r>
-          </w:p>
-        </w:tc>
-      </w:tr>
-      <w:tr>
-        <w:tc>
-          <w:tcPr/>
-          <w:p>
-            <w:pPr>
-              <w:pStyle w:val="Compact"/>
-              <w:jc w:val="left"/>
-            </w:pPr>
-            <w:r>
-              <w:rPr>
-                <w:bCs/>
-                <w:b/>
-              </w:rPr>
-              <w:t xml:space="preserve">cheap</w:t>
-            </w:r>
-          </w:p>
-        </w:tc>
-        <w:tc>
-          <w:tcPr/>
-          <w:p>
-            <w:pPr>
-              <w:pStyle w:val="Compact"/>
-              <w:jc w:val="left"/>
-            </w:pPr>
-            <w:r>
-              <w:t xml:space="preserve">IV below realized vol</w:t>
-            </w:r>
-          </w:p>
-        </w:tc>
-      </w:tr>
-      <w:tr>
-        <w:tc>
-          <w:tcPr/>
-          <w:p>
-            <w:pPr>
-              <w:pStyle w:val="Compact"/>
-              <w:jc w:val="left"/>
-            </w:pPr>
-            <w:r>
-              <w:rPr>
-                <w:bCs/>
-                <w:b/>
-              </w:rPr>
-              <w:t xml:space="preserve">fair</w:t>
-            </w:r>
-          </w:p>
-        </w:tc>
-        <w:tc>
-          <w:tcPr/>
-          <w:p>
-            <w:pPr>
-              <w:pStyle w:val="Compact"/>
-              <w:jc w:val="left"/>
-            </w:pPr>
-            <w:r>
-              <w:t xml:space="preserve">IV within a normal variance-risk premium (~0.95–1.35× realized)</w:t>
-            </w:r>
-          </w:p>
-        </w:tc>
-      </w:tr>
-      <w:tr>
-        <w:tc>
-          <w:tcPr/>
-          <w:p>
-            <w:pPr>
-              <w:pStyle w:val="Compact"/>
-              <w:jc w:val="left"/>
-            </w:pPr>
-            <w:r>
-              <w:rPr>
-                <w:bCs/>
-                <w:b/>
-              </w:rPr>
-              <w:t xml:space="preserve">rich</w:t>
-            </w:r>
-          </w:p>
-        </w:tc>
-        <w:tc>
-          <w:tcPr/>
-          <w:p>
-            <w:pPr>
-              <w:pStyle w:val="Compact"/>
-              <w:jc w:val="left"/>
-            </w:pPr>
-            <w:r>
-              <w:t xml:space="preserve">IV well above realized — you’re paying up for premium</w:t>
-            </w:r>
-          </w:p>
-        </w:tc>
-      </w:tr>
-    </w:tbl>
-    <w:p>
-      <w:pPr>
-        <w:pStyle w:val="BodyText"/>
-      </w:pPr>
-      <w:r>
-        <w:t xml:space="preserve">It also suggests a</w:t>
-      </w:r>
-      <w:r>
-        <w:t xml:space="preserve"> </w:t>
-      </w:r>
-      <w:r>
-        <w:rPr>
-          <w:bCs/>
-          <w:b/>
-        </w:rPr>
-        <w:t xml:space="preserve">defined-risk structure</w:t>
-      </w:r>
-      <w:r>
-        <w:t xml:space="preserve"> </w:t>
-      </w:r>
-      <w:r>
-        <w:t xml:space="preserve">based on the live posture (defensive → put / put-spread;</w:t>
-      </w:r>
-      <w:r>
-        <w:t xml:space="preserve"> </w:t>
-      </w:r>
-      <w:r>
-        <w:t xml:space="preserve">risk-on → LEAPS call).</w:t>
-      </w:r>
-    </w:p>
-    <w:p>
-      <w:pPr>
-        <w:pStyle w:val="BlockText"/>
-      </w:pPr>
-      <w:r>
-        <w:rPr>
-          <w:bCs/>
-          <w:b/>
-        </w:rPr>
-        <w:t xml:space="preserve">Defined-risk only — no naked options</w:t>
-      </w:r>
-      <w:r>
-        <w:t xml:space="preserve"> </w:t>
-      </w:r>
-      <w:r>
-        <w:t xml:space="preserve">(both accounts). Use long calls/puts, debit spreads, collars,</w:t>
-      </w:r>
-      <w:r>
-        <w:t xml:space="preserve"> </w:t>
-      </w:r>
-      <w:r>
-        <w:t xml:space="preserve">covered calls, cash-secured puts. Caveat: realized vol is backward-looking and options carry</w:t>
-      </w:r>
-      <w:r>
-        <w:t xml:space="preserve"> </w:t>
-      </w:r>
-      <w:r>
-        <w:t xml:space="preserve">event/skew premia, so treat this as a</w:t>
-      </w:r>
-      <w:r>
-        <w:t xml:space="preserve"> </w:t>
-      </w:r>
-      <w:r>
-        <w:rPr>
-          <w:bCs/>
-          <w:b/>
-        </w:rPr>
-        <w:t xml:space="preserve">sanity check, not a price oracle.</w:t>
-      </w:r>
-      <w:r>
-        <w:t xml:space="preserve"> </w:t>
-      </w:r>
-      <w:r>
-        <w:t xml:space="preserve">Not advice.</w:t>
-      </w:r>
-    </w:p>
-    <w:p>
-      <w:r>
-        <w:pict>
-          <v:rect style="width:0;height:1.5pt" o:hralign="center" o:hrstd="t" o:hr="t"/>
-        </w:pict>
-      </w:r>
-    </w:p>
-    <w:bookmarkEnd w:id="69"/>
-    <w:bookmarkStart w:id="73" w:name="agent-digest"/>
-    <w:p>
-      <w:pPr>
-        <w:pStyle w:val="Heading2"/>
-      </w:pPr>
-      <w:r>
-        <w:t xml:space="preserve">7. Agent digest</w:t>
-      </w:r>
-    </w:p>
-    <w:p>
-      <w:pPr>
-        <w:pStyle w:val="CaptionedFigure"/>
-      </w:pPr>
-      <w:r>
-        <w:drawing>
-          <wp:inline>
-            <wp:extent cx="5334000" cy="3750468"/>
-            <wp:effectExtent b="0" l="0" r="0" t="0"/>
-            <wp:docPr descr="Agent digest" title="" id="71" name="Picture"/>
-            <a:graphic>
-              <a:graphicData uri="http://schemas.openxmlformats.org/drawingml/2006/picture">
-                <pic:pic>
-                  <pic:nvPicPr>
-                    <pic:cNvPr descr="img/digest.png" id="72" name="Picture"/>
+                    <pic:cNvPr descr="img/options.png" id="72" name="Picture"/>
                     <pic:cNvPicPr>
                       <a:picLocks noChangeArrowheads="1" noChangeAspect="1"/>
                     </pic:cNvPicPr>
@@ -10667,7 +10179,7 @@
         <w:pStyle w:val="ImageCaption"/>
       </w:pPr>
       <w:r>
-        <w:t xml:space="preserve">Agent digest</w:t>
+        <w:t xml:space="preserve">Options check</w:t>
       </w:r>
     </w:p>
     <w:p>
@@ -10675,81 +10187,66 @@
         <w:pStyle w:val="BodyText"/>
       </w:pPr>
       <w:r>
-        <w:t xml:space="preserve">An optional LLM</w:t>
-      </w:r>
-      <w:r>
-        <w:t xml:space="preserve"> </w:t>
-      </w:r>
-      <w:r>
-        <w:rPr>
-          <w:bCs/>
-          <w:b/>
-        </w:rPr>
-        <w:t xml:space="preserve">“</w:t>
-      </w:r>
-      <w:r>
-        <w:rPr>
-          <w:bCs/>
-          <w:b/>
-        </w:rPr>
-        <w:t xml:space="preserve">analyst + red-team</w:t>
-      </w:r>
-      <w:r>
-        <w:rPr>
-          <w:bCs/>
-          <w:b/>
-        </w:rPr>
-        <w:t xml:space="preserve">”</w:t>
-      </w:r>
-      <w:r>
-        <w:t xml:space="preserve"> </w:t>
-      </w:r>
-      <w:r>
-        <w:t xml:space="preserve">summary of what materially changed (quotes, filings, news,</w:t>
-      </w:r>
-      <w:r>
-        <w:t xml:space="preserve"> </w:t>
-      </w:r>
-      <w:r>
-        <w:t xml:space="preserve">regime) and whether any trigger looks closer. With</w:t>
-      </w:r>
-      <w:r>
-        <w:t xml:space="preserve"> </w:t>
-      </w:r>
-      <w:r>
-        <w:rPr>
-          <w:bCs/>
-          <w:b/>
-        </w:rPr>
-        <w:t xml:space="preserve">two</w:t>
-      </w:r>
-      <w:r>
-        <w:t xml:space="preserve"> </w:t>
-      </w:r>
-      <w:r>
-        <w:t xml:space="preserve">free keys it runs</w:t>
-      </w:r>
-      <w:r>
-        <w:t xml:space="preserve"> </w:t>
-      </w:r>
-      <w:r>
-        <w:rPr>
-          <w:bCs/>
-          <w:b/>
-        </w:rPr>
-        <w:t xml:space="preserve">cross-model</w:t>
-      </w:r>
-      <w:r>
-        <w:t xml:space="preserve"> </w:t>
-      </w:r>
-      <w:r>
-        <w:t xml:space="preserve">— the</w:t>
-      </w:r>
-      <w:r>
-        <w:t xml:space="preserve"> </w:t>
-      </w:r>
-      <w:r>
-        <w:t xml:space="preserve">analyst on one model, the red-team on another — so it isn’t a model grading itself.</w:t>
+        <w:t xml:space="preserve">Before paying for an option, confirm the</w:t>
+      </w:r>
+      <w:r>
+        <w:t xml:space="preserve"> </w:t>
+      </w:r>
+      <w:r>
+        <w:rPr>
+          <w:bCs/>
+          <w:b/>
+        </w:rPr>
+        <w:t xml:space="preserve">price is fair</w:t>
+      </w:r>
+      <w:r>
+        <w:t xml:space="preserve">. Puck backs out the option’s</w:t>
+      </w:r>
+      <w:r>
+        <w:t xml:space="preserve"> </w:t>
+      </w:r>
+      <w:r>
+        <w:rPr>
+          <w:bCs/>
+          <w:b/>
+        </w:rPr>
+        <w:t xml:space="preserve">implied</w:t>
+      </w:r>
+      <w:r>
+        <w:rPr>
+          <w:bCs/>
+          <w:b/>
+        </w:rPr>
+        <w:t xml:space="preserve"> </w:t>
+      </w:r>
+      <w:r>
+        <w:rPr>
+          <w:bCs/>
+          <w:b/>
+        </w:rPr>
+        <w:t xml:space="preserve">volatility (IV)</w:t>
+      </w:r>
+      <w:r>
+        <w:t xml:space="preserve"> </w:t>
+      </w:r>
+      <w:r>
+        <w:t xml:space="preserve">from its market price (Black-Scholes) and compares it to the underlying’s recent</w:t>
+      </w:r>
+      <w:r>
+        <w:t xml:space="preserve"> </w:t>
+      </w:r>
+      <w:r>
+        <w:rPr>
+          <w:bCs/>
+          <w:b/>
+        </w:rPr>
+        <w:t xml:space="preserve">realized volatility</w:t>
+      </w:r>
+      <w:r>
+        <w:t xml:space="preserve"> </w:t>
+      </w:r>
+      <w:r>
+        <w:t xml:space="preserve">(from the scan).</w:t>
       </w:r>
     </w:p>
     <w:p>
@@ -10757,177 +10254,432 @@
         <w:pStyle w:val="BodyText"/>
       </w:pPr>
       <w:r>
-        <w:t xml:space="preserve">It uses the</w:t>
-      </w:r>
-      <w:r>
-        <w:t xml:space="preserve"> </w:t>
-      </w:r>
-      <w:r>
-        <w:rPr>
-          <w:bCs/>
-          <w:b/>
-        </w:rPr>
-        <w:t xml:space="preserve">latest free thinking models</w:t>
-      </w:r>
-      <w:r>
-        <w:t xml:space="preserve"> </w:t>
-      </w:r>
-      <w:r>
-        <w:t xml:space="preserve">by default — Gemini 3.5 Flash and Groq’s gpt-oss-120b — so</w:t>
-      </w:r>
-      <w:r>
-        <w:t xml:space="preserve"> </w:t>
-      </w:r>
-      <w:r>
-        <w:t xml:space="preserve">the analysis actually reasons rather than pattern-matches. Both are overridable via the</w:t>
-      </w:r>
-      <w:r>
-        <w:t xml:space="preserve"> </w:t>
-      </w:r>
-      <w:r>
-        <w:rPr>
-          <w:rStyle w:val="VerbatimChar"/>
-        </w:rPr>
-        <w:t xml:space="preserve">GEMINI_MODEL</w:t>
-      </w:r>
-      <w:r>
-        <w:t xml:space="preserve"> </w:t>
-      </w:r>
-      <w:r>
-        <w:t xml:space="preserve">/</w:t>
-      </w:r>
-      <w:r>
-        <w:t xml:space="preserve"> </w:t>
-      </w:r>
-      <w:r>
-        <w:rPr>
-          <w:rStyle w:val="VerbatimChar"/>
-        </w:rPr>
-        <w:t xml:space="preserve">GROQ_MODEL</w:t>
-      </w:r>
-      <w:r>
-        <w:t xml:space="preserve"> </w:t>
-      </w:r>
-      <w:r>
-        <w:t xml:space="preserve">repo variables when newer models ship, so a model retirement needs no code change. If a</w:t>
-      </w:r>
-      <w:r>
-        <w:t xml:space="preserve"> </w:t>
-      </w:r>
-      <w:r>
-        <w:t xml:space="preserve">model is unreachable (retired/blocked/rate-limited) the run now says so</w:t>
-      </w:r>
-      <w:r>
-        <w:t xml:space="preserve"> </w:t>
-      </w:r>
-      <w:r>
-        <w:rPr>
-          <w:bCs/>
-          <w:b/>
-        </w:rPr>
-        <w:t xml:space="preserve">loudly</w:t>
-      </w:r>
-      <w:r>
-        <w:t xml:space="preserve"> </w:t>
-      </w:r>
-      <w:r>
-        <w:t xml:space="preserve">in its report</w:t>
-      </w:r>
-      <w:r>
-        <w:t xml:space="preserve"> </w:t>
-      </w:r>
-      <w:r>
-        <w:t xml:space="preserve">instead of silently producing nothing.</w:t>
-      </w:r>
-    </w:p>
-    <w:p>
-      <w:pPr>
-        <w:numPr>
-          <w:ilvl w:val="0"/>
-          <w:numId w:val="1007"/>
-        </w:numPr>
-        <w:pStyle w:val="Compact"/>
-      </w:pPr>
-      <w:r>
-        <w:rPr>
-          <w:bCs/>
-          <w:b/>
-        </w:rPr>
-        <w:t xml:space="preserve">Automated:</w:t>
-      </w:r>
-      <w:r>
-        <w:t xml:space="preserve"> </w:t>
-      </w:r>
-      <w:r>
-        <w:t xml:space="preserve">set</w:t>
-      </w:r>
-      <w:r>
-        <w:t xml:space="preserve"> </w:t>
-      </w:r>
-      <w:r>
-        <w:rPr>
-          <w:rStyle w:val="VerbatimChar"/>
-        </w:rPr>
-        <w:t xml:space="preserve">GEMINI_API_KEY</w:t>
-      </w:r>
-      <w:r>
-        <w:t xml:space="preserve"> </w:t>
-      </w:r>
-      <w:r>
-        <w:t xml:space="preserve">(and optionally</w:t>
-      </w:r>
-      <w:r>
-        <w:t xml:space="preserve"> </w:t>
-      </w:r>
-      <w:r>
-        <w:rPr>
-          <w:rStyle w:val="VerbatimChar"/>
-        </w:rPr>
-        <w:t xml:space="preserve">GROQ_API_KEY</w:t>
-      </w:r>
-      <w:r>
-        <w:t xml:space="preserve">) as GitHub repo secrets; the daily</w:t>
-      </w:r>
-      <w:r>
-        <w:t xml:space="preserve"> </w:t>
-      </w:r>
-      <w:r>
-        <w:t xml:space="preserve">scan writes the digest.</w:t>
-      </w:r>
-    </w:p>
-    <w:p>
-      <w:pPr>
-        <w:numPr>
-          <w:ilvl w:val="0"/>
-          <w:numId w:val="1007"/>
-        </w:numPr>
-        <w:pStyle w:val="Compact"/>
-      </w:pPr>
-      <w:r>
-        <w:rPr>
-          <w:bCs/>
-          <w:b/>
-        </w:rPr>
-        <w:t xml:space="preserve">In-browser, on demand:</w:t>
-      </w:r>
-      <w:r>
-        <w:t xml:space="preserve"> </w:t>
-      </w:r>
-      <w:r>
-        <w:t xml:space="preserve">add a Gemini key in Settings and click</w:t>
-      </w:r>
-      <w:r>
-        <w:t xml:space="preserve"> </w:t>
-      </w:r>
-      <w:r>
-        <w:rPr>
-          <w:bCs/>
-          <w:b/>
-        </w:rPr>
-        <w:t xml:space="preserve">✦ Generate digest in browser</w:t>
+        <w:rPr>
+          <w:bCs/>
+          <w:b/>
+        </w:rPr>
+        <w:t xml:space="preserve">How to use it:</w:t>
+      </w:r>
+      <w:r>
+        <w:t xml:space="preserve"> </w:t>
+      </w:r>
+      <w:r>
+        <w:t xml:space="preserve">1. Type the</w:t>
+      </w:r>
+      <w:r>
+        <w:t xml:space="preserve"> </w:t>
+      </w:r>
+      <w:r>
+        <w:rPr>
+          <w:bCs/>
+          <w:b/>
+        </w:rPr>
+        <w:t xml:space="preserve">underlying</w:t>
+      </w:r>
+      <w:r>
+        <w:t xml:space="preserve"> </w:t>
+      </w:r>
+      <w:r>
+        <w:t xml:space="preserve">ticker — its price and realized vol auto-fill from the latest scan.</w:t>
+      </w:r>
+      <w:r>
+        <w:t xml:space="preserve"> </w:t>
+      </w:r>
+      <w:r>
+        <w:t xml:space="preserve">2. Choose</w:t>
+      </w:r>
+      <w:r>
+        <w:t xml:space="preserve"> </w:t>
+      </w:r>
+      <w:r>
+        <w:rPr>
+          <w:bCs/>
+          <w:b/>
+        </w:rPr>
+        <w:t xml:space="preserve">call/put</w:t>
+      </w:r>
+      <w:r>
+        <w:t xml:space="preserve">, enter</w:t>
+      </w:r>
+      <w:r>
+        <w:t xml:space="preserve"> </w:t>
+      </w:r>
+      <w:r>
+        <w:rPr>
+          <w:bCs/>
+          <w:b/>
+        </w:rPr>
+        <w:t xml:space="preserve">strike</w:t>
+      </w:r>
+      <w:r>
+        <w:t xml:space="preserve">,</w:t>
+      </w:r>
+      <w:r>
+        <w:t xml:space="preserve"> </w:t>
+      </w:r>
+      <w:r>
+        <w:rPr>
+          <w:bCs/>
+          <w:b/>
+        </w:rPr>
+        <w:t xml:space="preserve">days to expiry</w:t>
+      </w:r>
+      <w:r>
+        <w:t xml:space="preserve">, and the</w:t>
+      </w:r>
+      <w:r>
+        <w:t xml:space="preserve"> </w:t>
+      </w:r>
+      <w:r>
+        <w:rPr>
+          <w:bCs/>
+          <w:b/>
+        </w:rPr>
+        <w:t xml:space="preserve">option price</w:t>
+      </w:r>
+      <w:r>
+        <w:t xml:space="preserve"> </w:t>
+      </w:r>
+      <w:r>
+        <w:t xml:space="preserve">(premium).</w:t>
+      </w:r>
+      <w:r>
+        <w:t xml:space="preserve"> </w:t>
+      </w:r>
+      <w:r>
+        <w:t xml:space="preserve">3. Click</w:t>
+      </w:r>
+      <w:r>
+        <w:t xml:space="preserve"> </w:t>
+      </w:r>
+      <w:r>
+        <w:rPr>
+          <w:bCs/>
+          <w:b/>
+        </w:rPr>
+        <w:t xml:space="preserve">Evaluate</w:t>
       </w:r>
       <w:r>
         <w:t xml:space="preserve">.</w:t>
+      </w:r>
+    </w:p>
+    <w:p>
+      <w:pPr>
+        <w:pStyle w:val="BodyText"/>
+      </w:pPr>
+      <w:r>
+        <w:rPr>
+          <w:bCs/>
+          <w:b/>
+        </w:rPr>
+        <w:t xml:space="preserve">What you get:</w:t>
+      </w:r>
+      <w:r>
+        <w:t xml:space="preserve"> </w:t>
+      </w:r>
+      <w:r>
+        <w:t xml:space="preserve">IV, realized vol,</w:t>
+      </w:r>
+      <w:r>
+        <w:t xml:space="preserve"> </w:t>
+      </w:r>
+      <w:r>
+        <w:rPr>
+          <w:bCs/>
+          <w:b/>
+        </w:rPr>
+        <w:t xml:space="preserve">IV ÷ realized</w:t>
+      </w:r>
+      <w:r>
+        <w:t xml:space="preserve">, the</w:t>
+      </w:r>
+      <w:r>
+        <w:t xml:space="preserve"> </w:t>
+      </w:r>
+      <w:r>
+        <w:rPr>
+          <w:bCs/>
+          <w:b/>
+        </w:rPr>
+        <w:t xml:space="preserve">fair value at realized vol</w:t>
+      </w:r>
+      <w:r>
+        <w:t xml:space="preserve">, the</w:t>
+      </w:r>
+      <w:r>
+        <w:t xml:space="preserve"> </w:t>
+      </w:r>
+      <w:r>
+        <w:rPr>
+          <w:bCs/>
+          <w:b/>
+        </w:rPr>
+        <w:t xml:space="preserve">edge</w:t>
+      </w:r>
+      <w:r>
+        <w:rPr>
+          <w:bCs/>
+          <w:b/>
+        </w:rPr>
+        <w:t xml:space="preserve"> </w:t>
+      </w:r>
+      <w:r>
+        <w:rPr>
+          <w:bCs/>
+          <w:b/>
+        </w:rPr>
+        <w:t xml:space="preserve">vs fair</w:t>
+      </w:r>
+      <w:r>
+        <w:t xml:space="preserve">, a</w:t>
+      </w:r>
+      <w:r>
+        <w:t xml:space="preserve"> </w:t>
+      </w:r>
+      <w:r>
+        <w:rPr>
+          <w:bCs/>
+          <w:b/>
+        </w:rPr>
+        <w:t xml:space="preserve">verdict</w:t>
+      </w:r>
+      <w:r>
+        <w:t xml:space="preserve">, and the greeks (delta/vega/theta). When the scan has it, the result also shows</w:t>
+      </w:r>
+      <w:r>
+        <w:t xml:space="preserve"> </w:t>
+      </w:r>
+      <w:r>
+        <w:t xml:space="preserve">the underlying’s</w:t>
+      </w:r>
+      <w:r>
+        <w:t xml:space="preserve"> </w:t>
+      </w:r>
+      <w:r>
+        <w:rPr>
+          <w:bCs/>
+          <w:b/>
+        </w:rPr>
+        <w:t xml:space="preserve">market ATM implied vol</w:t>
+      </w:r>
+      <w:r>
+        <w:t xml:space="preserve"> </w:t>
+      </w:r>
+      <w:r>
+        <w:t xml:space="preserve">(from the free Yahoo options chain) next to your option’s IV —</w:t>
+      </w:r>
+      <w:r>
+        <w:t xml:space="preserve"> </w:t>
+      </w:r>
+      <w:r>
+        <w:t xml:space="preserve">a quick check of whether your contract is priced rich/cheap vs the at-the-money market.</w:t>
+      </w:r>
+    </w:p>
+    <w:tbl>
+      <w:tblPr>
+        <w:tblStyle w:val="Table"/>
+        <w:tblW w:type="pct" w:w="5000"/>
+        <w:tblLook w:firstRow="1" w:lastRow="0" w:firstColumn="0" w:lastColumn="0" w:noHBand="0" w:noVBand="0" w:val="0020"/>
+        <w:jc w:val="start"/>
+      </w:tblPr>
+      <w:tblGrid>
+        <w:gridCol w:w="3960"/>
+        <w:gridCol w:w="3960"/>
+      </w:tblGrid>
+      <w:tr>
+        <w:trPr>
+          <w:tblHeader w:val="true"/>
+        </w:trPr>
+        <w:tc>
+          <w:tcPr/>
+          <w:p>
+            <w:pPr>
+              <w:pStyle w:val="Compact"/>
+              <w:jc w:val="left"/>
+            </w:pPr>
+            <w:r>
+              <w:t xml:space="preserve">Verdict</w:t>
+            </w:r>
+          </w:p>
+        </w:tc>
+        <w:tc>
+          <w:tcPr/>
+          <w:p>
+            <w:pPr>
+              <w:pStyle w:val="Compact"/>
+              <w:jc w:val="left"/>
+            </w:pPr>
+            <w:r>
+              <w:t xml:space="preserve">Meaning</w:t>
+            </w:r>
+          </w:p>
+        </w:tc>
+      </w:tr>
+      <w:tr>
+        <w:tc>
+          <w:tcPr/>
+          <w:p>
+            <w:pPr>
+              <w:pStyle w:val="Compact"/>
+              <w:jc w:val="left"/>
+            </w:pPr>
+            <w:r>
+              <w:rPr>
+                <w:bCs/>
+                <w:b/>
+              </w:rPr>
+              <w:t xml:space="preserve">cheap</w:t>
+            </w:r>
+          </w:p>
+        </w:tc>
+        <w:tc>
+          <w:tcPr/>
+          <w:p>
+            <w:pPr>
+              <w:pStyle w:val="Compact"/>
+              <w:jc w:val="left"/>
+            </w:pPr>
+            <w:r>
+              <w:t xml:space="preserve">IV below realized vol</w:t>
+            </w:r>
+          </w:p>
+        </w:tc>
+      </w:tr>
+      <w:tr>
+        <w:tc>
+          <w:tcPr/>
+          <w:p>
+            <w:pPr>
+              <w:pStyle w:val="Compact"/>
+              <w:jc w:val="left"/>
+            </w:pPr>
+            <w:r>
+              <w:rPr>
+                <w:bCs/>
+                <w:b/>
+              </w:rPr>
+              <w:t xml:space="preserve">fair</w:t>
+            </w:r>
+          </w:p>
+        </w:tc>
+        <w:tc>
+          <w:tcPr/>
+          <w:p>
+            <w:pPr>
+              <w:pStyle w:val="Compact"/>
+              <w:jc w:val="left"/>
+            </w:pPr>
+            <w:r>
+              <w:t xml:space="preserve">IV within a normal variance-risk premium (~0.95–1.35× realized)</w:t>
+            </w:r>
+          </w:p>
+        </w:tc>
+      </w:tr>
+      <w:tr>
+        <w:tc>
+          <w:tcPr/>
+          <w:p>
+            <w:pPr>
+              <w:pStyle w:val="Compact"/>
+              <w:jc w:val="left"/>
+            </w:pPr>
+            <w:r>
+              <w:rPr>
+                <w:bCs/>
+                <w:b/>
+              </w:rPr>
+              <w:t xml:space="preserve">rich</w:t>
+            </w:r>
+          </w:p>
+        </w:tc>
+        <w:tc>
+          <w:tcPr/>
+          <w:p>
+            <w:pPr>
+              <w:pStyle w:val="Compact"/>
+              <w:jc w:val="left"/>
+            </w:pPr>
+            <w:r>
+              <w:t xml:space="preserve">IV well above realized — you’re paying up for premium</w:t>
+            </w:r>
+          </w:p>
+        </w:tc>
+      </w:tr>
+    </w:tbl>
+    <w:p>
+      <w:pPr>
+        <w:pStyle w:val="BodyText"/>
+      </w:pPr>
+      <w:r>
+        <w:t xml:space="preserve">It also suggests a</w:t>
+      </w:r>
+      <w:r>
+        <w:t xml:space="preserve"> </w:t>
+      </w:r>
+      <w:r>
+        <w:rPr>
+          <w:bCs/>
+          <w:b/>
+        </w:rPr>
+        <w:t xml:space="preserve">defined-risk structure</w:t>
+      </w:r>
+      <w:r>
+        <w:t xml:space="preserve"> </w:t>
+      </w:r>
+      <w:r>
+        <w:t xml:space="preserve">based on the live posture (defensive → put / put-spread;</w:t>
+      </w:r>
+      <w:r>
+        <w:t xml:space="preserve"> </w:t>
+      </w:r>
+      <w:r>
+        <w:t xml:space="preserve">risk-on → LEAPS call).</w:t>
+      </w:r>
+    </w:p>
+    <w:p>
+      <w:pPr>
+        <w:pStyle w:val="BlockText"/>
+      </w:pPr>
+      <w:r>
+        <w:rPr>
+          <w:bCs/>
+          <w:b/>
+        </w:rPr>
+        <w:t xml:space="preserve">Defined-risk only — no naked options</w:t>
+      </w:r>
+      <w:r>
+        <w:t xml:space="preserve"> </w:t>
+      </w:r>
+      <w:r>
+        <w:t xml:space="preserve">(both accounts). Use long calls/puts, debit spreads, collars,</w:t>
+      </w:r>
+      <w:r>
+        <w:t xml:space="preserve"> </w:t>
+      </w:r>
+      <w:r>
+        <w:t xml:space="preserve">covered calls, cash-secured puts. Caveat: realized vol is backward-looking and options carry</w:t>
+      </w:r>
+      <w:r>
+        <w:t xml:space="preserve"> </w:t>
+      </w:r>
+      <w:r>
+        <w:t xml:space="preserve">event/skew premia, so treat this as a</w:t>
+      </w:r>
+      <w:r>
+        <w:t xml:space="preserve"> </w:t>
+      </w:r>
+      <w:r>
+        <w:rPr>
+          <w:bCs/>
+          <w:b/>
+        </w:rPr>
+        <w:t xml:space="preserve">sanity check, not a price oracle.</w:t>
+      </w:r>
+      <w:r>
+        <w:t xml:space="preserve"> </w:t>
+      </w:r>
+      <w:r>
+        <w:t xml:space="preserve">Not advice.</w:t>
       </w:r>
     </w:p>
     <w:p>
@@ -10938,13 +10690,13 @@
       </w:r>
     </w:p>
     <w:bookmarkEnd w:id="73"/>
-    <w:bookmarkStart w:id="79" w:name="settings-onboarding"/>
+    <w:bookmarkStart w:id="77" w:name="agent-digest"/>
     <w:p>
       <w:pPr>
         <w:pStyle w:val="Heading2"/>
       </w:pPr>
       <w:r>
-        <w:t xml:space="preserve">8. ⚙ Settings &amp; onboarding</w:t>
+        <w:t xml:space="preserve">7. Agent digest</w:t>
       </w:r>
     </w:p>
     <w:p>
@@ -10956,12 +10708,12 @@
           <wp:inline>
             <wp:extent cx="5334000" cy="3750468"/>
             <wp:effectExtent b="0" l="0" r="0" t="0"/>
-            <wp:docPr descr="Settings" title="" id="75" name="Picture"/>
+            <wp:docPr descr="Agent digest" title="" id="75" name="Picture"/>
             <a:graphic>
               <a:graphicData uri="http://schemas.openxmlformats.org/drawingml/2006/picture">
                 <pic:pic>
                   <pic:nvPicPr>
-                    <pic:cNvPr descr="img/settings.png" id="76" name="Picture"/>
+                    <pic:cNvPr descr="img/digest.png" id="76" name="Picture"/>
                     <pic:cNvPicPr>
                       <a:picLocks noChangeArrowheads="1" noChangeAspect="1"/>
                     </pic:cNvPicPr>
@@ -10999,7 +10751,7 @@
         <w:pStyle w:val="ImageCaption"/>
       </w:pPr>
       <w:r>
-        <w:t xml:space="preserve">Settings</w:t>
+        <w:t xml:space="preserve">Agent digest</w:t>
       </w:r>
     </w:p>
     <w:p>
@@ -11007,989 +10759,259 @@
         <w:pStyle w:val="BodyText"/>
       </w:pPr>
       <w:r>
-        <w:t xml:space="preserve">Everything here is stored</w:t>
-      </w:r>
-      <w:r>
-        <w:t xml:space="preserve"> </w:t>
-      </w:r>
-      <w:r>
-        <w:rPr>
-          <w:bCs/>
-          <w:b/>
-        </w:rPr>
-        <w:t xml:space="preserve">only in this browser</w:t>
-      </w:r>
-      <w:r>
-        <w:t xml:space="preserve"> </w:t>
-      </w:r>
-      <w:r>
-        <w:t xml:space="preserve">(localStorage) and</w:t>
-      </w:r>
-      <w:r>
-        <w:t xml:space="preserve"> </w:t>
-      </w:r>
-      <w:r>
-        <w:rPr>
-          <w:bCs/>
-          <w:b/>
-        </w:rPr>
-        <w:t xml:space="preserve">never committed</w:t>
+        <w:t xml:space="preserve">An optional LLM</w:t>
+      </w:r>
+      <w:r>
+        <w:t xml:space="preserve"> </w:t>
+      </w:r>
+      <w:r>
+        <w:rPr>
+          <w:bCs/>
+          <w:b/>
+        </w:rPr>
+        <w:t xml:space="preserve">“</w:t>
+      </w:r>
+      <w:r>
+        <w:rPr>
+          <w:bCs/>
+          <w:b/>
+        </w:rPr>
+        <w:t xml:space="preserve">analyst + red-team</w:t>
+      </w:r>
+      <w:r>
+        <w:rPr>
+          <w:bCs/>
+          <w:b/>
+        </w:rPr>
+        <w:t xml:space="preserve">”</w:t>
+      </w:r>
+      <w:r>
+        <w:t xml:space="preserve"> </w:t>
+      </w:r>
+      <w:r>
+        <w:t xml:space="preserve">summary of what materially changed (quotes, filings, news,</w:t>
+      </w:r>
+      <w:r>
+        <w:t xml:space="preserve"> </w:t>
+      </w:r>
+      <w:r>
+        <w:t xml:space="preserve">regime) and whether any trigger looks closer. With</w:t>
+      </w:r>
+      <w:r>
+        <w:t xml:space="preserve"> </w:t>
+      </w:r>
+      <w:r>
+        <w:rPr>
+          <w:bCs/>
+          <w:b/>
+        </w:rPr>
+        <w:t xml:space="preserve">two</w:t>
+      </w:r>
+      <w:r>
+        <w:t xml:space="preserve"> </w:t>
+      </w:r>
+      <w:r>
+        <w:t xml:space="preserve">free keys it runs</w:t>
+      </w:r>
+      <w:r>
+        <w:t xml:space="preserve"> </w:t>
+      </w:r>
+      <w:r>
+        <w:rPr>
+          <w:bCs/>
+          <w:b/>
+        </w:rPr>
+        <w:t xml:space="preserve">cross-model</w:t>
+      </w:r>
+      <w:r>
+        <w:t xml:space="preserve"> </w:t>
+      </w:r>
+      <w:r>
+        <w:t xml:space="preserve">— the</w:t>
+      </w:r>
+      <w:r>
+        <w:t xml:space="preserve"> </w:t>
+      </w:r>
+      <w:r>
+        <w:t xml:space="preserve">analyst on one model, the red-team on another — so it isn’t a model grading itself.</w:t>
+      </w:r>
+    </w:p>
+    <w:p>
+      <w:pPr>
+        <w:pStyle w:val="BodyText"/>
+      </w:pPr>
+      <w:r>
+        <w:t xml:space="preserve">It uses the</w:t>
+      </w:r>
+      <w:r>
+        <w:t xml:space="preserve"> </w:t>
+      </w:r>
+      <w:r>
+        <w:rPr>
+          <w:bCs/>
+          <w:b/>
+        </w:rPr>
+        <w:t xml:space="preserve">latest free thinking models</w:t>
+      </w:r>
+      <w:r>
+        <w:t xml:space="preserve"> </w:t>
+      </w:r>
+      <w:r>
+        <w:t xml:space="preserve">by default — Gemini 3.5 Flash and Groq’s gpt-oss-120b — so</w:t>
+      </w:r>
+      <w:r>
+        <w:t xml:space="preserve"> </w:t>
+      </w:r>
+      <w:r>
+        <w:t xml:space="preserve">the analysis actually reasons rather than pattern-matches. Both are overridable via the</w:t>
+      </w:r>
+      <w:r>
+        <w:t xml:space="preserve"> </w:t>
+      </w:r>
+      <w:r>
+        <w:rPr>
+          <w:rStyle w:val="VerbatimChar"/>
+        </w:rPr>
+        <w:t xml:space="preserve">GEMINI_MODEL</w:t>
+      </w:r>
+      <w:r>
+        <w:t xml:space="preserve"> </w:t>
+      </w:r>
+      <w:r>
+        <w:t xml:space="preserve">/</w:t>
+      </w:r>
+      <w:r>
+        <w:t xml:space="preserve"> </w:t>
+      </w:r>
+      <w:r>
+        <w:rPr>
+          <w:rStyle w:val="VerbatimChar"/>
+        </w:rPr>
+        <w:t xml:space="preserve">GROQ_MODEL</w:t>
+      </w:r>
+      <w:r>
+        <w:t xml:space="preserve"> </w:t>
+      </w:r>
+      <w:r>
+        <w:t xml:space="preserve">repo variables when newer models ship, so a model retirement needs no code change. If a</w:t>
+      </w:r>
+      <w:r>
+        <w:t xml:space="preserve"> </w:t>
+      </w:r>
+      <w:r>
+        <w:t xml:space="preserve">model is unreachable (retired/blocked/rate-limited) the run now says so</w:t>
+      </w:r>
+      <w:r>
+        <w:t xml:space="preserve"> </w:t>
+      </w:r>
+      <w:r>
+        <w:rPr>
+          <w:bCs/>
+          <w:b/>
+        </w:rPr>
+        <w:t xml:space="preserve">loudly</w:t>
+      </w:r>
+      <w:r>
+        <w:t xml:space="preserve"> </w:t>
+      </w:r>
+      <w:r>
+        <w:t xml:space="preserve">in its report</w:t>
+      </w:r>
+      <w:r>
+        <w:t xml:space="preserve"> </w:t>
+      </w:r>
+      <w:r>
+        <w:t xml:space="preserve">instead of silently producing nothing.</w:t>
+      </w:r>
+    </w:p>
+    <w:p>
+      <w:pPr>
+        <w:numPr>
+          <w:ilvl w:val="0"/>
+          <w:numId w:val="1007"/>
+        </w:numPr>
+        <w:pStyle w:val="Compact"/>
+      </w:pPr>
+      <w:r>
+        <w:rPr>
+          <w:bCs/>
+          <w:b/>
+        </w:rPr>
+        <w:t xml:space="preserve">Automated:</w:t>
+      </w:r>
+      <w:r>
+        <w:t xml:space="preserve"> </w:t>
+      </w:r>
+      <w:r>
+        <w:t xml:space="preserve">set</w:t>
+      </w:r>
+      <w:r>
+        <w:t xml:space="preserve"> </w:t>
+      </w:r>
+      <w:r>
+        <w:rPr>
+          <w:rStyle w:val="VerbatimChar"/>
+        </w:rPr>
+        <w:t xml:space="preserve">GEMINI_API_KEY</w:t>
+      </w:r>
+      <w:r>
+        <w:t xml:space="preserve"> </w:t>
+      </w:r>
+      <w:r>
+        <w:t xml:space="preserve">(and optionally</w:t>
+      </w:r>
+      <w:r>
+        <w:t xml:space="preserve"> </w:t>
+      </w:r>
+      <w:r>
+        <w:rPr>
+          <w:rStyle w:val="VerbatimChar"/>
+        </w:rPr>
+        <w:t xml:space="preserve">GROQ_API_KEY</w:t>
+      </w:r>
+      <w:r>
+        <w:t xml:space="preserve">) as GitHub repo secrets; the daily</w:t>
+      </w:r>
+      <w:r>
+        <w:t xml:space="preserve"> </w:t>
+      </w:r>
+      <w:r>
+        <w:t xml:space="preserve">scan writes the digest.</w:t>
+      </w:r>
+    </w:p>
+    <w:p>
+      <w:pPr>
+        <w:numPr>
+          <w:ilvl w:val="0"/>
+          <w:numId w:val="1007"/>
+        </w:numPr>
+        <w:pStyle w:val="Compact"/>
+      </w:pPr>
+      <w:r>
+        <w:rPr>
+          <w:bCs/>
+          <w:b/>
+        </w:rPr>
+        <w:t xml:space="preserve">In-browser, on demand:</w:t>
+      </w:r>
+      <w:r>
+        <w:t xml:space="preserve"> </w:t>
+      </w:r>
+      <w:r>
+        <w:t xml:space="preserve">add a Gemini key in Settings and click</w:t>
+      </w:r>
+      <w:r>
+        <w:t xml:space="preserve"> </w:t>
+      </w:r>
+      <w:r>
+        <w:rPr>
+          <w:bCs/>
+          <w:b/>
+        </w:rPr>
+        <w:t xml:space="preserve">✦ Generate digest in browser</w:t>
       </w:r>
       <w:r>
         <w:t xml:space="preserve">.</w:t>
-      </w:r>
-    </w:p>
-    <w:bookmarkStart w:id="77" w:name="your-holdings-per-account"/>
-    <w:p>
-      <w:pPr>
-        <w:pStyle w:val="Heading3"/>
-      </w:pPr>
-      <w:r>
-        <w:t xml:space="preserve">8.1 Your holdings (per account)</w:t>
-      </w:r>
-    </w:p>
-    <w:p>
-      <w:pPr>
-        <w:pStyle w:val="FirstParagraph"/>
-      </w:pPr>
-      <w:r>
-        <w:t xml:space="preserve">Add each holding:</w:t>
-      </w:r>
-      <w:r>
-        <w:t xml:space="preserve"> </w:t>
-      </w:r>
-      <w:r>
-        <w:rPr>
-          <w:bCs/>
-          <w:b/>
-        </w:rPr>
-        <w:t xml:space="preserve">ticker, account (IRA/Roth or Taxable), shares, cost basis</w:t>
-      </w:r>
-      <w:r>
-        <w:t xml:space="preserve">, plus your</w:t>
-      </w:r>
-      <w:r>
-        <w:t xml:space="preserve"> </w:t>
-      </w:r>
-      <w:r>
-        <w:rPr>
-          <w:bCs/>
-          <w:b/>
-        </w:rPr>
-        <w:t xml:space="preserve">dry-powder</w:t>
-      </w:r>
-      <w:r>
-        <w:rPr>
-          <w:bCs/>
-          <w:b/>
-        </w:rPr>
-        <w:t xml:space="preserve"> </w:t>
-      </w:r>
-      <w:r>
-        <w:rPr>
-          <w:bCs/>
-          <w:b/>
-        </w:rPr>
-        <w:t xml:space="preserve">cash</w:t>
-      </w:r>
-      <w:r>
-        <w:t xml:space="preserve">. Live prices come from the latest scan.</w:t>
-      </w:r>
-      <w:r>
-        <w:t xml:space="preserve"> </w:t>
-      </w:r>
-      <w:r>
-        <w:t xml:space="preserve">-</w:t>
-      </w:r>
-      <w:r>
-        <w:t xml:space="preserve"> </w:t>
-      </w:r>
-      <w:r>
-        <w:rPr>
-          <w:bCs/>
-          <w:b/>
-        </w:rPr>
-        <w:t xml:space="preserve">⬇ Export positions.local.json</w:t>
-      </w:r>
-      <w:r>
-        <w:t xml:space="preserve"> </w:t>
-      </w:r>
-      <w:r>
-        <w:t xml:space="preserve">— download your positions in the exact shape the scanner reads, so</w:t>
-      </w:r>
-      <w:r>
-        <w:t xml:space="preserve"> </w:t>
-      </w:r>
-      <w:r>
-        <w:t xml:space="preserve">the</w:t>
-      </w:r>
-      <w:r>
-        <w:t xml:space="preserve"> </w:t>
-      </w:r>
-      <w:r>
-        <w:rPr>
-          <w:iCs/>
-          <w:i/>
-        </w:rPr>
-        <w:t xml:space="preserve">server-side</w:t>
-      </w:r>
-      <w:r>
-        <w:t xml:space="preserve"> </w:t>
-      </w:r>
-      <w:r>
-        <w:t xml:space="preserve">trim rule and sleeve-cap can compute against your real lots. (Drop the file into</w:t>
-      </w:r>
-      <w:r>
-        <w:t xml:space="preserve"> </w:t>
-      </w:r>
-      <w:r>
-        <w:rPr>
-          <w:rStyle w:val="VerbatimChar"/>
-        </w:rPr>
-        <w:t xml:space="preserve">web/data/</w:t>
-      </w:r>
-      <w:r>
-        <w:t xml:space="preserve"> </w:t>
-      </w:r>
-      <w:r>
-        <w:t xml:space="preserve">— it’s gitignored, so it’s never committed.)</w:t>
-      </w:r>
-      <w:r>
-        <w:t xml:space="preserve"> </w:t>
-      </w:r>
-      <w:r>
-        <w:t xml:space="preserve">-</w:t>
-      </w:r>
-      <w:r>
-        <w:t xml:space="preserve"> </w:t>
-      </w:r>
-      <w:r>
-        <w:rPr>
-          <w:bCs/>
-          <w:b/>
-        </w:rPr>
-        <w:t xml:space="preserve">⬆ Import</w:t>
-      </w:r>
-      <w:r>
-        <w:t xml:space="preserve"> </w:t>
-      </w:r>
-      <w:r>
-        <w:t xml:space="preserve">— load a positions file back in.</w:t>
-      </w:r>
-      <w:r>
-        <w:t xml:space="preserve"> </w:t>
-      </w:r>
-      <w:r>
-        <w:t xml:space="preserve">-</w:t>
-      </w:r>
-      <w:r>
-        <w:t xml:space="preserve"> </w:t>
-      </w:r>
-      <w:r>
-        <w:rPr>
-          <w:bCs/>
-          <w:b/>
-        </w:rPr>
-        <w:t xml:space="preserve">Clear holdings</w:t>
-      </w:r>
-      <w:r>
-        <w:t xml:space="preserve"> </w:t>
-      </w:r>
-      <w:r>
-        <w:t xml:space="preserve">— wipe them from this browser.</w:t>
-      </w:r>
-    </w:p>
-    <w:bookmarkEnd w:id="77"/>
-    <w:bookmarkStart w:id="78" w:name="admin-credentials-configuration"/>
-    <w:p>
-      <w:pPr>
-        <w:pStyle w:val="Heading3"/>
-      </w:pPr>
-      <w:r>
-        <w:t xml:space="preserve">8.2 🔐 Admin — credentials &amp; configuration</w:t>
-      </w:r>
-    </w:p>
-    <w:p>
-      <w:pPr>
-        <w:pStyle w:val="FirstParagraph"/>
-      </w:pPr>
-      <w:r>
-        <w:t xml:space="preserve">One place for every credential, in two tiers:</w:t>
-      </w:r>
-    </w:p>
-    <w:p>
-      <w:pPr>
-        <w:pStyle w:val="BodyText"/>
-      </w:pPr>
-      <w:r>
-        <w:rPr>
-          <w:bCs/>
-          <w:b/>
-        </w:rPr>
-        <w:t xml:space="preserve">Browser keys</w:t>
-      </w:r>
-      <w:r>
-        <w:t xml:space="preserve"> </w:t>
-      </w:r>
-      <w:r>
-        <w:t xml:space="preserve">(stored only in this browser; power client-side features):</w:t>
-      </w:r>
-      <w:r>
-        <w:t xml:space="preserve"> </w:t>
-      </w:r>
-      <w:r>
-        <w:t xml:space="preserve">-</w:t>
-      </w:r>
-      <w:r>
-        <w:t xml:space="preserve"> </w:t>
-      </w:r>
-      <w:r>
-        <w:rPr>
-          <w:bCs/>
-          <w:b/>
-        </w:rPr>
-        <w:t xml:space="preserve">Gemini</w:t>
-      </w:r>
-      <w:r>
-        <w:t xml:space="preserve"> </w:t>
-      </w:r>
-      <w:r>
-        <w:t xml:space="preserve">(aistudio.google.com) — in-browser digest.</w:t>
-      </w:r>
-      <w:r>
-        <w:t xml:space="preserve"> </w:t>
-      </w:r>
-      <w:r>
-        <w:rPr>
-          <w:bCs/>
-          <w:b/>
-        </w:rPr>
-        <w:t xml:space="preserve">Groq</w:t>
-      </w:r>
-      <w:r>
-        <w:t xml:space="preserve"> </w:t>
-      </w:r>
-      <w:r>
-        <w:t xml:space="preserve">(console.groq.com) — second red-team model.</w:t>
-      </w:r>
-      <w:r>
-        <w:t xml:space="preserve"> </w:t>
-      </w:r>
-      <w:r>
-        <w:t xml:space="preserve">-</w:t>
-      </w:r>
-      <w:r>
-        <w:t xml:space="preserve"> </w:t>
-      </w:r>
-      <w:r>
-        <w:rPr>
-          <w:bCs/>
-          <w:b/>
-        </w:rPr>
-        <w:t xml:space="preserve">Finnhub / Twelve Data / Alpha Vantage</w:t>
-      </w:r>
-      <w:r>
-        <w:t xml:space="preserve"> </w:t>
-      </w:r>
-      <w:r>
-        <w:t xml:space="preserve">— data cross-checks; Finnhub also powers</w:t>
-      </w:r>
-      <w:r>
-        <w:t xml:space="preserve"> </w:t>
-      </w:r>
-      <w:r>
-        <w:rPr>
-          <w:bCs/>
-          <w:b/>
-        </w:rPr>
-        <w:t xml:space="preserve">✓ Check live prices</w:t>
-      </w:r>
-      <w:r>
-        <w:t xml:space="preserve">.</w:t>
-      </w:r>
-      <w:r>
-        <w:t xml:space="preserve"> </w:t>
-      </w:r>
-      <w:r>
-        <w:t xml:space="preserve">-</w:t>
-      </w:r>
-      <w:r>
-        <w:t xml:space="preserve"> </w:t>
-      </w:r>
-      <w:r>
-        <w:rPr>
-          <w:bCs/>
-          <w:b/>
-        </w:rPr>
-        <w:t xml:space="preserve">GitHub dispatch token</w:t>
-      </w:r>
-      <w:r>
-        <w:t xml:space="preserve"> </w:t>
-      </w:r>
-      <w:r>
-        <w:t xml:space="preserve">(Contents: R/W) — lets</w:t>
-      </w:r>
-      <w:r>
-        <w:t xml:space="preserve"> </w:t>
-      </w:r>
-      <w:r>
-        <w:rPr>
-          <w:bCs/>
-          <w:b/>
-        </w:rPr>
-        <w:t xml:space="preserve">⟳ Refresh</w:t>
-      </w:r>
-      <w:r>
-        <w:t xml:space="preserve"> </w:t>
-      </w:r>
-      <w:r>
-        <w:t xml:space="preserve">trigger a live scan (§9).</w:t>
-      </w:r>
-      <w:r>
-        <w:t xml:space="preserve"> </w:t>
-      </w:r>
-      <w:r>
-        <w:t xml:space="preserve">- Click</w:t>
-      </w:r>
-      <w:r>
-        <w:t xml:space="preserve"> </w:t>
-      </w:r>
-      <w:r>
-        <w:rPr>
-          <w:bCs/>
-          <w:b/>
-        </w:rPr>
-        <w:t xml:space="preserve">Save browser keys</w:t>
-      </w:r>
-      <w:r>
-        <w:t xml:space="preserve">.</w:t>
-      </w:r>
-    </w:p>
-    <w:p>
-      <w:pPr>
-        <w:pStyle w:val="BodyText"/>
-      </w:pPr>
-      <w:r>
-        <w:rPr>
-          <w:bCs/>
-          <w:b/>
-        </w:rPr>
-        <w:t xml:space="preserve">Repo configuration + research review</w:t>
-      </w:r>
-      <w:r>
-        <w:t xml:space="preserve"> </w:t>
-      </w:r>
-      <w:r>
-        <w:t xml:space="preserve">(what the automated scanner uses, and what approves research</w:t>
-      </w:r>
-      <w:r>
-        <w:t xml:space="preserve"> </w:t>
-      </w:r>
-      <w:r>
-        <w:t xml:space="preserve">proposals). Paste an</w:t>
-      </w:r>
-      <w:r>
-        <w:t xml:space="preserve"> </w:t>
-      </w:r>
-      <w:r>
-        <w:rPr>
-          <w:bCs/>
-          <w:b/>
-        </w:rPr>
-        <w:t xml:space="preserve">admin GitHub token</w:t>
-      </w:r>
-      <w:r>
-        <w:t xml:space="preserve"> </w:t>
-      </w:r>
-      <w:r>
-        <w:t xml:space="preserve">— a</w:t>
-      </w:r>
-      <w:r>
-        <w:t xml:space="preserve"> </w:t>
-      </w:r>
-      <w:r>
-        <w:rPr>
-          <w:bCs/>
-          <w:b/>
-        </w:rPr>
-        <w:t xml:space="preserve">classic</w:t>
-      </w:r>
-      <w:r>
-        <w:t xml:space="preserve"> </w:t>
-      </w:r>
-      <w:r>
-        <w:t xml:space="preserve">token with the</w:t>
-      </w:r>
-      <w:r>
-        <w:t xml:space="preserve"> </w:t>
-      </w:r>
-      <w:r>
-        <w:rPr>
-          <w:rStyle w:val="VerbatimChar"/>
-          <w:bCs/>
-          <w:b/>
-        </w:rPr>
-        <w:t xml:space="preserve">repo</w:t>
-      </w:r>
-      <w:r>
-        <w:t xml:space="preserve"> </w:t>
-      </w:r>
-      <w:r>
-        <w:t xml:space="preserve">scope, or a</w:t>
-      </w:r>
-      <w:r>
-        <w:t xml:space="preserve"> </w:t>
-      </w:r>
-      <w:r>
-        <w:rPr>
-          <w:bCs/>
-          <w:b/>
-        </w:rPr>
-        <w:t xml:space="preserve">fine-grained</w:t>
-      </w:r>
-      <w:r>
-        <w:t xml:space="preserve"> </w:t>
-      </w:r>
-      <w:r>
-        <w:t xml:space="preserve">token with</w:t>
-      </w:r>
-      <w:r>
-        <w:t xml:space="preserve"> </w:t>
-      </w:r>
-      <w:r>
-        <w:rPr>
-          <w:iCs/>
-          <w:i/>
-        </w:rPr>
-        <w:t xml:space="preserve">Contents + Pull requests</w:t>
-      </w:r>
-      <w:r>
-        <w:t xml:space="preserve"> </w:t>
-      </w:r>
-      <w:r>
-        <w:t xml:space="preserve">(read/write, for accepting proposals on the</w:t>
-      </w:r>
-      <w:r>
-        <w:t xml:space="preserve"> </w:t>
-      </w:r>
-      <w:r>
-        <w:t xml:space="preserve">Research tab) plus</w:t>
-      </w:r>
-      <w:r>
-        <w:t xml:space="preserve"> </w:t>
-      </w:r>
-      <w:r>
-        <w:rPr>
-          <w:iCs/>
-          <w:i/>
-        </w:rPr>
-        <w:t xml:space="preserve">Secrets: read</w:t>
-      </w:r>
-      <w:r>
-        <w:t xml:space="preserve"> </w:t>
-      </w:r>
-      <w:r>
-        <w:t xml:space="preserve">and</w:t>
-      </w:r>
-      <w:r>
-        <w:t xml:space="preserve"> </w:t>
-      </w:r>
-      <w:r>
-        <w:rPr>
-          <w:iCs/>
-          <w:i/>
-        </w:rPr>
-        <w:t xml:space="preserve">Variables: read/write</w:t>
-      </w:r>
-      <w:r>
-        <w:t xml:space="preserve"> </w:t>
-      </w:r>
-      <w:r>
-        <w:t xml:space="preserve">(for the config check). Click</w:t>
-      </w:r>
-      <w:r>
-        <w:t xml:space="preserve"> </w:t>
-      </w:r>
-      <w:r>
-        <w:rPr>
-          <w:bCs/>
-          <w:b/>
-        </w:rPr>
-        <w:t xml:space="preserve">⟲ Check configuration</w:t>
-      </w:r>
-      <w:r>
-        <w:t xml:space="preserve"> </w:t>
-      </w:r>
-      <w:r>
-        <w:t xml:space="preserve">to get a ✅/⬜ status for</w:t>
-      </w:r>
-      <w:r>
-        <w:t xml:space="preserve"> </w:t>
-      </w:r>
-      <w:r>
-        <w:rPr>
-          <w:bCs/>
-          <w:b/>
-        </w:rPr>
-        <w:t xml:space="preserve">every</w:t>
-      </w:r>
-      <w:r>
-        <w:t xml:space="preserve"> </w:t>
-      </w:r>
-      <w:r>
-        <w:t xml:space="preserve">secret and variable the scanner can use (LLM keys, data keys,</w:t>
-      </w:r>
-      <w:r>
-        <w:t xml:space="preserve"> </w:t>
-      </w:r>
-      <w:r>
-        <w:rPr>
-          <w:rStyle w:val="VerbatimChar"/>
-        </w:rPr>
-        <w:t xml:space="preserve">SMTP_USER</w:t>
-      </w:r>
-      <w:r>
-        <w:t xml:space="preserve">/</w:t>
-      </w:r>
-      <w:r>
-        <w:rPr>
-          <w:rStyle w:val="VerbatimChar"/>
-        </w:rPr>
-        <w:t xml:space="preserve">SMTP_PASS</w:t>
-      </w:r>
-      <w:r>
-        <w:t xml:space="preserve">,</w:t>
-      </w:r>
-      <w:r>
-        <w:t xml:space="preserve"> </w:t>
-      </w:r>
-      <w:r>
-        <w:rPr>
-          <w:rStyle w:val="VerbatimChar"/>
-        </w:rPr>
-        <w:t xml:space="preserve">ALERT_EMAIL_TO</w:t>
-      </w:r>
-      <w:r>
-        <w:t xml:space="preserve">,</w:t>
-      </w:r>
-      <w:r>
-        <w:t xml:space="preserve"> </w:t>
-      </w:r>
-      <w:r>
-        <w:rPr>
-          <w:rStyle w:val="VerbatimChar"/>
-        </w:rPr>
-        <w:t xml:space="preserve">SEC_USER_AGENT</w:t>
-      </w:r>
-      <w:r>
-        <w:t xml:space="preserve">).</w:t>
-      </w:r>
-      <w:r>
-        <w:t xml:space="preserve"> </w:t>
-      </w:r>
-      <w:r>
-        <w:t xml:space="preserve">-</w:t>
-      </w:r>
-      <w:r>
-        <w:t xml:space="preserve"> </w:t>
-      </w:r>
-      <w:r>
-        <w:rPr>
-          <w:bCs/>
-          <w:b/>
-        </w:rPr>
-        <w:t xml:space="preserve">Variables</w:t>
-      </w:r>
-      <w:r>
-        <w:t xml:space="preserve"> </w:t>
-      </w:r>
-      <w:r>
-        <w:t xml:space="preserve">(alert email, SEC user-agent) are non-secret — set them</w:t>
-      </w:r>
-      <w:r>
-        <w:t xml:space="preserve"> </w:t>
-      </w:r>
-      <w:r>
-        <w:rPr>
-          <w:bCs/>
-          <w:b/>
-        </w:rPr>
-        <w:t xml:space="preserve">right here</w:t>
-      </w:r>
-      <w:r>
-        <w:t xml:space="preserve"> </w:t>
-      </w:r>
-      <w:r>
-        <w:t xml:space="preserve">with</w:t>
-      </w:r>
-      <w:r>
-        <w:t xml:space="preserve"> </w:t>
-      </w:r>
-      <w:r>
-        <w:rPr>
-          <w:bCs/>
-          <w:b/>
-        </w:rPr>
-        <w:t xml:space="preserve">Save</w:t>
-      </w:r>
-      <w:r>
-        <w:rPr>
-          <w:bCs/>
-          <w:b/>
-        </w:rPr>
-        <w:t xml:space="preserve"> </w:t>
-      </w:r>
-      <w:r>
-        <w:rPr>
-          <w:bCs/>
-          <w:b/>
-        </w:rPr>
-        <w:t xml:space="preserve">variables to GitHub</w:t>
-      </w:r>
-      <w:r>
-        <w:t xml:space="preserve">.</w:t>
-      </w:r>
-      <w:r>
-        <w:t xml:space="preserve"> </w:t>
-      </w:r>
-      <w:r>
-        <w:t xml:space="preserve">-</w:t>
-      </w:r>
-      <w:r>
-        <w:t xml:space="preserve"> </w:t>
-      </w:r>
-      <w:r>
-        <w:rPr>
-          <w:bCs/>
-          <w:b/>
-        </w:rPr>
-        <w:t xml:space="preserve">Secrets</w:t>
-      </w:r>
-      <w:r>
-        <w:t xml:space="preserve"> </w:t>
-      </w:r>
-      <w:r>
-        <w:t xml:space="preserve">(API keys, SMTP password) are</w:t>
-      </w:r>
-      <w:r>
-        <w:t xml:space="preserve"> </w:t>
-      </w:r>
-      <w:r>
-        <w:rPr>
-          <w:iCs/>
-          <w:i/>
-        </w:rPr>
-        <w:t xml:space="preserve">write-only</w:t>
-      </w:r>
-      <w:r>
-        <w:t xml:space="preserve"> </w:t>
-      </w:r>
-      <w:r>
-        <w:t xml:space="preserve">in GitHub for security and can’t be set from a</w:t>
-      </w:r>
-      <w:r>
-        <w:t xml:space="preserve"> </w:t>
-      </w:r>
-      <w:r>
-        <w:t xml:space="preserve">static page — the panel shows whether each is configured and links to GitHub’s secrets form to</w:t>
-      </w:r>
-      <w:r>
-        <w:t xml:space="preserve"> </w:t>
-      </w:r>
-      <w:r>
-        <w:t xml:space="preserve">set/rotate them. Email setup details:</w:t>
-      </w:r>
-      <w:r>
-        <w:t xml:space="preserve"> </w:t>
-      </w:r>
-      <w:r>
-        <w:rPr>
-          <w:rStyle w:val="VerbatimChar"/>
-        </w:rPr>
-        <w:t xml:space="preserve">SETUP.md</w:t>
-      </w:r>
-      <w:r>
-        <w:t xml:space="preserve"> </w:t>
-      </w:r>
-      <w:r>
-        <w:t xml:space="preserve">§3c.</w:t>
-      </w:r>
-    </w:p>
-    <w:p>
-      <w:pPr>
-        <w:pStyle w:val="BodyText"/>
-      </w:pPr>
-      <w:r>
-        <w:rPr>
-          <w:bCs/>
-          <w:b/>
-        </w:rPr>
-        <w:t xml:space="preserve">Optional: price-history database (Supabase).</w:t>
-      </w:r>
-      <w:r>
-        <w:t xml:space="preserve"> </w:t>
-      </w:r>
-      <w:r>
-        <w:t xml:space="preserve">The app persists daily price history to a Postgres</w:t>
-      </w:r>
-      <w:r>
-        <w:t xml:space="preserve"> </w:t>
-      </w:r>
-      <w:r>
-        <w:t xml:space="preserve">database so backtests, the objective metrics, and the V2.3 cross-check can use a growing record</w:t>
-      </w:r>
-      <w:r>
-        <w:t xml:space="preserve"> </w:t>
-      </w:r>
-      <w:r>
-        <w:t xml:space="preserve">instead of re-fetching 1–2 years from Yahoo each run. To enable it:</w:t>
-      </w:r>
-      <w:r>
-        <w:t xml:space="preserve"> </w:t>
-      </w:r>
-      <w:r>
-        <w:t xml:space="preserve">1. Create a free</w:t>
-      </w:r>
-      <w:r>
-        <w:t xml:space="preserve"> </w:t>
-      </w:r>
-      <w:r>
-        <w:rPr>
-          <w:bCs/>
-          <w:b/>
-        </w:rPr>
-        <w:t xml:space="preserve">Supabase</w:t>
-      </w:r>
-      <w:r>
-        <w:t xml:space="preserve"> </w:t>
-      </w:r>
-      <w:r>
-        <w:t xml:space="preserve">project; in the SQL Editor, run</w:t>
-      </w:r>
-      <w:r>
-        <w:t xml:space="preserve"> </w:t>
-      </w:r>
-      <w:r>
-        <w:rPr>
-          <w:rStyle w:val="VerbatimChar"/>
-          <w:bCs/>
-          <w:b/>
-        </w:rPr>
-        <w:t xml:space="preserve">db/schema.sql</w:t>
-      </w:r>
-      <w:r>
-        <w:t xml:space="preserve"> </w:t>
-      </w:r>
-      <w:r>
-        <w:t xml:space="preserve">(creates the</w:t>
-      </w:r>
-      <w:r>
-        <w:t xml:space="preserve"> </w:t>
-      </w:r>
-      <w:r>
-        <w:rPr>
-          <w:rStyle w:val="VerbatimChar"/>
-        </w:rPr>
-        <w:t xml:space="preserve">price_history</w:t>
-      </w:r>
-      <w:r>
-        <w:t xml:space="preserve"> </w:t>
-      </w:r>
-      <w:r>
-        <w:t xml:space="preserve">table with row-level security on).</w:t>
-      </w:r>
-      <w:r>
-        <w:t xml:space="preserve"> </w:t>
-      </w:r>
-      <w:r>
-        <w:t xml:space="preserve">2. In</w:t>
-      </w:r>
-      <w:r>
-        <w:t xml:space="preserve"> </w:t>
-      </w:r>
-      <w:r>
-        <w:rPr>
-          <w:bCs/>
-          <w:b/>
-        </w:rPr>
-        <w:t xml:space="preserve">Admin</w:t>
-      </w:r>
-      <w:r>
-        <w:t xml:space="preserve">, set</w:t>
-      </w:r>
-      <w:r>
-        <w:t xml:space="preserve"> </w:t>
-      </w:r>
-      <w:r>
-        <w:rPr>
-          <w:bCs/>
-          <w:b/>
-        </w:rPr>
-        <w:t xml:space="preserve">SUPABASE_URL</w:t>
-      </w:r>
-      <w:r>
-        <w:t xml:space="preserve"> </w:t>
-      </w:r>
-      <w:r>
-        <w:t xml:space="preserve">(your project URL) and</w:t>
-      </w:r>
-      <w:r>
-        <w:t xml:space="preserve"> </w:t>
-      </w:r>
-      <w:r>
-        <w:rPr>
-          <w:bCs/>
-          <w:b/>
-        </w:rPr>
-        <w:t xml:space="preserve">Save variables to GitHub</w:t>
-      </w:r>
-      <w:r>
-        <w:t xml:space="preserve">.</w:t>
-      </w:r>
-      <w:r>
-        <w:t xml:space="preserve"> </w:t>
-      </w:r>
-      <w:r>
-        <w:t xml:space="preserve">3. In GitHub repo</w:t>
-      </w:r>
-      <w:r>
-        <w:t xml:space="preserve"> </w:t>
-      </w:r>
-      <w:r>
-        <w:rPr>
-          <w:bCs/>
-          <w:b/>
-        </w:rPr>
-        <w:t xml:space="preserve">Settings → Secrets</w:t>
-      </w:r>
-      <w:r>
-        <w:t xml:space="preserve">, add</w:t>
-      </w:r>
-      <w:r>
-        <w:t xml:space="preserve"> </w:t>
-      </w:r>
-      <w:r>
-        <w:rPr>
-          <w:bCs/>
-          <w:b/>
-        </w:rPr>
-        <w:t xml:space="preserve">SUPABASE_SERVICE_KEY</w:t>
-      </w:r>
-      <w:r>
-        <w:t xml:space="preserve"> </w:t>
-      </w:r>
-      <w:r>
-        <w:t xml:space="preserve">= your project’s</w:t>
-      </w:r>
-      <w:r>
-        <w:t xml:space="preserve"> </w:t>
-      </w:r>
-      <w:r>
-        <w:rPr>
-          <w:iCs/>
-          <w:i/>
-        </w:rPr>
-        <w:t xml:space="preserve">service_role</w:t>
-      </w:r>
-      <w:r>
-        <w:t xml:space="preserve"> </w:t>
-      </w:r>
-      <w:r>
-        <w:t xml:space="preserve">key (it’s a secret, so it can’t be set from this page).</w:t>
-      </w:r>
-    </w:p>
-    <w:p>
-      <w:pPr>
-        <w:pStyle w:val="BodyText"/>
-      </w:pPr>
-      <w:r>
-        <w:t xml:space="preserve">That’s it — the daily scanner starts accumulating history. The</w:t>
-      </w:r>
-      <w:r>
-        <w:t xml:space="preserve"> </w:t>
-      </w:r>
-      <w:r>
-        <w:rPr>
-          <w:bCs/>
-          <w:b/>
-        </w:rPr>
-        <w:t xml:space="preserve">service_role key is used only by the</w:t>
-      </w:r>
-      <w:r>
-        <w:rPr>
-          <w:bCs/>
-          <w:b/>
-        </w:rPr>
-        <w:t xml:space="preserve"> </w:t>
-      </w:r>
-      <w:r>
-        <w:rPr>
-          <w:bCs/>
-          <w:b/>
-        </w:rPr>
-        <w:t xml:space="preserve">scanner (server-side)</w:t>
-      </w:r>
-      <w:r>
-        <w:t xml:space="preserve">; the dashboard never touches the database, and</w:t>
-      </w:r>
-      <w:r>
-        <w:t xml:space="preserve"> </w:t>
-      </w:r>
-      <w:r>
-        <w:rPr>
-          <w:bCs/>
-          <w:b/>
-        </w:rPr>
-        <w:t xml:space="preserve">nothing breaks if you skip</w:t>
-      </w:r>
-      <w:r>
-        <w:rPr>
-          <w:bCs/>
-          <w:b/>
-        </w:rPr>
-        <w:t xml:space="preserve"> </w:t>
-      </w:r>
-      <w:r>
-        <w:rPr>
-          <w:bCs/>
-          <w:b/>
-        </w:rPr>
-        <w:t xml:space="preserve">this</w:t>
-      </w:r>
-      <w:r>
-        <w:t xml:space="preserve"> </w:t>
-      </w:r>
-      <w:r>
-        <w:t xml:space="preserve">(history persistence is simply disabled). For a one-time deep backfill, run the scan workflow</w:t>
-      </w:r>
-      <w:r>
-        <w:t xml:space="preserve"> </w:t>
-      </w:r>
-      <w:r>
-        <w:t xml:space="preserve">with the</w:t>
-      </w:r>
-      <w:r>
-        <w:t xml:space="preserve"> </w:t>
-      </w:r>
-      <w:r>
-        <w:rPr>
-          <w:rStyle w:val="VerbatimChar"/>
-        </w:rPr>
-        <w:t xml:space="preserve">--backfill</w:t>
-      </w:r>
-      <w:r>
-        <w:t xml:space="preserve"> </w:t>
-      </w:r>
-      <w:r>
-        <w:t xml:space="preserve">argument (fetches each ticker’s full available history once).</w:t>
-      </w:r>
-    </w:p>
-    <w:p>
-      <w:pPr>
-        <w:pStyle w:val="BodyText"/>
-      </w:pPr>
-      <w:r>
-        <w:t xml:space="preserve">Everything you paste here stays in this browser.</w:t>
       </w:r>
     </w:p>
     <w:p>
@@ -11999,15 +11021,115 @@
         </w:pict>
       </w:r>
     </w:p>
-    <w:bookmarkEnd w:id="78"/>
-    <w:bookmarkEnd w:id="79"/>
-    <w:bookmarkStart w:id="80" w:name="refresh-on-demand-scan"/>
+    <w:bookmarkEnd w:id="77"/>
+    <w:bookmarkStart w:id="83" w:name="settings-onboarding"/>
     <w:p>
       <w:pPr>
         <w:pStyle w:val="Heading2"/>
       </w:pPr>
       <w:r>
-        <w:t xml:space="preserve">9. ⟳ Refresh (on-demand scan)</w:t>
+        <w:t xml:space="preserve">8. ⚙ Settings &amp; onboarding</w:t>
+      </w:r>
+    </w:p>
+    <w:p>
+      <w:pPr>
+        <w:pStyle w:val="CaptionedFigure"/>
+      </w:pPr>
+      <w:r>
+        <w:drawing>
+          <wp:inline>
+            <wp:extent cx="5334000" cy="3750468"/>
+            <wp:effectExtent b="0" l="0" r="0" t="0"/>
+            <wp:docPr descr="Settings" title="" id="79" name="Picture"/>
+            <a:graphic>
+              <a:graphicData uri="http://schemas.openxmlformats.org/drawingml/2006/picture">
+                <pic:pic>
+                  <pic:nvPicPr>
+                    <pic:cNvPr descr="img/settings.png" id="80" name="Picture"/>
+                    <pic:cNvPicPr>
+                      <a:picLocks noChangeArrowheads="1" noChangeAspect="1"/>
+                    </pic:cNvPicPr>
+                  </pic:nvPicPr>
+                  <pic:blipFill>
+                    <a:blip r:embed="rId78"/>
+                    <a:stretch>
+                      <a:fillRect/>
+                    </a:stretch>
+                  </pic:blipFill>
+                  <pic:spPr bwMode="auto">
+                    <a:xfrm>
+                      <a:off x="0" y="0"/>
+                      <a:ext cx="5334000" cy="3750468"/>
+                    </a:xfrm>
+                    <a:prstGeom prst="rect">
+                      <a:avLst/>
+                    </a:prstGeom>
+                    <a:noFill/>
+                    <a:ln w="9525">
+                      <a:noFill/>
+                      <a:headEnd/>
+                      <a:tailEnd/>
+                    </a:ln>
+                  </pic:spPr>
+                </pic:pic>
+              </a:graphicData>
+            </a:graphic>
+          </wp:inline>
+        </w:drawing>
+      </w:r>
+    </w:p>
+    <w:p>
+      <w:pPr>
+        <w:pStyle w:val="ImageCaption"/>
+      </w:pPr>
+      <w:r>
+        <w:t xml:space="preserve">Settings</w:t>
+      </w:r>
+    </w:p>
+    <w:p>
+      <w:pPr>
+        <w:pStyle w:val="BodyText"/>
+      </w:pPr>
+      <w:r>
+        <w:t xml:space="preserve">Everything here is stored</w:t>
+      </w:r>
+      <w:r>
+        <w:t xml:space="preserve"> </w:t>
+      </w:r>
+      <w:r>
+        <w:rPr>
+          <w:bCs/>
+          <w:b/>
+        </w:rPr>
+        <w:t xml:space="preserve">only in this browser</w:t>
+      </w:r>
+      <w:r>
+        <w:t xml:space="preserve"> </w:t>
+      </w:r>
+      <w:r>
+        <w:t xml:space="preserve">(localStorage) and</w:t>
+      </w:r>
+      <w:r>
+        <w:t xml:space="preserve"> </w:t>
+      </w:r>
+      <w:r>
+        <w:rPr>
+          <w:bCs/>
+          <w:b/>
+        </w:rPr>
+        <w:t xml:space="preserve">never committed</w:t>
+      </w:r>
+      <w:r>
+        <w:t xml:space="preserve">.</w:t>
+      </w:r>
+    </w:p>
+    <w:bookmarkStart w:id="81" w:name="your-holdings-per-account"/>
+    <w:p>
+      <w:pPr>
+        <w:pStyle w:val="Heading3"/>
+      </w:pPr>
+      <w:r>
+        <w:t xml:space="preserve">8.1 Your holdings (per account)</w:t>
       </w:r>
     </w:p>
     <w:p>
@@ -12015,20 +11137,281 @@
         <w:pStyle w:val="FirstParagraph"/>
       </w:pPr>
       <w:r>
-        <w:t xml:space="preserve">The scanner runs automatically on weekdays. To refresh</w:t>
-      </w:r>
-      <w:r>
-        <w:t xml:space="preserve"> </w:t>
-      </w:r>
-      <w:r>
-        <w:rPr>
-          <w:bCs/>
-          <w:b/>
-        </w:rPr>
-        <w:t xml:space="preserve">now</w:t>
-      </w:r>
-      <w:r>
-        <w:t xml:space="preserve">, click</w:t>
+        <w:t xml:space="preserve">Add each holding:</w:t>
+      </w:r>
+      <w:r>
+        <w:t xml:space="preserve"> </w:t>
+      </w:r>
+      <w:r>
+        <w:rPr>
+          <w:bCs/>
+          <w:b/>
+        </w:rPr>
+        <w:t xml:space="preserve">ticker, account (IRA/Roth or Taxable), shares, cost basis</w:t>
+      </w:r>
+      <w:r>
+        <w:t xml:space="preserve">, plus your</w:t>
+      </w:r>
+      <w:r>
+        <w:t xml:space="preserve"> </w:t>
+      </w:r>
+      <w:r>
+        <w:rPr>
+          <w:bCs/>
+          <w:b/>
+        </w:rPr>
+        <w:t xml:space="preserve">dry-powder</w:t>
+      </w:r>
+      <w:r>
+        <w:rPr>
+          <w:bCs/>
+          <w:b/>
+        </w:rPr>
+        <w:t xml:space="preserve"> </w:t>
+      </w:r>
+      <w:r>
+        <w:rPr>
+          <w:bCs/>
+          <w:b/>
+        </w:rPr>
+        <w:t xml:space="preserve">cash</w:t>
+      </w:r>
+      <w:r>
+        <w:t xml:space="preserve">. Live prices come from the latest scan.</w:t>
+      </w:r>
+      <w:r>
+        <w:t xml:space="preserve"> </w:t>
+      </w:r>
+      <w:r>
+        <w:t xml:space="preserve">-</w:t>
+      </w:r>
+      <w:r>
+        <w:t xml:space="preserve"> </w:t>
+      </w:r>
+      <w:r>
+        <w:rPr>
+          <w:bCs/>
+          <w:b/>
+        </w:rPr>
+        <w:t xml:space="preserve">⬇ Export positions.local.json</w:t>
+      </w:r>
+      <w:r>
+        <w:t xml:space="preserve"> </w:t>
+      </w:r>
+      <w:r>
+        <w:t xml:space="preserve">— download your positions in the exact shape the scanner reads, so</w:t>
+      </w:r>
+      <w:r>
+        <w:t xml:space="preserve"> </w:t>
+      </w:r>
+      <w:r>
+        <w:t xml:space="preserve">the</w:t>
+      </w:r>
+      <w:r>
+        <w:t xml:space="preserve"> </w:t>
+      </w:r>
+      <w:r>
+        <w:rPr>
+          <w:iCs/>
+          <w:i/>
+        </w:rPr>
+        <w:t xml:space="preserve">server-side</w:t>
+      </w:r>
+      <w:r>
+        <w:t xml:space="preserve"> </w:t>
+      </w:r>
+      <w:r>
+        <w:t xml:space="preserve">trim rule and sleeve-cap can compute against your real lots. (Drop the file into</w:t>
+      </w:r>
+      <w:r>
+        <w:t xml:space="preserve"> </w:t>
+      </w:r>
+      <w:r>
+        <w:rPr>
+          <w:rStyle w:val="VerbatimChar"/>
+        </w:rPr>
+        <w:t xml:space="preserve">web/data/</w:t>
+      </w:r>
+      <w:r>
+        <w:t xml:space="preserve"> </w:t>
+      </w:r>
+      <w:r>
+        <w:t xml:space="preserve">— it’s gitignored, so it’s never committed.)</w:t>
+      </w:r>
+      <w:r>
+        <w:t xml:space="preserve"> </w:t>
+      </w:r>
+      <w:r>
+        <w:t xml:space="preserve">-</w:t>
+      </w:r>
+      <w:r>
+        <w:t xml:space="preserve"> </w:t>
+      </w:r>
+      <w:r>
+        <w:rPr>
+          <w:bCs/>
+          <w:b/>
+        </w:rPr>
+        <w:t xml:space="preserve">⬆ Import</w:t>
+      </w:r>
+      <w:r>
+        <w:t xml:space="preserve"> </w:t>
+      </w:r>
+      <w:r>
+        <w:t xml:space="preserve">— load a positions file back in.</w:t>
+      </w:r>
+      <w:r>
+        <w:t xml:space="preserve"> </w:t>
+      </w:r>
+      <w:r>
+        <w:t xml:space="preserve">-</w:t>
+      </w:r>
+      <w:r>
+        <w:t xml:space="preserve"> </w:t>
+      </w:r>
+      <w:r>
+        <w:rPr>
+          <w:bCs/>
+          <w:b/>
+        </w:rPr>
+        <w:t xml:space="preserve">Clear holdings</w:t>
+      </w:r>
+      <w:r>
+        <w:t xml:space="preserve"> </w:t>
+      </w:r>
+      <w:r>
+        <w:t xml:space="preserve">— wipe them from this browser.</w:t>
+      </w:r>
+    </w:p>
+    <w:bookmarkEnd w:id="81"/>
+    <w:bookmarkStart w:id="82" w:name="admin-credentials-configuration"/>
+    <w:p>
+      <w:pPr>
+        <w:pStyle w:val="Heading3"/>
+      </w:pPr>
+      <w:r>
+        <w:t xml:space="preserve">8.2 🔐 Admin — credentials &amp; configuration</w:t>
+      </w:r>
+    </w:p>
+    <w:p>
+      <w:pPr>
+        <w:pStyle w:val="FirstParagraph"/>
+      </w:pPr>
+      <w:r>
+        <w:t xml:space="preserve">One place for every credential, in two tiers:</w:t>
+      </w:r>
+    </w:p>
+    <w:p>
+      <w:pPr>
+        <w:pStyle w:val="BodyText"/>
+      </w:pPr>
+      <w:r>
+        <w:rPr>
+          <w:bCs/>
+          <w:b/>
+        </w:rPr>
+        <w:t xml:space="preserve">Browser keys</w:t>
+      </w:r>
+      <w:r>
+        <w:t xml:space="preserve"> </w:t>
+      </w:r>
+      <w:r>
+        <w:t xml:space="preserve">(stored only in this browser; power client-side features):</w:t>
+      </w:r>
+      <w:r>
+        <w:t xml:space="preserve"> </w:t>
+      </w:r>
+      <w:r>
+        <w:t xml:space="preserve">-</w:t>
+      </w:r>
+      <w:r>
+        <w:t xml:space="preserve"> </w:t>
+      </w:r>
+      <w:r>
+        <w:rPr>
+          <w:bCs/>
+          <w:b/>
+        </w:rPr>
+        <w:t xml:space="preserve">Gemini</w:t>
+      </w:r>
+      <w:r>
+        <w:t xml:space="preserve"> </w:t>
+      </w:r>
+      <w:r>
+        <w:t xml:space="preserve">(aistudio.google.com) — in-browser digest.</w:t>
+      </w:r>
+      <w:r>
+        <w:t xml:space="preserve"> </w:t>
+      </w:r>
+      <w:r>
+        <w:rPr>
+          <w:bCs/>
+          <w:b/>
+        </w:rPr>
+        <w:t xml:space="preserve">Groq</w:t>
+      </w:r>
+      <w:r>
+        <w:t xml:space="preserve"> </w:t>
+      </w:r>
+      <w:r>
+        <w:t xml:space="preserve">(console.groq.com) — second red-team model.</w:t>
+      </w:r>
+      <w:r>
+        <w:t xml:space="preserve"> </w:t>
+      </w:r>
+      <w:r>
+        <w:t xml:space="preserve">-</w:t>
+      </w:r>
+      <w:r>
+        <w:t xml:space="preserve"> </w:t>
+      </w:r>
+      <w:r>
+        <w:rPr>
+          <w:bCs/>
+          <w:b/>
+        </w:rPr>
+        <w:t xml:space="preserve">Finnhub / Twelve Data / Alpha Vantage</w:t>
+      </w:r>
+      <w:r>
+        <w:t xml:space="preserve"> </w:t>
+      </w:r>
+      <w:r>
+        <w:t xml:space="preserve">— data cross-checks; Finnhub also powers</w:t>
+      </w:r>
+      <w:r>
+        <w:t xml:space="preserve"> </w:t>
+      </w:r>
+      <w:r>
+        <w:rPr>
+          <w:bCs/>
+          <w:b/>
+        </w:rPr>
+        <w:t xml:space="preserve">✓ Check live prices</w:t>
+      </w:r>
+      <w:r>
+        <w:t xml:space="preserve">.</w:t>
+      </w:r>
+      <w:r>
+        <w:t xml:space="preserve"> </w:t>
+      </w:r>
+      <w:r>
+        <w:t xml:space="preserve">-</w:t>
+      </w:r>
+      <w:r>
+        <w:t xml:space="preserve"> </w:t>
+      </w:r>
+      <w:r>
+        <w:rPr>
+          <w:bCs/>
+          <w:b/>
+        </w:rPr>
+        <w:t xml:space="preserve">GitHub dispatch token</w:t>
+      </w:r>
+      <w:r>
+        <w:t xml:space="preserve"> </w:t>
+      </w:r>
+      <w:r>
+        <w:t xml:space="preserve">(Contents: R/W) — lets</w:t>
       </w:r>
       <w:r>
         <w:t xml:space="preserve"> </w:t>
@@ -12041,76 +11424,656 @@
         <w:t xml:space="preserve">⟳ Refresh</w:t>
       </w:r>
       <w:r>
-        <w:t xml:space="preserve">:</w:t>
-      </w:r>
-      <w:r>
-        <w:t xml:space="preserve"> </w:t>
-      </w:r>
-      <w:r>
-        <w:t xml:space="preserve">- The first time, paste your</w:t>
-      </w:r>
-      <w:r>
-        <w:t xml:space="preserve"> </w:t>
-      </w:r>
-      <w:r>
-        <w:rPr>
-          <w:bCs/>
-          <w:b/>
-        </w:rPr>
-        <w:t xml:space="preserve">dispatch token</w:t>
-      </w:r>
-      <w:r>
-        <w:t xml:space="preserve"> </w:t>
-      </w:r>
-      <w:r>
-        <w:t xml:space="preserve">(stored only in your browser).</w:t>
-      </w:r>
-      <w:r>
-        <w:t xml:space="preserve"> </w:t>
-      </w:r>
-      <w:r>
-        <w:t xml:space="preserve">- It triggers the GitHub Action; the dashboard</w:t>
-      </w:r>
-      <w:r>
-        <w:t xml:space="preserve"> </w:t>
-      </w:r>
-      <w:r>
-        <w:rPr>
-          <w:bCs/>
-          <w:b/>
-        </w:rPr>
-        <w:t xml:space="preserve">auto-polls and live-reloads</w:t>
-      </w:r>
-      <w:r>
-        <w:t xml:space="preserve"> </w:t>
-      </w:r>
-      <w:r>
-        <w:t xml:space="preserve">when fresh data lands</w:t>
-      </w:r>
-      <w:r>
-        <w:t xml:space="preserve"> </w:t>
-      </w:r>
-      <w:r>
-        <w:t xml:space="preserve">(~1–3 min). No manual reload.</w:t>
-      </w:r>
-      <w:r>
-        <w:t xml:space="preserve"> </w:t>
-      </w:r>
-      <w:r>
-        <w:t xml:space="preserve">- No token? Refresh points you to the manual</w:t>
-      </w:r>
-      <w:r>
-        <w:t xml:space="preserve"> </w:t>
-      </w:r>
-      <w:r>
-        <w:rPr>
-          <w:bCs/>
-          <w:b/>
-        </w:rPr>
-        <w:t xml:space="preserve">Actions → scan → Run workflow</w:t>
+        <w:t xml:space="preserve"> </w:t>
+      </w:r>
+      <w:r>
+        <w:t xml:space="preserve">trigger a live scan (§9).</w:t>
+      </w:r>
+      <w:r>
+        <w:t xml:space="preserve"> </w:t>
+      </w:r>
+      <w:r>
+        <w:t xml:space="preserve">- Click</w:t>
+      </w:r>
+      <w:r>
+        <w:t xml:space="preserve"> </w:t>
+      </w:r>
+      <w:r>
+        <w:rPr>
+          <w:bCs/>
+          <w:b/>
+        </w:rPr>
+        <w:t xml:space="preserve">Save browser keys</w:t>
       </w:r>
       <w:r>
         <w:t xml:space="preserve">.</w:t>
+      </w:r>
+    </w:p>
+    <w:p>
+      <w:pPr>
+        <w:pStyle w:val="BodyText"/>
+      </w:pPr>
+      <w:r>
+        <w:rPr>
+          <w:bCs/>
+          <w:b/>
+        </w:rPr>
+        <w:t xml:space="preserve">Repo configuration + research review</w:t>
+      </w:r>
+      <w:r>
+        <w:t xml:space="preserve"> </w:t>
+      </w:r>
+      <w:r>
+        <w:t xml:space="preserve">(what the automated scanner uses, and what approves research</w:t>
+      </w:r>
+      <w:r>
+        <w:t xml:space="preserve"> </w:t>
+      </w:r>
+      <w:r>
+        <w:t xml:space="preserve">proposals). Paste an</w:t>
+      </w:r>
+      <w:r>
+        <w:t xml:space="preserve"> </w:t>
+      </w:r>
+      <w:r>
+        <w:rPr>
+          <w:bCs/>
+          <w:b/>
+        </w:rPr>
+        <w:t xml:space="preserve">admin GitHub token</w:t>
+      </w:r>
+      <w:r>
+        <w:t xml:space="preserve"> </w:t>
+      </w:r>
+      <w:r>
+        <w:t xml:space="preserve">— a</w:t>
+      </w:r>
+      <w:r>
+        <w:t xml:space="preserve"> </w:t>
+      </w:r>
+      <w:r>
+        <w:rPr>
+          <w:bCs/>
+          <w:b/>
+        </w:rPr>
+        <w:t xml:space="preserve">classic</w:t>
+      </w:r>
+      <w:r>
+        <w:t xml:space="preserve"> </w:t>
+      </w:r>
+      <w:r>
+        <w:t xml:space="preserve">token with the</w:t>
+      </w:r>
+      <w:r>
+        <w:t xml:space="preserve"> </w:t>
+      </w:r>
+      <w:r>
+        <w:rPr>
+          <w:rStyle w:val="VerbatimChar"/>
+          <w:bCs/>
+          <w:b/>
+        </w:rPr>
+        <w:t xml:space="preserve">repo</w:t>
+      </w:r>
+      <w:r>
+        <w:t xml:space="preserve"> </w:t>
+      </w:r>
+      <w:r>
+        <w:t xml:space="preserve">scope, or a</w:t>
+      </w:r>
+      <w:r>
+        <w:t xml:space="preserve"> </w:t>
+      </w:r>
+      <w:r>
+        <w:rPr>
+          <w:bCs/>
+          <w:b/>
+        </w:rPr>
+        <w:t xml:space="preserve">fine-grained</w:t>
+      </w:r>
+      <w:r>
+        <w:t xml:space="preserve"> </w:t>
+      </w:r>
+      <w:r>
+        <w:t xml:space="preserve">token with</w:t>
+      </w:r>
+      <w:r>
+        <w:t xml:space="preserve"> </w:t>
+      </w:r>
+      <w:r>
+        <w:rPr>
+          <w:iCs/>
+          <w:i/>
+        </w:rPr>
+        <w:t xml:space="preserve">Contents + Pull requests</w:t>
+      </w:r>
+      <w:r>
+        <w:t xml:space="preserve"> </w:t>
+      </w:r>
+      <w:r>
+        <w:t xml:space="preserve">(read/write, for accepting proposals on the</w:t>
+      </w:r>
+      <w:r>
+        <w:t xml:space="preserve"> </w:t>
+      </w:r>
+      <w:r>
+        <w:t xml:space="preserve">Research tab) plus</w:t>
+      </w:r>
+      <w:r>
+        <w:t xml:space="preserve"> </w:t>
+      </w:r>
+      <w:r>
+        <w:rPr>
+          <w:iCs/>
+          <w:i/>
+        </w:rPr>
+        <w:t xml:space="preserve">Secrets: read</w:t>
+      </w:r>
+      <w:r>
+        <w:t xml:space="preserve"> </w:t>
+      </w:r>
+      <w:r>
+        <w:t xml:space="preserve">and</w:t>
+      </w:r>
+      <w:r>
+        <w:t xml:space="preserve"> </w:t>
+      </w:r>
+      <w:r>
+        <w:rPr>
+          <w:iCs/>
+          <w:i/>
+        </w:rPr>
+        <w:t xml:space="preserve">Variables: read/write</w:t>
+      </w:r>
+      <w:r>
+        <w:t xml:space="preserve"> </w:t>
+      </w:r>
+      <w:r>
+        <w:t xml:space="preserve">(for the config check). Click</w:t>
+      </w:r>
+      <w:r>
+        <w:t xml:space="preserve"> </w:t>
+      </w:r>
+      <w:r>
+        <w:rPr>
+          <w:bCs/>
+          <w:b/>
+        </w:rPr>
+        <w:t xml:space="preserve">⟲ Check configuration</w:t>
+      </w:r>
+      <w:r>
+        <w:t xml:space="preserve"> </w:t>
+      </w:r>
+      <w:r>
+        <w:t xml:space="preserve">to get a ✅/⬜ status for</w:t>
+      </w:r>
+      <w:r>
+        <w:t xml:space="preserve"> </w:t>
+      </w:r>
+      <w:r>
+        <w:rPr>
+          <w:bCs/>
+          <w:b/>
+        </w:rPr>
+        <w:t xml:space="preserve">every</w:t>
+      </w:r>
+      <w:r>
+        <w:t xml:space="preserve"> </w:t>
+      </w:r>
+      <w:r>
+        <w:t xml:space="preserve">secret and variable the scanner can use (LLM keys, data keys,</w:t>
+      </w:r>
+      <w:r>
+        <w:t xml:space="preserve"> </w:t>
+      </w:r>
+      <w:r>
+        <w:rPr>
+          <w:rStyle w:val="VerbatimChar"/>
+        </w:rPr>
+        <w:t xml:space="preserve">SMTP_USER</w:t>
+      </w:r>
+      <w:r>
+        <w:t xml:space="preserve">/</w:t>
+      </w:r>
+      <w:r>
+        <w:rPr>
+          <w:rStyle w:val="VerbatimChar"/>
+        </w:rPr>
+        <w:t xml:space="preserve">SMTP_PASS</w:t>
+      </w:r>
+      <w:r>
+        <w:t xml:space="preserve">,</w:t>
+      </w:r>
+      <w:r>
+        <w:t xml:space="preserve"> </w:t>
+      </w:r>
+      <w:r>
+        <w:rPr>
+          <w:rStyle w:val="VerbatimChar"/>
+        </w:rPr>
+        <w:t xml:space="preserve">ALERT_EMAIL_TO</w:t>
+      </w:r>
+      <w:r>
+        <w:t xml:space="preserve">,</w:t>
+      </w:r>
+      <w:r>
+        <w:t xml:space="preserve"> </w:t>
+      </w:r>
+      <w:r>
+        <w:rPr>
+          <w:rStyle w:val="VerbatimChar"/>
+        </w:rPr>
+        <w:t xml:space="preserve">SEC_USER_AGENT</w:t>
+      </w:r>
+      <w:r>
+        <w:t xml:space="preserve">).</w:t>
+      </w:r>
+      <w:r>
+        <w:t xml:space="preserve"> </w:t>
+      </w:r>
+      <w:r>
+        <w:t xml:space="preserve">-</w:t>
+      </w:r>
+      <w:r>
+        <w:t xml:space="preserve"> </w:t>
+      </w:r>
+      <w:r>
+        <w:rPr>
+          <w:bCs/>
+          <w:b/>
+        </w:rPr>
+        <w:t xml:space="preserve">Variables</w:t>
+      </w:r>
+      <w:r>
+        <w:t xml:space="preserve"> </w:t>
+      </w:r>
+      <w:r>
+        <w:t xml:space="preserve">(alert email, SEC user-agent) are non-secret — set them</w:t>
+      </w:r>
+      <w:r>
+        <w:t xml:space="preserve"> </w:t>
+      </w:r>
+      <w:r>
+        <w:rPr>
+          <w:bCs/>
+          <w:b/>
+        </w:rPr>
+        <w:t xml:space="preserve">right here</w:t>
+      </w:r>
+      <w:r>
+        <w:t xml:space="preserve"> </w:t>
+      </w:r>
+      <w:r>
+        <w:t xml:space="preserve">with</w:t>
+      </w:r>
+      <w:r>
+        <w:t xml:space="preserve"> </w:t>
+      </w:r>
+      <w:r>
+        <w:rPr>
+          <w:bCs/>
+          <w:b/>
+        </w:rPr>
+        <w:t xml:space="preserve">Save</w:t>
+      </w:r>
+      <w:r>
+        <w:rPr>
+          <w:bCs/>
+          <w:b/>
+        </w:rPr>
+        <w:t xml:space="preserve"> </w:t>
+      </w:r>
+      <w:r>
+        <w:rPr>
+          <w:bCs/>
+          <w:b/>
+        </w:rPr>
+        <w:t xml:space="preserve">variables to GitHub</w:t>
+      </w:r>
+      <w:r>
+        <w:t xml:space="preserve">.</w:t>
+      </w:r>
+      <w:r>
+        <w:t xml:space="preserve"> </w:t>
+      </w:r>
+      <w:r>
+        <w:t xml:space="preserve">-</w:t>
+      </w:r>
+      <w:r>
+        <w:t xml:space="preserve"> </w:t>
+      </w:r>
+      <w:r>
+        <w:rPr>
+          <w:bCs/>
+          <w:b/>
+        </w:rPr>
+        <w:t xml:space="preserve">Secrets</w:t>
+      </w:r>
+      <w:r>
+        <w:t xml:space="preserve"> </w:t>
+      </w:r>
+      <w:r>
+        <w:t xml:space="preserve">(API keys, SMTP password) are</w:t>
+      </w:r>
+      <w:r>
+        <w:t xml:space="preserve"> </w:t>
+      </w:r>
+      <w:r>
+        <w:rPr>
+          <w:iCs/>
+          <w:i/>
+        </w:rPr>
+        <w:t xml:space="preserve">write-only</w:t>
+      </w:r>
+      <w:r>
+        <w:t xml:space="preserve"> </w:t>
+      </w:r>
+      <w:r>
+        <w:t xml:space="preserve">in GitHub for security and can’t be set from a</w:t>
+      </w:r>
+      <w:r>
+        <w:t xml:space="preserve"> </w:t>
+      </w:r>
+      <w:r>
+        <w:t xml:space="preserve">static page — the panel shows whether each is configured and links to GitHub’s secrets form to</w:t>
+      </w:r>
+      <w:r>
+        <w:t xml:space="preserve"> </w:t>
+      </w:r>
+      <w:r>
+        <w:t xml:space="preserve">set/rotate them. Email setup details:</w:t>
+      </w:r>
+      <w:r>
+        <w:t xml:space="preserve"> </w:t>
+      </w:r>
+      <w:r>
+        <w:rPr>
+          <w:rStyle w:val="VerbatimChar"/>
+        </w:rPr>
+        <w:t xml:space="preserve">SETUP.md</w:t>
+      </w:r>
+      <w:r>
+        <w:t xml:space="preserve"> </w:t>
+      </w:r>
+      <w:r>
+        <w:t xml:space="preserve">§3c.</w:t>
+      </w:r>
+    </w:p>
+    <w:p>
+      <w:pPr>
+        <w:pStyle w:val="BodyText"/>
+      </w:pPr>
+      <w:r>
+        <w:rPr>
+          <w:bCs/>
+          <w:b/>
+        </w:rPr>
+        <w:t xml:space="preserve">Optional: price-history database (Supabase).</w:t>
+      </w:r>
+      <w:r>
+        <w:t xml:space="preserve"> </w:t>
+      </w:r>
+      <w:r>
+        <w:t xml:space="preserve">The app persists daily price history to a Postgres</w:t>
+      </w:r>
+      <w:r>
+        <w:t xml:space="preserve"> </w:t>
+      </w:r>
+      <w:r>
+        <w:t xml:space="preserve">database so backtests, the objective metrics, and the V2.3 cross-check can use a growing record</w:t>
+      </w:r>
+      <w:r>
+        <w:t xml:space="preserve"> </w:t>
+      </w:r>
+      <w:r>
+        <w:t xml:space="preserve">instead of re-fetching 1–2 years from Yahoo each run. To enable it:</w:t>
+      </w:r>
+      <w:r>
+        <w:t xml:space="preserve"> </w:t>
+      </w:r>
+      <w:r>
+        <w:t xml:space="preserve">1. Create a free</w:t>
+      </w:r>
+      <w:r>
+        <w:t xml:space="preserve"> </w:t>
+      </w:r>
+      <w:r>
+        <w:rPr>
+          <w:bCs/>
+          <w:b/>
+        </w:rPr>
+        <w:t xml:space="preserve">Supabase</w:t>
+      </w:r>
+      <w:r>
+        <w:t xml:space="preserve"> </w:t>
+      </w:r>
+      <w:r>
+        <w:t xml:space="preserve">project; in the SQL Editor, run</w:t>
+      </w:r>
+      <w:r>
+        <w:t xml:space="preserve"> </w:t>
+      </w:r>
+      <w:r>
+        <w:rPr>
+          <w:rStyle w:val="VerbatimChar"/>
+          <w:bCs/>
+          <w:b/>
+        </w:rPr>
+        <w:t xml:space="preserve">db/schema.sql</w:t>
+      </w:r>
+      <w:r>
+        <w:t xml:space="preserve"> </w:t>
+      </w:r>
+      <w:r>
+        <w:t xml:space="preserve">(creates the</w:t>
+      </w:r>
+      <w:r>
+        <w:t xml:space="preserve"> </w:t>
+      </w:r>
+      <w:r>
+        <w:rPr>
+          <w:rStyle w:val="VerbatimChar"/>
+        </w:rPr>
+        <w:t xml:space="preserve">price_history</w:t>
+      </w:r>
+      <w:r>
+        <w:t xml:space="preserve"> </w:t>
+      </w:r>
+      <w:r>
+        <w:t xml:space="preserve">table with row-level security on).</w:t>
+      </w:r>
+      <w:r>
+        <w:t xml:space="preserve"> </w:t>
+      </w:r>
+      <w:r>
+        <w:t xml:space="preserve">2. In</w:t>
+      </w:r>
+      <w:r>
+        <w:t xml:space="preserve"> </w:t>
+      </w:r>
+      <w:r>
+        <w:rPr>
+          <w:bCs/>
+          <w:b/>
+        </w:rPr>
+        <w:t xml:space="preserve">Admin</w:t>
+      </w:r>
+      <w:r>
+        <w:t xml:space="preserve">, set</w:t>
+      </w:r>
+      <w:r>
+        <w:t xml:space="preserve"> </w:t>
+      </w:r>
+      <w:r>
+        <w:rPr>
+          <w:bCs/>
+          <w:b/>
+        </w:rPr>
+        <w:t xml:space="preserve">SUPABASE_URL</w:t>
+      </w:r>
+      <w:r>
+        <w:t xml:space="preserve"> </w:t>
+      </w:r>
+      <w:r>
+        <w:t xml:space="preserve">(your project URL) and</w:t>
+      </w:r>
+      <w:r>
+        <w:t xml:space="preserve"> </w:t>
+      </w:r>
+      <w:r>
+        <w:rPr>
+          <w:bCs/>
+          <w:b/>
+        </w:rPr>
+        <w:t xml:space="preserve">Save variables to GitHub</w:t>
+      </w:r>
+      <w:r>
+        <w:t xml:space="preserve">.</w:t>
+      </w:r>
+      <w:r>
+        <w:t xml:space="preserve"> </w:t>
+      </w:r>
+      <w:r>
+        <w:t xml:space="preserve">3. In GitHub repo</w:t>
+      </w:r>
+      <w:r>
+        <w:t xml:space="preserve"> </w:t>
+      </w:r>
+      <w:r>
+        <w:rPr>
+          <w:bCs/>
+          <w:b/>
+        </w:rPr>
+        <w:t xml:space="preserve">Settings → Secrets</w:t>
+      </w:r>
+      <w:r>
+        <w:t xml:space="preserve">, add</w:t>
+      </w:r>
+      <w:r>
+        <w:t xml:space="preserve"> </w:t>
+      </w:r>
+      <w:r>
+        <w:rPr>
+          <w:bCs/>
+          <w:b/>
+        </w:rPr>
+        <w:t xml:space="preserve">SUPABASE_SERVICE_KEY</w:t>
+      </w:r>
+      <w:r>
+        <w:t xml:space="preserve"> </w:t>
+      </w:r>
+      <w:r>
+        <w:t xml:space="preserve">= your project’s</w:t>
+      </w:r>
+      <w:r>
+        <w:t xml:space="preserve"> </w:t>
+      </w:r>
+      <w:r>
+        <w:rPr>
+          <w:iCs/>
+          <w:i/>
+        </w:rPr>
+        <w:t xml:space="preserve">service_role</w:t>
+      </w:r>
+      <w:r>
+        <w:t xml:space="preserve"> </w:t>
+      </w:r>
+      <w:r>
+        <w:t xml:space="preserve">key (it’s a secret, so it can’t be set from this page).</w:t>
+      </w:r>
+    </w:p>
+    <w:p>
+      <w:pPr>
+        <w:pStyle w:val="BodyText"/>
+      </w:pPr>
+      <w:r>
+        <w:t xml:space="preserve">That’s it — the daily scanner starts accumulating history. The</w:t>
+      </w:r>
+      <w:r>
+        <w:t xml:space="preserve"> </w:t>
+      </w:r>
+      <w:r>
+        <w:rPr>
+          <w:bCs/>
+          <w:b/>
+        </w:rPr>
+        <w:t xml:space="preserve">service_role key is used only by the</w:t>
+      </w:r>
+      <w:r>
+        <w:rPr>
+          <w:bCs/>
+          <w:b/>
+        </w:rPr>
+        <w:t xml:space="preserve"> </w:t>
+      </w:r>
+      <w:r>
+        <w:rPr>
+          <w:bCs/>
+          <w:b/>
+        </w:rPr>
+        <w:t xml:space="preserve">scanner (server-side)</w:t>
+      </w:r>
+      <w:r>
+        <w:t xml:space="preserve">; the dashboard never touches the database, and</w:t>
+      </w:r>
+      <w:r>
+        <w:t xml:space="preserve"> </w:t>
+      </w:r>
+      <w:r>
+        <w:rPr>
+          <w:bCs/>
+          <w:b/>
+        </w:rPr>
+        <w:t xml:space="preserve">nothing breaks if you skip</w:t>
+      </w:r>
+      <w:r>
+        <w:rPr>
+          <w:bCs/>
+          <w:b/>
+        </w:rPr>
+        <w:t xml:space="preserve"> </w:t>
+      </w:r>
+      <w:r>
+        <w:rPr>
+          <w:bCs/>
+          <w:b/>
+        </w:rPr>
+        <w:t xml:space="preserve">this</w:t>
+      </w:r>
+      <w:r>
+        <w:t xml:space="preserve"> </w:t>
+      </w:r>
+      <w:r>
+        <w:t xml:space="preserve">(history persistence is simply disabled). For a one-time deep backfill, run the scan workflow</w:t>
+      </w:r>
+      <w:r>
+        <w:t xml:space="preserve"> </w:t>
+      </w:r>
+      <w:r>
+        <w:t xml:space="preserve">with the</w:t>
+      </w:r>
+      <w:r>
+        <w:t xml:space="preserve"> </w:t>
+      </w:r>
+      <w:r>
+        <w:rPr>
+          <w:rStyle w:val="VerbatimChar"/>
+        </w:rPr>
+        <w:t xml:space="preserve">--backfill</w:t>
+      </w:r>
+      <w:r>
+        <w:t xml:space="preserve"> </w:t>
+      </w:r>
+      <w:r>
+        <w:t xml:space="preserve">argument (fetches each ticker’s full available history once).</w:t>
+      </w:r>
+    </w:p>
+    <w:p>
+      <w:pPr>
+        <w:pStyle w:val="BodyText"/>
+      </w:pPr>
+      <w:r>
+        <w:t xml:space="preserve">Everything you paste here stays in this browser.</w:t>
       </w:r>
     </w:p>
     <w:p>
@@ -12120,8 +12083,129 @@
         </w:pict>
       </w:r>
     </w:p>
-    <w:bookmarkEnd w:id="80"/>
-    <w:bookmarkStart w:id="81" w:name="Xd2ac6c3d014752893f0670853f643e7f7a007f6"/>
+    <w:bookmarkEnd w:id="82"/>
+    <w:bookmarkEnd w:id="83"/>
+    <w:bookmarkStart w:id="84" w:name="refresh-on-demand-scan"/>
+    <w:p>
+      <w:pPr>
+        <w:pStyle w:val="Heading2"/>
+      </w:pPr>
+      <w:r>
+        <w:t xml:space="preserve">9. ⟳ Refresh (on-demand scan)</w:t>
+      </w:r>
+    </w:p>
+    <w:p>
+      <w:pPr>
+        <w:pStyle w:val="FirstParagraph"/>
+      </w:pPr>
+      <w:r>
+        <w:t xml:space="preserve">The scanner runs automatically on weekdays. To refresh</w:t>
+      </w:r>
+      <w:r>
+        <w:t xml:space="preserve"> </w:t>
+      </w:r>
+      <w:r>
+        <w:rPr>
+          <w:bCs/>
+          <w:b/>
+        </w:rPr>
+        <w:t xml:space="preserve">now</w:t>
+      </w:r>
+      <w:r>
+        <w:t xml:space="preserve">, click</w:t>
+      </w:r>
+      <w:r>
+        <w:t xml:space="preserve"> </w:t>
+      </w:r>
+      <w:r>
+        <w:rPr>
+          <w:bCs/>
+          <w:b/>
+        </w:rPr>
+        <w:t xml:space="preserve">⟳ Refresh</w:t>
+      </w:r>
+      <w:r>
+        <w:t xml:space="preserve">:</w:t>
+      </w:r>
+      <w:r>
+        <w:t xml:space="preserve"> </w:t>
+      </w:r>
+      <w:r>
+        <w:t xml:space="preserve">- The first time, paste your</w:t>
+      </w:r>
+      <w:r>
+        <w:t xml:space="preserve"> </w:t>
+      </w:r>
+      <w:r>
+        <w:rPr>
+          <w:bCs/>
+          <w:b/>
+        </w:rPr>
+        <w:t xml:space="preserve">dispatch token</w:t>
+      </w:r>
+      <w:r>
+        <w:t xml:space="preserve"> </w:t>
+      </w:r>
+      <w:r>
+        <w:t xml:space="preserve">(stored only in your browser).</w:t>
+      </w:r>
+      <w:r>
+        <w:t xml:space="preserve"> </w:t>
+      </w:r>
+      <w:r>
+        <w:t xml:space="preserve">- It triggers the GitHub Action; the dashboard</w:t>
+      </w:r>
+      <w:r>
+        <w:t xml:space="preserve"> </w:t>
+      </w:r>
+      <w:r>
+        <w:rPr>
+          <w:bCs/>
+          <w:b/>
+        </w:rPr>
+        <w:t xml:space="preserve">auto-polls and live-reloads</w:t>
+      </w:r>
+      <w:r>
+        <w:t xml:space="preserve"> </w:t>
+      </w:r>
+      <w:r>
+        <w:t xml:space="preserve">when fresh data lands</w:t>
+      </w:r>
+      <w:r>
+        <w:t xml:space="preserve"> </w:t>
+      </w:r>
+      <w:r>
+        <w:t xml:space="preserve">(~1–3 min). No manual reload.</w:t>
+      </w:r>
+      <w:r>
+        <w:t xml:space="preserve"> </w:t>
+      </w:r>
+      <w:r>
+        <w:t xml:space="preserve">- No token? Refresh points you to the manual</w:t>
+      </w:r>
+      <w:r>
+        <w:t xml:space="preserve"> </w:t>
+      </w:r>
+      <w:r>
+        <w:rPr>
+          <w:bCs/>
+          <w:b/>
+        </w:rPr>
+        <w:t xml:space="preserve">Actions → scan → Run workflow</w:t>
+      </w:r>
+      <w:r>
+        <w:t xml:space="preserve">.</w:t>
+      </w:r>
+    </w:p>
+    <w:p>
+      <w:r>
+        <w:pict>
+          <v:rect style="width:0;height:1.5pt" o:hralign="center" o:hrstd="t" o:hr="t"/>
+        </w:pict>
+      </w:r>
+    </w:p>
+    <w:bookmarkEnd w:id="84"/>
+    <w:bookmarkStart w:id="85" w:name="Xd2ac6c3d014752893f0670853f643e7f7a007f6"/>
     <w:p>
       <w:pPr>
         <w:pStyle w:val="Heading2"/>
@@ -12479,8 +12563,8 @@
         </w:pict>
       </w:r>
     </w:p>
-    <w:bookmarkEnd w:id="81"/>
-    <w:bookmarkStart w:id="82" w:name="glossary"/>
+    <w:bookmarkEnd w:id="85"/>
+    <w:bookmarkStart w:id="86" w:name="glossary"/>
     <w:p>
       <w:pPr>
         <w:pStyle w:val="Heading2"/>
@@ -12716,8 +12800,8 @@
         </w:pict>
       </w:r>
     </w:p>
-    <w:bookmarkEnd w:id="82"/>
-    <w:bookmarkStart w:id="83" w:name="faq-troubleshooting"/>
+    <w:bookmarkEnd w:id="86"/>
+    <w:bookmarkStart w:id="87" w:name="faq-troubleshooting"/>
     <w:p>
       <w:pPr>
         <w:pStyle w:val="Heading2"/>
@@ -13202,8 +13286,8 @@
         <w:t xml:space="preserve">§5–§6.</w:t>
       </w:r>
     </w:p>
-    <w:bookmarkEnd w:id="83"/>
-    <w:bookmarkEnd w:id="84"/>
+    <w:bookmarkEnd w:id="87"/>
+    <w:bookmarkEnd w:id="88"/>
     <w:sectPr/>
   </w:body>
 </w:document>

--- a/docs/USER-GUIDE.docx
+++ b/docs/USER-GUIDE.docx
@@ -10759,7 +10759,7 @@
         <w:pStyle w:val="BodyText"/>
       </w:pPr>
       <w:r>
-        <w:t xml:space="preserve">An optional LLM</w:t>
+        <w:t xml:space="preserve">An optional</w:t>
       </w:r>
       <w:r>
         <w:t xml:space="preserve"> </w:t>
@@ -10789,13 +10789,43 @@
         <w:t xml:space="preserve"> </w:t>
       </w:r>
       <w:r>
-        <w:t xml:space="preserve">summary of what materially changed (quotes, filings, news,</w:t>
-      </w:r>
-      <w:r>
-        <w:t xml:space="preserve"> </w:t>
-      </w:r>
-      <w:r>
-        <w:t xml:space="preserve">regime) and whether any trigger looks closer. With</w:t>
+        <w:t xml:space="preserve">read of what materially changed this scan for the</w:t>
+      </w:r>
+      <w:r>
+        <w:t xml:space="preserve"> </w:t>
+      </w:r>
+      <w:r>
+        <w:rPr>
+          <w:bCs/>
+          <w:b/>
+        </w:rPr>
+        <w:t xml:space="preserve">deep-tech</w:t>
+      </w:r>
+      <w:r>
+        <w:rPr>
+          <w:bCs/>
+          <w:b/>
+        </w:rPr>
+        <w:t xml:space="preserve"> </w:t>
+      </w:r>
+      <w:r>
+        <w:rPr>
+          <w:bCs/>
+          <w:b/>
+        </w:rPr>
+        <w:t xml:space="preserve">build-out</w:t>
+      </w:r>
+      <w:r>
+        <w:t xml:space="preserve"> </w:t>
+      </w:r>
+      <w:r>
+        <w:t xml:space="preserve">sleeve (quotes incl. forward P/E, SEC filings, news, regime) and whether any trigger looks</w:t>
+      </w:r>
+      <w:r>
+        <w:t xml:space="preserve"> </w:t>
+      </w:r>
+      <w:r>
+        <w:t xml:space="preserve">closer. With</w:t>
       </w:r>
       <w:r>
         <w:t xml:space="preserve"> </w:t>
@@ -10811,7 +10841,7 @@
         <w:t xml:space="preserve"> </w:t>
       </w:r>
       <w:r>
-        <w:t xml:space="preserve">free keys it runs</w:t>
+        <w:t xml:space="preserve">keys it runs</w:t>
       </w:r>
       <w:r>
         <w:t xml:space="preserve"> </w:t>
@@ -10827,13 +10857,35 @@
         <w:t xml:space="preserve"> </w:t>
       </w:r>
       <w:r>
-        <w:t xml:space="preserve">— the</w:t>
-      </w:r>
-      <w:r>
-        <w:t xml:space="preserve"> </w:t>
-      </w:r>
-      <w:r>
-        <w:t xml:space="preserve">analyst on one model, the red-team on another — so it isn’t a model grading itself.</w:t>
+        <w:t xml:space="preserve">— the analyst on one model, the red-team on another —</w:t>
+      </w:r>
+      <w:r>
+        <w:t xml:space="preserve"> </w:t>
+      </w:r>
+      <w:r>
+        <w:t xml:space="preserve">so it isn’t a model grading itself. It works with your</w:t>
+      </w:r>
+      <w:r>
+        <w:t xml:space="preserve"> </w:t>
+      </w:r>
+      <w:r>
+        <w:rPr>
+          <w:bCs/>
+          <w:b/>
+        </w:rPr>
+        <w:t xml:space="preserve">free or paid</w:t>
+      </w:r>
+      <w:r>
+        <w:t xml:space="preserve"> </w:t>
+      </w:r>
+      <w:r>
+        <w:t xml:space="preserve">models, and the diversifier</w:t>
+      </w:r>
+      <w:r>
+        <w:t xml:space="preserve"> </w:t>
+      </w:r>
+      <w:r>
+        <w:t xml:space="preserve">sleeve isn’t summarized here (it’s judged on drawdown reduction, not narrative).</w:t>
       </w:r>
     </w:p>
     <w:p>

--- a/docs/USER-GUIDE.docx
+++ b/docs/USER-GUIDE.docx
@@ -1636,16 +1636,6 @@
         <w:t xml:space="preserve"> </w:t>
       </w:r>
       <w:r>
-        <w:rPr>
-          <w:iCs/>
-          <w:i/>
-        </w:rPr>
-        <w:t xml:space="preserve">(live)</w:t>
-      </w:r>
-      <w:r>
-        <w:t xml:space="preserve"> </w:t>
-      </w:r>
-      <w:r>
         <w:t xml:space="preserve">— every candidate defensive sleeve is gated on low market β, a</w:t>
       </w:r>
       <w:r>
@@ -1746,16 +1736,6 @@
         <w:t xml:space="preserve"> </w:t>
       </w:r>
       <w:r>
-        <w:rPr>
-          <w:iCs/>
-          <w:i/>
-        </w:rPr>
-        <w:t xml:space="preserve">(design)</w:t>
-      </w:r>
-      <w:r>
-        <w:t xml:space="preserve"> </w:t>
-      </w:r>
-      <w:r>
         <w:t xml:space="preserve">— a drawdown-focused bull/bear/skeptic panel assigns each surviving name a</w:t>
       </w:r>
       <w:r>
@@ -1772,7 +1752,7 @@
         <w:t xml:space="preserve"> </w:t>
       </w:r>
       <w:r>
-        <w:t xml:space="preserve">0–1. It keeps</w:t>
+        <w:t xml:space="preserve">0–1 (runs in CI with an LLM key; offline it falls back to equal conviction). It keeps</w:t>
       </w:r>
       <w:r>
         <w:t xml:space="preserve"> </w:t>
@@ -1810,16 +1790,6 @@
         <w:t xml:space="preserve"> </w:t>
       </w:r>
       <w:r>
-        <w:rPr>
-          <w:iCs/>
-          <w:i/>
-        </w:rPr>
-        <w:t xml:space="preserve">(design)</w:t>
-      </w:r>
-      <w:r>
-        <w:t xml:space="preserve"> </w:t>
-      </w:r>
-      <w:r>
         <w:t xml:space="preserve">—</w:t>
       </w:r>
       <w:r>
@@ -1854,7 +1824,7 @@
         <w:t xml:space="preserve"> </w:t>
       </w:r>
       <w:r>
-        <w:t xml:space="preserve">diversifier axis as a set % of the plan), with water netted against the FIW already planned.</w:t>
+        <w:t xml:space="preserve">diversifier axis as a set % of the plan, default 15%), with water netted against the FIW already planned.</w:t>
       </w:r>
     </w:p>
     <w:p>
@@ -1870,7 +1840,66 @@
           <w:bCs/>
           <w:b/>
         </w:rPr>
-        <w:t xml:space="preserve">PR → plan</w:t>
+        <w:t xml:space="preserve">Fund it (PR → plan)</w:t>
+      </w:r>
+      <w:r>
+        <w:t xml:space="preserve"> </w:t>
+      </w:r>
+      <w:r>
+        <w:t xml:space="preserve">— the</w:t>
+      </w:r>
+      <w:r>
+        <w:t xml:space="preserve"> </w:t>
+      </w:r>
+      <w:r>
+        <w:rPr>
+          <w:bCs/>
+          <w:b/>
+        </w:rPr>
+        <w:t xml:space="preserve">Diversifier</w:t>
+      </w:r>
+      <w:r>
+        <w:t xml:space="preserve"> </w:t>
+      </w:r>
+      <w:r>
+        <w:t xml:space="preserve">tab shows the proposal;</w:t>
+      </w:r>
+      <w:r>
+        <w:t xml:space="preserve"> </w:t>
+      </w:r>
+      <w:r>
+        <w:rPr>
+          <w:bCs/>
+          <w:b/>
+        </w:rPr>
+        <w:t xml:space="preserve">Accept</w:t>
+      </w:r>
+      <w:r>
+        <w:t xml:space="preserve"> </w:t>
+      </w:r>
+      <w:r>
+        <w:t xml:space="preserve">opens a human-merged</w:t>
+      </w:r>
+      <w:r>
+        <w:t xml:space="preserve"> </w:t>
+      </w:r>
+      <w:r>
+        <w:t xml:space="preserve">PR that adds the names + weights to</w:t>
+      </w:r>
+      <w:r>
+        <w:t xml:space="preserve"> </w:t>
+      </w:r>
+      <w:r>
+        <w:rPr>
+          <w:rStyle w:val="VerbatimChar"/>
+        </w:rPr>
+        <w:t xml:space="preserve">portfolio.json</w:t>
+      </w:r>
+      <w:r>
+        <w:t xml:space="preserve"> </w:t>
+      </w:r>
+      <w:r>
+        <w:t xml:space="preserve">(your</w:t>
       </w:r>
       <w:r>
         <w:t xml:space="preserve"> </w:t>
@@ -1880,79 +1909,52 @@
           <w:iCs/>
           <w:i/>
         </w:rPr>
-        <w:t xml:space="preserve">(design)</w:t>
-      </w:r>
-      <w:r>
-        <w:t xml:space="preserve"> </w:t>
-      </w:r>
-      <w:r>
-        <w:t xml:space="preserve">— a</w:t>
-      </w:r>
-      <w:r>
-        <w:t xml:space="preserve"> </w:t>
-      </w:r>
-      <w:r>
-        <w:rPr>
-          <w:bCs/>
-          <w:b/>
-        </w:rPr>
-        <w:t xml:space="preserve">human-merged PR</w:t>
-      </w:r>
-      <w:r>
-        <w:t xml:space="preserve"> </w:t>
-      </w:r>
-      <w:r>
-        <w:t xml:space="preserve">adds the names + weights to</w:t>
-      </w:r>
-      <w:r>
-        <w:t xml:space="preserve"> </w:t>
-      </w:r>
-      <w:r>
-        <w:rPr>
-          <w:rStyle w:val="VerbatimChar"/>
-        </w:rPr>
-        <w:t xml:space="preserve">portfolio.json</w:t>
-      </w:r>
-      <w:r>
-        <w:t xml:space="preserve"> </w:t>
-      </w:r>
-      <w:r>
-        <w:t xml:space="preserve">(your</w:t>
-      </w:r>
-      <w:r>
-        <w:t xml:space="preserve"> </w:t>
-      </w:r>
+        <w:t xml:space="preserve">plan</w:t>
+      </w:r>
+      <w:r>
+        <w:t xml:space="preserve">) and scales the build-out so the plan</w:t>
+      </w:r>
+      <w:r>
+        <w:t xml:space="preserve"> </w:t>
+      </w:r>
+      <w:r>
+        <w:t xml:space="preserve">still sums to 100%. You merge it; you then place the trades.</w:t>
+      </w:r>
+      <w:r>
+        <w:t xml:space="preserve"> </w:t>
+      </w:r>
+      <w:r>
+        <w:rPr>
+          <w:bCs/>
+          <w:b/>
+        </w:rPr>
+        <w:t xml:space="preserve">Puck never trades or edits your book.</w:t>
+      </w:r>
+    </w:p>
+    <w:p>
+      <w:pPr>
+        <w:pStyle w:val="FirstParagraph"/>
+      </w:pPr>
       <w:r>
         <w:rPr>
           <w:iCs/>
           <w:i/>
         </w:rPr>
-        <w:t xml:space="preserve">plan</w:t>
-      </w:r>
-      <w:r>
-        <w:t xml:space="preserve">). You then place the trades. As everywhere,</w:t>
-      </w:r>
-      <w:r>
-        <w:t xml:space="preserve"> </w:t>
-      </w:r>
-      <w:r>
-        <w:rPr>
-          <w:bCs/>
-          <w:b/>
-        </w:rPr>
-        <w:t xml:space="preserve">Puck never trades or edits your real book.</w:t>
-      </w:r>
-    </w:p>
-    <w:p>
-      <w:pPr>
-        <w:pStyle w:val="FirstParagraph"/>
-      </w:pPr>
+        <w:t xml:space="preserve">Status: all four steps are built — the screen + workflow, the committee (CI), the sizing, and the</w:t>
+      </w:r>
       <w:r>
         <w:rPr>
           <w:iCs/>
           <w:i/>
         </w:rPr>
-        <w:t xml:space="preserve">Status: the screen (step 1) is built; the committee + plan-PR (steps 2–4) are the agreed design.</w:t>
+        <w:t xml:space="preserve"> </w:t>
+      </w:r>
+      <w:r>
+        <w:rPr>
+          <w:iCs/>
+          <w:i/>
+        </w:rPr>
+        <w:t xml:space="preserve">Diversifier tab’s Accept→PR. The daily rebalance also holds the sleeve to its budget (per-axis).</w:t>
       </w:r>
     </w:p>
     <w:bookmarkEnd w:id="36"/>
@@ -2600,17 +2602,17 @@
               <w:jc w:val="left"/>
             </w:pPr>
             <w:r>
-              <w:t xml:space="preserve">review/funding UI</w:t>
+              <w:rPr>
+                <w:bCs/>
+                <w:b/>
+              </w:rPr>
+              <w:t xml:space="preserve">Diversifier</w:t>
             </w:r>
             <w:r>
               <w:t xml:space="preserve"> </w:t>
             </w:r>
             <w:r>
-              <w:rPr>
-                <w:iCs/>
-                <w:i/>
-              </w:rPr>
-              <w:t xml:space="preserve">(in build)</w:t>
+              <w:t xml:space="preserve">tab — review + Accept→PR</w:t>
             </w:r>
           </w:p>
         </w:tc>

--- a/docs/USER-GUIDE.docx
+++ b/docs/USER-GUIDE.docx
@@ -1752,23 +1752,29 @@
         <w:t xml:space="preserve"> </w:t>
       </w:r>
       <w:r>
-        <w:t xml:space="preserve">0–1 (runs in CI with an LLM key; offline it falls back to equal conviction). It keeps</w:t>
-      </w:r>
-      <w:r>
-        <w:t xml:space="preserve"> </w:t>
-      </w:r>
-      <w:r>
-        <w:rPr>
-          <w:iCs/>
-          <w:i/>
-        </w:rPr>
-        <w:t xml:space="preserve">all</w:t>
-      </w:r>
-      <w:r>
-        <w:t xml:space="preserve"> </w:t>
-      </w:r>
-      <w:r>
-        <w:t xml:space="preserve">gate-qualifiers (conviction tilts the weights, it doesn’t prune).</w:t>
+        <w:t xml:space="preserve">0–1 (runs in CI with an LLM key; offline it falls back to equal conviction). The sleeve</w:t>
+      </w:r>
+      <w:r>
+        <w:t xml:space="preserve"> </w:t>
+      </w:r>
+      <w:r>
+        <w:t xml:space="preserve">then funds the</w:t>
+      </w:r>
+      <w:r>
+        <w:t xml:space="preserve"> </w:t>
+      </w:r>
+      <w:r>
+        <w:rPr>
+          <w:bCs/>
+          <w:b/>
+        </w:rPr>
+        <w:t xml:space="preserve">top N by conviction</w:t>
+      </w:r>
+      <w:r>
+        <w:t xml:space="preserve"> </w:t>
+      </w:r>
+      <w:r>
+        <w:t xml:space="preserve">(default 6) — a focused set, not dozens of dust positions.</w:t>
       </w:r>
     </w:p>
     <w:p>

--- a/docs/USER-GUIDE.docx
+++ b/docs/USER-GUIDE.docx
@@ -60,7 +60,7 @@
         <w:t xml:space="preserve">Layer</w:t>
       </w:r>
     </w:p>
-    <w:bookmarkStart w:id="88" w:name="puck-end-user-guide"/>
+    <w:bookmarkStart w:id="89" w:name="puck-end-user-guide"/>
     <w:p>
       <w:pPr>
         <w:pStyle w:val="Heading1"/>
@@ -4542,7 +4542,7 @@
         <w:pStyle w:val="BodyText"/>
       </w:pPr>
       <w:r>
-        <w:t xml:space="preserve">This tab is organized into five labelled blocks, each with its own</w:t>
+        <w:t xml:space="preserve">This tab is organized into six labelled blocks, each with its own</w:t>
       </w:r>
       <w:r>
         <w:t xml:space="preserve"> </w:t>
@@ -4637,7 +4637,7 @@
         <w:t xml:space="preserve">what to change</w:t>
       </w:r>
       <w:r>
-        <w:t xml:space="preserve">: the rebalance plan (with the tactical IRA tilts folded in) and a stress check.</w:t>
+        <w:t xml:space="preserve">: the rebalance plan (grouped by sleeve, IRA tilts folded into its signal column) and a stress check.</w:t>
       </w:r>
       <w:r>
         <w:t xml:space="preserve"> </w:t>
@@ -4653,7 +4653,29 @@
         <w:t xml:space="preserve"> </w:t>
       </w:r>
       <w:r>
-        <w:t xml:space="preserve">§4.7, §4.8, §4.9</w:t>
+        <w:t xml:space="preserve">§4.7, §4.9</w:t>
+      </w:r>
+    </w:p>
+    <w:p>
+      <w:pPr>
+        <w:numPr>
+          <w:ilvl w:val="0"/>
+          <w:numId w:val="1004"/>
+        </w:numPr>
+        <w:pStyle w:val="Compact"/>
+      </w:pPr>
+      <w:r>
+        <w:rPr>
+          <w:bCs/>
+          <w:b/>
+        </w:rPr>
+        <w:t xml:space="preserve">💰 Tax &amp; asset location</w:t>
+      </w:r>
+      <w:r>
+        <w:t xml:space="preserve"> </w:t>
+      </w:r>
+      <w:r>
+        <w:t xml:space="preserve">— which account (Roth / Traditional / taxable) each name should sit in to maximize after-tax terminal value. §4.10</w:t>
       </w:r>
     </w:p>
     <w:p>
@@ -7622,7 +7644,7 @@
     </w:p>
     <w:bookmarkEnd w:id="58"/>
     <w:bookmarkEnd w:id="59"/>
-    <w:bookmarkStart w:id="63" w:name="Xb1e0b37cd2cec0cdc4f078d3157da65985b98c8"/>
+    <w:bookmarkStart w:id="64" w:name="Xb1e0b37cd2cec0cdc4f078d3157da65985b98c8"/>
     <w:p>
       <w:pPr>
         <w:pStyle w:val="Heading2"/>
@@ -7983,13 +8005,13 @@
       </w:r>
     </w:p>
     <w:bookmarkEnd w:id="60"/>
-    <w:bookmarkStart w:id="61" w:name="suggested-ira-tilts"/>
+    <w:bookmarkStart w:id="61" w:name="X14d3ee03ed15655659bf1315fe5e1c946a6b25c"/>
     <w:p>
       <w:pPr>
         <w:pStyle w:val="Heading3"/>
       </w:pPr>
       <w:r>
-        <w:t xml:space="preserve">4.8 Suggested IRA tilts</w:t>
+        <w:t xml:space="preserve">4.8 Suggested IRA tilts → merged into the Rebalance plan</w:t>
       </w:r>
     </w:p>
     <w:p>
@@ -7997,77 +8019,82 @@
         <w:pStyle w:val="FirstParagraph"/>
       </w:pPr>
       <w:r>
-        <w:t xml:space="preserve">The last mile from analysis to allocation: per-name</w:t>
-      </w:r>
-      <w:r>
-        <w:t xml:space="preserve"> </w:t>
-      </w:r>
-      <w:r>
-        <w:rPr>
-          <w:bCs/>
-          <w:b/>
-        </w:rPr>
-        <w:t xml:space="preserve">TSMOM tilt × regime</w:t>
-      </w:r>
-      <w:r>
-        <w:t xml:space="preserve"> </w:t>
-      </w:r>
-      <w:r>
-        <w:t xml:space="preserve">→ concrete, bounded (±25%)</w:t>
-      </w:r>
-      <w:r>
-        <w:t xml:space="preserve"> </w:t>
-      </w:r>
-      <w:r>
-        <w:t xml:space="preserve">weight deltas.</w:t>
-      </w:r>
-      <w:r>
-        <w:t xml:space="preserve"> </w:t>
-      </w:r>
-      <w:r>
-        <w:rPr>
-          <w:bCs/>
-          <w:b/>
-        </w:rPr>
-        <w:t xml:space="preserve">Add</w:t>
-      </w:r>
-      <w:r>
-        <w:t xml:space="preserve"> </w:t>
-      </w:r>
-      <w:r>
-        <w:t xml:space="preserve">overweights only in a risk-on regime;</w:t>
-      </w:r>
-      <w:r>
-        <w:t xml:space="preserve"> </w:t>
-      </w:r>
-      <w:r>
-        <w:rPr>
-          <w:bCs/>
-          <w:b/>
-        </w:rPr>
-        <w:t xml:space="preserve">trim</w:t>
-      </w:r>
-      <w:r>
-        <w:t xml:space="preserve"> </w:t>
-      </w:r>
-      <w:r>
-        <w:t xml:space="preserve">underweights in any regime; the</w:t>
-      </w:r>
-      <w:r>
-        <w:t xml:space="preserve"> </w:t>
-      </w:r>
-      <w:r>
-        <w:rPr>
-          <w:bCs/>
-          <w:b/>
-        </w:rPr>
-        <w:t xml:space="preserve">taxable</w:t>
-      </w:r>
-      <w:r>
-        <w:t xml:space="preserve"> </w:t>
-      </w:r>
-      <w:r>
-        <w:t xml:space="preserve">sleeve stays buy-and-hold. Graded over time by the Track record. Not advice.</w:t>
+        <w:t xml:space="preserve">The standalone</w:t>
+      </w:r>
+      <w:r>
+        <w:t xml:space="preserve"> </w:t>
+      </w:r>
+      <w:r>
+        <w:t xml:space="preserve">“</w:t>
+      </w:r>
+      <w:r>
+        <w:t xml:space="preserve">Suggested IRA tilts</w:t>
+      </w:r>
+      <w:r>
+        <w:t xml:space="preserve">”</w:t>
+      </w:r>
+      <w:r>
+        <w:t xml:space="preserve"> </w:t>
+      </w:r>
+      <w:r>
+        <w:t xml:space="preserve">table was</w:t>
+      </w:r>
+      <w:r>
+        <w:t xml:space="preserve"> </w:t>
+      </w:r>
+      <w:r>
+        <w:rPr>
+          <w:bCs/>
+          <w:b/>
+        </w:rPr>
+        <w:t xml:space="preserve">removed</w:t>
+      </w:r>
+      <w:r>
+        <w:t xml:space="preserve">: the Rebalance plan’s</w:t>
+      </w:r>
+      <w:r>
+        <w:t xml:space="preserve"> </w:t>
+      </w:r>
+      <w:r>
+        <w:rPr>
+          <w:iCs/>
+          <w:i/>
+        </w:rPr>
+        <w:t xml:space="preserve">signal</w:t>
+      </w:r>
+      <w:r>
+        <w:t xml:space="preserve"> </w:t>
+      </w:r>
+      <w:r>
+        <w:t xml:space="preserve">column (§4.9)</w:t>
+      </w:r>
+      <w:r>
+        <w:t xml:space="preserve"> </w:t>
+      </w:r>
+      <w:r>
+        <w:t xml:space="preserve">already applies the same per-name</w:t>
+      </w:r>
+      <w:r>
+        <w:t xml:space="preserve"> </w:t>
+      </w:r>
+      <w:r>
+        <w:rPr>
+          <w:bCs/>
+          <w:b/>
+        </w:rPr>
+        <w:t xml:space="preserve">TSMOM × regime</w:t>
+      </w:r>
+      <w:r>
+        <w:t xml:space="preserve"> </w:t>
+      </w:r>
+      <w:r>
+        <w:t xml:space="preserve">tilt to the IRA sleeve, so it now lives in one place</w:t>
+      </w:r>
+      <w:r>
+        <w:t xml:space="preserve"> </w:t>
+      </w:r>
+      <w:r>
+        <w:t xml:space="preserve">rather than two overlapping ones.</w:t>
       </w:r>
     </w:p>
     <w:bookmarkEnd w:id="61"/>
@@ -8829,14 +8856,13 @@
       </w:r>
     </w:p>
     <w:bookmarkEnd w:id="62"/>
-    <w:bookmarkEnd w:id="63"/>
-    <w:bookmarkStart w:id="64" w:name="c.-research-llm-proposals-you-approve"/>
-    <w:p>
-      <w:pPr>
-        <w:pStyle w:val="Heading2"/>
-      </w:pPr>
-      <w:r>
-        <w:t xml:space="preserve">4c. Research (LLM proposals you approve)</w:t>
+    <w:bookmarkStart w:id="63" w:name="asset-location-roth-traditional-taxable"/>
+    <w:p>
+      <w:pPr>
+        <w:pStyle w:val="Heading3"/>
+      </w:pPr>
+      <w:r>
+        <w:t xml:space="preserve">4.10 Asset location (Roth / Traditional / taxable)</w:t>
       </w:r>
     </w:p>
     <w:p>
@@ -8844,45 +8870,274 @@
         <w:pStyle w:val="FirstParagraph"/>
       </w:pPr>
       <w:r>
-        <w:t xml:space="preserve">The</w:t>
-      </w:r>
-      <w:r>
-        <w:t xml:space="preserve"> </w:t>
-      </w:r>
-      <w:r>
-        <w:rPr>
-          <w:bCs/>
-          <w:b/>
-        </w:rPr>
-        <w:t xml:space="preserve">Research</w:t>
-      </w:r>
-      <w:r>
-        <w:t xml:space="preserve"> </w:t>
-      </w:r>
-      <w:r>
-        <w:t xml:space="preserve">tab surfaces the monthly research engine’s proposed reassessments. The engine runs the</w:t>
-      </w:r>
-      <w:r>
-        <w:t xml:space="preserve"> </w:t>
-      </w:r>
-      <w:r>
-        <w:t xml:space="preserve">free LLMs (deep-dive → cross-model red-team → synthesis) over</w:t>
-      </w:r>
-      <w:r>
-        <w:t xml:space="preserve"> </w:t>
-      </w:r>
-      <w:r>
-        <w:rPr>
-          <w:bCs/>
-          <w:b/>
-        </w:rPr>
-        <w:t xml:space="preserve">deep evidence</w:t>
-      </w:r>
-      <w:r>
-        <w:t xml:space="preserve"> </w:t>
-      </w:r>
-      <w:r>
-        <w:t xml:space="preserve">— multi-angle news</w:t>
+        <w:t xml:space="preserve">Same holdings, smarter</w:t>
+      </w:r>
+      <w:r>
+        <w:t xml:space="preserve"> </w:t>
+      </w:r>
+      <w:r>
+        <w:rPr>
+          <w:bCs/>
+          <w:b/>
+        </w:rPr>
+        <w:t xml:space="preserve">accounts</w:t>
+      </w:r>
+      <w:r>
+        <w:t xml:space="preserve"> </w:t>
+      </w:r>
+      <w:r>
+        <w:t xml:space="preserve">— where a name sits changes its</w:t>
+      </w:r>
+      <w:r>
+        <w:t xml:space="preserve"> </w:t>
+      </w:r>
+      <w:r>
+        <w:rPr>
+          <w:bCs/>
+          <w:b/>
+        </w:rPr>
+        <w:t xml:space="preserve">after-tax terminal value</w:t>
+      </w:r>
+      <w:r>
+        <w:t xml:space="preserve">. This</w:t>
+      </w:r>
+      <w:r>
+        <w:t xml:space="preserve"> </w:t>
+      </w:r>
+      <w:r>
+        <w:t xml:space="preserve">suggests the account for each name on two robust rules:</w:t>
+      </w:r>
+      <w:r>
+        <w:t xml:space="preserve"> </w:t>
+      </w:r>
+      <w:r>
+        <w:rPr>
+          <w:bCs/>
+          <w:b/>
+        </w:rPr>
+        <w:t xml:space="preserve">(1)</w:t>
+      </w:r>
+      <w:r>
+        <w:t xml:space="preserve"> </w:t>
+      </w:r>
+      <w:r>
+        <w:t xml:space="preserve">shelter the annual</w:t>
+      </w:r>
+      <w:r>
+        <w:t xml:space="preserve"> </w:t>
+      </w:r>
+      <w:r>
+        <w:rPr>
+          <w:bCs/>
+          <w:b/>
+        </w:rPr>
+        <w:t xml:space="preserve">tax drag</w:t>
+      </w:r>
+      <w:r>
+        <w:t xml:space="preserve"> </w:t>
+      </w:r>
+      <w:r>
+        <w:t xml:space="preserve">(high</w:t>
+      </w:r>
+      <w:r>
+        <w:t xml:space="preserve"> </w:t>
+      </w:r>
+      <w:r>
+        <w:t xml:space="preserve">dividend-yield / high-turnover names → a tax-advantaged account; tax-efficient names →</w:t>
+      </w:r>
+      <w:r>
+        <w:t xml:space="preserve"> </w:t>
+      </w:r>
+      <w:r>
+        <w:rPr>
+          <w:bCs/>
+          <w:b/>
+        </w:rPr>
+        <w:t xml:space="preserve">taxable</w:t>
+      </w:r>
+      <w:r>
+        <w:t xml:space="preserve">, where</w:t>
+      </w:r>
+      <w:r>
+        <w:t xml:space="preserve"> </w:t>
+      </w:r>
+      <w:r>
+        <w:t xml:space="preserve">they get qualified rates, step-up at death, and loss-harvesting);</w:t>
+      </w:r>
+      <w:r>
+        <w:t xml:space="preserve"> </w:t>
+      </w:r>
+      <w:r>
+        <w:rPr>
+          <w:bCs/>
+          <w:b/>
+        </w:rPr>
+        <w:t xml:space="preserve">(2)</w:t>
+      </w:r>
+      <w:r>
+        <w:t xml:space="preserve"> </w:t>
+      </w:r>
+      <w:r>
+        <w:t xml:space="preserve">within tax-advantaged, the</w:t>
+      </w:r>
+      <w:r>
+        <w:t xml:space="preserve"> </w:t>
+      </w:r>
+      <w:r>
+        <w:rPr>
+          <w:bCs/>
+          <w:b/>
+        </w:rPr>
+        <w:t xml:space="preserve">highest-growth</w:t>
+      </w:r>
+      <w:r>
+        <w:t xml:space="preserve"> </w:t>
+      </w:r>
+      <w:r>
+        <w:t xml:space="preserve">names go to</w:t>
+      </w:r>
+      <w:r>
+        <w:t xml:space="preserve"> </w:t>
+      </w:r>
+      <w:r>
+        <w:rPr>
+          <w:bCs/>
+          <w:b/>
+        </w:rPr>
+        <w:t xml:space="preserve">Roth</w:t>
+      </w:r>
+      <w:r>
+        <w:t xml:space="preserve"> </w:t>
+      </w:r>
+      <w:r>
+        <w:t xml:space="preserve">(the biggest balance compounds tax-free forever), income/lower-</w:t>
+      </w:r>
+      <w:r>
+        <w:t xml:space="preserve"> </w:t>
+      </w:r>
+      <w:r>
+        <w:t xml:space="preserve">growth to</w:t>
+      </w:r>
+      <w:r>
+        <w:t xml:space="preserve"> </w:t>
+      </w:r>
+      <w:r>
+        <w:rPr>
+          <w:bCs/>
+          <w:b/>
+        </w:rPr>
+        <w:t xml:space="preserve">Traditional</w:t>
+      </w:r>
+      <w:r>
+        <w:t xml:space="preserve">.</w:t>
+      </w:r>
+    </w:p>
+    <w:p>
+      <w:pPr>
+        <w:pStyle w:val="BodyText"/>
+      </w:pPr>
+      <w:r>
+        <w:t xml:space="preserve">Enter your</w:t>
+      </w:r>
+      <w:r>
+        <w:t xml:space="preserve"> </w:t>
+      </w:r>
+      <w:r>
+        <w:rPr>
+          <w:bCs/>
+          <w:b/>
+        </w:rPr>
+        <w:t xml:space="preserve">Roth / Traditional / taxable balances</w:t>
+      </w:r>
+      <w:r>
+        <w:t xml:space="preserve"> </w:t>
+      </w:r>
+      <w:r>
+        <w:t xml:space="preserve">+ marginal rate + horizon in the inline inputs. Until</w:t>
+      </w:r>
+      <w:r>
+        <w:t xml:space="preserve"> </w:t>
+      </w:r>
+      <w:r>
+        <w:t xml:space="preserve">you split Roth vs Traditional it runs a</w:t>
+      </w:r>
+      <w:r>
+        <w:t xml:space="preserve"> </w:t>
+      </w:r>
+      <w:r>
+        <w:rPr>
+          <w:bCs/>
+          <w:b/>
+        </w:rPr>
+        <w:t xml:space="preserve">2-way</w:t>
+      </w:r>
+      <w:r>
+        <w:t xml:space="preserve"> </w:t>
+      </w:r>
+      <w:r>
+        <w:t xml:space="preserve">(tax-advantaged vs taxable) split and says so. The table</w:t>
+      </w:r>
+      <w:r>
+        <w:t xml:space="preserve"> </w:t>
+      </w:r>
+      <w:r>
+        <w:t xml:space="preserve">shows each name’s current vs</w:t>
+      </w:r>
+      <w:r>
+        <w:t xml:space="preserve"> </w:t>
+      </w:r>
+      <w:r>
+        <w:rPr>
+          <w:bCs/>
+          <w:b/>
+        </w:rPr>
+        <w:t xml:space="preserve">suggested</w:t>
+      </w:r>
+      <w:r>
+        <w:t xml:space="preserve"> </w:t>
+      </w:r>
+      <w:r>
+        <w:t xml:space="preserve">account (rows to move are highlighted), its yield, and the</w:t>
+      </w:r>
+      <w:r>
+        <w:t xml:space="preserve"> </w:t>
+      </w:r>
+      <w:r>
+        <w:rPr>
+          <w:bCs/>
+          <w:b/>
+        </w:rPr>
+        <w:t xml:space="preserve">tax drag avoided per year</w:t>
+      </w:r>
+      <w:r>
+        <w:t xml:space="preserve"> </w:t>
+      </w:r>
+      <w:r>
+        <w:t xml:space="preserve">by sheltering it — summed and compounded over your horizon. Growth (build-out</w:t>
+      </w:r>
+      <w:r>
+        <w:t xml:space="preserve"> </w:t>
+      </w:r>
+      <w:r>
+        <w:t xml:space="preserve">~9%, defensive ~4%) and yield use per-axis defaults where live data is absent.</w:t>
+      </w:r>
+    </w:p>
+    <w:p>
+      <w:pPr>
+        <w:pStyle w:val="BodyText"/>
+      </w:pPr>
+      <w:r>
+        <w:rPr>
+          <w:bCs/>
+          <w:b/>
+        </w:rPr>
+        <w:t xml:space="preserve">Advisory, not tax advice.</w:t>
+      </w:r>
+      <w:r>
+        <w:t xml:space="preserve"> </w:t>
+      </w:r>
+      <w:r>
+        <w:t xml:space="preserve">It’s the robust</w:t>
       </w:r>
       <w:r>
         <w:t xml:space="preserve"> </w:t>
@@ -8892,13 +9147,92 @@
           <w:iCs/>
           <w:i/>
         </w:rPr>
-        <w:t xml:space="preserve">article excerpts</w:t>
-      </w:r>
-      <w:r>
-        <w:t xml:space="preserve"> </w:t>
-      </w:r>
-      <w:r>
-        <w:t xml:space="preserve">+</w:t>
+        <w:t xml:space="preserve">location</w:t>
+      </w:r>
+      <w:r>
+        <w:t xml:space="preserve"> </w:t>
+      </w:r>
+      <w:r>
+        <w:t xml:space="preserve">lever; it does</w:t>
+      </w:r>
+      <w:r>
+        <w:t xml:space="preserve"> </w:t>
+      </w:r>
+      <w:r>
+        <w:rPr>
+          <w:bCs/>
+          <w:b/>
+        </w:rPr>
+        <w:t xml:space="preserve">not</w:t>
+      </w:r>
+      <w:r>
+        <w:t xml:space="preserve"> </w:t>
+      </w:r>
+      <w:r>
+        <w:t xml:space="preserve">model your exact bracket</w:t>
+      </w:r>
+      <w:r>
+        <w:t xml:space="preserve"> </w:t>
+      </w:r>
+      <w:r>
+        <w:t xml:space="preserve">arbitrage (withdrawal vs contribution rate), RMDs, or estate plan. Inputs live only in your browser.</w:t>
+      </w:r>
+    </w:p>
+    <w:bookmarkEnd w:id="63"/>
+    <w:bookmarkEnd w:id="64"/>
+    <w:bookmarkStart w:id="65" w:name="c.-research-llm-proposals-you-approve"/>
+    <w:p>
+      <w:pPr>
+        <w:pStyle w:val="Heading2"/>
+      </w:pPr>
+      <w:r>
+        <w:t xml:space="preserve">4c. Research (LLM proposals you approve)</w:t>
+      </w:r>
+    </w:p>
+    <w:p>
+      <w:pPr>
+        <w:pStyle w:val="FirstParagraph"/>
+      </w:pPr>
+      <w:r>
+        <w:t xml:space="preserve">The</w:t>
+      </w:r>
+      <w:r>
+        <w:t xml:space="preserve"> </w:t>
+      </w:r>
+      <w:r>
+        <w:rPr>
+          <w:bCs/>
+          <w:b/>
+        </w:rPr>
+        <w:t xml:space="preserve">Research</w:t>
+      </w:r>
+      <w:r>
+        <w:t xml:space="preserve"> </w:t>
+      </w:r>
+      <w:r>
+        <w:t xml:space="preserve">tab surfaces the monthly research engine’s proposed reassessments. The engine runs the</w:t>
+      </w:r>
+      <w:r>
+        <w:t xml:space="preserve"> </w:t>
+      </w:r>
+      <w:r>
+        <w:t xml:space="preserve">free LLMs (deep-dive → cross-model red-team → synthesis) over</w:t>
+      </w:r>
+      <w:r>
+        <w:t xml:space="preserve"> </w:t>
+      </w:r>
+      <w:r>
+        <w:rPr>
+          <w:bCs/>
+          <w:b/>
+        </w:rPr>
+        <w:t xml:space="preserve">deep evidence</w:t>
+      </w:r>
+      <w:r>
+        <w:t xml:space="preserve"> </w:t>
+      </w:r>
+      <w:r>
+        <w:t xml:space="preserve">— multi-angle news</w:t>
       </w:r>
       <w:r>
         <w:t xml:space="preserve"> </w:t>
@@ -8908,81 +9242,13 @@
           <w:iCs/>
           <w:i/>
         </w:rPr>
-        <w:t xml:space="preserve">SEC filing passages</w:t>
-      </w:r>
-      <w:r>
-        <w:t xml:space="preserve"> </w:t>
-      </w:r>
-      <w:r>
-        <w:t xml:space="preserve">+ the live de-rating / forced-flow / opportunity signals —</w:t>
-      </w:r>
-      <w:r>
-        <w:t xml:space="preserve"> </w:t>
-      </w:r>
-      <w:r>
-        <w:t xml:space="preserve">and proposes updates to each scarcity’s</w:t>
-      </w:r>
-      <w:r>
-        <w:t xml:space="preserve"> </w:t>
-      </w:r>
-      <w:r>
-        <w:rPr>
-          <w:bCs/>
-          <w:b/>
-        </w:rPr>
-        <w:t xml:space="preserve">priced-in / bind-window / non-consensus</w:t>
-      </w:r>
-      <w:r>
-        <w:t xml:space="preserve"> </w:t>
-      </w:r>
-      <w:r>
-        <w:t xml:space="preserve">fields only.</w:t>
-      </w:r>
-    </w:p>
-    <w:p>
-      <w:pPr>
-        <w:pStyle w:val="BodyText"/>
-      </w:pPr>
-      <w:r>
-        <w:t xml:space="preserve">Each card shows the</w:t>
-      </w:r>
-      <w:r>
-        <w:t xml:space="preserve"> </w:t>
-      </w:r>
-      <w:r>
-        <w:rPr>
-          <w:bCs/>
-          <w:b/>
-        </w:rPr>
-        <w:t xml:space="preserve">before→after</w:t>
-      </w:r>
-      <w:r>
-        <w:t xml:space="preserve"> </w:t>
-      </w:r>
-      <w:r>
-        <w:t xml:space="preserve">change, the LLM’s rationale, its sources, and confidence:</w:t>
-      </w:r>
-      <w:r>
-        <w:t xml:space="preserve"> </w:t>
-      </w:r>
-      <w:r>
-        <w:t xml:space="preserve">-</w:t>
-      </w:r>
-      <w:r>
-        <w:t xml:space="preserve"> </w:t>
-      </w:r>
-      <w:r>
-        <w:rPr>
-          <w:bCs/>
-          <w:b/>
-        </w:rPr>
-        <w:t xml:space="preserve">✓ Accept → open PR</w:t>
-      </w:r>
-      <w:r>
-        <w:t xml:space="preserve"> </w:t>
-      </w:r>
-      <w:r>
-        <w:t xml:space="preserve">opens a GitHub pull request containing</w:t>
+        <w:t xml:space="preserve">article excerpts</w:t>
+      </w:r>
+      <w:r>
+        <w:t xml:space="preserve"> </w:t>
+      </w:r>
+      <w:r>
+        <w:t xml:space="preserve">+</w:t>
       </w:r>
       <w:r>
         <w:t xml:space="preserve"> </w:t>
@@ -8992,149 +9258,59 @@
           <w:iCs/>
           <w:i/>
         </w:rPr>
-        <w:t xml:space="preserve">just that one change</w:t>
-      </w:r>
-      <w:r>
-        <w:t xml:space="preserve"> </w:t>
-      </w:r>
-      <w:r>
-        <w:t xml:space="preserve">to</w:t>
-      </w:r>
-      <w:r>
-        <w:t xml:space="preserve"> </w:t>
-      </w:r>
-      <w:r>
-        <w:rPr>
-          <w:rStyle w:val="VerbatimChar"/>
-        </w:rPr>
-        <w:t xml:space="preserve">scarcities.json</w:t>
-      </w:r>
-      <w:r>
-        <w:t xml:space="preserve">, which you then merge. Needs a token in</w:t>
-      </w:r>
-      <w:r>
-        <w:t xml:space="preserve"> </w:t>
-      </w:r>
-      <w:r>
-        <w:rPr>
-          <w:bCs/>
-          <w:b/>
-        </w:rPr>
-        <w:t xml:space="preserve">Settings → Admin</w:t>
-      </w:r>
-      <w:r>
-        <w:t xml:space="preserve"> </w:t>
-      </w:r>
-      <w:r>
-        <w:t xml:space="preserve">with write access —</w:t>
-      </w:r>
-      <w:r>
-        <w:t xml:space="preserve"> </w:t>
-      </w:r>
-      <w:r>
-        <w:t xml:space="preserve">a</w:t>
-      </w:r>
-      <w:r>
-        <w:t xml:space="preserve"> </w:t>
-      </w:r>
-      <w:r>
-        <w:rPr>
-          <w:bCs/>
-          <w:b/>
-        </w:rPr>
-        <w:t xml:space="preserve">classic</w:t>
-      </w:r>
-      <w:r>
-        <w:t xml:space="preserve"> </w:t>
-      </w:r>
-      <w:r>
-        <w:t xml:space="preserve">token with the</w:t>
-      </w:r>
-      <w:r>
-        <w:t xml:space="preserve"> </w:t>
-      </w:r>
-      <w:r>
-        <w:rPr>
-          <w:rStyle w:val="VerbatimChar"/>
-          <w:bCs/>
-          <w:b/>
-        </w:rPr>
-        <w:t xml:space="preserve">repo</w:t>
-      </w:r>
-      <w:r>
-        <w:t xml:space="preserve"> </w:t>
-      </w:r>
-      <w:r>
-        <w:t xml:space="preserve">scope, or a</w:t>
-      </w:r>
-      <w:r>
-        <w:t xml:space="preserve"> </w:t>
-      </w:r>
-      <w:r>
-        <w:rPr>
-          <w:bCs/>
-          <w:b/>
-        </w:rPr>
-        <w:t xml:space="preserve">fine-grained</w:t>
-      </w:r>
-      <w:r>
-        <w:t xml:space="preserve"> </w:t>
-      </w:r>
-      <w:r>
-        <w:t xml:space="preserve">token with</w:t>
-      </w:r>
-      <w:r>
-        <w:t xml:space="preserve"> </w:t>
-      </w:r>
-      <w:r>
-        <w:rPr>
-          <w:bCs/>
-          <w:b/>
-        </w:rPr>
-        <w:t xml:space="preserve">Contents</w:t>
-      </w:r>
-      <w:r>
-        <w:t xml:space="preserve"> </w:t>
-      </w:r>
-      <w:r>
-        <w:t xml:space="preserve">and</w:t>
-      </w:r>
-      <w:r>
-        <w:t xml:space="preserve"> </w:t>
-      </w:r>
-      <w:r>
-        <w:rPr>
-          <w:bCs/>
-          <w:b/>
-        </w:rPr>
-        <w:t xml:space="preserve">Pull requests</w:t>
-      </w:r>
-      <w:r>
-        <w:t xml:space="preserve"> </w:t>
-      </w:r>
-      <w:r>
-        <w:t xml:space="preserve">both read/write. (A 404/403 on a public repo means the token can read but not</w:t>
-      </w:r>
-      <w:r>
-        <w:t xml:space="preserve"> </w:t>
-      </w:r>
-      <w:r>
-        <w:t xml:space="preserve">write — usually the classic</w:t>
-      </w:r>
-      <w:r>
-        <w:t xml:space="preserve"> </w:t>
-      </w:r>
-      <w:r>
-        <w:rPr>
-          <w:rStyle w:val="VerbatimChar"/>
-        </w:rPr>
-        <w:t xml:space="preserve">repo</w:t>
-      </w:r>
-      <w:r>
-        <w:t xml:space="preserve"> </w:t>
-      </w:r>
-      <w:r>
-        <w:t xml:space="preserve">scope wasn’t ticked.)</w:t>
+        <w:t xml:space="preserve">SEC filing passages</w:t>
+      </w:r>
+      <w:r>
+        <w:t xml:space="preserve"> </w:t>
+      </w:r>
+      <w:r>
+        <w:t xml:space="preserve">+ the live de-rating / forced-flow / opportunity signals —</w:t>
+      </w:r>
+      <w:r>
+        <w:t xml:space="preserve"> </w:t>
+      </w:r>
+      <w:r>
+        <w:t xml:space="preserve">and proposes updates to each scarcity’s</w:t>
+      </w:r>
+      <w:r>
+        <w:t xml:space="preserve"> </w:t>
+      </w:r>
+      <w:r>
+        <w:rPr>
+          <w:bCs/>
+          <w:b/>
+        </w:rPr>
+        <w:t xml:space="preserve">priced-in / bind-window / non-consensus</w:t>
+      </w:r>
+      <w:r>
+        <w:t xml:space="preserve"> </w:t>
+      </w:r>
+      <w:r>
+        <w:t xml:space="preserve">fields only.</w:t>
+      </w:r>
+    </w:p>
+    <w:p>
+      <w:pPr>
+        <w:pStyle w:val="BodyText"/>
+      </w:pPr>
+      <w:r>
+        <w:t xml:space="preserve">Each card shows the</w:t>
+      </w:r>
+      <w:r>
+        <w:t xml:space="preserve"> </w:t>
+      </w:r>
+      <w:r>
+        <w:rPr>
+          <w:bCs/>
+          <w:b/>
+        </w:rPr>
+        <w:t xml:space="preserve">before→after</w:t>
+      </w:r>
+      <w:r>
+        <w:t xml:space="preserve"> </w:t>
+      </w:r>
+      <w:r>
+        <w:t xml:space="preserve">change, the LLM’s rationale, its sources, and confidence:</w:t>
       </w:r>
       <w:r>
         <w:t xml:space="preserve"> </w:t>
@@ -9150,21 +9326,13 @@
           <w:bCs/>
           <w:b/>
         </w:rPr>
-        <w:t xml:space="preserve">✕ Reject</w:t>
-      </w:r>
-      <w:r>
-        <w:t xml:space="preserve"> </w:t>
-      </w:r>
-      <w:r>
-        <w:t xml:space="preserve">dismisses it.</w:t>
-      </w:r>
-    </w:p>
-    <w:p>
-      <w:pPr>
-        <w:pStyle w:val="BodyText"/>
-      </w:pPr>
-      <w:r>
-        <w:t xml:space="preserve">The bot only</w:t>
+        <w:t xml:space="preserve">✓ Accept → open PR</w:t>
+      </w:r>
+      <w:r>
+        <w:t xml:space="preserve"> </w:t>
+      </w:r>
+      <w:r>
+        <w:t xml:space="preserve">opens a GitHub pull request containing</w:t>
       </w:r>
       <w:r>
         <w:t xml:space="preserve"> </w:t>
@@ -9174,45 +9342,179 @@
           <w:iCs/>
           <w:i/>
         </w:rPr>
-        <w:t xml:space="preserve">proposes</w:t>
-      </w:r>
-      <w:r>
-        <w:t xml:space="preserve">;</w:t>
-      </w:r>
-      <w:r>
-        <w:t xml:space="preserve"> </w:t>
-      </w:r>
-      <w:r>
-        <w:rPr>
-          <w:bCs/>
-          <w:b/>
-        </w:rPr>
-        <w:t xml:space="preserve">you approve</w:t>
-      </w:r>
-      <w:r>
-        <w:t xml:space="preserve">, and it can</w:t>
-      </w:r>
-      <w:r>
-        <w:t xml:space="preserve"> </w:t>
-      </w:r>
-      <w:r>
-        <w:rPr>
-          <w:bCs/>
-          <w:b/>
-        </w:rPr>
-        <w:t xml:space="preserve">only ever</w:t>
-      </w:r>
-      <w:r>
-        <w:t xml:space="preserve"> </w:t>
-      </w:r>
-      <w:r>
-        <w:t xml:space="preserve">touch those three fields — never the</w:t>
-      </w:r>
-      <w:r>
-        <w:t xml:space="preserve"> </w:t>
-      </w:r>
-      <w:r>
-        <w:t xml:space="preserve">thesis or tickers (the F9 ownership rule, enforced in the browser</w:t>
+        <w:t xml:space="preserve">just that one change</w:t>
+      </w:r>
+      <w:r>
+        <w:t xml:space="preserve"> </w:t>
+      </w:r>
+      <w:r>
+        <w:t xml:space="preserve">to</w:t>
+      </w:r>
+      <w:r>
+        <w:t xml:space="preserve"> </w:t>
+      </w:r>
+      <w:r>
+        <w:rPr>
+          <w:rStyle w:val="VerbatimChar"/>
+        </w:rPr>
+        <w:t xml:space="preserve">scarcities.json</w:t>
+      </w:r>
+      <w:r>
+        <w:t xml:space="preserve">, which you then merge. Needs a token in</w:t>
+      </w:r>
+      <w:r>
+        <w:t xml:space="preserve"> </w:t>
+      </w:r>
+      <w:r>
+        <w:rPr>
+          <w:bCs/>
+          <w:b/>
+        </w:rPr>
+        <w:t xml:space="preserve">Settings → Admin</w:t>
+      </w:r>
+      <w:r>
+        <w:t xml:space="preserve"> </w:t>
+      </w:r>
+      <w:r>
+        <w:t xml:space="preserve">with write access —</w:t>
+      </w:r>
+      <w:r>
+        <w:t xml:space="preserve"> </w:t>
+      </w:r>
+      <w:r>
+        <w:t xml:space="preserve">a</w:t>
+      </w:r>
+      <w:r>
+        <w:t xml:space="preserve"> </w:t>
+      </w:r>
+      <w:r>
+        <w:rPr>
+          <w:bCs/>
+          <w:b/>
+        </w:rPr>
+        <w:t xml:space="preserve">classic</w:t>
+      </w:r>
+      <w:r>
+        <w:t xml:space="preserve"> </w:t>
+      </w:r>
+      <w:r>
+        <w:t xml:space="preserve">token with the</w:t>
+      </w:r>
+      <w:r>
+        <w:t xml:space="preserve"> </w:t>
+      </w:r>
+      <w:r>
+        <w:rPr>
+          <w:rStyle w:val="VerbatimChar"/>
+          <w:bCs/>
+          <w:b/>
+        </w:rPr>
+        <w:t xml:space="preserve">repo</w:t>
+      </w:r>
+      <w:r>
+        <w:t xml:space="preserve"> </w:t>
+      </w:r>
+      <w:r>
+        <w:t xml:space="preserve">scope, or a</w:t>
+      </w:r>
+      <w:r>
+        <w:t xml:space="preserve"> </w:t>
+      </w:r>
+      <w:r>
+        <w:rPr>
+          <w:bCs/>
+          <w:b/>
+        </w:rPr>
+        <w:t xml:space="preserve">fine-grained</w:t>
+      </w:r>
+      <w:r>
+        <w:t xml:space="preserve"> </w:t>
+      </w:r>
+      <w:r>
+        <w:t xml:space="preserve">token with</w:t>
+      </w:r>
+      <w:r>
+        <w:t xml:space="preserve"> </w:t>
+      </w:r>
+      <w:r>
+        <w:rPr>
+          <w:bCs/>
+          <w:b/>
+        </w:rPr>
+        <w:t xml:space="preserve">Contents</w:t>
+      </w:r>
+      <w:r>
+        <w:t xml:space="preserve"> </w:t>
+      </w:r>
+      <w:r>
+        <w:t xml:space="preserve">and</w:t>
+      </w:r>
+      <w:r>
+        <w:t xml:space="preserve"> </w:t>
+      </w:r>
+      <w:r>
+        <w:rPr>
+          <w:bCs/>
+          <w:b/>
+        </w:rPr>
+        <w:t xml:space="preserve">Pull requests</w:t>
+      </w:r>
+      <w:r>
+        <w:t xml:space="preserve"> </w:t>
+      </w:r>
+      <w:r>
+        <w:t xml:space="preserve">both read/write. (A 404/403 on a public repo means the token can read but not</w:t>
+      </w:r>
+      <w:r>
+        <w:t xml:space="preserve"> </w:t>
+      </w:r>
+      <w:r>
+        <w:t xml:space="preserve">write — usually the classic</w:t>
+      </w:r>
+      <w:r>
+        <w:t xml:space="preserve"> </w:t>
+      </w:r>
+      <w:r>
+        <w:rPr>
+          <w:rStyle w:val="VerbatimChar"/>
+        </w:rPr>
+        <w:t xml:space="preserve">repo</w:t>
+      </w:r>
+      <w:r>
+        <w:t xml:space="preserve"> </w:t>
+      </w:r>
+      <w:r>
+        <w:t xml:space="preserve">scope wasn’t ticked.)</w:t>
+      </w:r>
+      <w:r>
+        <w:t xml:space="preserve"> </w:t>
+      </w:r>
+      <w:r>
+        <w:t xml:space="preserve">-</w:t>
+      </w:r>
+      <w:r>
+        <w:t xml:space="preserve"> </w:t>
+      </w:r>
+      <w:r>
+        <w:rPr>
+          <w:bCs/>
+          <w:b/>
+        </w:rPr>
+        <w:t xml:space="preserve">✕ Reject</w:t>
+      </w:r>
+      <w:r>
+        <w:t xml:space="preserve"> </w:t>
+      </w:r>
+      <w:r>
+        <w:t xml:space="preserve">dismisses it.</w:t>
+      </w:r>
+    </w:p>
+    <w:p>
+      <w:pPr>
+        <w:pStyle w:val="BodyText"/>
+      </w:pPr>
+      <w:r>
+        <w:t xml:space="preserve">The bot only</w:t>
       </w:r>
       <w:r>
         <w:t xml:space="preserve"> </w:t>
@@ -9222,31 +9524,45 @@
           <w:iCs/>
           <w:i/>
         </w:rPr>
-        <w:t xml:space="preserve">and</w:t>
-      </w:r>
-      <w:r>
-        <w:t xml:space="preserve"> </w:t>
-      </w:r>
-      <w:r>
-        <w:t xml:space="preserve">the scanner). Not advice.</w:t>
-      </w:r>
-    </w:p>
-    <w:bookmarkEnd w:id="64"/>
-    <w:bookmarkStart w:id="65" w:name="d.-scout-finding-new-scarcities"/>
-    <w:p>
-      <w:pPr>
-        <w:pStyle w:val="Heading2"/>
-      </w:pPr>
-      <w:r>
-        <w:t xml:space="preserve">4d. Scout (finding NEW scarcities)</w:t>
-      </w:r>
-    </w:p>
-    <w:p>
-      <w:pPr>
-        <w:pStyle w:val="FirstParagraph"/>
-      </w:pPr>
-      <w:r>
-        <w:t xml:space="preserve">The Research tab re-scores the</w:t>
+        <w:t xml:space="preserve">proposes</w:t>
+      </w:r>
+      <w:r>
+        <w:t xml:space="preserve">;</w:t>
+      </w:r>
+      <w:r>
+        <w:t xml:space="preserve"> </w:t>
+      </w:r>
+      <w:r>
+        <w:rPr>
+          <w:bCs/>
+          <w:b/>
+        </w:rPr>
+        <w:t xml:space="preserve">you approve</w:t>
+      </w:r>
+      <w:r>
+        <w:t xml:space="preserve">, and it can</w:t>
+      </w:r>
+      <w:r>
+        <w:t xml:space="preserve"> </w:t>
+      </w:r>
+      <w:r>
+        <w:rPr>
+          <w:bCs/>
+          <w:b/>
+        </w:rPr>
+        <w:t xml:space="preserve">only ever</w:t>
+      </w:r>
+      <w:r>
+        <w:t xml:space="preserve"> </w:t>
+      </w:r>
+      <w:r>
+        <w:t xml:space="preserve">touch those three fields — never the</w:t>
+      </w:r>
+      <w:r>
+        <w:t xml:space="preserve"> </w:t>
+      </w:r>
+      <w:r>
+        <w:t xml:space="preserve">thesis or tickers (the F9 ownership rule, enforced in the browser</w:t>
       </w:r>
       <w:r>
         <w:t xml:space="preserve"> </w:t>
@@ -9256,29 +9572,31 @@
           <w:iCs/>
           <w:i/>
         </w:rPr>
-        <w:t xml:space="preserve">known</w:t>
-      </w:r>
-      <w:r>
-        <w:t xml:space="preserve"> </w:t>
-      </w:r>
-      <w:r>
-        <w:t xml:space="preserve">scarcities; the</w:t>
-      </w:r>
-      <w:r>
-        <w:t xml:space="preserve"> </w:t>
-      </w:r>
-      <w:r>
-        <w:rPr>
-          <w:bCs/>
-          <w:b/>
-        </w:rPr>
-        <w:t xml:space="preserve">Scout</w:t>
-      </w:r>
-      <w:r>
-        <w:t xml:space="preserve"> </w:t>
-      </w:r>
-      <w:r>
-        <w:t xml:space="preserve">tab hunts for</w:t>
+        <w:t xml:space="preserve">and</w:t>
+      </w:r>
+      <w:r>
+        <w:t xml:space="preserve"> </w:t>
+      </w:r>
+      <w:r>
+        <w:t xml:space="preserve">the scanner). Not advice.</w:t>
+      </w:r>
+    </w:p>
+    <w:bookmarkEnd w:id="65"/>
+    <w:bookmarkStart w:id="66" w:name="d.-scout-finding-new-scarcities"/>
+    <w:p>
+      <w:pPr>
+        <w:pStyle w:val="Heading2"/>
+      </w:pPr>
+      <w:r>
+        <w:t xml:space="preserve">4d. Scout (finding NEW scarcities)</w:t>
+      </w:r>
+    </w:p>
+    <w:p>
+      <w:pPr>
+        <w:pStyle w:val="FirstParagraph"/>
+      </w:pPr>
+      <w:r>
+        <w:t xml:space="preserve">The Research tab re-scores the</w:t>
       </w:r>
       <w:r>
         <w:t xml:space="preserve"> </w:t>
@@ -9288,91 +9606,29 @@
           <w:iCs/>
           <w:i/>
         </w:rPr>
-        <w:t xml:space="preserve">new</w:t>
-      </w:r>
-      <w:r>
-        <w:t xml:space="preserve"> </w:t>
-      </w:r>
-      <w:r>
-        <w:t xml:space="preserve">ones — the</w:t>
-      </w:r>
-      <w:r>
-        <w:t xml:space="preserve"> </w:t>
-      </w:r>
-      <w:r>
-        <w:t xml:space="preserve">alpha-generation frontier. It is deliberately</w:t>
-      </w:r>
-      <w:r>
-        <w:t xml:space="preserve"> </w:t>
-      </w:r>
-      <w:r>
-        <w:rPr>
-          <w:bCs/>
-          <w:b/>
-        </w:rPr>
-        <w:t xml:space="preserve">not</w:t>
-      </w:r>
-      <w:r>
-        <w:t xml:space="preserve"> </w:t>
-      </w:r>
-      <w:r>
-        <w:t xml:space="preserve">a trend-finder: by the time something reads as a</w:t>
-      </w:r>
-      <w:r>
-        <w:t xml:space="preserve"> </w:t>
-      </w:r>
-      <w:r>
-        <w:t xml:space="preserve">trend it’s already priced, and</w:t>
-      </w:r>
-      <w:r>
-        <w:t xml:space="preserve"> </w:t>
-      </w:r>
-      <w:r>
-        <w:rPr>
-          <w:bCs/>
-          <w:b/>
-        </w:rPr>
-        <w:t xml:space="preserve">ALPHA.md</w:t>
-      </w:r>
-      <w:r>
-        <w:t xml:space="preserve"> </w:t>
-      </w:r>
-      <w:r>
-        <w:t xml:space="preserve">is explicit that there’s no edge in what’s priced. Instead</w:t>
-      </w:r>
-      <w:r>
-        <w:t xml:space="preserve"> </w:t>
-      </w:r>
-      <w:r>
-        <w:t xml:space="preserve">the scout looks for the</w:t>
-      </w:r>
-      <w:r>
-        <w:t xml:space="preserve"> </w:t>
-      </w:r>
-      <w:r>
-        <w:rPr>
-          <w:bCs/>
-          <w:b/>
-        </w:rPr>
-        <w:t xml:space="preserve">fingerprint of a binding constraint before anyone names it.</w:t>
-      </w:r>
-    </w:p>
-    <w:p>
-      <w:pPr>
-        <w:pStyle w:val="BodyText"/>
-      </w:pPr>
-      <w:r>
-        <w:rPr>
-          <w:bCs/>
-          <w:b/>
-        </w:rPr>
-        <w:t xml:space="preserve">How it works (constraint-shadow):</w:t>
-      </w:r>
-      <w:r>
-        <w:t xml:space="preserve"> </w:t>
-      </w:r>
-      <w:r>
-        <w:t xml:space="preserve">a real shortage shows up first as downstream companies</w:t>
+        <w:t xml:space="preserve">known</w:t>
+      </w:r>
+      <w:r>
+        <w:t xml:space="preserve"> </w:t>
+      </w:r>
+      <w:r>
+        <w:t xml:space="preserve">scarcities; the</w:t>
+      </w:r>
+      <w:r>
+        <w:t xml:space="preserve"> </w:t>
+      </w:r>
+      <w:r>
+        <w:rPr>
+          <w:bCs/>
+          <w:b/>
+        </w:rPr>
+        <w:t xml:space="preserve">Scout</w:t>
+      </w:r>
+      <w:r>
+        <w:t xml:space="preserve"> </w:t>
+      </w:r>
+      <w:r>
+        <w:t xml:space="preserve">tab hunts for</w:t>
       </w:r>
       <w:r>
         <w:t xml:space="preserve"> </w:t>
@@ -9382,13 +9638,91 @@
           <w:iCs/>
           <w:i/>
         </w:rPr>
-        <w:t xml:space="preserve">complaining</w:t>
-      </w:r>
-      <w:r>
-        <w:t xml:space="preserve"> </w:t>
-      </w:r>
-      <w:r>
-        <w:t xml:space="preserve">in their SEC filings —</w:t>
+        <w:t xml:space="preserve">new</w:t>
+      </w:r>
+      <w:r>
+        <w:t xml:space="preserve"> </w:t>
+      </w:r>
+      <w:r>
+        <w:t xml:space="preserve">ones — the</w:t>
+      </w:r>
+      <w:r>
+        <w:t xml:space="preserve"> </w:t>
+      </w:r>
+      <w:r>
+        <w:t xml:space="preserve">alpha-generation frontier. It is deliberately</w:t>
+      </w:r>
+      <w:r>
+        <w:t xml:space="preserve"> </w:t>
+      </w:r>
+      <w:r>
+        <w:rPr>
+          <w:bCs/>
+          <w:b/>
+        </w:rPr>
+        <w:t xml:space="preserve">not</w:t>
+      </w:r>
+      <w:r>
+        <w:t xml:space="preserve"> </w:t>
+      </w:r>
+      <w:r>
+        <w:t xml:space="preserve">a trend-finder: by the time something reads as a</w:t>
+      </w:r>
+      <w:r>
+        <w:t xml:space="preserve"> </w:t>
+      </w:r>
+      <w:r>
+        <w:t xml:space="preserve">trend it’s already priced, and</w:t>
+      </w:r>
+      <w:r>
+        <w:t xml:space="preserve"> </w:t>
+      </w:r>
+      <w:r>
+        <w:rPr>
+          <w:bCs/>
+          <w:b/>
+        </w:rPr>
+        <w:t xml:space="preserve">ALPHA.md</w:t>
+      </w:r>
+      <w:r>
+        <w:t xml:space="preserve"> </w:t>
+      </w:r>
+      <w:r>
+        <w:t xml:space="preserve">is explicit that there’s no edge in what’s priced. Instead</w:t>
+      </w:r>
+      <w:r>
+        <w:t xml:space="preserve"> </w:t>
+      </w:r>
+      <w:r>
+        <w:t xml:space="preserve">the scout looks for the</w:t>
+      </w:r>
+      <w:r>
+        <w:t xml:space="preserve"> </w:t>
+      </w:r>
+      <w:r>
+        <w:rPr>
+          <w:bCs/>
+          <w:b/>
+        </w:rPr>
+        <w:t xml:space="preserve">fingerprint of a binding constraint before anyone names it.</w:t>
+      </w:r>
+    </w:p>
+    <w:p>
+      <w:pPr>
+        <w:pStyle w:val="BodyText"/>
+      </w:pPr>
+      <w:r>
+        <w:rPr>
+          <w:bCs/>
+          <w:b/>
+        </w:rPr>
+        <w:t xml:space="preserve">How it works (constraint-shadow):</w:t>
+      </w:r>
+      <w:r>
+        <w:t xml:space="preserve"> </w:t>
+      </w:r>
+      <w:r>
+        <w:t xml:space="preserve">a real shortage shows up first as downstream companies</w:t>
       </w:r>
       <w:r>
         <w:t xml:space="preserve"> </w:t>
@@ -9398,267 +9732,160 @@
           <w:iCs/>
           <w:i/>
         </w:rPr>
-        <w:t xml:space="preserve">“</w:t>
+        <w:t xml:space="preserve">complaining</w:t>
+      </w:r>
+      <w:r>
+        <w:t xml:space="preserve"> </w:t>
+      </w:r>
+      <w:r>
+        <w:t xml:space="preserve">in their SEC filings —</w:t>
+      </w:r>
+      <w:r>
+        <w:t xml:space="preserve"> </w:t>
       </w:r>
       <w:r>
         <w:rPr>
           <w:iCs/>
           <w:i/>
         </w:rPr>
-        <w:t xml:space="preserve">lead times extended</w:t>
+        <w:t xml:space="preserve">“</w:t>
       </w:r>
       <w:r>
         <w:rPr>
           <w:iCs/>
           <w:i/>
         </w:rPr>
-        <w:t xml:space="preserve">”</w:t>
+        <w:t xml:space="preserve">lead times extended</w:t>
       </w:r>
       <w:r>
         <w:rPr>
           <w:iCs/>
           <w:i/>
         </w:rPr>
-        <w:t xml:space="preserve">,</w:t>
+        <w:t xml:space="preserve">”</w:t>
       </w:r>
       <w:r>
         <w:rPr>
           <w:iCs/>
           <w:i/>
         </w:rPr>
-        <w:t xml:space="preserve"> </w:t>
+        <w:t xml:space="preserve">,</w:t>
       </w:r>
       <w:r>
         <w:rPr>
           <w:iCs/>
           <w:i/>
         </w:rPr>
-        <w:t xml:space="preserve">“</w:t>
+        <w:t xml:space="preserve"> </w:t>
       </w:r>
       <w:r>
         <w:rPr>
           <w:iCs/>
           <w:i/>
         </w:rPr>
-        <w:t xml:space="preserve">unable to secure allocation</w:t>
+        <w:t xml:space="preserve">“</w:t>
       </w:r>
       <w:r>
         <w:rPr>
           <w:iCs/>
           <w:i/>
         </w:rPr>
-        <w:t xml:space="preserve">”</w:t>
+        <w:t xml:space="preserve">unable to secure allocation</w:t>
       </w:r>
       <w:r>
         <w:rPr>
           <w:iCs/>
           <w:i/>
         </w:rPr>
-        <w:t xml:space="preserve">,</w:t>
+        <w:t xml:space="preserve">”</w:t>
       </w:r>
       <w:r>
         <w:rPr>
           <w:iCs/>
           <w:i/>
         </w:rPr>
-        <w:t xml:space="preserve"> </w:t>
+        <w:t xml:space="preserve">,</w:t>
       </w:r>
       <w:r>
         <w:rPr>
           <w:iCs/>
           <w:i/>
         </w:rPr>
-        <w:t xml:space="preserve">“</w:t>
+        <w:t xml:space="preserve"> </w:t>
       </w:r>
       <w:r>
         <w:rPr>
           <w:iCs/>
           <w:i/>
         </w:rPr>
-        <w:t xml:space="preserve">qualified a</w:t>
+        <w:t xml:space="preserve">“</w:t>
       </w:r>
       <w:r>
         <w:rPr>
           <w:iCs/>
           <w:i/>
         </w:rPr>
-        <w:t xml:space="preserve"> </w:t>
+        <w:t xml:space="preserve">qualified a</w:t>
       </w:r>
       <w:r>
         <w:rPr>
           <w:iCs/>
           <w:i/>
         </w:rPr>
-        <w:t xml:space="preserve">second source</w:t>
+        <w:t xml:space="preserve"> </w:t>
       </w:r>
       <w:r>
         <w:rPr>
           <w:iCs/>
           <w:i/>
         </w:rPr>
-        <w:t xml:space="preserve">”</w:t>
-      </w:r>
-      <w:r>
-        <w:t xml:space="preserve">. The scout searches that complaint language across all filers,</w:t>
-      </w:r>
-      <w:r>
-        <w:t xml:space="preserve"> </w:t>
-      </w:r>
-      <w:r>
-        <w:rPr>
-          <w:bCs/>
-          <w:b/>
-        </w:rPr>
-        <w:t xml:space="preserve">clusters which companies</w:t>
-      </w:r>
-      <w:r>
-        <w:rPr>
-          <w:bCs/>
-          <w:b/>
-        </w:rPr>
-        <w:t xml:space="preserve"> </w:t>
-      </w:r>
-      <w:r>
-        <w:rPr>
-          <w:bCs/>
-          <w:b/>
-        </w:rPr>
-        <w:t xml:space="preserve">are under broad supply stress</w:t>
-      </w:r>
-      <w:r>
-        <w:t xml:space="preserve"> </w:t>
-      </w:r>
-      <w:r>
-        <w:t xml:space="preserve">(a filer griping under many distinct constraint phrases is a strong</w:t>
-      </w:r>
-      <w:r>
-        <w:t xml:space="preserve"> </w:t>
-      </w:r>
-      <w:r>
-        <w:t xml:space="preserve">lead), and infers the candidate chokepoint from the</w:t>
-      </w:r>
-      <w:r>
-        <w:t xml:space="preserve"> </w:t>
+        <w:t xml:space="preserve">second source</w:t>
       </w:r>
       <w:r>
         <w:rPr>
           <w:iCs/>
           <w:i/>
         </w:rPr>
-        <w:t xml:space="preserve">pattern of who’s complaining</w:t>
-      </w:r>
-      <w:r>
-        <w:t xml:space="preserve"> </w:t>
-      </w:r>
-      <w:r>
-        <w:t xml:space="preserve">— not from a headline.</w:t>
-      </w:r>
-      <w:r>
-        <w:t xml:space="preserve"> </w:t>
-      </w:r>
-      <w:r>
-        <w:t xml:space="preserve">Filers already explained by a known scarcity are dropped (novelty filter); candidates already discussed</w:t>
-      </w:r>
-      <w:r>
-        <w:t xml:space="preserve"> </w:t>
-      </w:r>
-      <w:r>
-        <w:t xml:space="preserve">widely in financial media are down-weighted (the edge is being early, not loud).</w:t>
-      </w:r>
-    </w:p>
-    <w:p>
-      <w:pPr>
-        <w:pStyle w:val="BodyText"/>
-      </w:pPr>
-      <w:r>
-        <w:rPr>
-          <w:bCs/>
-          <w:b/>
-        </w:rPr>
-        <w:t xml:space="preserve">The same committee vets it — fully.</w:t>
-      </w:r>
-      <w:r>
-        <w:t xml:space="preserve"> </w:t>
-      </w:r>
-      <w:r>
-        <w:t xml:space="preserve">Each lead is synthesized into a draft scarcity and run through</w:t>
-      </w:r>
-      <w:r>
-        <w:t xml:space="preserve"> </w:t>
-      </w:r>
-      <w:r>
-        <w:t xml:space="preserve">the identical pipeline that scores the known 24:</w:t>
-      </w:r>
-      <w:r>
-        <w:t xml:space="preserve"> </w:t>
-      </w:r>
-      <w:r>
-        <w:rPr>
-          <w:bCs/>
-          <w:b/>
-        </w:rPr>
-        <w:t xml:space="preserve">Bull / Bear / Skeptic → CIO</w:t>
-      </w:r>
-      <w:r>
-        <w:t xml:space="preserve">, then the</w:t>
-      </w:r>
-      <w:r>
-        <w:t xml:space="preserve"> </w:t>
-      </w:r>
-      <w:r>
-        <w:rPr>
-          <w:bCs/>
-          <w:b/>
-        </w:rPr>
-        <w:t xml:space="preserve">deterministic</w:t>
-      </w:r>
-      <w:r>
-        <w:rPr>
-          <w:bCs/>
-          <w:b/>
-        </w:rPr>
-        <w:t xml:space="preserve"> </w:t>
-      </w:r>
-      <w:r>
-        <w:rPr>
-          <w:bCs/>
-          <w:b/>
-        </w:rPr>
-        <w:t xml:space="preserve">verification gate</w:t>
-      </w:r>
-      <w:r>
-        <w:t xml:space="preserve"> </w:t>
-      </w:r>
-      <w:r>
-        <w:t xml:space="preserve">(thin-evidence / ticker-sanity checks) and the</w:t>
-      </w:r>
-      <w:r>
-        <w:t xml:space="preserve"> </w:t>
-      </w:r>
-      <w:r>
-        <w:rPr>
-          <w:bCs/>
-          <w:b/>
-        </w:rPr>
-        <w:t xml:space="preserve">CRO risk review</w:t>
-      </w:r>
-      <w:r>
-        <w:t xml:space="preserve"> </w:t>
-      </w:r>
-      <w:r>
-        <w:t xml:space="preserve">(which catches</w:t>
-      </w:r>
-      <w:r>
-        <w:t xml:space="preserve"> </w:t>
-      </w:r>
-      <w:r>
-        <w:t xml:space="preserve">hallucinated or misattributed tickers — important, since the scout’s tickers come from fuzzy filing</w:t>
-      </w:r>
-      <w:r>
-        <w:t xml:space="preserve"> </w:t>
-      </w:r>
-      <w:r>
-        <w:t xml:space="preserve">discovery). So you only ever review</w:t>
+        <w:t xml:space="preserve">”</w:t>
+      </w:r>
+      <w:r>
+        <w:t xml:space="preserve">. The scout searches that complaint language across all filers,</w:t>
+      </w:r>
+      <w:r>
+        <w:t xml:space="preserve"> </w:t>
+      </w:r>
+      <w:r>
+        <w:rPr>
+          <w:bCs/>
+          <w:b/>
+        </w:rPr>
+        <w:t xml:space="preserve">clusters which companies</w:t>
+      </w:r>
+      <w:r>
+        <w:rPr>
+          <w:bCs/>
+          <w:b/>
+        </w:rPr>
+        <w:t xml:space="preserve"> </w:t>
+      </w:r>
+      <w:r>
+        <w:rPr>
+          <w:bCs/>
+          <w:b/>
+        </w:rPr>
+        <w:t xml:space="preserve">are under broad supply stress</w:t>
+      </w:r>
+      <w:r>
+        <w:t xml:space="preserve"> </w:t>
+      </w:r>
+      <w:r>
+        <w:t xml:space="preserve">(a filer griping under many distinct constraint phrases is a strong</w:t>
+      </w:r>
+      <w:r>
+        <w:t xml:space="preserve"> </w:t>
+      </w:r>
+      <w:r>
+        <w:t xml:space="preserve">lead), and infers the candidate chokepoint from the</w:t>
       </w:r>
       <w:r>
         <w:t xml:space="preserve"> </w:t>
@@ -9668,35 +9895,120 @@
           <w:iCs/>
           <w:i/>
         </w:rPr>
-        <w:t xml:space="preserve">adversarially-vetted</w:t>
-      </w:r>
-      <w:r>
-        <w:t xml:space="preserve"> </w:t>
-      </w:r>
-      <w:r>
-        <w:t xml:space="preserve">candidates, never raw noise. Each card also</w:t>
-      </w:r>
-      <w:r>
-        <w:t xml:space="preserve"> </w:t>
-      </w:r>
-      <w:r>
-        <w:t xml:space="preserve">carries a</w:t>
-      </w:r>
-      <w:r>
-        <w:t xml:space="preserve"> </w:t>
-      </w:r>
-      <w:r>
-        <w:rPr>
-          <w:bCs/>
-          <w:b/>
-        </w:rPr>
-        <w:t xml:space="preserve">legibility tag</w:t>
-      </w:r>
-      <w:r>
-        <w:t xml:space="preserve"> </w:t>
-      </w:r>
-      <w:r>
-        <w:t xml:space="preserve">— 🟢</w:t>
+        <w:t xml:space="preserve">pattern of who’s complaining</w:t>
+      </w:r>
+      <w:r>
+        <w:t xml:space="preserve"> </w:t>
+      </w:r>
+      <w:r>
+        <w:t xml:space="preserve">— not from a headline.</w:t>
+      </w:r>
+      <w:r>
+        <w:t xml:space="preserve"> </w:t>
+      </w:r>
+      <w:r>
+        <w:t xml:space="preserve">Filers already explained by a known scarcity are dropped (novelty filter); candidates already discussed</w:t>
+      </w:r>
+      <w:r>
+        <w:t xml:space="preserve"> </w:t>
+      </w:r>
+      <w:r>
+        <w:t xml:space="preserve">widely in financial media are down-weighted (the edge is being early, not loud).</w:t>
+      </w:r>
+    </w:p>
+    <w:p>
+      <w:pPr>
+        <w:pStyle w:val="BodyText"/>
+      </w:pPr>
+      <w:r>
+        <w:rPr>
+          <w:bCs/>
+          <w:b/>
+        </w:rPr>
+        <w:t xml:space="preserve">The same committee vets it — fully.</w:t>
+      </w:r>
+      <w:r>
+        <w:t xml:space="preserve"> </w:t>
+      </w:r>
+      <w:r>
+        <w:t xml:space="preserve">Each lead is synthesized into a draft scarcity and run through</w:t>
+      </w:r>
+      <w:r>
+        <w:t xml:space="preserve"> </w:t>
+      </w:r>
+      <w:r>
+        <w:t xml:space="preserve">the identical pipeline that scores the known 24:</w:t>
+      </w:r>
+      <w:r>
+        <w:t xml:space="preserve"> </w:t>
+      </w:r>
+      <w:r>
+        <w:rPr>
+          <w:bCs/>
+          <w:b/>
+        </w:rPr>
+        <w:t xml:space="preserve">Bull / Bear / Skeptic → CIO</w:t>
+      </w:r>
+      <w:r>
+        <w:t xml:space="preserve">, then the</w:t>
+      </w:r>
+      <w:r>
+        <w:t xml:space="preserve"> </w:t>
+      </w:r>
+      <w:r>
+        <w:rPr>
+          <w:bCs/>
+          <w:b/>
+        </w:rPr>
+        <w:t xml:space="preserve">deterministic</w:t>
+      </w:r>
+      <w:r>
+        <w:rPr>
+          <w:bCs/>
+          <w:b/>
+        </w:rPr>
+        <w:t xml:space="preserve"> </w:t>
+      </w:r>
+      <w:r>
+        <w:rPr>
+          <w:bCs/>
+          <w:b/>
+        </w:rPr>
+        <w:t xml:space="preserve">verification gate</w:t>
+      </w:r>
+      <w:r>
+        <w:t xml:space="preserve"> </w:t>
+      </w:r>
+      <w:r>
+        <w:t xml:space="preserve">(thin-evidence / ticker-sanity checks) and the</w:t>
+      </w:r>
+      <w:r>
+        <w:t xml:space="preserve"> </w:t>
+      </w:r>
+      <w:r>
+        <w:rPr>
+          <w:bCs/>
+          <w:b/>
+        </w:rPr>
+        <w:t xml:space="preserve">CRO risk review</w:t>
+      </w:r>
+      <w:r>
+        <w:t xml:space="preserve"> </w:t>
+      </w:r>
+      <w:r>
+        <w:t xml:space="preserve">(which catches</w:t>
+      </w:r>
+      <w:r>
+        <w:t xml:space="preserve"> </w:t>
+      </w:r>
+      <w:r>
+        <w:t xml:space="preserve">hallucinated or misattributed tickers — important, since the scout’s tickers come from fuzzy filing</w:t>
+      </w:r>
+      <w:r>
+        <w:t xml:space="preserve"> </w:t>
+      </w:r>
+      <w:r>
+        <w:t xml:space="preserve">discovery). So you only ever review</w:t>
       </w:r>
       <w:r>
         <w:t xml:space="preserve"> </w:t>
@@ -9706,19 +10018,35 @@
           <w:iCs/>
           <w:i/>
         </w:rPr>
-        <w:t xml:space="preserve">early/contrarian</w:t>
-      </w:r>
-      <w:r>
-        <w:t xml:space="preserve"> </w:t>
-      </w:r>
-      <w:r>
-        <w:t xml:space="preserve">(little mainstream coverage; where the edge is) vs</w:t>
-      </w:r>
-      <w:r>
-        <w:t xml:space="preserve"> </w:t>
-      </w:r>
-      <w:r>
-        <w:t xml:space="preserve">🟡</w:t>
+        <w:t xml:space="preserve">adversarially-vetted</w:t>
+      </w:r>
+      <w:r>
+        <w:t xml:space="preserve"> </w:t>
+      </w:r>
+      <w:r>
+        <w:t xml:space="preserve">candidates, never raw noise. Each card also</w:t>
+      </w:r>
+      <w:r>
+        <w:t xml:space="preserve"> </w:t>
+      </w:r>
+      <w:r>
+        <w:t xml:space="preserve">carries a</w:t>
+      </w:r>
+      <w:r>
+        <w:t xml:space="preserve"> </w:t>
+      </w:r>
+      <w:r>
+        <w:rPr>
+          <w:bCs/>
+          <w:b/>
+        </w:rPr>
+        <w:t xml:space="preserve">legibility tag</w:t>
+      </w:r>
+      <w:r>
+        <w:t xml:space="preserve"> </w:t>
+      </w:r>
+      <w:r>
+        <w:t xml:space="preserve">— 🟢</w:t>
       </w:r>
       <w:r>
         <w:t xml:space="preserve"> </w:t>
@@ -9728,65 +10056,19 @@
           <w:iCs/>
           <w:i/>
         </w:rPr>
-        <w:t xml:space="preserve">already-legible</w:t>
-      </w:r>
-      <w:r>
-        <w:t xml:space="preserve"> </w:t>
-      </w:r>
-      <w:r>
-        <w:t xml:space="preserve">(heavily covered, likely already priced) — and legible candidates are down-weighted.</w:t>
-      </w:r>
-    </w:p>
-    <w:p>
-      <w:pPr>
-        <w:pStyle w:val="BodyText"/>
-      </w:pPr>
-      <w:r>
-        <w:t xml:space="preserve">Each card shows the inferred scarcity, the</w:t>
-      </w:r>
-      <w:r>
-        <w:t xml:space="preserve"> </w:t>
-      </w:r>
-      <w:r>
-        <w:rPr>
-          <w:bCs/>
-          <w:b/>
-        </w:rPr>
-        <w:t xml:space="preserve">filer that flagged it</w:t>
-      </w:r>
-      <w:r>
-        <w:t xml:space="preserve"> </w:t>
-      </w:r>
-      <w:r>
-        <w:t xml:space="preserve">+ the constraint phrases that fired,</w:t>
-      </w:r>
-      <w:r>
-        <w:t xml:space="preserve"> </w:t>
-      </w:r>
-      <w:r>
-        <w:t xml:space="preserve">the proposed fields, and the committee’s confidence:</w:t>
-      </w:r>
-      <w:r>
-        <w:t xml:space="preserve"> </w:t>
-      </w:r>
-      <w:r>
-        <w:t xml:space="preserve">-</w:t>
-      </w:r>
-      <w:r>
-        <w:t xml:space="preserve"> </w:t>
-      </w:r>
-      <w:r>
-        <w:rPr>
-          <w:bCs/>
-          <w:b/>
-        </w:rPr>
-        <w:t xml:space="preserve">✓ Accept → open PR (add scarcity)</w:t>
-      </w:r>
-      <w:r>
-        <w:t xml:space="preserve"> </w:t>
-      </w:r>
-      <w:r>
-        <w:t xml:space="preserve">opens a pull request that</w:t>
+        <w:t xml:space="preserve">early/contrarian</w:t>
+      </w:r>
+      <w:r>
+        <w:t xml:space="preserve"> </w:t>
+      </w:r>
+      <w:r>
+        <w:t xml:space="preserve">(little mainstream coverage; where the edge is) vs</w:t>
+      </w:r>
+      <w:r>
+        <w:t xml:space="preserve"> </w:t>
+      </w:r>
+      <w:r>
+        <w:t xml:space="preserve">🟡</w:t>
       </w:r>
       <w:r>
         <w:t xml:space="preserve"> </w:t>
@@ -9796,6 +10078,74 @@
           <w:iCs/>
           <w:i/>
         </w:rPr>
+        <w:t xml:space="preserve">already-legible</w:t>
+      </w:r>
+      <w:r>
+        <w:t xml:space="preserve"> </w:t>
+      </w:r>
+      <w:r>
+        <w:t xml:space="preserve">(heavily covered, likely already priced) — and legible candidates are down-weighted.</w:t>
+      </w:r>
+    </w:p>
+    <w:p>
+      <w:pPr>
+        <w:pStyle w:val="BodyText"/>
+      </w:pPr>
+      <w:r>
+        <w:t xml:space="preserve">Each card shows the inferred scarcity, the</w:t>
+      </w:r>
+      <w:r>
+        <w:t xml:space="preserve"> </w:t>
+      </w:r>
+      <w:r>
+        <w:rPr>
+          <w:bCs/>
+          <w:b/>
+        </w:rPr>
+        <w:t xml:space="preserve">filer that flagged it</w:t>
+      </w:r>
+      <w:r>
+        <w:t xml:space="preserve"> </w:t>
+      </w:r>
+      <w:r>
+        <w:t xml:space="preserve">+ the constraint phrases that fired,</w:t>
+      </w:r>
+      <w:r>
+        <w:t xml:space="preserve"> </w:t>
+      </w:r>
+      <w:r>
+        <w:t xml:space="preserve">the proposed fields, and the committee’s confidence:</w:t>
+      </w:r>
+      <w:r>
+        <w:t xml:space="preserve"> </w:t>
+      </w:r>
+      <w:r>
+        <w:t xml:space="preserve">-</w:t>
+      </w:r>
+      <w:r>
+        <w:t xml:space="preserve"> </w:t>
+      </w:r>
+      <w:r>
+        <w:rPr>
+          <w:bCs/>
+          <w:b/>
+        </w:rPr>
+        <w:t xml:space="preserve">✓ Accept → open PR (add scarcity)</w:t>
+      </w:r>
+      <w:r>
+        <w:t xml:space="preserve"> </w:t>
+      </w:r>
+      <w:r>
+        <w:t xml:space="preserve">opens a pull request that</w:t>
+      </w:r>
+      <w:r>
+        <w:t xml:space="preserve"> </w:t>
+      </w:r>
+      <w:r>
+        <w:rPr>
+          <w:iCs/>
+          <w:i/>
+        </w:rPr>
         <w:t xml:space="preserve">adds</w:t>
       </w:r>
       <w:r>
@@ -10003,8 +10353,8 @@
         <w:t xml:space="preserve">approved, the scout falls back to a built-in seed list, so it always works.</w:t>
       </w:r>
     </w:p>
-    <w:bookmarkEnd w:id="65"/>
-    <w:bookmarkStart w:id="69" w:name="filings-news"/>
+    <w:bookmarkEnd w:id="66"/>
+    <w:bookmarkStart w:id="70" w:name="filings-news"/>
     <w:p>
       <w:pPr>
         <w:pStyle w:val="Heading2"/>
@@ -10022,18 +10372,18 @@
           <wp:inline>
             <wp:extent cx="5334000" cy="6509146"/>
             <wp:effectExtent b="0" l="0" r="0" t="0"/>
-            <wp:docPr descr="Filings and news" title="" id="67" name="Picture"/>
+            <wp:docPr descr="Filings and news" title="" id="68" name="Picture"/>
             <a:graphic>
               <a:graphicData uri="http://schemas.openxmlformats.org/drawingml/2006/picture">
                 <pic:pic>
                   <pic:nvPicPr>
-                    <pic:cNvPr descr="img/catalysts.png" id="68" name="Picture"/>
+                    <pic:cNvPr descr="img/catalysts.png" id="69" name="Picture"/>
                     <pic:cNvPicPr>
                       <a:picLocks noChangeArrowheads="1" noChangeAspect="1"/>
                     </pic:cNvPicPr>
                   </pic:nvPicPr>
                   <pic:blipFill>
-                    <a:blip r:embed="rId66"/>
+                    <a:blip r:embed="rId67"/>
                     <a:stretch>
                       <a:fillRect/>
                     </a:stretch>
@@ -10259,8 +10609,8 @@
         </w:pict>
       </w:r>
     </w:p>
-    <w:bookmarkEnd w:id="69"/>
-    <w:bookmarkStart w:id="73" w:name="options-check-fair-value-before-you-buy"/>
+    <w:bookmarkEnd w:id="70"/>
+    <w:bookmarkStart w:id="74" w:name="options-check-fair-value-before-you-buy"/>
     <w:p>
       <w:pPr>
         <w:pStyle w:val="Heading2"/>
@@ -10278,18 +10628,18 @@
           <wp:inline>
             <wp:extent cx="5334000" cy="3750468"/>
             <wp:effectExtent b="0" l="0" r="0" t="0"/>
-            <wp:docPr descr="Options check" title="" id="71" name="Picture"/>
+            <wp:docPr descr="Options check" title="" id="72" name="Picture"/>
             <a:graphic>
               <a:graphicData uri="http://schemas.openxmlformats.org/drawingml/2006/picture">
                 <pic:pic>
                   <pic:nvPicPr>
-                    <pic:cNvPr descr="img/options.png" id="72" name="Picture"/>
+                    <pic:cNvPr descr="img/options.png" id="73" name="Picture"/>
                     <pic:cNvPicPr>
                       <a:picLocks noChangeArrowheads="1" noChangeAspect="1"/>
                     </pic:cNvPicPr>
                   </pic:nvPicPr>
                   <pic:blipFill>
-                    <a:blip r:embed="rId70"/>
+                    <a:blip r:embed="rId71"/>
                     <a:stretch>
                       <a:fillRect/>
                     </a:stretch>
@@ -10831,8 +11181,8 @@
         </w:pict>
       </w:r>
     </w:p>
-    <w:bookmarkEnd w:id="73"/>
-    <w:bookmarkStart w:id="77" w:name="agent-digest"/>
+    <w:bookmarkEnd w:id="74"/>
+    <w:bookmarkStart w:id="78" w:name="agent-digest"/>
     <w:p>
       <w:pPr>
         <w:pStyle w:val="Heading2"/>
@@ -10850,18 +11200,18 @@
           <wp:inline>
             <wp:extent cx="5334000" cy="3750468"/>
             <wp:effectExtent b="0" l="0" r="0" t="0"/>
-            <wp:docPr descr="Agent digest" title="" id="75" name="Picture"/>
+            <wp:docPr descr="Agent digest" title="" id="76" name="Picture"/>
             <a:graphic>
               <a:graphicData uri="http://schemas.openxmlformats.org/drawingml/2006/picture">
                 <pic:pic>
                   <pic:nvPicPr>
-                    <pic:cNvPr descr="img/digest.png" id="76" name="Picture"/>
+                    <pic:cNvPr descr="img/digest.png" id="77" name="Picture"/>
                     <pic:cNvPicPr>
                       <a:picLocks noChangeArrowheads="1" noChangeAspect="1"/>
                     </pic:cNvPicPr>
                   </pic:nvPicPr>
                   <pic:blipFill>
-                    <a:blip r:embed="rId74"/>
+                    <a:blip r:embed="rId75"/>
                     <a:stretch>
                       <a:fillRect/>
                     </a:stretch>
@@ -11215,8 +11565,8 @@
         </w:pict>
       </w:r>
     </w:p>
-    <w:bookmarkEnd w:id="77"/>
-    <w:bookmarkStart w:id="83" w:name="settings-onboarding"/>
+    <w:bookmarkEnd w:id="78"/>
+    <w:bookmarkStart w:id="84" w:name="settings-onboarding"/>
     <w:p>
       <w:pPr>
         <w:pStyle w:val="Heading2"/>
@@ -11234,18 +11584,18 @@
           <wp:inline>
             <wp:extent cx="5334000" cy="3750468"/>
             <wp:effectExtent b="0" l="0" r="0" t="0"/>
-            <wp:docPr descr="Settings" title="" id="79" name="Picture"/>
+            <wp:docPr descr="Settings" title="" id="80" name="Picture"/>
             <a:graphic>
               <a:graphicData uri="http://schemas.openxmlformats.org/drawingml/2006/picture">
                 <pic:pic>
                   <pic:nvPicPr>
-                    <pic:cNvPr descr="img/settings.png" id="80" name="Picture"/>
+                    <pic:cNvPr descr="img/settings.png" id="81" name="Picture"/>
                     <pic:cNvPicPr>
                       <a:picLocks noChangeArrowheads="1" noChangeAspect="1"/>
                     </pic:cNvPicPr>
                   </pic:nvPicPr>
                   <pic:blipFill>
-                    <a:blip r:embed="rId78"/>
+                    <a:blip r:embed="rId79"/>
                     <a:stretch>
                       <a:fillRect/>
                     </a:stretch>
@@ -11317,7 +11667,7 @@
         <w:t xml:space="preserve">.</w:t>
       </w:r>
     </w:p>
-    <w:bookmarkStart w:id="81" w:name="your-holdings-per-account"/>
+    <w:bookmarkStart w:id="82" w:name="your-holdings-per-account"/>
     <w:p>
       <w:pPr>
         <w:pStyle w:val="Heading3"/>
@@ -11477,8 +11827,8 @@
         <w:t xml:space="preserve">— wipe them from this browser.</w:t>
       </w:r>
     </w:p>
-    <w:bookmarkEnd w:id="81"/>
-    <w:bookmarkStart w:id="82" w:name="admin-credentials-configuration"/>
+    <w:bookmarkEnd w:id="82"/>
+    <w:bookmarkStart w:id="83" w:name="admin-credentials-configuration"/>
     <w:p>
       <w:pPr>
         <w:pStyle w:val="Heading3"/>
@@ -12277,9 +12627,9 @@
         </w:pict>
       </w:r>
     </w:p>
-    <w:bookmarkEnd w:id="82"/>
     <w:bookmarkEnd w:id="83"/>
-    <w:bookmarkStart w:id="84" w:name="refresh-on-demand-scan"/>
+    <w:bookmarkEnd w:id="84"/>
+    <w:bookmarkStart w:id="85" w:name="refresh-on-demand-scan"/>
     <w:p>
       <w:pPr>
         <w:pStyle w:val="Heading2"/>
@@ -12398,8 +12748,8 @@
         </w:pict>
       </w:r>
     </w:p>
-    <w:bookmarkEnd w:id="84"/>
-    <w:bookmarkStart w:id="85" w:name="Xd2ac6c3d014752893f0670853f643e7f7a007f6"/>
+    <w:bookmarkEnd w:id="85"/>
+    <w:bookmarkStart w:id="86" w:name="Xd2ac6c3d014752893f0670853f643e7f7a007f6"/>
     <w:p>
       <w:pPr>
         <w:pStyle w:val="Heading2"/>
@@ -12757,8 +13107,8 @@
         </w:pict>
       </w:r>
     </w:p>
-    <w:bookmarkEnd w:id="85"/>
-    <w:bookmarkStart w:id="86" w:name="glossary"/>
+    <w:bookmarkEnd w:id="86"/>
+    <w:bookmarkStart w:id="87" w:name="glossary"/>
     <w:p>
       <w:pPr>
         <w:pStyle w:val="Heading2"/>
@@ -12994,8 +13344,8 @@
         </w:pict>
       </w:r>
     </w:p>
-    <w:bookmarkEnd w:id="86"/>
-    <w:bookmarkStart w:id="87" w:name="faq-troubleshooting"/>
+    <w:bookmarkEnd w:id="87"/>
+    <w:bookmarkStart w:id="88" w:name="faq-troubleshooting"/>
     <w:p>
       <w:pPr>
         <w:pStyle w:val="Heading2"/>
@@ -13480,8 +13830,8 @@
         <w:t xml:space="preserve">§5–§6.</w:t>
       </w:r>
     </w:p>
-    <w:bookmarkEnd w:id="87"/>
     <w:bookmarkEnd w:id="88"/>
+    <w:bookmarkEnd w:id="89"/>
     <w:sectPr/>
   </w:body>
 </w:document>

--- a/docs/USER-GUIDE.docx
+++ b/docs/USER-GUIDE.docx
@@ -8836,13 +8836,13 @@
       </w:r>
     </w:p>
     <w:bookmarkEnd w:id="62"/>
-    <w:bookmarkStart w:id="63" w:name="X97c08d3d5fdd9afe5bbfb26f7455ccca4681339"/>
+    <w:bookmarkStart w:id="63" w:name="X2db9e1faedf142c4f69c88c9dc437354b7ebe80"/>
     <w:p>
       <w:pPr>
         <w:pStyle w:val="Heading3"/>
       </w:pPr>
       <w:r>
-        <w:t xml:space="preserve">4.10 Tax-located buy plan (Roth / Traditional / taxable)</w:t>
+        <w:t xml:space="preserve">4.10 Tax-located buy/rebalance plan (Roth / Traditional / taxable)</w:t>
       </w:r>
     </w:p>
     <w:p>
@@ -8894,50 +8894,50 @@
         <w:t xml:space="preserve"> </w:t>
       </w:r>
       <w:r>
-        <w:t xml:space="preserve">sleeve), spreads your cash across the target weights, and</w:t>
-      </w:r>
-      <w:r>
-        <w:t xml:space="preserve"> </w:t>
-      </w:r>
-      <w:r>
-        <w:rPr>
-          <w:bCs/>
-          <w:b/>
-        </w:rPr>
-        <w:t xml:space="preserve">places each name in the account that maximizes</w:t>
-      </w:r>
-      <w:r>
-        <w:rPr>
-          <w:bCs/>
-          <w:b/>
-        </w:rPr>
-        <w:t xml:space="preserve"> </w:t>
-      </w:r>
-      <w:r>
-        <w:rPr>
-          <w:bCs/>
-          <w:b/>
-        </w:rPr>
-        <w:t xml:space="preserve">after-tax terminal value</w:t>
-      </w:r>
-      <w:r>
-        <w:t xml:space="preserve"> </w:t>
-      </w:r>
-      <w:r>
-        <w:t xml:space="preserve">— shown as a</w:t>
-      </w:r>
-      <w:r>
-        <w:t xml:space="preserve"> </w:t>
-      </w:r>
-      <w:r>
-        <w:rPr>
-          <w:bCs/>
-          <w:b/>
-        </w:rPr>
-        <w:t xml:space="preserve">buy list grouped by account</w:t>
-      </w:r>
-      <w:r>
-        <w:t xml:space="preserve">. Each name’s dollars can</w:t>
+        <w:t xml:space="preserve">sleeve), targets each name’s weight against your</w:t>
+      </w:r>
+      <w:r>
+        <w:t xml:space="preserve"> </w:t>
+      </w:r>
+      <w:r>
+        <w:rPr>
+          <w:bCs/>
+          <w:b/>
+        </w:rPr>
+        <w:t xml:space="preserve">total account balances</w:t>
+      </w:r>
+      <w:r>
+        <w:t xml:space="preserve">, and</w:t>
+      </w:r>
+      <w:r>
+        <w:t xml:space="preserve"> </w:t>
+      </w:r>
+      <w:r>
+        <w:rPr>
+          <w:bCs/>
+          <w:b/>
+        </w:rPr>
+        <w:t xml:space="preserve">places every dollar in</w:t>
+      </w:r>
+      <w:r>
+        <w:rPr>
+          <w:bCs/>
+          <w:b/>
+        </w:rPr>
+        <w:t xml:space="preserve"> </w:t>
+      </w:r>
+      <w:r>
+        <w:rPr>
+          <w:bCs/>
+          <w:b/>
+        </w:rPr>
+        <w:t xml:space="preserve">the account that maximizes after-tax terminal value</w:t>
+      </w:r>
+      <w:r>
+        <w:t xml:space="preserve"> </w:t>
+      </w:r>
+      <w:r>
+        <w:t xml:space="preserve">— grouped by account. Each name’s dollars can</w:t>
       </w:r>
       <w:r>
         <w:t xml:space="preserve"> </w:t>
@@ -8967,7 +8967,7 @@
         <w:t xml:space="preserve"> </w:t>
       </w:r>
       <w:r>
-        <w:t xml:space="preserve">so capacity is filled exactly (no account is over/under-filled).</w:t>
+        <w:t xml:space="preserve">so capacity is filled exactly.</w:t>
       </w:r>
     </w:p>
     <w:p>
@@ -8979,6 +8979,412 @@
           <w:bCs/>
           <w:b/>
         </w:rPr>
+        <w:t xml:space="preserve">A true optimizer, not a rule of thumb.</w:t>
+      </w:r>
+      <w:r>
+        <w:t xml:space="preserve"> </w:t>
+      </w:r>
+      <w:r>
+        <w:t xml:space="preserve">Puck models each name’s</w:t>
+      </w:r>
+      <w:r>
+        <w:t xml:space="preserve"> </w:t>
+      </w:r>
+      <w:r>
+        <w:rPr>
+          <w:bCs/>
+          <w:b/>
+        </w:rPr>
+        <w:t xml:space="preserve">after-tax terminal multiple</w:t>
+      </w:r>
+      <w:r>
+        <w:t xml:space="preserve"> </w:t>
+      </w:r>
+      <w:r>
+        <w:t xml:space="preserve">in every</w:t>
+      </w:r>
+      <w:r>
+        <w:t xml:space="preserve"> </w:t>
+      </w:r>
+      <w:r>
+        <w:t xml:space="preserve">account over your horizon — Roth</w:t>
+      </w:r>
+      <w:r>
+        <w:t xml:space="preserve"> </w:t>
+      </w:r>
+      <w:r>
+        <w:rPr>
+          <w:rStyle w:val="VerbatimChar"/>
+        </w:rPr>
+        <w:t xml:space="preserve">(1+g)^N</w:t>
+      </w:r>
+      <w:r>
+        <w:t xml:space="preserve"> </w:t>
+      </w:r>
+      <w:r>
+        <w:t xml:space="preserve">(tax-free forever), Traditional</w:t>
+      </w:r>
+      <w:r>
+        <w:t xml:space="preserve"> </w:t>
+      </w:r>
+      <w:r>
+        <w:rPr>
+          <w:rStyle w:val="VerbatimChar"/>
+        </w:rPr>
+        <w:t xml:space="preserve">(1+g)^N·(1−rate)</w:t>
+      </w:r>
+      <w:r>
+        <w:t xml:space="preserve"> </w:t>
+      </w:r>
+      <w:r>
+        <w:t xml:space="preserve">(ordinary rate</w:t>
+      </w:r>
+      <w:r>
+        <w:t xml:space="preserve"> </w:t>
+      </w:r>
+      <w:r>
+        <w:t xml:space="preserve">on withdrawal), taxable</w:t>
+      </w:r>
+      <w:r>
+        <w:t xml:space="preserve"> </w:t>
+      </w:r>
+      <w:r>
+        <w:rPr>
+          <w:rStyle w:val="VerbatimChar"/>
+        </w:rPr>
+        <w:t xml:space="preserve">1+((1+g−yield·rate)^N−1)·(1−LTCG)</w:t>
+      </w:r>
+      <w:r>
+        <w:t xml:space="preserve"> </w:t>
+      </w:r>
+      <w:r>
+        <w:t xml:space="preserve">(annual qualified-dividend drag + a final LTCG</w:t>
+      </w:r>
+      <w:r>
+        <w:t xml:space="preserve"> </w:t>
+      </w:r>
+      <w:r>
+        <w:t xml:space="preserve">that step-up would only reduce) — then solves the placement as a</w:t>
+      </w:r>
+      <w:r>
+        <w:t xml:space="preserve"> </w:t>
+      </w:r>
+      <w:r>
+        <w:rPr>
+          <w:bCs/>
+          <w:b/>
+        </w:rPr>
+        <w:t xml:space="preserve">transportation problem</w:t>
+      </w:r>
+      <w:r>
+        <w:t xml:space="preserve"> </w:t>
+      </w:r>
+      <w:r>
+        <w:t xml:space="preserve">(the global</w:t>
+      </w:r>
+      <w:r>
+        <w:t xml:space="preserve"> </w:t>
+      </w:r>
+      <w:r>
+        <w:t xml:space="preserve">optimum for those multiples, verified against brute force). Two forces fall out of the math:</w:t>
+      </w:r>
+      <w:r>
+        <w:t xml:space="preserve"> </w:t>
+      </w:r>
+      <w:r>
+        <w:t xml:space="preserve">-</w:t>
+      </w:r>
+      <w:r>
+        <w:t xml:space="preserve"> </w:t>
+      </w:r>
+      <w:r>
+        <w:rPr>
+          <w:bCs/>
+          <w:b/>
+        </w:rPr>
+        <w:t xml:space="preserve">Roth goes to your highest-EXPECTED-RETURN names.</w:t>
+      </w:r>
+      <w:r>
+        <w:t xml:space="preserve"> </w:t>
+      </w:r>
+      <w:r>
+        <w:t xml:space="preserve">Tax-free compounding is worth the most on the asset</w:t>
+      </w:r>
+      <w:r>
+        <w:t xml:space="preserve"> </w:t>
+      </w:r>
+      <w:r>
+        <w:t xml:space="preserve">that compounds the most, so the build-out (high-growth) names win scarce Roth space before a low-growth,</w:t>
+      </w:r>
+      <w:r>
+        <w:t xml:space="preserve"> </w:t>
+      </w:r>
+      <w:r>
+        <w:t xml:space="preserve">high-yield diversifier does — even though the diversifier</w:t>
+      </w:r>
+      <w:r>
+        <w:t xml:space="preserve"> </w:t>
+      </w:r>
+      <w:r>
+        <w:t xml:space="preserve">“</w:t>
+      </w:r>
+      <w:r>
+        <w:t xml:space="preserve">looks</w:t>
+      </w:r>
+      <w:r>
+        <w:t xml:space="preserve">”</w:t>
+      </w:r>
+      <w:r>
+        <w:t xml:space="preserve"> </w:t>
+      </w:r>
+      <w:r>
+        <w:t xml:space="preserve">like the dividend-tax-shelter candidate.</w:t>
+      </w:r>
+      <w:r>
+        <w:t xml:space="preserve"> </w:t>
+      </w:r>
+      <w:r>
+        <w:t xml:space="preserve">-</w:t>
+      </w:r>
+      <w:r>
+        <w:t xml:space="preserve"> </w:t>
+      </w:r>
+      <w:r>
+        <w:rPr>
+          <w:bCs/>
+          <w:b/>
+        </w:rPr>
+        <w:t xml:space="preserve">What spills to TAXABLE is the lowest-yield name</w:t>
+      </w:r>
+      <w:r>
+        <w:t xml:space="preserve"> </w:t>
+      </w:r>
+      <w:r>
+        <w:t xml:space="preserve">— it loses the least to the annual dividend drag there</w:t>
+      </w:r>
+      <w:r>
+        <w:t xml:space="preserve"> </w:t>
+      </w:r>
+      <w:r>
+        <w:t xml:space="preserve">and keeps qualified rates, step-up at death, and loss-harvesting (most valuable on the volatile hedge).</w:t>
+      </w:r>
+    </w:p>
+    <w:p>
+      <w:pPr>
+        <w:pStyle w:val="BodyText"/>
+      </w:pPr>
+      <w:r>
+        <w:t xml:space="preserve">The header reports the</w:t>
+      </w:r>
+      <w:r>
+        <w:t xml:space="preserve"> </w:t>
+      </w:r>
+      <w:r>
+        <w:rPr>
+          <w:bCs/>
+          <w:b/>
+        </w:rPr>
+        <w:t xml:space="preserve">after-tax terminal $ this placement adds</w:t>
+      </w:r>
+      <w:r>
+        <w:t xml:space="preserve"> </w:t>
+      </w:r>
+      <w:r>
+        <w:t xml:space="preserve">vs a pro-rata baseline (so it credits the</w:t>
+      </w:r>
+      <w:r>
+        <w:t xml:space="preserve"> </w:t>
+      </w:r>
+      <w:r>
+        <w:t xml:space="preserve">Roth growth benefit, not just dividend drag) plus the annual tax drag sheltered.</w:t>
+      </w:r>
+    </w:p>
+    <w:p>
+      <w:pPr>
+        <w:pStyle w:val="BodyText"/>
+      </w:pPr>
+      <w:r>
+        <w:rPr>
+          <w:bCs/>
+          <w:b/>
+        </w:rPr>
+        <w:t xml:space="preserve">Position-aware.</w:t>
+      </w:r>
+      <w:r>
+        <w:t xml:space="preserve"> </w:t>
+      </w:r>
+      <w:r>
+        <w:t xml:space="preserve">It nets the target against</w:t>
+      </w:r>
+      <w:r>
+        <w:t xml:space="preserve"> </w:t>
+      </w:r>
+      <w:r>
+        <w:rPr>
+          <w:bCs/>
+          <w:b/>
+        </w:rPr>
+        <w:t xml:space="preserve">what you already hold</w:t>
+      </w:r>
+      <w:r>
+        <w:t xml:space="preserve"> </w:t>
+      </w:r>
+      <w:r>
+        <w:t xml:space="preserve">(your Settings positions × latest</w:t>
+      </w:r>
+      <w:r>
+        <w:t xml:space="preserve"> </w:t>
+      </w:r>
+      <w:r>
+        <w:t xml:space="preserve">scan prices, by account): all-cash → a pure</w:t>
+      </w:r>
+      <w:r>
+        <w:t xml:space="preserve"> </w:t>
+      </w:r>
+      <w:r>
+        <w:rPr>
+          <w:bCs/>
+          <w:b/>
+        </w:rPr>
+        <w:t xml:space="preserve">deploy</w:t>
+      </w:r>
+      <w:r>
+        <w:t xml:space="preserve"> </w:t>
+      </w:r>
+      <w:r>
+        <w:t xml:space="preserve">(all buys); once you hold lots it nets</w:t>
+      </w:r>
+      <w:r>
+        <w:t xml:space="preserve"> </w:t>
+      </w:r>
+      <w:r>
+        <w:rPr>
+          <w:bCs/>
+          <w:b/>
+        </w:rPr>
+        <w:t xml:space="preserve">buys + tax-</w:t>
+      </w:r>
+      <w:r>
+        <w:rPr>
+          <w:bCs/>
+          <w:b/>
+        </w:rPr>
+        <w:t xml:space="preserve"> </w:t>
+      </w:r>
+      <w:r>
+        <w:rPr>
+          <w:bCs/>
+          <w:b/>
+        </w:rPr>
+        <w:t xml:space="preserve">aware sells/trims</w:t>
+      </w:r>
+      <w:r>
+        <w:t xml:space="preserve">. Selling inside Roth/Traditional is free (no tax), so it trims there first; a</w:t>
+      </w:r>
+      <w:r>
+        <w:t xml:space="preserve"> </w:t>
+      </w:r>
+      <w:r>
+        <w:rPr>
+          <w:bCs/>
+          <w:b/>
+        </w:rPr>
+        <w:t xml:space="preserve">taxable</w:t>
+      </w:r>
+      <w:r>
+        <w:t xml:space="preserve"> </w:t>
+      </w:r>
+      <w:r>
+        <w:t xml:space="preserve">lot is</w:t>
+      </w:r>
+      <w:r>
+        <w:t xml:space="preserve"> </w:t>
+      </w:r>
+      <w:r>
+        <w:rPr>
+          <w:bCs/>
+          <w:b/>
+        </w:rPr>
+        <w:t xml:space="preserve">buy-and-hold</w:t>
+      </w:r>
+      <w:r>
+        <w:t xml:space="preserve"> </w:t>
+      </w:r>
+      <w:r>
+        <w:t xml:space="preserve">— it’s only trimmed when the scan’s trim bar is met (broken thesis / strong de-rating</w:t>
+      </w:r>
+      <w:r>
+        <w:t xml:space="preserve"> </w:t>
+      </w:r>
+      <w:r>
+        <w:t xml:space="preserve">/ over the sleeve cap;</w:t>
+      </w:r>
+      <w:r>
+        <w:t xml:space="preserve"> </w:t>
+      </w:r>
+      <w:r>
+        <w:rPr>
+          <w:rStyle w:val="VerbatimChar"/>
+        </w:rPr>
+        <w:t xml:space="preserve">signals.json.rebalance.taxable_trim_ok</w:t>
+      </w:r>
+      <w:r>
+        <w:t xml:space="preserve">), otherwise it’s shown</w:t>
+      </w:r>
+      <w:r>
+        <w:t xml:space="preserve"> </w:t>
+      </w:r>
+      <w:r>
+        <w:rPr>
+          <w:bCs/>
+          <w:b/>
+        </w:rPr>
+        <w:t xml:space="preserve">held</w:t>
+      </w:r>
+      <w:r>
+        <w:t xml:space="preserve"> </w:t>
+      </w:r>
+      <w:r>
+        <w:t xml:space="preserve">and the</w:t>
+      </w:r>
+      <w:r>
+        <w:t xml:space="preserve"> </w:t>
+      </w:r>
+      <w:r>
+        <w:t xml:space="preserve">header notes the dollars it left in place. If buys exceed your free room it tells you how much</w:t>
+      </w:r>
+      <w:r>
+        <w:t xml:space="preserve"> </w:t>
+      </w:r>
+      <w:r>
+        <w:rPr>
+          <w:bCs/>
+          <w:b/>
+        </w:rPr>
+        <w:t xml:space="preserve">new cash</w:t>
+      </w:r>
+      <w:r>
+        <w:t xml:space="preserve"> </w:t>
+      </w:r>
+      <w:r>
+        <w:t xml:space="preserve">is</w:t>
+      </w:r>
+      <w:r>
+        <w:t xml:space="preserve"> </w:t>
+      </w:r>
+      <w:r>
+        <w:t xml:space="preserve">needed.</w:t>
+      </w:r>
+    </w:p>
+    <w:p>
+      <w:pPr>
+        <w:pStyle w:val="BodyText"/>
+      </w:pPr>
+      <w:r>
+        <w:rPr>
+          <w:bCs/>
+          <w:b/>
+        </w:rPr>
         <w:t xml:space="preserve">Committee-aware.</w:t>
       </w:r>
       <w:r>
@@ -9001,13 +9407,13 @@
         <w:t xml:space="preserve"> </w:t>
       </w:r>
       <w:r>
-        <w:t xml:space="preserve">(your</w:t>
-      </w:r>
-      <w:r>
-        <w:t xml:space="preserve"> </w:t>
-      </w:r>
-      <w:r>
-        <w:t xml:space="preserve">plan weight × thesis-Opportunity × regime —</w:t>
+        <w:t xml:space="preserve">(your plan</w:t>
+      </w:r>
+      <w:r>
+        <w:t xml:space="preserve"> </w:t>
+      </w:r>
+      <w:r>
+        <w:t xml:space="preserve">weight × thesis-Opportunity × regime —</w:t>
       </w:r>
       <w:r>
         <w:t xml:space="preserve"> </w:t>
@@ -9057,13 +9463,13 @@
         <w:t xml:space="preserve"> </w:t>
       </w:r>
       <w:r>
-        <w:t xml:space="preserve">here (the thesis→allocation</w:t>
-      </w:r>
-      <w:r>
-        <w:t xml:space="preserve"> </w:t>
-      </w:r>
-      <w:r>
-        <w:t xml:space="preserve">link reaches the screen). Diversifier names keep their funding weights; offline it falls back to plan weights.</w:t>
+        <w:t xml:space="preserve">here. Diversifier names keep</w:t>
+      </w:r>
+      <w:r>
+        <w:t xml:space="preserve"> </w:t>
+      </w:r>
+      <w:r>
+        <w:t xml:space="preserve">their funding weights; offline it falls back to plan weights.</w:t>
       </w:r>
     </w:p>
     <w:p>
@@ -9152,7 +9558,7 @@
         <w:t xml:space="preserve"> </w:t>
       </w:r>
       <w:r>
-        <w:t xml:space="preserve">build-out’s plan, by contrast, is changed by editing</w:t>
+        <w:t xml:space="preserve">build-out’s plan is changed by editing</w:t>
       </w:r>
       <w:r>
         <w:t xml:space="preserve"> </w:t>
@@ -9194,6 +9600,137 @@
       <w:r>
         <w:t xml:space="preserve">), not your holdings.</w:t>
       </w:r>
+    </w:p>
+    <w:p>
+      <w:pPr>
+        <w:pStyle w:val="BodyText"/>
+      </w:pPr>
+      <w:r>
+        <w:t xml:space="preserve">Inline inputs (browser-stored; defaults 35% / 20yr) — so you never tell anyone your tax rate ahead of time:</w:t>
+      </w:r>
+      <w:r>
+        <w:t xml:space="preserve"> </w:t>
+      </w:r>
+      <w:r>
+        <w:t xml:space="preserve">-</w:t>
+      </w:r>
+      <w:r>
+        <w:t xml:space="preserve"> </w:t>
+      </w:r>
+      <w:r>
+        <w:rPr>
+          <w:bCs/>
+          <w:b/>
+        </w:rPr>
+        <w:t xml:space="preserve">Roth $ / Traditional $ / Taxable $</w:t>
+      </w:r>
+      <w:r>
+        <w:t xml:space="preserve"> </w:t>
+      </w:r>
+      <w:r>
+        <w:t xml:space="preserve">— your</w:t>
+      </w:r>
+      <w:r>
+        <w:t xml:space="preserve"> </w:t>
+      </w:r>
+      <w:r>
+        <w:rPr>
+          <w:bCs/>
+          <w:b/>
+        </w:rPr>
+        <w:t xml:space="preserve">total balance</w:t>
+      </w:r>
+      <w:r>
+        <w:t xml:space="preserve"> </w:t>
+      </w:r>
+      <w:r>
+        <w:t xml:space="preserve">in each account (deployable capacity).</w:t>
+      </w:r>
+      <w:r>
+        <w:t xml:space="preserve"> </w:t>
+      </w:r>
+      <w:r>
+        <w:t xml:space="preserve">-</w:t>
+      </w:r>
+      <w:r>
+        <w:t xml:space="preserve"> </w:t>
+      </w:r>
+      <w:r>
+        <w:rPr>
+          <w:bCs/>
+          <w:b/>
+        </w:rPr>
+        <w:t xml:space="preserve">Marginal % · Horizon yr</w:t>
+      </w:r>
+      <w:r>
+        <w:t xml:space="preserve"> </w:t>
+      </w:r>
+      <w:r>
+        <w:t xml:space="preserve">— drive the after-tax multiples.</w:t>
+      </w:r>
+      <w:r>
+        <w:t xml:space="preserve"> </w:t>
+      </w:r>
+      <w:r>
+        <w:t xml:space="preserve">-</w:t>
+      </w:r>
+      <w:r>
+        <w:t xml:space="preserve"> </w:t>
+      </w:r>
+      <w:r>
+        <w:rPr>
+          <w:bCs/>
+          <w:b/>
+        </w:rPr>
+        <w:t xml:space="preserve">Exclude (own elsewhere)</w:t>
+      </w:r>
+      <w:r>
+        <w:t xml:space="preserve"> </w:t>
+      </w:r>
+      <w:r>
+        <w:t xml:space="preserve">— tickers you already hold in your broader portfolio (e.g. </w:t>
+      </w:r>
+      <w:r>
+        <w:rPr>
+          <w:rStyle w:val="VerbatimChar"/>
+        </w:rPr>
+        <w:t xml:space="preserve">SMH</w:t>
+      </w:r>
+      <w:r>
+        <w:t xml:space="preserve">); they’re</w:t>
+      </w:r>
+      <w:r>
+        <w:t xml:space="preserve"> </w:t>
+      </w:r>
+      <w:r>
+        <w:t xml:space="preserve">dropped and the remaining weights renormalized.</w:t>
+      </w:r>
+    </w:p>
+    <w:p>
+      <w:pPr>
+        <w:pStyle w:val="BodyText"/>
+      </w:pPr>
+      <w:r>
+        <w:t xml:space="preserve">Until you split Roth vs Traditional it runs a 2-way (tax-advantaged vs taxable) split and says so.</w:t>
+      </w:r>
+    </w:p>
+    <w:p>
+      <w:pPr>
+        <w:pStyle w:val="BodyText"/>
+      </w:pPr>
+      <w:r>
+        <w:rPr>
+          <w:bCs/>
+          <w:b/>
+        </w:rPr>
+        <w:t xml:space="preserve">Advisory, not tax advice.</w:t>
+      </w:r>
+      <w:r>
+        <w:t xml:space="preserve"> </w:t>
+      </w:r>
+      <w:r>
+        <w:t xml:space="preserve">It’s the robust</w:t>
+      </w:r>
       <w:r>
         <w:t xml:space="preserve"> </w:t>
       </w:r>
@@ -9202,310 +9739,6 @@
           <w:iCs/>
           <w:i/>
         </w:rPr>
-        <w:t xml:space="preserve">(Today it deploys from cash; netting buy/sell deltas</w:t>
-      </w:r>
-      <w:r>
-        <w:rPr>
-          <w:iCs/>
-          <w:i/>
-        </w:rPr>
-        <w:t xml:space="preserve"> </w:t>
-      </w:r>
-      <w:r>
-        <w:rPr>
-          <w:iCs/>
-          <w:i/>
-        </w:rPr>
-        <w:t xml:space="preserve">against positions you already hold is the next step.)</w:t>
-      </w:r>
-    </w:p>
-    <w:p>
-      <w:pPr>
-        <w:pStyle w:val="BodyText"/>
-      </w:pPr>
-      <w:r>
-        <w:t xml:space="preserve">Two robust rules:</w:t>
-      </w:r>
-      <w:r>
-        <w:t xml:space="preserve"> </w:t>
-      </w:r>
-      <w:r>
-        <w:rPr>
-          <w:bCs/>
-          <w:b/>
-        </w:rPr>
-        <w:t xml:space="preserve">(1)</w:t>
-      </w:r>
-      <w:r>
-        <w:t xml:space="preserve"> </w:t>
-      </w:r>
-      <w:r>
-        <w:t xml:space="preserve">shelter the annual</w:t>
-      </w:r>
-      <w:r>
-        <w:t xml:space="preserve"> </w:t>
-      </w:r>
-      <w:r>
-        <w:rPr>
-          <w:bCs/>
-          <w:b/>
-        </w:rPr>
-        <w:t xml:space="preserve">dividend tax drag</w:t>
-      </w:r>
-      <w:r>
-        <w:t xml:space="preserve"> </w:t>
-      </w:r>
-      <w:r>
-        <w:t xml:space="preserve">— income-heavy names → a tax-advantaged</w:t>
-      </w:r>
-      <w:r>
-        <w:t xml:space="preserve"> </w:t>
-      </w:r>
-      <w:r>
-        <w:t xml:space="preserve">account; tax-efficient (low-yield) names →</w:t>
-      </w:r>
-      <w:r>
-        <w:t xml:space="preserve"> </w:t>
-      </w:r>
-      <w:r>
-        <w:rPr>
-          <w:bCs/>
-          <w:b/>
-        </w:rPr>
-        <w:t xml:space="preserve">taxable</w:t>
-      </w:r>
-      <w:r>
-        <w:t xml:space="preserve"> </w:t>
-      </w:r>
-      <w:r>
-        <w:t xml:space="preserve">(qualified rates, step-up at death, loss-harvesting);</w:t>
-      </w:r>
-      <w:r>
-        <w:t xml:space="preserve"> </w:t>
-      </w:r>
-      <w:r>
-        <w:rPr>
-          <w:bCs/>
-          <w:b/>
-        </w:rPr>
-        <w:t xml:space="preserve">(2)</w:t>
-      </w:r>
-      <w:r>
-        <w:t xml:space="preserve"> </w:t>
-      </w:r>
-      <w:r>
-        <w:t xml:space="preserve">within tax-advantaged,</w:t>
-      </w:r>
-      <w:r>
-        <w:t xml:space="preserve"> </w:t>
-      </w:r>
-      <w:r>
-        <w:rPr>
-          <w:bCs/>
-          <w:b/>
-        </w:rPr>
-        <w:t xml:space="preserve">highest-growth → Roth</w:t>
-      </w:r>
-      <w:r>
-        <w:t xml:space="preserve"> </w:t>
-      </w:r>
-      <w:r>
-        <w:t xml:space="preserve">(the biggest balance compounds tax-free), income/</w:t>
-      </w:r>
-      <w:r>
-        <w:t xml:space="preserve"> </w:t>
-      </w:r>
-      <w:r>
-        <w:t xml:space="preserve">lower-growth →</w:t>
-      </w:r>
-      <w:r>
-        <w:t xml:space="preserve"> </w:t>
-      </w:r>
-      <w:r>
-        <w:rPr>
-          <w:bCs/>
-          <w:b/>
-        </w:rPr>
-        <w:t xml:space="preserve">Traditional</w:t>
-      </w:r>
-      <w:r>
-        <w:t xml:space="preserve">.</w:t>
-      </w:r>
-    </w:p>
-    <w:p>
-      <w:pPr>
-        <w:pStyle w:val="BodyText"/>
-      </w:pPr>
-      <w:r>
-        <w:t xml:space="preserve">Inline inputs (browser-stored; defaults 35% / 20yr) — so you never tell anyone your tax rate ahead of time:</w:t>
-      </w:r>
-      <w:r>
-        <w:t xml:space="preserve"> </w:t>
-      </w:r>
-      <w:r>
-        <w:t xml:space="preserve">-</w:t>
-      </w:r>
-      <w:r>
-        <w:t xml:space="preserve"> </w:t>
-      </w:r>
-      <w:r>
-        <w:rPr>
-          <w:bCs/>
-          <w:b/>
-        </w:rPr>
-        <w:t xml:space="preserve">Roth $ / Traditional $ / Taxable $</w:t>
-      </w:r>
-      <w:r>
-        <w:t xml:space="preserve"> </w:t>
-      </w:r>
-      <w:r>
-        <w:t xml:space="preserve">— your cash in each account (the deployable capacity).</w:t>
-      </w:r>
-      <w:r>
-        <w:t xml:space="preserve"> </w:t>
-      </w:r>
-      <w:r>
-        <w:t xml:space="preserve">-</w:t>
-      </w:r>
-      <w:r>
-        <w:t xml:space="preserve"> </w:t>
-      </w:r>
-      <w:r>
-        <w:rPr>
-          <w:bCs/>
-          <w:b/>
-        </w:rPr>
-        <w:t xml:space="preserve">Marginal % · Horizon yr</w:t>
-      </w:r>
-      <w:r>
-        <w:t xml:space="preserve"> </w:t>
-      </w:r>
-      <w:r>
-        <w:t xml:space="preserve">— drive the tax-drag estimate.</w:t>
-      </w:r>
-      <w:r>
-        <w:t xml:space="preserve"> </w:t>
-      </w:r>
-      <w:r>
-        <w:t xml:space="preserve">-</w:t>
-      </w:r>
-      <w:r>
-        <w:t xml:space="preserve"> </w:t>
-      </w:r>
-      <w:r>
-        <w:rPr>
-          <w:bCs/>
-          <w:b/>
-        </w:rPr>
-        <w:t xml:space="preserve">Exclude (own elsewhere)</w:t>
-      </w:r>
-      <w:r>
-        <w:t xml:space="preserve"> </w:t>
-      </w:r>
-      <w:r>
-        <w:t xml:space="preserve">— tickers you already hold in your broader portfolio (e.g. </w:t>
-      </w:r>
-      <w:r>
-        <w:rPr>
-          <w:rStyle w:val="VerbatimChar"/>
-        </w:rPr>
-        <w:t xml:space="preserve">SMH</w:t>
-      </w:r>
-      <w:r>
-        <w:t xml:space="preserve">); they’re</w:t>
-      </w:r>
-      <w:r>
-        <w:t xml:space="preserve"> </w:t>
-      </w:r>
-      <w:r>
-        <w:t xml:space="preserve">dropped and the remaining weights renormalized.</w:t>
-      </w:r>
-    </w:p>
-    <w:p>
-      <w:pPr>
-        <w:pStyle w:val="BodyText"/>
-      </w:pPr>
-      <w:r>
-        <w:t xml:space="preserve">Each account block shows what to</w:t>
-      </w:r>
-      <w:r>
-        <w:t xml:space="preserve"> </w:t>
-      </w:r>
-      <w:r>
-        <w:rPr>
-          <w:bCs/>
-          <w:b/>
-        </w:rPr>
-        <w:t xml:space="preserve">buy</w:t>
-      </w:r>
-      <w:r>
-        <w:t xml:space="preserve"> </w:t>
-      </w:r>
-      <w:r>
-        <w:t xml:space="preserve">there, the $ amount, yield, and the dividend tax it shelters/yr;</w:t>
-      </w:r>
-      <w:r>
-        <w:t xml:space="preserve"> </w:t>
-      </w:r>
-      <w:r>
-        <w:t xml:space="preserve">the header reports drag avoided per year + compounded over your horizon.</w:t>
-      </w:r>
-      <w:r>
-        <w:t xml:space="preserve"> </w:t>
-      </w:r>
-      <w:r>
-        <w:rPr>
-          <w:bCs/>
-          <w:b/>
-        </w:rPr>
-        <w:t xml:space="preserve">Rebalancing later keeps these</w:t>
-      </w:r>
-      <w:r>
-        <w:rPr>
-          <w:bCs/>
-          <w:b/>
-        </w:rPr>
-        <w:t xml:space="preserve"> </w:t>
-      </w:r>
-      <w:r>
-        <w:rPr>
-          <w:bCs/>
-          <w:b/>
-        </w:rPr>
-        <w:t xml:space="preserve">locations.</w:t>
-      </w:r>
-      <w:r>
-        <w:t xml:space="preserve"> </w:t>
-      </w:r>
-      <w:r>
-        <w:t xml:space="preserve">Until you split Roth vs Traditional it runs a 2-way (tax-advantaged vs taxable) split and says so.</w:t>
-      </w:r>
-    </w:p>
-    <w:p>
-      <w:pPr>
-        <w:pStyle w:val="BodyText"/>
-      </w:pPr>
-      <w:r>
-        <w:rPr>
-          <w:bCs/>
-          <w:b/>
-        </w:rPr>
-        <w:t xml:space="preserve">Advisory, not tax advice.</w:t>
-      </w:r>
-      <w:r>
-        <w:t xml:space="preserve"> </w:t>
-      </w:r>
-      <w:r>
-        <w:t xml:space="preserve">It’s the robust</w:t>
-      </w:r>
-      <w:r>
-        <w:t xml:space="preserve"> </w:t>
-      </w:r>
-      <w:r>
-        <w:rPr>
-          <w:iCs/>
-          <w:i/>
-        </w:rPr>
         <w:t xml:space="preserve">location</w:t>
       </w:r>
       <w:r>
@@ -9534,7 +9767,13 @@
         <w:t xml:space="preserve"> </w:t>
       </w:r>
       <w:r>
-        <w:t xml:space="preserve">arbitrage (withdrawal vs contribution rate), RMDs, or estate plan. Inputs live only in your browser.</w:t>
+        <w:t xml:space="preserve">arbitrage (withdrawal vs contribution rate), RMDs, contributions, or estate plan. Inputs live only in your</w:t>
+      </w:r>
+      <w:r>
+        <w:t xml:space="preserve"> </w:t>
+      </w:r>
+      <w:r>
+        <w:t xml:space="preserve">browser.</w:t>
       </w:r>
     </w:p>
     <w:bookmarkEnd w:id="63"/>
@@ -12050,7 +12289,7 @@
           <w:bCs/>
           <w:b/>
         </w:rPr>
-        <w:t xml:space="preserve">ticker, account (IRA/Roth or Taxable), shares, cost basis</w:t>
+        <w:t xml:space="preserve">ticker, account (Roth / Traditional IRA / Taxable), shares, cost basis</w:t>
       </w:r>
       <w:r>
         <w:t xml:space="preserve">, plus your</w:t>
@@ -12063,24 +12302,16 @@
           <w:bCs/>
           <w:b/>
         </w:rPr>
-        <w:t xml:space="preserve">dry-powder</w:t>
-      </w:r>
-      <w:r>
-        <w:rPr>
-          <w:bCs/>
-          <w:b/>
-        </w:rPr>
-        <w:t xml:space="preserve"> </w:t>
-      </w:r>
-      <w:r>
-        <w:rPr>
-          <w:bCs/>
-          <w:b/>
-        </w:rPr>
-        <w:t xml:space="preserve">cash</w:t>
-      </w:r>
-      <w:r>
-        <w:t xml:space="preserve">. Live prices come from the latest scan.</w:t>
+        <w:t xml:space="preserve">dry-powder cash</w:t>
+      </w:r>
+      <w:r>
+        <w:t xml:space="preserve">. The account you pick feeds the position-aware rebalance (§4.10) — selling inside</w:t>
+      </w:r>
+      <w:r>
+        <w:t xml:space="preserve"> </w:t>
+      </w:r>
+      <w:r>
+        <w:t xml:space="preserve">Roth/Traditional is free, taxable lots are buy-and-hold. Live prices come from the latest scan.</w:t>
       </w:r>
       <w:r>
         <w:t xml:space="preserve"> </w:t>

--- a/docs/USER-GUIDE.docx
+++ b/docs/USER-GUIDE.docx
@@ -8968,6 +8968,68 @@
       </w:r>
       <w:r>
         <w:t xml:space="preserve">so capacity is filled exactly.</w:t>
+      </w:r>
+    </w:p>
+    <w:p>
+      <w:pPr>
+        <w:pStyle w:val="BodyText"/>
+      </w:pPr>
+      <w:r>
+        <w:rPr>
+          <w:bCs/>
+          <w:b/>
+        </w:rPr>
+        <w:t xml:space="preserve">Each row shows its sleeve</w:t>
+      </w:r>
+      <w:r>
+        <w:t xml:space="preserve"> </w:t>
+      </w:r>
+      <w:r>
+        <w:t xml:space="preserve">with a colored tag (matching the overview-diagram colors): a green</w:t>
+      </w:r>
+      <w:r>
+        <w:t xml:space="preserve"> </w:t>
+      </w:r>
+      <w:r>
+        <w:rPr>
+          <w:bCs/>
+          <w:b/>
+        </w:rPr>
+        <w:t xml:space="preserve">Build-out</w:t>
+      </w:r>
+      <w:r>
+        <w:t xml:space="preserve"> </w:t>
+      </w:r>
+      <w:r>
+        <w:t xml:space="preserve">pill (the alpha engine, ~85%) or a purple</w:t>
+      </w:r>
+      <w:r>
+        <w:t xml:space="preserve"> </w:t>
+      </w:r>
+      <w:r>
+        <w:rPr>
+          <w:bCs/>
+          <w:b/>
+        </w:rPr>
+        <w:t xml:space="preserve">◇ Diversifier</w:t>
+      </w:r>
+      <w:r>
+        <w:t xml:space="preserve"> </w:t>
+      </w:r>
+      <w:r>
+        <w:t xml:space="preserve">pill (the drawdown hedge, ~15%),</w:t>
+      </w:r>
+      <w:r>
+        <w:t xml:space="preserve"> </w:t>
+      </w:r>
+      <w:r>
+        <w:t xml:space="preserve">plus a subtle left accent so you can scan which sleeve a name belongs to even though rows are grouped by</w:t>
+      </w:r>
+      <w:r>
+        <w:t xml:space="preserve"> </w:t>
+      </w:r>
+      <w:r>
+        <w:t xml:space="preserve">account. A small legend sits above the table.</w:t>
       </w:r>
     </w:p>
     <w:p>

--- a/docs/USER-GUIDE.docx
+++ b/docs/USER-GUIDE.docx
@@ -4489,7 +4489,7 @@
       <w:r>
         <w:drawing>
           <wp:inline>
-            <wp:extent cx="5334000" cy="10672167"/>
+            <wp:extent cx="5334000" cy="10751343"/>
             <wp:effectExtent b="0" l="0" r="0" t="0"/>
             <wp:docPr descr="Portfolio and triggers" title="" id="46" name="Picture"/>
             <a:graphic>
@@ -4510,7 +4510,7 @@
                   <pic:spPr bwMode="auto">
                     <a:xfrm>
                       <a:off x="0" y="0"/>
-                      <a:ext cx="5334000" cy="10672167"/>
+                      <a:ext cx="5334000" cy="10751343"/>
                     </a:xfrm>
                     <a:prstGeom prst="rect">
                       <a:avLst/>
@@ -9800,7 +9800,81 @@
     </w:p>
     <w:p>
       <w:pPr>
-        <w:pStyle w:val="BodyText"/>
+        <w:pStyle w:val="BlockText"/>
+      </w:pPr>
+      <w:r>
+        <w:rPr>
+          <w:bCs/>
+          <w:b/>
+        </w:rPr>
+        <w:t xml:space="preserve">If the plan ever sticks on</w:t>
+      </w:r>
+      <w:r>
+        <w:rPr>
+          <w:bCs/>
+          <w:b/>
+        </w:rPr>
+        <w:t xml:space="preserve"> </w:t>
+      </w:r>
+      <w:r>
+        <w:rPr>
+          <w:bCs/>
+          <w:b/>
+        </w:rPr>
+        <w:t xml:space="preserve">“</w:t>
+      </w:r>
+      <w:r>
+        <w:rPr>
+          <w:bCs/>
+          <w:b/>
+        </w:rPr>
+        <w:t xml:space="preserve">Loading…</w:t>
+      </w:r>
+      <w:r>
+        <w:rPr>
+          <w:bCs/>
+          <w:b/>
+        </w:rPr>
+        <w:t xml:space="preserve">”</w:t>
+      </w:r>
+      <w:r>
+        <w:t xml:space="preserve"> </w:t>
+      </w:r>
+      <w:r>
+        <w:t xml:space="preserve">with your balances entered, your browser is holding a stale</w:t>
+      </w:r>
+      <w:r>
+        <w:t xml:space="preserve"> </w:t>
+      </w:r>
+      <w:r>
+        <w:t xml:space="preserve">cached copy of the planner module —</w:t>
+      </w:r>
+      <w:r>
+        <w:t xml:space="preserve"> </w:t>
+      </w:r>
+      <w:r>
+        <w:rPr>
+          <w:bCs/>
+          <w:b/>
+        </w:rPr>
+        <w:t xml:space="preserve">pull to refresh</w:t>
+      </w:r>
+      <w:r>
+        <w:t xml:space="preserve"> </w:t>
+      </w:r>
+      <w:r>
+        <w:t xml:space="preserve">(or clear this site’s data / open a private tab).</w:t>
+      </w:r>
+      <w:r>
+        <w:t xml:space="preserve"> </w:t>
+      </w:r>
+      <w:r>
+        <w:t xml:space="preserve">Static assets now send a revalidate header so this self-heals on a fresh load.</w:t>
+      </w:r>
+    </w:p>
+    <w:p>
+      <w:pPr>
+        <w:pStyle w:val="FirstParagraph"/>
       </w:pPr>
       <w:r>
         <w:rPr>

--- a/docs/USER-GUIDE.docx
+++ b/docs/USER-GUIDE.docx
@@ -7549,6 +7549,145 @@
           <w:i/>
         </w:rPr>
         <w:t xml:space="preserve">LLM key; without one the manual triggers fall back to plain monitor reminders.)</w:t>
+      </w:r>
+    </w:p>
+    <w:p>
+      <w:pPr>
+        <w:pStyle w:val="BodyText"/>
+      </w:pPr>
+      <w:r>
+        <w:t xml:space="preserve">When a plan-editing catalyst (a</w:t>
+      </w:r>
+      <w:r>
+        <w:t xml:space="preserve"> </w:t>
+      </w:r>
+      <w:r>
+        <w:rPr>
+          <w:bCs/>
+          <w:b/>
+        </w:rPr>
+        <w:t xml:space="preserve">cut</w:t>
+      </w:r>
+      <w:r>
+        <w:t xml:space="preserve"> </w:t>
+      </w:r>
+      <w:r>
+        <w:t xml:space="preserve">or</w:t>
+      </w:r>
+      <w:r>
+        <w:t xml:space="preserve"> </w:t>
+      </w:r>
+      <w:r>
+        <w:rPr>
+          <w:bCs/>
+          <w:b/>
+        </w:rPr>
+        <w:t xml:space="preserve">trim</w:t>
+      </w:r>
+      <w:r>
+        <w:t xml:space="preserve">) is</w:t>
+      </w:r>
+      <w:r>
+        <w:t xml:space="preserve"> </w:t>
+      </w:r>
+      <w:r>
+        <w:rPr>
+          <w:iCs/>
+          <w:i/>
+        </w:rPr>
+        <w:t xml:space="preserve">fired</w:t>
+      </w:r>
+      <w:r>
+        <w:t xml:space="preserve">, the card shows a</w:t>
+      </w:r>
+      <w:r>
+        <w:t xml:space="preserve"> </w:t>
+      </w:r>
+      <w:r>
+        <w:rPr>
+          <w:bCs/>
+          <w:b/>
+        </w:rPr>
+        <w:t xml:space="preserve">Draft PR</w:t>
+      </w:r>
+      <w:r>
+        <w:t xml:space="preserve"> </w:t>
+      </w:r>
+      <w:r>
+        <w:t xml:space="preserve">button: it</w:t>
+      </w:r>
+      <w:r>
+        <w:t xml:space="preserve"> </w:t>
+      </w:r>
+      <w:r>
+        <w:t xml:space="preserve">opens a pull request that applies the edit to</w:t>
+      </w:r>
+      <w:r>
+        <w:t xml:space="preserve"> </w:t>
+      </w:r>
+      <w:r>
+        <w:rPr>
+          <w:rStyle w:val="VerbatimChar"/>
+        </w:rPr>
+        <w:t xml:space="preserve">portfolio.json</w:t>
+      </w:r>
+      <w:r>
+        <w:t xml:space="preserve"> </w:t>
+      </w:r>
+      <w:r>
+        <w:t xml:space="preserve">(cut → drop the name; trim → reduce it a third)</w:t>
+      </w:r>
+      <w:r>
+        <w:t xml:space="preserve"> </w:t>
+      </w:r>
+      <w:r>
+        <w:t xml:space="preserve">and renormalizes the plan, with the evidence + drafted action in the PR body.</w:t>
+      </w:r>
+      <w:r>
+        <w:t xml:space="preserve"> </w:t>
+      </w:r>
+      <w:r>
+        <w:rPr>
+          <w:bCs/>
+          <w:b/>
+        </w:rPr>
+        <w:t xml:space="preserve">Nothing is auto-merged</w:t>
+      </w:r>
+      <w:r>
+        <w:t xml:space="preserve"> </w:t>
+      </w:r>
+      <w:r>
+        <w:t xml:space="preserve">—</w:t>
+      </w:r>
+      <w:r>
+        <w:t xml:space="preserve"> </w:t>
+      </w:r>
+      <w:r>
+        <w:t xml:space="preserve">you review the weights, adjust, and merge (needs a write token in Settings → Admin), exactly like the</w:t>
+      </w:r>
+      <w:r>
+        <w:t xml:space="preserve"> </w:t>
+      </w:r>
+      <w:r>
+        <w:t xml:space="preserve">diversifier</w:t>
+      </w:r>
+      <w:r>
+        <w:t xml:space="preserve"> </w:t>
+      </w:r>
+      <w:r>
+        <w:t xml:space="preserve">“</w:t>
+      </w:r>
+      <w:r>
+        <w:t xml:space="preserve">Accept</w:t>
+      </w:r>
+      <w:r>
+        <w:t xml:space="preserve">”</w:t>
+      </w:r>
+      <w:r>
+        <w:t xml:space="preserve"> </w:t>
+      </w:r>
+      <w:r>
+        <w:t xml:space="preserve">flow.</w:t>
       </w:r>
     </w:p>
     <w:p>

--- a/docs/USER-GUIDE.docx
+++ b/docs/USER-GUIDE.docx
@@ -7451,19 +7451,49 @@
           <w:bCs/>
           <w:b/>
         </w:rPr>
-        <w:t xml:space="preserve">corroborated</w:t>
-      </w:r>
-      <w:r>
-        <w:t xml:space="preserve"> </w:t>
-      </w:r>
-      <w:r>
-        <w:t xml:space="preserve">(a filing or ≥2 independent sources —</w:t>
-      </w:r>
-      <w:r>
-        <w:t xml:space="preserve"> </w:t>
-      </w:r>
-      <w:r>
-        <w:t xml:space="preserve">never one headline)</w:t>
+        <w:t xml:space="preserve">≥2 different models independently</w:t>
+      </w:r>
+      <w:r>
+        <w:t xml:space="preserve"> </w:t>
+      </w:r>
+      <w:r>
+        <w:t xml:space="preserve">judge it met, it’s</w:t>
+      </w:r>
+      <w:r>
+        <w:t xml:space="preserve"> </w:t>
+      </w:r>
+      <w:r>
+        <w:rPr>
+          <w:bCs/>
+          <w:b/>
+        </w:rPr>
+        <w:t xml:space="preserve">corroborated by the</w:t>
+      </w:r>
+      <w:r>
+        <w:rPr>
+          <w:bCs/>
+          <w:b/>
+        </w:rPr>
+        <w:t xml:space="preserve"> </w:t>
+      </w:r>
+      <w:r>
+        <w:rPr>
+          <w:bCs/>
+          <w:b/>
+        </w:rPr>
+        <w:t xml:space="preserve">real fetched evidence</w:t>
+      </w:r>
+      <w:r>
+        <w:t xml:space="preserve"> </w:t>
+      </w:r>
+      <w:r>
+        <w:t xml:space="preserve">(an actual SEC filing, or ≥2 distinct news sources — the model’s self-reported</w:t>
+      </w:r>
+      <w:r>
+        <w:t xml:space="preserve"> </w:t>
+      </w:r>
+      <w:r>
+        <w:t xml:space="preserve">citations are shown but never trusted to gate it),</w:t>
       </w:r>
       <w:r>
         <w:t xml:space="preserve"> </w:t>
@@ -7479,7 +7509,7 @@
         <w:t xml:space="preserve"> </w:t>
       </w:r>
       <w:r>
-        <w:t xml:space="preserve">confirmed on</w:t>
+        <w:t xml:space="preserve">it’s confirmed on</w:t>
       </w:r>
       <w:r>
         <w:t xml:space="preserve"> </w:t>
@@ -7492,7 +7522,54 @@
         <w:t xml:space="preserve">two consecutive scans</w:t>
       </w:r>
       <w:r>
-        <w:t xml:space="preserve">, the same fail-safe as the auto triggers.</w:t>
+        <w:t xml:space="preserve"> </w:t>
+      </w:r>
+      <w:r>
+        <w:t xml:space="preserve">— the</w:t>
+      </w:r>
+      <w:r>
+        <w:t xml:space="preserve"> </w:t>
+      </w:r>
+      <w:r>
+        <w:t xml:space="preserve">same fail-safe as the auto triggers. Evidence is treated as</w:t>
+      </w:r>
+      <w:r>
+        <w:t xml:space="preserve"> </w:t>
+      </w:r>
+      <w:r>
+        <w:rPr>
+          <w:bCs/>
+          <w:b/>
+        </w:rPr>
+        <w:t xml:space="preserve">untrusted</w:t>
+      </w:r>
+      <w:r>
+        <w:t xml:space="preserve"> </w:t>
+      </w:r>
+      <w:r>
+        <w:t xml:space="preserve">text in the prompt (it can’t</w:t>
+      </w:r>
+      <w:r>
+        <w:t xml:space="preserve"> </w:t>
+      </w:r>
+      <w:r>
+        <w:t xml:space="preserve">instruct the judge). Once you act (the cut/trim PR merges and the name leaves the plan), the</w:t>
+      </w:r>
+      <w:r>
+        <w:t xml:space="preserve"> </w:t>
+      </w:r>
+      <w:r>
+        <w:rPr>
+          <w:bCs/>
+          <w:b/>
+        </w:rPr>
+        <w:t xml:space="preserve">Draft PR</w:t>
+      </w:r>
+      <w:r>
+        <w:t xml:space="preserve"> </w:t>
+      </w:r>
+      <w:r>
+        <w:t xml:space="preserve">button stops being offered so you can’t open a duplicate.</w:t>
       </w:r>
       <w:r>
         <w:t xml:space="preserve"> </w:t>

--- a/docs/USER-GUIDE.docx
+++ b/docs/USER-GUIDE.docx
@@ -190,7 +190,7 @@
       <w:r>
         <w:drawing>
           <wp:inline>
-            <wp:extent cx="5334000" cy="11788973"/>
+            <wp:extent cx="5334000" cy="11872317"/>
             <wp:effectExtent b="0" l="0" r="0" t="0"/>
             <wp:docPr descr="Puck overview" title="" id="21" name="Picture"/>
             <a:graphic>
@@ -211,7 +211,7 @@
                   <pic:spPr bwMode="auto">
                     <a:xfrm>
                       <a:off x="0" y="0"/>
-                      <a:ext cx="5334000" cy="11788973"/>
+                      <a:ext cx="5334000" cy="11872317"/>
                     </a:xfrm>
                     <a:prstGeom prst="rect">
                       <a:avLst/>
@@ -3309,7 +3309,7 @@
       <w:r>
         <w:drawing>
           <wp:inline>
-            <wp:extent cx="5334000" cy="11793140"/>
+            <wp:extent cx="5334000" cy="11876484"/>
             <wp:effectExtent b="0" l="0" r="0" t="0"/>
             <wp:docPr descr="Scarcity radar" title="" id="42" name="Picture"/>
             <a:graphic>
@@ -3330,7 +3330,7 @@
                   <pic:spPr bwMode="auto">
                     <a:xfrm>
                       <a:off x="0" y="0"/>
-                      <a:ext cx="5334000" cy="11793140"/>
+                      <a:ext cx="5334000" cy="11876484"/>
                     </a:xfrm>
                     <a:prstGeom prst="rect">
                       <a:avLst/>
@@ -4489,7 +4489,7 @@
       <w:r>
         <w:drawing>
           <wp:inline>
-            <wp:extent cx="5334000" cy="10751343"/>
+            <wp:extent cx="5334000" cy="11693128"/>
             <wp:effectExtent b="0" l="0" r="0" t="0"/>
             <wp:docPr descr="Portfolio and triggers" title="" id="46" name="Picture"/>
             <a:graphic>
@@ -4510,7 +4510,7 @@
                   <pic:spPr bwMode="auto">
                     <a:xfrm>
                       <a:off x="0" y="0"/>
-                      <a:ext cx="5334000" cy="10751343"/>
+                      <a:ext cx="5334000" cy="11693128"/>
                     </a:xfrm>
                     <a:prstGeom prst="rect">
                       <a:avLst/>
@@ -5376,29 +5376,19 @@
         <w:t xml:space="preserve"> </w:t>
       </w:r>
       <w:r>
-        <w:t xml:space="preserve">The panel restates the current posture so you can see</w:t>
-      </w:r>
-      <w:r>
-        <w:t xml:space="preserve"> </w:t>
-      </w:r>
-      <w:r>
-        <w:rPr>
-          <w:iCs/>
-          <w:i/>
-        </w:rPr>
-        <w:t xml:space="preserve">why</w:t>
-      </w:r>
-      <w:r>
-        <w:t xml:space="preserve"> </w:t>
-      </w:r>
-      <w:r>
-        <w:t xml:space="preserve">the</w:t>
-      </w:r>
-      <w:r>
-        <w:t xml:space="preserve"> </w:t>
-      </w:r>
-      <w:r>
-        <w:t xml:space="preserve">regime reads the way it does.</w:t>
+        <w:t xml:space="preserve">It’s its own card beneath the posture, and the columns adapt —</w:t>
+      </w:r>
+      <w:r>
+        <w:t xml:space="preserve"> </w:t>
+      </w:r>
+      <w:r>
+        <w:t xml:space="preserve">a metric only appears once it has data (so e.g. 12-month momentum shows only when there’s &gt;1 year of history</w:t>
+      </w:r>
+      <w:r>
+        <w:t xml:space="preserve"> </w:t>
+      </w:r>
+      <w:r>
+        <w:t xml:space="preserve">for the instrument; it’s omitted rather than shown as a blank column).</w:t>
       </w:r>
     </w:p>
     <w:p>
@@ -12599,7 +12589,7 @@
       <w:r>
         <w:drawing>
           <wp:inline>
-            <wp:extent cx="5334000" cy="7267575"/>
+            <wp:extent cx="5334000" cy="7375921"/>
             <wp:effectExtent b="0" l="0" r="0" t="0"/>
             <wp:docPr descr="Filings and news" title="" id="68" name="Picture"/>
             <a:graphic>
@@ -12620,7 +12610,7 @@
                   <pic:spPr bwMode="auto">
                     <a:xfrm>
                       <a:off x="0" y="0"/>
-                      <a:ext cx="5334000" cy="7267575"/>
+                      <a:ext cx="5334000" cy="7375921"/>
                     </a:xfrm>
                     <a:prstGeom prst="rect">
                       <a:avLst/>
@@ -13427,7 +13417,7 @@
       <w:r>
         <w:drawing>
           <wp:inline>
-            <wp:extent cx="5334000" cy="6346626"/>
+            <wp:extent cx="5334000" cy="6592490"/>
             <wp:effectExtent b="0" l="0" r="0" t="0"/>
             <wp:docPr descr="Agent digest" title="" id="76" name="Picture"/>
             <a:graphic>
@@ -13448,7 +13438,7 @@
                   <pic:spPr bwMode="auto">
                     <a:xfrm>
                       <a:off x="0" y="0"/>
-                      <a:ext cx="5334000" cy="6346626"/>
+                      <a:ext cx="5334000" cy="6592490"/>
                     </a:xfrm>
                     <a:prstGeom prst="rect">
                       <a:avLst/>
@@ -13811,7 +13801,7 @@
       <w:r>
         <w:drawing>
           <wp:inline>
-            <wp:extent cx="5334000" cy="6346626"/>
+            <wp:extent cx="5334000" cy="6592490"/>
             <wp:effectExtent b="0" l="0" r="0" t="0"/>
             <wp:docPr descr="Settings" title="" id="80" name="Picture"/>
             <a:graphic>
@@ -13832,7 +13822,7 @@
                   <pic:spPr bwMode="auto">
                     <a:xfrm>
                       <a:off x="0" y="0"/>
-                      <a:ext cx="5334000" cy="6346626"/>
+                      <a:ext cx="5334000" cy="6592490"/>
                     </a:xfrm>
                     <a:prstGeom prst="rect">
                       <a:avLst/>

--- a/docs/USER-GUIDE.docx
+++ b/docs/USER-GUIDE.docx
@@ -190,7 +190,7 @@
       <w:r>
         <w:drawing>
           <wp:inline>
-            <wp:extent cx="5334000" cy="11872317"/>
+            <wp:extent cx="5334000" cy="11709796"/>
             <wp:effectExtent b="0" l="0" r="0" t="0"/>
             <wp:docPr descr="Puck overview" title="" id="21" name="Picture"/>
             <a:graphic>
@@ -211,7 +211,7 @@
                   <pic:spPr bwMode="auto">
                     <a:xfrm>
                       <a:off x="0" y="0"/>
-                      <a:ext cx="5334000" cy="11872317"/>
+                      <a:ext cx="5334000" cy="11709796"/>
                     </a:xfrm>
                     <a:prstGeom prst="rect">
                       <a:avLst/>
@@ -3309,7 +3309,7 @@
       <w:r>
         <w:drawing>
           <wp:inline>
-            <wp:extent cx="5334000" cy="11876484"/>
+            <wp:extent cx="5334000" cy="11713964"/>
             <wp:effectExtent b="0" l="0" r="0" t="0"/>
             <wp:docPr descr="Scarcity radar" title="" id="42" name="Picture"/>
             <a:graphic>
@@ -3330,7 +3330,7 @@
                   <pic:spPr bwMode="auto">
                     <a:xfrm>
                       <a:off x="0" y="0"/>
-                      <a:ext cx="5334000" cy="11876484"/>
+                      <a:ext cx="5334000" cy="11713964"/>
                     </a:xfrm>
                     <a:prstGeom prst="rect">
                       <a:avLst/>
@@ -4489,7 +4489,7 @@
       <w:r>
         <w:drawing>
           <wp:inline>
-            <wp:extent cx="5334000" cy="11788973"/>
+            <wp:extent cx="5334000" cy="11693128"/>
             <wp:effectExtent b="0" l="0" r="0" t="0"/>
             <wp:docPr descr="Portfolio and triggers" title="" id="46" name="Picture"/>
             <a:graphic>
@@ -4510,7 +4510,7 @@
                   <pic:spPr bwMode="auto">
                     <a:xfrm>
                       <a:off x="0" y="0"/>
-                      <a:ext cx="5334000" cy="11788973"/>
+                      <a:ext cx="5334000" cy="11693128"/>
                     </a:xfrm>
                     <a:prstGeom prst="rect">
                       <a:avLst/>
@@ -12632,7 +12632,7 @@
       <w:r>
         <w:drawing>
           <wp:inline>
-            <wp:extent cx="5334000" cy="7267575"/>
+            <wp:extent cx="5334000" cy="7375921"/>
             <wp:effectExtent b="0" l="0" r="0" t="0"/>
             <wp:docPr descr="Filings and news" title="" id="68" name="Picture"/>
             <a:graphic>
@@ -12653,7 +12653,7 @@
                   <pic:spPr bwMode="auto">
                     <a:xfrm>
                       <a:off x="0" y="0"/>
-                      <a:ext cx="5334000" cy="7267575"/>
+                      <a:ext cx="5334000" cy="7375921"/>
                     </a:xfrm>
                     <a:prstGeom prst="rect">
                       <a:avLst/>
@@ -13155,7 +13155,7 @@
           <w:bCs/>
           <w:b/>
         </w:rPr>
-        <w:t xml:space="preserve">fair value at realized vol</w:t>
+        <w:t xml:space="preserve">model floor @ realized vol</w:t>
       </w:r>
       <w:r>
         <w:t xml:space="preserve">, the</w:t>
@@ -13168,21 +13168,21 @@
           <w:bCs/>
           <w:b/>
         </w:rPr>
-        <w:t xml:space="preserve">edge</w:t>
-      </w:r>
-      <w:r>
-        <w:rPr>
-          <w:bCs/>
-          <w:b/>
-        </w:rPr>
-        <w:t xml:space="preserve"> </w:t>
-      </w:r>
-      <w:r>
-        <w:rPr>
-          <w:bCs/>
-          <w:b/>
-        </w:rPr>
-        <w:t xml:space="preserve">vs fair</w:t>
+        <w:t xml:space="preserve">market −</w:t>
+      </w:r>
+      <w:r>
+        <w:rPr>
+          <w:bCs/>
+          <w:b/>
+        </w:rPr>
+        <w:t xml:space="preserve"> </w:t>
+      </w:r>
+      <w:r>
+        <w:rPr>
+          <w:bCs/>
+          <w:b/>
+        </w:rPr>
+        <w:t xml:space="preserve">floor</w:t>
       </w:r>
       <w:r>
         <w:t xml:space="preserve">, a</w:t>
@@ -13227,6 +13227,147 @@
       </w:r>
       <w:r>
         <w:t xml:space="preserve">a quick check of whether your contract is priced rich/cheap vs the at-the-money market.</w:t>
+      </w:r>
+    </w:p>
+    <w:p>
+      <w:pPr>
+        <w:pStyle w:val="BlockText"/>
+      </w:pPr>
+      <w:r>
+        <w:t xml:space="preserve">The realized-vol value is a</w:t>
+      </w:r>
+      <w:r>
+        <w:t xml:space="preserve"> </w:t>
+      </w:r>
+      <w:r>
+        <w:rPr>
+          <w:bCs/>
+          <w:b/>
+        </w:rPr>
+        <w:t xml:space="preserve">floor, not the price you’ll pay</w:t>
+      </w:r>
+      <w:r>
+        <w:t xml:space="preserve"> </w:t>
+      </w:r>
+      <w:r>
+        <w:t xml:space="preserve">— for out-of-the-money puts (the</w:t>
+      </w:r>
+      <w:r>
+        <w:t xml:space="preserve"> </w:t>
+      </w:r>
+      <w:r>
+        <w:t xml:space="preserve">tail-hedge case) real premiums trade</w:t>
+      </w:r>
+      <w:r>
+        <w:t xml:space="preserve"> </w:t>
+      </w:r>
+      <w:r>
+        <w:rPr>
+          <w:iCs/>
+          <w:i/>
+        </w:rPr>
+        <w:t xml:space="preserve">richer</w:t>
+      </w:r>
+      <w:r>
+        <w:t xml:space="preserve"> </w:t>
+      </w:r>
+      <w:r>
+        <w:t xml:space="preserve">than realized vol implies (downside skew + variance</w:t>
+      </w:r>
+      <w:r>
+        <w:t xml:space="preserve"> </w:t>
+      </w:r>
+      <w:r>
+        <w:t xml:space="preserve">premium), so don’t budget a hedge off it. If the suggested structure involves a</w:t>
+      </w:r>
+      <w:r>
+        <w:t xml:space="preserve"> </w:t>
+      </w:r>
+      <w:r>
+        <w:rPr>
+          <w:bCs/>
+          <w:b/>
+        </w:rPr>
+        <w:t xml:space="preserve">collar or short</w:t>
+      </w:r>
+      <w:r>
+        <w:rPr>
+          <w:bCs/>
+          <w:b/>
+        </w:rPr>
+        <w:t xml:space="preserve"> </w:t>
+      </w:r>
+      <w:r>
+        <w:rPr>
+          <w:bCs/>
+          <w:b/>
+        </w:rPr>
+        <w:t xml:space="preserve">call</w:t>
+      </w:r>
+      <w:r>
+        <w:t xml:space="preserve"> </w:t>
+      </w:r>
+      <w:r>
+        <w:t xml:space="preserve">on a</w:t>
+      </w:r>
+      <w:r>
+        <w:t xml:space="preserve"> </w:t>
+      </w:r>
+      <w:r>
+        <w:rPr>
+          <w:bCs/>
+          <w:b/>
+        </w:rPr>
+        <w:t xml:space="preserve">taxable</w:t>
+      </w:r>
+      <w:r>
+        <w:t xml:space="preserve"> </w:t>
+      </w:r>
+      <w:r>
+        <w:t xml:space="preserve">low-basis lot, the panel flags</w:t>
+      </w:r>
+      <w:r>
+        <w:t xml:space="preserve"> </w:t>
+      </w:r>
+      <w:r>
+        <w:rPr>
+          <w:bCs/>
+          <w:b/>
+        </w:rPr>
+        <w:t xml:space="preserve">IRC §1259 / §1092 / QDI</w:t>
+      </w:r>
+      <w:r>
+        <w:t xml:space="preserve"> </w:t>
+      </w:r>
+      <w:r>
+        <w:t xml:space="preserve">tax risk — confirm</w:t>
+      </w:r>
+      <w:r>
+        <w:t xml:space="preserve"> </w:t>
+      </w:r>
+      <w:r>
+        <w:t xml:space="preserve">with your CPA before writing calls against taxable anchors. See</w:t>
+      </w:r>
+      <w:r>
+        <w:t xml:space="preserve"> </w:t>
+      </w:r>
+      <w:r>
+        <w:rPr>
+          <w:rStyle w:val="VerbatimChar"/>
+        </w:rPr>
+        <w:t xml:space="preserve">docs/DRAWDOWN-DEFENSE.md</w:t>
+      </w:r>
+      <w:r>
+        <w:t xml:space="preserve"> </w:t>
+      </w:r>
+      <w:r>
+        <w:t xml:space="preserve">for how</w:t>
+      </w:r>
+      <w:r>
+        <w:t xml:space="preserve"> </w:t>
+      </w:r>
+      <w:r>
+        <w:t xml:space="preserve">options fit (last and least) into this book’s −35% defense.</w:t>
       </w:r>
     </w:p>
     <w:tbl>
@@ -13460,7 +13601,7 @@
       <w:r>
         <w:drawing>
           <wp:inline>
-            <wp:extent cx="5334000" cy="7159228"/>
+            <wp:extent cx="5334000" cy="3750468"/>
             <wp:effectExtent b="0" l="0" r="0" t="0"/>
             <wp:docPr descr="Agent digest" title="" id="76" name="Picture"/>
             <a:graphic>
@@ -13481,7 +13622,7 @@
                   <pic:spPr bwMode="auto">
                     <a:xfrm>
                       <a:off x="0" y="0"/>
-                      <a:ext cx="5334000" cy="7159228"/>
+                      <a:ext cx="5334000" cy="3750468"/>
                     </a:xfrm>
                     <a:prstGeom prst="rect">
                       <a:avLst/>
@@ -13844,7 +13985,7 @@
       <w:r>
         <w:drawing>
           <wp:inline>
-            <wp:extent cx="5334000" cy="7159228"/>
+            <wp:extent cx="5334000" cy="3750468"/>
             <wp:effectExtent b="0" l="0" r="0" t="0"/>
             <wp:docPr descr="Settings" title="" id="80" name="Picture"/>
             <a:graphic>
@@ -13865,7 +14006,7 @@
                   <pic:spPr bwMode="auto">
                     <a:xfrm>
                       <a:off x="0" y="0"/>
-                      <a:ext cx="5334000" cy="7159228"/>
+                      <a:ext cx="5334000" cy="3750468"/>
                     </a:xfrm>
                     <a:prstGeom prst="rect">
                       <a:avLst/>

--- a/docs/USER-GUIDE.docx
+++ b/docs/USER-GUIDE.docx
@@ -6425,7 +6425,81 @@
         <w:t xml:space="preserve"> </w:t>
       </w:r>
       <w:r>
-        <w:t xml:space="preserve">line below it shows, on this basket and with no look-ahead, whether a moving-average brake actually cut max-drawdown and improved Calmar vs. buy-and-hold (the dial’s premise, tested).</w:t>
+        <w:t xml:space="preserve">line below it shows, on this basket and with no look-ahead, whether a moving-average brake actually cut max-drawdown and improved Calmar vs. buy-and-hold (the dial’s premise, tested). The brake now runs at the</w:t>
+      </w:r>
+      <w:r>
+        <w:t xml:space="preserve"> </w:t>
+      </w:r>
+      <w:r>
+        <w:rPr>
+          <w:bCs/>
+          <w:b/>
+        </w:rPr>
+        <w:t xml:space="preserve">live 200-day MA</w:t>
+      </w:r>
+      <w:r>
+        <w:t xml:space="preserve"> </w:t>
+      </w:r>
+      <w:r>
+        <w:t xml:space="preserve">and the line includes the</w:t>
+      </w:r>
+      <w:r>
+        <w:t xml:space="preserve"> </w:t>
+      </w:r>
+      <w:r>
+        <w:rPr>
+          <w:bCs/>
+          <w:b/>
+        </w:rPr>
+        <w:t xml:space="preserve">turnover cost</w:t>
+      </w:r>
+      <w:r>
+        <w:t xml:space="preserve"> </w:t>
+      </w:r>
+      <w:r>
+        <w:t xml:space="preserve">charged for switching in/out of cash (so its Calmar isn’t overstated). When the basket lacks enough history to test the 200-day brake honestly, the line reads</w:t>
+      </w:r>
+      <w:r>
+        <w:t xml:space="preserve"> </w:t>
+      </w:r>
+      <w:r>
+        <w:rPr>
+          <w:bCs/>
+          <w:b/>
+        </w:rPr>
+        <w:t xml:space="preserve">“</w:t>
+      </w:r>
+      <w:r>
+        <w:rPr>
+          <w:bCs/>
+          <w:b/>
+        </w:rPr>
+        <w:t xml:space="preserve">unproven</w:t>
+      </w:r>
+      <w:r>
+        <w:rPr>
+          <w:bCs/>
+          <w:b/>
+        </w:rPr>
+        <w:t xml:space="preserve">”</w:t>
+      </w:r>
+      <w:r>
+        <w:t xml:space="preserve"> </w:t>
+      </w:r>
+      <w:r>
+        <w:t xml:space="preserve">instead of showing a number — see</w:t>
+      </w:r>
+      <w:r>
+        <w:t xml:space="preserve"> </w:t>
+      </w:r>
+      <w:r>
+        <w:rPr>
+          <w:rStyle w:val="VerbatimChar"/>
+        </w:rPr>
+        <w:t xml:space="preserve">docs/DRAWDOWN-DEFENSE.md</w:t>
+      </w:r>
+      <w:r>
+        <w:t xml:space="preserve">.</w:t>
       </w:r>
     </w:p>
     <w:bookmarkEnd w:id="50"/>

--- a/docs/USER-GUIDE.docx
+++ b/docs/USER-GUIDE.docx
@@ -4489,7 +4489,7 @@
       <w:r>
         <w:drawing>
           <wp:inline>
-            <wp:extent cx="5334000" cy="11693128"/>
+            <wp:extent cx="5334000" cy="12234862"/>
             <wp:effectExtent b="0" l="0" r="0" t="0"/>
             <wp:docPr descr="Portfolio and triggers" title="" id="46" name="Picture"/>
             <a:graphic>
@@ -4510,7 +4510,7 @@
                   <pic:spPr bwMode="auto">
                     <a:xfrm>
                       <a:off x="0" y="0"/>
-                      <a:ext cx="5334000" cy="11693128"/>
+                      <a:ext cx="5334000" cy="12234862"/>
                     </a:xfrm>
                     <a:prstGeom prst="rect">
                       <a:avLst/>
@@ -6543,13 +6543,13 @@
           <w:bCs/>
           <w:b/>
         </w:rPr>
-        <w:t xml:space="preserve">long-history proxies</w:t>
-      </w:r>
-      <w:r>
-        <w:t xml:space="preserve"> </w:t>
-      </w:r>
-      <w:r>
-        <w:t xml:space="preserve">(SPY/QQQ/SOXX, back through 2000/2008/2020/2022) so the dial’s tail claim is tested against real crashes — showing, per proxy, whether the brake</w:t>
+        <w:t xml:space="preserve">deep history pulled from the accumulated database</w:t>
+      </w:r>
+      <w:r>
+        <w:t xml:space="preserve"> </w:t>
+      </w:r>
+      <w:r>
+        <w:t xml:space="preserve">(QQQ + the deepest semis holdings MU/SMH, back through 2000/2008/2020/2022) so the dial’s tail claim is tested against real crashes — showing, per instrument, whether the brake</w:t>
       </w:r>
       <w:r>
         <w:t xml:space="preserve"> </w:t>
@@ -6597,7 +6597,37 @@
         <w:t xml:space="preserve"> </w:t>
       </w:r>
       <w:r>
-        <w:t xml:space="preserve">instead of cutting. It’s methodology evidence on a proxy,</w:t>
+        <w:t xml:space="preserve">instead of cutting. A</w:t>
+      </w:r>
+      <w:r>
+        <w:t xml:space="preserve"> </w:t>
+      </w:r>
+      <w:r>
+        <w:rPr>
+          <w:bCs/>
+          <w:b/>
+        </w:rPr>
+        <w:t xml:space="preserve">“</w:t>
+      </w:r>
+      <w:r>
+        <w:rPr>
+          <w:bCs/>
+          <w:b/>
+        </w:rPr>
+        <w:t xml:space="preserve">Fast re-entry proof</w:t>
+      </w:r>
+      <w:r>
+        <w:rPr>
+          <w:bCs/>
+          <w:b/>
+        </w:rPr>
+        <w:t xml:space="preserve">”</w:t>
+      </w:r>
+      <w:r>
+        <w:t xml:space="preserve"> </w:t>
+      </w:r>
+      <w:r>
+        <w:t xml:space="preserve">block tests the</w:t>
       </w:r>
       <w:r>
         <w:t xml:space="preserve"> </w:t>
@@ -6607,13 +6637,45 @@
           <w:iCs/>
           <w:i/>
         </w:rPr>
+        <w:t xml:space="preserve">entry</w:t>
+      </w:r>
+      <w:r>
+        <w:t xml:space="preserve"> </w:t>
+      </w:r>
+      <w:r>
+        <w:t xml:space="preserve">side: the breadth-based fast-entry overlay (re-risk when ≥60% of names reclaim their 20-DMA) vs a plain brake, with a</w:t>
+      </w:r>
+      <w:r>
+        <w:t xml:space="preserve"> </w:t>
+      </w:r>
+      <w:r>
+        <w:rPr>
+          <w:bCs/>
+          <w:b/>
+        </w:rPr>
+        <w:t xml:space="preserve">worth it / not worth it</w:t>
+      </w:r>
+      <w:r>
+        <w:t xml:space="preserve"> </w:t>
+      </w:r>
+      <w:r>
+        <w:t xml:space="preserve">verdict on whether re-entering early captures more recovery without giving back the drawdown protection. Both are methodology evidence,</w:t>
+      </w:r>
+      <w:r>
+        <w:t xml:space="preserve"> </w:t>
+      </w:r>
+      <w:r>
+        <w:rPr>
+          <w:iCs/>
+          <w:i/>
+        </w:rPr>
         <w:t xml:space="preserve">not</w:t>
       </w:r>
       <w:r>
         <w:t xml:space="preserve"> </w:t>
       </w:r>
       <w:r>
-        <w:t xml:space="preserve">a backtest of your book. See</w:t>
+        <w:t xml:space="preserve">a backtest of your exact book. See</w:t>
       </w:r>
       <w:r>
         <w:t xml:space="preserve"> </w:t>
@@ -12832,7 +12894,7 @@
       <w:r>
         <w:drawing>
           <wp:inline>
-            <wp:extent cx="5334000" cy="7375921"/>
+            <wp:extent cx="5334000" cy="7525940"/>
             <wp:effectExtent b="0" l="0" r="0" t="0"/>
             <wp:docPr descr="Filings and news" title="" id="68" name="Picture"/>
             <a:graphic>
@@ -12853,7 +12915,7 @@
                   <pic:spPr bwMode="auto">
                     <a:xfrm>
                       <a:off x="0" y="0"/>
-                      <a:ext cx="5334000" cy="7375921"/>
+                      <a:ext cx="5334000" cy="7525940"/>
                     </a:xfrm>
                     <a:prstGeom prst="rect">
                       <a:avLst/>
@@ -13801,7 +13863,7 @@
       <w:r>
         <w:drawing>
           <wp:inline>
-            <wp:extent cx="5334000" cy="3750468"/>
+            <wp:extent cx="5334000" cy="6834187"/>
             <wp:effectExtent b="0" l="0" r="0" t="0"/>
             <wp:docPr descr="Agent digest" title="" id="76" name="Picture"/>
             <a:graphic>
@@ -13822,7 +13884,7 @@
                   <pic:spPr bwMode="auto">
                     <a:xfrm>
                       <a:off x="0" y="0"/>
-                      <a:ext cx="5334000" cy="3750468"/>
+                      <a:ext cx="5334000" cy="6834187"/>
                     </a:xfrm>
                     <a:prstGeom prst="rect">
                       <a:avLst/>
@@ -14185,7 +14247,7 @@
       <w:r>
         <w:drawing>
           <wp:inline>
-            <wp:extent cx="5334000" cy="3750468"/>
+            <wp:extent cx="5334000" cy="6834187"/>
             <wp:effectExtent b="0" l="0" r="0" t="0"/>
             <wp:docPr descr="Settings" title="" id="80" name="Picture"/>
             <a:graphic>
@@ -14206,7 +14268,7 @@
                   <pic:spPr bwMode="auto">
                     <a:xfrm>
                       <a:off x="0" y="0"/>
-                      <a:ext cx="5334000" cy="3750468"/>
+                      <a:ext cx="5334000" cy="6834187"/>
                     </a:xfrm>
                     <a:prstGeom prst="rect">
                       <a:avLst/>

--- a/docs/USER-GUIDE.docx
+++ b/docs/USER-GUIDE.docx
@@ -6969,6 +6969,159 @@
       </w:r>
       <w:r>
         <w:t xml:space="preserve">hit-rate persistently below ~50% means the signal isn’t working (which is what you want to know).</w:t>
+      </w:r>
+    </w:p>
+    <w:p>
+      <w:pPr>
+        <w:pStyle w:val="BodyText"/>
+      </w:pPr>
+      <w:r>
+        <w:t xml:space="preserve">A</w:t>
+      </w:r>
+      <w:r>
+        <w:t xml:space="preserve"> </w:t>
+      </w:r>
+      <w:r>
+        <w:rPr>
+          <w:bCs/>
+          <w:b/>
+        </w:rPr>
+        <w:t xml:space="preserve">Kill-criteria</w:t>
+      </w:r>
+      <w:r>
+        <w:t xml:space="preserve"> </w:t>
+      </w:r>
+      <w:r>
+        <w:t xml:space="preserve">line closes the accountability loop on the</w:t>
+      </w:r>
+      <w:r>
+        <w:t xml:space="preserve"> </w:t>
+      </w:r>
+      <w:r>
+        <w:rPr>
+          <w:iCs/>
+          <w:i/>
+        </w:rPr>
+        <w:t xml:space="preserve">research committee</w:t>
+      </w:r>
+      <w:r>
+        <w:t xml:space="preserve">. When the CIO accepts</w:t>
+      </w:r>
+      <w:r>
+        <w:t xml:space="preserve"> </w:t>
+      </w:r>
+      <w:r>
+        <w:t xml:space="preserve">a thesis it must pre-register a</w:t>
+      </w:r>
+      <w:r>
+        <w:t xml:space="preserve"> </w:t>
+      </w:r>
+      <w:r>
+        <w:rPr>
+          <w:bCs/>
+          <w:b/>
+        </w:rPr>
+        <w:t xml:space="preserve">falsifiable, dated kill-criterion</w:t>
+      </w:r>
+      <w:r>
+        <w:t xml:space="preserve"> </w:t>
+      </w:r>
+      <w:r>
+        <w:t xml:space="preserve">(</w:t>
+      </w:r>
+      <w:r>
+        <w:t xml:space="preserve">“</w:t>
+      </w:r>
+      <w:r>
+        <w:t xml:space="preserve">wrong if X by date</w:t>
+      </w:r>
+      <w:r>
+        <w:t xml:space="preserve">”</w:t>
+      </w:r>
+      <w:r>
+        <w:t xml:space="preserve">); Puck now</w:t>
+      </w:r>
+      <w:r>
+        <w:t xml:space="preserve"> </w:t>
+      </w:r>
+      <w:r>
+        <w:t xml:space="preserve">carries that onto the watchlist and</w:t>
+      </w:r>
+      <w:r>
+        <w:t xml:space="preserve"> </w:t>
+      </w:r>
+      <w:r>
+        <w:rPr>
+          <w:bCs/>
+          <w:b/>
+        </w:rPr>
+        <w:t xml:space="preserve">deadline-tracks</w:t>
+      </w:r>
+      <w:r>
+        <w:t xml:space="preserve"> </w:t>
+      </w:r>
+      <w:r>
+        <w:t xml:space="preserve">it — at the by-date it records whether the thesis</w:t>
+      </w:r>
+      <w:r>
+        <w:t xml:space="preserve"> </w:t>
+      </w:r>
+      <w:r>
+        <w:rPr>
+          <w:bCs/>
+          <w:b/>
+        </w:rPr>
+        <w:t xml:space="preserve">survived</w:t>
+      </w:r>
+      <w:r>
+        <w:t xml:space="preserve"> </w:t>
+      </w:r>
+      <w:r>
+        <w:t xml:space="preserve">(still held) or was</w:t>
+      </w:r>
+      <w:r>
+        <w:t xml:space="preserve"> </w:t>
+      </w:r>
+      <w:r>
+        <w:rPr>
+          <w:bCs/>
+          <w:b/>
+        </w:rPr>
+        <w:t xml:space="preserve">killed</w:t>
+      </w:r>
+      <w:r>
+        <w:t xml:space="preserve"> </w:t>
+      </w:r>
+      <w:r>
+        <w:t xml:space="preserve">(removed) and flags it for you to</w:t>
+      </w:r>
+      <w:r>
+        <w:t xml:space="preserve"> </w:t>
+      </w:r>
+      <w:r>
+        <w:rPr>
+          <w:bCs/>
+          <w:b/>
+        </w:rPr>
+        <w:t xml:space="preserve">adjudicate</w:t>
+      </w:r>
+      <w:r>
+        <w:t xml:space="preserve"> </w:t>
+      </w:r>
+      <w:r>
+        <w:t xml:space="preserve">the condition.</w:t>
+      </w:r>
+      <w:r>
+        <w:t xml:space="preserve"> </w:t>
+      </w:r>
+      <w:r>
+        <w:t xml:space="preserve">The free-text condition is never machine-graded, so it can’t inflate the price-based hit-rate; this simply</w:t>
+      </w:r>
+      <w:r>
+        <w:t xml:space="preserve"> </w:t>
+      </w:r>
+      <w:r>
+        <w:t xml:space="preserve">stops the system from recording a falsification promise and quietly forgetting it.</w:t>
       </w:r>
     </w:p>
     <w:p>

--- a/docs/USER-GUIDE.docx
+++ b/docs/USER-GUIDE.docx
@@ -5798,20 +5798,23 @@
         <w:t xml:space="preserve"> </w:t>
       </w:r>
       <w:r>
-        <w:t xml:space="preserve">When ≥60% of holdings reclaim their 20-day average — a broad thrust — it</w:t>
-      </w:r>
-      <w:r>
-        <w:t xml:space="preserve"> </w:t>
-      </w:r>
-      <w:r>
-        <w:rPr>
-          <w:bCs/>
-          <w:b/>
-        </w:rPr>
-        <w:t xml:space="preserve">clears the deploy-brake to neutral</w:t>
-      </w:r>
-      <w:r>
-        <w:t xml:space="preserve">, even out of a deep</w:t>
+        <w:t xml:space="preserve">When ≥60% of holdings reclaim their 20-day average</w:t>
+      </w:r>
+      <w:r>
+        <w:t xml:space="preserve"> </w:t>
+      </w:r>
+      <w:r>
+        <w:rPr>
+          <w:bCs/>
+          <w:b/>
+        </w:rPr>
+        <w:t xml:space="preserve">for a 2nd day</w:t>
+      </w:r>
+      <w:r>
+        <w:t xml:space="preserve"> </w:t>
+      </w:r>
+      <w:r>
+        <w:t xml:space="preserve">— a</w:t>
       </w:r>
       <w:r>
         <w:t xml:space="preserve"> </w:t>
@@ -5821,38 +5824,26 @@
           <w:iCs/>
           <w:i/>
         </w:rPr>
-        <w:t xml:space="preserve">defensive</w:t>
-      </w:r>
-      <w:r>
-        <w:t xml:space="preserve"> </w:t>
-      </w:r>
-      <w:r>
-        <w:t xml:space="preserve">regime, so you don’t stay in cash</w:t>
-      </w:r>
-      <w:r>
-        <w:t xml:space="preserve"> </w:t>
-      </w:r>
-      <w:r>
-        <w:t xml:space="preserve">through a V-shaped bottom (the momentum-crash fix). It’s</w:t>
-      </w:r>
-      <w:r>
-        <w:t xml:space="preserve"> </w:t>
-      </w:r>
-      <w:r>
-        <w:rPr>
-          <w:bCs/>
-          <w:b/>
-        </w:rPr>
-        <w:t xml:space="preserve">capped at neutral</w:t>
-      </w:r>
-      <w:r>
-        <w:t xml:space="preserve">: it lifts the brake (deploy</w:t>
-      </w:r>
-      <w:r>
-        <w:t xml:space="preserve"> </w:t>
-      </w:r>
-      <w:r>
-        <w:t xml:space="preserve">pace) without triggering position</w:t>
+        <w:t xml:space="preserve">confirmed</w:t>
+      </w:r>
+      <w:r>
+        <w:t xml:space="preserve"> </w:t>
+      </w:r>
+      <w:r>
+        <w:t xml:space="preserve">broad thrust — it</w:t>
+      </w:r>
+      <w:r>
+        <w:t xml:space="preserve"> </w:t>
+      </w:r>
+      <w:r>
+        <w:rPr>
+          <w:bCs/>
+          <w:b/>
+        </w:rPr>
+        <w:t xml:space="preserve">clears the deploy-brake to neutral</w:t>
+      </w:r>
+      <w:r>
+        <w:t xml:space="preserve">, even out of a deep</w:t>
       </w:r>
       <w:r>
         <w:t xml:space="preserve"> </w:t>
@@ -5862,19 +5853,125 @@
           <w:iCs/>
           <w:i/>
         </w:rPr>
+        <w:t xml:space="preserve">defensive</w:t>
+      </w:r>
+      <w:r>
+        <w:t xml:space="preserve"> </w:t>
+      </w:r>
+      <w:r>
+        <w:t xml:space="preserve">regime, so you don’t stay in cash through a V-shaped bottom (the momentum-crash fix). The 2-day</w:t>
+      </w:r>
+      <w:r>
+        <w:t xml:space="preserve"> </w:t>
+      </w:r>
+      <w:r>
+        <w:t xml:space="preserve">confirmation matters: a single-day ≥60% pop is a classic</w:t>
+      </w:r>
+      <w:r>
+        <w:t xml:space="preserve"> </w:t>
+      </w:r>
+      <w:r>
+        <w:rPr>
+          <w:bCs/>
+          <w:b/>
+        </w:rPr>
+        <w:t xml:space="preserve">bear-market-rally head-fake</w:t>
+      </w:r>
+      <w:r>
+        <w:t xml:space="preserve">, so the thrust</w:t>
+      </w:r>
+      <w:r>
+        <w:t xml:space="preserve"> </w:t>
+      </w:r>
+      <w:r>
+        <w:t xml:space="preserve">must</w:t>
+      </w:r>
+      <w:r>
+        <w:t xml:space="preserve"> </w:t>
+      </w:r>
+      <w:r>
+        <w:rPr>
+          <w:iCs/>
+          <w:i/>
+        </w:rPr>
+        <w:t xml:space="preserve">persist</w:t>
+      </w:r>
+      <w:r>
+        <w:t xml:space="preserve"> </w:t>
+      </w:r>
+      <w:r>
+        <w:t xml:space="preserve">before it re-risks (the overlay shows</w:t>
+      </w:r>
+      <w:r>
+        <w:t xml:space="preserve"> </w:t>
+      </w:r>
+      <w:r>
+        <w:rPr>
+          <w:iCs/>
+          <w:i/>
+        </w:rPr>
+        <w:t xml:space="preserve">“</w:t>
+      </w:r>
+      <w:r>
+        <w:rPr>
+          <w:iCs/>
+          <w:i/>
+        </w:rPr>
+        <w:t xml:space="preserve">thrust forming — needs a 2nd day</w:t>
+      </w:r>
+      <w:r>
+        <w:rPr>
+          <w:iCs/>
+          <w:i/>
+        </w:rPr>
+        <w:t xml:space="preserve">”</w:t>
+      </w:r>
+      <w:r>
+        <w:t xml:space="preserve"> </w:t>
+      </w:r>
+      <w:r>
+        <w:t xml:space="preserve">until then).</w:t>
+      </w:r>
+      <w:r>
+        <w:t xml:space="preserve"> </w:t>
+      </w:r>
+      <w:r>
+        <w:t xml:space="preserve">It’s</w:t>
+      </w:r>
+      <w:r>
+        <w:t xml:space="preserve"> </w:t>
+      </w:r>
+      <w:r>
+        <w:rPr>
+          <w:bCs/>
+          <w:b/>
+        </w:rPr>
+        <w:t xml:space="preserve">capped at neutral</w:t>
+      </w:r>
+      <w:r>
+        <w:t xml:space="preserve">: it lifts the brake (deploy pace) without triggering position</w:t>
+      </w:r>
+      <w:r>
+        <w:t xml:space="preserve"> </w:t>
+      </w:r>
+      <w:r>
+        <w:rPr>
+          <w:iCs/>
+          <w:i/>
+        </w:rPr>
         <w:t xml:space="preserve">acceleration</w:t>
       </w:r>
       <w:r>
         <w:t xml:space="preserve"> </w:t>
       </w:r>
       <w:r>
-        <w:t xml:space="preserve">— re-risk, not lever up. The macro-stress brake always</w:t>
-      </w:r>
-      <w:r>
-        <w:t xml:space="preserve"> </w:t>
-      </w:r>
-      <w:r>
-        <w:t xml:space="preserve">wins over it.</w:t>
+        <w:t xml:space="preserve">—</w:t>
+      </w:r>
+      <w:r>
+        <w:t xml:space="preserve"> </w:t>
+      </w:r>
+      <w:r>
+        <w:t xml:space="preserve">re-risk, not lever up. The macro-stress brake always wins over it.</w:t>
       </w:r>
     </w:p>
     <w:bookmarkEnd w:id="48"/>

--- a/docs/USER-GUIDE.docx
+++ b/docs/USER-GUIDE.docx
@@ -4489,7 +4489,7 @@
       <w:r>
         <w:drawing>
           <wp:inline>
-            <wp:extent cx="5334000" cy="12372379"/>
+            <wp:extent cx="5334000" cy="11538942"/>
             <wp:effectExtent b="0" l="0" r="0" t="0"/>
             <wp:docPr descr="Portfolio and triggers" title="" id="46" name="Picture"/>
             <a:graphic>
@@ -4510,7 +4510,7 @@
                   <pic:spPr bwMode="auto">
                     <a:xfrm>
                       <a:off x="0" y="0"/>
-                      <a:ext cx="5334000" cy="12372379"/>
+                      <a:ext cx="5334000" cy="11538942"/>
                     </a:xfrm>
                     <a:prstGeom prst="rect">
                       <a:avLst/>
@@ -4748,7 +4748,73 @@
         <w:t xml:space="preserve">”</w:t>
       </w:r>
       <w:r>
-        <w:t xml:space="preserve">:</w:t>
+        <w:t xml:space="preserve">. The brake</w:t>
+      </w:r>
+      <w:r>
+        <w:t xml:space="preserve"> </w:t>
+      </w:r>
+      <w:r>
+        <w:rPr>
+          <w:bCs/>
+          <w:b/>
+        </w:rPr>
+        <w:t xml:space="preserve">and</w:t>
+      </w:r>
+      <w:r>
+        <w:t xml:space="preserve"> </w:t>
+      </w:r>
+      <w:r>
+        <w:t xml:space="preserve">the</w:t>
+      </w:r>
+      <w:r>
+        <w:t xml:space="preserve"> </w:t>
+      </w:r>
+      <w:r>
+        <w:t xml:space="preserve">fast re-entry are the canonical</w:t>
+      </w:r>
+      <w:r>
+        <w:t xml:space="preserve"> </w:t>
+      </w:r>
+      <w:r>
+        <w:rPr>
+          <w:bCs/>
+          <w:b/>
+        </w:rPr>
+        <w:t xml:space="preserve">F+C Thrust ladder</w:t>
+      </w:r>
+      <w:r>
+        <w:t xml:space="preserve"> </w:t>
+      </w:r>
+      <w:r>
+        <w:t xml:space="preserve">(the owner’s production rule), computed on the</w:t>
+      </w:r>
+      <w:r>
+        <w:t xml:space="preserve"> </w:t>
+      </w:r>
+      <w:r>
+        <w:t xml:space="preserve">theme-ETF composite — the</w:t>
+      </w:r>
+      <w:r>
+        <w:t xml:space="preserve"> </w:t>
+      </w:r>
+      <w:r>
+        <w:rPr>
+          <w:iCs/>
+          <w:i/>
+        </w:rPr>
+        <w:t xml:space="preserve">same</w:t>
+      </w:r>
+      <w:r>
+        <w:t xml:space="preserve"> </w:t>
+      </w:r>
+      <w:r>
+        <w:t xml:space="preserve">rule the backtest runs and the V2.3 panel cross-checks. Each leg is</w:t>
+      </w:r>
+      <w:r>
+        <w:t xml:space="preserve"> </w:t>
+      </w:r>
+      <w:r>
+        <w:t xml:space="preserve">independently-replicated research, not a curve fit. Ladder order (first match wins):</w:t>
       </w:r>
     </w:p>
     <w:tbl>
@@ -4775,7 +4841,7 @@
               <w:jc w:val="left"/>
             </w:pPr>
             <w:r>
-              <w:t xml:space="preserve">Posture</w:t>
+              <w:t xml:space="preserve">Leg → Posture</w:t>
             </w:r>
           </w:p>
         </w:tc>
@@ -4787,7 +4853,7 @@
               <w:jc w:val="left"/>
             </w:pPr>
             <w:r>
-              <w:t xml:space="preserve">Meaning</w:t>
+              <w:t xml:space="preserve">Rule (on the composite)</w:t>
             </w:r>
           </w:p>
         </w:tc>
@@ -4813,23 +4879,17 @@
               <w:jc w:val="left"/>
             </w:pPr>
             <w:r>
-              <w:t xml:space="preserve">🟢</w:t>
-            </w:r>
-            <w:r>
-              <w:t xml:space="preserve"> </w:t>
-            </w:r>
-            <w:r>
               <w:rPr>
                 <w:bCs/>
                 <w:b/>
               </w:rPr>
-              <w:t xml:space="preserve">risk-on</w:t>
+              <w:t xml:space="preserve">CRASH_OFF</w:t>
             </w:r>
             <w:r>
               <w:t xml:space="preserve"> </w:t>
             </w:r>
             <w:r>
-              <w:t xml:space="preserve">(score ≥70)</w:t>
+              <w:t xml:space="preserve">→ 🔴 defensive</w:t>
             </w:r>
           </w:p>
         </w:tc>
@@ -4841,7 +4901,23 @@
               <w:jc w:val="left"/>
             </w:pPr>
             <w:r>
-              <w:t xml:space="preserve">Uptrend + positive 12-month momentum, contained volatility</w:t>
+              <w:t xml:space="preserve">trailing 252-day return &lt; 0</w:t>
+            </w:r>
+            <w:r>
+              <w:t xml:space="preserve"> </w:t>
+            </w:r>
+            <w:r>
+              <w:rPr>
+                <w:bCs/>
+                <w:b/>
+              </w:rPr>
+              <w:t xml:space="preserve">AND</w:t>
+            </w:r>
+            <w:r>
+              <w:t xml:space="preserve"> </w:t>
+            </w:r>
+            <w:r>
+              <w:t xml:space="preserve">60-day vol &gt; 25% (Daniel-Moskowitz)</w:t>
             </w:r>
           </w:p>
         </w:tc>
@@ -4853,7 +4929,7 @@
               <w:jc w:val="left"/>
             </w:pPr>
             <w:r>
-              <w:t xml:space="preserve">Deploy on schedule / accelerate low-regret anchors</w:t>
+              <w:t xml:space="preserve">Favor cash; deploy only into the drawdown trigger</w:t>
             </w:r>
           </w:p>
         </w:tc>
@@ -4867,23 +4943,17 @@
               <w:jc w:val="left"/>
             </w:pPr>
             <w:r>
-              <w:t xml:space="preserve">⚪</w:t>
-            </w:r>
-            <w:r>
-              <w:t xml:space="preserve"> </w:t>
-            </w:r>
-            <w:r>
               <w:rPr>
                 <w:bCs/>
                 <w:b/>
               </w:rPr>
-              <w:t xml:space="preserve">neutral</w:t>
+              <w:t xml:space="preserve">TREND</w:t>
             </w:r>
             <w:r>
               <w:t xml:space="preserve"> </w:t>
             </w:r>
             <w:r>
-              <w:t xml:space="preserve">(45–69)</w:t>
+              <w:t xml:space="preserve">→ 🟢 risk-on</w:t>
             </w:r>
           </w:p>
         </w:tc>
@@ -4895,7 +4965,7 @@
               <w:jc w:val="left"/>
             </w:pPr>
             <w:r>
-              <w:t xml:space="preserve">Mixed</w:t>
+              <w:t xml:space="preserve">composite above its 200-DMA (Faber)</w:t>
             </w:r>
           </w:p>
         </w:tc>
@@ -4907,7 +4977,7 @@
               <w:jc w:val="left"/>
             </w:pPr>
             <w:r>
-              <w:t xml:space="preserve">Stick to the DCA calendar; no acceleration</w:t>
+              <w:t xml:space="preserve">Deploy on schedule / accelerate low-regret anchors</w:t>
             </w:r>
           </w:p>
         </w:tc>
@@ -4921,23 +4991,17 @@
               <w:jc w:val="left"/>
             </w:pPr>
             <w:r>
-              <w:t xml:space="preserve">🟠</w:t>
-            </w:r>
-            <w:r>
-              <w:t xml:space="preserve"> </w:t>
-            </w:r>
-            <w:r>
               <w:rPr>
                 <w:bCs/>
                 <w:b/>
               </w:rPr>
-              <w:t xml:space="preserve">caution</w:t>
+              <w:t xml:space="preserve">THRUST</w:t>
             </w:r>
             <w:r>
               <w:t xml:space="preserve"> </w:t>
             </w:r>
             <w:r>
-              <w:t xml:space="preserve">(25–44)</w:t>
+              <w:t xml:space="preserve">→ ⚪ neutral</w:t>
             </w:r>
           </w:p>
         </w:tc>
@@ -4949,7 +5013,23 @@
               <w:jc w:val="left"/>
             </w:pPr>
             <w:r>
-              <w:t xml:space="preserve">Trend/vol deteriorating</w:t>
+              <w:t xml:space="preserve">close above a</w:t>
+            </w:r>
+            <w:r>
+              <w:t xml:space="preserve"> </w:t>
+            </w:r>
+            <w:r>
+              <w:rPr>
+                <w:bCs/>
+                <w:b/>
+              </w:rPr>
+              <w:t xml:space="preserve">rising 20-DMA</w:t>
+            </w:r>
+            <w:r>
+              <w:t xml:space="preserve"> </w:t>
+            </w:r>
+            <w:r>
+              <w:t xml:space="preserve">while still below the 200-DMA</w:t>
             </w:r>
           </w:p>
         </w:tc>
@@ -4961,7 +5041,17 @@
               <w:jc w:val="left"/>
             </w:pPr>
             <w:r>
-              <w:t xml:space="preserve">Tap the brakes — slow deploys, build dry powder</w:t>
+              <w:rPr>
+                <w:bCs/>
+                <w:b/>
+              </w:rPr>
+              <w:t xml:space="preserve">Fast re-entry</w:t>
+            </w:r>
+            <w:r>
+              <w:t xml:space="preserve"> </w:t>
+            </w:r>
+            <w:r>
+              <w:t xml:space="preserve">— re-risk after a bottom without waiting for the slow 200-DMA</w:t>
             </w:r>
           </w:p>
         </w:tc>
@@ -4975,23 +5065,7 @@
               <w:jc w:val="left"/>
             </w:pPr>
             <w:r>
-              <w:t xml:space="preserve">🔴</w:t>
-            </w:r>
-            <w:r>
-              <w:t xml:space="preserve"> </w:t>
-            </w:r>
-            <w:r>
-              <w:rPr>
-                <w:bCs/>
-                <w:b/>
-              </w:rPr>
-              <w:t xml:space="preserve">defensive</w:t>
-            </w:r>
-            <w:r>
-              <w:t xml:space="preserve"> </w:t>
-            </w:r>
-            <w:r>
-              <w:t xml:space="preserve">(&lt;25)</w:t>
+              <w:t xml:space="preserve">else → 🔴 defensive</w:t>
             </w:r>
           </w:p>
         </w:tc>
@@ -5003,7 +5077,7 @@
               <w:jc w:val="left"/>
             </w:pPr>
             <w:r>
-              <w:t xml:space="preserve">Downtrend, drawdown, rising vol</w:t>
+              <w:t xml:space="preserve">below trend, no thrust, no crash</w:t>
             </w:r>
           </w:p>
         </w:tc>
@@ -5015,7 +5089,7 @@
               <w:jc w:val="left"/>
             </w:pPr>
             <w:r>
-              <w:t xml:space="preserve">Favor cash; deploy only into the drawdown trigger</w:t>
+              <w:t xml:space="preserve">Favor cash / dry powder</w:t>
             </w:r>
           </w:p>
         </w:tc>
@@ -5039,7 +5113,511 @@
         <w:t xml:space="preserve">risk dial that paces your DCA</w:t>
       </w:r>
       <w:r>
-        <w:t xml:space="preserve">, not an all-in/all-out switch. It’s built on</w:t>
+        <w:t xml:space="preserve">, not an all-in/all-out switch. An</w:t>
+      </w:r>
+      <w:r>
+        <w:t xml:space="preserve"> </w:t>
+      </w:r>
+      <w:r>
+        <w:rPr>
+          <w:bCs/>
+          <w:b/>
+        </w:rPr>
+        <w:t xml:space="preserve">exit-only composite-stress</w:t>
+      </w:r>
+      <w:r>
+        <w:rPr>
+          <w:bCs/>
+          <w:b/>
+        </w:rPr>
+        <w:t xml:space="preserve"> </w:t>
+      </w:r>
+      <w:r>
+        <w:rPr>
+          <w:bCs/>
+          <w:b/>
+        </w:rPr>
+        <w:t xml:space="preserve">overlay</w:t>
+      </w:r>
+      <w:r>
+        <w:t xml:space="preserve"> </w:t>
+      </w:r>
+      <w:r>
+        <w:t xml:space="preserve">(VIX term-structure inverted</w:t>
+      </w:r>
+      <w:r>
+        <w:t xml:space="preserve"> </w:t>
+      </w:r>
+      <w:r>
+        <w:rPr>
+          <w:bCs/>
+          <w:b/>
+        </w:rPr>
+        <w:t xml:space="preserve">AND</w:t>
+      </w:r>
+      <w:r>
+        <w:t xml:space="preserve"> </w:t>
+      </w:r>
+      <w:r>
+        <w:t xml:space="preserve">high-yield credit widening fast) can force defensive on top.</w:t>
+      </w:r>
+      <w:r>
+        <w:t xml:space="preserve"> </w:t>
+      </w:r>
+      <w:r>
+        <w:t xml:space="preserve">Full detail:</w:t>
+      </w:r>
+      <w:r>
+        <w:t xml:space="preserve"> </w:t>
+      </w:r>
+      <w:r>
+        <w:rPr>
+          <w:rStyle w:val="VerbatimChar"/>
+        </w:rPr>
+        <w:t xml:space="preserve">REGIME.md</w:t>
+      </w:r>
+      <w:r>
+        <w:t xml:space="preserve"> </w:t>
+      </w:r>
+      <w:r>
+        <w:t xml:space="preserve">/</w:t>
+      </w:r>
+      <w:r>
+        <w:t xml:space="preserve"> </w:t>
+      </w:r>
+      <w:r>
+        <w:rPr>
+          <w:rStyle w:val="VerbatimChar"/>
+        </w:rPr>
+        <w:t xml:space="preserve">FABER-CRASH-STRATEGY.md</w:t>
+      </w:r>
+      <w:r>
+        <w:t xml:space="preserve">. The posture carries a</w:t>
+      </w:r>
+      <w:r>
+        <w:t xml:space="preserve"> </w:t>
+      </w:r>
+      <w:r>
+        <w:rPr>
+          <w:bCs/>
+          <w:b/>
+        </w:rPr>
+        <w:t xml:space="preserve">confidence</w:t>
+      </w:r>
+      <w:r>
+        <w:t xml:space="preserve"> </w:t>
+      </w:r>
+      <w:r>
+        <w:t xml:space="preserve">label</w:t>
+      </w:r>
+      <w:r>
+        <w:t xml:space="preserve"> </w:t>
+      </w:r>
+      <w:r>
+        <w:t xml:space="preserve">(sample-size based).</w:t>
+      </w:r>
+    </w:p>
+    <w:p>
+      <w:pPr>
+        <w:pStyle w:val="BodyText"/>
+      </w:pPr>
+      <w:r>
+        <w:t xml:space="preserve">It’s</w:t>
+      </w:r>
+      <w:r>
+        <w:t xml:space="preserve"> </w:t>
+      </w:r>
+      <w:r>
+        <w:rPr>
+          <w:bCs/>
+          <w:b/>
+        </w:rPr>
+        <w:t xml:space="preserve">account-aware</w:t>
+      </w:r>
+      <w:r>
+        <w:t xml:space="preserve"> </w:t>
+      </w:r>
+      <w:r>
+        <w:t xml:space="preserve">— the posture drives your</w:t>
+      </w:r>
+      <w:r>
+        <w:t xml:space="preserve"> </w:t>
+      </w:r>
+      <w:r>
+        <w:rPr>
+          <w:bCs/>
+          <w:b/>
+        </w:rPr>
+        <w:t xml:space="preserve">IRA/Roth</w:t>
+      </w:r>
+      <w:r>
+        <w:t xml:space="preserve"> </w:t>
+      </w:r>
+      <w:r>
+        <w:t xml:space="preserve">sleeve (tactical, tax-free turnover) while</w:t>
+      </w:r>
+      <w:r>
+        <w:t xml:space="preserve"> </w:t>
+      </w:r>
+      <w:r>
+        <w:rPr>
+          <w:bCs/>
+          <w:b/>
+        </w:rPr>
+        <w:t xml:space="preserve">taxable</w:t>
+      </w:r>
+      <w:r>
+        <w:t xml:space="preserve"> </w:t>
+      </w:r>
+      <w:r>
+        <w:t xml:space="preserve">stays buy-and-hold anchors (shown under the posture) — and it carries a separate</w:t>
+      </w:r>
+      <w:r>
+        <w:t xml:space="preserve"> </w:t>
+      </w:r>
+      <w:r>
+        <w:rPr>
+          <w:bCs/>
+          <w:b/>
+        </w:rPr>
+        <w:t xml:space="preserve">per-name</w:t>
+      </w:r>
+      <w:r>
+        <w:rPr>
+          <w:bCs/>
+          <w:b/>
+        </w:rPr>
+        <w:t xml:space="preserve"> </w:t>
+      </w:r>
+      <w:r>
+        <w:rPr>
+          <w:bCs/>
+          <w:b/>
+        </w:rPr>
+        <w:t xml:space="preserve">TSMOM tilt</w:t>
+      </w:r>
+      <w:r>
+        <w:t xml:space="preserve"> </w:t>
+      </w:r>
+      <w:r>
+        <w:t xml:space="preserve">(which names to lean into vs. trim).</w:t>
+      </w:r>
+    </w:p>
+    <w:p>
+      <w:pPr>
+        <w:pStyle w:val="BodyText"/>
+      </w:pPr>
+      <w:r>
+        <w:rPr>
+          <w:bCs/>
+          <w:b/>
+        </w:rPr>
+        <w:t xml:space="preserve">F+C Thrust ladder line.</w:t>
+      </w:r>
+      <w:r>
+        <w:t xml:space="preserve"> </w:t>
+      </w:r>
+      <w:r>
+        <w:t xml:space="preserve">Directly under the account policy, a row shows the three ladder signals live —</w:t>
+      </w:r>
+      <w:r>
+        <w:t xml:space="preserve"> </w:t>
+      </w:r>
+      <w:r>
+        <w:rPr>
+          <w:bCs/>
+          <w:b/>
+        </w:rPr>
+        <w:t xml:space="preserve">TREND ✓/✗ · CRASH_OFF on/off · THRUST ✓/✗</w:t>
+      </w:r>
+      <w:r>
+        <w:t xml:space="preserve"> </w:t>
+      </w:r>
+      <w:r>
+        <w:t xml:space="preserve">— and the resulting decision (risk-on / fast re-entry /</w:t>
+      </w:r>
+      <w:r>
+        <w:t xml:space="preserve"> </w:t>
+      </w:r>
+      <w:r>
+        <w:t xml:space="preserve">brakes), plus the exit-only macro-stress overlay state. The posture + per-name tilt flow into the</w:t>
+      </w:r>
+      <w:r>
+        <w:t xml:space="preserve"> </w:t>
+      </w:r>
+      <w:r>
+        <w:rPr>
+          <w:bCs/>
+          <w:b/>
+        </w:rPr>
+        <w:t xml:space="preserve">buy</w:t>
+      </w:r>
+      <w:r>
+        <w:rPr>
+          <w:bCs/>
+          <w:b/>
+        </w:rPr>
+        <w:t xml:space="preserve"> </w:t>
+      </w:r>
+      <w:r>
+        <w:rPr>
+          <w:bCs/>
+          <w:b/>
+        </w:rPr>
+        <w:t xml:space="preserve">plan’s SIGNAL weights</w:t>
+      </w:r>
+      <w:r>
+        <w:t xml:space="preserve"> </w:t>
+      </w:r>
+      <w:r>
+        <w:t xml:space="preserve">(</w:t>
+      </w:r>
+      <w:r>
+        <w:rPr>
+          <w:rStyle w:val="VerbatimChar"/>
+        </w:rPr>
+        <w:t xml:space="preserve">web/sizing.mjs</w:t>
+      </w:r>
+      <w:r>
+        <w:t xml:space="preserve"> </w:t>
+      </w:r>
+      <w:r>
+        <w:rPr>
+          <w:rStyle w:val="VerbatimChar"/>
+        </w:rPr>
+        <w:t xml:space="preserve">regimeFactor</w:t>
+      </w:r>
+      <w:r>
+        <w:t xml:space="preserve"> </w:t>
+      </w:r>
+      <w:r>
+        <w:t xml:space="preserve">— overweights only accelerate in a risk-on / TREND</w:t>
+      </w:r>
+      <w:r>
+        <w:t xml:space="preserve"> </w:t>
+      </w:r>
+      <w:r>
+        <w:t xml:space="preserve">posture; trims bite in any posture) and into the forced-flow accumulate badges (⏳ on-trigger when the</w:t>
+      </w:r>
+      <w:r>
+        <w:t xml:space="preserve"> </w:t>
+      </w:r>
+      <w:r>
+        <w:t xml:space="preserve">brakes are on).</w:t>
+      </w:r>
+    </w:p>
+    <w:p>
+      <w:pPr>
+        <w:pStyle w:val="BodyText"/>
+      </w:pPr>
+      <w:r>
+        <w:rPr>
+          <w:bCs/>
+          <w:b/>
+        </w:rPr>
+        <w:t xml:space="preserve">Regime instruments panel.</w:t>
+      </w:r>
+      <w:r>
+        <w:t xml:space="preserve"> </w:t>
+      </w:r>
+      <w:r>
+        <w:t xml:space="preserve">Under the posture, a small table shows the daily technicals the timing layer</w:t>
+      </w:r>
+      <w:r>
+        <w:t xml:space="preserve"> </w:t>
+      </w:r>
+      <w:r>
+        <w:t xml:space="preserve">actually reads on the</w:t>
+      </w:r>
+      <w:r>
+        <w:t xml:space="preserve"> </w:t>
+      </w:r>
+      <w:r>
+        <w:rPr>
+          <w:bCs/>
+          <w:b/>
+        </w:rPr>
+        <w:t xml:space="preserve">QQQ</w:t>
+      </w:r>
+      <w:r>
+        <w:t xml:space="preserve"> </w:t>
+      </w:r>
+      <w:r>
+        <w:t xml:space="preserve">complex —</w:t>
+      </w:r>
+      <w:r>
+        <w:t xml:space="preserve"> </w:t>
+      </w:r>
+      <w:r>
+        <w:rPr>
+          <w:bCs/>
+          <w:b/>
+        </w:rPr>
+        <w:t xml:space="preserve">QQQ</w:t>
+      </w:r>
+      <w:r>
+        <w:t xml:space="preserve"> </w:t>
+      </w:r>
+      <w:r>
+        <w:t xml:space="preserve">(the regime’s reference underlying) plus</w:t>
+      </w:r>
+      <w:r>
+        <w:t xml:space="preserve"> </w:t>
+      </w:r>
+      <w:r>
+        <w:rPr>
+          <w:bCs/>
+          <w:b/>
+        </w:rPr>
+        <w:t xml:space="preserve">TQQQ / SQQQ</w:t>
+      </w:r>
+      <w:r>
+        <w:t xml:space="preserve"> </w:t>
+      </w:r>
+      <w:r>
+        <w:t xml:space="preserve">(the</w:t>
+      </w:r>
+      <w:r>
+        <w:t xml:space="preserve"> </w:t>
+      </w:r>
+      <w:r>
+        <w:t xml:space="preserve">3× long / 3× short proxies, the actionable risk-on / brake instruments):</w:t>
+      </w:r>
+      <w:r>
+        <w:t xml:space="preserve"> </w:t>
+      </w:r>
+      <w:r>
+        <w:rPr>
+          <w:bCs/>
+          <w:b/>
+        </w:rPr>
+        <w:t xml:space="preserve">price, RSI-14, % vs the 200-DMA</w:t>
+      </w:r>
+      <w:r>
+        <w:rPr>
+          <w:bCs/>
+          <w:b/>
+        </w:rPr>
+        <w:t xml:space="preserve"> </w:t>
+      </w:r>
+      <w:r>
+        <w:rPr>
+          <w:bCs/>
+          <w:b/>
+        </w:rPr>
+        <w:t xml:space="preserve">(green above / red below), % off the 52-week high, 12-month &amp; 1-month momentum, and realized vol</w:t>
+      </w:r>
+      <w:r>
+        <w:t xml:space="preserve">, refreshed</w:t>
+      </w:r>
+      <w:r>
+        <w:t xml:space="preserve"> </w:t>
+      </w:r>
+      <w:r>
+        <w:t xml:space="preserve">every scan. RSI &gt; 70 reads overbought, &lt; 30 oversold.</w:t>
+      </w:r>
+      <w:r>
+        <w:t xml:space="preserve"> </w:t>
+      </w:r>
+      <w:r>
+        <w:rPr>
+          <w:bCs/>
+          <w:b/>
+        </w:rPr>
+        <w:t xml:space="preserve">TQQQ/SQQQ are leveraged — tactical only, their value</w:t>
+      </w:r>
+      <w:r>
+        <w:rPr>
+          <w:bCs/>
+          <w:b/>
+        </w:rPr>
+        <w:t xml:space="preserve"> </w:t>
+      </w:r>
+      <w:r>
+        <w:rPr>
+          <w:bCs/>
+          <w:b/>
+        </w:rPr>
+        <w:t xml:space="preserve">decays over time; they are not buy-and-hold.</w:t>
+      </w:r>
+      <w:r>
+        <w:t xml:space="preserve"> </w:t>
+      </w:r>
+      <w:r>
+        <w:t xml:space="preserve">It’s its own card beneath the posture. Technicals are computed</w:t>
+      </w:r>
+      <w:r>
+        <w:t xml:space="preserve"> </w:t>
+      </w:r>
+      <w:r>
+        <w:t xml:space="preserve">from the</w:t>
+      </w:r>
+      <w:r>
+        <w:t xml:space="preserve"> </w:t>
+      </w:r>
+      <w:r>
+        <w:rPr>
+          <w:bCs/>
+          <w:b/>
+        </w:rPr>
+        <w:t xml:space="preserve">deep price-history DB</w:t>
+      </w:r>
+      <w:r>
+        <w:t xml:space="preserve"> </w:t>
+      </w:r>
+      <w:r>
+        <w:t xml:space="preserve">(2.2y → real 12-month momentum), not a shallow 1-year fetch; the columns</w:t>
+      </w:r>
+      <w:r>
+        <w:t xml:space="preserve"> </w:t>
+      </w:r>
+      <w:r>
+        <w:t xml:space="preserve">adapt — a metric only appears once it has data, so a freshly-added instrument with no DB history yet (TQQQ/SQQQ</w:t>
+      </w:r>
+      <w:r>
+        <w:t xml:space="preserve"> </w:t>
+      </w:r>
+      <w:r>
+        <w:t xml:space="preserve">until the one-time</w:t>
+      </w:r>
+      <w:r>
+        <w:t xml:space="preserve"> </w:t>
+      </w:r>
+      <w:r>
+        <w:rPr>
+          <w:rStyle w:val="VerbatimChar"/>
+        </w:rPr>
+        <w:t xml:space="preserve">--backfill</w:t>
+      </w:r>
+      <w:r>
+        <w:t xml:space="preserve"> </w:t>
+      </w:r>
+      <w:r>
+        <w:t xml:space="preserve">runs) simply omits 12m rather than showing a blank column, and the footnote</w:t>
+      </w:r>
+      <w:r>
+        <w:t xml:space="preserve"> </w:t>
+      </w:r>
+      <w:r>
+        <w:t xml:space="preserve">calls out any instrument still on the 1-year fetch. QQQ (already in the DB) shows the full set immediately.</w:t>
+      </w:r>
+    </w:p>
+    <w:p>
+      <w:pPr>
+        <w:pStyle w:val="BodyText"/>
+      </w:pPr>
+      <w:r>
+        <w:rPr>
+          <w:bCs/>
+          <w:b/>
+        </w:rPr>
+        <w:t xml:space="preserve">The fast re-entry is the THRUST leg</w:t>
+      </w:r>
+      <w:r>
+        <w:t xml:space="preserve"> </w:t>
+      </w:r>
+      <w:r>
+        <w:t xml:space="preserve">of the ladder above (close above a</w:t>
       </w:r>
       <w:r>
         <w:t xml:space="preserve"> </w:t>
@@ -5049,632 +5627,52 @@
           <w:iCs/>
           <w:i/>
         </w:rPr>
-        <w:t xml:space="preserve">independent,</w:t>
+        <w:t xml:space="preserve">rising</w:t>
+      </w:r>
+      <w:r>
+        <w:t xml:space="preserve"> </w:t>
+      </w:r>
+      <w:r>
+        <w:t xml:space="preserve">20-DMA while still below</w:t>
+      </w:r>
+      <w:r>
+        <w:t xml:space="preserve"> </w:t>
+      </w:r>
+      <w:r>
+        <w:t xml:space="preserve">the 200-DMA → neutral): you re-risk after a bottom without waiting for the slow 200-DMA, and the</w:t>
+      </w:r>
+      <w:r>
+        <w:t xml:space="preserve"> </w:t>
+      </w:r>
+      <w:r>
+        <w:t xml:space="preserve">rising-MA requirement is the built-in guard against single-day bear-rally head-fakes.</w:t>
+      </w:r>
+    </w:p>
+    <w:p>
+      <w:pPr>
+        <w:pStyle w:val="BodyText"/>
+      </w:pPr>
+      <w:r>
+        <w:rPr>
+          <w:bCs/>
+          <w:b/>
+        </w:rPr>
+        <w:t xml:space="preserve">Exit-only macro-stress overlay.</w:t>
+      </w:r>
+      <w:r>
+        <w:t xml:space="preserve"> </w:t>
+      </w:r>
+      <w:r>
+        <w:t xml:space="preserve">On top of the ladder, this forces</w:t>
+      </w:r>
+      <w:r>
+        <w:t xml:space="preserve"> </w:t>
       </w:r>
       <w:r>
         <w:rPr>
           <w:iCs/>
           <w:i/>
         </w:rPr>
-        <w:t xml:space="preserve"> </w:t>
-      </w:r>
-      <w:r>
-        <w:rPr>
-          <w:iCs/>
-          <w:i/>
-        </w:rPr>
-        <w:t xml:space="preserve">replicated</w:t>
-      </w:r>
-      <w:r>
-        <w:t xml:space="preserve"> </w:t>
-      </w:r>
-      <w:r>
-        <w:t xml:space="preserve">research (Faber 200-DMA trend; Moskowitz-Ooi-Pedersen time-series momentum; Moreira-Muir</w:t>
-      </w:r>
-      <w:r>
-        <w:t xml:space="preserve"> </w:t>
-      </w:r>
-      <w:r>
-        <w:t xml:space="preserve">volatility; Hurst-Ooi-Pedersen trend) —</w:t>
-      </w:r>
-      <w:r>
-        <w:t xml:space="preserve"> </w:t>
-      </w:r>
-      <w:r>
-        <w:rPr>
-          <w:bCs/>
-          <w:b/>
-        </w:rPr>
-        <w:t xml:space="preserve">not</w:t>
-      </w:r>
-      <w:r>
-        <w:t xml:space="preserve"> </w:t>
-      </w:r>
-      <w:r>
-        <w:t xml:space="preserve">a curve-fit backtest. Full detail:</w:t>
-      </w:r>
-      <w:r>
-        <w:t xml:space="preserve"> </w:t>
-      </w:r>
-      <w:r>
-        <w:rPr>
-          <w:rStyle w:val="VerbatimChar"/>
-        </w:rPr>
-        <w:t xml:space="preserve">REGIME.md</w:t>
-      </w:r>
-      <w:r>
-        <w:t xml:space="preserve">. The posture shows a</w:t>
-      </w:r>
-      <w:r>
-        <w:t xml:space="preserve"> </w:t>
-      </w:r>
-      <w:r>
-        <w:rPr>
-          <w:bCs/>
-          <w:b/>
-        </w:rPr>
-        <w:t xml:space="preserve">confidence</w:t>
-      </w:r>
-      <w:r>
-        <w:t xml:space="preserve"> </w:t>
-      </w:r>
-      <w:r>
-        <w:t xml:space="preserve">label (low/medium/high) and warns when the score sits near a band edge — it’s a coarse dial, not a precise number.</w:t>
-      </w:r>
-    </w:p>
-    <w:p>
-      <w:pPr>
-        <w:pStyle w:val="BodyText"/>
-      </w:pPr>
-      <w:r>
-        <w:rPr>
-          <w:bCs/>
-          <w:b/>
-        </w:rPr>
-        <w:t xml:space="preserve">v2 refinements:</w:t>
-      </w:r>
-      <w:r>
-        <w:t xml:space="preserve"> </w:t>
-      </w:r>
-      <w:r>
-        <w:t xml:space="preserve">the score is computed on the</w:t>
-      </w:r>
-      <w:r>
-        <w:t xml:space="preserve"> </w:t>
-      </w:r>
-      <w:r>
-        <w:rPr>
-          <w:bCs/>
-          <w:b/>
-        </w:rPr>
-        <w:t xml:space="preserve">theme ETFs</w:t>
-      </w:r>
-      <w:r>
-        <w:t xml:space="preserve"> </w:t>
-      </w:r>
-      <w:r>
-        <w:t xml:space="preserve">(a cleaner composite than averaging 19</w:t>
-      </w:r>
-      <w:r>
-        <w:t xml:space="preserve"> </w:t>
-      </w:r>
-      <w:r>
-        <w:t xml:space="preserve">noisy single names); it’s</w:t>
-      </w:r>
-      <w:r>
-        <w:t xml:space="preserve"> </w:t>
-      </w:r>
-      <w:r>
-        <w:rPr>
-          <w:bCs/>
-          <w:b/>
-        </w:rPr>
-        <w:t xml:space="preserve">account-aware</w:t>
-      </w:r>
-      <w:r>
-        <w:t xml:space="preserve"> </w:t>
-      </w:r>
-      <w:r>
-        <w:t xml:space="preserve">— the posture drives your</w:t>
-      </w:r>
-      <w:r>
-        <w:t xml:space="preserve"> </w:t>
-      </w:r>
-      <w:r>
-        <w:rPr>
-          <w:bCs/>
-          <w:b/>
-        </w:rPr>
-        <w:t xml:space="preserve">IRA/Roth</w:t>
-      </w:r>
-      <w:r>
-        <w:t xml:space="preserve"> </w:t>
-      </w:r>
-      <w:r>
-        <w:t xml:space="preserve">sleeve (tactical,</w:t>
-      </w:r>
-      <w:r>
-        <w:t xml:space="preserve"> </w:t>
-      </w:r>
-      <w:r>
-        <w:t xml:space="preserve">tax-free turnover) while</w:t>
-      </w:r>
-      <w:r>
-        <w:t xml:space="preserve"> </w:t>
-      </w:r>
-      <w:r>
-        <w:rPr>
-          <w:bCs/>
-          <w:b/>
-        </w:rPr>
-        <w:t xml:space="preserve">taxable</w:t>
-      </w:r>
-      <w:r>
-        <w:t xml:space="preserve"> </w:t>
-      </w:r>
-      <w:r>
-        <w:t xml:space="preserve">stays buy-and-hold anchors (shown under the posture); and it carries</w:t>
-      </w:r>
-      <w:r>
-        <w:t xml:space="preserve"> </w:t>
-      </w:r>
-      <w:r>
-        <w:t xml:space="preserve">a</w:t>
-      </w:r>
-      <w:r>
-        <w:t xml:space="preserve"> </w:t>
-      </w:r>
-      <w:r>
-        <w:rPr>
-          <w:bCs/>
-          <w:b/>
-        </w:rPr>
-        <w:t xml:space="preserve">per-name TSMOM tilt</w:t>
-      </w:r>
-      <w:r>
-        <w:t xml:space="preserve"> </w:t>
-      </w:r>
-      <w:r>
-        <w:t xml:space="preserve">(which names to lean into vs. trim).</w:t>
-      </w:r>
-    </w:p>
-    <w:p>
-      <w:pPr>
-        <w:pStyle w:val="BodyText"/>
-      </w:pPr>
-      <w:r>
-        <w:rPr>
-          <w:bCs/>
-          <w:b/>
-        </w:rPr>
-        <w:t xml:space="preserve">Overlays line.</w:t>
-      </w:r>
-      <w:r>
-        <w:t xml:space="preserve"> </w:t>
-      </w:r>
-      <w:r>
-        <w:t xml:space="preserve">Directly under the account policy, an</w:t>
-      </w:r>
-      <w:r>
-        <w:t xml:space="preserve"> </w:t>
-      </w:r>
-      <w:r>
-        <w:rPr>
-          <w:bCs/>
-          <w:b/>
-        </w:rPr>
-        <w:t xml:space="preserve">Overlays</w:t>
-      </w:r>
-      <w:r>
-        <w:t xml:space="preserve"> </w:t>
-      </w:r>
-      <w:r>
-        <w:t xml:space="preserve">row makes both dials explicit at a</w:t>
-      </w:r>
-      <w:r>
-        <w:t xml:space="preserve"> </w:t>
-      </w:r>
-      <w:r>
-        <w:t xml:space="preserve">glance: the</w:t>
-      </w:r>
-      <w:r>
-        <w:t xml:space="preserve"> </w:t>
-      </w:r>
-      <w:r>
-        <w:rPr>
-          <w:bCs/>
-          <w:b/>
-        </w:rPr>
-        <w:t xml:space="preserve">Brake</w:t>
-      </w:r>
-      <w:r>
-        <w:t xml:space="preserve"> </w:t>
-      </w:r>
-      <w:r>
-        <w:t xml:space="preserve">(trend vs the 200-DMA + breadth above it →</w:t>
-      </w:r>
-      <w:r>
-        <w:t xml:space="preserve"> </w:t>
-      </w:r>
-      <w:r>
-        <w:rPr>
-          <w:iCs/>
-          <w:i/>
-        </w:rPr>
-        <w:t xml:space="preserve">brakes on / clear</w:t>
-      </w:r>
-      <w:r>
-        <w:t xml:space="preserve">) and</w:t>
-      </w:r>
-      <w:r>
-        <w:t xml:space="preserve"> </w:t>
-      </w:r>
-      <w:r>
-        <w:rPr>
-          <w:bCs/>
-          <w:b/>
-        </w:rPr>
-        <w:t xml:space="preserve">Fast re-entry</w:t>
-      </w:r>
-      <w:r>
-        <w:t xml:space="preserve"> </w:t>
-      </w:r>
-      <w:r>
-        <w:t xml:space="preserve">(breadth above the 20-DMA vs its</w:t>
-      </w:r>
-      <w:r>
-        <w:t xml:space="preserve"> </w:t>
-      </w:r>
-      <w:r>
-        <w:rPr>
-          <w:bCs/>
-          <w:b/>
-        </w:rPr>
-        <w:t xml:space="preserve">60% trigger</w:t>
-      </w:r>
-      <w:r>
-        <w:t xml:space="preserve"> </w:t>
-      </w:r>
-      <w:r>
-        <w:t xml:space="preserve">→</w:t>
-      </w:r>
-      <w:r>
-        <w:t xml:space="preserve"> </w:t>
-      </w:r>
-      <w:r>
-        <w:rPr>
-          <w:iCs/>
-          <w:i/>
-        </w:rPr>
-        <w:t xml:space="preserve">armed</w:t>
-      </w:r>
-      <w:r>
-        <w:t xml:space="preserve"> </w:t>
-      </w:r>
-      <w:r>
-        <w:t xml:space="preserve">/</w:t>
-      </w:r>
-      <w:r>
-        <w:t xml:space="preserve"> </w:t>
-      </w:r>
-      <w:r>
-        <w:rPr>
-          <w:iCs/>
-          <w:i/>
-        </w:rPr>
-        <w:t xml:space="preserve">not armed</w:t>
-      </w:r>
-      <w:r>
-        <w:t xml:space="preserve">, and whether it</w:t>
-      </w:r>
-      <w:r>
-        <w:t xml:space="preserve"> </w:t>
-      </w:r>
-      <w:r>
-        <w:rPr>
-          <w:bCs/>
-          <w:b/>
-        </w:rPr>
-        <w:t xml:space="preserve">re-risked one</w:t>
-      </w:r>
-      <w:r>
-        <w:rPr>
-          <w:bCs/>
-          <w:b/>
-        </w:rPr>
-        <w:t xml:space="preserve"> </w:t>
-      </w:r>
-      <w:r>
-        <w:rPr>
-          <w:bCs/>
-          <w:b/>
-        </w:rPr>
-        <w:t xml:space="preserve">notch</w:t>
-      </w:r>
-      <w:r>
-        <w:t xml:space="preserve">), plus the macro overlay state. The tilt + posture flow into the</w:t>
-      </w:r>
-      <w:r>
-        <w:t xml:space="preserve"> </w:t>
-      </w:r>
-      <w:r>
-        <w:rPr>
-          <w:bCs/>
-          <w:b/>
-        </w:rPr>
-        <w:t xml:space="preserve">buy plan’s SIGNAL weights</w:t>
-      </w:r>
-      <w:r>
-        <w:t xml:space="preserve"> </w:t>
-      </w:r>
-      <w:r>
-        <w:t xml:space="preserve">(</w:t>
-      </w:r>
-      <w:r>
-        <w:rPr>
-          <w:rStyle w:val="VerbatimChar"/>
-        </w:rPr>
-        <w:t xml:space="preserve">web/sizing.mjs</w:t>
-      </w:r>
-      <w:r>
-        <w:t xml:space="preserve"> </w:t>
-      </w:r>
-      <w:r>
-        <w:rPr>
-          <w:rStyle w:val="VerbatimChar"/>
-        </w:rPr>
-        <w:t xml:space="preserve">regimeFactor</w:t>
-      </w:r>
-      <w:r>
-        <w:t xml:space="preserve"> </w:t>
-      </w:r>
-      <w:r>
-        <w:t xml:space="preserve">— overweights only accelerate in a risk-on posture; trims bite in any</w:t>
-      </w:r>
-      <w:r>
-        <w:t xml:space="preserve"> </w:t>
-      </w:r>
-      <w:r>
-        <w:t xml:space="preserve">posture) and into the forced-flow accumulate badges (⏳ on-trigger when the brakes are on).</w:t>
-      </w:r>
-    </w:p>
-    <w:p>
-      <w:pPr>
-        <w:pStyle w:val="BodyText"/>
-      </w:pPr>
-      <w:r>
-        <w:rPr>
-          <w:bCs/>
-          <w:b/>
-        </w:rPr>
-        <w:t xml:space="preserve">Regime instruments panel.</w:t>
-      </w:r>
-      <w:r>
-        <w:t xml:space="preserve"> </w:t>
-      </w:r>
-      <w:r>
-        <w:t xml:space="preserve">Under the posture, a small table shows the daily technicals the timing layer</w:t>
-      </w:r>
-      <w:r>
-        <w:t xml:space="preserve"> </w:t>
-      </w:r>
-      <w:r>
-        <w:t xml:space="preserve">actually reads on the</w:t>
-      </w:r>
-      <w:r>
-        <w:t xml:space="preserve"> </w:t>
-      </w:r>
-      <w:r>
-        <w:rPr>
-          <w:bCs/>
-          <w:b/>
-        </w:rPr>
-        <w:t xml:space="preserve">QQQ</w:t>
-      </w:r>
-      <w:r>
-        <w:t xml:space="preserve"> </w:t>
-      </w:r>
-      <w:r>
-        <w:t xml:space="preserve">complex —</w:t>
-      </w:r>
-      <w:r>
-        <w:t xml:space="preserve"> </w:t>
-      </w:r>
-      <w:r>
-        <w:rPr>
-          <w:bCs/>
-          <w:b/>
-        </w:rPr>
-        <w:t xml:space="preserve">QQQ</w:t>
-      </w:r>
-      <w:r>
-        <w:t xml:space="preserve"> </w:t>
-      </w:r>
-      <w:r>
-        <w:t xml:space="preserve">(the regime’s reference underlying) plus</w:t>
-      </w:r>
-      <w:r>
-        <w:t xml:space="preserve"> </w:t>
-      </w:r>
-      <w:r>
-        <w:rPr>
-          <w:bCs/>
-          <w:b/>
-        </w:rPr>
-        <w:t xml:space="preserve">TQQQ / SQQQ</w:t>
-      </w:r>
-      <w:r>
-        <w:t xml:space="preserve"> </w:t>
-      </w:r>
-      <w:r>
-        <w:t xml:space="preserve">(the</w:t>
-      </w:r>
-      <w:r>
-        <w:t xml:space="preserve"> </w:t>
-      </w:r>
-      <w:r>
-        <w:t xml:space="preserve">3× long / 3× short proxies, the actionable risk-on / brake instruments):</w:t>
-      </w:r>
-      <w:r>
-        <w:t xml:space="preserve"> </w:t>
-      </w:r>
-      <w:r>
-        <w:rPr>
-          <w:bCs/>
-          <w:b/>
-        </w:rPr>
-        <w:t xml:space="preserve">price, RSI-14, % vs the 200-DMA</w:t>
-      </w:r>
-      <w:r>
-        <w:rPr>
-          <w:bCs/>
-          <w:b/>
-        </w:rPr>
-        <w:t xml:space="preserve"> </w:t>
-      </w:r>
-      <w:r>
-        <w:rPr>
-          <w:bCs/>
-          <w:b/>
-        </w:rPr>
-        <w:t xml:space="preserve">(green above / red below), % off the 52-week high, 12-month &amp; 1-month momentum, and realized vol</w:t>
-      </w:r>
-      <w:r>
-        <w:t xml:space="preserve">, refreshed</w:t>
-      </w:r>
-      <w:r>
-        <w:t xml:space="preserve"> </w:t>
-      </w:r>
-      <w:r>
-        <w:t xml:space="preserve">every scan. RSI &gt; 70 reads overbought, &lt; 30 oversold.</w:t>
-      </w:r>
-      <w:r>
-        <w:t xml:space="preserve"> </w:t>
-      </w:r>
-      <w:r>
-        <w:rPr>
-          <w:bCs/>
-          <w:b/>
-        </w:rPr>
-        <w:t xml:space="preserve">TQQQ/SQQQ are leveraged — tactical only, their value</w:t>
-      </w:r>
-      <w:r>
-        <w:rPr>
-          <w:bCs/>
-          <w:b/>
-        </w:rPr>
-        <w:t xml:space="preserve"> </w:t>
-      </w:r>
-      <w:r>
-        <w:rPr>
-          <w:bCs/>
-          <w:b/>
-        </w:rPr>
-        <w:t xml:space="preserve">decays over time; they are not buy-and-hold.</w:t>
-      </w:r>
-      <w:r>
-        <w:t xml:space="preserve"> </w:t>
-      </w:r>
-      <w:r>
-        <w:t xml:space="preserve">It’s its own card beneath the posture. Technicals are computed</w:t>
-      </w:r>
-      <w:r>
-        <w:t xml:space="preserve"> </w:t>
-      </w:r>
-      <w:r>
-        <w:t xml:space="preserve">from the</w:t>
-      </w:r>
-      <w:r>
-        <w:t xml:space="preserve"> </w:t>
-      </w:r>
-      <w:r>
-        <w:rPr>
-          <w:bCs/>
-          <w:b/>
-        </w:rPr>
-        <w:t xml:space="preserve">deep price-history DB</w:t>
-      </w:r>
-      <w:r>
-        <w:t xml:space="preserve"> </w:t>
-      </w:r>
-      <w:r>
-        <w:t xml:space="preserve">(2.2y → real 12-month momentum), not a shallow 1-year fetch; the columns</w:t>
-      </w:r>
-      <w:r>
-        <w:t xml:space="preserve"> </w:t>
-      </w:r>
-      <w:r>
-        <w:t xml:space="preserve">adapt — a metric only appears once it has data, so a freshly-added instrument with no DB history yet (TQQQ/SQQQ</w:t>
-      </w:r>
-      <w:r>
-        <w:t xml:space="preserve"> </w:t>
-      </w:r>
-      <w:r>
-        <w:t xml:space="preserve">until the one-time</w:t>
-      </w:r>
-      <w:r>
-        <w:t xml:space="preserve"> </w:t>
-      </w:r>
-      <w:r>
-        <w:rPr>
-          <w:rStyle w:val="VerbatimChar"/>
-        </w:rPr>
-        <w:t xml:space="preserve">--backfill</w:t>
-      </w:r>
-      <w:r>
-        <w:t xml:space="preserve"> </w:t>
-      </w:r>
-      <w:r>
-        <w:t xml:space="preserve">runs) simply omits 12m rather than showing a blank column, and the footnote</w:t>
-      </w:r>
-      <w:r>
-        <w:t xml:space="preserve"> </w:t>
-      </w:r>
-      <w:r>
-        <w:t xml:space="preserve">calls out any instrument still on the 1-year fetch. QQQ (already in the DB) shows the full set immediately.</w:t>
-      </w:r>
-    </w:p>
-    <w:p>
-      <w:pPr>
-        <w:pStyle w:val="BodyText"/>
-      </w:pPr>
-      <w:r>
-        <w:rPr>
-          <w:bCs/>
-          <w:b/>
-        </w:rPr>
-        <w:t xml:space="preserve">Two overlays (Timing v2):</w:t>
-      </w:r>
-      <w:r>
-        <w:t xml:space="preserve"> </w:t>
-      </w:r>
-      <w:r>
-        <w:t xml:space="preserve">-</w:t>
-      </w:r>
-      <w:r>
-        <w:t xml:space="preserve"> </w:t>
-      </w:r>
-      <w:r>
-        <w:rPr>
-          <w:bCs/>
-          <w:b/>
-        </w:rPr>
-        <w:t xml:space="preserve">Macro-stress brake (exit-only).</w:t>
-      </w:r>
-      <w:r>
-        <w:t xml:space="preserve"> </w:t>
-      </w:r>
-      <w:r>
-        <w:t xml:space="preserve">Forces</w:t>
-      </w:r>
-      <w:r>
-        <w:t xml:space="preserve"> </w:t>
-      </w:r>
-      <w:r>
-        <w:rPr>
-          <w:iCs/>
-          <w:i/>
-        </w:rPr>
         <w:t xml:space="preserve">defensive</w:t>
       </w:r>
       <w:r>
@@ -5691,21 +5689,21 @@
           <w:bCs/>
           <w:b/>
         </w:rPr>
-        <w:t xml:space="preserve">two leading risk signals fire</w:t>
-      </w:r>
-      <w:r>
-        <w:rPr>
-          <w:bCs/>
-          <w:b/>
-        </w:rPr>
-        <w:t xml:space="preserve"> </w:t>
-      </w:r>
-      <w:r>
-        <w:rPr>
-          <w:bCs/>
-          <w:b/>
-        </w:rPr>
-        <w:t xml:space="preserve">together</w:t>
+        <w:t xml:space="preserve">two leading</w:t>
+      </w:r>
+      <w:r>
+        <w:rPr>
+          <w:bCs/>
+          <w:b/>
+        </w:rPr>
+        <w:t xml:space="preserve"> </w:t>
+      </w:r>
+      <w:r>
+        <w:rPr>
+          <w:bCs/>
+          <w:b/>
+        </w:rPr>
+        <w:t xml:space="preserve">risk signals fire together</w:t>
       </w:r>
       <w:r>
         <w:t xml:space="preserve"> </w:t>
@@ -5727,251 +5725,62 @@
         <w:t xml:space="preserve"> </w:t>
       </w:r>
       <w:r>
-        <w:t xml:space="preserve">(front VIX ≥ VIX3M)</w:t>
-      </w:r>
-      <w:r>
-        <w:t xml:space="preserve"> </w:t>
-      </w:r>
-      <w:r>
-        <w:rPr>
-          <w:bCs/>
-          <w:b/>
-        </w:rPr>
-        <w:t xml:space="preserve">AND high-yield credit widens</w:t>
-      </w:r>
-      <w:r>
-        <w:rPr>
-          <w:bCs/>
-          <w:b/>
-        </w:rPr>
-        <w:t xml:space="preserve"> </w:t>
-      </w:r>
-      <w:r>
-        <w:rPr>
-          <w:bCs/>
-          <w:b/>
-        </w:rPr>
-        <w:t xml:space="preserve">fast</w:t>
-      </w:r>
-      <w:r>
-        <w:t xml:space="preserve"> </w:t>
-      </w:r>
-      <w:r>
-        <w:t xml:space="preserve">(HYG ~1-month return ≤ −3%). Requiring both makes false alarms rare; being exit-only means it</w:t>
-      </w:r>
-      <w:r>
-        <w:t xml:space="preserve"> </w:t>
-      </w:r>
-      <w:r>
-        <w:t xml:space="preserve">can only de-risk, never add. When it’s on, the posture note shows</w:t>
-      </w:r>
-      <w:r>
-        <w:t xml:space="preserve"> </w:t>
-      </w:r>
-      <w:r>
-        <w:rPr>
-          <w:bCs/>
-          <w:b/>
-        </w:rPr>
-        <w:t xml:space="preserve">MACRO-STRESS</w:t>
+        <w:t xml:space="preserve">(front VIX ≥ VIX3M, 3 days)</w:t>
+      </w:r>
+      <w:r>
+        <w:t xml:space="preserve"> </w:t>
+      </w:r>
+      <w:r>
+        <w:rPr>
+          <w:bCs/>
+          <w:b/>
+        </w:rPr>
+        <w:t xml:space="preserve">AND</w:t>
+      </w:r>
+      <w:r>
+        <w:rPr>
+          <w:bCs/>
+          <w:b/>
+        </w:rPr>
+        <w:t xml:space="preserve"> </w:t>
+      </w:r>
+      <w:r>
+        <w:rPr>
+          <w:bCs/>
+          <w:b/>
+        </w:rPr>
+        <w:t xml:space="preserve">high-yield credit widens fast</w:t>
+      </w:r>
+      <w:r>
+        <w:t xml:space="preserve"> </w:t>
+      </w:r>
+      <w:r>
+        <w:t xml:space="preserve">(HY-velocity top-5%). Requiring both makes false alarms rare; being</w:t>
+      </w:r>
+      <w:r>
+        <w:t xml:space="preserve"> </w:t>
+      </w:r>
+      <w:r>
+        <w:t xml:space="preserve">exit-only means it can only de-risk, never add — and it always wins over the thrust re-entry. When it’s on,</w:t>
+      </w:r>
+      <w:r>
+        <w:t xml:space="preserve"> </w:t>
+      </w:r>
+      <w:r>
+        <w:t xml:space="preserve">the posture note shows</w:t>
+      </w:r>
+      <w:r>
+        <w:t xml:space="preserve"> </w:t>
+      </w:r>
+      <w:r>
+        <w:rPr>
+          <w:bCs/>
+          <w:b/>
+        </w:rPr>
+        <w:t xml:space="preserve">COMPOSITE-STRESS</w:t>
       </w:r>
       <w:r>
         <w:t xml:space="preserve">.</w:t>
-      </w:r>
-      <w:r>
-        <w:t xml:space="preserve"> </w:t>
-      </w:r>
-      <w:r>
-        <w:t xml:space="preserve">-</w:t>
-      </w:r>
-      <w:r>
-        <w:t xml:space="preserve"> </w:t>
-      </w:r>
-      <w:r>
-        <w:rPr>
-          <w:bCs/>
-          <w:b/>
-        </w:rPr>
-        <w:t xml:space="preserve">20-DMA fast re-entry.</w:t>
-      </w:r>
-      <w:r>
-        <w:t xml:space="preserve"> </w:t>
-      </w:r>
-      <w:r>
-        <w:t xml:space="preserve">When ≥60% of holdings reclaim their 20-day average</w:t>
-      </w:r>
-      <w:r>
-        <w:t xml:space="preserve"> </w:t>
-      </w:r>
-      <w:r>
-        <w:rPr>
-          <w:bCs/>
-          <w:b/>
-        </w:rPr>
-        <w:t xml:space="preserve">for a 2nd day</w:t>
-      </w:r>
-      <w:r>
-        <w:t xml:space="preserve"> </w:t>
-      </w:r>
-      <w:r>
-        <w:t xml:space="preserve">— a</w:t>
-      </w:r>
-      <w:r>
-        <w:t xml:space="preserve"> </w:t>
-      </w:r>
-      <w:r>
-        <w:rPr>
-          <w:iCs/>
-          <w:i/>
-        </w:rPr>
-        <w:t xml:space="preserve">confirmed</w:t>
-      </w:r>
-      <w:r>
-        <w:t xml:space="preserve"> </w:t>
-      </w:r>
-      <w:r>
-        <w:t xml:space="preserve">broad thrust — it</w:t>
-      </w:r>
-      <w:r>
-        <w:t xml:space="preserve"> </w:t>
-      </w:r>
-      <w:r>
-        <w:rPr>
-          <w:bCs/>
-          <w:b/>
-        </w:rPr>
-        <w:t xml:space="preserve">clears the deploy-brake to neutral</w:t>
-      </w:r>
-      <w:r>
-        <w:t xml:space="preserve">, even out of a deep</w:t>
-      </w:r>
-      <w:r>
-        <w:t xml:space="preserve"> </w:t>
-      </w:r>
-      <w:r>
-        <w:rPr>
-          <w:iCs/>
-          <w:i/>
-        </w:rPr>
-        <w:t xml:space="preserve">defensive</w:t>
-      </w:r>
-      <w:r>
-        <w:t xml:space="preserve"> </w:t>
-      </w:r>
-      <w:r>
-        <w:t xml:space="preserve">regime, so you don’t stay in cash through a V-shaped bottom (the momentum-crash fix). The 2-day</w:t>
-      </w:r>
-      <w:r>
-        <w:t xml:space="preserve"> </w:t>
-      </w:r>
-      <w:r>
-        <w:t xml:space="preserve">confirmation matters: a single-day ≥60% pop is a classic</w:t>
-      </w:r>
-      <w:r>
-        <w:t xml:space="preserve"> </w:t>
-      </w:r>
-      <w:r>
-        <w:rPr>
-          <w:bCs/>
-          <w:b/>
-        </w:rPr>
-        <w:t xml:space="preserve">bear-market-rally head-fake</w:t>
-      </w:r>
-      <w:r>
-        <w:t xml:space="preserve">, so the thrust</w:t>
-      </w:r>
-      <w:r>
-        <w:t xml:space="preserve"> </w:t>
-      </w:r>
-      <w:r>
-        <w:t xml:space="preserve">must</w:t>
-      </w:r>
-      <w:r>
-        <w:t xml:space="preserve"> </w:t>
-      </w:r>
-      <w:r>
-        <w:rPr>
-          <w:iCs/>
-          <w:i/>
-        </w:rPr>
-        <w:t xml:space="preserve">persist</w:t>
-      </w:r>
-      <w:r>
-        <w:t xml:space="preserve"> </w:t>
-      </w:r>
-      <w:r>
-        <w:t xml:space="preserve">before it re-risks (the overlay shows</w:t>
-      </w:r>
-      <w:r>
-        <w:t xml:space="preserve"> </w:t>
-      </w:r>
-      <w:r>
-        <w:rPr>
-          <w:iCs/>
-          <w:i/>
-        </w:rPr>
-        <w:t xml:space="preserve">“</w:t>
-      </w:r>
-      <w:r>
-        <w:rPr>
-          <w:iCs/>
-          <w:i/>
-        </w:rPr>
-        <w:t xml:space="preserve">thrust forming — needs a 2nd day</w:t>
-      </w:r>
-      <w:r>
-        <w:rPr>
-          <w:iCs/>
-          <w:i/>
-        </w:rPr>
-        <w:t xml:space="preserve">”</w:t>
-      </w:r>
-      <w:r>
-        <w:t xml:space="preserve"> </w:t>
-      </w:r>
-      <w:r>
-        <w:t xml:space="preserve">until then).</w:t>
-      </w:r>
-      <w:r>
-        <w:t xml:space="preserve"> </w:t>
-      </w:r>
-      <w:r>
-        <w:t xml:space="preserve">It’s</w:t>
-      </w:r>
-      <w:r>
-        <w:t xml:space="preserve"> </w:t>
-      </w:r>
-      <w:r>
-        <w:rPr>
-          <w:bCs/>
-          <w:b/>
-        </w:rPr>
-        <w:t xml:space="preserve">capped at neutral</w:t>
-      </w:r>
-      <w:r>
-        <w:t xml:space="preserve">: it lifts the brake (deploy pace) without triggering position</w:t>
-      </w:r>
-      <w:r>
-        <w:t xml:space="preserve"> </w:t>
-      </w:r>
-      <w:r>
-        <w:rPr>
-          <w:iCs/>
-          <w:i/>
-        </w:rPr>
-        <w:t xml:space="preserve">acceleration</w:t>
-      </w:r>
-      <w:r>
-        <w:t xml:space="preserve"> </w:t>
-      </w:r>
-      <w:r>
-        <w:t xml:space="preserve">—</w:t>
-      </w:r>
-      <w:r>
-        <w:t xml:space="preserve"> </w:t>
-      </w:r>
-      <w:r>
-        <w:t xml:space="preserve">re-risk, not lever up. The macro-stress brake always wins over it.</w:t>
       </w:r>
     </w:p>
     <w:bookmarkEnd w:id="48"/>

--- a/docs/USER-GUIDE.docx
+++ b/docs/USER-GUIDE.docx
@@ -5214,7 +5214,45 @@
         <w:t xml:space="preserve"> </w:t>
       </w:r>
       <w:r>
-        <w:t xml:space="preserve">(sample-size based).</w:t>
+        <w:t xml:space="preserve">(sample-size based). The</w:t>
+      </w:r>
+      <w:r>
+        <w:t xml:space="preserve"> </w:t>
+      </w:r>
+      <w:r>
+        <w:rPr>
+          <w:bCs/>
+          <w:b/>
+        </w:rPr>
+        <w:t xml:space="preserve">?</w:t>
+      </w:r>
+      <w:r>
+        <w:t xml:space="preserve"> </w:t>
+      </w:r>
+      <w:r>
+        <w:t xml:space="preserve">help on the posture opens a</w:t>
+      </w:r>
+      <w:r>
+        <w:t xml:space="preserve"> </w:t>
+      </w:r>
+      <w:r>
+        <w:rPr>
+          <w:bCs/>
+          <w:b/>
+        </w:rPr>
+        <w:t xml:space="preserve">diagram of the F+C Thrust ladder</w:t>
+      </w:r>
+      <w:r>
+        <w:t xml:space="preserve"> </w:t>
+      </w:r>
+      <w:r>
+        <w:t xml:space="preserve">(the four</w:t>
+      </w:r>
+      <w:r>
+        <w:t xml:space="preserve"> </w:t>
+      </w:r>
+      <w:r>
+        <w:t xml:space="preserve">legs, their outcomes, and the exit-only overlay).</w:t>
       </w:r>
     </w:p>
     <w:p>

--- a/docs/USER-GUIDE.docx
+++ b/docs/USER-GUIDE.docx
@@ -6748,7 +6748,7 @@
         <w:t xml:space="preserve"> </w:t>
       </w:r>
       <w:r>
-        <w:t xml:space="preserve">— the timing overlay applied to</w:t>
+        <w:t xml:space="preserve">— the timing overlay on</w:t>
       </w:r>
       <w:r>
         <w:t xml:space="preserve"> </w:t>
@@ -6764,23 +6764,67 @@
         <w:t xml:space="preserve"> </w:t>
       </w:r>
       <w:r>
-        <w:t xml:space="preserve">target-weighted basket (the alpha-from-scarcities selection) vs buy-&amp;-hold the book, each checked against −35%.</w:t>
-      </w:r>
-      <w:r>
-        <w:t xml:space="preserve"> </w:t>
-      </w:r>
-      <w:r>
-        <w:rPr>
-          <w:bCs/>
-          <w:b/>
-        </w:rPr>
-        <w:t xml:space="preserve">Honest caveat:</w:t>
-      </w:r>
-      <w:r>
-        <w:t xml:space="preserve"> </w:t>
-      </w:r>
-      <w:r>
-        <w:t xml:space="preserve">the book’s own history is short and (so far) bull-only, so this line can’t show the timing’s tail benefit until the book lives through a real drawdown.</w:t>
+        <w:t xml:space="preserve">target-weighted basket vs buy-&amp;-hold. It reports a</w:t>
+      </w:r>
+      <w:r>
+        <w:t xml:space="preserve"> </w:t>
+      </w:r>
+      <w:r>
+        <w:rPr>
+          <w:bCs/>
+          <w:b/>
+        </w:rPr>
+        <w:t xml:space="preserve">realistic</w:t>
+      </w:r>
+      <w:r>
+        <w:t xml:space="preserve"> </w:t>
+      </w:r>
+      <w:r>
+        <w:t xml:space="preserve">number:</w:t>
+      </w:r>
+      <w:r>
+        <w:t xml:space="preserve"> </w:t>
+      </w:r>
+      <w:r>
+        <w:rPr>
+          <w:bCs/>
+          <w:b/>
+        </w:rPr>
+        <w:t xml:space="preserve">only the IRA sleeve is timed</w:t>
+      </w:r>
+      <w:r>
+        <w:t xml:space="preserve"> </w:t>
+      </w:r>
+      <w:r>
+        <w:t xml:space="preserve">(the taxable sleeve is buy-and-hold for timing — it changes only on scarcity/thesis decisions), so the realistic drawdown-cut is ~the IRA share of the fully-timed cut (shown in</w:t>
+      </w:r>
+      <w:r>
+        <w:t xml:space="preserve"> </w:t>
+      </w:r>
+      <w:r>
+        <w:rPr>
+          <w:rStyle w:val="VerbatimChar"/>
+        </w:rPr>
+        <w:t xml:space="preserve">[brackets]</w:t>
+      </w:r>
+      <w:r>
+        <w:t xml:space="preserve">).</w:t>
+      </w:r>
+      <w:r>
+        <w:t xml:space="preserve"> </w:t>
+      </w:r>
+      <w:r>
+        <w:rPr>
+          <w:bCs/>
+          <w:b/>
+        </w:rPr>
+        <w:t xml:space="preserve">Caveat:</w:t>
+      </w:r>
+      <w:r>
+        <w:t xml:space="preserve"> </w:t>
+      </w:r>
+      <w:r>
+        <w:t xml:space="preserve">the book’s history is short/bull-only, so the tail benefit only shows through a real drawdown.</w:t>
       </w:r>
       <w:r>
         <w:t xml:space="preserve"> </w:t>
@@ -6818,7 +6862,7 @@
         <w:t xml:space="preserve"> </w:t>
       </w:r>
       <w:r>
-        <w:t xml:space="preserve">(SMH/XLI/XLU/XME/ITA/PHO/XLK) and the same F+C Thrust ladder is run through</w:t>
+        <w:t xml:space="preserve">(SMH/XLI/XLU/XME/ITA/PHO/XLK) and the same ladder is run through</w:t>
       </w:r>
       <w:r>
         <w:t xml:space="preserve"> </w:t>
@@ -6831,7 +6875,67 @@
         <w:t xml:space="preserve">2008/2020/2022</w:t>
       </w:r>
       <w:r>
-        <w:t xml:space="preserve">. This is where the</w:t>
+        <w:t xml:space="preserve">, again</w:t>
+      </w:r>
+      <w:r>
+        <w:t xml:space="preserve"> </w:t>
+      </w:r>
+      <w:r>
+        <w:rPr>
+          <w:bCs/>
+          <w:b/>
+        </w:rPr>
+        <w:t xml:space="preserve">IRA-only timed</w:t>
+      </w:r>
+      <w:r>
+        <w:t xml:space="preserve"> </w:t>
+      </w:r>
+      <w:r>
+        <w:t xml:space="preserve">(taxable buy-&amp;-hold). This is where the combo is actually cycle-tested. It’s an</w:t>
+      </w:r>
+      <w:r>
+        <w:t xml:space="preserve"> </w:t>
+      </w:r>
+      <w:r>
+        <w:rPr>
+          <w:bCs/>
+          <w:b/>
+        </w:rPr>
+        <w:t xml:space="preserve">analogue</w:t>
+      </w:r>
+      <w:r>
+        <w:t xml:space="preserve"> </w:t>
+      </w:r>
+      <w:r>
+        <w:t xml:space="preserve">— composition/weights approximate, mapping chosen with hindsight, survivors — so read the</w:t>
+      </w:r>
+      <w:r>
+        <w:t xml:space="preserve"> </w:t>
+      </w:r>
+      <w:r>
+        <w:rPr>
+          <w:bCs/>
+          <w:b/>
+        </w:rPr>
+        <w:t xml:space="preserve">drawdown-cut and Calmar delta</w:t>
+      </w:r>
+      <w:r>
+        <w:t xml:space="preserve">, not absolute CAGR. Full caveats:</w:t>
+      </w:r>
+      <w:r>
+        <w:t xml:space="preserve"> </w:t>
+      </w:r>
+      <w:r>
+        <w:rPr>
+          <w:rStyle w:val="VerbatimChar"/>
+        </w:rPr>
+        <w:t xml:space="preserve">docs/DRAWDOWN-DEFENSE.md</w:t>
+      </w:r>
+      <w:r>
+        <w:t xml:space="preserve"> </w:t>
+      </w:r>
+      <w:r>
+        <w:t xml:space="preserve">→</w:t>
       </w:r>
       <w:r>
         <w:t xml:space="preserve"> </w:t>
@@ -6841,73 +6945,10 @@
           <w:iCs/>
           <w:i/>
         </w:rPr>
-        <w:t xml:space="preserve">combo</w:t>
-      </w:r>
-      <w:r>
-        <w:t xml:space="preserve"> </w:t>
-      </w:r>
-      <w:r>
-        <w:t xml:space="preserve">(theme × timing) is actually cycle-tested. It’s an</w:t>
-      </w:r>
-      <w:r>
-        <w:t xml:space="preserve"> </w:t>
-      </w:r>
-      <w:r>
-        <w:rPr>
-          <w:bCs/>
-          <w:b/>
-        </w:rPr>
-        <w:t xml:space="preserve">analogue</w:t>
-      </w:r>
-      <w:r>
-        <w:t xml:space="preserve"> </w:t>
-      </w:r>
-      <w:r>
-        <w:t xml:space="preserve">— composition/weights approximate, mapping chosen with hindsight, survivors — so read the</w:t>
-      </w:r>
-      <w:r>
-        <w:t xml:space="preserve"> </w:t>
-      </w:r>
-      <w:r>
-        <w:rPr>
-          <w:bCs/>
-          <w:b/>
-        </w:rPr>
-        <w:t xml:space="preserve">drawdown-cut and Calmar delta</w:t>
-      </w:r>
-      <w:r>
-        <w:t xml:space="preserve">, not the absolute CAGR. See</w:t>
-      </w:r>
-      <w:r>
-        <w:t xml:space="preserve"> </w:t>
-      </w:r>
-      <w:r>
-        <w:rPr>
-          <w:rStyle w:val="VerbatimChar"/>
-        </w:rPr>
-        <w:t xml:space="preserve">docs/DRAWDOWN-DEFENSE.md</w:t>
-      </w:r>
-      <w:r>
-        <w:t xml:space="preserve"> </w:t>
-      </w:r>
-      <w:r>
-        <w:t xml:space="preserve">→</w:t>
-      </w:r>
-      <w:r>
-        <w:t xml:space="preserve"> </w:t>
-      </w:r>
-      <w:r>
-        <w:rPr>
-          <w:iCs/>
-          <w:i/>
-        </w:rPr>
         <w:t xml:space="preserve">Backtest realism</w:t>
       </w:r>
       <w:r>
-        <w:t xml:space="preserve"> </w:t>
-      </w:r>
-      <w:r>
-        <w:t xml:space="preserve">for the full caveats (tax not modeled = IRA-only; execution optimism; survivor/hindsight bias).</w:t>
+        <w:t xml:space="preserve">.</w:t>
       </w:r>
       <w:r>
         <w:t xml:space="preserve"> </w:t>

--- a/docs/USER-GUIDE.docx
+++ b/docs/USER-GUIDE.docx
@@ -190,7 +190,7 @@
       <w:r>
         <w:drawing>
           <wp:inline>
-            <wp:extent cx="5334000" cy="11709796"/>
+            <wp:extent cx="5334000" cy="11872317"/>
             <wp:effectExtent b="0" l="0" r="0" t="0"/>
             <wp:docPr descr="Puck overview" title="" id="21" name="Picture"/>
             <a:graphic>
@@ -211,7 +211,7 @@
                   <pic:spPr bwMode="auto">
                     <a:xfrm>
                       <a:off x="0" y="0"/>
-                      <a:ext cx="5334000" cy="11709796"/>
+                      <a:ext cx="5334000" cy="11872317"/>
                     </a:xfrm>
                     <a:prstGeom prst="rect">
                       <a:avLst/>
@@ -3309,7 +3309,7 @@
       <w:r>
         <w:drawing>
           <wp:inline>
-            <wp:extent cx="5334000" cy="11713964"/>
+            <wp:extent cx="5334000" cy="11876484"/>
             <wp:effectExtent b="0" l="0" r="0" t="0"/>
             <wp:docPr descr="Scarcity radar" title="" id="42" name="Picture"/>
             <a:graphic>
@@ -3330,7 +3330,7 @@
                   <pic:spPr bwMode="auto">
                     <a:xfrm>
                       <a:off x="0" y="0"/>
-                      <a:ext cx="5334000" cy="11713964"/>
+                      <a:ext cx="5334000" cy="11876484"/>
                     </a:xfrm>
                     <a:prstGeom prst="rect">
                       <a:avLst/>
@@ -13771,7 +13771,7 @@
       <w:r>
         <w:drawing>
           <wp:inline>
-            <wp:extent cx="5334000" cy="7525940"/>
+            <wp:extent cx="5334000" cy="7421760"/>
             <wp:effectExtent b="0" l="0" r="0" t="0"/>
             <wp:docPr descr="Filings and news" title="" id="68" name="Picture"/>
             <a:graphic>
@@ -13792,7 +13792,7 @@
                   <pic:spPr bwMode="auto">
                     <a:xfrm>
                       <a:off x="0" y="0"/>
-                      <a:ext cx="5334000" cy="7525940"/>
+                      <a:ext cx="5334000" cy="7421760"/>
                     </a:xfrm>
                     <a:prstGeom prst="rect">
                       <a:avLst/>
@@ -14740,7 +14740,7 @@
       <w:r>
         <w:drawing>
           <wp:inline>
-            <wp:extent cx="5334000" cy="3750468"/>
+            <wp:extent cx="5334000" cy="6184106"/>
             <wp:effectExtent b="0" l="0" r="0" t="0"/>
             <wp:docPr descr="Agent digest" title="" id="76" name="Picture"/>
             <a:graphic>
@@ -14761,7 +14761,7 @@
                   <pic:spPr bwMode="auto">
                     <a:xfrm>
                       <a:off x="0" y="0"/>
-                      <a:ext cx="5334000" cy="3750468"/>
+                      <a:ext cx="5334000" cy="6184106"/>
                     </a:xfrm>
                     <a:prstGeom prst="rect">
                       <a:avLst/>
@@ -15124,7 +15124,7 @@
       <w:r>
         <w:drawing>
           <wp:inline>
-            <wp:extent cx="5334000" cy="3750468"/>
+            <wp:extent cx="5334000" cy="6184106"/>
             <wp:effectExtent b="0" l="0" r="0" t="0"/>
             <wp:docPr descr="Settings" title="" id="80" name="Picture"/>
             <a:graphic>
@@ -15145,7 +15145,7 @@
                   <pic:spPr bwMode="auto">
                     <a:xfrm>
                       <a:off x="0" y="0"/>
-                      <a:ext cx="5334000" cy="3750468"/>
+                      <a:ext cx="5334000" cy="6184106"/>
                     </a:xfrm>
                     <a:prstGeom prst="rect">
                       <a:avLst/>
@@ -15489,23 +15489,41 @@
         <w:t xml:space="preserve"> </w:t>
       </w:r>
       <w:r>
-        <w:t xml:space="preserve">(Contents: R/W) — lets</w:t>
-      </w:r>
-      <w:r>
-        <w:t xml:space="preserve"> </w:t>
-      </w:r>
-      <w:r>
-        <w:rPr>
-          <w:bCs/>
-          <w:b/>
-        </w:rPr>
-        <w:t xml:space="preserve">⟳ Refresh</w:t>
-      </w:r>
-      <w:r>
-        <w:t xml:space="preserve"> </w:t>
-      </w:r>
-      <w:r>
-        <w:t xml:space="preserve">trigger a live scan (§9).</w:t>
+        <w:t xml:space="preserve">(Contents: R/W) — only needed for the</w:t>
+      </w:r>
+      <w:r>
+        <w:t xml:space="preserve"> </w:t>
+      </w:r>
+      <w:r>
+        <w:rPr>
+          <w:bCs/>
+          <w:b/>
+        </w:rPr>
+        <w:t xml:space="preserve">fallback</w:t>
+      </w:r>
+      <w:r>
+        <w:t xml:space="preserve"> </w:t>
+      </w:r>
+      <w:r>
+        <w:t xml:space="preserve">⟳ Refresh path; with the</w:t>
+      </w:r>
+      <w:r>
+        <w:t xml:space="preserve"> </w:t>
+      </w:r>
+      <w:r>
+        <w:t xml:space="preserve">keyless server-side setup (</w:t>
+      </w:r>
+      <w:r>
+        <w:rPr>
+          <w:rStyle w:val="VerbatimChar"/>
+        </w:rPr>
+        <w:t xml:space="preserve">SETUP.md</w:t>
+      </w:r>
+      <w:r>
+        <w:t xml:space="preserve"> </w:t>
+      </w:r>
+      <w:r>
+        <w:t xml:space="preserve">§3a) you don’t paste this at all (§9).</w:t>
       </w:r>
       <w:r>
         <w:t xml:space="preserve"> </w:t>
@@ -16209,7 +16227,137 @@
         <w:t xml:space="preserve"> </w:t>
       </w:r>
       <w:r>
-        <w:t xml:space="preserve">- The first time, paste your</w:t>
+        <w:t xml:space="preserve">-</w:t>
+      </w:r>
+      <w:r>
+        <w:t xml:space="preserve"> </w:t>
+      </w:r>
+      <w:r>
+        <w:rPr>
+          <w:bCs/>
+          <w:b/>
+        </w:rPr>
+        <w:t xml:space="preserve">Keyless (default on a configured deploy)</w:t>
+      </w:r>
+      <w:r>
+        <w:t xml:space="preserve"> </w:t>
+      </w:r>
+      <w:r>
+        <w:t xml:space="preserve">— the button POSTs to a same-origin serverless endpoint</w:t>
+      </w:r>
+      <w:r>
+        <w:t xml:space="preserve"> </w:t>
+      </w:r>
+      <w:r>
+        <w:t xml:space="preserve">(</w:t>
+      </w:r>
+      <w:r>
+        <w:rPr>
+          <w:rStyle w:val="VerbatimChar"/>
+        </w:rPr>
+        <w:t xml:space="preserve">/api/refresh</w:t>
+      </w:r>
+      <w:r>
+        <w:t xml:space="preserve">) that holds the GitHub dispatch token</w:t>
+      </w:r>
+      <w:r>
+        <w:t xml:space="preserve"> </w:t>
+      </w:r>
+      <w:r>
+        <w:rPr>
+          <w:bCs/>
+          <w:b/>
+        </w:rPr>
+        <w:t xml:space="preserve">server-side</w:t>
+      </w:r>
+      <w:r>
+        <w:t xml:space="preserve">, so you paste</w:t>
+      </w:r>
+      <w:r>
+        <w:t xml:space="preserve"> </w:t>
+      </w:r>
+      <w:r>
+        <w:rPr>
+          <w:bCs/>
+          <w:b/>
+        </w:rPr>
+        <w:t xml:space="preserve">nothing</w:t>
+      </w:r>
+      <w:r>
+        <w:t xml:space="preserve">. Set it</w:t>
+      </w:r>
+      <w:r>
+        <w:t xml:space="preserve"> </w:t>
+      </w:r>
+      <w:r>
+        <w:t xml:space="preserve">up once: add a</w:t>
+      </w:r>
+      <w:r>
+        <w:t xml:space="preserve"> </w:t>
+      </w:r>
+      <w:r>
+        <w:rPr>
+          <w:rStyle w:val="VerbatimChar"/>
+        </w:rPr>
+        <w:t xml:space="preserve">GH_DISPATCH_TOKEN</w:t>
+      </w:r>
+      <w:r>
+        <w:t xml:space="preserve"> </w:t>
+      </w:r>
+      <w:r>
+        <w:t xml:space="preserve">env var on Vercel (</w:t>
+      </w:r>
+      <w:r>
+        <w:rPr>
+          <w:rStyle w:val="VerbatimChar"/>
+        </w:rPr>
+        <w:t xml:space="preserve">SETUP.md</w:t>
+      </w:r>
+      <w:r>
+        <w:t xml:space="preserve"> </w:t>
+      </w:r>
+      <w:r>
+        <w:t xml:space="preserve">§3a).</w:t>
+      </w:r>
+      <w:r>
+        <w:t xml:space="preserve"> </w:t>
+      </w:r>
+      <w:r>
+        <w:t xml:space="preserve">-</w:t>
+      </w:r>
+      <w:r>
+        <w:t xml:space="preserve"> </w:t>
+      </w:r>
+      <w:r>
+        <w:rPr>
+          <w:bCs/>
+          <w:b/>
+        </w:rPr>
+        <w:t xml:space="preserve">Fallback</w:t>
+      </w:r>
+      <w:r>
+        <w:t xml:space="preserve"> </w:t>
+      </w:r>
+      <w:r>
+        <w:t xml:space="preserve">— if that endpoint isn’t configured (or you opened the page from</w:t>
+      </w:r>
+      <w:r>
+        <w:t xml:space="preserve"> </w:t>
+      </w:r>
+      <w:r>
+        <w:rPr>
+          <w:rStyle w:val="VerbatimChar"/>
+        </w:rPr>
+        <w:t xml:space="preserve">file://</w:t>
+      </w:r>
+      <w:r>
+        <w:t xml:space="preserve">), Refresh prompts</w:t>
+      </w:r>
+      <w:r>
+        <w:t xml:space="preserve"> </w:t>
+      </w:r>
+      <w:r>
+        <w:t xml:space="preserve">you once for a</w:t>
       </w:r>
       <w:r>
         <w:t xml:space="preserve"> </w:t>
@@ -16225,13 +16373,28 @@
         <w:t xml:space="preserve"> </w:t>
       </w:r>
       <w:r>
-        <w:t xml:space="preserve">(stored only in your browser).</w:t>
-      </w:r>
-      <w:r>
-        <w:t xml:space="preserve"> </w:t>
-      </w:r>
-      <w:r>
-        <w:t xml:space="preserve">- It triggers the GitHub Action; the dashboard</w:t>
+        <w:t xml:space="preserve">(stored only in your browser) — see</w:t>
+      </w:r>
+      <w:r>
+        <w:t xml:space="preserve"> </w:t>
+      </w:r>
+      <w:r>
+        <w:rPr>
+          <w:rStyle w:val="VerbatimChar"/>
+        </w:rPr>
+        <w:t xml:space="preserve">SETUP.md</w:t>
+      </w:r>
+      <w:r>
+        <w:t xml:space="preserve"> </w:t>
+      </w:r>
+      <w:r>
+        <w:t xml:space="preserve">§3b.</w:t>
+      </w:r>
+      <w:r>
+        <w:t xml:space="preserve"> </w:t>
+      </w:r>
+      <w:r>
+        <w:t xml:space="preserve">- Either way it triggers the GitHub Action; the dashboard</w:t>
       </w:r>
       <w:r>
         <w:t xml:space="preserve"> </w:t>
@@ -16247,19 +16410,19 @@
         <w:t xml:space="preserve"> </w:t>
       </w:r>
       <w:r>
-        <w:t xml:space="preserve">when fresh data lands</w:t>
-      </w:r>
-      <w:r>
-        <w:t xml:space="preserve"> </w:t>
-      </w:r>
-      <w:r>
-        <w:t xml:space="preserve">(~1–3 min). No manual reload.</w:t>
-      </w:r>
-      <w:r>
-        <w:t xml:space="preserve"> </w:t>
-      </w:r>
-      <w:r>
-        <w:t xml:space="preserve">- No token? Refresh points you to the manual</w:t>
+        <w:t xml:space="preserve">when fresh data</w:t>
+      </w:r>
+      <w:r>
+        <w:t xml:space="preserve"> </w:t>
+      </w:r>
+      <w:r>
+        <w:t xml:space="preserve">lands (~1–3 min). No manual reload.</w:t>
+      </w:r>
+      <w:r>
+        <w:t xml:space="preserve"> </w:t>
+      </w:r>
+      <w:r>
+        <w:t xml:space="preserve">- No token configured anywhere? Refresh points you to the manual</w:t>
       </w:r>
       <w:r>
         <w:t xml:space="preserve"> </w:t>

--- a/docs/USER-GUIDE.docx
+++ b/docs/USER-GUIDE.docx
@@ -4489,7 +4489,7 @@
       <w:r>
         <w:drawing>
           <wp:inline>
-            <wp:extent cx="5334000" cy="14222610"/>
+            <wp:extent cx="5334000" cy="14230945"/>
             <wp:effectExtent b="0" l="0" r="0" t="0"/>
             <wp:docPr descr="Portfolio and triggers" title="" id="46" name="Picture"/>
             <a:graphic>
@@ -4510,7 +4510,7 @@
                   <pic:spPr bwMode="auto">
                     <a:xfrm>
                       <a:off x="0" y="0"/>
-                      <a:ext cx="5334000" cy="14222610"/>
+                      <a:ext cx="5334000" cy="14230945"/>
                     </a:xfrm>
                     <a:prstGeom prst="rect">
                       <a:avLst/>
@@ -8207,13 +8207,88 @@
         <w:t xml:space="preserve"> </w:t>
       </w:r>
       <w:r>
-        <w:t xml:space="preserve">&gt;50× forward P/E → trim ⅓ (needs your cost basis</w:t>
-      </w:r>
-      <w:r>
-        <w:t xml:space="preserve"> </w:t>
-      </w:r>
-      <w:r>
-        <w:t xml:space="preserve">from Settings).</w:t>
+        <w:t xml:space="preserve">&gt;50×</w:t>
+      </w:r>
+      <w:r>
+        <w:t xml:space="preserve"> </w:t>
+      </w:r>
+      <w:r>
+        <w:rPr>
+          <w:bCs/>
+          <w:b/>
+        </w:rPr>
+        <w:t xml:space="preserve">forward</w:t>
+      </w:r>
+      <w:r>
+        <w:t xml:space="preserve"> </w:t>
+      </w:r>
+      <w:r>
+        <w:t xml:space="preserve">P/E → trim ⅓. Forward P/E is a</w:t>
+      </w:r>
+      <w:r>
+        <w:t xml:space="preserve"> </w:t>
+      </w:r>
+      <w:r>
+        <w:rPr>
+          <w:iCs/>
+          <w:i/>
+        </w:rPr>
+        <w:t xml:space="preserve">best-effort keyless</w:t>
+      </w:r>
+      <w:r>
+        <w:t xml:space="preserve"> </w:t>
+      </w:r>
+      <w:r>
+        <w:t xml:space="preserve">fetch (Yahoo increasingly gates it, so it’s often unavailable) — to guarantee this</w:t>
+      </w:r>
+      <w:r>
+        <w:t xml:space="preserve"> </w:t>
+      </w:r>
+      <w:r>
+        <w:t xml:space="preserve">rule can evaluate, set</w:t>
+      </w:r>
+      <w:r>
+        <w:t xml:space="preserve"> </w:t>
+      </w:r>
+      <w:r>
+        <w:rPr>
+          <w:rStyle w:val="VerbatimChar"/>
+        </w:rPr>
+        <w:t xml:space="preserve">forward_pe</w:t>
+      </w:r>
+      <w:r>
+        <w:t xml:space="preserve"> </w:t>
+      </w:r>
+      <w:r>
+        <w:t xml:space="preserve">per position in</w:t>
+      </w:r>
+      <w:r>
+        <w:t xml:space="preserve"> </w:t>
+      </w:r>
+      <w:r>
+        <w:rPr>
+          <w:rStyle w:val="VerbatimChar"/>
+        </w:rPr>
+        <w:t xml:space="preserve">positions.local.json</w:t>
+      </w:r>
+      <w:r>
+        <w:t xml:space="preserve">. It also needs your cost basis.</w:t>
+      </w:r>
+      <w:r>
+        <w:t xml:space="preserve"> </w:t>
+      </w:r>
+      <w:r>
+        <w:rPr>
+          <w:bCs/>
+          <w:b/>
+        </w:rPr>
+        <w:t xml:space="preserve">Without a forward-P/E value the P/E condition simply isn’t met (no trim)</w:t>
+      </w:r>
+      <w:r>
+        <w:t xml:space="preserve"> </w:t>
+      </w:r>
+      <w:r>
+        <w:t xml:space="preserve">— there is no trailing-P/E fallback for this trigger.</w:t>
       </w:r>
       <w:r>
         <w:t xml:space="preserve"> </w:t>
@@ -13338,7 +13413,7 @@
         <w:t xml:space="preserve"> </w:t>
       </w:r>
       <w:r>
-        <w:t xml:space="preserve">the identical pipeline that scores the known 24:</w:t>
+        <w:t xml:space="preserve">the identical pipeline that scores the existing watchlist:</w:t>
       </w:r>
       <w:r>
         <w:t xml:space="preserve"> </w:t>
@@ -14365,7 +14440,80 @@
         <w:t xml:space="preserve"> </w:t>
       </w:r>
       <w:r>
-        <w:t xml:space="preserve">a quick check of whether your contract is priced rich/cheap vs the at-the-money market.</w:t>
+        <w:t xml:space="preserve">a quick check of whether your contract is priced rich/cheap vs the at-the-money market. The</w:t>
+      </w:r>
+      <w:r>
+        <w:t xml:space="preserve"> </w:t>
+      </w:r>
+      <w:r>
+        <w:rPr>
+          <w:bCs/>
+          <w:b/>
+        </w:rPr>
+        <w:t xml:space="preserve">posture-driven</w:t>
+      </w:r>
+      <w:r>
+        <w:rPr>
+          <w:bCs/>
+          <w:b/>
+        </w:rPr>
+        <w:t xml:space="preserve"> </w:t>
+      </w:r>
+      <w:r>
+        <w:rPr>
+          <w:bCs/>
+          <w:b/>
+        </w:rPr>
+        <w:t xml:space="preserve">structure suggestion</w:t>
+      </w:r>
+      <w:r>
+        <w:t xml:space="preserve"> </w:t>
+      </w:r>
+      <w:r>
+        <w:t xml:space="preserve">is now</w:t>
+      </w:r>
+      <w:r>
+        <w:t xml:space="preserve"> </w:t>
+      </w:r>
+      <w:r>
+        <w:rPr>
+          <w:bCs/>
+          <w:b/>
+        </w:rPr>
+        <w:t xml:space="preserve">IV-aware</w:t>
+      </w:r>
+      <w:r>
+        <w:t xml:space="preserve">: when premium is rich (high VIX) it steers you toward</w:t>
+      </w:r>
+      <w:r>
+        <w:t xml:space="preserve"> </w:t>
+      </w:r>
+      <w:r>
+        <w:rPr>
+          <w:bCs/>
+          <w:b/>
+        </w:rPr>
+        <w:t xml:space="preserve">debit</w:t>
+      </w:r>
+      <w:r>
+        <w:rPr>
+          <w:bCs/>
+          <w:b/>
+        </w:rPr>
+        <w:t xml:space="preserve"> </w:t>
+      </w:r>
+      <w:r>
+        <w:rPr>
+          <w:bCs/>
+          <w:b/>
+        </w:rPr>
+        <w:t xml:space="preserve">spreads</w:t>
+      </w:r>
+      <w:r>
+        <w:t xml:space="preserve"> </w:t>
+      </w:r>
+      <w:r>
+        <w:t xml:space="preserve">(or buying shares) instead of outright long calls/puts, and toward outright long premium when IV is cheap.</w:t>
       </w:r>
     </w:p>
     <w:p>
@@ -14740,7 +14888,7 @@
       <w:r>
         <w:drawing>
           <wp:inline>
-            <wp:extent cx="5334000" cy="6184106"/>
+            <wp:extent cx="5334000" cy="6755010"/>
             <wp:effectExtent b="0" l="0" r="0" t="0"/>
             <wp:docPr descr="Agent digest" title="" id="76" name="Picture"/>
             <a:graphic>
@@ -14761,7 +14909,7 @@
                   <pic:spPr bwMode="auto">
                     <a:xfrm>
                       <a:off x="0" y="0"/>
-                      <a:ext cx="5334000" cy="6184106"/>
+                      <a:ext cx="5334000" cy="6755010"/>
                     </a:xfrm>
                     <a:prstGeom prst="rect">
                       <a:avLst/>
@@ -15094,7 +15242,7 @@
           <w:bCs/>
           <w:b/>
         </w:rPr>
-        <w:t xml:space="preserve">✦ Generate digest in browser</w:t>
+        <w:t xml:space="preserve">✦ Digest in browser</w:t>
       </w:r>
       <w:r>
         <w:t xml:space="preserve">.</w:t>
@@ -15124,7 +15272,7 @@
       <w:r>
         <w:drawing>
           <wp:inline>
-            <wp:extent cx="5334000" cy="6184106"/>
+            <wp:extent cx="5334000" cy="6755010"/>
             <wp:effectExtent b="0" l="0" r="0" t="0"/>
             <wp:docPr descr="Settings" title="" id="80" name="Picture"/>
             <a:graphic>
@@ -15145,7 +15293,7 @@
                   <pic:spPr bwMode="auto">
                     <a:xfrm>
                       <a:off x="0" y="0"/>
-                      <a:ext cx="5334000" cy="6184106"/>
+                      <a:ext cx="5334000" cy="6755010"/>
                     </a:xfrm>
                     <a:prstGeom prst="rect">
                       <a:avLst/>
